--- a/mod-journal-paper.docx
+++ b/mod-journal-paper.docx
@@ -1046,7 +1046,7 @@
           <w:lang w:val="en-US"/>
         </w:rPr>
         <w:drawing>
-          <wp:anchor distT="0" distB="0" distL="114300" distR="114300" simplePos="0" relativeHeight="251692032" behindDoc="0" locked="0" layoutInCell="1" allowOverlap="1">
+          <wp:anchor distT="0" distB="0" distL="114300" distR="114300" simplePos="0" relativeHeight="251678720" behindDoc="0" locked="0" layoutInCell="1" allowOverlap="1">
             <wp:simplePos x="0" y="0"/>
             <wp:positionH relativeFrom="column">
               <wp:posOffset>31750</wp:posOffset>
@@ -1178,7 +1178,7 @@
           <w:lang w:val="en-US"/>
         </w:rPr>
         <w:drawing>
-          <wp:anchor distT="0" distB="0" distL="114300" distR="114300" simplePos="0" relativeHeight="251694080" behindDoc="0" locked="0" layoutInCell="1" allowOverlap="1">
+          <wp:anchor distT="0" distB="0" distL="114300" distR="114300" simplePos="0" relativeHeight="251680768" behindDoc="0" locked="0" layoutInCell="1" allowOverlap="1">
             <wp:simplePos x="0" y="0"/>
             <wp:positionH relativeFrom="column">
               <wp:posOffset>154305</wp:posOffset>
@@ -6792,6 +6792,7 @@
               <w:rPr>
                 <w:rFonts w:hint="default"/>
                 <w:vertAlign w:val="baseline"/>
+                <w:lang w:val="en-US"/>
               </w:rPr>
             </w:pPr>
             <w:r>
@@ -6807,6 +6808,14 @@
                 <w:vertAlign w:val="baseline"/>
               </w:rPr>
               <w:t>"Enhanced Secretary Bird Optimization for Energy-Efficient Cluster Head Selection" (2026)</w:t>
+            </w:r>
+            <w:r>
+              <w:rPr>
+                <w:rFonts w:hint="default"/>
+                <w:vertAlign w:val="baseline"/>
+                <w:lang w:val="en-US"/>
+              </w:rPr>
+              <w:t>[39]</w:t>
             </w:r>
           </w:p>
         </w:tc>
@@ -6985,6 +6994,7 @@
               <w:rPr>
                 <w:rFonts w:hint="default"/>
                 <w:vertAlign w:val="baseline"/>
+                <w:lang w:val="en-US"/>
               </w:rPr>
             </w:pPr>
             <w:r>
@@ -6993,6 +7003,14 @@
                 <w:vertAlign w:val="baseline"/>
               </w:rPr>
               <w:t>Intelligent Energy-Aware Routing via Protozoa Behavior" (2026)</w:t>
+            </w:r>
+            <w:r>
+              <w:rPr>
+                <w:rFonts w:hint="default"/>
+                <w:vertAlign w:val="baseline"/>
+                <w:lang w:val="en-US"/>
+              </w:rPr>
+              <w:t>[40]</w:t>
             </w:r>
           </w:p>
         </w:tc>
@@ -7338,26 +7356,16 @@
     </w:p>
     <w:p>
       <w:pPr>
-        <w:pStyle w:val="9"/>
-        <w:numPr>
-          <w:ilvl w:val="0"/>
-          <w:numId w:val="0"/>
-        </w:numPr>
         <w:bidi w:val="0"/>
-        <w:spacing w:after="120" w:line="228" w:lineRule="auto"/>
         <w:jc w:val="both"/>
         <w:rPr>
           <w:rFonts w:hint="default"/>
-          <w:sz w:val="20"/>
-          <w:szCs w:val="20"/>
-          <w:lang w:val="en-US"/>
-        </w:rPr>
-      </w:pPr>
-      <w:r>
-        <w:rPr>
-          <w:rFonts w:hint="default"/>
-          <w:sz w:val="20"/>
-          <w:szCs w:val="20"/>
+          <w:lang w:val="en-US"/>
+        </w:rPr>
+      </w:pPr>
+      <w:r>
+        <w:rPr>
+          <w:rFonts w:hint="default"/>
           <w:lang w:val="en-US"/>
         </w:rPr>
         <w:t xml:space="preserve">This paper presents a Reinforcement Learning Driven Hybrid Clustering (RLHC) framework. It improve energy efficiency and operational lifetime in WSNs. The whole framework divided into a five-layer architecture, in which each layer contribute its own advantage. The whole framework collectively optimizes CH roles and network management through real time feedback. From simulation results we can confirm that the integrated RLHC framework delivers improved throughput, higher packet delivery ratio (PDR) and extends network lifetime. It merges the deterministic optimization with machine learning guided adaptation. This is making whole system robust across diverse IoT enabled WSN scenarios. The RLHC framework composed of five integrated layers designed to improve energy efficiency and clustering in WSNs. </w:t>
@@ -7365,15 +7373,10 @@
     </w:p>
     <w:p>
       <w:pPr>
-        <w:pStyle w:val="9"/>
         <w:keepNext w:val="0"/>
         <w:keepLines w:val="0"/>
         <w:pageBreakBefore w:val="0"/>
         <w:widowControl/>
-        <w:numPr>
-          <w:ilvl w:val="0"/>
-          <w:numId w:val="0"/>
-        </w:numPr>
         <w:kinsoku/>
         <w:wordWrap/>
         <w:overflowPunct/>
@@ -7383,7 +7386,7 @@
         <w:bidi w:val="0"/>
         <w:adjustRightInd/>
         <w:snapToGrid/>
-        <w:spacing w:before="361" w:beforeLines="100" w:after="120" w:line="240" w:lineRule="auto"/>
+        <w:spacing w:before="181" w:beforeLines="50"/>
         <w:jc w:val="center"/>
         <w:textAlignment w:val="auto"/>
         <w:rPr>
@@ -7401,13 +7404,13 @@
           <w:lang w:val="en-US"/>
         </w:rPr>
         <w:drawing>
-          <wp:anchor distT="0" distB="0" distL="114300" distR="114300" simplePos="0" relativeHeight="251693056" behindDoc="0" locked="0" layoutInCell="1" allowOverlap="1">
+          <wp:anchor distT="0" distB="0" distL="114300" distR="114300" simplePos="0" relativeHeight="251679744" behindDoc="0" locked="0" layoutInCell="1" allowOverlap="1">
             <wp:simplePos x="0" y="0"/>
-            <wp:positionH relativeFrom="column">
-              <wp:posOffset>57150</wp:posOffset>
+            <wp:positionH relativeFrom="page">
+              <wp:posOffset>624205</wp:posOffset>
             </wp:positionH>
-            <wp:positionV relativeFrom="paragraph">
-              <wp:posOffset>18415</wp:posOffset>
+            <wp:positionV relativeFrom="page">
+              <wp:posOffset>3235960</wp:posOffset>
             </wp:positionV>
             <wp:extent cx="2991485" cy="2489200"/>
             <wp:effectExtent l="0" t="0" r="18415" b="6350"/>
@@ -7458,15 +7461,1776 @@
     </w:p>
     <w:p>
       <w:pPr>
+        <w:bidi w:val="0"/>
+        <w:jc w:val="center"/>
+        <w:rPr>
+          <w:rFonts w:hint="default"/>
+          <w:sz w:val="16"/>
+          <w:szCs w:val="16"/>
+          <w:lang w:val="en-US"/>
+        </w:rPr>
+      </w:pPr>
+    </w:p>
+    <w:p>
+      <w:pPr>
+        <w:bidi w:val="0"/>
+        <w:jc w:val="both"/>
+        <w:rPr>
+          <w:rFonts w:hint="default"/>
+          <w:lang w:val="en-US"/>
+        </w:rPr>
+      </w:pPr>
+      <w:r>
+        <w:rPr>
+          <w:rFonts w:hint="default"/>
+          <w:lang w:val="en-US"/>
+        </w:rPr>
+        <w:t>The Figure 3, illustrates the proposed multi-layer architecture for energy-efficient clustering and communication in wireless sensor networks. Initially, high energy nodes are prioritized as potential cluster head candidates, followed by centrality and spatial filtering to ensure optimal distribution. Compact clusters are then formed using a CH-guided K-means approach. An adaptive Q-learning mechanism further refines cluster head selection and transmission parameters. Finally, a composite channel model enables efficient multi-hop communication between cluster heads and the base station.</w:t>
+      </w:r>
+    </w:p>
+    <w:p>
+      <w:pPr>
+        <w:bidi w:val="0"/>
+        <w:jc w:val="both"/>
+        <w:rPr>
+          <w:rFonts w:hint="default"/>
+          <w:lang w:val="en-US"/>
+        </w:rPr>
+      </w:pPr>
+    </w:p>
+    <w:p>
+      <w:pPr>
+        <w:bidi w:val="0"/>
+        <w:jc w:val="both"/>
+        <w:rPr>
+          <w:rFonts w:hint="default"/>
+          <w:i w:val="0"/>
+          <w:iCs w:val="0"/>
+          <w:lang w:val="en-US"/>
+        </w:rPr>
+      </w:pPr>
+      <w:r>
+        <w:rPr>
+          <w:rFonts w:hint="default"/>
+          <w:i w:val="0"/>
+          <w:iCs w:val="0"/>
+          <w:lang w:val="en-US"/>
+        </w:rPr>
+        <w:t xml:space="preserve">Layer 1: Energy Normalized Distributed Energy Efficient Clustering Protocol </w:t>
+      </w:r>
+    </w:p>
+    <w:p>
+      <w:pPr>
+        <w:bidi w:val="0"/>
+        <w:ind w:firstLine="400" w:firstLineChars="200"/>
+        <w:jc w:val="both"/>
+        <w:rPr>
+          <w:rFonts w:hint="default"/>
+          <w:lang w:val="en-US"/>
+        </w:rPr>
+      </w:pPr>
+      <w:r>
+        <w:rPr>
+          <w:rFonts w:hint="default"/>
+          <w:lang w:val="en-US"/>
+        </w:rPr>
+        <w:t xml:space="preserve">DEEC acts as the fundamental layer of the proposed RLHC framework. In this work, it is enhanced into an Energy-Normalized DEECP (EN-DEECP), where the conventional energy-aware clustering mechanism is refined through normalization of node energies to improve fairness, stability and comparability. DEECP inherently operates in a heterogeneous network setting, consisting of a combination of, Normal nodes (baseline energy) and Advanced nodes (higher initial energy). This heterogeneity allows advanced nodes to take on more energy-intensive roles such as CH, thereby improving network lifetime. In the proposed EN-DEECP enhancement, an additional energy normalization constraint is introduced. Specifically, the total initial energy of the network is kept constant across all comparative algorithms, regardless of node heterogeneity. This ensures that the sum of energy across all nodes remains equal for every protocol under evaluation. To promote performance improvements are due to algorithmic efficiency, not excess energy availability. Furthermore, CH selection is based on normalized residual energy, meaning each node’s energy is evaluated relative to the current network energy state rather than absolute values. This prevents dominance of high-energy nodes and promotes balanced energy dissipation. In heterogeneous IoT-enabled WSN environments, this enhanced formulation not only optimizes initial CH selection but also provides a normalized and stable foundation for higher-layer processes such as spatial filtering, clustering, and Q-learning-based adaptation, ultimately leading to improved load balancing and energy efficiency. </w:t>
+      </w:r>
+    </w:p>
+    <w:p>
+      <w:pPr>
+        <w:bidi w:val="0"/>
+        <w:jc w:val="both"/>
+        <m:rPr/>
+        <w:rPr>
+          <w:rFonts w:hint="default"/>
+          <w:lang w:val="en-US"/>
+        </w:rPr>
+      </w:pPr>
+      <w:r>
+        <w:rPr>
+          <w:rFonts w:hint="default"/>
+          <w:lang w:val="en-US"/>
+        </w:rPr>
+        <w:br w:type="textWrapping"/>
+      </w:r>
+      <m:oMathPara>
+        <m:oMathParaPr>
+          <m:jc m:val="center"/>
+        </m:oMathParaPr>
+        <m:oMath>
+          <m:sSubSup>
+            <m:sSubSupPr>
+              <m:ctrlPr>
+                <w:rPr>
+                  <w:rFonts w:hint="default" w:ascii="Cambria Math" w:hAnsi="Cambria Math"/>
+                </w:rPr>
+              </m:ctrlPr>
+            </m:sSubSupPr>
+            <m:e>
+              <m:r>
+                <m:rPr>
+                  <m:sty m:val="p"/>
+                </m:rPr>
+                <w:rPr>
+                  <w:rFonts w:hint="default" w:ascii="Times New Roman" w:hAnsi="Times New Roman"/>
+                </w:rPr>
+                <m:t>E</m:t>
+              </m:r>
+              <m:ctrlPr>
+                <w:rPr>
+                  <w:rFonts w:ascii="Cambria Math" w:hAnsi="Cambria Math"/>
+                </w:rPr>
+              </m:ctrlPr>
+            </m:e>
+            <m:sub>
+              <m:r>
+                <m:rPr>
+                  <m:sty m:val="p"/>
+                </m:rPr>
+                <w:rPr>
+                  <w:rFonts w:hint="default" w:ascii="Times New Roman" w:hAnsi="Times New Roman"/>
+                </w:rPr>
+                <m:t>total</m:t>
+              </m:r>
+              <m:ctrlPr>
+                <w:rPr>
+                  <w:rFonts w:ascii="Cambria Math" w:hAnsi="Cambria Math"/>
+                </w:rPr>
+              </m:ctrlPr>
+            </m:sub>
+            <m:sup>
+              <m:r>
+                <m:rPr>
+                  <m:sty m:val="p"/>
+                </m:rPr>
+                <w:rPr>
+                  <w:rFonts w:hint="default" w:ascii="Times New Roman" w:hAnsi="Times New Roman"/>
+                </w:rPr>
+                <m:t>n</m:t>
+              </m:r>
+              <m:r>
+                <m:rPr>
+                  <m:sty m:val="p"/>
+                </m:rPr>
+                <w:rPr>
+                  <w:rFonts w:hint="default" w:ascii="Times New Roman" w:hAnsi="Times New Roman"/>
+                </w:rPr>
+                <m:t>ormalized</m:t>
+              </m:r>
+              <m:ctrlPr>
+                <w:rPr>
+                  <w:rFonts w:ascii="Cambria Math" w:hAnsi="Cambria Math"/>
+                </w:rPr>
+              </m:ctrlPr>
+            </m:sup>
+          </m:sSubSup>
+          <m:r>
+            <m:rPr>
+              <m:sty m:val="p"/>
+            </m:rPr>
+            <w:rPr>
+              <w:rFonts w:hint="default" w:ascii="Times New Roman" w:hAnsi="Times New Roman"/>
+            </w:rPr>
+            <m:t>=N⋅</m:t>
+          </m:r>
+          <m:sSub>
+            <m:sSubPr>
+              <m:ctrlPr>
+                <w:rPr>
+                  <w:rFonts w:hint="default" w:ascii="Cambria Math" w:hAnsi="Cambria Math"/>
+                </w:rPr>
+              </m:ctrlPr>
+            </m:sSubPr>
+            <m:e>
+              <m:r>
+                <m:rPr>
+                  <m:sty m:val="p"/>
+                </m:rPr>
+                <w:rPr>
+                  <w:rFonts w:hint="default" w:ascii="Times New Roman" w:hAnsi="Times New Roman"/>
+                </w:rPr>
+                <m:t>E</m:t>
+              </m:r>
+              <m:ctrlPr>
+                <w:rPr>
+                  <w:rFonts w:ascii="Cambria Math" w:hAnsi="Cambria Math"/>
+                </w:rPr>
+              </m:ctrlPr>
+            </m:e>
+            <m:sub>
+              <m:r>
+                <m:rPr>
+                  <m:sty m:val="p"/>
+                </m:rPr>
+                <w:rPr>
+                  <w:rFonts w:hint="default" w:ascii="Times New Roman" w:hAnsi="Times New Roman"/>
+                </w:rPr>
+                <m:t>0</m:t>
+              </m:r>
+              <m:ctrlPr>
+                <w:rPr>
+                  <w:rFonts w:ascii="Cambria Math" w:hAnsi="Cambria Math"/>
+                </w:rPr>
+              </m:ctrlPr>
+            </m:sub>
+          </m:sSub>
+          <m:r>
+            <m:rPr>
+              <m:sty m:val="p"/>
+            </m:rPr>
+            <w:rPr>
+              <w:rFonts w:hint="default" w:ascii="Times New Roman" w:hAnsi="Times New Roman"/>
+              <w:lang w:val="en-US"/>
+            </w:rPr>
+            <m:t xml:space="preserve">                               </m:t>
+          </m:r>
+          <m:r>
+            <m:rPr>
+              <m:sty m:val="p"/>
+            </m:rPr>
+            <w:rPr>
+              <w:rFonts w:hint="default" w:ascii="Times New Roman" w:hAnsi="Times New Roman"/>
+              <w:lang w:val="en-US"/>
+            </w:rPr>
+            <m:t xml:space="preserve">                   </m:t>
+          </m:r>
+          <m:r>
+            <m:rPr>
+              <m:sty m:val="p"/>
+            </m:rPr>
+            <w:rPr>
+              <w:rFonts w:hint="default" w:ascii="Times New Roman" w:hAnsi="Times New Roman"/>
+              <w:lang w:val="en-US"/>
+            </w:rPr>
+            <m:t>(1)</m:t>
+          </m:r>
+        </m:oMath>
+      </m:oMathPara>
+    </w:p>
+    <w:p>
+      <w:pPr>
+        <w:bidi w:val="0"/>
+        <w:jc w:val="both"/>
+        <m:rPr/>
+        <w:rPr>
+          <w:rFonts w:hint="default"/>
+          <w:lang w:val="en-US"/>
+        </w:rPr>
+      </w:pPr>
+    </w:p>
+    <w:p>
+      <w:pPr>
+        <w:bidi w:val="0"/>
+        <w:jc w:val="both"/>
+        <w:rPr>
+          <w:rFonts w:hint="default"/>
+          <w:lang w:val="en-US"/>
+        </w:rPr>
+      </w:pPr>
+      <w:r>
+        <w:rPr>
+          <w:rFonts w:hint="default"/>
+          <w:lang w:val="en-US"/>
+        </w:rPr>
+        <w:t>Here Equation (1) represents the total normalized energy of the network, where N denotes the total number of nodes and E0 represents the initial energy of each node.</w:t>
+      </w:r>
+    </w:p>
+    <w:p>
+      <w:pPr>
+        <w:bidi w:val="0"/>
+        <w:jc w:val="both"/>
+        <m:rPr/>
+        <w:rPr>
+          <w:rFonts w:hint="default"/>
+          <w:lang w:val="en-US"/>
+        </w:rPr>
+      </w:pPr>
+      <w:r>
+        <w:rPr>
+          <w:rFonts w:hint="default"/>
+          <w:lang w:val="en-US"/>
+        </w:rPr>
+        <w:br w:type="textWrapping"/>
+      </w:r>
+      <m:oMathPara>
+        <m:oMathParaPr>
+          <m:jc m:val="center"/>
+        </m:oMathParaPr>
+        <m:oMath>
+          <m:sSub>
+            <m:sSubPr>
+              <m:ctrlPr>
+                <w:rPr>
+                  <w:rFonts w:hint="default" w:ascii="Cambria Math" w:hAnsi="Cambria Math"/>
+                </w:rPr>
+              </m:ctrlPr>
+            </m:sSubPr>
+            <m:e>
+              <m:r>
+                <m:rPr>
+                  <m:sty m:val="p"/>
+                </m:rPr>
+                <w:rPr>
+                  <w:rFonts w:hint="default" w:ascii="Times New Roman" w:hAnsi="Times New Roman"/>
+                </w:rPr>
+                <m:t>E</m:t>
+              </m:r>
+              <m:ctrlPr>
+                <w:rPr>
+                  <w:rFonts w:ascii="Cambria Math" w:hAnsi="Cambria Math"/>
+                </w:rPr>
+              </m:ctrlPr>
+            </m:e>
+            <m:sub>
+              <m:r>
+                <m:rPr>
+                  <m:sty m:val="p"/>
+                </m:rPr>
+                <w:rPr>
+                  <w:rFonts w:hint="default" w:ascii="Times New Roman" w:hAnsi="Times New Roman"/>
+                </w:rPr>
+                <m:t>normal</m:t>
+              </m:r>
+              <m:ctrlPr>
+                <w:rPr>
+                  <w:rFonts w:ascii="Cambria Math" w:hAnsi="Cambria Math"/>
+                </w:rPr>
+              </m:ctrlPr>
+            </m:sub>
+          </m:sSub>
+          <m:r>
+            <m:rPr>
+              <m:sty m:val="p"/>
+            </m:rPr>
+            <w:rPr>
+              <w:rFonts w:hint="default" w:ascii="Times New Roman" w:hAnsi="Times New Roman"/>
+            </w:rPr>
+            <m:t>'=</m:t>
+          </m:r>
+          <m:f>
+            <m:fPr>
+              <m:ctrlPr>
+                <w:rPr>
+                  <w:rFonts w:hint="default" w:ascii="Cambria Math" w:hAnsi="Cambria Math"/>
+                </w:rPr>
+              </m:ctrlPr>
+            </m:fPr>
+            <m:num>
+              <m:sSub>
+                <m:sSubPr>
+                  <m:ctrlPr>
+                    <w:rPr>
+                      <w:rFonts w:hint="default" w:ascii="Cambria Math" w:hAnsi="Cambria Math"/>
+                    </w:rPr>
+                  </m:ctrlPr>
+                </m:sSubPr>
+                <m:e>
+                  <m:r>
+                    <m:rPr>
+                      <m:sty m:val="p"/>
+                    </m:rPr>
+                    <w:rPr>
+                      <w:rFonts w:hint="default" w:ascii="Times New Roman" w:hAnsi="Times New Roman"/>
+                    </w:rPr>
+                    <m:t>E</m:t>
+                  </m:r>
+                  <m:ctrlPr>
+                    <w:rPr>
+                      <w:rFonts w:ascii="Cambria Math" w:hAnsi="Cambria Math"/>
+                    </w:rPr>
+                  </m:ctrlPr>
+                </m:e>
+                <m:sub>
+                  <m:r>
+                    <m:rPr>
+                      <m:sty m:val="p"/>
+                    </m:rPr>
+                    <w:rPr>
+                      <w:rFonts w:hint="default" w:ascii="Times New Roman" w:hAnsi="Times New Roman"/>
+                    </w:rPr>
+                    <m:t>0</m:t>
+                  </m:r>
+                  <m:ctrlPr>
+                    <w:rPr>
+                      <w:rFonts w:ascii="Cambria Math" w:hAnsi="Cambria Math"/>
+                    </w:rPr>
+                  </m:ctrlPr>
+                </m:sub>
+              </m:sSub>
+              <m:ctrlPr>
+                <w:rPr>
+                  <w:rFonts w:hint="default" w:ascii="Cambria Math" w:hAnsi="Cambria Math"/>
+                </w:rPr>
+              </m:ctrlPr>
+            </m:num>
+            <m:den>
+              <m:r>
+                <m:rPr>
+                  <m:sty m:val="p"/>
+                </m:rPr>
+                <w:rPr>
+                  <w:rFonts w:hint="default" w:ascii="Times New Roman" w:hAnsi="Times New Roman"/>
+                </w:rPr>
+                <m:t>1+</m:t>
+              </m:r>
+              <m:r>
+                <m:rPr>
+                  <m:sty m:val="p"/>
+                </m:rPr>
+                <w:rPr>
+                  <w:rFonts w:hint="default" w:ascii="Times New Roman" w:hAnsi="Times New Roman"/>
+                </w:rPr>
+                <m:t>mα</m:t>
+              </m:r>
+              <m:ctrlPr>
+                <w:rPr>
+                  <w:rFonts w:hint="default" w:ascii="Cambria Math" w:hAnsi="Cambria Math"/>
+                </w:rPr>
+              </m:ctrlPr>
+            </m:den>
+          </m:f>
+          <m:r>
+            <m:rPr>
+              <m:sty m:val="p"/>
+            </m:rPr>
+            <w:rPr>
+              <w:rFonts w:hint="default" w:ascii="Times New Roman" w:hAnsi="Times New Roman"/>
+              <w:lang w:val="en-US"/>
+            </w:rPr>
+            <m:t xml:space="preserve">                                </m:t>
+          </m:r>
+          <m:r>
+            <m:rPr>
+              <m:sty m:val="p"/>
+            </m:rPr>
+            <w:rPr>
+              <w:rFonts w:hint="default" w:ascii="Times New Roman" w:hAnsi="Times New Roman"/>
+              <w:lang w:val="en-US"/>
+            </w:rPr>
+            <m:t xml:space="preserve">                   </m:t>
+          </m:r>
+          <m:r>
+            <m:rPr>
+              <m:sty m:val="p"/>
+            </m:rPr>
+            <w:rPr>
+              <w:rFonts w:hint="default" w:ascii="Times New Roman" w:hAnsi="Times New Roman"/>
+              <w:lang w:val="en-US"/>
+            </w:rPr>
+            <m:t>(2)</m:t>
+          </m:r>
+        </m:oMath>
+      </m:oMathPara>
+    </w:p>
+    <w:p>
+      <w:pPr>
+        <w:bidi w:val="0"/>
+        <w:jc w:val="both"/>
+        <w:rPr>
+          <w:rFonts w:hint="default"/>
+        </w:rPr>
+      </w:pPr>
+    </w:p>
+    <w:p>
+      <w:pPr>
+        <w:bidi w:val="0"/>
+        <w:jc w:val="both"/>
+        <m:rPr/>
+        <w:rPr>
+          <w:rFonts w:hint="default" w:hAnsi="Times New Roman"/>
+          <w:i w:val="0"/>
+          <w:lang w:val="en-US"/>
+        </w:rPr>
+      </w:pPr>
+      <m:oMathPara>
+        <m:oMathParaPr>
+          <m:jc m:val="center"/>
+        </m:oMathParaPr>
+        <m:oMath>
+          <m:sSub>
+            <m:sSubPr>
+              <m:ctrlPr>
+                <w:rPr>
+                  <w:rFonts w:hint="default" w:ascii="Cambria Math" w:hAnsi="Cambria Math"/>
+                </w:rPr>
+              </m:ctrlPr>
+            </m:sSubPr>
+            <m:e>
+              <m:r>
+                <m:rPr>
+                  <m:sty m:val="p"/>
+                </m:rPr>
+                <w:rPr>
+                  <w:rFonts w:hint="default" w:ascii="Times New Roman" w:hAnsi="Times New Roman"/>
+                </w:rPr>
+                <m:t>E</m:t>
+              </m:r>
+              <m:ctrlPr>
+                <w:rPr>
+                  <w:rFonts w:ascii="Cambria Math" w:hAnsi="Cambria Math"/>
+                </w:rPr>
+              </m:ctrlPr>
+            </m:e>
+            <m:sub>
+              <m:r>
+                <m:rPr>
+                  <m:sty m:val="p"/>
+                </m:rPr>
+                <w:rPr>
+                  <w:rFonts w:hint="default" w:ascii="Times New Roman" w:hAnsi="Times New Roman"/>
+                </w:rPr>
+                <m:t>advanced</m:t>
+              </m:r>
+              <m:ctrlPr>
+                <w:rPr>
+                  <w:rFonts w:ascii="Cambria Math" w:hAnsi="Cambria Math"/>
+                </w:rPr>
+              </m:ctrlPr>
+            </m:sub>
+          </m:sSub>
+          <m:r>
+            <m:rPr>
+              <m:sty m:val="p"/>
+            </m:rPr>
+            <w:rPr>
+              <w:rFonts w:hint="default" w:ascii="Times New Roman" w:hAnsi="Times New Roman"/>
+            </w:rPr>
+            <m:t>'=</m:t>
+          </m:r>
+          <m:f>
+            <m:fPr>
+              <m:ctrlPr>
+                <w:rPr>
+                  <w:rFonts w:hint="default" w:ascii="Cambria Math" w:hAnsi="Cambria Math"/>
+                </w:rPr>
+              </m:ctrlPr>
+            </m:fPr>
+            <m:num>
+              <m:sSub>
+                <m:sSubPr>
+                  <m:ctrlPr>
+                    <w:rPr>
+                      <w:rFonts w:hint="default" w:ascii="Cambria Math" w:hAnsi="Cambria Math"/>
+                    </w:rPr>
+                  </m:ctrlPr>
+                </m:sSubPr>
+                <m:e>
+                  <m:r>
+                    <m:rPr>
+                      <m:sty m:val="p"/>
+                    </m:rPr>
+                    <w:rPr>
+                      <w:rFonts w:hint="default" w:ascii="Times New Roman" w:hAnsi="Times New Roman"/>
+                    </w:rPr>
+                    <m:t>E</m:t>
+                  </m:r>
+                  <m:ctrlPr>
+                    <w:rPr>
+                      <w:rFonts w:ascii="Cambria Math" w:hAnsi="Cambria Math"/>
+                    </w:rPr>
+                  </m:ctrlPr>
+                </m:e>
+                <m:sub>
+                  <m:r>
+                    <m:rPr>
+                      <m:sty m:val="p"/>
+                    </m:rPr>
+                    <w:rPr>
+                      <w:rFonts w:hint="default" w:ascii="Times New Roman" w:hAnsi="Times New Roman"/>
+                    </w:rPr>
+                    <m:t>0</m:t>
+                  </m:r>
+                  <m:ctrlPr>
+                    <w:rPr>
+                      <w:rFonts w:ascii="Cambria Math" w:hAnsi="Cambria Math"/>
+                    </w:rPr>
+                  </m:ctrlPr>
+                </m:sub>
+              </m:sSub>
+              <m:r>
+                <m:rPr>
+                  <m:sty m:val="p"/>
+                </m:rPr>
+                <w:rPr>
+                  <w:rFonts w:hint="default" w:ascii="Times New Roman" w:hAnsi="Times New Roman"/>
+                </w:rPr>
+                <m:t>(1+α)</m:t>
+              </m:r>
+              <m:ctrlPr>
+                <w:rPr>
+                  <w:rFonts w:hint="default" w:ascii="Cambria Math" w:hAnsi="Cambria Math"/>
+                </w:rPr>
+              </m:ctrlPr>
+            </m:num>
+            <m:den>
+              <m:r>
+                <m:rPr>
+                  <m:sty m:val="p"/>
+                </m:rPr>
+                <w:rPr>
+                  <w:rFonts w:hint="default" w:ascii="Times New Roman" w:hAnsi="Times New Roman"/>
+                </w:rPr>
+                <m:t>1+mα</m:t>
+              </m:r>
+              <m:ctrlPr>
+                <w:rPr>
+                  <w:rFonts w:hint="default" w:ascii="Cambria Math" w:hAnsi="Cambria Math"/>
+                </w:rPr>
+              </m:ctrlPr>
+            </m:den>
+          </m:f>
+          <m:r>
+            <m:rPr>
+              <m:sty m:val="p"/>
+            </m:rPr>
+            <w:rPr>
+              <w:rFonts w:hint="default" w:ascii="Times New Roman" w:hAnsi="Times New Roman"/>
+              <w:lang w:val="en-US"/>
+            </w:rPr>
+            <m:t xml:space="preserve">                        </m:t>
+          </m:r>
+          <m:r>
+            <m:rPr>
+              <m:sty m:val="p"/>
+            </m:rPr>
+            <w:rPr>
+              <w:rFonts w:hint="default" w:ascii="Times New Roman" w:hAnsi="Times New Roman"/>
+              <w:lang w:val="en-US"/>
+            </w:rPr>
+            <m:t xml:space="preserve">                     </m:t>
+          </m:r>
+          <m:r>
+            <m:rPr>
+              <m:sty m:val="p"/>
+            </m:rPr>
+            <w:rPr>
+              <w:rFonts w:hint="default" w:ascii="Times New Roman" w:hAnsi="Times New Roman"/>
+              <w:lang w:val="en-US"/>
+            </w:rPr>
+            <m:t>(3)</m:t>
+          </m:r>
+        </m:oMath>
+      </m:oMathPara>
+    </w:p>
+    <w:p>
+      <w:pPr>
+        <w:bidi w:val="0"/>
+        <w:jc w:val="both"/>
+        <m:rPr/>
+        <w:rPr>
+          <w:rFonts w:hint="default" w:hAnsi="Times New Roman"/>
+          <w:i w:val="0"/>
+          <w:lang w:val="en-US" w:eastAsia="zh-CN"/>
+        </w:rPr>
+      </w:pPr>
+    </w:p>
+    <w:p>
+      <w:pPr>
+        <w:bidi w:val="0"/>
+        <w:jc w:val="both"/>
+        <w:rPr>
+          <w:rFonts w:hint="default"/>
+          <w:lang w:val="en-US" w:eastAsia="zh-CN"/>
+        </w:rPr>
+      </w:pPr>
+      <w:r>
+        <w:rPr>
+          <w:rFonts w:hint="default"/>
+          <w:lang w:val="en-US" w:eastAsia="zh-CN"/>
+        </w:rPr>
+        <w:t>Equation (2) represents the initial energy of normal nodes, where E0 denotes the energy assigned to each normal node, and equation (3) represents the initial energy of advanced nodes, where α is the energy factor indicating the additional energy of advanced nodes compared to normal nodes.</w:t>
+      </w:r>
+    </w:p>
+    <w:p>
+      <w:pPr>
+        <w:bidi w:val="0"/>
+        <w:jc w:val="both"/>
+        <w:rPr>
+          <w:rFonts w:hint="default"/>
+          <w:lang w:val="en-US" w:eastAsia="zh-CN"/>
+        </w:rPr>
+      </w:pPr>
+    </w:p>
+    <w:p>
+      <w:pPr>
+        <w:bidi w:val="0"/>
+        <w:jc w:val="both"/>
+        <m:rPr/>
+        <w:rPr>
+          <w:rFonts w:hint="default"/>
+          <w:lang w:val="en-US"/>
+        </w:rPr>
+      </w:pPr>
+      <m:oMathPara>
+        <m:oMathParaPr>
+          <m:jc m:val="center"/>
+        </m:oMathParaPr>
+        <m:oMath>
+          <m:r>
+            <m:rPr>
+              <m:sty m:val="p"/>
+            </m:rPr>
+            <w:rPr>
+              <w:rFonts w:hint="default" w:ascii="Times New Roman" w:hAnsi="Times New Roman"/>
+            </w:rPr>
+            <m:t>N(1−m)</m:t>
+          </m:r>
+          <m:sSub>
+            <m:sSubPr>
+              <m:ctrlPr>
+                <w:rPr>
+                  <w:rFonts w:hint="default" w:ascii="Cambria Math" w:hAnsi="Cambria Math"/>
+                </w:rPr>
+              </m:ctrlPr>
+            </m:sSubPr>
+            <m:e>
+              <m:r>
+                <m:rPr>
+                  <m:sty m:val="p"/>
+                </m:rPr>
+                <w:rPr>
+                  <w:rFonts w:hint="default" w:ascii="Times New Roman" w:hAnsi="Times New Roman"/>
+                </w:rPr>
+                <m:t>E</m:t>
+              </m:r>
+              <m:ctrlPr>
+                <w:rPr>
+                  <w:rFonts w:ascii="Cambria Math" w:hAnsi="Cambria Math"/>
+                </w:rPr>
+              </m:ctrlPr>
+            </m:e>
+            <m:sub>
+              <m:r>
+                <m:rPr>
+                  <m:sty m:val="p"/>
+                </m:rPr>
+                <w:rPr>
+                  <w:rFonts w:hint="default" w:ascii="Times New Roman" w:hAnsi="Times New Roman"/>
+                </w:rPr>
+                <m:t>normal</m:t>
+              </m:r>
+              <m:ctrlPr>
+                <w:rPr>
+                  <w:rFonts w:ascii="Cambria Math" w:hAnsi="Cambria Math"/>
+                </w:rPr>
+              </m:ctrlPr>
+            </m:sub>
+          </m:sSub>
+          <m:r>
+            <m:rPr>
+              <m:sty m:val="p"/>
+            </m:rPr>
+            <w:rPr>
+              <w:rFonts w:hint="default" w:ascii="Times New Roman" w:hAnsi="Times New Roman"/>
+            </w:rPr>
+            <m:t>'+Nm</m:t>
+          </m:r>
+          <m:sSub>
+            <m:sSubPr>
+              <m:ctrlPr>
+                <w:rPr>
+                  <w:rFonts w:hint="default" w:ascii="Cambria Math" w:hAnsi="Cambria Math"/>
+                </w:rPr>
+              </m:ctrlPr>
+            </m:sSubPr>
+            <m:e>
+              <m:r>
+                <m:rPr>
+                  <m:sty m:val="p"/>
+                </m:rPr>
+                <w:rPr>
+                  <w:rFonts w:hint="default" w:ascii="Times New Roman" w:hAnsi="Times New Roman"/>
+                </w:rPr>
+                <m:t>E</m:t>
+              </m:r>
+              <m:ctrlPr>
+                <w:rPr>
+                  <w:rFonts w:ascii="Cambria Math" w:hAnsi="Cambria Math"/>
+                </w:rPr>
+              </m:ctrlPr>
+            </m:e>
+            <m:sub>
+              <m:r>
+                <m:rPr>
+                  <m:sty m:val="p"/>
+                </m:rPr>
+                <w:rPr>
+                  <w:rFonts w:hint="default" w:ascii="Times New Roman" w:hAnsi="Times New Roman"/>
+                </w:rPr>
+                <m:t>advanced</m:t>
+              </m:r>
+              <m:ctrlPr>
+                <w:rPr>
+                  <w:rFonts w:ascii="Cambria Math" w:hAnsi="Cambria Math"/>
+                </w:rPr>
+              </m:ctrlPr>
+            </m:sub>
+          </m:sSub>
+          <m:r>
+            <m:rPr>
+              <m:sty m:val="p"/>
+            </m:rPr>
+            <w:rPr>
+              <w:rFonts w:hint="default" w:ascii="Times New Roman" w:hAnsi="Times New Roman"/>
+            </w:rPr>
+            <m:t>'=N</m:t>
+          </m:r>
+          <m:sSub>
+            <m:sSubPr>
+              <m:ctrlPr>
+                <w:rPr>
+                  <w:rFonts w:hint="default" w:ascii="Cambria Math" w:hAnsi="Cambria Math"/>
+                </w:rPr>
+              </m:ctrlPr>
+            </m:sSubPr>
+            <m:e>
+              <m:r>
+                <m:rPr>
+                  <m:sty m:val="p"/>
+                </m:rPr>
+                <w:rPr>
+                  <w:rFonts w:hint="default" w:ascii="Times New Roman" w:hAnsi="Times New Roman"/>
+                </w:rPr>
+                <m:t>E</m:t>
+              </m:r>
+              <m:ctrlPr>
+                <w:rPr>
+                  <w:rFonts w:ascii="Cambria Math" w:hAnsi="Cambria Math"/>
+                </w:rPr>
+              </m:ctrlPr>
+            </m:e>
+            <m:sub>
+              <m:r>
+                <m:rPr>
+                  <m:sty m:val="p"/>
+                </m:rPr>
+                <w:rPr>
+                  <w:rFonts w:hint="default" w:ascii="Times New Roman" w:hAnsi="Times New Roman"/>
+                </w:rPr>
+                <m:t>0</m:t>
+              </m:r>
+              <m:ctrlPr>
+                <w:rPr>
+                  <w:rFonts w:ascii="Cambria Math" w:hAnsi="Cambria Math"/>
+                </w:rPr>
+              </m:ctrlPr>
+            </m:sub>
+          </m:sSub>
+          <m:r>
+            <m:rPr>
+              <m:sty m:val="p"/>
+            </m:rPr>
+            <w:rPr>
+              <w:rFonts w:hint="default" w:ascii="Times New Roman" w:hAnsi="Times New Roman"/>
+              <w:lang w:val="en-US"/>
+            </w:rPr>
+            <m:t xml:space="preserve">          </m:t>
+          </m:r>
+          <m:r>
+            <m:rPr>
+              <m:sty m:val="p"/>
+            </m:rPr>
+            <w:rPr>
+              <w:rFonts w:hint="default" w:ascii="Times New Roman" w:hAnsi="Times New Roman"/>
+              <w:lang w:val="en-US"/>
+            </w:rPr>
+            <m:t xml:space="preserve">    </m:t>
+          </m:r>
+          <m:r>
+            <m:rPr>
+              <m:sty m:val="p"/>
+            </m:rPr>
+            <w:rPr>
+              <w:rFonts w:hint="default" w:ascii="Times New Roman" w:hAnsi="Times New Roman"/>
+              <w:lang w:val="en-US"/>
+            </w:rPr>
+            <m:t>(4)</m:t>
+          </m:r>
+        </m:oMath>
+      </m:oMathPara>
+    </w:p>
+    <w:p>
+      <w:pPr>
+        <w:bidi w:val="0"/>
+        <w:jc w:val="both"/>
+        <m:rPr/>
+        <w:rPr>
+          <w:rFonts w:hint="default"/>
+          <w:lang w:val="en-US"/>
+        </w:rPr>
+      </w:pPr>
+    </w:p>
+    <w:p>
+      <w:pPr>
+        <w:bidi w:val="0"/>
+        <w:jc w:val="both"/>
+        <w:rPr>
+          <w:rFonts w:hint="default" w:hAnsi="Cambria Math"/>
+          <w:i w:val="0"/>
+          <w:lang w:val="en-US"/>
+        </w:rPr>
+      </w:pPr>
+      <m:oMathPara>
+        <m:oMath>
+          <m:sSub>
+            <m:sSubPr>
+              <m:ctrlPr>
+                <w:rPr>
+                  <w:rFonts w:hint="default" w:ascii="Cambria Math" w:hAnsi="Cambria Math"/>
+                </w:rPr>
+              </m:ctrlPr>
+            </m:sSubPr>
+            <m:e>
+              <m:r>
+                <m:rPr>
+                  <m:sty m:val="p"/>
+                </m:rPr>
+                <w:rPr>
+                  <w:rFonts w:hint="default" w:ascii="Times New Roman" w:hAnsi="Times New Roman"/>
+                </w:rPr>
+                <m:t>P</m:t>
+              </m:r>
+              <m:ctrlPr>
+                <w:rPr>
+                  <w:rFonts w:ascii="Cambria Math" w:hAnsi="Cambria Math"/>
+                </w:rPr>
+              </m:ctrlPr>
+            </m:e>
+            <m:sub>
+              <m:r>
+                <m:rPr>
+                  <m:sty m:val="p"/>
+                </m:rPr>
+                <w:rPr>
+                  <w:rFonts w:hint="default" w:ascii="Times New Roman" w:hAnsi="Times New Roman"/>
+                </w:rPr>
+                <m:t>i</m:t>
+              </m:r>
+              <m:ctrlPr>
+                <w:rPr>
+                  <w:rFonts w:ascii="Cambria Math" w:hAnsi="Cambria Math"/>
+                </w:rPr>
+              </m:ctrlPr>
+            </m:sub>
+          </m:sSub>
+          <m:r>
+            <m:rPr>
+              <m:sty m:val="p"/>
+            </m:rPr>
+            <w:rPr>
+              <w:rFonts w:hint="default" w:ascii="Times New Roman" w:hAnsi="Times New Roman"/>
+            </w:rPr>
+            <m:t>=</m:t>
+          </m:r>
+          <m:sSub>
+            <m:sSubPr>
+              <m:ctrlPr>
+                <w:rPr>
+                  <w:rFonts w:hint="default" w:ascii="Cambria Math" w:hAnsi="Cambria Math"/>
+                </w:rPr>
+              </m:ctrlPr>
+            </m:sSubPr>
+            <m:e>
+              <m:r>
+                <m:rPr>
+                  <m:sty m:val="p"/>
+                </m:rPr>
+                <w:rPr>
+                  <w:rFonts w:hint="default" w:ascii="Times New Roman" w:hAnsi="Times New Roman"/>
+                </w:rPr>
+                <m:t>p</m:t>
+              </m:r>
+              <m:ctrlPr>
+                <w:rPr>
+                  <w:rFonts w:ascii="Cambria Math" w:hAnsi="Cambria Math"/>
+                </w:rPr>
+              </m:ctrlPr>
+            </m:e>
+            <m:sub>
+              <m:r>
+                <m:rPr>
+                  <m:sty m:val="p"/>
+                </m:rPr>
+                <w:rPr>
+                  <w:rFonts w:hint="default" w:ascii="Times New Roman" w:hAnsi="Times New Roman"/>
+                </w:rPr>
+                <m:t>opt</m:t>
+              </m:r>
+              <m:ctrlPr>
+                <w:rPr>
+                  <w:rFonts w:ascii="Cambria Math" w:hAnsi="Cambria Math"/>
+                </w:rPr>
+              </m:ctrlPr>
+            </m:sub>
+          </m:sSub>
+          <m:r>
+            <m:rPr>
+              <m:sty m:val="p"/>
+            </m:rPr>
+            <w:rPr>
+              <w:rFonts w:hint="default" w:ascii="Times New Roman" w:hAnsi="Times New Roman"/>
+            </w:rPr>
+            <m:t>⋅</m:t>
+          </m:r>
+          <m:f>
+            <m:fPr>
+              <m:ctrlPr>
+                <w:rPr>
+                  <w:rFonts w:hint="default" w:ascii="Cambria Math" w:hAnsi="Cambria Math"/>
+                </w:rPr>
+              </m:ctrlPr>
+            </m:fPr>
+            <m:num>
+              <m:sSub>
+                <m:sSubPr>
+                  <m:ctrlPr>
+                    <w:rPr>
+                      <w:rFonts w:hint="default" w:ascii="Cambria Math" w:hAnsi="Cambria Math"/>
+                    </w:rPr>
+                  </m:ctrlPr>
+                </m:sSubPr>
+                <m:e>
+                  <m:r>
+                    <m:rPr>
+                      <m:sty m:val="p"/>
+                    </m:rPr>
+                    <w:rPr>
+                      <w:rFonts w:hint="default" w:ascii="Times New Roman" w:hAnsi="Times New Roman"/>
+                    </w:rPr>
+                    <m:t>E</m:t>
+                  </m:r>
+                  <m:ctrlPr>
+                    <w:rPr>
+                      <w:rFonts w:ascii="Cambria Math" w:hAnsi="Cambria Math"/>
+                    </w:rPr>
+                  </m:ctrlPr>
+                </m:e>
+                <m:sub>
+                  <m:r>
+                    <m:rPr>
+                      <m:sty m:val="p"/>
+                    </m:rPr>
+                    <w:rPr>
+                      <w:rFonts w:hint="default" w:ascii="Times New Roman" w:hAnsi="Times New Roman"/>
+                    </w:rPr>
+                    <m:t>i</m:t>
+                  </m:r>
+                  <m:ctrlPr>
+                    <w:rPr>
+                      <w:rFonts w:ascii="Cambria Math" w:hAnsi="Cambria Math"/>
+                    </w:rPr>
+                  </m:ctrlPr>
+                </m:sub>
+              </m:sSub>
+              <m:r>
+                <m:rPr>
+                  <m:sty m:val="p"/>
+                </m:rPr>
+                <w:rPr>
+                  <w:rFonts w:hint="default" w:ascii="Times New Roman" w:hAnsi="Times New Roman"/>
+                </w:rPr>
+                <m:t>(r)</m:t>
+              </m:r>
+              <m:ctrlPr>
+                <w:rPr>
+                  <w:rFonts w:hint="default" w:ascii="Cambria Math" w:hAnsi="Cambria Math"/>
+                </w:rPr>
+              </m:ctrlPr>
+            </m:num>
+            <m:den>
+              <m:sSub>
+                <m:sSubPr>
+                  <m:ctrlPr>
+                    <w:rPr>
+                      <w:rFonts w:hint="default" w:ascii="Cambria Math" w:hAnsi="Cambria Math"/>
+                    </w:rPr>
+                  </m:ctrlPr>
+                </m:sSubPr>
+                <m:e>
+                  <m:r>
+                    <m:rPr>
+                      <m:sty m:val="p"/>
+                    </m:rPr>
+                    <w:rPr>
+                      <w:rFonts w:hint="default" w:ascii="Times New Roman" w:hAnsi="Times New Roman"/>
+                    </w:rPr>
+                    <m:t>E</m:t>
+                  </m:r>
+                  <m:ctrlPr>
+                    <w:rPr>
+                      <w:rFonts w:ascii="Cambria Math" w:hAnsi="Cambria Math"/>
+                    </w:rPr>
+                  </m:ctrlPr>
+                </m:e>
+                <m:sub>
+                  <m:r>
+                    <m:rPr>
+                      <m:sty m:val="p"/>
+                    </m:rPr>
+                    <w:rPr>
+                      <w:rFonts w:hint="default" w:ascii="Times New Roman" w:hAnsi="Times New Roman"/>
+                    </w:rPr>
+                    <m:t>avg</m:t>
+                  </m:r>
+                  <m:ctrlPr>
+                    <w:rPr>
+                      <w:rFonts w:ascii="Cambria Math" w:hAnsi="Cambria Math"/>
+                    </w:rPr>
+                  </m:ctrlPr>
+                </m:sub>
+              </m:sSub>
+              <m:r>
+                <m:rPr>
+                  <m:sty m:val="p"/>
+                </m:rPr>
+                <w:rPr>
+                  <w:rFonts w:hint="default" w:ascii="Times New Roman" w:hAnsi="Times New Roman"/>
+                </w:rPr>
+                <m:t>(r)</m:t>
+              </m:r>
+              <m:ctrlPr>
+                <w:rPr>
+                  <w:rFonts w:hint="default" w:ascii="Cambria Math" w:hAnsi="Cambria Math"/>
+                </w:rPr>
+              </m:ctrlPr>
+            </m:den>
+          </m:f>
+          <m:r>
+            <m:rPr>
+              <m:sty m:val="p"/>
+            </m:rPr>
+            <w:rPr>
+              <w:rFonts w:hint="default" w:ascii="Cambria Math" w:hAnsi="Cambria Math"/>
+              <w:lang w:val="en-US"/>
+            </w:rPr>
+            <m:t xml:space="preserve">                                                        (5)</m:t>
+          </m:r>
+        </m:oMath>
+      </m:oMathPara>
+    </w:p>
+    <w:p>
+      <w:pPr>
+        <w:bidi w:val="0"/>
+        <w:jc w:val="both"/>
+        <w:rPr>
+          <w:rFonts w:hint="default" w:hAnsi="Cambria Math"/>
+          <w:i w:val="0"/>
+        </w:rPr>
+      </w:pPr>
+    </w:p>
+    <w:p>
+      <w:pPr>
+        <w:bidi w:val="0"/>
+        <w:jc w:val="both"/>
+        <w:rPr>
+          <w:rFonts w:hint="default"/>
+          <w:lang w:val="en-US" w:eastAsia="zh-CN"/>
+        </w:rPr>
+      </w:pPr>
+      <w:r>
+        <w:rPr>
+          <w:rFonts w:hint="default"/>
+          <w:lang w:val="en-US" w:eastAsia="zh-CN"/>
+        </w:rPr>
+        <w:t xml:space="preserve">Equation (4) verifies the total energy consistency after normalization, ensuring that the sum of energies of all nodes equals N⋅E0, where m denotes the fraction of advanced nodes and (1- m) represents the fraction of normal nodes, </w:t>
+      </w:r>
+      <w:r>
+        <w:rPr>
+          <w:rFonts w:hint="default" w:ascii="Times New Roman" w:hAnsi="Times New Roman" w:eastAsia="SimSun" w:cs="Times New Roman"/>
+          <w:sz w:val="20"/>
+          <w:szCs w:val="20"/>
+        </w:rPr>
+        <w:t>Equation (</w:t>
+      </w:r>
+      <w:r>
+        <w:rPr>
+          <w:rFonts w:hint="default" w:ascii="Times New Roman" w:hAnsi="Times New Roman" w:cs="Times New Roman"/>
+          <w:sz w:val="20"/>
+          <w:szCs w:val="20"/>
+          <w:lang w:val="en-US"/>
+        </w:rPr>
+        <w:t>5</w:t>
+      </w:r>
+      <w:r>
+        <w:rPr>
+          <w:rFonts w:hint="default" w:ascii="Times New Roman" w:hAnsi="Times New Roman" w:eastAsia="SimSun" w:cs="Times New Roman"/>
+          <w:sz w:val="20"/>
+          <w:szCs w:val="20"/>
+        </w:rPr>
+        <w:t xml:space="preserve">) represents the probability of node i becoming a cluster head, where </w:t>
+      </w:r>
+      <w:r>
+        <w:rPr>
+          <w:rFonts w:hint="default" w:ascii="Times New Roman" w:hAnsi="Times New Roman" w:cs="Times New Roman"/>
+          <w:sz w:val="20"/>
+          <w:szCs w:val="20"/>
+          <w:lang w:val="en-US"/>
+        </w:rPr>
+        <w:t>P</w:t>
+      </w:r>
+      <w:r>
+        <w:rPr>
+          <w:rFonts w:hint="default" w:ascii="Times New Roman" w:hAnsi="Times New Roman" w:eastAsia="SimSun" w:cs="Times New Roman"/>
+          <w:sz w:val="20"/>
+          <w:szCs w:val="20"/>
+        </w:rPr>
+        <w:t>opt</w:t>
+      </w:r>
+      <w:r>
+        <w:rPr>
+          <w:rFonts w:hint="default" w:ascii="Times New Roman" w:hAnsi="Times New Roman" w:cs="Times New Roman"/>
+          <w:sz w:val="20"/>
+          <w:szCs w:val="20"/>
+          <w:lang w:val="en-US"/>
+        </w:rPr>
+        <w:t xml:space="preserve"> </w:t>
+      </w:r>
+      <w:r>
+        <w:rPr>
+          <w:rFonts w:hint="default" w:ascii="Times New Roman" w:hAnsi="Times New Roman" w:eastAsia="SimSun" w:cs="Times New Roman"/>
+          <w:sz w:val="20"/>
+          <w:szCs w:val="20"/>
+        </w:rPr>
+        <w:t>is the optimal cluster head probability, Ei(r</w:t>
+      </w:r>
+      <w:r>
+        <w:rPr>
+          <w:rFonts w:hint="default" w:ascii="Times New Roman" w:hAnsi="Times New Roman" w:cs="Times New Roman"/>
+          <w:sz w:val="20"/>
+          <w:szCs w:val="20"/>
+          <w:lang w:val="en-US"/>
+        </w:rPr>
+        <w:t>)</w:t>
+      </w:r>
+      <w:r>
+        <w:rPr>
+          <w:rFonts w:hint="default" w:ascii="Times New Roman" w:hAnsi="Times New Roman" w:eastAsia="SimSun" w:cs="Times New Roman"/>
+          <w:sz w:val="20"/>
+          <w:szCs w:val="20"/>
+        </w:rPr>
+        <w:t xml:space="preserve"> is the residual energy of node i at round r, and Eavg(r) is the average residual energy of the network</w:t>
+      </w:r>
+      <w:r>
+        <w:rPr>
+          <w:rFonts w:hint="default" w:ascii="Times New Roman" w:hAnsi="Times New Roman" w:cs="Times New Roman"/>
+          <w:sz w:val="20"/>
+          <w:szCs w:val="20"/>
+          <w:lang w:val="en-US"/>
+        </w:rPr>
+        <w:t>.</w:t>
+      </w:r>
+    </w:p>
+    <w:p>
+      <w:pPr>
+        <w:bidi w:val="0"/>
+        <w:jc w:val="both"/>
+        <w:rPr>
+          <w:rFonts w:hint="default"/>
+          <w:lang w:val="en-US" w:eastAsia="zh-CN"/>
+        </w:rPr>
+      </w:pPr>
+    </w:p>
+    <w:p>
+      <w:pPr>
+        <w:bidi w:val="0"/>
+        <w:jc w:val="both"/>
+        <w:rPr>
+          <w:rFonts w:hint="default"/>
+          <w:lang w:val="en-US" w:eastAsia="zh-CN"/>
+        </w:rPr>
+      </w:pPr>
+      <m:oMathPara>
+        <m:oMath>
+          <m:r>
+            <m:rPr>
+              <m:sty m:val="p"/>
+            </m:rPr>
+            <w:rPr>
+              <w:rFonts w:hint="default" w:ascii="Times New Roman" w:hAnsi="Times New Roman"/>
+            </w:rPr>
+            <m:t>T(n)=</m:t>
+          </m:r>
+          <m:d>
+            <m:dPr>
+              <m:begChr m:val="{"/>
+              <m:endChr m:val=""/>
+              <m:ctrlPr>
+                <w:rPr>
+                  <w:rFonts w:hint="default" w:ascii="Cambria Math" w:hAnsi="Cambria Math"/>
+                </w:rPr>
+              </m:ctrlPr>
+            </m:dPr>
+            <m:e>
+              <m:eqArr>
+                <m:eqArrPr>
+                  <m:ctrlPr>
+                    <w:rPr>
+                      <w:rFonts w:hint="default" w:ascii="Cambria Math" w:hAnsi="Cambria Math"/>
+                    </w:rPr>
+                  </m:ctrlPr>
+                </m:eqArrPr>
+                <m:e>
+                  <m:f>
+                    <m:fPr>
+                      <m:ctrlPr>
+                        <w:rPr>
+                          <w:rFonts w:hint="default" w:ascii="Cambria Math" w:hAnsi="Cambria Math"/>
+                        </w:rPr>
+                      </m:ctrlPr>
+                    </m:fPr>
+                    <m:num>
+                      <m:sSub>
+                        <m:sSubPr>
+                          <m:ctrlPr>
+                            <w:rPr>
+                              <w:rFonts w:hint="default" w:ascii="Cambria Math" w:hAnsi="Cambria Math"/>
+                            </w:rPr>
+                          </m:ctrlPr>
+                        </m:sSubPr>
+                        <m:e>
+                          <m:r>
+                            <m:rPr>
+                              <m:sty m:val="p"/>
+                            </m:rPr>
+                            <w:rPr>
+                              <w:rFonts w:hint="default" w:ascii="Times New Roman" w:hAnsi="Times New Roman"/>
+                            </w:rPr>
+                            <m:t>P</m:t>
+                          </m:r>
+                          <m:ctrlPr>
+                            <w:rPr>
+                              <w:rFonts w:ascii="Cambria Math" w:hAnsi="Cambria Math"/>
+                            </w:rPr>
+                          </m:ctrlPr>
+                        </m:e>
+                        <m:sub>
+                          <m:r>
+                            <m:rPr>
+                              <m:sty m:val="p"/>
+                            </m:rPr>
+                            <w:rPr>
+                              <w:rFonts w:hint="default" w:ascii="Times New Roman" w:hAnsi="Times New Roman"/>
+                            </w:rPr>
+                            <m:t>i</m:t>
+                          </m:r>
+                          <m:ctrlPr>
+                            <w:rPr>
+                              <w:rFonts w:ascii="Cambria Math" w:hAnsi="Cambria Math"/>
+                            </w:rPr>
+                          </m:ctrlPr>
+                        </m:sub>
+                      </m:sSub>
+                      <m:ctrlPr>
+                        <w:rPr>
+                          <w:rFonts w:hint="default" w:ascii="Cambria Math" w:hAnsi="Cambria Math"/>
+                        </w:rPr>
+                      </m:ctrlPr>
+                    </m:num>
+                    <m:den>
+                      <m:r>
+                        <m:rPr>
+                          <m:sty m:val="p"/>
+                        </m:rPr>
+                        <w:rPr>
+                          <w:rFonts w:hint="default" w:ascii="Times New Roman" w:hAnsi="Times New Roman"/>
+                        </w:rPr>
+                        <m:t>1−</m:t>
+                      </m:r>
+                      <m:sSub>
+                        <m:sSubPr>
+                          <m:ctrlPr>
+                            <w:rPr>
+                              <w:rFonts w:hint="default" w:ascii="Cambria Math" w:hAnsi="Cambria Math"/>
+                            </w:rPr>
+                          </m:ctrlPr>
+                        </m:sSubPr>
+                        <m:e>
+                          <m:r>
+                            <m:rPr>
+                              <m:sty m:val="p"/>
+                            </m:rPr>
+                            <w:rPr>
+                              <w:rFonts w:hint="default" w:ascii="Times New Roman" w:hAnsi="Times New Roman"/>
+                            </w:rPr>
+                            <m:t>P</m:t>
+                          </m:r>
+                          <m:ctrlPr>
+                            <w:rPr>
+                              <w:rFonts w:ascii="Cambria Math" w:hAnsi="Cambria Math"/>
+                            </w:rPr>
+                          </m:ctrlPr>
+                        </m:e>
+                        <m:sub>
+                          <m:r>
+                            <m:rPr>
+                              <m:sty m:val="p"/>
+                            </m:rPr>
+                            <w:rPr>
+                              <w:rFonts w:hint="default" w:ascii="Times New Roman" w:hAnsi="Times New Roman"/>
+                            </w:rPr>
+                            <m:t>i</m:t>
+                          </m:r>
+                          <m:ctrlPr>
+                            <w:rPr>
+                              <w:rFonts w:ascii="Cambria Math" w:hAnsi="Cambria Math"/>
+                            </w:rPr>
+                          </m:ctrlPr>
+                        </m:sub>
+                      </m:sSub>
+                      <m:d>
+                        <m:dPr>
+                          <m:ctrlPr>
+                            <w:rPr>
+                              <w:rFonts w:hint="default" w:ascii="Cambria Math" w:hAnsi="Cambria Math"/>
+                            </w:rPr>
+                          </m:ctrlPr>
+                        </m:dPr>
+                        <m:e>
+                          <m:r>
+                            <m:rPr>
+                              <m:sty m:val="p"/>
+                            </m:rPr>
+                            <w:rPr>
+                              <w:rFonts w:hint="default" w:ascii="Times New Roman" w:hAnsi="Times New Roman"/>
+                            </w:rPr>
+                            <m:t>r mod </m:t>
+                          </m:r>
+                          <m:f>
+                            <m:fPr>
+                              <m:ctrlPr>
+                                <w:rPr>
+                                  <w:rFonts w:hint="default" w:ascii="Cambria Math" w:hAnsi="Cambria Math"/>
+                                </w:rPr>
+                              </m:ctrlPr>
+                            </m:fPr>
+                            <m:num>
+                              <m:r>
+                                <m:rPr>
+                                  <m:sty m:val="p"/>
+                                </m:rPr>
+                                <w:rPr>
+                                  <w:rFonts w:hint="default" w:ascii="Times New Roman" w:hAnsi="Times New Roman"/>
+                                </w:rPr>
+                                <m:t>1</m:t>
+                              </m:r>
+                              <m:ctrlPr>
+                                <w:rPr>
+                                  <w:rFonts w:ascii="Cambria Math" w:hAnsi="Cambria Math"/>
+                                </w:rPr>
+                              </m:ctrlPr>
+                            </m:num>
+                            <m:den>
+                              <m:sSub>
+                                <m:sSubPr>
+                                  <m:ctrlPr>
+                                    <w:rPr>
+                                      <w:rFonts w:hint="default" w:ascii="Cambria Math" w:hAnsi="Cambria Math"/>
+                                    </w:rPr>
+                                  </m:ctrlPr>
+                                </m:sSubPr>
+                                <m:e>
+                                  <m:r>
+                                    <m:rPr>
+                                      <m:sty m:val="p"/>
+                                    </m:rPr>
+                                    <w:rPr>
+                                      <w:rFonts w:hint="default" w:ascii="Times New Roman" w:hAnsi="Times New Roman"/>
+                                    </w:rPr>
+                                    <m:t>P</m:t>
+                                  </m:r>
+                                  <m:ctrlPr>
+                                    <w:rPr>
+                                      <w:rFonts w:ascii="Cambria Math" w:hAnsi="Cambria Math"/>
+                                    </w:rPr>
+                                  </m:ctrlPr>
+                                </m:e>
+                                <m:sub>
+                                  <m:r>
+                                    <m:rPr>
+                                      <m:sty m:val="p"/>
+                                    </m:rPr>
+                                    <w:rPr>
+                                      <w:rFonts w:hint="default" w:ascii="Times New Roman" w:hAnsi="Times New Roman"/>
+                                    </w:rPr>
+                                    <m:t>i</m:t>
+                                  </m:r>
+                                  <m:ctrlPr>
+                                    <w:rPr>
+                                      <w:rFonts w:ascii="Cambria Math" w:hAnsi="Cambria Math"/>
+                                    </w:rPr>
+                                  </m:ctrlPr>
+                                </m:sub>
+                              </m:sSub>
+                              <m:ctrlPr>
+                                <w:rPr>
+                                  <w:rFonts w:hint="default" w:ascii="Cambria Math" w:hAnsi="Cambria Math"/>
+                                </w:rPr>
+                              </m:ctrlPr>
+                            </m:den>
+                          </m:f>
+                          <m:ctrlPr>
+                            <w:rPr>
+                              <w:rFonts w:hint="default" w:ascii="Cambria Math" w:hAnsi="Cambria Math"/>
+                            </w:rPr>
+                          </m:ctrlPr>
+                        </m:e>
+                      </m:d>
+                      <m:ctrlPr>
+                        <w:rPr>
+                          <w:rFonts w:hint="default" w:ascii="Cambria Math" w:hAnsi="Cambria Math"/>
+                        </w:rPr>
+                      </m:ctrlPr>
+                    </m:den>
+                  </m:f>
+                  <m:r>
+                    <m:rPr>
+                      <m:sty m:val="p"/>
+                    </m:rPr>
+                    <w:rPr>
+                      <w:rFonts w:hint="default" w:ascii="Times New Roman" w:hAnsi="Times New Roman"/>
+                    </w:rPr>
+                    <m:t>ifn∈G</m:t>
+                  </m:r>
+                  <m:ctrlPr>
+                    <w:rPr>
+                      <w:rFonts w:hint="default" w:ascii="Cambria Math" w:hAnsi="Cambria Math"/>
+                    </w:rPr>
+                  </m:ctrlPr>
+                </m:e>
+                <m:e>
+                  <m:r>
+                    <m:rPr>
+                      <m:sty m:val="p"/>
+                    </m:rPr>
+                    <w:rPr>
+                      <w:rFonts w:hint="default" w:ascii="Times New Roman" w:hAnsi="Times New Roman"/>
+                    </w:rPr>
+                    <m:t>0otherwise</m:t>
+                  </m:r>
+                  <m:ctrlPr>
+                    <w:rPr>
+                      <w:rFonts w:hint="default" w:ascii="Cambria Math" w:hAnsi="Cambria Math"/>
+                    </w:rPr>
+                  </m:ctrlPr>
+                </m:e>
+              </m:eqArr>
+              <m:ctrlPr>
+                <w:rPr>
+                  <w:rFonts w:hint="default" w:ascii="Cambria Math" w:hAnsi="Cambria Math"/>
+                </w:rPr>
+              </m:ctrlPr>
+            </m:e>
+          </m:d>
+          <m:r>
+            <m:rPr>
+              <m:sty m:val="p"/>
+            </m:rPr>
+            <w:rPr>
+              <w:rFonts w:hint="default" w:ascii="Cambria Math" w:hAnsi="Cambria Math"/>
+              <w:lang w:val="en-US"/>
+            </w:rPr>
+            <m:t xml:space="preserve">                     (6)</m:t>
+          </m:r>
+        </m:oMath>
+      </m:oMathPara>
+    </w:p>
+    <w:p>
+      <w:pPr>
+        <w:bidi w:val="0"/>
+        <w:jc w:val="both"/>
+        <w:rPr>
+          <w:rFonts w:hint="default"/>
+          <w:lang w:val="en-US" w:eastAsia="zh-CN"/>
+        </w:rPr>
+      </w:pPr>
+    </w:p>
+    <w:p>
+      <w:pPr>
+        <w:bidi w:val="0"/>
+        <w:jc w:val="both"/>
+        <w:rPr>
+          <w:rFonts w:hint="default"/>
+          <w:lang w:val="en-US"/>
+        </w:rPr>
+      </w:pPr>
+      <w:r>
+        <w:rPr>
+          <w:rFonts w:hint="default" w:ascii="Times New Roman" w:hAnsi="Times New Roman" w:eastAsia="SimSun" w:cs="Times New Roman"/>
+          <w:sz w:val="20"/>
+          <w:szCs w:val="20"/>
+        </w:rPr>
+        <w:t>Equation</w:t>
+      </w:r>
+      <w:r>
+        <w:rPr>
+          <w:rFonts w:hint="default" w:ascii="Times New Roman" w:hAnsi="Times New Roman" w:cs="Times New Roman"/>
+          <w:sz w:val="20"/>
+          <w:szCs w:val="20"/>
+          <w:lang w:val="en-US"/>
+        </w:rPr>
+        <w:t xml:space="preserve"> </w:t>
+      </w:r>
+      <w:r>
+        <w:rPr>
+          <w:rFonts w:hint="default" w:ascii="Times New Roman" w:hAnsi="Times New Roman" w:eastAsia="SimSun" w:cs="Times New Roman"/>
+          <w:sz w:val="20"/>
+          <w:szCs w:val="20"/>
+        </w:rPr>
+        <w:t>(</w:t>
+      </w:r>
+      <w:r>
+        <w:rPr>
+          <w:rFonts w:hint="default" w:ascii="Times New Roman" w:hAnsi="Times New Roman" w:cs="Times New Roman"/>
+          <w:sz w:val="20"/>
+          <w:szCs w:val="20"/>
+          <w:lang w:val="en-US"/>
+        </w:rPr>
+        <w:t>6</w:t>
+      </w:r>
+      <w:r>
+        <w:rPr>
+          <w:rFonts w:hint="default" w:ascii="Times New Roman" w:hAnsi="Times New Roman" w:eastAsia="SimSun" w:cs="Times New Roman"/>
+          <w:sz w:val="20"/>
+          <w:szCs w:val="20"/>
+        </w:rPr>
+        <w:t xml:space="preserve">) represents the threshold function used for </w:t>
+      </w:r>
+      <w:r>
+        <w:rPr>
+          <w:rFonts w:hint="default" w:ascii="Times New Roman" w:hAnsi="Times New Roman" w:cs="Times New Roman"/>
+          <w:sz w:val="20"/>
+          <w:szCs w:val="20"/>
+          <w:lang w:val="en-US"/>
+        </w:rPr>
+        <w:t xml:space="preserve">CH </w:t>
+      </w:r>
+      <w:r>
+        <w:rPr>
+          <w:rFonts w:hint="default" w:ascii="Times New Roman" w:hAnsi="Times New Roman" w:eastAsia="SimSun" w:cs="Times New Roman"/>
+          <w:sz w:val="20"/>
+          <w:szCs w:val="20"/>
+        </w:rPr>
+        <w:t>selecti</w:t>
+      </w:r>
+      <w:r>
+        <w:rPr>
+          <w:rFonts w:hint="default" w:ascii="Times New Roman" w:hAnsi="Times New Roman" w:cs="Times New Roman"/>
+          <w:sz w:val="20"/>
+          <w:szCs w:val="20"/>
+          <w:lang w:val="en-US"/>
+        </w:rPr>
+        <w:t>n</w:t>
+      </w:r>
+      <w:r>
+        <w:rPr>
+          <w:rFonts w:hint="default" w:ascii="Times New Roman" w:hAnsi="Times New Roman" w:eastAsia="SimSun" w:cs="Times New Roman"/>
+          <w:sz w:val="20"/>
+          <w:szCs w:val="20"/>
+        </w:rPr>
+        <w:t>n, where T(n) is the threshold for node n,</w:t>
+      </w:r>
+      <w:r>
+        <w:rPr>
+          <w:rFonts w:hint="default" w:ascii="Times New Roman" w:hAnsi="Times New Roman" w:cs="Times New Roman"/>
+          <w:sz w:val="20"/>
+          <w:szCs w:val="20"/>
+          <w:lang w:val="en-US"/>
+        </w:rPr>
+        <w:t xml:space="preserve"> </w:t>
+      </w:r>
+      <w:r>
+        <w:rPr>
+          <w:rFonts w:hint="default" w:ascii="Times New Roman" w:hAnsi="Times New Roman" w:eastAsia="SimSun" w:cs="Times New Roman"/>
+          <w:sz w:val="20"/>
+          <w:szCs w:val="20"/>
+        </w:rPr>
+        <w:t>and G is the set of nodes that have not been selected as cluster heads in the last</w:t>
+      </w:r>
+      <w:r>
+        <w:rPr>
+          <w:rFonts w:hint="default"/>
+          <w:lang w:val="en-US"/>
+        </w:rPr>
+        <w:t>, N represents total numbers of nodes, R represents total numbers of rounds.</w:t>
+      </w:r>
+    </w:p>
+    <w:p>
+      <w:pPr>
         <w:pStyle w:val="9"/>
+        <w:numPr>
+          <w:ilvl w:val="0"/>
+          <w:numId w:val="0"/>
+        </w:numPr>
+        <w:bidi w:val="0"/>
+        <w:ind w:leftChars="0"/>
+        <w:rPr>
+          <w:rFonts w:hint="default"/>
+          <w:lang w:val="en-US"/>
+        </w:rPr>
+      </w:pPr>
+    </w:p>
+    <w:p>
+      <w:pPr>
+        <w:bidi w:val="0"/>
+        <w:jc w:val="both"/>
+        <w:rPr>
+          <w:rFonts w:hint="default"/>
+          <w:lang w:val="en-US"/>
+        </w:rPr>
+      </w:pPr>
+      <w:r>
+        <w:rPr>
+          <w:rFonts w:hint="default"/>
+          <w:lang w:val="en-US"/>
+        </w:rPr>
+        <w:t>Layer 2: EEKA with Centrality and Spatially Aware Cost Function Optimization</w:t>
+      </w:r>
+    </w:p>
+    <w:p>
+      <w:pPr>
+        <w:pStyle w:val="9"/>
+        <w:numPr>
+          <w:ilvl w:val="0"/>
+          <w:numId w:val="0"/>
+        </w:numPr>
+        <w:bidi w:val="0"/>
+        <w:spacing w:after="120" w:line="228" w:lineRule="auto"/>
+        <w:jc w:val="both"/>
+        <w:rPr>
+          <w:rFonts w:hint="default"/>
+          <w:i w:val="0"/>
+          <w:iCs w:val="0"/>
+          <w:sz w:val="20"/>
+          <w:szCs w:val="20"/>
+          <w:lang w:val="en-US"/>
+        </w:rPr>
+      </w:pPr>
+      <w:r>
+        <w:rPr>
+          <w:rFonts w:hint="default"/>
+          <w:i/>
+          <w:iCs/>
+          <w:sz w:val="20"/>
+          <w:szCs w:val="20"/>
+          <w:lang w:val="en-US"/>
+        </w:rPr>
+        <w:tab/>
+      </w:r>
+      <w:r>
+        <w:rPr>
+          <w:rFonts w:hint="default"/>
+          <w:lang w:val="en-US"/>
+        </w:rPr>
+        <w:t xml:space="preserve">Following the DEECP layer, the EEKA operates as the second optimization layer within the RLHC framework.  EEKA refines this process by optimizing the spatial distribution and number of CHs using a constrained knapsack formulation. In this layer, each potential CH candidate identified by DEECP is evaluated as an item in the knapsack problem, where parameters such as node centrality, residual energy and communication distance to the BS act as utility factors. It focus on maximizing the overall CH efficiency by considering minimum use of total energy consumption. The selection of the CH set is spatially balanced and energy efficient [33]. It guarantees uniformly coverage of the sensing field and limits overlong intra cluster communication distances. This selection eliminates energy hotspots and promotes uniform energy dissipation across the entire network's sensing field. The EEKA approach also resolves areas of spatial irregularity typically common in DEECP or LEACH based clustering approaches. Furthermore, the optimal CH arrangement developed within EEKA provides a better input to the K-Means clustering layer, which refines the cluster boundaries to ensure even less intra cluster distances and transmission costs. </w:t>
+      </w:r>
+    </w:p>
+    <w:p>
+      <w:pPr>
         <w:keepNext w:val="0"/>
         <w:keepLines w:val="0"/>
         <w:pageBreakBefore w:val="0"/>
         <w:widowControl/>
-        <w:numPr>
-          <w:ilvl w:val="0"/>
-          <w:numId w:val="0"/>
-        </w:numPr>
         <w:kinsoku/>
         <w:wordWrap/>
         <w:overflowPunct/>
@@ -7476,99 +9240,30 @@
         <w:bidi w:val="0"/>
         <w:adjustRightInd/>
         <w:snapToGrid/>
-        <w:spacing w:before="361" w:beforeLines="100" w:after="120" w:line="240" w:lineRule="auto"/>
-        <w:jc w:val="both"/>
+        <w:spacing w:before="361" w:beforeLines="100"/>
+        <w:jc w:val="center"/>
         <w:textAlignment w:val="auto"/>
         <w:rPr>
           <w:rFonts w:hint="default"/>
-          <w:sz w:val="20"/>
-          <w:szCs w:val="20"/>
-          <w:lang w:val="en-US"/>
-        </w:rPr>
-      </w:pPr>
-      <w:r>
-        <w:rPr>
-          <w:rFonts w:hint="default"/>
-          <w:sz w:val="20"/>
-          <w:szCs w:val="20"/>
-          <w:lang w:val="en-US"/>
-        </w:rPr>
-        <w:t>The Figure 3, illustrates the proposed multi-layer architecture for energy-efficient clustering and communication in wireless sensor networks. Initially, high energy nodes are prioritized as potential cluster head candidates, followed by centrality and spatial filtering to ensure optimal distribution. Compact clusters are then formed using a CH-guided K-means approach. An adaptive Q-learning mechanism further refines cluster head selection and transmission parameters. Finally, a composite channel model enables efficient multi-hop communication between cluster heads and the base station.</w:t>
-      </w:r>
-    </w:p>
-    <w:p>
-      <w:pPr>
-        <w:pStyle w:val="9"/>
-        <w:numPr>
-          <w:numId w:val="0"/>
-        </w:numPr>
-        <w:bidi w:val="0"/>
-        <w:spacing w:after="120" w:line="228" w:lineRule="auto"/>
-        <w:jc w:val="both"/>
-        <w:rPr>
-          <w:rFonts w:hint="default"/>
-          <w:i/>
-          <w:iCs/>
-          <w:sz w:val="20"/>
-          <w:szCs w:val="20"/>
-          <w:lang w:val="en-US"/>
-        </w:rPr>
-      </w:pPr>
-      <w:r>
-        <w:rPr>
-          <w:rFonts w:hint="default"/>
-          <w:i/>
-          <w:iCs/>
-          <w:sz w:val="20"/>
-          <w:szCs w:val="20"/>
-          <w:lang w:val="en-US"/>
-        </w:rPr>
-        <w:t xml:space="preserve">Layer 1: Distributed Energy Efficient Clustering Protocol </w:t>
-      </w:r>
-      <w:bookmarkStart w:id="0" w:name="_GoBack"/>
-      <w:bookmarkEnd w:id="0"/>
-    </w:p>
-    <w:p>
-      <w:pPr>
-        <w:pStyle w:val="9"/>
-        <w:numPr>
-          <w:ilvl w:val="0"/>
-          <w:numId w:val="0"/>
-        </w:numPr>
-        <w:bidi w:val="0"/>
-        <w:spacing w:after="120" w:line="228" w:lineRule="auto"/>
-        <w:jc w:val="both"/>
-        <w:rPr>
-          <w:rFonts w:hint="default"/>
-          <w:i w:val="0"/>
-          <w:iCs w:val="0"/>
-          <w:sz w:val="20"/>
-          <w:szCs w:val="20"/>
-          <w:lang w:val="en-US"/>
-        </w:rPr>
-      </w:pPr>
-      <w:r>
-        <w:rPr>
-          <w:rFonts w:hint="default"/>
-          <w:i w:val="0"/>
-          <w:iCs w:val="0"/>
-          <w:sz w:val="20"/>
-          <w:szCs w:val="20"/>
-          <w:lang w:val="en-US"/>
-        </w:rPr>
+          <w:sz w:val="16"/>
+          <w:szCs w:val="16"/>
+          <w:lang w:val="en-US"/>
+        </w:rPr>
+      </w:pPr>
+      <w:r>
         <w:drawing>
-          <wp:anchor distT="0" distB="0" distL="114300" distR="114300" simplePos="0" relativeHeight="251661312" behindDoc="0" locked="0" layoutInCell="1" allowOverlap="1">
+          <wp:anchor distT="0" distB="0" distL="114300" distR="114300" simplePos="0" relativeHeight="251682816" behindDoc="0" locked="0" layoutInCell="1" allowOverlap="1">
             <wp:simplePos x="0" y="0"/>
             <wp:positionH relativeFrom="column">
-              <wp:posOffset>522605</wp:posOffset>
+              <wp:posOffset>24130</wp:posOffset>
             </wp:positionH>
             <wp:positionV relativeFrom="paragraph">
-              <wp:posOffset>1430655</wp:posOffset>
+              <wp:posOffset>1905</wp:posOffset>
             </wp:positionV>
-            <wp:extent cx="1945005" cy="398145"/>
-            <wp:effectExtent l="0" t="0" r="17145" b="1905"/>
+            <wp:extent cx="3025775" cy="1200785"/>
+            <wp:effectExtent l="0" t="0" r="3175" b="18415"/>
             <wp:wrapTopAndBottom/>
-            <wp:docPr id="22" name="2384804F-3998-4D57-9195-F3826E402611-1" descr="wps"/>
+            <wp:docPr id="22" name="Picture 21" descr="eeka"/>
             <wp:cNvGraphicFramePr>
               <a:graphicFrameLocks xmlns:a="http://schemas.openxmlformats.org/drawingml/2006/main" noChangeAspect="1"/>
             </wp:cNvGraphicFramePr>
@@ -7576,19 +9271,13 @@
               <a:graphicData uri="http://schemas.openxmlformats.org/drawingml/2006/picture">
                 <pic:pic xmlns:pic="http://schemas.openxmlformats.org/drawingml/2006/picture">
                   <pic:nvPicPr>
-                    <pic:cNvPr id="22" name="2384804F-3998-4D57-9195-F3826E402611-1" descr="wps"/>
+                    <pic:cNvPr id="22" name="Picture 21" descr="eeka"/>
                     <pic:cNvPicPr>
                       <a:picLocks noChangeAspect="1"/>
                     </pic:cNvPicPr>
                   </pic:nvPicPr>
                   <pic:blipFill>
-                    <a:blip r:embed="rId8">
-                      <a:extLst>
-                        <a:ext uri="{96DAC541-7B7A-43D3-8B79-37D633B846F1}">
-                          <asvg:svgBlip xmlns:asvg="http://schemas.microsoft.com/office/drawing/2016/SVG/main" r:embed="rId9"/>
-                        </a:ext>
-                      </a:extLst>
-                    </a:blip>
+                    <a:blip r:embed="rId8"/>
                     <a:stretch>
                       <a:fillRect/>
                     </a:stretch>
@@ -7596,7 +9285,7 @@
                   <pic:spPr>
                     <a:xfrm>
                       <a:off x="0" y="0"/>
-                      <a:ext cx="1945005" cy="398145"/>
+                      <a:ext cx="3025775" cy="1200785"/>
                     </a:xfrm>
                     <a:prstGeom prst="rect">
                       <a:avLst/>
@@ -7611,25 +9300,606 @@
       <w:r>
         <w:rPr>
           <w:rFonts w:hint="default"/>
+          <w:sz w:val="16"/>
+          <w:szCs w:val="16"/>
+          <w:lang w:val="en-US"/>
+        </w:rPr>
+        <w:t>Figure 4: Internal block diagram of the EEKA algorithm</w:t>
+      </w:r>
+    </w:p>
+    <w:p>
+      <w:pPr>
+        <w:jc w:val="center"/>
+        <w:rPr>
+          <w:rFonts w:hint="default"/>
+          <w:sz w:val="20"/>
+          <w:szCs w:val="20"/>
+          <w:lang w:val="en-US"/>
+        </w:rPr>
+      </w:pPr>
+    </w:p>
+    <w:p>
+      <w:pPr>
+        <w:jc w:val="both"/>
+        <w:rPr>
+          <w:rFonts w:hint="default"/>
+          <w:sz w:val="20"/>
+          <w:szCs w:val="20"/>
+          <w:lang w:val="en-US"/>
+        </w:rPr>
+      </w:pPr>
+      <w:r>
+        <w:rPr>
+          <w:rFonts w:hint="default"/>
+          <w:sz w:val="20"/>
+          <w:szCs w:val="20"/>
+          <w:lang w:val="en-US"/>
+        </w:rPr>
+        <w:t>The internal design of EEKA is depicted in Figure 4. It works by obtaining candidate CH, node information about energy and position. It then calculates average inter node distances and determines node centrality using a combined utility function (Equation 7) to rank the candidates. The top K candidates are selected as CH to achieve the most balanced energy consumption and an even cluster distribution throughout the network.</w:t>
+      </w:r>
+    </w:p>
+    <w:p>
+      <w:pPr>
+        <w:jc w:val="both"/>
+        <w:rPr>
+          <w:rFonts w:hint="default"/>
+          <w:sz w:val="20"/>
+          <w:szCs w:val="20"/>
+          <w:lang w:val="en-US"/>
+        </w:rPr>
+      </w:pPr>
+    </w:p>
+    <w:p>
+      <w:pPr>
+        <w:bidi w:val="0"/>
+        <w:rPr>
+          <w:rFonts w:hint="default" w:hAnsi="Cambria Math" w:eastAsia="SimSun" w:cs="Times New Roman"/>
+          <w:i w:val="0"/>
+          <w:sz w:val="20"/>
+          <w:szCs w:val="20"/>
+          <w:lang w:val="en-US" w:eastAsia="en-US" w:bidi="ar-SA"/>
+        </w:rPr>
+      </w:pPr>
+      <m:oMathPara>
+        <m:oMath>
+          <m:sSub>
+            <m:sSubPr>
+              <m:ctrlPr>
+                <w:rPr>
+                  <w:rFonts w:hint="default" w:ascii="Cambria Math" w:hAnsi="Cambria Math"/>
+                </w:rPr>
+              </m:ctrlPr>
+            </m:sSubPr>
+            <m:e>
+              <m:r>
+                <m:rPr>
+                  <m:sty m:val="p"/>
+                </m:rPr>
+                <w:rPr>
+                  <w:rFonts w:hint="default" w:ascii="Cambria Math" w:hAnsi="Cambria Math"/>
+                  <w:lang w:val="en-US"/>
+                </w:rPr>
+                <m:t>U</m:t>
+              </m:r>
+            </m:e>
+            <m:sub>
+              <m:r>
+                <m:rPr>
+                  <m:sty m:val="p"/>
+                </m:rPr>
+                <w:rPr>
+                  <w:rFonts w:hint="default" w:ascii="Times New Roman" w:hAnsi="Times New Roman"/>
+                </w:rPr>
+                <m:t>i</m:t>
+              </m:r>
+            </m:sub>
+          </m:sSub>
+          <m:r>
+            <m:rPr>
+              <m:sty m:val="p"/>
+            </m:rPr>
+            <w:rPr>
+              <w:rFonts w:hint="default" w:ascii="Times New Roman" w:hAnsi="Times New Roman"/>
+            </w:rPr>
+            <m:t>=α</m:t>
+          </m:r>
+          <m:sSup>
+            <m:sSupPr>
+              <m:ctrlPr>
+                <w:rPr>
+                  <w:rFonts w:hint="default" w:ascii="Cambria Math" w:hAnsi="Cambria Math"/>
+                </w:rPr>
+              </m:ctrlPr>
+            </m:sSupPr>
+            <m:e>
+              <m:d>
+                <m:dPr>
+                  <m:ctrlPr>
+                    <w:rPr>
+                      <w:rFonts w:hint="default" w:ascii="Cambria Math" w:hAnsi="Cambria Math"/>
+                    </w:rPr>
+                  </m:ctrlPr>
+                </m:dPr>
+                <m:e>
+                  <m:r>
+                    <m:rPr>
+                      <m:sty m:val="p"/>
+                    </m:rPr>
+                    <w:rPr>
+                      <w:rFonts w:hint="default" w:ascii="Times New Roman" w:hAnsi="Times New Roman"/>
+                    </w:rPr>
+                    <m:t>Norm</m:t>
+                  </m:r>
+                  <m:d>
+                    <m:dPr>
+                      <m:ctrlPr>
+                        <w:rPr>
+                          <w:rFonts w:hint="default" w:ascii="Cambria Math" w:hAnsi="Cambria Math"/>
+                        </w:rPr>
+                      </m:ctrlPr>
+                    </m:dPr>
+                    <m:e>
+                      <m:f>
+                        <m:fPr>
+                          <m:ctrlPr>
+                            <w:rPr>
+                              <w:rFonts w:hint="default" w:ascii="Cambria Math" w:hAnsi="Cambria Math"/>
+                            </w:rPr>
+                          </m:ctrlPr>
+                        </m:fPr>
+                        <m:num>
+                          <m:sSub>
+                            <m:sSubPr>
+                              <m:ctrlPr>
+                                <w:rPr>
+                                  <w:rFonts w:hint="default" w:ascii="Cambria Math" w:hAnsi="Cambria Math"/>
+                                </w:rPr>
+                              </m:ctrlPr>
+                            </m:sSubPr>
+                            <m:e>
+                              <m:r>
+                                <m:rPr>
+                                  <m:sty m:val="p"/>
+                                </m:rPr>
+                                <w:rPr>
+                                  <w:rFonts w:hint="default" w:ascii="Times New Roman" w:hAnsi="Times New Roman"/>
+                                </w:rPr>
+                                <m:t>E</m:t>
+                              </m:r>
+                            </m:e>
+                            <m:sub>
+                              <m:r>
+                                <m:rPr>
+                                  <m:sty m:val="p"/>
+                                </m:rPr>
+                                <w:rPr>
+                                  <w:rFonts w:hint="default" w:ascii="Times New Roman" w:hAnsi="Times New Roman"/>
+                                </w:rPr>
+                                <m:t>i</m:t>
+                              </m:r>
+                            </m:sub>
+                          </m:sSub>
+                          <m:ctrlPr>
+                            <w:rPr>
+                              <w:rFonts w:hint="default" w:ascii="Cambria Math" w:hAnsi="Cambria Math"/>
+                            </w:rPr>
+                          </m:ctrlPr>
+                        </m:num>
+                        <m:den>
+                          <m:acc>
+                            <m:accPr>
+                              <m:chr m:val="̄"/>
+                              <m:ctrlPr>
+                                <w:rPr>
+                                  <w:rFonts w:hint="default" w:ascii="Cambria Math" w:hAnsi="Cambria Math"/>
+                                </w:rPr>
+                              </m:ctrlPr>
+                            </m:accPr>
+                            <m:e>
+                              <m:r>
+                                <m:rPr>
+                                  <m:sty m:val="p"/>
+                                </m:rPr>
+                                <w:rPr>
+                                  <w:rFonts w:hint="default" w:ascii="Times New Roman" w:hAnsi="Times New Roman"/>
+                                </w:rPr>
+                                <m:t>E</m:t>
+                              </m:r>
+                            </m:e>
+                          </m:acc>
+                          <m:ctrlPr>
+                            <w:rPr>
+                              <w:rFonts w:hint="default" w:ascii="Cambria Math" w:hAnsi="Cambria Math"/>
+                            </w:rPr>
+                          </m:ctrlPr>
+                        </m:den>
+                      </m:f>
+                      <m:ctrlPr>
+                        <w:rPr>
+                          <w:rFonts w:hint="default" w:ascii="Cambria Math" w:hAnsi="Cambria Math"/>
+                        </w:rPr>
+                      </m:ctrlPr>
+                    </m:e>
+                  </m:d>
+                  <m:ctrlPr>
+                    <w:rPr>
+                      <w:rFonts w:hint="default" w:ascii="Cambria Math" w:hAnsi="Cambria Math"/>
+                    </w:rPr>
+                  </m:ctrlPr>
+                </m:e>
+              </m:d>
+              <m:ctrlPr>
+                <w:rPr>
+                  <w:rFonts w:hint="default" w:ascii="Cambria Math" w:hAnsi="Cambria Math"/>
+                </w:rPr>
+              </m:ctrlPr>
+            </m:e>
+            <m:sup>
+              <m:r>
+                <m:rPr>
+                  <m:sty m:val="p"/>
+                </m:rPr>
+                <w:rPr>
+                  <w:rFonts w:hint="default" w:ascii="Times New Roman" w:hAnsi="Times New Roman"/>
+                </w:rPr>
+                <m:t>2</m:t>
+              </m:r>
+              <m:ctrlPr>
+                <w:rPr>
+                  <w:rFonts w:hint="default" w:ascii="Cambria Math" w:hAnsi="Cambria Math"/>
+                </w:rPr>
+              </m:ctrlPr>
+            </m:sup>
+          </m:sSup>
+          <m:r>
+            <m:rPr>
+              <m:sty m:val="p"/>
+            </m:rPr>
+            <w:rPr>
+              <w:rFonts w:hint="default" w:ascii="Times New Roman" w:hAnsi="Times New Roman"/>
+            </w:rPr>
+            <m:t>+βNorm</m:t>
+          </m:r>
+          <m:d>
+            <m:dPr>
+              <m:ctrlPr>
+                <w:rPr>
+                  <w:rFonts w:hint="default" w:ascii="Cambria Math" w:hAnsi="Cambria Math"/>
+                </w:rPr>
+              </m:ctrlPr>
+            </m:dPr>
+            <m:e>
+              <m:f>
+                <m:fPr>
+                  <m:ctrlPr>
+                    <w:rPr>
+                      <w:rFonts w:hint="default" w:ascii="Cambria Math" w:hAnsi="Cambria Math"/>
+                    </w:rPr>
+                  </m:ctrlPr>
+                </m:fPr>
+                <m:num>
+                  <m:r>
+                    <m:rPr>
+                      <m:sty m:val="p"/>
+                    </m:rPr>
+                    <w:rPr>
+                      <w:rFonts w:hint="default" w:ascii="Times New Roman" w:hAnsi="Times New Roman"/>
+                    </w:rPr>
+                    <m:t>1</m:t>
+                  </m:r>
+                  <m:ctrlPr>
+                    <w:rPr>
+                      <w:rFonts w:hint="default" w:ascii="Cambria Math" w:hAnsi="Cambria Math"/>
+                    </w:rPr>
+                  </m:ctrlPr>
+                </m:num>
+                <m:den>
+                  <m:sSub>
+                    <m:sSubPr>
+                      <m:ctrlPr>
+                        <w:rPr>
+                          <w:rFonts w:hint="default" w:ascii="Cambria Math" w:hAnsi="Cambria Math"/>
+                        </w:rPr>
+                      </m:ctrlPr>
+                    </m:sSubPr>
+                    <m:e>
+                      <m:acc>
+                        <m:accPr>
+                          <m:chr m:val="̄"/>
+                          <m:ctrlPr>
+                            <w:rPr>
+                              <w:rFonts w:hint="default" w:ascii="Cambria Math" w:hAnsi="Cambria Math"/>
+                            </w:rPr>
+                          </m:ctrlPr>
+                        </m:accPr>
+                        <m:e>
+                          <m:r>
+                            <m:rPr>
+                              <m:sty m:val="p"/>
+                            </m:rPr>
+                            <w:rPr>
+                              <w:rFonts w:hint="default" w:ascii="Times New Roman" w:hAnsi="Times New Roman"/>
+                            </w:rPr>
+                            <m:t>d</m:t>
+                          </m:r>
+                          <m:ctrlPr>
+                            <w:rPr>
+                              <w:rFonts w:hint="default" w:ascii="Cambria Math" w:hAnsi="Cambria Math"/>
+                            </w:rPr>
+                          </m:ctrlPr>
+                        </m:e>
+                      </m:acc>
+                      <m:ctrlPr>
+                        <w:rPr>
+                          <w:rFonts w:hint="default" w:ascii="Cambria Math" w:hAnsi="Cambria Math"/>
+                        </w:rPr>
+                      </m:ctrlPr>
+                    </m:e>
+                    <m:sub>
+                      <m:r>
+                        <m:rPr>
+                          <m:sty m:val="p"/>
+                        </m:rPr>
+                        <w:rPr>
+                          <w:rFonts w:hint="default" w:ascii="Times New Roman" w:hAnsi="Times New Roman"/>
+                        </w:rPr>
+                        <m:t>i</m:t>
+                      </m:r>
+                      <m:ctrlPr>
+                        <w:rPr>
+                          <w:rFonts w:hint="default" w:ascii="Cambria Math" w:hAnsi="Cambria Math"/>
+                        </w:rPr>
+                      </m:ctrlPr>
+                    </m:sub>
+                  </m:sSub>
+                  <m:r>
+                    <m:rPr>
+                      <m:sty m:val="p"/>
+                    </m:rPr>
+                    <w:rPr>
+                      <w:rFonts w:hint="default" w:ascii="Times New Roman" w:hAnsi="Times New Roman"/>
+                    </w:rPr>
+                    <m:t>+ε</m:t>
+                  </m:r>
+                  <m:ctrlPr>
+                    <w:rPr>
+                      <w:rFonts w:hint="default" w:ascii="Cambria Math" w:hAnsi="Cambria Math"/>
+                    </w:rPr>
+                  </m:ctrlPr>
+                </m:den>
+              </m:f>
+              <m:ctrlPr>
+                <w:rPr>
+                  <w:rFonts w:hint="default" w:ascii="Cambria Math" w:hAnsi="Cambria Math"/>
+                </w:rPr>
+              </m:ctrlPr>
+            </m:e>
+          </m:d>
+          <m:r>
+            <m:rPr>
+              <m:sty m:val="p"/>
+            </m:rPr>
+            <w:rPr>
+              <w:rFonts w:hint="default" w:ascii="Cambria Math" w:hAnsi="Cambria Math"/>
+              <w:lang w:val="en-US"/>
+            </w:rPr>
+            <m:t xml:space="preserve">                </m:t>
+          </m:r>
+          <m:r>
+            <m:rPr>
+              <m:sty m:val="p"/>
+            </m:rPr>
+            <w:rPr>
+              <w:rFonts w:hint="default" w:ascii="Times New Roman" w:hAnsi="Times New Roman"/>
+              <w:lang w:val="en-US"/>
+            </w:rPr>
+            <m:t>(7</m:t>
+          </m:r>
+          <m:r>
+            <m:rPr>
+              <m:sty m:val="p"/>
+            </m:rPr>
+            <w:rPr>
+              <w:rFonts w:hint="default"/>
+              <w:lang w:val="en-US"/>
+            </w:rPr>
+            <m:t>)</m:t>
+          </m:r>
+          <m:r>
+            <m:rPr>
+              <m:sty m:val="p"/>
+            </m:rPr>
+            <w:rPr>
+              <w:rFonts w:hint="default" w:ascii="Times New Roman" w:hAnsi="Times New Roman"/>
+            </w:rPr>
+            <m:t>−γNorm(</m:t>
+          </m:r>
+          <m:sSub>
+            <m:sSubPr>
+              <m:ctrlPr>
+                <w:rPr>
+                  <w:rFonts w:hint="default" w:ascii="Cambria Math" w:hAnsi="Cambria Math"/>
+                </w:rPr>
+              </m:ctrlPr>
+            </m:sSubPr>
+            <m:e>
+              <m:r>
+                <m:rPr>
+                  <m:sty m:val="p"/>
+                </m:rPr>
+                <w:rPr>
+                  <w:rFonts w:hint="default" w:ascii="Times New Roman" w:hAnsi="Times New Roman"/>
+                </w:rPr>
+                <m:t>H</m:t>
+              </m:r>
+              <m:ctrlPr>
+                <w:rPr>
+                  <w:rFonts w:hint="default" w:ascii="Cambria Math" w:hAnsi="Cambria Math"/>
+                </w:rPr>
+              </m:ctrlPr>
+            </m:e>
+            <m:sub>
+              <m:r>
+                <m:rPr>
+                  <m:sty m:val="p"/>
+                </m:rPr>
+                <w:rPr>
+                  <w:rFonts w:hint="default" w:ascii="Times New Roman" w:hAnsi="Times New Roman"/>
+                </w:rPr>
+                <m:t>i</m:t>
+              </m:r>
+              <m:ctrlPr>
+                <w:rPr>
+                  <w:rFonts w:hint="default" w:ascii="Cambria Math" w:hAnsi="Cambria Math"/>
+                </w:rPr>
+              </m:ctrlPr>
+            </m:sub>
+          </m:sSub>
+          <m:r>
+            <m:rPr>
+              <m:sty m:val="p"/>
+            </m:rPr>
+            <w:rPr>
+              <w:rFonts w:hint="default" w:ascii="Times New Roman" w:hAnsi="Times New Roman"/>
+            </w:rPr>
+            <m:t>)</m:t>
+          </m:r>
+          <m:r>
+            <m:rPr>
+              <m:sty m:val="p"/>
+            </m:rPr>
+            <w:rPr>
+              <w:rFonts w:hint="default" w:ascii="Times New Roman" w:hAnsi="Times New Roman"/>
+              <w:lang w:val="en-US"/>
+            </w:rPr>
+            <m:t xml:space="preserve">                         </m:t>
+          </m:r>
+        </m:oMath>
+      </m:oMathPara>
+    </w:p>
+    <w:p>
+      <w:pPr>
+        <w:jc w:val="both"/>
+        <w:rPr>
+          <w:rFonts w:hint="default"/>
           <w:i w:val="0"/>
           <w:iCs w:val="0"/>
           <w:sz w:val="20"/>
           <w:szCs w:val="20"/>
           <w:lang w:val="en-US"/>
         </w:rPr>
+      </w:pPr>
+    </w:p>
+    <w:p>
+      <w:pPr>
+        <w:bidi w:val="0"/>
+        <w:jc w:val="both"/>
+        <w:rPr>
+          <w:rFonts w:hint="default"/>
+          <w:lang w:val="en-US"/>
+        </w:rPr>
+      </w:pPr>
+      <w:r>
+        <w:rPr>
+          <w:rFonts w:hint="default"/>
+          <w:lang w:val="en-US"/>
+        </w:rPr>
+        <w:t>Here the utility function Ui represents the utility score (or fitness value) for node. A higher value typically makes a node more likely to be selected for a specific task (like routing or being a leader) and spatial centrality into a single quantitative metric. Hi typically represents the Hop Count (number of transmission steps to the sink) or Node Degree.</w:t>
+      </w:r>
+    </w:p>
+    <w:p>
+      <w:pPr>
+        <w:bidi w:val="0"/>
+        <w:jc w:val="both"/>
+        <w:rPr>
+          <w:rFonts w:hint="default"/>
+          <w:lang w:val="en-US"/>
+        </w:rPr>
+      </w:pPr>
+    </w:p>
+    <w:p>
+      <w:pPr>
+        <w:bidi w:val="0"/>
+        <w:jc w:val="both"/>
+        <w:rPr>
+          <w:rFonts w:hint="default"/>
+          <w:lang w:val="en-US"/>
+        </w:rPr>
+      </w:pPr>
+      <w:r>
+        <w:rPr>
+          <w:rFonts w:hint="default"/>
+          <w:lang w:val="en-US"/>
+        </w:rPr>
+        <w:t>Layer 3:  CH-guided K-Means Algorithm</w:t>
+      </w:r>
+    </w:p>
+    <w:p>
+      <w:pPr>
+        <w:bidi w:val="0"/>
+        <w:ind w:firstLine="300" w:firstLineChars="150"/>
+        <w:jc w:val="both"/>
+        <w:rPr>
+          <w:rFonts w:hint="default"/>
+          <w:lang w:val="en-US"/>
+        </w:rPr>
+      </w:pPr>
+      <w:r>
+        <w:rPr>
+          <w:rFonts w:hint="default"/>
+          <w:lang w:val="en-US"/>
+        </w:rPr>
+        <w:t xml:space="preserve">In the third layer of the RLHC framework, K-Mean is used as a clustering algorithm. It refine the cluster formation process based on the CHs selected by the EEKA layer. While the first and second layers together determine the most energy efficient and spatially balanced CHs, the K-Means algorithm ensures that the remaining sensor nodes are optimally associated with these CHs to minimize intra cluster communication cost. </w:t>
+      </w:r>
+    </w:p>
+    <w:p>
+      <w:pPr>
+        <w:bidi w:val="0"/>
+        <w:jc w:val="both"/>
+        <w:rPr>
+          <w:rFonts w:hint="default"/>
+          <w:lang w:val="en-US"/>
+        </w:rPr>
+      </w:pPr>
+    </w:p>
+    <w:p>
+      <w:pPr>
+        <w:keepNext w:val="0"/>
+        <w:keepLines w:val="0"/>
+        <w:pageBreakBefore w:val="0"/>
+        <w:widowControl/>
+        <w:kinsoku/>
+        <w:wordWrap/>
+        <w:overflowPunct/>
+        <w:topLinePunct w:val="0"/>
+        <w:autoSpaceDE/>
+        <w:autoSpaceDN/>
+        <w:bidi w:val="0"/>
+        <w:adjustRightInd/>
+        <w:snapToGrid/>
+        <w:spacing w:before="181" w:beforeLines="50"/>
+        <w:jc w:val="center"/>
+        <w:textAlignment w:val="auto"/>
+        <w:rPr>
+          <w:rFonts w:hint="default"/>
+          <w:lang w:val="en-US"/>
+        </w:rPr>
+      </w:pPr>
+      <w:bookmarkStart w:id="0" w:name="_GoBack"/>
+      <w:r>
         <w:drawing>
-          <wp:anchor distT="0" distB="0" distL="114300" distR="114300" simplePos="0" relativeHeight="251660288" behindDoc="0" locked="0" layoutInCell="1" allowOverlap="1">
+          <wp:anchor distT="0" distB="0" distL="114300" distR="114300" simplePos="0" relativeHeight="251681792" behindDoc="0" locked="0" layoutInCell="1" allowOverlap="1">
             <wp:simplePos x="0" y="0"/>
             <wp:positionH relativeFrom="column">
-              <wp:posOffset>579755</wp:posOffset>
+              <wp:posOffset>62230</wp:posOffset>
             </wp:positionH>
             <wp:positionV relativeFrom="paragraph">
-              <wp:posOffset>995680</wp:posOffset>
+              <wp:posOffset>1270</wp:posOffset>
             </wp:positionV>
-            <wp:extent cx="1115060" cy="347345"/>
-            <wp:effectExtent l="0" t="0" r="8890" b="14605"/>
+            <wp:extent cx="3084195" cy="1768475"/>
+            <wp:effectExtent l="0" t="0" r="1905" b="3175"/>
             <wp:wrapTopAndBottom/>
-            <wp:docPr id="23" name="2384804F-3998-4D57-9195-F3826E402611-3" descr="wps"/>
+            <wp:docPr id="6" name="Picture 5" descr="k-means"/>
             <wp:cNvGraphicFramePr>
               <a:graphicFrameLocks xmlns:a="http://schemas.openxmlformats.org/drawingml/2006/main" noChangeAspect="1"/>
             </wp:cNvGraphicFramePr>
@@ -7637,7 +9907,115 @@
               <a:graphicData uri="http://schemas.openxmlformats.org/drawingml/2006/picture">
                 <pic:pic xmlns:pic="http://schemas.openxmlformats.org/drawingml/2006/picture">
                   <pic:nvPicPr>
-                    <pic:cNvPr id="23" name="2384804F-3998-4D57-9195-F3826E402611-3" descr="wps"/>
+                    <pic:cNvPr id="6" name="Picture 5" descr="k-means"/>
+                    <pic:cNvPicPr>
+                      <a:picLocks noChangeAspect="1"/>
+                    </pic:cNvPicPr>
+                  </pic:nvPicPr>
+                  <pic:blipFill>
+                    <a:blip r:embed="rId9"/>
+                    <a:stretch>
+                      <a:fillRect/>
+                    </a:stretch>
+                  </pic:blipFill>
+                  <pic:spPr>
+                    <a:xfrm>
+                      <a:off x="0" y="0"/>
+                      <a:ext cx="3084195" cy="1768475"/>
+                    </a:xfrm>
+                    <a:prstGeom prst="rect">
+                      <a:avLst/>
+                    </a:prstGeom>
+                  </pic:spPr>
+                </pic:pic>
+              </a:graphicData>
+            </a:graphic>
+          </wp:anchor>
+        </w:drawing>
+      </w:r>
+      <w:bookmarkEnd w:id="0"/>
+      <w:r>
+        <w:rPr>
+          <w:rFonts w:hint="default"/>
+          <w:sz w:val="16"/>
+          <w:szCs w:val="16"/>
+          <w:lang w:val="en-US"/>
+        </w:rPr>
+        <w:t>Figure 5: Workflow of CH-guided K-Mean algorithm</w:t>
+      </w:r>
+    </w:p>
+    <w:p>
+      <w:pPr>
+        <w:bidi w:val="0"/>
+        <w:jc w:val="center"/>
+        <w:rPr>
+          <w:rFonts w:hint="default"/>
+          <w:lang w:val="en-US"/>
+        </w:rPr>
+      </w:pPr>
+    </w:p>
+    <w:p>
+      <w:pPr>
+        <w:bidi w:val="0"/>
+        <w:jc w:val="both"/>
+        <w:rPr>
+          <w:rFonts w:hint="default"/>
+          <w:lang w:val="en-US"/>
+        </w:rPr>
+      </w:pPr>
+      <w:r>
+        <w:rPr>
+          <w:rFonts w:hint="default"/>
+          <w:lang w:val="en-US"/>
+        </w:rPr>
+        <w:t xml:space="preserve">Unlike conventional K-Means, where centroids are initialized randomly, the proposed approach utilizes the pre selected CHs as initial centroid points as represented in figure (5). This CH-guided initialization significantly improves clustering performance by accelerating convergence, reducing sensitivity to random initialization and ensuring that centroids are already positioned in energy efficient and spatially optimal locations. As a result, the clusters formed are more balanced and aligned with the network topology, leading to reduced communication overhead and improved energy efficiency. The process involves three main steps: centroid initialization, mean (centroid) update and convergence check. </w:t>
+      </w:r>
+    </w:p>
+    <w:p>
+      <w:pPr>
+        <w:bidi w:val="0"/>
+        <w:jc w:val="both"/>
+        <w:rPr>
+          <w:rFonts w:hint="default"/>
+          <w:lang w:val="en-US"/>
+        </w:rPr>
+      </w:pPr>
+    </w:p>
+    <w:p>
+      <w:pPr>
+        <w:bidi w:val="0"/>
+        <w:jc w:val="both"/>
+        <w:rPr>
+          <w:rFonts w:hint="default"/>
+          <w:lang w:val="en-US"/>
+        </w:rPr>
+      </w:pPr>
+      <w:r>
+        <w:rPr>
+          <w:rFonts w:hint="default"/>
+          <w:lang w:val="en-US"/>
+        </w:rPr>
+        <w:drawing>
+          <wp:anchor distT="0" distB="0" distL="114300" distR="114300" simplePos="0" relativeHeight="251659264" behindDoc="0" locked="0" layoutInCell="1" allowOverlap="1">
+            <wp:simplePos x="0" y="0"/>
+            <wp:positionH relativeFrom="column">
+              <wp:posOffset>433705</wp:posOffset>
+            </wp:positionH>
+            <wp:positionV relativeFrom="paragraph">
+              <wp:posOffset>48260</wp:posOffset>
+            </wp:positionV>
+            <wp:extent cx="1148080" cy="367665"/>
+            <wp:effectExtent l="0" t="0" r="13970" b="13335"/>
+            <wp:wrapSquare wrapText="bothSides"/>
+            <wp:docPr id="37" name="2384804F-3998-4D57-9195-F3826E402611-9" descr="wps"/>
+            <wp:cNvGraphicFramePr>
+              <a:graphicFrameLocks xmlns:a="http://schemas.openxmlformats.org/drawingml/2006/main" noChangeAspect="1"/>
+            </wp:cNvGraphicFramePr>
+            <a:graphic xmlns:a="http://schemas.openxmlformats.org/drawingml/2006/main">
+              <a:graphicData uri="http://schemas.openxmlformats.org/drawingml/2006/picture">
+                <pic:pic xmlns:pic="http://schemas.openxmlformats.org/drawingml/2006/picture">
+                  <pic:nvPicPr>
+                    <pic:cNvPr id="37" name="2384804F-3998-4D57-9195-F3826E402611-9" descr="wps"/>
                     <pic:cNvPicPr>
                       <a:picLocks noChangeAspect="1"/>
                     </pic:cNvPicPr>
@@ -7657,7 +10035,7 @@
                   <pic:spPr>
                     <a:xfrm>
                       <a:off x="0" y="0"/>
-                      <a:ext cx="1115060" cy="347345"/>
+                      <a:ext cx="1148080" cy="367665"/>
                     </a:xfrm>
                     <a:prstGeom prst="rect">
                       <a:avLst/>
@@ -7669,27 +10047,254 @@
           </wp:anchor>
         </w:drawing>
       </w:r>
-      <w:r>
-        <w:rPr>
-          <w:rFonts w:hint="default"/>
-          <w:i/>
-          <w:iCs/>
+    </w:p>
+    <w:p>
+      <w:pPr>
+        <w:bidi w:val="0"/>
+        <w:ind w:firstLine="1700" w:firstLineChars="850"/>
+        <w:jc w:val="both"/>
+        <w:rPr>
+          <w:rFonts w:hint="default"/>
+          <w:lang w:val="en-US"/>
+        </w:rPr>
+      </w:pPr>
+      <w:r>
+        <w:rPr>
+          <w:rFonts w:hint="default"/>
+          <w:lang w:val="en-US"/>
+        </w:rPr>
+        <w:t>(8)</w:t>
+      </w:r>
+    </w:p>
+    <w:p>
+      <w:pPr>
+        <w:bidi w:val="0"/>
+        <w:ind w:firstLine="1700" w:firstLineChars="850"/>
+        <w:jc w:val="both"/>
+        <w:rPr>
+          <w:rFonts w:hint="default"/>
+          <w:lang w:val="en-US"/>
+        </w:rPr>
+      </w:pPr>
+    </w:p>
+    <w:p>
+      <w:pPr>
+        <w:bidi w:val="0"/>
+        <w:jc w:val="both"/>
+        <w:rPr>
+          <w:rFonts w:hint="default"/>
+          <w:lang w:val="en-US"/>
+        </w:rPr>
+      </w:pPr>
+    </w:p>
+    <w:p>
+      <w:pPr>
+        <w:bidi w:val="0"/>
+        <w:jc w:val="both"/>
+        <w:rPr>
+          <w:rFonts w:hint="default"/>
+          <w:lang w:val="en-US"/>
+        </w:rPr>
+      </w:pPr>
+      <w:r>
+        <w:rPr>
+          <w:rFonts w:hint="default"/>
+          <w:lang w:val="en-US"/>
+        </w:rPr>
+        <w:t>The objective function of K-Mean clustering process is given in Equation 8, w</w:t>
+      </w:r>
+      <w:r>
+        <w:rPr>
+          <w:rFonts w:hint="default"/>
+        </w:rPr>
+        <w:t>here</w:t>
+      </w:r>
+      <w:r>
+        <w:rPr>
+          <w:rFonts w:hint="default"/>
+          <w:lang w:val="en-US"/>
+        </w:rPr>
+        <w:t xml:space="preserve"> </w:t>
+      </w:r>
+      <w:r>
+        <w:rPr>
+          <w:rFonts w:hint="default"/>
+        </w:rPr>
+        <w:t>Ci</w:t>
+      </w:r>
+      <w:r>
+        <w:rPr>
+          <w:rFonts w:hint="default"/>
+          <w:lang w:val="en-US"/>
+        </w:rPr>
+        <w:t xml:space="preserve"> </w:t>
+      </w:r>
+      <w:r>
+        <w:rPr>
+          <w:rFonts w:hint="default"/>
+        </w:rPr>
+        <w:t>represents the set of nodes in cluster i, μi</w:t>
+      </w:r>
+      <w:r>
+        <w:rPr>
+          <w:rFonts w:hint="default"/>
+          <w:lang w:val="en-US"/>
+        </w:rPr>
+        <w:t xml:space="preserve"> </w:t>
+      </w:r>
+      <w:r>
+        <w:rPr>
+          <w:rFonts w:hint="default"/>
+        </w:rPr>
+        <w:t>is the centroid</w:t>
+      </w:r>
+      <w:r>
+        <w:rPr>
+          <w:rFonts w:hint="default"/>
+          <w:lang w:val="en-US"/>
+        </w:rPr>
+        <w:t xml:space="preserve"> </w:t>
+      </w:r>
+      <w:r>
+        <w:rPr>
+          <w:rFonts w:hint="default"/>
+        </w:rPr>
+        <w:t>of cluster i</w:t>
+      </w:r>
+      <w:r>
+        <w:rPr>
+          <w:rFonts w:hint="default"/>
+          <w:lang w:val="en-US"/>
+        </w:rPr>
+        <w:t xml:space="preserve"> and sq(</w:t>
+      </w:r>
+      <w:r>
+        <w:rPr>
+          <w:rFonts w:hint="default"/>
+        </w:rPr>
+        <w:t>x−μ</w:t>
+      </w:r>
+      <w:r>
+        <w:rPr>
+          <w:rFonts w:hint="default"/>
+          <w:lang w:val="en-US"/>
+        </w:rPr>
+        <w:t xml:space="preserve">i) </w:t>
+      </w:r>
+      <w:r>
+        <w:rPr>
+          <w:rFonts w:hint="default"/>
+        </w:rPr>
+        <w:t>denotes the squared Euclidean distance between node x and its cluster centroid</w:t>
+      </w:r>
+      <w:r>
+        <w:rPr>
+          <w:rFonts w:hint="default"/>
+          <w:lang w:val="en-US"/>
+        </w:rPr>
+        <w:t>. This algorithm partitions a set of N sensor nodes into K clusters by iteratively minimizing the sum of squared Euclidean distances between each node and its assigned CH.</w:t>
+      </w:r>
+    </w:p>
+    <w:p>
+      <w:pPr>
+        <w:bidi w:val="0"/>
+        <w:jc w:val="both"/>
+        <w:rPr>
+          <w:rFonts w:hint="default"/>
+          <w:lang w:val="en-US"/>
+        </w:rPr>
+      </w:pPr>
+    </w:p>
+    <w:p>
+      <w:pPr>
+        <w:bidi w:val="0"/>
+        <w:jc w:val="both"/>
+        <w:rPr>
+          <w:rFonts w:hint="default"/>
+          <w:lang w:val="en-US"/>
+        </w:rPr>
+      </w:pPr>
+      <w:r>
+        <w:rPr>
+          <w:rFonts w:hint="default"/>
+          <w:lang w:val="en-US"/>
+        </w:rPr>
+        <w:t>Layer 4:  Reinforcement Learning (RL)</w:t>
+      </w:r>
+    </w:p>
+    <w:p>
+      <w:pPr>
+        <w:bidi w:val="0"/>
+        <w:ind w:firstLine="400" w:firstLineChars="200"/>
+        <w:jc w:val="both"/>
+        <w:rPr>
+          <w:rFonts w:hint="default"/>
+          <w:lang w:val="en-US"/>
+        </w:rPr>
+      </w:pPr>
+      <w:r>
+        <w:rPr>
+          <w:rFonts w:hint="default"/>
+          <w:lang w:val="en-US"/>
+        </w:rPr>
+        <w:t>Layer 4 incorporates a RL agent to provide self-learning, adaptive control for the WSN. By utilizing real-time feedback from the network itself, it optimally adjusts and changes the CH selection, transmission parameters and cluster configurations dynamically. The RL agent uses the Q-Learning algorithm to obtain improved, optimal CH selection and transmission decisions/parameters. The learning agent focuses on maximizing long-term objectives, such as network lifetime and energy efficiency, rather than optimizing short term goals [34]. The RL agent is able to continuously improve and update its strategies over time and avoid some of the limitations associated with static, rule based systems. The RL agent also works in conjunction with the previous layers to improve the overall decision making process, while maintaining all capabilities for scalable, efficient and adaptive clustering. Although the RL agent does involve a small amount of computational overhead but it is crucial for long term dynamic system.</w:t>
+      </w:r>
+    </w:p>
+    <w:p>
+      <w:pPr>
+        <w:pStyle w:val="9"/>
+        <w:ind w:left="0" w:leftChars="0" w:firstLine="0" w:firstLineChars="0"/>
+        <w:jc w:val="center"/>
+        <w:rPr>
+          <w:rFonts w:hint="default"/>
+          <w:sz w:val="16"/>
+          <w:szCs w:val="16"/>
+          <w:lang w:val="en-US"/>
+        </w:rPr>
+      </w:pPr>
+    </w:p>
+    <w:p>
+      <w:pPr>
+        <w:pStyle w:val="9"/>
+        <w:ind w:left="0" w:leftChars="0" w:firstLine="0" w:firstLineChars="0"/>
+        <w:jc w:val="center"/>
+        <w:rPr>
+          <w:rFonts w:hint="default"/>
+          <w:sz w:val="16"/>
+          <w:szCs w:val="16"/>
+          <w:lang w:val="en-US"/>
+        </w:rPr>
+      </w:pPr>
+      <w:r>
+        <w:rPr>
+          <w:rFonts w:hint="default"/>
+          <w:sz w:val="16"/>
+          <w:szCs w:val="16"/>
+          <w:lang w:val="en-US"/>
+        </w:rPr>
+        <w:t>Figure 7. RL based Decision-Making Framework</w:t>
+      </w:r>
+    </w:p>
+    <w:p>
+      <w:pPr>
+        <w:pStyle w:val="9"/>
+        <w:ind w:left="0" w:leftChars="0" w:firstLine="0" w:firstLineChars="0"/>
+        <w:jc w:val="both"/>
+        <w:rPr>
+          <w:rFonts w:hint="default"/>
           <w:sz w:val="20"/>
           <w:szCs w:val="20"/>
           <w:lang w:val="en-US"/>
         </w:rPr>
-        <w:tab/>
-      </w:r>
-      <w:r>
-        <w:rPr>
-          <w:rFonts w:hint="default"/>
-          <w:i w:val="0"/>
-          <w:iCs w:val="0"/>
+      </w:pPr>
+      <w:r>
+        <w:rPr>
+          <w:rFonts w:hint="default"/>
           <w:sz w:val="20"/>
           <w:szCs w:val="20"/>
           <w:lang w:val="en-US"/>
         </w:rPr>
-        <w:t>DEECP act as the basic fundamental layer of the proposed RLHC framework. DEECP employs an energy aware mechanism to identify the most suitable CH candidates. This algorithm compares the average energy of the network to the residual energy of each node.  With this flexible CH selection method, nodes with a higher probability of becoming CHs is associated with higher remaining energy and causes energy consumption to be balanced throughout the network [4]. By alternating CH roles among qualified nodes on a regular basis, it effectively reduces premature node death and improves network stability.  In heterogeneous IoT-enabled WSN environments, it not only maximises the initial CH selection but also works in concert with higher level adaptive modules to achieve balanced load distribution, extended network lifetime and improved overall energy efficiency.</w:t>
+        <w:t>In the diagram above shows that, with RL the system is able to flexibly adjust to new conditions and continually improve its decisions in a more optimal way as time stoops. This is what makes it very applicable to real-time IoT applications.</w:t>
       </w:r>
     </w:p>
     <w:p>
@@ -7703,9 +10308,7 @@
         <w:spacing w:after="120" w:line="228" w:lineRule="auto"/>
         <w:jc w:val="both"/>
         <w:rPr>
-          <w:rFonts w:hint="default"/>
-          <w:i w:val="0"/>
-          <w:iCs w:val="0"/>
+          <w:rFonts w:hint="default" w:ascii="Times New Roman" w:hAnsi="Times New Roman" w:eastAsia="SimSun"/>
           <w:sz w:val="20"/>
           <w:szCs w:val="20"/>
           <w:lang w:val="en-US"/>
@@ -7714,67 +10317,147 @@
       <w:r>
         <w:rPr>
           <w:rFonts w:hint="default"/>
-          <w:lang w:val="en-US"/>
-        </w:rPr>
-        <w:drawing>
-          <wp:anchor distT="0" distB="0" distL="114300" distR="114300" simplePos="0" relativeHeight="251662336" behindDoc="1" locked="0" layoutInCell="1" allowOverlap="1">
-            <wp:simplePos x="0" y="0"/>
-            <wp:positionH relativeFrom="column">
-              <wp:posOffset>2802255</wp:posOffset>
-            </wp:positionH>
-            <wp:positionV relativeFrom="paragraph">
-              <wp:posOffset>360680</wp:posOffset>
-            </wp:positionV>
-            <wp:extent cx="149225" cy="119380"/>
-            <wp:effectExtent l="0" t="0" r="3175" b="13970"/>
-            <wp:wrapTight wrapText="bothSides">
-              <wp:wrapPolygon>
-                <wp:start x="0" y="0"/>
-                <wp:lineTo x="0" y="17809"/>
-                <wp:lineTo x="18659" y="17809"/>
-                <wp:lineTo x="18659" y="0"/>
-                <wp:lineTo x="0" y="0"/>
-              </wp:wrapPolygon>
-            </wp:wrapTight>
-            <wp:docPr id="26" name="2384804F-3998-4D57-9195-F3826E402611-2" descr="C:/Users/LENOVO WORLD/AppData/Local/Temp/wps.cPsTWNwps"/>
-            <wp:cNvGraphicFramePr>
-              <a:graphicFrameLocks xmlns:a="http://schemas.openxmlformats.org/drawingml/2006/main" noChangeAspect="1"/>
-            </wp:cNvGraphicFramePr>
-            <a:graphic xmlns:a="http://schemas.openxmlformats.org/drawingml/2006/main">
-              <a:graphicData uri="http://schemas.openxmlformats.org/drawingml/2006/picture">
-                <pic:pic xmlns:pic="http://schemas.openxmlformats.org/drawingml/2006/picture">
-                  <pic:nvPicPr>
-                    <pic:cNvPr id="26" name="2384804F-3998-4D57-9195-F3826E402611-2" descr="C:/Users/LENOVO WORLD/AppData/Local/Temp/wps.cPsTWNwps"/>
-                    <pic:cNvPicPr>
-                      <a:picLocks noChangeAspect="1"/>
-                    </pic:cNvPicPr>
-                  </pic:nvPicPr>
-                  <pic:blipFill>
-                    <a:blip r:embed="rId12">
-                      <a:extLst>
-                        <a:ext uri="{96DAC541-7B7A-43D3-8B79-37D633B846F1}">
-                          <asvg:svgBlip xmlns:asvg="http://schemas.microsoft.com/office/drawing/2016/SVG/main" r:embed="rId13"/>
-                        </a:ext>
-                      </a:extLst>
-                    </a:blip>
-                    <a:stretch>
-                      <a:fillRect/>
-                    </a:stretch>
-                  </pic:blipFill>
-                  <pic:spPr>
-                    <a:xfrm>
-                      <a:off x="0" y="0"/>
-                      <a:ext cx="149225" cy="119380"/>
-                    </a:xfrm>
-                    <a:prstGeom prst="rect">
-                      <a:avLst/>
-                    </a:prstGeom>
-                  </pic:spPr>
-                </pic:pic>
-              </a:graphicData>
-            </a:graphic>
-          </wp:anchor>
-        </w:drawing>
+          <w:sz w:val="20"/>
+          <w:szCs w:val="20"/>
+          <w:lang w:val="en-US"/>
+        </w:rPr>
+        <w:tab/>
+      </w:r>
+      <w:r>
+        <w:rPr>
+          <w:rFonts w:hint="default" w:ascii="Times New Roman" w:hAnsi="Times New Roman" w:eastAsia="SimSun"/>
+          <w:sz w:val="20"/>
+          <w:szCs w:val="20"/>
+        </w:rPr>
+        <w:t>In Layer 4, a Q-learning agent is implemented with the sole objective of observing the current network state, taking actions (e.g., CH re-assignment, switching CHs</w:t>
+      </w:r>
+      <w:r>
+        <w:rPr>
+          <w:rFonts w:hint="default"/>
+          <w:sz w:val="20"/>
+          <w:szCs w:val="20"/>
+          <w:lang w:val="en-US"/>
+        </w:rPr>
+        <w:t xml:space="preserve"> and</w:t>
+      </w:r>
+      <w:r>
+        <w:rPr>
+          <w:rFonts w:hint="default" w:ascii="Times New Roman" w:hAnsi="Times New Roman" w:eastAsia="SimSun"/>
+          <w:sz w:val="20"/>
+          <w:szCs w:val="20"/>
+        </w:rPr>
+        <w:t xml:space="preserve"> changing transmission power)</w:t>
+      </w:r>
+      <w:r>
+        <w:rPr>
+          <w:rFonts w:hint="default"/>
+          <w:sz w:val="20"/>
+          <w:szCs w:val="20"/>
+          <w:lang w:val="en-US"/>
+        </w:rPr>
+        <w:t xml:space="preserve"> and</w:t>
+      </w:r>
+      <w:r>
+        <w:rPr>
+          <w:rFonts w:hint="default" w:ascii="Times New Roman" w:hAnsi="Times New Roman" w:eastAsia="SimSun"/>
+          <w:sz w:val="20"/>
+          <w:szCs w:val="20"/>
+        </w:rPr>
+        <w:t xml:space="preserve"> receiving rewards as experience. After executing an action, it receives feedback from the environment</w:t>
+      </w:r>
+      <w:r>
+        <w:rPr>
+          <w:rFonts w:hint="default" w:ascii="Times New Roman" w:hAnsi="Times New Roman"/>
+          <w:sz w:val="20"/>
+          <w:szCs w:val="20"/>
+          <w:lang w:val="en-US"/>
+        </w:rPr>
+        <w:t xml:space="preserve">, </w:t>
+      </w:r>
+      <w:r>
+        <w:rPr>
+          <w:rFonts w:hint="default" w:ascii="Times New Roman" w:hAnsi="Times New Roman" w:eastAsia="SimSun"/>
+          <w:sz w:val="20"/>
+          <w:szCs w:val="20"/>
+        </w:rPr>
+        <w:t>including updated node energies, cluster configurations</w:t>
+      </w:r>
+      <w:r>
+        <w:rPr>
+          <w:rFonts w:hint="default"/>
+          <w:sz w:val="20"/>
+          <w:szCs w:val="20"/>
+          <w:lang w:val="en-US"/>
+        </w:rPr>
+        <w:t xml:space="preserve"> and</w:t>
+      </w:r>
+      <w:r>
+        <w:rPr>
+          <w:rFonts w:hint="default" w:ascii="Times New Roman" w:hAnsi="Times New Roman" w:eastAsia="SimSun"/>
+          <w:sz w:val="20"/>
+          <w:szCs w:val="20"/>
+        </w:rPr>
+        <w:t xml:space="preserve"> network metrics (e.g., PDR, throughput)</w:t>
+      </w:r>
+      <w:r>
+        <w:rPr>
+          <w:rFonts w:hint="default" w:ascii="Times New Roman" w:hAnsi="Times New Roman"/>
+          <w:sz w:val="20"/>
+          <w:szCs w:val="20"/>
+          <w:lang w:val="en-US"/>
+        </w:rPr>
+        <w:t xml:space="preserve"> </w:t>
+      </w:r>
+      <w:r>
+        <w:rPr>
+          <w:rFonts w:hint="default" w:ascii="Times New Roman" w:hAnsi="Times New Roman" w:eastAsia="SimSun"/>
+          <w:sz w:val="20"/>
+          <w:szCs w:val="20"/>
+        </w:rPr>
+        <w:t>and computes a reward. This experience is then used to update the Q-table, refining future decision</w:t>
+      </w:r>
+      <w:r>
+        <w:rPr>
+          <w:rFonts w:hint="default" w:ascii="Times New Roman" w:hAnsi="Times New Roman"/>
+          <w:sz w:val="20"/>
+          <w:szCs w:val="20"/>
+          <w:lang w:val="en-US"/>
+        </w:rPr>
+        <w:t xml:space="preserve"> </w:t>
+      </w:r>
+      <w:r>
+        <w:rPr>
+          <w:rFonts w:hint="default" w:ascii="Times New Roman" w:hAnsi="Times New Roman" w:eastAsia="SimSun"/>
+          <w:sz w:val="20"/>
+          <w:szCs w:val="20"/>
+        </w:rPr>
+        <w:t>making. By introducing adaptive learning, this layer transforms static cluster management into a self-learning mechanism, enabling the network to optimize long</w:t>
+      </w:r>
+      <w:r>
+        <w:rPr>
+          <w:rFonts w:hint="default"/>
+          <w:sz w:val="20"/>
+          <w:szCs w:val="20"/>
+          <w:lang w:val="en-US"/>
+        </w:rPr>
+        <w:t xml:space="preserve"> </w:t>
+      </w:r>
+      <w:r>
+        <w:rPr>
+          <w:rFonts w:hint="default" w:ascii="Times New Roman" w:hAnsi="Times New Roman" w:eastAsia="SimSun"/>
+          <w:sz w:val="20"/>
+          <w:szCs w:val="20"/>
+        </w:rPr>
+        <w:t>term objectives such as energy efficiency and network lifetime.</w:t>
+      </w:r>
+      <w:r>
+        <w:rPr>
+          <w:rFonts w:hint="default"/>
+          <w:sz w:val="20"/>
+          <w:szCs w:val="20"/>
+          <w:lang w:val="en-US"/>
+        </w:rPr>
+        <w:t xml:space="preserve"> This layer is very crucial and enables the system to adapt effectively to dynamic changing environments.</w:t>
       </w:r>
     </w:p>
     <w:p>
@@ -7788,1617 +10471,9 @@
         <w:spacing w:after="120" w:line="228" w:lineRule="auto"/>
         <w:jc w:val="both"/>
         <w:rPr>
-          <w:rFonts w:hint="default"/>
-          <w:i w:val="0"/>
-          <w:iCs w:val="0"/>
-          <w:sz w:val="20"/>
-          <w:szCs w:val="20"/>
-          <w:lang w:val="en-US"/>
-        </w:rPr>
-      </w:pPr>
-      <w:r>
-        <w:rPr>
-          <w:rFonts w:hint="default"/>
-          <w:lang w:val="en-US"/>
-        </w:rPr>
-        <w:drawing>
-          <wp:anchor distT="0" distB="0" distL="114300" distR="114300" simplePos="0" relativeHeight="251663360" behindDoc="1" locked="0" layoutInCell="1" allowOverlap="1">
-            <wp:simplePos x="0" y="0"/>
-            <wp:positionH relativeFrom="column">
-              <wp:posOffset>948690</wp:posOffset>
-            </wp:positionH>
-            <wp:positionV relativeFrom="paragraph">
-              <wp:posOffset>168910</wp:posOffset>
-            </wp:positionV>
-            <wp:extent cx="208915" cy="119380"/>
-            <wp:effectExtent l="0" t="0" r="635" b="13970"/>
-            <wp:wrapTight wrapText="bothSides">
-              <wp:wrapPolygon>
-                <wp:start x="0" y="0"/>
-                <wp:lineTo x="0" y="17809"/>
-                <wp:lineTo x="19696" y="17809"/>
-                <wp:lineTo x="19696" y="0"/>
-                <wp:lineTo x="0" y="0"/>
-              </wp:wrapPolygon>
-            </wp:wrapTight>
-            <wp:docPr id="27" name="2384804F-3998-4D57-9195-F3826E402611-4" descr="C:/Users/LENOVO WORLD/AppData/Local/Temp/wps.cMYyuDwps"/>
-            <wp:cNvGraphicFramePr>
-              <a:graphicFrameLocks xmlns:a="http://schemas.openxmlformats.org/drawingml/2006/main" noChangeAspect="1"/>
-            </wp:cNvGraphicFramePr>
-            <a:graphic xmlns:a="http://schemas.openxmlformats.org/drawingml/2006/main">
-              <a:graphicData uri="http://schemas.openxmlformats.org/drawingml/2006/picture">
-                <pic:pic xmlns:pic="http://schemas.openxmlformats.org/drawingml/2006/picture">
-                  <pic:nvPicPr>
-                    <pic:cNvPr id="27" name="2384804F-3998-4D57-9195-F3826E402611-4" descr="C:/Users/LENOVO WORLD/AppData/Local/Temp/wps.cMYyuDwps"/>
-                    <pic:cNvPicPr>
-                      <a:picLocks noChangeAspect="1"/>
-                    </pic:cNvPicPr>
-                  </pic:nvPicPr>
-                  <pic:blipFill>
-                    <a:blip r:embed="rId14">
-                      <a:extLst>
-                        <a:ext uri="{96DAC541-7B7A-43D3-8B79-37D633B846F1}">
-                          <asvg:svgBlip xmlns:asvg="http://schemas.microsoft.com/office/drawing/2016/SVG/main" r:embed="rId15"/>
-                        </a:ext>
-                      </a:extLst>
-                    </a:blip>
-                    <a:stretch>
-                      <a:fillRect/>
-                    </a:stretch>
-                  </pic:blipFill>
-                  <pic:spPr>
-                    <a:xfrm>
-                      <a:off x="0" y="0"/>
-                      <a:ext cx="208915" cy="119380"/>
-                    </a:xfrm>
-                    <a:prstGeom prst="rect">
-                      <a:avLst/>
-                    </a:prstGeom>
-                  </pic:spPr>
-                </pic:pic>
-              </a:graphicData>
-            </a:graphic>
-          </wp:anchor>
-        </w:drawing>
-      </w:r>
-    </w:p>
-    <w:p>
-      <w:pPr>
-        <w:pStyle w:val="9"/>
-        <w:numPr>
-          <w:ilvl w:val="0"/>
-          <w:numId w:val="0"/>
-        </w:numPr>
-        <w:bidi w:val="0"/>
-        <w:spacing w:after="120" w:line="228" w:lineRule="auto"/>
-        <w:jc w:val="both"/>
-        <w:rPr>
-          <w:rFonts w:hint="default"/>
-          <w:i w:val="0"/>
-          <w:iCs w:val="0"/>
-          <w:sz w:val="20"/>
-          <w:szCs w:val="20"/>
-          <w:lang w:val="en-US"/>
-        </w:rPr>
-      </w:pPr>
-    </w:p>
-    <w:p>
-      <w:pPr>
-        <w:pStyle w:val="9"/>
-        <w:numPr>
-          <w:ilvl w:val="0"/>
-          <w:numId w:val="0"/>
-        </w:numPr>
-        <w:bidi w:val="0"/>
-        <w:spacing w:after="120" w:line="228" w:lineRule="auto"/>
-        <w:jc w:val="both"/>
-        <w:rPr>
-          <w:rFonts w:hint="default"/>
-          <w:i w:val="0"/>
-          <w:iCs w:val="0"/>
-          <w:sz w:val="20"/>
-          <w:szCs w:val="20"/>
-          <w:lang w:val="en-US"/>
-        </w:rPr>
-      </w:pPr>
-    </w:p>
-    <w:p>
-      <w:pPr>
-        <w:pStyle w:val="9"/>
-        <w:numPr>
-          <w:ilvl w:val="0"/>
-          <w:numId w:val="0"/>
-        </w:numPr>
-        <w:bidi w:val="0"/>
-        <w:spacing w:after="120" w:line="228" w:lineRule="auto"/>
-        <w:jc w:val="both"/>
-        <w:rPr>
-          <w:rFonts w:hint="default"/>
-          <w:i w:val="0"/>
-          <w:iCs w:val="0"/>
-          <w:sz w:val="20"/>
-          <w:szCs w:val="20"/>
-          <w:lang w:val="en-US"/>
-        </w:rPr>
-      </w:pPr>
-      <w:r>
-        <w:rPr>
-          <w:rFonts w:hint="default"/>
-          <w:i w:val="0"/>
-          <w:iCs w:val="0"/>
-          <w:sz w:val="20"/>
-          <w:szCs w:val="20"/>
-          <w:lang w:val="en-US"/>
-        </w:rPr>
-        <w:drawing>
-          <wp:anchor distT="0" distB="0" distL="114300" distR="114300" simplePos="0" relativeHeight="251659264" behindDoc="0" locked="0" layoutInCell="1" allowOverlap="1">
-            <wp:simplePos x="0" y="0"/>
-            <wp:positionH relativeFrom="column">
-              <wp:posOffset>224790</wp:posOffset>
-            </wp:positionH>
-            <wp:positionV relativeFrom="paragraph">
-              <wp:posOffset>70485</wp:posOffset>
-            </wp:positionV>
-            <wp:extent cx="1686560" cy="371475"/>
-            <wp:effectExtent l="0" t="0" r="8890" b="9525"/>
-            <wp:wrapSquare wrapText="bothSides"/>
-            <wp:docPr id="24" name="2384804F-3998-4D57-9195-F3826E402611-5" descr="wps"/>
-            <wp:cNvGraphicFramePr>
-              <a:graphicFrameLocks xmlns:a="http://schemas.openxmlformats.org/drawingml/2006/main" noChangeAspect="1"/>
-            </wp:cNvGraphicFramePr>
-            <a:graphic xmlns:a="http://schemas.openxmlformats.org/drawingml/2006/main">
-              <a:graphicData uri="http://schemas.openxmlformats.org/drawingml/2006/picture">
-                <pic:pic xmlns:pic="http://schemas.openxmlformats.org/drawingml/2006/picture">
-                  <pic:nvPicPr>
-                    <pic:cNvPr id="24" name="2384804F-3998-4D57-9195-F3826E402611-5" descr="wps"/>
-                    <pic:cNvPicPr>
-                      <a:picLocks noChangeAspect="1"/>
-                    </pic:cNvPicPr>
-                  </pic:nvPicPr>
-                  <pic:blipFill>
-                    <a:blip r:embed="rId16">
-                      <a:extLst>
-                        <a:ext uri="{96DAC541-7B7A-43D3-8B79-37D633B846F1}">
-                          <asvg:svgBlip xmlns:asvg="http://schemas.microsoft.com/office/drawing/2016/SVG/main" r:embed="rId17"/>
-                        </a:ext>
-                      </a:extLst>
-                    </a:blip>
-                    <a:stretch>
-                      <a:fillRect/>
-                    </a:stretch>
-                  </pic:blipFill>
-                  <pic:spPr>
-                    <a:xfrm>
-                      <a:off x="0" y="0"/>
-                      <a:ext cx="1686560" cy="371475"/>
-                    </a:xfrm>
-                    <a:prstGeom prst="rect">
-                      <a:avLst/>
-                    </a:prstGeom>
-                  </pic:spPr>
-                </pic:pic>
-              </a:graphicData>
-            </a:graphic>
-          </wp:anchor>
-        </w:drawing>
-      </w:r>
-    </w:p>
-    <w:p>
-      <w:pPr>
-        <w:pStyle w:val="9"/>
-        <w:numPr>
-          <w:ilvl w:val="0"/>
-          <w:numId w:val="0"/>
-        </w:numPr>
-        <w:bidi w:val="0"/>
-        <w:spacing w:after="120" w:line="228" w:lineRule="auto"/>
-        <w:jc w:val="both"/>
-        <w:rPr>
-          <w:rFonts w:hint="default"/>
-          <w:i w:val="0"/>
-          <w:iCs w:val="0"/>
-          <w:sz w:val="20"/>
-          <w:szCs w:val="20"/>
-          <w:lang w:val="en-US"/>
-        </w:rPr>
-      </w:pPr>
-      <w:r>
-        <w:rPr>
-          <w:rFonts w:hint="default"/>
-          <w:lang w:val="en-US"/>
-        </w:rPr>
-        <w:drawing>
-          <wp:anchor distT="0" distB="0" distL="114300" distR="114300" simplePos="0" relativeHeight="251664384" behindDoc="1" locked="0" layoutInCell="1" allowOverlap="1">
-            <wp:simplePos x="0" y="0"/>
-            <wp:positionH relativeFrom="column">
-              <wp:posOffset>715645</wp:posOffset>
-            </wp:positionH>
-            <wp:positionV relativeFrom="paragraph">
-              <wp:posOffset>12700</wp:posOffset>
-            </wp:positionV>
-            <wp:extent cx="208915" cy="119380"/>
-            <wp:effectExtent l="0" t="0" r="635" b="13970"/>
-            <wp:wrapTight wrapText="bothSides">
-              <wp:wrapPolygon>
-                <wp:start x="0" y="0"/>
-                <wp:lineTo x="0" y="17809"/>
-                <wp:lineTo x="19696" y="17809"/>
-                <wp:lineTo x="19696" y="0"/>
-                <wp:lineTo x="0" y="0"/>
-              </wp:wrapPolygon>
-            </wp:wrapTight>
-            <wp:docPr id="28" name="2384804F-3998-4D57-9195-F3826E402611-6" descr="C:/Users/LENOVO WORLD/AppData/Local/Temp/wps.OIWnFywps"/>
-            <wp:cNvGraphicFramePr>
-              <a:graphicFrameLocks xmlns:a="http://schemas.openxmlformats.org/drawingml/2006/main" noChangeAspect="1"/>
-            </wp:cNvGraphicFramePr>
-            <a:graphic xmlns:a="http://schemas.openxmlformats.org/drawingml/2006/main">
-              <a:graphicData uri="http://schemas.openxmlformats.org/drawingml/2006/picture">
-                <pic:pic xmlns:pic="http://schemas.openxmlformats.org/drawingml/2006/picture">
-                  <pic:nvPicPr>
-                    <pic:cNvPr id="28" name="2384804F-3998-4D57-9195-F3826E402611-6" descr="C:/Users/LENOVO WORLD/AppData/Local/Temp/wps.OIWnFywps"/>
-                    <pic:cNvPicPr>
-                      <a:picLocks noChangeAspect="1"/>
-                    </pic:cNvPicPr>
-                  </pic:nvPicPr>
-                  <pic:blipFill>
-                    <a:blip r:embed="rId18">
-                      <a:extLst>
-                        <a:ext uri="{96DAC541-7B7A-43D3-8B79-37D633B846F1}">
-                          <asvg:svgBlip xmlns:asvg="http://schemas.microsoft.com/office/drawing/2016/SVG/main" r:embed="rId19"/>
-                        </a:ext>
-                      </a:extLst>
-                    </a:blip>
-                    <a:stretch>
-                      <a:fillRect/>
-                    </a:stretch>
-                  </pic:blipFill>
-                  <pic:spPr>
-                    <a:xfrm>
-                      <a:off x="0" y="0"/>
-                      <a:ext cx="208915" cy="119380"/>
-                    </a:xfrm>
-                    <a:prstGeom prst="rect">
-                      <a:avLst/>
-                    </a:prstGeom>
-                  </pic:spPr>
-                </pic:pic>
-              </a:graphicData>
-            </a:graphic>
-          </wp:anchor>
-        </w:drawing>
-      </w:r>
-    </w:p>
-    <w:p>
-      <w:pPr>
-        <w:pStyle w:val="9"/>
-        <w:numPr>
-          <w:ilvl w:val="0"/>
-          <w:numId w:val="0"/>
-        </w:numPr>
-        <w:bidi w:val="0"/>
-        <w:spacing w:after="120" w:line="228" w:lineRule="auto"/>
-        <w:jc w:val="both"/>
-        <w:rPr>
-          <w:rFonts w:hint="default"/>
-          <w:i w:val="0"/>
-          <w:iCs w:val="0"/>
-          <w:sz w:val="20"/>
-          <w:szCs w:val="20"/>
-          <w:lang w:val="en-US"/>
-        </w:rPr>
-      </w:pPr>
-    </w:p>
-    <w:p>
-      <w:pPr>
-        <w:pStyle w:val="9"/>
-        <w:numPr>
-          <w:ilvl w:val="0"/>
-          <w:numId w:val="0"/>
-        </w:numPr>
-        <w:bidi w:val="0"/>
-        <w:ind w:leftChars="0"/>
-        <w:rPr>
-          <w:rFonts w:hint="default"/>
-          <w:lang w:val="en-US"/>
-        </w:rPr>
-      </w:pPr>
-      <w:r>
-        <w:rPr>
-          <w:rFonts w:hint="default"/>
-          <w:i w:val="0"/>
-          <w:iCs w:val="0"/>
-          <w:sz w:val="20"/>
-          <w:szCs w:val="20"/>
-          <w:lang w:val="en-US"/>
-        </w:rPr>
-        <w:t>Equation 9, represents T(n) which is threshold for node n to become CH, Pi is probability of node i becoming a CH, r is current round number and G is set of nodes that have not been CHs in the last 1/Pi rounds. In Equation 10,</w:t>
-      </w:r>
-      <w:r>
-        <w:rPr>
-          <w:rFonts w:hint="default"/>
-          <w:lang w:val="en-US"/>
-        </w:rPr>
-        <w:t xml:space="preserve"> the Pi is proportional to the Ei which represents residual energy of node i, E(r) which represent average residual energy of the network at round r, ‘prop’ is optimal CH probability, N represents total numbers of nodes, R represents total numbers of rounds and Etotal represents total energy of the network.</w:t>
-      </w:r>
-    </w:p>
-    <w:p>
-      <w:pPr>
-        <w:pStyle w:val="9"/>
-        <w:numPr>
-          <w:ilvl w:val="0"/>
-          <w:numId w:val="0"/>
-        </w:numPr>
-        <w:bidi w:val="0"/>
-        <w:ind w:leftChars="0"/>
-        <w:rPr>
-          <w:rFonts w:hint="default"/>
-          <w:lang w:val="en-US"/>
-        </w:rPr>
-      </w:pPr>
-    </w:p>
-    <w:p>
-      <w:pPr>
-        <w:pStyle w:val="9"/>
-        <w:numPr>
-          <w:ilvl w:val="0"/>
-          <w:numId w:val="0"/>
-        </w:numPr>
-        <w:bidi w:val="0"/>
-        <w:ind w:leftChars="0"/>
-        <w:rPr>
-          <w:rFonts w:hint="default"/>
-          <w:lang w:val="en-US"/>
-        </w:rPr>
-      </w:pPr>
-    </w:p>
-    <w:p>
-      <w:pPr>
-        <w:pStyle w:val="9"/>
-        <w:numPr>
-          <w:ilvl w:val="0"/>
-          <w:numId w:val="0"/>
-        </w:numPr>
-        <w:bidi w:val="0"/>
-        <w:ind w:leftChars="0"/>
-        <w:rPr>
-          <w:rFonts w:hint="default"/>
-          <w:lang w:val="en-US"/>
-        </w:rPr>
-      </w:pPr>
-    </w:p>
-    <w:p>
-      <w:pPr>
-        <w:pStyle w:val="9"/>
-        <w:numPr>
-          <w:ilvl w:val="0"/>
-          <w:numId w:val="0"/>
-        </w:numPr>
-        <w:bidi w:val="0"/>
-        <w:ind w:leftChars="0"/>
-        <w:rPr>
-          <w:rFonts w:hint="default"/>
-          <w:lang w:val="en-US"/>
-        </w:rPr>
-      </w:pPr>
-    </w:p>
-    <w:p>
-      <w:pPr>
-        <w:pStyle w:val="9"/>
-        <w:numPr>
-          <w:ilvl w:val="0"/>
-          <w:numId w:val="0"/>
-        </w:numPr>
-        <w:bidi w:val="0"/>
-        <w:ind w:leftChars="0"/>
-        <w:rPr>
-          <w:rFonts w:hint="default"/>
-          <w:lang w:val="en-US"/>
-        </w:rPr>
-      </w:pPr>
-    </w:p>
-    <w:p>
-      <w:pPr>
-        <w:pStyle w:val="9"/>
-        <w:numPr>
-          <w:ilvl w:val="0"/>
-          <w:numId w:val="10"/>
-        </w:numPr>
-        <w:bidi w:val="0"/>
-        <w:spacing w:after="120" w:line="228" w:lineRule="auto"/>
-        <w:jc w:val="both"/>
-        <w:rPr>
-          <w:rFonts w:hint="default"/>
-          <w:i/>
-          <w:iCs/>
-          <w:sz w:val="20"/>
-          <w:szCs w:val="20"/>
-          <w:lang w:val="en-US"/>
-        </w:rPr>
-      </w:pPr>
-      <w:r>
-        <w:rPr>
-          <w:rFonts w:hint="default"/>
-          <w:i/>
-          <w:iCs/>
-          <w:sz w:val="20"/>
-          <w:szCs w:val="20"/>
-          <w:lang w:val="en-US"/>
-        </w:rPr>
-        <w:t>Layer 2: Energy Efficient Knapsack Algorithm (EEKA)</w:t>
-      </w:r>
-    </w:p>
-    <w:p>
-      <w:pPr>
-        <w:pStyle w:val="9"/>
-        <w:numPr>
-          <w:ilvl w:val="0"/>
-          <w:numId w:val="0"/>
-        </w:numPr>
-        <w:bidi w:val="0"/>
-        <w:spacing w:after="120" w:line="228" w:lineRule="auto"/>
-        <w:jc w:val="both"/>
-        <w:rPr>
-          <w:rFonts w:hint="default"/>
-          <w:i w:val="0"/>
-          <w:iCs w:val="0"/>
-          <w:sz w:val="20"/>
-          <w:szCs w:val="20"/>
-          <w:lang w:val="en-US"/>
-        </w:rPr>
-      </w:pPr>
-      <w:r>
-        <w:rPr>
-          <w:rFonts w:hint="default"/>
-          <w:i/>
-          <w:iCs/>
-          <w:sz w:val="20"/>
-          <w:szCs w:val="20"/>
-          <w:lang w:val="en-US"/>
-        </w:rPr>
-        <w:tab/>
-      </w:r>
-      <w:r>
-        <w:rPr>
-          <w:rFonts w:hint="default"/>
-          <w:i w:val="0"/>
-          <w:iCs w:val="0"/>
-          <w:sz w:val="20"/>
-          <w:szCs w:val="20"/>
-          <w:lang w:val="en-US"/>
-        </w:rPr>
-        <w:t>Following the DEECP layer, the EEKA operates as the second optimization layer within the RLHC framework. While DEECP ensures energy aware CH selection based on residual energy and average network energy, EEKA refines this process by optimizing the spatial distribution and number of CHs using a constrained knapsack formulation. In this layer, each potential CH candidate identified by DEECP is evaluated as an item in the knapsack problem, where parameters such as node centrality, residual energy and communication distance to the BS act as utility factors. It focus on maximizing the overall CH efficiency by considering minimum use of total energy consumption. The selection of the CH set is spatially balanced and energy efficient [33]. It guarantees uniformly coverage of the sensing field and limits overlong intra cluster communication distances. We can infer this selection eliminates energy hotspots and promotes uniform energy dissipation across the entire network's sensing field. The EEKA approach also resolves areas of spatial irregularity typically common in DEECP or LEACH based clustering approaches. As an additional benefit, the final CH arrangement reduces redundant transmissions, increasing communication reliability and network throughput. Furthermore, the optimal CH arrangement developed within EEKA provides a better input to the K-Means clustering layer, which refines the cluster boundaries to ensure even less intra cluster distances and transmission costs. Additionally, the layered optimization approach keeps transmission paths short and more evenly distributed energy consumption over the sensing field.</w:t>
-      </w:r>
-    </w:p>
-    <w:p>
-      <w:pPr>
-        <w:jc w:val="center"/>
-        <w:rPr>
-          <w:rFonts w:hint="default"/>
-          <w:sz w:val="16"/>
-          <w:szCs w:val="16"/>
-          <w:lang w:val="en-US"/>
-        </w:rPr>
-      </w:pPr>
-      <w:r>
-        <w:rPr>
-          <w:rFonts w:hint="default"/>
-          <w:i w:val="0"/>
-          <w:iCs w:val="0"/>
-          <w:sz w:val="20"/>
-          <w:szCs w:val="20"/>
-          <w:lang w:val="en-US"/>
-        </w:rPr>
-        <w:drawing>
-          <wp:anchor distT="0" distB="0" distL="114300" distR="114300" simplePos="0" relativeHeight="251665408" behindDoc="0" locked="0" layoutInCell="1" allowOverlap="1">
-            <wp:simplePos x="0" y="0"/>
-            <wp:positionH relativeFrom="column">
-              <wp:posOffset>15240</wp:posOffset>
-            </wp:positionH>
-            <wp:positionV relativeFrom="paragraph">
-              <wp:posOffset>45720</wp:posOffset>
-            </wp:positionV>
-            <wp:extent cx="3133090" cy="1243965"/>
-            <wp:effectExtent l="0" t="0" r="10160" b="13335"/>
-            <wp:wrapTopAndBottom/>
-            <wp:docPr id="34" name="Picture 34" descr="eeka (1)"/>
-            <wp:cNvGraphicFramePr>
-              <a:graphicFrameLocks xmlns:a="http://schemas.openxmlformats.org/drawingml/2006/main" noChangeAspect="1"/>
-            </wp:cNvGraphicFramePr>
-            <a:graphic xmlns:a="http://schemas.openxmlformats.org/drawingml/2006/main">
-              <a:graphicData uri="http://schemas.openxmlformats.org/drawingml/2006/picture">
-                <pic:pic xmlns:pic="http://schemas.openxmlformats.org/drawingml/2006/picture">
-                  <pic:nvPicPr>
-                    <pic:cNvPr id="34" name="Picture 34" descr="eeka (1)"/>
-                    <pic:cNvPicPr>
-                      <a:picLocks noChangeAspect="1"/>
-                    </pic:cNvPicPr>
-                  </pic:nvPicPr>
-                  <pic:blipFill>
-                    <a:blip r:embed="rId20"/>
-                    <a:stretch>
-                      <a:fillRect/>
-                    </a:stretch>
-                  </pic:blipFill>
-                  <pic:spPr>
-                    <a:xfrm>
-                      <a:off x="0" y="0"/>
-                      <a:ext cx="3133090" cy="1243965"/>
-                    </a:xfrm>
-                    <a:prstGeom prst="rect">
-                      <a:avLst/>
-                    </a:prstGeom>
-                  </pic:spPr>
-                </pic:pic>
-              </a:graphicData>
-            </a:graphic>
-          </wp:anchor>
-        </w:drawing>
-      </w:r>
-      <w:r>
-        <w:rPr>
-          <w:rFonts w:hint="default"/>
-          <w:sz w:val="16"/>
-          <w:szCs w:val="16"/>
-          <w:lang w:val="en-US"/>
-        </w:rPr>
-        <w:t>Figure 5: Internal block diagram of the EEKA algorithm</w:t>
-      </w:r>
-    </w:p>
-    <w:p>
-      <w:pPr>
-        <w:jc w:val="center"/>
-        <w:rPr>
-          <w:rFonts w:hint="default"/>
-          <w:sz w:val="20"/>
-          <w:szCs w:val="20"/>
-          <w:lang w:val="en-US"/>
-        </w:rPr>
-      </w:pPr>
-    </w:p>
-    <w:p>
-      <w:pPr>
-        <w:jc w:val="both"/>
-        <w:rPr>
-          <w:rFonts w:hint="default"/>
-          <w:sz w:val="20"/>
-          <w:szCs w:val="20"/>
-          <w:lang w:val="en-US"/>
-        </w:rPr>
-      </w:pPr>
-      <w:r>
-        <w:rPr>
-          <w:rFonts w:hint="default"/>
-          <w:sz w:val="20"/>
-          <w:szCs w:val="20"/>
-          <w:lang w:val="en-US"/>
-        </w:rPr>
-        <w:t>The internal design of EEKA is depicted in Figure 5. It works by obtaining candidate CH, node information about energy and position. It then calculates average inter node distances and determines node centrality using a combined utility function (Equation 12) to rank the candidates. The top K candidates are selected as CH to achieve the most balanced energy consumption and an even cluster distribution throughout the network.</w:t>
-      </w:r>
-    </w:p>
-    <w:p>
-      <w:pPr>
-        <w:jc w:val="both"/>
-        <w:rPr>
-          <w:rFonts w:hint="default"/>
-          <w:i w:val="0"/>
-          <w:iCs w:val="0"/>
-          <w:sz w:val="20"/>
-          <w:szCs w:val="20"/>
-          <w:lang w:val="en-US"/>
-        </w:rPr>
-      </w:pPr>
-      <w:r>
-        <w:rPr>
-          <w:rFonts w:hint="default"/>
-          <w:lang w:val="en-US"/>
-        </w:rPr>
-        <w:drawing>
-          <wp:anchor distT="0" distB="0" distL="114300" distR="114300" simplePos="0" relativeHeight="251667456" behindDoc="1" locked="0" layoutInCell="1" allowOverlap="1">
-            <wp:simplePos x="0" y="0"/>
-            <wp:positionH relativeFrom="column">
-              <wp:posOffset>2797810</wp:posOffset>
-            </wp:positionH>
-            <wp:positionV relativeFrom="paragraph">
-              <wp:posOffset>221615</wp:posOffset>
-            </wp:positionV>
-            <wp:extent cx="208915" cy="119380"/>
-            <wp:effectExtent l="0" t="0" r="635" b="13970"/>
-            <wp:wrapTight wrapText="bothSides">
-              <wp:wrapPolygon>
-                <wp:start x="0" y="0"/>
-                <wp:lineTo x="0" y="17809"/>
-                <wp:lineTo x="19696" y="17809"/>
-                <wp:lineTo x="19696" y="0"/>
-                <wp:lineTo x="0" y="0"/>
-              </wp:wrapPolygon>
-            </wp:wrapTight>
-            <wp:docPr id="36" name="2384804F-3998-4D57-9195-F3826E402611-7" descr="C:/Users/LENOVO WORLD/AppData/Local/Temp/wps.ZKNsvmwps"/>
-            <wp:cNvGraphicFramePr>
-              <a:graphicFrameLocks xmlns:a="http://schemas.openxmlformats.org/drawingml/2006/main" noChangeAspect="1"/>
-            </wp:cNvGraphicFramePr>
-            <a:graphic xmlns:a="http://schemas.openxmlformats.org/drawingml/2006/main">
-              <a:graphicData uri="http://schemas.openxmlformats.org/drawingml/2006/picture">
-                <pic:pic xmlns:pic="http://schemas.openxmlformats.org/drawingml/2006/picture">
-                  <pic:nvPicPr>
-                    <pic:cNvPr id="36" name="2384804F-3998-4D57-9195-F3826E402611-7" descr="C:/Users/LENOVO WORLD/AppData/Local/Temp/wps.ZKNsvmwps"/>
-                    <pic:cNvPicPr>
-                      <a:picLocks noChangeAspect="1"/>
-                    </pic:cNvPicPr>
-                  </pic:nvPicPr>
-                  <pic:blipFill>
-                    <a:blip r:embed="rId21">
-                      <a:extLst>
-                        <a:ext uri="{96DAC541-7B7A-43D3-8B79-37D633B846F1}">
-                          <asvg:svgBlip xmlns:asvg="http://schemas.microsoft.com/office/drawing/2016/SVG/main" r:embed="rId22"/>
-                        </a:ext>
-                      </a:extLst>
-                    </a:blip>
-                    <a:stretch>
-                      <a:fillRect/>
-                    </a:stretch>
-                  </pic:blipFill>
-                  <pic:spPr>
-                    <a:xfrm>
-                      <a:off x="0" y="0"/>
-                      <a:ext cx="208915" cy="119380"/>
-                    </a:xfrm>
-                    <a:prstGeom prst="rect">
-                      <a:avLst/>
-                    </a:prstGeom>
-                  </pic:spPr>
-                </pic:pic>
-              </a:graphicData>
-            </a:graphic>
-          </wp:anchor>
-        </w:drawing>
-      </w:r>
-      <w:r>
-        <w:rPr>
-          <w:rFonts w:hint="default"/>
-          <w:sz w:val="16"/>
-          <w:szCs w:val="16"/>
-          <w:lang w:val="en-US"/>
-        </w:rPr>
-        <w:drawing>
-          <wp:anchor distT="0" distB="0" distL="114300" distR="114300" simplePos="0" relativeHeight="251666432" behindDoc="0" locked="0" layoutInCell="1" allowOverlap="1">
-            <wp:simplePos x="0" y="0"/>
-            <wp:positionH relativeFrom="column">
-              <wp:posOffset>454660</wp:posOffset>
-            </wp:positionH>
-            <wp:positionV relativeFrom="paragraph">
-              <wp:posOffset>117475</wp:posOffset>
-            </wp:positionV>
-            <wp:extent cx="1241425" cy="382270"/>
-            <wp:effectExtent l="0" t="0" r="15875" b="17780"/>
-            <wp:wrapTopAndBottom/>
-            <wp:docPr id="35" name="2384804F-3998-4D57-9195-F3826E402611-8" descr="wps"/>
-            <wp:cNvGraphicFramePr>
-              <a:graphicFrameLocks xmlns:a="http://schemas.openxmlformats.org/drawingml/2006/main" noChangeAspect="1"/>
-            </wp:cNvGraphicFramePr>
-            <a:graphic xmlns:a="http://schemas.openxmlformats.org/drawingml/2006/main">
-              <a:graphicData uri="http://schemas.openxmlformats.org/drawingml/2006/picture">
-                <pic:pic xmlns:pic="http://schemas.openxmlformats.org/drawingml/2006/picture">
-                  <pic:nvPicPr>
-                    <pic:cNvPr id="35" name="2384804F-3998-4D57-9195-F3826E402611-8" descr="wps"/>
-                    <pic:cNvPicPr>
-                      <a:picLocks noChangeAspect="1"/>
-                    </pic:cNvPicPr>
-                  </pic:nvPicPr>
-                  <pic:blipFill>
-                    <a:blip r:embed="rId23">
-                      <a:extLst>
-                        <a:ext uri="{96DAC541-7B7A-43D3-8B79-37D633B846F1}">
-                          <asvg:svgBlip xmlns:asvg="http://schemas.microsoft.com/office/drawing/2016/SVG/main" r:embed="rId24"/>
-                        </a:ext>
-                      </a:extLst>
-                    </a:blip>
-                    <a:stretch>
-                      <a:fillRect/>
-                    </a:stretch>
-                  </pic:blipFill>
-                  <pic:spPr>
-                    <a:xfrm>
-                      <a:off x="0" y="0"/>
-                      <a:ext cx="1241425" cy="382270"/>
-                    </a:xfrm>
-                    <a:prstGeom prst="rect">
-                      <a:avLst/>
-                    </a:prstGeom>
-                  </pic:spPr>
-                </pic:pic>
-              </a:graphicData>
-            </a:graphic>
-          </wp:anchor>
-        </w:drawing>
-      </w:r>
-    </w:p>
-    <w:p>
-      <w:pPr>
-        <w:pStyle w:val="9"/>
-        <w:numPr>
-          <w:ilvl w:val="0"/>
-          <w:numId w:val="0"/>
-        </w:numPr>
-        <w:bidi w:val="0"/>
-        <w:spacing w:after="120" w:line="228" w:lineRule="auto"/>
-        <w:jc w:val="both"/>
-        <w:rPr>
-          <w:rFonts w:hint="default"/>
-          <w:i w:val="0"/>
-          <w:iCs w:val="0"/>
-          <w:sz w:val="20"/>
-          <w:szCs w:val="20"/>
-          <w:lang w:val="en-US"/>
-        </w:rPr>
-      </w:pPr>
-      <w:r>
-        <w:rPr>
-          <w:rFonts w:hint="default"/>
-          <w:i w:val="0"/>
-          <w:iCs w:val="0"/>
-          <w:sz w:val="20"/>
-          <w:szCs w:val="20"/>
-          <w:lang w:val="en-US"/>
-        </w:rPr>
-        <w:t>Here the utility function Wi represents the energy centrality score of each node. It determines node suitability to become a CH. It integrates two crucial parameters, residual energy and spatial centrality into a single quantitative metric.</w:t>
-      </w:r>
-    </w:p>
-    <w:p>
-      <w:pPr>
-        <w:pStyle w:val="9"/>
-        <w:numPr>
-          <w:ilvl w:val="0"/>
-          <w:numId w:val="10"/>
-        </w:numPr>
-        <w:bidi w:val="0"/>
-        <w:spacing w:after="120" w:line="228" w:lineRule="auto"/>
-        <w:jc w:val="both"/>
-        <w:rPr>
-          <w:rFonts w:hint="default"/>
-          <w:i/>
-          <w:iCs/>
-          <w:sz w:val="20"/>
-          <w:szCs w:val="20"/>
-          <w:lang w:val="en-US"/>
-        </w:rPr>
-      </w:pPr>
-      <w:r>
-        <w:rPr>
-          <w:rFonts w:hint="default"/>
-          <w:i/>
-          <w:iCs/>
-          <w:sz w:val="20"/>
-          <w:szCs w:val="20"/>
-          <w:lang w:val="en-US"/>
-        </w:rPr>
-        <w:t>Layer 3:  K-Means Algorithm</w:t>
-      </w:r>
-    </w:p>
-    <w:p>
-      <w:pPr>
-        <w:pStyle w:val="9"/>
-        <w:numPr>
-          <w:ilvl w:val="0"/>
-          <w:numId w:val="0"/>
-        </w:numPr>
-        <w:bidi w:val="0"/>
-        <w:spacing w:after="120" w:line="228" w:lineRule="auto"/>
-        <w:jc w:val="both"/>
-        <w:rPr>
-          <w:rFonts w:hint="default"/>
-          <w:i w:val="0"/>
-          <w:iCs w:val="0"/>
-          <w:sz w:val="20"/>
-          <w:szCs w:val="20"/>
-          <w:lang w:val="en-US"/>
-        </w:rPr>
-      </w:pPr>
-      <w:r>
-        <w:rPr>
-          <w:rFonts w:hint="default"/>
-          <w:i w:val="0"/>
-          <w:iCs w:val="0"/>
-          <w:sz w:val="20"/>
-          <w:szCs w:val="20"/>
-          <w:lang w:val="en-US"/>
-        </w:rPr>
-        <w:tab/>
-      </w:r>
-      <w:r>
-        <w:rPr>
-          <w:rFonts w:hint="default"/>
-          <w:i w:val="0"/>
-          <w:iCs w:val="0"/>
-          <w:sz w:val="20"/>
-          <w:szCs w:val="20"/>
-          <w:lang w:val="en-US"/>
-        </w:rPr>
-        <w:t xml:space="preserve">In the third layer of the RLHC framework, K-Mean is used as a clustering algorithm. It refine the cluster formation process based on the CHs selected by the EEKA layer. While DEECP and EEKA togther determine the most energy efficient and spatially balanced CHs, the K-Means algorithm ensures that the remaining sensor nodes are optimally associated with these CHs to minimize intra cluster communication cost. </w:t>
-      </w:r>
-    </w:p>
-    <w:p>
-      <w:pPr>
-        <w:pStyle w:val="9"/>
-        <w:numPr>
-          <w:ilvl w:val="0"/>
-          <w:numId w:val="0"/>
-        </w:numPr>
-        <w:bidi w:val="0"/>
-        <w:spacing w:after="120" w:line="228" w:lineRule="auto"/>
-        <w:jc w:val="center"/>
-        <w:rPr>
-          <w:rFonts w:hint="default"/>
-          <w:sz w:val="16"/>
-          <w:szCs w:val="16"/>
-          <w:lang w:val="en-US"/>
-        </w:rPr>
-      </w:pPr>
-      <w:r>
-        <w:rPr>
-          <w:rFonts w:hint="default"/>
-          <w:sz w:val="16"/>
-          <w:szCs w:val="16"/>
-          <w:lang w:val="en-US"/>
-        </w:rPr>
-        <w:drawing>
-          <wp:anchor distT="0" distB="0" distL="114300" distR="114300" simplePos="0" relativeHeight="251674624" behindDoc="0" locked="0" layoutInCell="1" allowOverlap="1">
-            <wp:simplePos x="0" y="0"/>
-            <wp:positionH relativeFrom="column">
-              <wp:posOffset>16510</wp:posOffset>
-            </wp:positionH>
-            <wp:positionV relativeFrom="paragraph">
-              <wp:posOffset>27305</wp:posOffset>
-            </wp:positionV>
-            <wp:extent cx="3118485" cy="967740"/>
-            <wp:effectExtent l="0" t="0" r="5715" b="3810"/>
-            <wp:wrapTopAndBottom/>
-            <wp:docPr id="30" name="Picture 30" descr="k-mean (1) (1)"/>
-            <wp:cNvGraphicFramePr>
-              <a:graphicFrameLocks xmlns:a="http://schemas.openxmlformats.org/drawingml/2006/main" noChangeAspect="1"/>
-            </wp:cNvGraphicFramePr>
-            <a:graphic xmlns:a="http://schemas.openxmlformats.org/drawingml/2006/main">
-              <a:graphicData uri="http://schemas.openxmlformats.org/drawingml/2006/picture">
-                <pic:pic xmlns:pic="http://schemas.openxmlformats.org/drawingml/2006/picture">
-                  <pic:nvPicPr>
-                    <pic:cNvPr id="30" name="Picture 30" descr="k-mean (1) (1)"/>
-                    <pic:cNvPicPr>
-                      <a:picLocks noChangeAspect="1"/>
-                    </pic:cNvPicPr>
-                  </pic:nvPicPr>
-                  <pic:blipFill>
-                    <a:blip r:embed="rId25"/>
-                    <a:stretch>
-                      <a:fillRect/>
-                    </a:stretch>
-                  </pic:blipFill>
-                  <pic:spPr>
-                    <a:xfrm>
-                      <a:off x="0" y="0"/>
-                      <a:ext cx="3118485" cy="967740"/>
-                    </a:xfrm>
-                    <a:prstGeom prst="rect">
-                      <a:avLst/>
-                    </a:prstGeom>
-                  </pic:spPr>
-                </pic:pic>
-              </a:graphicData>
-            </a:graphic>
-          </wp:anchor>
-        </w:drawing>
-      </w:r>
-      <w:r>
-        <w:rPr>
-          <w:rFonts w:hint="default"/>
-          <w:sz w:val="16"/>
-          <w:szCs w:val="16"/>
-          <w:lang w:val="en-US"/>
-        </w:rPr>
-        <w:t>Figure 6: Process flow chart of K-Mean algorithm</w:t>
-      </w:r>
-    </w:p>
-    <w:p>
-      <w:pPr>
-        <w:pStyle w:val="9"/>
-        <w:numPr>
-          <w:ilvl w:val="0"/>
-          <w:numId w:val="0"/>
-        </w:numPr>
-        <w:bidi w:val="0"/>
-        <w:spacing w:after="120" w:line="228" w:lineRule="auto"/>
-        <w:jc w:val="both"/>
-        <w:rPr>
-          <w:rFonts w:hint="default"/>
-          <w:i w:val="0"/>
-          <w:iCs w:val="0"/>
-          <w:sz w:val="20"/>
-          <w:szCs w:val="20"/>
-          <w:lang w:val="en-US"/>
-        </w:rPr>
-      </w:pPr>
-      <w:r>
-        <w:rPr>
-          <w:rFonts w:hint="default"/>
-          <w:i w:val="0"/>
-          <w:iCs w:val="0"/>
-          <w:sz w:val="20"/>
-          <w:szCs w:val="20"/>
-          <w:lang w:val="en-US"/>
-        </w:rPr>
-        <w:t xml:space="preserve">The K-Means algorithm partitions a set of N sensor nodes into K clusters by iteratively minimizing the sum of squared Euclidean distances between each node and its assigned CH [34]. The process involves three main steps: centroid initialization, mean (centroid) update and convergence check. </w:t>
-      </w:r>
-    </w:p>
-    <w:p>
-      <w:pPr>
-        <w:pStyle w:val="9"/>
-        <w:numPr>
-          <w:ilvl w:val="0"/>
-          <w:numId w:val="0"/>
-        </w:numPr>
-        <w:bidi w:val="0"/>
-        <w:spacing w:after="120" w:line="228" w:lineRule="auto"/>
-        <w:jc w:val="both"/>
-        <w:rPr>
-          <w:rFonts w:hint="default"/>
-          <w:sz w:val="16"/>
-          <w:szCs w:val="16"/>
-          <w:lang w:val="en-US"/>
-        </w:rPr>
-      </w:pPr>
-      <w:r>
-        <w:rPr>
-          <w:rFonts w:hint="default"/>
-          <w:i w:val="0"/>
-          <w:iCs w:val="0"/>
-          <w:sz w:val="20"/>
-          <w:szCs w:val="20"/>
-          <w:lang w:val="en-US"/>
-        </w:rPr>
-        <w:drawing>
-          <wp:anchor distT="0" distB="0" distL="114300" distR="114300" simplePos="0" relativeHeight="251668480" behindDoc="0" locked="0" layoutInCell="1" allowOverlap="1">
-            <wp:simplePos x="0" y="0"/>
-            <wp:positionH relativeFrom="column">
-              <wp:posOffset>139065</wp:posOffset>
-            </wp:positionH>
-            <wp:positionV relativeFrom="paragraph">
-              <wp:posOffset>3810</wp:posOffset>
-            </wp:positionV>
-            <wp:extent cx="1355090" cy="433705"/>
-            <wp:effectExtent l="0" t="0" r="16510" b="4445"/>
-            <wp:wrapSquare wrapText="bothSides"/>
-            <wp:docPr id="37" name="2384804F-3998-4D57-9195-F3826E402611-9" descr="wps"/>
-            <wp:cNvGraphicFramePr>
-              <a:graphicFrameLocks xmlns:a="http://schemas.openxmlformats.org/drawingml/2006/main" noChangeAspect="1"/>
-            </wp:cNvGraphicFramePr>
-            <a:graphic xmlns:a="http://schemas.openxmlformats.org/drawingml/2006/main">
-              <a:graphicData uri="http://schemas.openxmlformats.org/drawingml/2006/picture">
-                <pic:pic xmlns:pic="http://schemas.openxmlformats.org/drawingml/2006/picture">
-                  <pic:nvPicPr>
-                    <pic:cNvPr id="37" name="2384804F-3998-4D57-9195-F3826E402611-9" descr="wps"/>
-                    <pic:cNvPicPr>
-                      <a:picLocks noChangeAspect="1"/>
-                    </pic:cNvPicPr>
-                  </pic:nvPicPr>
-                  <pic:blipFill>
-                    <a:blip r:embed="rId26">
-                      <a:extLst>
-                        <a:ext uri="{96DAC541-7B7A-43D3-8B79-37D633B846F1}">
-                          <asvg:svgBlip xmlns:asvg="http://schemas.microsoft.com/office/drawing/2016/SVG/main" r:embed="rId27"/>
-                        </a:ext>
-                      </a:extLst>
-                    </a:blip>
-                    <a:stretch>
-                      <a:fillRect/>
-                    </a:stretch>
-                  </pic:blipFill>
-                  <pic:spPr>
-                    <a:xfrm>
-                      <a:off x="0" y="0"/>
-                      <a:ext cx="1355090" cy="433705"/>
-                    </a:xfrm>
-                    <a:prstGeom prst="rect">
-                      <a:avLst/>
-                    </a:prstGeom>
-                  </pic:spPr>
-                </pic:pic>
-              </a:graphicData>
-            </a:graphic>
-          </wp:anchor>
-        </w:drawing>
-      </w:r>
-      <w:r>
-        <w:rPr>
-          <w:rFonts w:hint="default"/>
-          <w:lang w:val="en-US"/>
-        </w:rPr>
-        <w:drawing>
-          <wp:anchor distT="0" distB="0" distL="114300" distR="114300" simplePos="0" relativeHeight="251669504" behindDoc="1" locked="0" layoutInCell="1" allowOverlap="1">
-            <wp:simplePos x="0" y="0"/>
-            <wp:positionH relativeFrom="column">
-              <wp:posOffset>2835275</wp:posOffset>
-            </wp:positionH>
-            <wp:positionV relativeFrom="paragraph">
-              <wp:posOffset>180975</wp:posOffset>
-            </wp:positionV>
-            <wp:extent cx="208915" cy="119380"/>
-            <wp:effectExtent l="0" t="0" r="635" b="13970"/>
-            <wp:wrapTight wrapText="bothSides">
-              <wp:wrapPolygon>
-                <wp:start x="0" y="0"/>
-                <wp:lineTo x="0" y="17809"/>
-                <wp:lineTo x="19696" y="17809"/>
-                <wp:lineTo x="19696" y="0"/>
-                <wp:lineTo x="0" y="0"/>
-              </wp:wrapPolygon>
-            </wp:wrapTight>
-            <wp:docPr id="38" name="2384804F-3998-4D57-9195-F3826E402611-10" descr="C:/Users/LENOVO WORLD/AppData/Local/Temp/wps.IGNZVCwps"/>
-            <wp:cNvGraphicFramePr>
-              <a:graphicFrameLocks xmlns:a="http://schemas.openxmlformats.org/drawingml/2006/main" noChangeAspect="1"/>
-            </wp:cNvGraphicFramePr>
-            <a:graphic xmlns:a="http://schemas.openxmlformats.org/drawingml/2006/main">
-              <a:graphicData uri="http://schemas.openxmlformats.org/drawingml/2006/picture">
-                <pic:pic xmlns:pic="http://schemas.openxmlformats.org/drawingml/2006/picture">
-                  <pic:nvPicPr>
-                    <pic:cNvPr id="38" name="2384804F-3998-4D57-9195-F3826E402611-10" descr="C:/Users/LENOVO WORLD/AppData/Local/Temp/wps.IGNZVCwps"/>
-                    <pic:cNvPicPr>
-                      <a:picLocks noChangeAspect="1"/>
-                    </pic:cNvPicPr>
-                  </pic:nvPicPr>
-                  <pic:blipFill>
-                    <a:blip r:embed="rId28">
-                      <a:extLst>
-                        <a:ext uri="{96DAC541-7B7A-43D3-8B79-37D633B846F1}">
-                          <asvg:svgBlip xmlns:asvg="http://schemas.microsoft.com/office/drawing/2016/SVG/main" r:embed="rId29"/>
-                        </a:ext>
-                      </a:extLst>
-                    </a:blip>
-                    <a:stretch>
-                      <a:fillRect/>
-                    </a:stretch>
-                  </pic:blipFill>
-                  <pic:spPr>
-                    <a:xfrm>
-                      <a:off x="0" y="0"/>
-                      <a:ext cx="208915" cy="119380"/>
-                    </a:xfrm>
-                    <a:prstGeom prst="rect">
-                      <a:avLst/>
-                    </a:prstGeom>
-                  </pic:spPr>
-                </pic:pic>
-              </a:graphicData>
-            </a:graphic>
-          </wp:anchor>
-        </w:drawing>
-      </w:r>
-    </w:p>
-    <w:p>
-      <w:pPr>
-        <w:pStyle w:val="9"/>
-        <w:numPr>
-          <w:ilvl w:val="0"/>
-          <w:numId w:val="0"/>
-        </w:numPr>
-        <w:bidi w:val="0"/>
-        <w:spacing w:after="120" w:line="228" w:lineRule="auto"/>
-        <w:jc w:val="both"/>
-        <w:rPr>
-          <w:rFonts w:hint="default" w:ascii="Times New Roman" w:hAnsi="Times New Roman" w:cs="Times New Roman"/>
-          <w:sz w:val="20"/>
-          <w:szCs w:val="20"/>
-          <w:lang w:val="en-US"/>
-        </w:rPr>
-      </w:pPr>
-    </w:p>
-    <w:p>
-      <w:pPr>
-        <w:pStyle w:val="9"/>
-        <w:numPr>
-          <w:ilvl w:val="0"/>
-          <w:numId w:val="0"/>
-        </w:numPr>
-        <w:bidi w:val="0"/>
-        <w:spacing w:after="120" w:line="228" w:lineRule="auto"/>
-        <w:jc w:val="both"/>
-        <w:rPr>
-          <w:rFonts w:hint="default" w:ascii="Times New Roman" w:hAnsi="Times New Roman" w:eastAsia="SimSun" w:cs="Times New Roman"/>
-          <w:sz w:val="20"/>
-          <w:szCs w:val="20"/>
-          <w:lang w:val="en-US"/>
-        </w:rPr>
-      </w:pPr>
-      <w:r>
-        <w:rPr>
-          <w:rFonts w:hint="default"/>
-          <w:i w:val="0"/>
-          <w:iCs w:val="0"/>
-          <w:sz w:val="20"/>
-          <w:szCs w:val="20"/>
-          <w:lang w:val="en-US"/>
-        </w:rPr>
-        <w:t xml:space="preserve">The objective function of K-Mean clustering process is given in Equation 13, </w:t>
-      </w:r>
-      <w:r>
-        <w:rPr>
-          <w:rFonts w:hint="default" w:ascii="Times New Roman" w:hAnsi="Times New Roman" w:cs="Times New Roman"/>
-          <w:sz w:val="20"/>
-          <w:szCs w:val="20"/>
-          <w:lang w:val="en-US"/>
-        </w:rPr>
-        <w:t>w</w:t>
-      </w:r>
-      <w:r>
-        <w:rPr>
-          <w:rFonts w:hint="default" w:ascii="Times New Roman" w:hAnsi="Times New Roman" w:eastAsia="SimSun" w:cs="Times New Roman"/>
-          <w:sz w:val="20"/>
-          <w:szCs w:val="20"/>
-        </w:rPr>
-        <w:t>here</w:t>
-      </w:r>
-      <w:r>
-        <w:rPr>
-          <w:rFonts w:hint="default" w:ascii="Times New Roman" w:hAnsi="Times New Roman" w:cs="Times New Roman"/>
-          <w:sz w:val="20"/>
-          <w:szCs w:val="20"/>
-          <w:lang w:val="en-US"/>
-        </w:rPr>
-        <w:t xml:space="preserve"> </w:t>
-      </w:r>
-      <w:r>
-        <w:rPr>
-          <w:rFonts w:hint="default" w:ascii="Times New Roman" w:hAnsi="Times New Roman" w:eastAsia="SimSun" w:cs="Times New Roman"/>
-          <w:sz w:val="20"/>
-          <w:szCs w:val="20"/>
-        </w:rPr>
-        <w:t>Ci</w:t>
-      </w:r>
-      <w:r>
-        <w:rPr>
-          <w:rFonts w:hint="default" w:cs="Times New Roman"/>
-          <w:sz w:val="20"/>
-          <w:szCs w:val="20"/>
-          <w:lang w:val="en-US"/>
-        </w:rPr>
-        <w:t xml:space="preserve"> </w:t>
-      </w:r>
-      <w:r>
-        <w:rPr>
-          <w:rFonts w:hint="default" w:ascii="Times New Roman" w:hAnsi="Times New Roman" w:eastAsia="SimSun" w:cs="Times New Roman"/>
-          <w:sz w:val="20"/>
-          <w:szCs w:val="20"/>
-        </w:rPr>
-        <w:t>represents the set of nodes in cluster i, μi</w:t>
-      </w:r>
-      <w:r>
-        <w:rPr>
-          <w:rFonts w:hint="default" w:ascii="Times New Roman" w:hAnsi="Times New Roman" w:cs="Times New Roman"/>
-          <w:sz w:val="20"/>
-          <w:szCs w:val="20"/>
-          <w:lang w:val="en-US"/>
-        </w:rPr>
-        <w:t xml:space="preserve"> </w:t>
-      </w:r>
-      <w:r>
-        <w:rPr>
-          <w:rFonts w:hint="default" w:ascii="Times New Roman" w:hAnsi="Times New Roman" w:eastAsia="SimSun" w:cs="Times New Roman"/>
-          <w:sz w:val="20"/>
-          <w:szCs w:val="20"/>
-        </w:rPr>
-        <w:t>is the centroid</w:t>
-      </w:r>
-      <w:r>
-        <w:rPr>
-          <w:rFonts w:hint="default" w:cs="Times New Roman"/>
-          <w:sz w:val="20"/>
-          <w:szCs w:val="20"/>
-          <w:lang w:val="en-US"/>
-        </w:rPr>
-        <w:t xml:space="preserve"> </w:t>
-      </w:r>
-      <w:r>
-        <w:rPr>
-          <w:rFonts w:hint="default" w:ascii="Times New Roman" w:hAnsi="Times New Roman" w:eastAsia="SimSun" w:cs="Times New Roman"/>
-          <w:sz w:val="20"/>
-          <w:szCs w:val="20"/>
-        </w:rPr>
-        <w:t>of cluster i</w:t>
-      </w:r>
-      <w:r>
-        <w:rPr>
-          <w:rFonts w:hint="default" w:cs="Times New Roman"/>
-          <w:sz w:val="20"/>
-          <w:szCs w:val="20"/>
-          <w:lang w:val="en-US"/>
-        </w:rPr>
-        <w:t xml:space="preserve"> and</w:t>
-      </w:r>
-      <w:r>
-        <w:rPr>
-          <w:rFonts w:hint="default" w:ascii="Times New Roman" w:hAnsi="Times New Roman" w:cs="Times New Roman"/>
-          <w:sz w:val="20"/>
-          <w:szCs w:val="20"/>
-          <w:lang w:val="en-US"/>
-        </w:rPr>
-        <w:t xml:space="preserve"> sq(</w:t>
-      </w:r>
-      <w:r>
-        <w:rPr>
-          <w:rFonts w:hint="default" w:ascii="Times New Roman" w:hAnsi="Times New Roman" w:eastAsia="SimSun" w:cs="Times New Roman"/>
-          <w:sz w:val="20"/>
-          <w:szCs w:val="20"/>
-        </w:rPr>
-        <w:t>x−μ</w:t>
-      </w:r>
-      <w:r>
-        <w:rPr>
-          <w:rFonts w:hint="default" w:ascii="Times New Roman" w:hAnsi="Times New Roman" w:cs="Times New Roman"/>
-          <w:sz w:val="20"/>
-          <w:szCs w:val="20"/>
-          <w:lang w:val="en-US"/>
-        </w:rPr>
-        <w:t xml:space="preserve">i) </w:t>
-      </w:r>
-      <w:r>
-        <w:rPr>
-          <w:rFonts w:hint="default" w:ascii="Times New Roman" w:hAnsi="Times New Roman" w:eastAsia="SimSun" w:cs="Times New Roman"/>
-          <w:sz w:val="20"/>
-          <w:szCs w:val="20"/>
-        </w:rPr>
-        <w:t>denotes the squared Euclidean distance between node x and its cluster centroid.</w:t>
-      </w:r>
-      <w:r>
-        <w:rPr>
-          <w:rFonts w:hint="default" w:cs="Times New Roman"/>
-          <w:sz w:val="20"/>
-          <w:szCs w:val="20"/>
-          <w:lang w:val="en-US"/>
-        </w:rPr>
-        <w:t xml:space="preserve"> J </w:t>
-      </w:r>
-      <w:r>
-        <w:rPr>
-          <w:rFonts w:hint="default"/>
-          <w:sz w:val="20"/>
-          <w:szCs w:val="20"/>
-          <w:lang w:val="en-US"/>
-        </w:rPr>
-        <w:t>is non-convex, meaning K-Means may converge to a local minimum, not necessarily the global one.</w:t>
-      </w:r>
-    </w:p>
-    <w:p>
-      <w:pPr>
-        <w:pStyle w:val="9"/>
-        <w:numPr>
-          <w:ilvl w:val="0"/>
-          <w:numId w:val="10"/>
-        </w:numPr>
-        <w:bidi w:val="0"/>
-        <w:spacing w:after="120" w:line="228" w:lineRule="auto"/>
-        <w:jc w:val="both"/>
-        <w:rPr>
-          <w:rFonts w:hint="default"/>
-          <w:i/>
-          <w:iCs/>
-          <w:sz w:val="20"/>
-          <w:szCs w:val="20"/>
-          <w:lang w:val="en-US"/>
-        </w:rPr>
-      </w:pPr>
-      <w:r>
-        <w:rPr>
-          <w:rFonts w:hint="default"/>
-          <w:i/>
-          <w:iCs/>
-          <w:sz w:val="20"/>
-          <w:szCs w:val="20"/>
-          <w:lang w:val="en-US"/>
-        </w:rPr>
-        <w:t>Layer 4:  Reinforcement Learning (RL)</w:t>
-      </w:r>
-    </w:p>
-    <w:p>
-      <w:pPr>
-        <w:pStyle w:val="9"/>
-        <w:bidi w:val="0"/>
-        <w:rPr>
-          <w:rFonts w:hint="default"/>
-          <w:lang w:val="en-US"/>
-        </w:rPr>
-      </w:pPr>
-      <w:r>
-        <w:rPr>
-          <w:rFonts w:hint="default"/>
-          <w:lang w:val="en-US"/>
-        </w:rPr>
-        <w:t>Layer 4 incorporates a RL agent to provide self-learning, adaptive control for the WSN. By utilizing real-time feedback from the network itself, it optimally adjusts and changes the CH selection, transmission parameters and cluster configurations dynamically. The RL agent uses the Q-Learning algorithm to obtain improved, optimal CH selection and transmission decisions/parameters. The learning agent focuses on maximizing long-term objectives, such as network lifetime and energy efficiency, rather than optimizing short term goals [34]. The RL agent is able to continuously improve and update its strategies over time and avoid some of the limitations associated with static, rule based systems. The RL agent also works in conjunction with the previous layers to improve the overall decision making process, while maintaining all capabilities for scalable, efficient and adaptive clustering. Although the RL agent does involve a small amount of computational overhead but it is crucial for long term dynamic system.</w:t>
-      </w:r>
-    </w:p>
-    <w:p>
-      <w:pPr>
-        <w:pStyle w:val="9"/>
-        <w:ind w:left="0" w:leftChars="0" w:firstLine="0" w:firstLineChars="0"/>
-        <w:jc w:val="center"/>
-        <w:rPr>
-          <w:rFonts w:hint="default"/>
-          <w:sz w:val="16"/>
-          <w:szCs w:val="16"/>
-          <w:lang w:val="en-US"/>
-        </w:rPr>
-      </w:pPr>
-      <w:r>
-        <w:rPr>
-          <w:rFonts w:hint="default"/>
-          <w:sz w:val="16"/>
-          <w:szCs w:val="16"/>
-          <w:lang w:val="en-US"/>
-        </w:rPr>
-        <w:drawing>
-          <wp:anchor distT="0" distB="0" distL="114300" distR="114300" simplePos="0" relativeHeight="251673600" behindDoc="0" locked="0" layoutInCell="1" allowOverlap="1">
-            <wp:simplePos x="0" y="0"/>
-            <wp:positionH relativeFrom="column">
-              <wp:posOffset>54610</wp:posOffset>
-            </wp:positionH>
-            <wp:positionV relativeFrom="paragraph">
-              <wp:posOffset>83820</wp:posOffset>
-            </wp:positionV>
-            <wp:extent cx="2953385" cy="1296670"/>
-            <wp:effectExtent l="0" t="0" r="18415" b="17780"/>
-            <wp:wrapTopAndBottom/>
-            <wp:docPr id="47" name="Picture 47" descr="rl"/>
-            <wp:cNvGraphicFramePr>
-              <a:graphicFrameLocks xmlns:a="http://schemas.openxmlformats.org/drawingml/2006/main" noChangeAspect="1"/>
-            </wp:cNvGraphicFramePr>
-            <a:graphic xmlns:a="http://schemas.openxmlformats.org/drawingml/2006/main">
-              <a:graphicData uri="http://schemas.openxmlformats.org/drawingml/2006/picture">
-                <pic:pic xmlns:pic="http://schemas.openxmlformats.org/drawingml/2006/picture">
-                  <pic:nvPicPr>
-                    <pic:cNvPr id="47" name="Picture 47" descr="rl"/>
-                    <pic:cNvPicPr>
-                      <a:picLocks noChangeAspect="1"/>
-                    </pic:cNvPicPr>
-                  </pic:nvPicPr>
-                  <pic:blipFill>
-                    <a:blip r:embed="rId30"/>
-                    <a:stretch>
-                      <a:fillRect/>
-                    </a:stretch>
-                  </pic:blipFill>
-                  <pic:spPr>
-                    <a:xfrm>
-                      <a:off x="0" y="0"/>
-                      <a:ext cx="2953385" cy="1296670"/>
-                    </a:xfrm>
-                    <a:prstGeom prst="rect">
-                      <a:avLst/>
-                    </a:prstGeom>
-                  </pic:spPr>
-                </pic:pic>
-              </a:graphicData>
-            </a:graphic>
-          </wp:anchor>
-        </w:drawing>
-      </w:r>
-    </w:p>
-    <w:p>
-      <w:pPr>
-        <w:pStyle w:val="9"/>
-        <w:ind w:left="0" w:leftChars="0" w:firstLine="0" w:firstLineChars="0"/>
-        <w:jc w:val="center"/>
-        <w:rPr>
-          <w:rFonts w:hint="default"/>
-          <w:sz w:val="16"/>
-          <w:szCs w:val="16"/>
-          <w:lang w:val="en-US"/>
-        </w:rPr>
-      </w:pPr>
-      <w:r>
-        <w:rPr>
-          <w:rFonts w:hint="default"/>
-          <w:sz w:val="16"/>
-          <w:szCs w:val="16"/>
-          <w:lang w:val="en-US"/>
-        </w:rPr>
-        <w:t>Figure 7. RL based Decision-Making Framework</w:t>
-      </w:r>
-    </w:p>
-    <w:p>
-      <w:pPr>
-        <w:pStyle w:val="9"/>
-        <w:ind w:left="0" w:leftChars="0" w:firstLine="0" w:firstLineChars="0"/>
-        <w:jc w:val="both"/>
-        <w:rPr>
-          <w:rFonts w:hint="default"/>
-          <w:sz w:val="20"/>
-          <w:szCs w:val="20"/>
-          <w:lang w:val="en-US"/>
-        </w:rPr>
-      </w:pPr>
-      <w:r>
-        <w:rPr>
-          <w:rFonts w:hint="default"/>
-          <w:sz w:val="20"/>
-          <w:szCs w:val="20"/>
-          <w:lang w:val="en-US"/>
-        </w:rPr>
-        <w:t>In the diagram above shows that, with RL the system is able to flexibly adjust to new conditions and continually improve its decisions in a more optimal way as time stoops. This is what makes it very applicable to real-time IoT applications.</w:t>
-      </w:r>
-    </w:p>
-    <w:p>
-      <w:pPr>
-        <w:pStyle w:val="9"/>
-        <w:numPr>
-          <w:ilvl w:val="0"/>
-          <w:numId w:val="0"/>
-        </w:numPr>
-        <w:bidi w:val="0"/>
-        <w:spacing w:after="120" w:line="228" w:lineRule="auto"/>
-        <w:jc w:val="both"/>
-        <w:rPr>
           <w:rFonts w:hint="default" w:ascii="Times New Roman" w:hAnsi="Times New Roman" w:eastAsia="SimSun"/>
           <w:sz w:val="20"/>
           <w:szCs w:val="20"/>
-          <w:lang w:val="en-US"/>
-        </w:rPr>
-      </w:pPr>
-      <w:r>
-        <w:rPr>
-          <w:rFonts w:hint="default"/>
-          <w:sz w:val="20"/>
-          <w:szCs w:val="20"/>
-          <w:lang w:val="en-US"/>
-        </w:rPr>
-        <w:tab/>
-      </w:r>
-      <w:r>
-        <w:rPr>
-          <w:rFonts w:hint="default" w:ascii="Times New Roman" w:hAnsi="Times New Roman" w:eastAsia="SimSun"/>
-          <w:sz w:val="20"/>
-          <w:szCs w:val="20"/>
-        </w:rPr>
-        <w:t>In Layer 4, a Q-learning agent is implemented with the sole objective of observing the current network state, taking actions (e.g., CH re-assignment, switching CHs</w:t>
-      </w:r>
-      <w:r>
-        <w:rPr>
-          <w:rFonts w:hint="default"/>
-          <w:sz w:val="20"/>
-          <w:szCs w:val="20"/>
-          <w:lang w:val="en-US"/>
-        </w:rPr>
-        <w:t xml:space="preserve"> and</w:t>
-      </w:r>
-      <w:r>
-        <w:rPr>
-          <w:rFonts w:hint="default" w:ascii="Times New Roman" w:hAnsi="Times New Roman" w:eastAsia="SimSun"/>
-          <w:sz w:val="20"/>
-          <w:szCs w:val="20"/>
-        </w:rPr>
-        <w:t xml:space="preserve"> changing transmission power)</w:t>
-      </w:r>
-      <w:r>
-        <w:rPr>
-          <w:rFonts w:hint="default"/>
-          <w:sz w:val="20"/>
-          <w:szCs w:val="20"/>
-          <w:lang w:val="en-US"/>
-        </w:rPr>
-        <w:t xml:space="preserve"> and</w:t>
-      </w:r>
-      <w:r>
-        <w:rPr>
-          <w:rFonts w:hint="default" w:ascii="Times New Roman" w:hAnsi="Times New Roman" w:eastAsia="SimSun"/>
-          <w:sz w:val="20"/>
-          <w:szCs w:val="20"/>
-        </w:rPr>
-        <w:t xml:space="preserve"> receiving rewards as experience. After executing an action, it receives feedback from the environment</w:t>
-      </w:r>
-      <w:r>
-        <w:rPr>
-          <w:rFonts w:hint="default" w:ascii="Times New Roman" w:hAnsi="Times New Roman"/>
-          <w:sz w:val="20"/>
-          <w:szCs w:val="20"/>
-          <w:lang w:val="en-US"/>
-        </w:rPr>
-        <w:t xml:space="preserve">, </w:t>
-      </w:r>
-      <w:r>
-        <w:rPr>
-          <w:rFonts w:hint="default" w:ascii="Times New Roman" w:hAnsi="Times New Roman" w:eastAsia="SimSun"/>
-          <w:sz w:val="20"/>
-          <w:szCs w:val="20"/>
-        </w:rPr>
-        <w:t>including updated node energies, cluster configurations</w:t>
-      </w:r>
-      <w:r>
-        <w:rPr>
-          <w:rFonts w:hint="default"/>
-          <w:sz w:val="20"/>
-          <w:szCs w:val="20"/>
-          <w:lang w:val="en-US"/>
-        </w:rPr>
-        <w:t xml:space="preserve"> and</w:t>
-      </w:r>
-      <w:r>
-        <w:rPr>
-          <w:rFonts w:hint="default" w:ascii="Times New Roman" w:hAnsi="Times New Roman" w:eastAsia="SimSun"/>
-          <w:sz w:val="20"/>
-          <w:szCs w:val="20"/>
-        </w:rPr>
-        <w:t xml:space="preserve"> network metrics (e.g., PDR, throughput)</w:t>
-      </w:r>
-      <w:r>
-        <w:rPr>
-          <w:rFonts w:hint="default" w:ascii="Times New Roman" w:hAnsi="Times New Roman"/>
-          <w:sz w:val="20"/>
-          <w:szCs w:val="20"/>
-          <w:lang w:val="en-US"/>
-        </w:rPr>
-        <w:t xml:space="preserve"> </w:t>
-      </w:r>
-      <w:r>
-        <w:rPr>
-          <w:rFonts w:hint="default" w:ascii="Times New Roman" w:hAnsi="Times New Roman" w:eastAsia="SimSun"/>
-          <w:sz w:val="20"/>
-          <w:szCs w:val="20"/>
-        </w:rPr>
-        <w:t>and computes a reward. This experience is then used to update the Q-table, refining future decision</w:t>
-      </w:r>
-      <w:r>
-        <w:rPr>
-          <w:rFonts w:hint="default" w:ascii="Times New Roman" w:hAnsi="Times New Roman"/>
-          <w:sz w:val="20"/>
-          <w:szCs w:val="20"/>
-          <w:lang w:val="en-US"/>
-        </w:rPr>
-        <w:t xml:space="preserve"> </w:t>
-      </w:r>
-      <w:r>
-        <w:rPr>
-          <w:rFonts w:hint="default" w:ascii="Times New Roman" w:hAnsi="Times New Roman" w:eastAsia="SimSun"/>
-          <w:sz w:val="20"/>
-          <w:szCs w:val="20"/>
-        </w:rPr>
-        <w:t>making. By introducing adaptive learning, this layer transforms static cluster management into a self-learning mechanism, enabling the network to optimize long</w:t>
-      </w:r>
-      <w:r>
-        <w:rPr>
-          <w:rFonts w:hint="default"/>
-          <w:sz w:val="20"/>
-          <w:szCs w:val="20"/>
-          <w:lang w:val="en-US"/>
-        </w:rPr>
-        <w:t xml:space="preserve"> </w:t>
-      </w:r>
-      <w:r>
-        <w:rPr>
-          <w:rFonts w:hint="default" w:ascii="Times New Roman" w:hAnsi="Times New Roman" w:eastAsia="SimSun"/>
-          <w:sz w:val="20"/>
-          <w:szCs w:val="20"/>
-        </w:rPr>
-        <w:t>term objectives such as energy efficiency and network lifetime.</w:t>
-      </w:r>
-      <w:r>
-        <w:rPr>
-          <w:rFonts w:hint="default"/>
-          <w:sz w:val="20"/>
-          <w:szCs w:val="20"/>
-          <w:lang w:val="en-US"/>
-        </w:rPr>
-        <w:t xml:space="preserve"> This layer is very crucial and enables the system to adapt effectively to dynamic changing environments.</w:t>
-      </w:r>
-    </w:p>
-    <w:p>
-      <w:pPr>
-        <w:pStyle w:val="9"/>
-        <w:numPr>
-          <w:ilvl w:val="0"/>
-          <w:numId w:val="0"/>
-        </w:numPr>
-        <w:bidi w:val="0"/>
-        <w:spacing w:after="120" w:line="228" w:lineRule="auto"/>
-        <w:jc w:val="both"/>
-        <w:rPr>
-          <w:rFonts w:hint="default" w:ascii="Times New Roman" w:hAnsi="Times New Roman" w:eastAsia="SimSun"/>
-          <w:sz w:val="20"/>
-          <w:szCs w:val="20"/>
         </w:rPr>
       </w:pPr>
       <w:r>
@@ -9407,7 +10482,7 @@
           <w:lang w:val="en-US"/>
         </w:rPr>
         <w:drawing>
-          <wp:anchor distT="0" distB="0" distL="114300" distR="114300" simplePos="0" relativeHeight="251671552" behindDoc="1" locked="0" layoutInCell="1" allowOverlap="1">
+          <wp:anchor distT="0" distB="0" distL="114300" distR="114300" simplePos="0" relativeHeight="251661312" behindDoc="1" locked="0" layoutInCell="1" allowOverlap="1">
             <wp:simplePos x="0" y="0"/>
             <wp:positionH relativeFrom="column">
               <wp:posOffset>2919730</wp:posOffset>
@@ -9440,10 +10515,10 @@
                     </pic:cNvPicPr>
                   </pic:nvPicPr>
                   <pic:blipFill>
-                    <a:blip r:embed="rId31">
+                    <a:blip r:embed="rId12">
                       <a:extLst>
                         <a:ext uri="{96DAC541-7B7A-43D3-8B79-37D633B846F1}">
-                          <asvg:svgBlip xmlns:asvg="http://schemas.microsoft.com/office/drawing/2016/SVG/main" r:embed="rId32"/>
+                          <asvg:svgBlip xmlns:asvg="http://schemas.microsoft.com/office/drawing/2016/SVG/main" r:embed="rId13"/>
                         </a:ext>
                       </a:extLst>
                     </a:blip>
@@ -9474,7 +10549,7 @@
           <w:lang w:val="en-US"/>
         </w:rPr>
         <w:drawing>
-          <wp:anchor distT="0" distB="0" distL="114300" distR="114300" simplePos="0" relativeHeight="251670528" behindDoc="0" locked="0" layoutInCell="1" allowOverlap="1">
+          <wp:anchor distT="0" distB="0" distL="114300" distR="114300" simplePos="0" relativeHeight="251660288" behindDoc="0" locked="0" layoutInCell="1" allowOverlap="1">
             <wp:simplePos x="0" y="0"/>
             <wp:positionH relativeFrom="column">
               <wp:posOffset>-24765</wp:posOffset>
@@ -9499,10 +10574,10 @@
                     </pic:cNvPicPr>
                   </pic:nvPicPr>
                   <pic:blipFill>
-                    <a:blip r:embed="rId33">
+                    <a:blip r:embed="rId14">
                       <a:extLst>
                         <a:ext uri="{96DAC541-7B7A-43D3-8B79-37D633B846F1}">
-                          <asvg:svgBlip xmlns:asvg="http://schemas.microsoft.com/office/drawing/2016/SVG/main" r:embed="rId34"/>
+                          <asvg:svgBlip xmlns:asvg="http://schemas.microsoft.com/office/drawing/2016/SVG/main" r:embed="rId15"/>
                         </a:ext>
                       </a:extLst>
                     </a:blip>
@@ -9593,7 +10668,7 @@
           <w:lang w:val="en-US"/>
         </w:rPr>
         <w:drawing>
-          <wp:anchor distT="0" distB="0" distL="114300" distR="114300" simplePos="0" relativeHeight="251672576" behindDoc="0" locked="0" layoutInCell="1" allowOverlap="1">
+          <wp:anchor distT="0" distB="0" distL="114300" distR="114300" simplePos="0" relativeHeight="251662336" behindDoc="0" locked="0" layoutInCell="1" allowOverlap="1">
             <wp:simplePos x="0" y="0"/>
             <wp:positionH relativeFrom="column">
               <wp:posOffset>346075</wp:posOffset>
@@ -9618,7 +10693,7 @@
                     </pic:cNvPicPr>
                   </pic:nvPicPr>
                   <pic:blipFill>
-                    <a:blip r:embed="rId35"/>
+                    <a:blip r:embed="rId16"/>
                     <a:stretch>
                       <a:fillRect/>
                     </a:stretch>
@@ -9849,7 +10924,7 @@
           <w:lang w:val="en-US"/>
         </w:rPr>
         <w:drawing>
-          <wp:anchor distT="0" distB="0" distL="114300" distR="114300" simplePos="0" relativeHeight="251679744" behindDoc="1" locked="0" layoutInCell="1" allowOverlap="1">
+          <wp:anchor distT="0" distB="0" distL="114300" distR="114300" simplePos="0" relativeHeight="251667456" behindDoc="1" locked="0" layoutInCell="1" allowOverlap="1">
             <wp:simplePos x="0" y="0"/>
             <wp:positionH relativeFrom="column">
               <wp:posOffset>2825115</wp:posOffset>
@@ -9882,10 +10957,10 @@
                     </pic:cNvPicPr>
                   </pic:nvPicPr>
                   <pic:blipFill>
-                    <a:blip r:embed="rId36">
+                    <a:blip r:embed="rId17">
                       <a:extLst>
                         <a:ext uri="{96DAC541-7B7A-43D3-8B79-37D633B846F1}">
-                          <asvg:svgBlip xmlns:asvg="http://schemas.microsoft.com/office/drawing/2016/SVG/main" r:embed="rId37"/>
+                          <asvg:svgBlip xmlns:asvg="http://schemas.microsoft.com/office/drawing/2016/SVG/main" r:embed="rId18"/>
                         </a:ext>
                       </a:extLst>
                     </a:blip>
@@ -9914,7 +10989,7 @@
           <w:lang w:val="en-US"/>
         </w:rPr>
         <w:drawing>
-          <wp:anchor distT="0" distB="0" distL="114300" distR="114300" simplePos="0" relativeHeight="251675648" behindDoc="0" locked="0" layoutInCell="1" allowOverlap="1">
+          <wp:anchor distT="0" distB="0" distL="114300" distR="114300" simplePos="0" relativeHeight="251663360" behindDoc="0" locked="0" layoutInCell="1" allowOverlap="1">
             <wp:simplePos x="0" y="0"/>
             <wp:positionH relativeFrom="column">
               <wp:posOffset>5715</wp:posOffset>
@@ -9939,10 +11014,10 @@
                     </pic:cNvPicPr>
                   </pic:nvPicPr>
                   <pic:blipFill>
-                    <a:blip r:embed="rId38">
+                    <a:blip r:embed="rId19">
                       <a:extLst>
                         <a:ext uri="{96DAC541-7B7A-43D3-8B79-37D633B846F1}">
-                          <asvg:svgBlip xmlns:asvg="http://schemas.microsoft.com/office/drawing/2016/SVG/main" r:embed="rId39"/>
+                          <asvg:svgBlip xmlns:asvg="http://schemas.microsoft.com/office/drawing/2016/SVG/main" r:embed="rId20"/>
                         </a:ext>
                       </a:extLst>
                     </a:blip>
@@ -10040,7 +11115,7 @@
           <w:lang w:val="en-US"/>
         </w:rPr>
         <w:drawing>
-          <wp:anchor distT="0" distB="0" distL="114300" distR="114300" simplePos="0" relativeHeight="251681792" behindDoc="1" locked="0" layoutInCell="1" allowOverlap="1">
+          <wp:anchor distT="0" distB="0" distL="114300" distR="114300" simplePos="0" relativeHeight="251669504" behindDoc="1" locked="0" layoutInCell="1" allowOverlap="1">
             <wp:simplePos x="0" y="0"/>
             <wp:positionH relativeFrom="column">
               <wp:posOffset>2793365</wp:posOffset>
@@ -10065,10 +11140,10 @@
                     </pic:cNvPicPr>
                   </pic:nvPicPr>
                   <pic:blipFill>
-                    <a:blip r:embed="rId40">
+                    <a:blip r:embed="rId21">
                       <a:extLst>
                         <a:ext uri="{96DAC541-7B7A-43D3-8B79-37D633B846F1}">
-                          <asvg:svgBlip xmlns:asvg="http://schemas.microsoft.com/office/drawing/2016/SVG/main" r:embed="rId41"/>
+                          <asvg:svgBlip xmlns:asvg="http://schemas.microsoft.com/office/drawing/2016/SVG/main" r:embed="rId22"/>
                         </a:ext>
                       </a:extLst>
                     </a:blip>
@@ -10097,7 +11172,7 @@
           <w:lang w:val="en-US"/>
         </w:rPr>
         <w:drawing>
-          <wp:anchor distT="0" distB="0" distL="114300" distR="114300" simplePos="0" relativeHeight="251680768" behindDoc="0" locked="0" layoutInCell="1" allowOverlap="1">
+          <wp:anchor distT="0" distB="0" distL="114300" distR="114300" simplePos="0" relativeHeight="251668480" behindDoc="0" locked="0" layoutInCell="1" allowOverlap="1">
             <wp:simplePos x="0" y="0"/>
             <wp:positionH relativeFrom="column">
               <wp:posOffset>662305</wp:posOffset>
@@ -10122,10 +11197,10 @@
                     </pic:cNvPicPr>
                   </pic:nvPicPr>
                   <pic:blipFill>
-                    <a:blip r:embed="rId42">
+                    <a:blip r:embed="rId23">
                       <a:extLst>
                         <a:ext uri="{96DAC541-7B7A-43D3-8B79-37D633B846F1}">
-                          <asvg:svgBlip xmlns:asvg="http://schemas.microsoft.com/office/drawing/2016/SVG/main" r:embed="rId43"/>
+                          <asvg:svgBlip xmlns:asvg="http://schemas.microsoft.com/office/drawing/2016/SVG/main" r:embed="rId24"/>
                         </a:ext>
                       </a:extLst>
                     </a:blip>
@@ -10154,7 +11229,7 @@
           <w:lang w:val="en-US"/>
         </w:rPr>
         <w:drawing>
-          <wp:anchor distT="0" distB="0" distL="114300" distR="114300" simplePos="0" relativeHeight="251676672" behindDoc="0" locked="0" layoutInCell="1" allowOverlap="1">
+          <wp:anchor distT="0" distB="0" distL="114300" distR="114300" simplePos="0" relativeHeight="251664384" behindDoc="0" locked="0" layoutInCell="1" allowOverlap="1">
             <wp:simplePos x="0" y="0"/>
             <wp:positionH relativeFrom="column">
               <wp:posOffset>614680</wp:posOffset>
@@ -10179,10 +11254,10 @@
                     </pic:cNvPicPr>
                   </pic:nvPicPr>
                   <pic:blipFill>
-                    <a:blip r:embed="rId44">
+                    <a:blip r:embed="rId25">
                       <a:extLst>
                         <a:ext uri="{96DAC541-7B7A-43D3-8B79-37D633B846F1}">
-                          <asvg:svgBlip xmlns:asvg="http://schemas.microsoft.com/office/drawing/2016/SVG/main" r:embed="rId45"/>
+                          <asvg:svgBlip xmlns:asvg="http://schemas.microsoft.com/office/drawing/2016/SVG/main" r:embed="rId26"/>
                         </a:ext>
                       </a:extLst>
                     </a:blip>
@@ -10211,7 +11286,7 @@
           <w:lang w:val="en-US"/>
         </w:rPr>
         <w:drawing>
-          <wp:anchor distT="0" distB="0" distL="114300" distR="114300" simplePos="0" relativeHeight="251682816" behindDoc="1" locked="0" layoutInCell="1" allowOverlap="1">
+          <wp:anchor distT="0" distB="0" distL="114300" distR="114300" simplePos="0" relativeHeight="251670528" behindDoc="1" locked="0" layoutInCell="1" allowOverlap="1">
             <wp:simplePos x="0" y="0"/>
             <wp:positionH relativeFrom="column">
               <wp:posOffset>2802890</wp:posOffset>
@@ -10244,10 +11319,10 @@
                     </pic:cNvPicPr>
                   </pic:nvPicPr>
                   <pic:blipFill>
-                    <a:blip r:embed="rId46">
+                    <a:blip r:embed="rId27">
                       <a:extLst>
                         <a:ext uri="{96DAC541-7B7A-43D3-8B79-37D633B846F1}">
-                          <asvg:svgBlip xmlns:asvg="http://schemas.microsoft.com/office/drawing/2016/SVG/main" r:embed="rId47"/>
+                          <asvg:svgBlip xmlns:asvg="http://schemas.microsoft.com/office/drawing/2016/SVG/main" r:embed="rId28"/>
                         </a:ext>
                       </a:extLst>
                     </a:blip>
@@ -10315,7 +11390,7 @@
           <w:lang w:val="en-US"/>
         </w:rPr>
         <w:drawing>
-          <wp:anchor distT="0" distB="0" distL="114300" distR="114300" simplePos="0" relativeHeight="251683840" behindDoc="1" locked="0" layoutInCell="1" allowOverlap="1">
+          <wp:anchor distT="0" distB="0" distL="114300" distR="114300" simplePos="0" relativeHeight="251671552" behindDoc="1" locked="0" layoutInCell="1" allowOverlap="1">
             <wp:simplePos x="0" y="0"/>
             <wp:positionH relativeFrom="column">
               <wp:posOffset>2802255</wp:posOffset>
@@ -10348,10 +11423,10 @@
                     </pic:cNvPicPr>
                   </pic:nvPicPr>
                   <pic:blipFill>
-                    <a:blip r:embed="rId48">
+                    <a:blip r:embed="rId29">
                       <a:extLst>
                         <a:ext uri="{96DAC541-7B7A-43D3-8B79-37D633B846F1}">
-                          <asvg:svgBlip xmlns:asvg="http://schemas.microsoft.com/office/drawing/2016/SVG/main" r:embed="rId49"/>
+                          <asvg:svgBlip xmlns:asvg="http://schemas.microsoft.com/office/drawing/2016/SVG/main" r:embed="rId30"/>
                         </a:ext>
                       </a:extLst>
                     </a:blip>
@@ -10380,7 +11455,7 @@
           <w:lang w:val="en-US"/>
         </w:rPr>
         <w:drawing>
-          <wp:anchor distT="0" distB="0" distL="114300" distR="114300" simplePos="0" relativeHeight="251678720" behindDoc="0" locked="0" layoutInCell="1" allowOverlap="1">
+          <wp:anchor distT="0" distB="0" distL="114300" distR="114300" simplePos="0" relativeHeight="251666432" behindDoc="0" locked="0" layoutInCell="1" allowOverlap="1">
             <wp:simplePos x="0" y="0"/>
             <wp:positionH relativeFrom="column">
               <wp:posOffset>186690</wp:posOffset>
@@ -10405,10 +11480,10 @@
                     </pic:cNvPicPr>
                   </pic:nvPicPr>
                   <pic:blipFill>
-                    <a:blip r:embed="rId50">
+                    <a:blip r:embed="rId31">
                       <a:extLst>
                         <a:ext uri="{96DAC541-7B7A-43D3-8B79-37D633B846F1}">
-                          <asvg:svgBlip xmlns:asvg="http://schemas.microsoft.com/office/drawing/2016/SVG/main" r:embed="rId51"/>
+                          <asvg:svgBlip xmlns:asvg="http://schemas.microsoft.com/office/drawing/2016/SVG/main" r:embed="rId32"/>
                         </a:ext>
                       </a:extLst>
                     </a:blip>
@@ -10453,7 +11528,7 @@
           <w:lang w:val="en-US"/>
         </w:rPr>
         <w:drawing>
-          <wp:anchor distT="0" distB="0" distL="114300" distR="114300" simplePos="0" relativeHeight="251677696" behindDoc="0" locked="0" layoutInCell="1" allowOverlap="1">
+          <wp:anchor distT="0" distB="0" distL="114300" distR="114300" simplePos="0" relativeHeight="251665408" behindDoc="0" locked="0" layoutInCell="1" allowOverlap="1">
             <wp:simplePos x="0" y="0"/>
             <wp:positionH relativeFrom="column">
               <wp:posOffset>154305</wp:posOffset>
@@ -10478,10 +11553,10 @@
                     </pic:cNvPicPr>
                   </pic:nvPicPr>
                   <pic:blipFill>
-                    <a:blip r:embed="rId52">
+                    <a:blip r:embed="rId33">
                       <a:extLst>
                         <a:ext uri="{96DAC541-7B7A-43D3-8B79-37D633B846F1}">
-                          <asvg:svgBlip xmlns:asvg="http://schemas.microsoft.com/office/drawing/2016/SVG/main" r:embed="rId53"/>
+                          <asvg:svgBlip xmlns:asvg="http://schemas.microsoft.com/office/drawing/2016/SVG/main" r:embed="rId34"/>
                         </a:ext>
                       </a:extLst>
                     </a:blip>
@@ -10510,7 +11585,7 @@
           <w:lang w:val="en-US"/>
         </w:rPr>
         <w:drawing>
-          <wp:anchor distT="0" distB="0" distL="114300" distR="114300" simplePos="0" relativeHeight="251684864" behindDoc="1" locked="0" layoutInCell="1" allowOverlap="1">
+          <wp:anchor distT="0" distB="0" distL="114300" distR="114300" simplePos="0" relativeHeight="251672576" behindDoc="1" locked="0" layoutInCell="1" allowOverlap="1">
             <wp:simplePos x="0" y="0"/>
             <wp:positionH relativeFrom="column">
               <wp:posOffset>2795270</wp:posOffset>
@@ -10543,10 +11618,10 @@
                     </pic:cNvPicPr>
                   </pic:nvPicPr>
                   <pic:blipFill>
-                    <a:blip r:embed="rId54">
+                    <a:blip r:embed="rId35">
                       <a:extLst>
                         <a:ext uri="{96DAC541-7B7A-43D3-8B79-37D633B846F1}">
-                          <asvg:svgBlip xmlns:asvg="http://schemas.microsoft.com/office/drawing/2016/SVG/main" r:embed="rId55"/>
+                          <asvg:svgBlip xmlns:asvg="http://schemas.microsoft.com/office/drawing/2016/SVG/main" r:embed="rId36"/>
                         </a:ext>
                       </a:extLst>
                     </a:blip>
@@ -10657,61 +11732,6 @@
           <w:lang w:val="en-US"/>
         </w:rPr>
       </w:pPr>
-      <w:r>
-        <w:rPr>
-          <w:rFonts w:hint="default"/>
-          <w:i w:val="0"/>
-          <w:iCs w:val="0"/>
-          <w:sz w:val="20"/>
-          <w:szCs w:val="20"/>
-          <w:lang w:val="en-US"/>
-        </w:rPr>
-        <w:drawing>
-          <wp:anchor distT="0" distB="0" distL="114300" distR="114300" simplePos="0" relativeHeight="251685888" behindDoc="0" locked="0" layoutInCell="1" allowOverlap="1">
-            <wp:simplePos x="0" y="0"/>
-            <wp:positionH relativeFrom="column">
-              <wp:posOffset>-7620</wp:posOffset>
-            </wp:positionH>
-            <wp:positionV relativeFrom="paragraph">
-              <wp:posOffset>44450</wp:posOffset>
-            </wp:positionV>
-            <wp:extent cx="3149600" cy="2622550"/>
-            <wp:effectExtent l="0" t="0" r="12700" b="6350"/>
-            <wp:wrapTopAndBottom/>
-            <wp:docPr id="56" name="Picture 56" descr="allLayers (1)"/>
-            <wp:cNvGraphicFramePr>
-              <a:graphicFrameLocks xmlns:a="http://schemas.openxmlformats.org/drawingml/2006/main" noChangeAspect="1"/>
-            </wp:cNvGraphicFramePr>
-            <a:graphic xmlns:a="http://schemas.openxmlformats.org/drawingml/2006/main">
-              <a:graphicData uri="http://schemas.openxmlformats.org/drawingml/2006/picture">
-                <pic:pic xmlns:pic="http://schemas.openxmlformats.org/drawingml/2006/picture">
-                  <pic:nvPicPr>
-                    <pic:cNvPr id="56" name="Picture 56" descr="allLayers (1)"/>
-                    <pic:cNvPicPr>
-                      <a:picLocks noChangeAspect="1"/>
-                    </pic:cNvPicPr>
-                  </pic:nvPicPr>
-                  <pic:blipFill>
-                    <a:blip r:embed="rId56"/>
-                    <a:stretch>
-                      <a:fillRect/>
-                    </a:stretch>
-                  </pic:blipFill>
-                  <pic:spPr>
-                    <a:xfrm>
-                      <a:off x="0" y="0"/>
-                      <a:ext cx="3149600" cy="2622550"/>
-                    </a:xfrm>
-                    <a:prstGeom prst="rect">
-                      <a:avLst/>
-                    </a:prstGeom>
-                  </pic:spPr>
-                </pic:pic>
-              </a:graphicData>
-            </a:graphic>
-          </wp:anchor>
-        </w:drawing>
-      </w:r>
       <w:r>
         <w:rPr>
           <w:rFonts w:hint="default"/>
@@ -11245,6 +12265,12 @@
             <w:insideH w:val="single" w:color="auto" w:sz="4" w:space="0"/>
             <w:insideV w:val="single" w:color="auto" w:sz="4" w:space="0"/>
           </w:tblBorders>
+          <w:tblCellMar>
+            <w:top w:w="0" w:type="dxa"/>
+            <w:left w:w="108" w:type="dxa"/>
+            <w:bottom w:w="0" w:type="dxa"/>
+            <w:right w:w="108" w:type="dxa"/>
+          </w:tblCellMar>
         </w:tblPrEx>
         <w:tc>
           <w:tcPr>
@@ -12451,7 +13477,7 @@
           <w:lang w:val="en-US"/>
         </w:rPr>
         <w:drawing>
-          <wp:anchor distT="0" distB="0" distL="114300" distR="114300" simplePos="0" relativeHeight="251686912" behindDoc="0" locked="0" layoutInCell="1" allowOverlap="1">
+          <wp:anchor distT="0" distB="0" distL="114300" distR="114300" simplePos="0" relativeHeight="251673600" behindDoc="0" locked="0" layoutInCell="1" allowOverlap="1">
             <wp:simplePos x="0" y="0"/>
             <wp:positionH relativeFrom="column">
               <wp:posOffset>-37465</wp:posOffset>
@@ -12476,7 +13502,7 @@
                     </pic:cNvPicPr>
                   </pic:nvPicPr>
                   <pic:blipFill>
-                    <a:blip r:embed="rId57"/>
+                    <a:blip r:embed="rId37"/>
                     <a:srcRect l="7336" t="6173" r="8452" b="2299"/>
                     <a:stretch>
                       <a:fillRect/>
@@ -12572,7 +13598,7 @@
           <w:lang w:val="en-US"/>
         </w:rPr>
         <w:drawing>
-          <wp:anchor distT="0" distB="0" distL="114300" distR="114300" simplePos="0" relativeHeight="251687936" behindDoc="0" locked="0" layoutInCell="1" allowOverlap="1">
+          <wp:anchor distT="0" distB="0" distL="114300" distR="114300" simplePos="0" relativeHeight="251674624" behindDoc="0" locked="0" layoutInCell="1" allowOverlap="1">
             <wp:simplePos x="0" y="0"/>
             <wp:positionH relativeFrom="column">
               <wp:posOffset>-7620</wp:posOffset>
@@ -12597,7 +13623,7 @@
                     </pic:cNvPicPr>
                   </pic:nvPicPr>
                   <pic:blipFill>
-                    <a:blip r:embed="rId58"/>
+                    <a:blip r:embed="rId38"/>
                     <a:srcRect l="6158" t="6088" r="8948" b="2852"/>
                     <a:stretch>
                       <a:fillRect/>
@@ -12662,7 +13688,7 @@
           <w:lang w:val="en-US"/>
         </w:rPr>
         <w:drawing>
-          <wp:anchor distT="0" distB="0" distL="114300" distR="114300" simplePos="0" relativeHeight="251688960" behindDoc="0" locked="0" layoutInCell="1" allowOverlap="1">
+          <wp:anchor distT="0" distB="0" distL="114300" distR="114300" simplePos="0" relativeHeight="251675648" behindDoc="0" locked="0" layoutInCell="1" allowOverlap="1">
             <wp:simplePos x="0" y="0"/>
             <wp:positionH relativeFrom="column">
               <wp:posOffset>-46990</wp:posOffset>
@@ -12687,7 +13713,7 @@
                     </pic:cNvPicPr>
                   </pic:nvPicPr>
                   <pic:blipFill>
-                    <a:blip r:embed="rId59"/>
+                    <a:blip r:embed="rId39"/>
                     <a:srcRect l="7068" t="5747" r="8679" b="3150"/>
                     <a:stretch>
                       <a:fillRect/>
@@ -12762,7 +13788,7 @@
           <w:lang w:val="en-US"/>
         </w:rPr>
         <w:drawing>
-          <wp:anchor distT="0" distB="0" distL="114300" distR="114300" simplePos="0" relativeHeight="251689984" behindDoc="0" locked="0" layoutInCell="1" allowOverlap="1">
+          <wp:anchor distT="0" distB="0" distL="114300" distR="114300" simplePos="0" relativeHeight="251676672" behindDoc="0" locked="0" layoutInCell="1" allowOverlap="1">
             <wp:simplePos x="0" y="0"/>
             <wp:positionH relativeFrom="column">
               <wp:posOffset>-98425</wp:posOffset>
@@ -12787,7 +13813,7 @@
                     </pic:cNvPicPr>
                   </pic:nvPicPr>
                   <pic:blipFill>
-                    <a:blip r:embed="rId60"/>
+                    <a:blip r:embed="rId40"/>
                     <a:srcRect l="3844" t="3235" r="1178" b="4129"/>
                     <a:stretch>
                       <a:fillRect/>
@@ -12837,7 +13863,7 @@
           <w:lang w:val="en-US"/>
         </w:rPr>
         <w:drawing>
-          <wp:anchor distT="0" distB="0" distL="114300" distR="114300" simplePos="0" relativeHeight="251691008" behindDoc="0" locked="0" layoutInCell="1" allowOverlap="1">
+          <wp:anchor distT="0" distB="0" distL="114300" distR="114300" simplePos="0" relativeHeight="251677696" behindDoc="0" locked="0" layoutInCell="1" allowOverlap="1">
             <wp:simplePos x="0" y="0"/>
             <wp:positionH relativeFrom="column">
               <wp:posOffset>3231515</wp:posOffset>
@@ -12862,7 +13888,7 @@
                     </pic:cNvPicPr>
                   </pic:nvPicPr>
                   <pic:blipFill>
-                    <a:blip r:embed="rId61"/>
+                    <a:blip r:embed="rId41"/>
                     <a:srcRect t="6301" r="8783"/>
                     <a:stretch>
                       <a:fillRect/>
@@ -20209,35 +21235,8 @@
     <customSectPr/>
   </customSectProps>
   <extobjs>
-    <extobj name="2384804F-3998-4D57-9195-F3826E402611-1">
-      <extobjdata type="2384804F-3998-4D57-9195-F3826E402611" data="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"/>
-    </extobj>
-    <extobj name="2384804F-3998-4D57-9195-F3826E402611-3">
-      <extobjdata type="2384804F-3998-4D57-9195-F3826E402611" data="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"/>
-    </extobj>
-    <extobj name="2384804F-3998-4D57-9195-F3826E402611-2">
-      <extobjdata type="2384804F-3998-4D57-9195-F3826E402611" data="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"/>
-    </extobj>
-    <extobj name="2384804F-3998-4D57-9195-F3826E402611-4">
-      <extobjdata type="2384804F-3998-4D57-9195-F3826E402611" data="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"/>
-    </extobj>
-    <extobj name="2384804F-3998-4D57-9195-F3826E402611-5">
-      <extobjdata type="2384804F-3998-4D57-9195-F3826E402611" data="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"/>
-    </extobj>
-    <extobj name="2384804F-3998-4D57-9195-F3826E402611-6">
-      <extobjdata type="2384804F-3998-4D57-9195-F3826E402611" data="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"/>
-    </extobj>
-    <extobj name="2384804F-3998-4D57-9195-F3826E402611-7">
-      <extobjdata type="2384804F-3998-4D57-9195-F3826E402611" data="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"/>
-    </extobj>
-    <extobj name="2384804F-3998-4D57-9195-F3826E402611-8">
-      <extobjdata type="2384804F-3998-4D57-9195-F3826E402611" data="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"/>
-    </extobj>
     <extobj name="2384804F-3998-4D57-9195-F3826E402611-9">
       <extobjdata type="2384804F-3998-4D57-9195-F3826E402611" data="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"/>
-    </extobj>
-    <extobj name="2384804F-3998-4D57-9195-F3826E402611-10">
-      <extobjdata type="2384804F-3998-4D57-9195-F3826E402611" data="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"/>
     </extobj>
     <extobj name="2384804F-3998-4D57-9195-F3826E402611-11">
       <extobjdata type="2384804F-3998-4D57-9195-F3826E402611" data="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"/>

--- a/mod-journal-paper.docx
+++ b/mod-journal-paper.docx
@@ -1046,7 +1046,7 @@
           <w:lang w:val="en-US"/>
         </w:rPr>
         <w:drawing>
-          <wp:anchor distT="0" distB="0" distL="114300" distR="114300" simplePos="0" relativeHeight="251678720" behindDoc="0" locked="0" layoutInCell="1" allowOverlap="1">
+          <wp:anchor distT="0" distB="0" distL="114300" distR="114300" simplePos="0" relativeHeight="251676672" behindDoc="0" locked="0" layoutInCell="1" allowOverlap="1">
             <wp:simplePos x="0" y="0"/>
             <wp:positionH relativeFrom="column">
               <wp:posOffset>31750</wp:posOffset>
@@ -1178,7 +1178,7 @@
           <w:lang w:val="en-US"/>
         </w:rPr>
         <w:drawing>
-          <wp:anchor distT="0" distB="0" distL="114300" distR="114300" simplePos="0" relativeHeight="251680768" behindDoc="0" locked="0" layoutInCell="1" allowOverlap="1">
+          <wp:anchor distT="0" distB="0" distL="114300" distR="114300" simplePos="0" relativeHeight="251678720" behindDoc="0" locked="0" layoutInCell="1" allowOverlap="1">
             <wp:simplePos x="0" y="0"/>
             <wp:positionH relativeFrom="column">
               <wp:posOffset>154305</wp:posOffset>
@@ -7190,6 +7190,7 @@
         <w:pageBreakBefore w:val="0"/>
         <w:widowControl/>
         <w:numPr>
+          <w:ilvl w:val="0"/>
           <w:numId w:val="0"/>
         </w:numPr>
         <w:kinsoku/>
@@ -7217,6 +7218,7 @@
         <w:pageBreakBefore w:val="0"/>
         <w:widowControl/>
         <w:numPr>
+          <w:ilvl w:val="0"/>
           <w:numId w:val="0"/>
         </w:numPr>
         <w:kinsoku/>
@@ -7404,7 +7406,7 @@
           <w:lang w:val="en-US"/>
         </w:rPr>
         <w:drawing>
-          <wp:anchor distT="0" distB="0" distL="114300" distR="114300" simplePos="0" relativeHeight="251679744" behindDoc="0" locked="0" layoutInCell="1" allowOverlap="1">
+          <wp:anchor distT="0" distB="0" distL="114300" distR="114300" simplePos="0" relativeHeight="251677696" behindDoc="0" locked="0" layoutInCell="1" allowOverlap="1">
             <wp:simplePos x="0" y="0"/>
             <wp:positionH relativeFrom="page">
               <wp:posOffset>624205</wp:posOffset>
@@ -7541,7 +7543,6 @@
       <w:pPr>
         <w:bidi w:val="0"/>
         <w:jc w:val="both"/>
-        <m:rPr/>
         <w:rPr>
           <w:rFonts w:hint="default"/>
           <w:lang w:val="en-US"/>
@@ -7607,16 +7608,7 @@
                 <w:rPr>
                   <w:rFonts w:hint="default" w:ascii="Times New Roman" w:hAnsi="Times New Roman"/>
                 </w:rPr>
-                <m:t>n</m:t>
-              </m:r>
-              <m:r>
-                <m:rPr>
-                  <m:sty m:val="p"/>
-                </m:rPr>
-                <w:rPr>
-                  <w:rFonts w:hint="default" w:ascii="Times New Roman" w:hAnsi="Times New Roman"/>
-                </w:rPr>
-                <m:t>ormalized</m:t>
+                <m:t>normalized</m:t>
               </m:r>
               <m:ctrlPr>
                 <w:rPr>
@@ -7683,27 +7675,7 @@
               <w:rFonts w:hint="default" w:ascii="Times New Roman" w:hAnsi="Times New Roman"/>
               <w:lang w:val="en-US"/>
             </w:rPr>
-            <m:t xml:space="preserve">                               </m:t>
-          </m:r>
-          <m:r>
-            <m:rPr>
-              <m:sty m:val="p"/>
-            </m:rPr>
-            <w:rPr>
-              <w:rFonts w:hint="default" w:ascii="Times New Roman" w:hAnsi="Times New Roman"/>
-              <w:lang w:val="en-US"/>
-            </w:rPr>
-            <m:t xml:space="preserve">                   </m:t>
-          </m:r>
-          <m:r>
-            <m:rPr>
-              <m:sty m:val="p"/>
-            </m:rPr>
-            <w:rPr>
-              <w:rFonts w:hint="default" w:ascii="Times New Roman" w:hAnsi="Times New Roman"/>
-              <w:lang w:val="en-US"/>
-            </w:rPr>
-            <m:t>(1)</m:t>
+            <m:t xml:space="preserve">                                                  (1)</m:t>
           </m:r>
         </m:oMath>
       </m:oMathPara>
@@ -7712,7 +7684,6 @@
       <w:pPr>
         <w:bidi w:val="0"/>
         <w:jc w:val="both"/>
-        <m:rPr/>
         <w:rPr>
           <w:rFonts w:hint="default"/>
           <w:lang w:val="en-US"/>
@@ -7740,7 +7711,6 @@
       <w:pPr>
         <w:bidi w:val="0"/>
         <w:jc w:val="both"/>
-        <m:rPr/>
         <w:rPr>
           <w:rFonts w:hint="default"/>
           <w:lang w:val="en-US"/>
@@ -7872,16 +7842,7 @@
                 <w:rPr>
                   <w:rFonts w:hint="default" w:ascii="Times New Roman" w:hAnsi="Times New Roman"/>
                 </w:rPr>
-                <m:t>1+</m:t>
-              </m:r>
-              <m:r>
-                <m:rPr>
-                  <m:sty m:val="p"/>
-                </m:rPr>
-                <w:rPr>
-                  <w:rFonts w:hint="default" w:ascii="Times New Roman" w:hAnsi="Times New Roman"/>
-                </w:rPr>
-                <m:t>mα</m:t>
+                <m:t>1+mα</m:t>
               </m:r>
               <m:ctrlPr>
                 <w:rPr>
@@ -7898,27 +7859,7 @@
               <w:rFonts w:hint="default" w:ascii="Times New Roman" w:hAnsi="Times New Roman"/>
               <w:lang w:val="en-US"/>
             </w:rPr>
-            <m:t xml:space="preserve">                                </m:t>
-          </m:r>
-          <m:r>
-            <m:rPr>
-              <m:sty m:val="p"/>
-            </m:rPr>
-            <w:rPr>
-              <w:rFonts w:hint="default" w:ascii="Times New Roman" w:hAnsi="Times New Roman"/>
-              <w:lang w:val="en-US"/>
-            </w:rPr>
-            <m:t xml:space="preserve">                   </m:t>
-          </m:r>
-          <m:r>
-            <m:rPr>
-              <m:sty m:val="p"/>
-            </m:rPr>
-            <w:rPr>
-              <w:rFonts w:hint="default" w:ascii="Times New Roman" w:hAnsi="Times New Roman"/>
-              <w:lang w:val="en-US"/>
-            </w:rPr>
-            <m:t>(2)</m:t>
+            <m:t xml:space="preserve">                                                   (2)</m:t>
           </m:r>
         </m:oMath>
       </m:oMathPara>
@@ -7936,7 +7877,6 @@
       <w:pPr>
         <w:bidi w:val="0"/>
         <w:jc w:val="both"/>
-        <m:rPr/>
         <w:rPr>
           <w:rFonts w:hint="default" w:hAnsi="Times New Roman"/>
           <w:i w:val="0"/>
@@ -8088,27 +8028,7 @@
               <w:rFonts w:hint="default" w:ascii="Times New Roman" w:hAnsi="Times New Roman"/>
               <w:lang w:val="en-US"/>
             </w:rPr>
-            <m:t xml:space="preserve">                        </m:t>
-          </m:r>
-          <m:r>
-            <m:rPr>
-              <m:sty m:val="p"/>
-            </m:rPr>
-            <w:rPr>
-              <w:rFonts w:hint="default" w:ascii="Times New Roman" w:hAnsi="Times New Roman"/>
-              <w:lang w:val="en-US"/>
-            </w:rPr>
-            <m:t xml:space="preserve">                     </m:t>
-          </m:r>
-          <m:r>
-            <m:rPr>
-              <m:sty m:val="p"/>
-            </m:rPr>
-            <w:rPr>
-              <w:rFonts w:hint="default" w:ascii="Times New Roman" w:hAnsi="Times New Roman"/>
-              <w:lang w:val="en-US"/>
-            </w:rPr>
-            <m:t>(3)</m:t>
+            <m:t xml:space="preserve">                                             (3)</m:t>
           </m:r>
         </m:oMath>
       </m:oMathPara>
@@ -8117,7 +8037,6 @@
       <w:pPr>
         <w:bidi w:val="0"/>
         <w:jc w:val="both"/>
-        <m:rPr/>
         <w:rPr>
           <w:rFonts w:hint="default" w:hAnsi="Times New Roman"/>
           <w:i w:val="0"/>
@@ -8156,7 +8075,6 @@
       <w:pPr>
         <w:bidi w:val="0"/>
         <w:jc w:val="both"/>
-        <m:rPr/>
         <w:rPr>
           <w:rFonts w:hint="default"/>
           <w:lang w:val="en-US"/>
@@ -8325,27 +8243,7 @@
               <w:rFonts w:hint="default" w:ascii="Times New Roman" w:hAnsi="Times New Roman"/>
               <w:lang w:val="en-US"/>
             </w:rPr>
-            <m:t xml:space="preserve">          </m:t>
-          </m:r>
-          <m:r>
-            <m:rPr>
-              <m:sty m:val="p"/>
-            </m:rPr>
-            <w:rPr>
-              <w:rFonts w:hint="default" w:ascii="Times New Roman" w:hAnsi="Times New Roman"/>
-              <w:lang w:val="en-US"/>
-            </w:rPr>
-            <m:t xml:space="preserve">    </m:t>
-          </m:r>
-          <m:r>
-            <m:rPr>
-              <m:sty m:val="p"/>
-            </m:rPr>
-            <w:rPr>
-              <w:rFonts w:hint="default" w:ascii="Times New Roman" w:hAnsi="Times New Roman"/>
-              <w:lang w:val="en-US"/>
-            </w:rPr>
-            <m:t>(4)</m:t>
+            <m:t xml:space="preserve">              (4)</m:t>
           </m:r>
         </m:oMath>
       </m:oMathPara>
@@ -8354,7 +8252,6 @@
       <w:pPr>
         <w:bidi w:val="0"/>
         <w:jc w:val="both"/>
-        <m:rPr/>
         <w:rPr>
           <w:rFonts w:hint="default"/>
           <w:lang w:val="en-US"/>
@@ -9252,7 +9149,7 @@
       </w:pPr>
       <w:r>
         <w:drawing>
-          <wp:anchor distT="0" distB="0" distL="114300" distR="114300" simplePos="0" relativeHeight="251682816" behindDoc="0" locked="0" layoutInCell="1" allowOverlap="1">
+          <wp:anchor distT="0" distB="0" distL="114300" distR="114300" simplePos="0" relativeHeight="251680768" behindDoc="0" locked="0" layoutInCell="1" allowOverlap="1">
             <wp:simplePos x="0" y="0"/>
             <wp:positionH relativeFrom="column">
               <wp:posOffset>24130</wp:posOffset>
@@ -9381,6 +9278,11 @@
                 </w:rPr>
                 <m:t>U</m:t>
               </m:r>
+              <m:ctrlPr>
+                <w:rPr>
+                  <w:rFonts w:hint="default" w:ascii="Cambria Math" w:hAnsi="Cambria Math"/>
+                </w:rPr>
+              </m:ctrlPr>
             </m:e>
             <m:sub>
               <m:r>
@@ -9392,6 +9294,11 @@
                 </w:rPr>
                 <m:t>i</m:t>
               </m:r>
+              <m:ctrlPr>
+                <w:rPr>
+                  <w:rFonts w:hint="default" w:ascii="Cambria Math" w:hAnsi="Cambria Math"/>
+                </w:rPr>
+              </m:ctrlPr>
             </m:sub>
           </m:sSub>
           <m:r>
@@ -9466,6 +9373,11 @@
                                 </w:rPr>
                                 <m:t>E</m:t>
                               </m:r>
+                              <m:ctrlPr>
+                                <w:rPr>
+                                  <w:rFonts w:hint="default" w:ascii="Cambria Math" w:hAnsi="Cambria Math"/>
+                                </w:rPr>
+                              </m:ctrlPr>
                             </m:e>
                             <m:sub>
                               <m:r>
@@ -9477,6 +9389,11 @@
                                 </w:rPr>
                                 <m:t>i</m:t>
                               </m:r>
+                              <m:ctrlPr>
+                                <w:rPr>
+                                  <w:rFonts w:hint="default" w:ascii="Cambria Math" w:hAnsi="Cambria Math"/>
+                                </w:rPr>
+                              </m:ctrlPr>
                             </m:sub>
                           </m:sSub>
                           <m:ctrlPr>
@@ -9505,6 +9422,11 @@
                                 </w:rPr>
                                 <m:t>E</m:t>
                               </m:r>
+                              <m:ctrlPr>
+                                <w:rPr>
+                                  <w:rFonts w:hint="default" w:ascii="Cambria Math" w:hAnsi="Cambria Math"/>
+                                </w:rPr>
+                              </m:ctrlPr>
                             </m:e>
                           </m:acc>
                           <m:ctrlPr>
@@ -9558,7 +9480,26 @@
             <w:rPr>
               <w:rFonts w:hint="default" w:ascii="Times New Roman" w:hAnsi="Times New Roman"/>
             </w:rPr>
-            <m:t>+βNorm</m:t>
+            <m:t>+</m:t>
+          </m:r>
+          <m:r>
+            <m:rPr>
+              <m:sty m:val="p"/>
+            </m:rPr>
+            <w:rPr>
+              <w:rFonts w:hint="default"/>
+              <w:lang w:val="en-US"/>
+            </w:rPr>
+            <m:t xml:space="preserve"> </m:t>
+          </m:r>
+          <m:r>
+            <m:rPr>
+              <m:sty m:val="p"/>
+            </m:rPr>
+            <w:rPr>
+              <w:rFonts w:hint="default" w:ascii="Times New Roman" w:hAnsi="Times New Roman"/>
+            </w:rPr>
+            <m:t>βNorm</m:t>
           </m:r>
           <m:d>
             <m:dPr>
@@ -9854,16 +9795,6 @@
     </w:p>
     <w:p>
       <w:pPr>
-        <w:bidi w:val="0"/>
-        <w:jc w:val="both"/>
-        <w:rPr>
-          <w:rFonts w:hint="default"/>
-          <w:lang w:val="en-US"/>
-        </w:rPr>
-      </w:pPr>
-    </w:p>
-    <w:p>
-      <w:pPr>
         <w:keepNext w:val="0"/>
         <w:keepLines w:val="0"/>
         <w:pageBreakBefore w:val="0"/>
@@ -9878,6 +9809,7 @@
         <w:adjustRightInd/>
         <w:snapToGrid/>
         <w:spacing w:before="181" w:beforeLines="50"/>
+        <w:ind w:left="100" w:leftChars="50"/>
         <w:jc w:val="center"/>
         <w:textAlignment w:val="auto"/>
         <w:rPr>
@@ -9885,16 +9817,15 @@
           <w:lang w:val="en-US"/>
         </w:rPr>
       </w:pPr>
-      <w:bookmarkStart w:id="0" w:name="_GoBack"/>
       <w:r>
         <w:drawing>
-          <wp:anchor distT="0" distB="0" distL="114300" distR="114300" simplePos="0" relativeHeight="251681792" behindDoc="0" locked="0" layoutInCell="1" allowOverlap="1">
+          <wp:anchor distT="0" distB="0" distL="114300" distR="114300" simplePos="0" relativeHeight="251679744" behindDoc="0" locked="0" layoutInCell="1" allowOverlap="1">
             <wp:simplePos x="0" y="0"/>
             <wp:positionH relativeFrom="column">
               <wp:posOffset>62230</wp:posOffset>
             </wp:positionH>
             <wp:positionV relativeFrom="paragraph">
-              <wp:posOffset>1270</wp:posOffset>
+              <wp:posOffset>13335</wp:posOffset>
             </wp:positionV>
             <wp:extent cx="3084195" cy="1768475"/>
             <wp:effectExtent l="0" t="0" r="1905" b="3175"/>
@@ -9933,7 +9864,6 @@
           </wp:anchor>
         </w:drawing>
       </w:r>
-      <w:bookmarkEnd w:id="0"/>
       <w:r>
         <w:rPr>
           <w:rFonts w:hint="default"/>
@@ -10007,7 +9937,7 @@
             <wp:extent cx="1148080" cy="367665"/>
             <wp:effectExtent l="0" t="0" r="13970" b="13335"/>
             <wp:wrapSquare wrapText="bothSides"/>
-            <wp:docPr id="37" name="2384804F-3998-4D57-9195-F3826E402611-9" descr="wps"/>
+            <wp:docPr id="37" name="2384804F-3998-4D57-9195-F3826E402611-1" descr="wps"/>
             <wp:cNvGraphicFramePr>
               <a:graphicFrameLocks xmlns:a="http://schemas.openxmlformats.org/drawingml/2006/main" noChangeAspect="1"/>
             </wp:cNvGraphicFramePr>
@@ -10015,7 +9945,7 @@
               <a:graphicData uri="http://schemas.openxmlformats.org/drawingml/2006/picture">
                 <pic:pic xmlns:pic="http://schemas.openxmlformats.org/drawingml/2006/picture">
                   <pic:nvPicPr>
-                    <pic:cNvPr id="37" name="2384804F-3998-4D57-9195-F3826E402611-9" descr="wps"/>
+                    <pic:cNvPr id="37" name="2384804F-3998-4D57-9195-F3826E402611-1" descr="wps"/>
                     <pic:cNvPicPr>
                       <a:picLocks noChangeAspect="1"/>
                     </pic:cNvPicPr>
@@ -10219,7 +10149,7 @@
           <w:rFonts w:hint="default"/>
           <w:lang w:val="en-US"/>
         </w:rPr>
-        <w:t>Layer 4:  Reinforcement Learning (RL)</w:t>
+        <w:t>Layer 4:  Q-Learing Reinforcement Learning</w:t>
       </w:r>
     </w:p>
     <w:p>
@@ -10237,52 +10167,15 @@
           <w:rFonts w:hint="default"/>
           <w:lang w:val="en-US"/>
         </w:rPr>
-        <w:t>Layer 4 incorporates a RL agent to provide self-learning, adaptive control for the WSN. By utilizing real-time feedback from the network itself, it optimally adjusts and changes the CH selection, transmission parameters and cluster configurations dynamically. The RL agent uses the Q-Learning algorithm to obtain improved, optimal CH selection and transmission decisions/parameters. The learning agent focuses on maximizing long-term objectives, such as network lifetime and energy efficiency, rather than optimizing short term goals [34]. The RL agent is able to continuously improve and update its strategies over time and avoid some of the limitations associated with static, rule based systems. The RL agent also works in conjunction with the previous layers to improve the overall decision making process, while maintaining all capabilities for scalable, efficient and adaptive clustering. Although the RL agent does involve a small amount of computational overhead but it is crucial for long term dynamic system.</w:t>
-      </w:r>
-    </w:p>
-    <w:p>
-      <w:pPr>
-        <w:pStyle w:val="9"/>
-        <w:ind w:left="0" w:leftChars="0" w:firstLine="0" w:firstLineChars="0"/>
-        <w:jc w:val="center"/>
-        <w:rPr>
-          <w:rFonts w:hint="default"/>
-          <w:sz w:val="16"/>
-          <w:szCs w:val="16"/>
-          <w:lang w:val="en-US"/>
-        </w:rPr>
-      </w:pPr>
-    </w:p>
-    <w:p>
-      <w:pPr>
-        <w:pStyle w:val="9"/>
-        <w:ind w:left="0" w:leftChars="0" w:firstLine="0" w:firstLineChars="0"/>
-        <w:jc w:val="center"/>
-        <w:rPr>
-          <w:rFonts w:hint="default"/>
-          <w:sz w:val="16"/>
-          <w:szCs w:val="16"/>
-          <w:lang w:val="en-US"/>
-        </w:rPr>
-      </w:pPr>
-      <w:r>
-        <w:rPr>
-          <w:rFonts w:hint="default"/>
-          <w:sz w:val="16"/>
-          <w:szCs w:val="16"/>
-          <w:lang w:val="en-US"/>
-        </w:rPr>
-        <w:t>Figure 7. RL based Decision-Making Framework</w:t>
-      </w:r>
-    </w:p>
-    <w:p>
-      <w:pPr>
-        <w:pStyle w:val="9"/>
-        <w:ind w:left="0" w:leftChars="0" w:firstLine="0" w:firstLineChars="0"/>
+        <w:t>This layer incorporates a RL agent to provide self-learning, adaptive control for the WSN. By utilizing real-time feedback from the network itself, it optimally adjusts and changes the CH selection, transmission parameters and cluster configurations dynamically. The RL agent uses the Q-Learning algorithm to obtain improved, optimal CH selection and transmission decisions/parameters. The learning agent focuses on maximizing long-term objectives, such as network lifetime and energy efficiency, rather than optimizing short term goals [34]. The RL agent is able to continuously improve and update its strategies over time and avoid some of the limitations associated with static, rule based systems. The RL agent also works in conjunction with the previous layers to improve the overall decision making process, while maintaining all capabilities for scalable, efficient and adaptive clustering. Although the RL agent does involve a small amount of computational overhead but it is crucial for long term dynamic system.</w:t>
+      </w:r>
+    </w:p>
+    <w:p>
+      <w:pPr>
+        <w:bidi w:val="0"/>
         <w:jc w:val="both"/>
         <w:rPr>
           <w:rFonts w:hint="default"/>
-          <w:sz w:val="20"/>
           <w:szCs w:val="20"/>
           <w:lang w:val="en-US"/>
         </w:rPr>
@@ -10290,11 +10183,69 @@
       <w:r>
         <w:rPr>
           <w:rFonts w:hint="default"/>
-          <w:sz w:val="20"/>
+          <w:lang w:val="en-US"/>
+        </w:rPr>
+        <w:t xml:space="preserve">Here a </w:t>
+      </w:r>
+      <w:r>
+        <w:rPr>
+          <w:rFonts w:hint="default"/>
+        </w:rPr>
+        <w:t>Q-learning agent is implemented with the sole objective of observing the current network state, taking actions</w:t>
+      </w:r>
+      <w:r>
+        <w:rPr>
+          <w:rFonts w:hint="default"/>
+          <w:lang w:val="en-US"/>
+        </w:rPr>
+        <w:t xml:space="preserve"> and</w:t>
+      </w:r>
+      <w:r>
+        <w:rPr>
+          <w:rFonts w:hint="default"/>
+        </w:rPr>
+        <w:t xml:space="preserve"> receiving rewards as experience. After executing an action, it receives feedback from the environment</w:t>
+      </w:r>
+      <w:r>
+        <w:rPr>
+          <w:rFonts w:hint="default"/>
+          <w:lang w:val="en-US"/>
+        </w:rPr>
+        <w:t xml:space="preserve"> </w:t>
+      </w:r>
+      <w:r>
+        <w:rPr>
+          <w:rFonts w:hint="default"/>
+        </w:rPr>
+        <w:t>and computes a reward. This experience is then used to update the Q-table, refining future decision</w:t>
+      </w:r>
+      <w:r>
+        <w:rPr>
+          <w:rFonts w:hint="default"/>
+          <w:lang w:val="en-US"/>
+        </w:rPr>
+        <w:t xml:space="preserve"> </w:t>
+      </w:r>
+      <w:r>
+        <w:rPr>
+          <w:rFonts w:hint="default"/>
+        </w:rPr>
+        <w:t>making.</w:t>
+      </w:r>
+      <w:r>
+        <w:rPr>
+          <w:rFonts w:hint="default"/>
+          <w:lang w:val="en-US"/>
+        </w:rPr>
+        <w:t xml:space="preserve"> This layer is very crucial and enables the system to adapt effectively to dynamic changing environments</w:t>
+      </w:r>
+      <w:r>
+        <w:rPr>
+          <w:rFonts w:hint="default"/>
           <w:szCs w:val="20"/>
           <w:lang w:val="en-US"/>
         </w:rPr>
-        <w:t>In the diagram above shows that, with RL the system is able to flexibly adjust to new conditions and continually improve its decisions in a more optimal way as time stoops. This is what makes it very applicable to real-time IoT applications.</w:t>
+        <w:t>.</w:t>
       </w:r>
     </w:p>
     <w:p>
@@ -10308,200 +10259,42 @@
         <w:spacing w:after="120" w:line="228" w:lineRule="auto"/>
         <w:jc w:val="both"/>
         <w:rPr>
+          <w:rFonts w:hint="default"/>
+          <w:sz w:val="20"/>
+          <w:szCs w:val="20"/>
+          <w:lang w:val="en-US"/>
+        </w:rPr>
+      </w:pPr>
+      <w:r>
+        <w:rPr>
           <w:rFonts w:hint="default" w:ascii="Times New Roman" w:hAnsi="Times New Roman" w:eastAsia="SimSun"/>
           <w:sz w:val="20"/>
           <w:szCs w:val="20"/>
           <w:lang w:val="en-US"/>
         </w:rPr>
-      </w:pPr>
-      <w:r>
-        <w:rPr>
-          <w:rFonts w:hint="default"/>
-          <w:sz w:val="20"/>
-          <w:szCs w:val="20"/>
-          <w:lang w:val="en-US"/>
-        </w:rPr>
-        <w:tab/>
-      </w:r>
-      <w:r>
-        <w:rPr>
-          <w:rFonts w:hint="default" w:ascii="Times New Roman" w:hAnsi="Times New Roman" w:eastAsia="SimSun"/>
-          <w:sz w:val="20"/>
-          <w:szCs w:val="20"/>
-        </w:rPr>
-        <w:t>In Layer 4, a Q-learning agent is implemented with the sole objective of observing the current network state, taking actions (e.g., CH re-assignment, switching CHs</w:t>
-      </w:r>
-      <w:r>
-        <w:rPr>
-          <w:rFonts w:hint="default"/>
-          <w:sz w:val="20"/>
-          <w:szCs w:val="20"/>
-          <w:lang w:val="en-US"/>
-        </w:rPr>
-        <w:t xml:space="preserve"> and</w:t>
-      </w:r>
-      <w:r>
-        <w:rPr>
-          <w:rFonts w:hint="default" w:ascii="Times New Roman" w:hAnsi="Times New Roman" w:eastAsia="SimSun"/>
-          <w:sz w:val="20"/>
-          <w:szCs w:val="20"/>
-        </w:rPr>
-        <w:t xml:space="preserve"> changing transmission power)</w:t>
-      </w:r>
-      <w:r>
-        <w:rPr>
-          <w:rFonts w:hint="default"/>
-          <w:sz w:val="20"/>
-          <w:szCs w:val="20"/>
-          <w:lang w:val="en-US"/>
-        </w:rPr>
-        <w:t xml:space="preserve"> and</w:t>
-      </w:r>
-      <w:r>
-        <w:rPr>
-          <w:rFonts w:hint="default" w:ascii="Times New Roman" w:hAnsi="Times New Roman" w:eastAsia="SimSun"/>
-          <w:sz w:val="20"/>
-          <w:szCs w:val="20"/>
-        </w:rPr>
-        <w:t xml:space="preserve"> receiving rewards as experience. After executing an action, it receives feedback from the environment</w:t>
-      </w:r>
-      <w:r>
-        <w:rPr>
-          <w:rFonts w:hint="default" w:ascii="Times New Roman" w:hAnsi="Times New Roman"/>
-          <w:sz w:val="20"/>
-          <w:szCs w:val="20"/>
-          <w:lang w:val="en-US"/>
-        </w:rPr>
-        <w:t xml:space="preserve">, </w:t>
-      </w:r>
-      <w:r>
-        <w:rPr>
-          <w:rFonts w:hint="default" w:ascii="Times New Roman" w:hAnsi="Times New Roman" w:eastAsia="SimSun"/>
-          <w:sz w:val="20"/>
-          <w:szCs w:val="20"/>
-        </w:rPr>
-        <w:t>including updated node energies, cluster configurations</w:t>
-      </w:r>
-      <w:r>
-        <w:rPr>
-          <w:rFonts w:hint="default"/>
-          <w:sz w:val="20"/>
-          <w:szCs w:val="20"/>
-          <w:lang w:val="en-US"/>
-        </w:rPr>
-        <w:t xml:space="preserve"> and</w:t>
-      </w:r>
-      <w:r>
-        <w:rPr>
-          <w:rFonts w:hint="default" w:ascii="Times New Roman" w:hAnsi="Times New Roman" w:eastAsia="SimSun"/>
-          <w:sz w:val="20"/>
-          <w:szCs w:val="20"/>
-        </w:rPr>
-        <w:t xml:space="preserve"> network metrics (e.g., PDR, throughput)</w:t>
-      </w:r>
-      <w:r>
-        <w:rPr>
-          <w:rFonts w:hint="default" w:ascii="Times New Roman" w:hAnsi="Times New Roman"/>
-          <w:sz w:val="20"/>
-          <w:szCs w:val="20"/>
-          <w:lang w:val="en-US"/>
-        </w:rPr>
-        <w:t xml:space="preserve"> </w:t>
-      </w:r>
-      <w:r>
-        <w:rPr>
-          <w:rFonts w:hint="default" w:ascii="Times New Roman" w:hAnsi="Times New Roman" w:eastAsia="SimSun"/>
-          <w:sz w:val="20"/>
-          <w:szCs w:val="20"/>
-        </w:rPr>
-        <w:t>and computes a reward. This experience is then used to update the Q-table, refining future decision</w:t>
-      </w:r>
-      <w:r>
-        <w:rPr>
-          <w:rFonts w:hint="default" w:ascii="Times New Roman" w:hAnsi="Times New Roman"/>
-          <w:sz w:val="20"/>
-          <w:szCs w:val="20"/>
-          <w:lang w:val="en-US"/>
-        </w:rPr>
-        <w:t xml:space="preserve"> </w:t>
-      </w:r>
-      <w:r>
-        <w:rPr>
-          <w:rFonts w:hint="default" w:ascii="Times New Roman" w:hAnsi="Times New Roman" w:eastAsia="SimSun"/>
-          <w:sz w:val="20"/>
-          <w:szCs w:val="20"/>
-        </w:rPr>
-        <w:t>making. By introducing adaptive learning, this layer transforms static cluster management into a self-learning mechanism, enabling the network to optimize long</w:t>
-      </w:r>
-      <w:r>
-        <w:rPr>
-          <w:rFonts w:hint="default"/>
-          <w:sz w:val="20"/>
-          <w:szCs w:val="20"/>
-          <w:lang w:val="en-US"/>
-        </w:rPr>
-        <w:t xml:space="preserve"> </w:t>
-      </w:r>
-      <w:r>
-        <w:rPr>
-          <w:rFonts w:hint="default" w:ascii="Times New Roman" w:hAnsi="Times New Roman" w:eastAsia="SimSun"/>
-          <w:sz w:val="20"/>
-          <w:szCs w:val="20"/>
-        </w:rPr>
-        <w:t>term objectives such as energy efficiency and network lifetime.</w:t>
-      </w:r>
-      <w:r>
-        <w:rPr>
-          <w:rFonts w:hint="default"/>
-          <w:sz w:val="20"/>
-          <w:szCs w:val="20"/>
-          <w:lang w:val="en-US"/>
-        </w:rPr>
-        <w:t xml:space="preserve"> This layer is very crucial and enables the system to adapt effectively to dynamic changing environments.</w:t>
-      </w:r>
-    </w:p>
-    <w:p>
-      <w:pPr>
-        <w:pStyle w:val="9"/>
-        <w:numPr>
-          <w:ilvl w:val="0"/>
-          <w:numId w:val="0"/>
-        </w:numPr>
-        <w:bidi w:val="0"/>
-        <w:spacing w:after="120" w:line="228" w:lineRule="auto"/>
-        <w:jc w:val="both"/>
-        <w:rPr>
-          <w:rFonts w:hint="default" w:ascii="Times New Roman" w:hAnsi="Times New Roman" w:eastAsia="SimSun"/>
-          <w:sz w:val="20"/>
-          <w:szCs w:val="20"/>
-        </w:rPr>
-      </w:pPr>
-      <w:r>
-        <w:rPr>
-          <w:rFonts w:hint="default"/>
-          <w:lang w:val="en-US"/>
-        </w:rPr>
         <w:drawing>
-          <wp:anchor distT="0" distB="0" distL="114300" distR="114300" simplePos="0" relativeHeight="251661312" behindDoc="1" locked="0" layoutInCell="1" allowOverlap="1">
+          <wp:anchor distT="0" distB="0" distL="114300" distR="114300" simplePos="0" relativeHeight="251660288" behindDoc="1" locked="0" layoutInCell="1" allowOverlap="1">
             <wp:simplePos x="0" y="0"/>
             <wp:positionH relativeFrom="column">
-              <wp:posOffset>2919730</wp:posOffset>
+              <wp:posOffset>22860</wp:posOffset>
             </wp:positionH>
             <wp:positionV relativeFrom="paragraph">
-              <wp:posOffset>186055</wp:posOffset>
+              <wp:posOffset>170180</wp:posOffset>
             </wp:positionV>
-            <wp:extent cx="208915" cy="119380"/>
-            <wp:effectExtent l="0" t="0" r="635" b="13970"/>
+            <wp:extent cx="2718435" cy="285750"/>
+            <wp:effectExtent l="0" t="0" r="5715" b="0"/>
             <wp:wrapTight wrapText="bothSides">
               <wp:wrapPolygon>
-                <wp:start x="0" y="0"/>
-                <wp:lineTo x="0" y="17809"/>
-                <wp:lineTo x="19696" y="17809"/>
-                <wp:lineTo x="19696" y="0"/>
-                <wp:lineTo x="0" y="0"/>
+                <wp:start x="8811" y="0"/>
+                <wp:lineTo x="0" y="2190"/>
+                <wp:lineTo x="0" y="15331"/>
+                <wp:lineTo x="8811" y="19712"/>
+                <wp:lineTo x="21433" y="19712"/>
+                <wp:lineTo x="21433" y="0"/>
+                <wp:lineTo x="8811" y="0"/>
               </wp:wrapPolygon>
             </wp:wrapTight>
-            <wp:docPr id="45" name="2384804F-3998-4D57-9195-F3826E402611-11" descr="C:/Users/LENOVO WORLD/AppData/Local/Temp/wps.YzegKvwps"/>
+            <wp:docPr id="44" name="2384804F-3998-4D57-9195-F3826E402611-14" descr="wps"/>
             <wp:cNvGraphicFramePr>
               <a:graphicFrameLocks xmlns:a="http://schemas.openxmlformats.org/drawingml/2006/main" noChangeAspect="1"/>
             </wp:cNvGraphicFramePr>
@@ -10509,7 +10302,7 @@
               <a:graphicData uri="http://schemas.openxmlformats.org/drawingml/2006/picture">
                 <pic:pic xmlns:pic="http://schemas.openxmlformats.org/drawingml/2006/picture">
                   <pic:nvPicPr>
-                    <pic:cNvPr id="45" name="2384804F-3998-4D57-9195-F3826E402611-11" descr="C:/Users/LENOVO WORLD/AppData/Local/Temp/wps.YzegKvwps"/>
+                    <pic:cNvPr id="44" name="2384804F-3998-4D57-9195-F3826E402611-14" descr="wps"/>
                     <pic:cNvPicPr>
                       <a:picLocks noChangeAspect="1"/>
                     </pic:cNvPicPr>
@@ -10529,7 +10322,7 @@
                   <pic:spPr>
                     <a:xfrm>
                       <a:off x="0" y="0"/>
-                      <a:ext cx="208915" cy="119380"/>
+                      <a:ext cx="2718435" cy="285750"/>
                     </a:xfrm>
                     <a:prstGeom prst="rect">
                       <a:avLst/>
@@ -10541,26 +10334,111 @@
           </wp:anchor>
         </w:drawing>
       </w:r>
-      <w:r>
-        <w:rPr>
-          <w:rFonts w:hint="default" w:ascii="Times New Roman" w:hAnsi="Times New Roman" w:eastAsia="SimSun"/>
+    </w:p>
+    <w:p>
+      <w:pPr>
+        <w:pStyle w:val="9"/>
+        <w:numPr>
+          <w:ilvl w:val="0"/>
+          <w:numId w:val="0"/>
+        </w:numPr>
+        <w:bidi w:val="0"/>
+        <w:spacing w:after="120" w:line="228" w:lineRule="auto"/>
+        <w:jc w:val="both"/>
+        <w:rPr>
+          <w:rFonts w:hint="default"/>
           <w:sz w:val="20"/>
           <w:szCs w:val="20"/>
           <w:lang w:val="en-US"/>
         </w:rPr>
+      </w:pPr>
+      <w:r>
+        <w:rPr>
+          <w:rFonts w:hint="default"/>
+          <w:sz w:val="20"/>
+          <w:szCs w:val="20"/>
+          <w:lang w:val="en-US"/>
+        </w:rPr>
+        <w:t xml:space="preserve"> (9)</w:t>
+      </w:r>
+    </w:p>
+    <w:p>
+      <w:pPr>
+        <w:pStyle w:val="9"/>
+        <w:numPr>
+          <w:ilvl w:val="0"/>
+          <w:numId w:val="0"/>
+        </w:numPr>
+        <w:bidi w:val="0"/>
+        <w:spacing w:after="120" w:line="228" w:lineRule="auto"/>
+        <w:jc w:val="both"/>
+        <w:rPr>
+          <w:rFonts w:hint="default"/>
+          <w:sz w:val="20"/>
+          <w:szCs w:val="20"/>
+          <w:lang w:val="en-US"/>
+        </w:rPr>
+      </w:pPr>
+    </w:p>
+    <w:p>
+      <w:pPr>
+        <w:bidi w:val="0"/>
+        <w:jc w:val="both"/>
+        <w:rPr>
+          <w:rFonts w:hint="default"/>
+          <w:lang w:val="en-US"/>
+        </w:rPr>
+      </w:pPr>
+      <w:r>
+        <w:rPr>
+          <w:rFonts w:hint="default"/>
+          <w:lang w:val="en-US"/>
+        </w:rPr>
+        <w:t>Equation 9 is used to update the Q-table, where α is the learning rate that determines how much new information overrides old knowledge, γ is the discount factor that defines the importance of future rewards and ‘a’ represents the action taken by the agent. This update allows the agent to iteratively improve its policy by balancing immediate rewards with long-term benefits, enabling more optimal decision making over time.</w:t>
+      </w:r>
+    </w:p>
+    <w:p>
+      <w:pPr>
+        <w:keepNext w:val="0"/>
+        <w:keepLines w:val="0"/>
+        <w:pageBreakBefore w:val="0"/>
+        <w:widowControl/>
+        <w:kinsoku/>
+        <w:wordWrap/>
+        <w:overflowPunct/>
+        <w:topLinePunct w:val="0"/>
+        <w:autoSpaceDE/>
+        <w:autoSpaceDN/>
+        <w:bidi w:val="0"/>
+        <w:adjustRightInd/>
+        <w:snapToGrid/>
+        <w:spacing w:before="181" w:beforeLines="50" w:after="181" w:afterLines="50"/>
+        <w:textAlignment w:val="auto"/>
+        <w:rPr>
+          <w:rFonts w:hint="default"/>
+          <w:sz w:val="16"/>
+          <w:szCs w:val="16"/>
+          <w:lang w:val="en-US"/>
+        </w:rPr>
+      </w:pPr>
+      <w:r>
+        <w:rPr>
+          <w:sz w:val="16"/>
+          <w:szCs w:val="16"/>
+        </w:rPr>
         <w:drawing>
-          <wp:anchor distT="0" distB="0" distL="114300" distR="114300" simplePos="0" relativeHeight="251660288" behindDoc="0" locked="0" layoutInCell="1" allowOverlap="1">
+          <wp:anchor distT="0" distB="0" distL="114300" distR="114300" simplePos="0" relativeHeight="251681792" behindDoc="0" locked="0" layoutInCell="1" allowOverlap="1">
             <wp:simplePos x="0" y="0"/>
             <wp:positionH relativeFrom="column">
-              <wp:posOffset>-24765</wp:posOffset>
+              <wp:posOffset>100965</wp:posOffset>
             </wp:positionH>
             <wp:positionV relativeFrom="paragraph">
-              <wp:posOffset>93345</wp:posOffset>
+              <wp:posOffset>70485</wp:posOffset>
             </wp:positionV>
-            <wp:extent cx="2908300" cy="305435"/>
-            <wp:effectExtent l="0" t="0" r="6350" b="18415"/>
+            <wp:extent cx="2834640" cy="1941830"/>
+            <wp:effectExtent l="0" t="0" r="3810" b="1270"/>
             <wp:wrapTopAndBottom/>
-            <wp:docPr id="44" name="2384804F-3998-4D57-9195-F3826E402611-12" descr="wps"/>
+            <wp:docPr id="2" name="Picture 5" descr="RL"/>
             <wp:cNvGraphicFramePr>
               <a:graphicFrameLocks xmlns:a="http://schemas.openxmlformats.org/drawingml/2006/main" noChangeAspect="1"/>
             </wp:cNvGraphicFramePr>
@@ -10568,19 +10446,13 @@
               <a:graphicData uri="http://schemas.openxmlformats.org/drawingml/2006/picture">
                 <pic:pic xmlns:pic="http://schemas.openxmlformats.org/drawingml/2006/picture">
                   <pic:nvPicPr>
-                    <pic:cNvPr id="44" name="2384804F-3998-4D57-9195-F3826E402611-12" descr="wps"/>
+                    <pic:cNvPr id="2" name="Picture 5" descr="RL"/>
                     <pic:cNvPicPr>
                       <a:picLocks noChangeAspect="1"/>
                     </pic:cNvPicPr>
                   </pic:nvPicPr>
                   <pic:blipFill>
-                    <a:blip r:embed="rId14">
-                      <a:extLst>
-                        <a:ext uri="{96DAC541-7B7A-43D3-8B79-37D633B846F1}">
-                          <asvg:svgBlip xmlns:asvg="http://schemas.microsoft.com/office/drawing/2016/SVG/main" r:embed="rId15"/>
-                        </a:ext>
-                      </a:extLst>
-                    </a:blip>
+                    <a:blip r:embed="rId14"/>
                     <a:stretch>
                       <a:fillRect/>
                     </a:stretch>
@@ -10588,7 +10460,7 @@
                   <pic:spPr>
                     <a:xfrm>
                       <a:off x="0" y="0"/>
-                      <a:ext cx="2908300" cy="305435"/>
+                      <a:ext cx="2834640" cy="1941830"/>
                     </a:xfrm>
                     <a:prstGeom prst="rect">
                       <a:avLst/>
@@ -10600,331 +10472,579 @@
           </wp:anchor>
         </w:drawing>
       </w:r>
-    </w:p>
-    <w:p>
-      <w:pPr>
-        <w:pStyle w:val="9"/>
-        <w:numPr>
-          <w:ilvl w:val="0"/>
-          <w:numId w:val="0"/>
-        </w:numPr>
+      <w:r>
+        <w:rPr>
+          <w:rFonts w:hint="default"/>
+          <w:sz w:val="16"/>
+          <w:szCs w:val="16"/>
+          <w:lang w:val="en-US"/>
+        </w:rPr>
+        <w:t>Figure 6. Q-Learning agenrt decision making framework</w:t>
+      </w:r>
+    </w:p>
+    <w:p>
+      <w:pPr>
         <w:bidi w:val="0"/>
-        <w:spacing w:after="120" w:line="228" w:lineRule="auto"/>
         <w:jc w:val="both"/>
         <w:rPr>
-          <w:rFonts w:hint="default" w:ascii="Times New Roman" w:hAnsi="Times New Roman" w:eastAsia="SimSun" w:cs="Times New Roman"/>
-          <w:sz w:val="20"/>
-          <w:szCs w:val="20"/>
-          <w:lang w:val="en-US"/>
-        </w:rPr>
-      </w:pPr>
-      <w:r>
-        <w:rPr>
-          <w:rFonts w:hint="default" w:ascii="Times New Roman" w:hAnsi="Times New Roman"/>
-          <w:sz w:val="20"/>
-          <w:szCs w:val="20"/>
-          <w:lang w:val="en-US"/>
-        </w:rPr>
-        <w:t>Equation 14 is used to update the Q-table, where α is the learning rate that determines how much new information overrides old knowledge, γ is the discount factor that defines the importance of future rewards</w:t>
-      </w:r>
-      <w:r>
-        <w:rPr>
-          <w:rFonts w:hint="default"/>
-          <w:sz w:val="20"/>
-          <w:szCs w:val="20"/>
-          <w:lang w:val="en-US"/>
-        </w:rPr>
-        <w:t xml:space="preserve"> and</w:t>
-      </w:r>
-      <w:r>
-        <w:rPr>
-          <w:rFonts w:hint="default" w:ascii="Times New Roman" w:hAnsi="Times New Roman"/>
-          <w:sz w:val="20"/>
-          <w:szCs w:val="20"/>
-          <w:lang w:val="en-US"/>
-        </w:rPr>
-        <w:t xml:space="preserve"> ‘a’ represents the action taken by the agent. This update allows the agent to iteratively improve its policy by balancing immediate rewards with long-term benefits, enabling more optimal decision making over time.</w:t>
-      </w:r>
-    </w:p>
-    <w:p>
-      <w:pPr>
-        <w:pStyle w:val="9"/>
-        <w:ind w:left="0" w:leftChars="0" w:firstLine="0" w:firstLineChars="0"/>
-        <w:jc w:val="center"/>
-        <w:rPr>
-          <w:rFonts w:hint="default"/>
-          <w:sz w:val="16"/>
-          <w:szCs w:val="16"/>
-          <w:lang w:val="en-US"/>
-        </w:rPr>
-      </w:pPr>
-      <w:r>
-        <w:rPr>
-          <w:rFonts w:hint="default"/>
+          <w:rFonts w:hint="default"/>
+          <w:lang w:val="en-US"/>
+        </w:rPr>
+      </w:pPr>
+      <w:r>
+        <w:rPr>
+          <w:rFonts w:hint="default"/>
+          <w:lang w:val="en-US"/>
+        </w:rPr>
+        <w:t xml:space="preserve">Figure 6 illustrates how the agent interacts with the environment to make adaptive changes and fine tune various network parameters. </w:t>
+      </w:r>
+    </w:p>
+    <w:p>
+      <w:pPr>
+        <w:bidi w:val="0"/>
+        <w:jc w:val="both"/>
+        <w:rPr>
+          <w:rFonts w:hint="default"/>
+          <w:lang w:val="en-US"/>
+        </w:rPr>
+      </w:pPr>
+      <w:r>
+        <w:rPr>
+          <w:rFonts w:hint="default"/>
+          <w:lang w:val="en-US"/>
+        </w:rPr>
+        <w:t>The state space is define as Node Energy, Cluster info (no. of nodes, position of each nodes ) and Packet Delivery Ratio (pdr). The available action space includes maintaining the current configuration (A_NOOP), reassigning nodes between clusters (A_REASSIGN), switching cluster heads (A_SWITCH_CH) and adjusting transmission power through reduction (A_REDUCE_TX) or increment (A_INCREASE_TX). After executing an action, the system receives a reward based on the resulting network performance, and the Q-table is updated accordingly using equation 9.</w:t>
+      </w:r>
+    </w:p>
+    <w:p>
+      <w:pPr>
+        <w:bidi w:val="0"/>
+        <w:jc w:val="both"/>
+        <w:rPr>
+          <w:rFonts w:hint="default"/>
+          <w:lang w:val="en-US"/>
+        </w:rPr>
+      </w:pPr>
+    </w:p>
+    <w:p>
+      <w:pPr>
+        <w:bidi w:val="0"/>
+        <w:ind w:firstLine="270" w:firstLineChars="150"/>
+        <w:jc w:val="both"/>
+        <w:rPr>
+          <w:rFonts w:hint="default" w:hAnsi="Cambria Math" w:eastAsia="SimSun"/>
+          <w:sz w:val="18"/>
+          <w:szCs w:val="18"/>
+          <w:lang w:val="en-US"/>
+        </w:rPr>
+      </w:pPr>
+      <m:oMath>
+        <m:r>
+          <m:rPr/>
+          <w:rPr>
+            <w:rFonts w:hint="default" w:ascii="Cambria Math" w:hAnsi="Cambria Math" w:eastAsia="SimSun"/>
+            <w:sz w:val="18"/>
+            <w:szCs w:val="18"/>
+          </w:rPr>
+          <m:t>R=α</m:t>
+        </m:r>
+        <m:d>
+          <m:dPr>
+            <m:ctrlPr>
+              <w:rPr>
+                <w:rFonts w:hint="default" w:ascii="Cambria Math" w:hAnsi="Cambria Math" w:eastAsia="SimSun"/>
+                <w:sz w:val="18"/>
+                <w:szCs w:val="18"/>
+              </w:rPr>
+            </m:ctrlPr>
+          </m:dPr>
+          <m:e>
+            <m:sSubSup>
+              <m:sSubSupPr>
+                <m:ctrlPr>
+                  <w:rPr>
+                    <w:rFonts w:hint="default" w:ascii="Cambria Math" w:hAnsi="Cambria Math" w:eastAsia="SimSun"/>
+                    <w:sz w:val="18"/>
+                    <w:szCs w:val="18"/>
+                  </w:rPr>
+                </m:ctrlPr>
+              </m:sSubSupPr>
+              <m:e>
+                <m:r>
+                  <m:rPr/>
+                  <w:rPr>
+                    <w:rFonts w:hint="default" w:ascii="Cambria Math" w:hAnsi="Cambria Math" w:eastAsia="SimSun"/>
+                    <w:sz w:val="18"/>
+                    <w:szCs w:val="18"/>
+                  </w:rPr>
+                  <m:t>E</m:t>
+                </m:r>
+                <m:ctrlPr>
+                  <w:rPr>
+                    <w:rFonts w:ascii="Cambria Math" w:hAnsi="Cambria Math" w:eastAsia="SimSun"/>
+                    <w:sz w:val="18"/>
+                    <w:szCs w:val="18"/>
+                  </w:rPr>
+                </m:ctrlPr>
+              </m:e>
+              <m:sub>
+                <m:r>
+                  <m:rPr/>
+                  <w:rPr>
+                    <w:rFonts w:hint="default" w:ascii="Cambria Math" w:hAnsi="Cambria Math" w:eastAsia="SimSun"/>
+                    <w:sz w:val="18"/>
+                    <w:szCs w:val="18"/>
+                  </w:rPr>
+                  <m:t>avg</m:t>
+                </m:r>
+                <m:ctrlPr>
+                  <w:rPr>
+                    <w:rFonts w:ascii="Cambria Math" w:hAnsi="Cambria Math" w:eastAsia="SimSun"/>
+                    <w:sz w:val="18"/>
+                    <w:szCs w:val="18"/>
+                  </w:rPr>
+                </m:ctrlPr>
+              </m:sub>
+              <m:sup>
+                <m:r>
+                  <m:rPr/>
+                  <w:rPr>
+                    <w:rFonts w:hint="default" w:ascii="Cambria Math" w:hAnsi="Cambria Math" w:eastAsia="SimSun"/>
+                    <w:sz w:val="18"/>
+                    <w:szCs w:val="18"/>
+                  </w:rPr>
+                  <m:t>after</m:t>
+                </m:r>
+                <m:ctrlPr>
+                  <w:rPr>
+                    <w:rFonts w:ascii="Cambria Math" w:hAnsi="Cambria Math" w:eastAsia="SimSun"/>
+                    <w:sz w:val="18"/>
+                    <w:szCs w:val="18"/>
+                  </w:rPr>
+                </m:ctrlPr>
+              </m:sup>
+            </m:sSubSup>
+            <m:r>
+              <m:rPr/>
+              <w:rPr>
+                <w:rFonts w:hint="default" w:ascii="Cambria Math" w:hAnsi="Cambria Math" w:eastAsia="SimSun"/>
+                <w:sz w:val="18"/>
+                <w:szCs w:val="18"/>
+              </w:rPr>
+              <m:t>−</m:t>
+            </m:r>
+            <m:sSubSup>
+              <m:sSubSupPr>
+                <m:ctrlPr>
+                  <w:rPr>
+                    <w:rFonts w:hint="default" w:ascii="Cambria Math" w:hAnsi="Cambria Math" w:eastAsia="SimSun"/>
+                    <w:sz w:val="18"/>
+                    <w:szCs w:val="18"/>
+                  </w:rPr>
+                </m:ctrlPr>
+              </m:sSubSupPr>
+              <m:e>
+                <m:r>
+                  <m:rPr/>
+                  <w:rPr>
+                    <w:rFonts w:hint="default" w:ascii="Cambria Math" w:hAnsi="Cambria Math" w:eastAsia="SimSun"/>
+                    <w:sz w:val="18"/>
+                    <w:szCs w:val="18"/>
+                  </w:rPr>
+                  <m:t>E</m:t>
+                </m:r>
+                <m:ctrlPr>
+                  <w:rPr>
+                    <w:rFonts w:ascii="Cambria Math" w:hAnsi="Cambria Math" w:eastAsia="SimSun"/>
+                    <w:sz w:val="18"/>
+                    <w:szCs w:val="18"/>
+                  </w:rPr>
+                </m:ctrlPr>
+              </m:e>
+              <m:sub>
+                <m:r>
+                  <m:rPr/>
+                  <w:rPr>
+                    <w:rFonts w:hint="default" w:ascii="Cambria Math" w:hAnsi="Cambria Math" w:eastAsia="SimSun"/>
+                    <w:sz w:val="18"/>
+                    <w:szCs w:val="18"/>
+                  </w:rPr>
+                  <m:t>avg</m:t>
+                </m:r>
+                <m:ctrlPr>
+                  <w:rPr>
+                    <w:rFonts w:ascii="Cambria Math" w:hAnsi="Cambria Math" w:eastAsia="SimSun"/>
+                    <w:sz w:val="18"/>
+                    <w:szCs w:val="18"/>
+                  </w:rPr>
+                </m:ctrlPr>
+              </m:sub>
+              <m:sup>
+                <m:r>
+                  <m:rPr/>
+                  <w:rPr>
+                    <w:rFonts w:hint="default" w:ascii="Cambria Math" w:hAnsi="Cambria Math" w:eastAsia="SimSun"/>
+                    <w:sz w:val="18"/>
+                    <w:szCs w:val="18"/>
+                  </w:rPr>
+                  <m:t>before</m:t>
+                </m:r>
+                <m:ctrlPr>
+                  <w:rPr>
+                    <w:rFonts w:ascii="Cambria Math" w:hAnsi="Cambria Math" w:eastAsia="SimSun"/>
+                    <w:sz w:val="18"/>
+                    <w:szCs w:val="18"/>
+                  </w:rPr>
+                </m:ctrlPr>
+              </m:sup>
+            </m:sSubSup>
+            <m:ctrlPr>
+              <w:rPr>
+                <w:rFonts w:hint="default" w:ascii="Cambria Math" w:hAnsi="Cambria Math" w:eastAsia="SimSun"/>
+                <w:sz w:val="18"/>
+                <w:szCs w:val="18"/>
+              </w:rPr>
+            </m:ctrlPr>
+          </m:e>
+        </m:d>
+        <m:r>
+          <m:rPr/>
+          <w:rPr>
+            <w:rFonts w:hint="default" w:ascii="Cambria Math" w:hAnsi="Cambria Math" w:eastAsia="SimSun"/>
+            <w:sz w:val="18"/>
+            <w:szCs w:val="18"/>
+          </w:rPr>
+          <m:t>+β</m:t>
+        </m:r>
+        <m:d>
+          <m:dPr>
+            <m:ctrlPr>
+              <w:rPr>
+                <w:rFonts w:hint="default" w:ascii="Cambria Math" w:hAnsi="Cambria Math" w:eastAsia="SimSun"/>
+                <w:sz w:val="18"/>
+                <w:szCs w:val="18"/>
+              </w:rPr>
+            </m:ctrlPr>
+          </m:dPr>
+          <m:e>
+            <m:r>
+              <m:rPr/>
+              <w:rPr>
+                <w:rFonts w:hint="default" w:ascii="Cambria Math" w:hAnsi="Cambria Math" w:eastAsia="SimSun"/>
+                <w:sz w:val="18"/>
+                <w:szCs w:val="18"/>
+              </w:rPr>
+              <m:t>PD</m:t>
+            </m:r>
+            <m:sSub>
+              <m:sSubPr>
+                <m:ctrlPr>
+                  <w:rPr>
+                    <w:rFonts w:hint="default" w:ascii="Cambria Math" w:hAnsi="Cambria Math" w:eastAsia="SimSun"/>
+                    <w:sz w:val="18"/>
+                    <w:szCs w:val="18"/>
+                  </w:rPr>
+                </m:ctrlPr>
+              </m:sSubPr>
+              <m:e>
+                <m:r>
+                  <m:rPr/>
+                  <w:rPr>
+                    <w:rFonts w:hint="default" w:ascii="Cambria Math" w:hAnsi="Cambria Math" w:eastAsia="SimSun"/>
+                    <w:sz w:val="18"/>
+                    <w:szCs w:val="18"/>
+                  </w:rPr>
+                  <m:t>R</m:t>
+                </m:r>
+                <m:ctrlPr>
+                  <w:rPr>
+                    <w:rFonts w:ascii="Cambria Math" w:hAnsi="Cambria Math" w:eastAsia="SimSun"/>
+                    <w:sz w:val="18"/>
+                    <w:szCs w:val="18"/>
+                  </w:rPr>
+                </m:ctrlPr>
+              </m:e>
+              <m:sub>
+                <m:r>
+                  <m:rPr/>
+                  <w:rPr>
+                    <w:rFonts w:hint="default" w:ascii="Cambria Math" w:hAnsi="Cambria Math" w:eastAsia="SimSun"/>
+                    <w:sz w:val="18"/>
+                    <w:szCs w:val="18"/>
+                  </w:rPr>
+                  <m:t>after</m:t>
+                </m:r>
+                <m:ctrlPr>
+                  <w:rPr>
+                    <w:rFonts w:ascii="Cambria Math" w:hAnsi="Cambria Math" w:eastAsia="SimSun"/>
+                    <w:sz w:val="18"/>
+                    <w:szCs w:val="18"/>
+                  </w:rPr>
+                </m:ctrlPr>
+              </m:sub>
+            </m:sSub>
+            <m:r>
+              <m:rPr/>
+              <w:rPr>
+                <w:rFonts w:hint="default" w:ascii="Cambria Math" w:hAnsi="Cambria Math" w:eastAsia="SimSun"/>
+                <w:sz w:val="18"/>
+                <w:szCs w:val="18"/>
+              </w:rPr>
+              <m:t>−PD</m:t>
+            </m:r>
+            <m:sSub>
+              <m:sSubPr>
+                <m:ctrlPr>
+                  <w:rPr>
+                    <w:rFonts w:hint="default" w:ascii="Cambria Math" w:hAnsi="Cambria Math" w:eastAsia="SimSun"/>
+                    <w:sz w:val="18"/>
+                    <w:szCs w:val="18"/>
+                  </w:rPr>
+                </m:ctrlPr>
+              </m:sSubPr>
+              <m:e>
+                <m:r>
+                  <m:rPr/>
+                  <w:rPr>
+                    <w:rFonts w:hint="default" w:ascii="Cambria Math" w:hAnsi="Cambria Math" w:eastAsia="SimSun"/>
+                    <w:sz w:val="18"/>
+                    <w:szCs w:val="18"/>
+                  </w:rPr>
+                  <m:t>R</m:t>
+                </m:r>
+                <m:ctrlPr>
+                  <w:rPr>
+                    <w:rFonts w:ascii="Cambria Math" w:hAnsi="Cambria Math" w:eastAsia="SimSun"/>
+                    <w:sz w:val="18"/>
+                    <w:szCs w:val="18"/>
+                  </w:rPr>
+                </m:ctrlPr>
+              </m:e>
+              <m:sub>
+                <m:r>
+                  <m:rPr/>
+                  <w:rPr>
+                    <w:rFonts w:hint="default" w:ascii="Cambria Math" w:hAnsi="Cambria Math" w:eastAsia="SimSun"/>
+                    <w:sz w:val="18"/>
+                    <w:szCs w:val="18"/>
+                  </w:rPr>
+                  <m:t>target</m:t>
+                </m:r>
+                <m:ctrlPr>
+                  <w:rPr>
+                    <w:rFonts w:ascii="Cambria Math" w:hAnsi="Cambria Math" w:eastAsia="SimSun"/>
+                    <w:sz w:val="18"/>
+                    <w:szCs w:val="18"/>
+                  </w:rPr>
+                </m:ctrlPr>
+              </m:sub>
+            </m:sSub>
+            <m:ctrlPr>
+              <w:rPr>
+                <w:rFonts w:hint="default" w:ascii="Cambria Math" w:hAnsi="Cambria Math" w:eastAsia="SimSun"/>
+                <w:sz w:val="18"/>
+                <w:szCs w:val="18"/>
+              </w:rPr>
+            </m:ctrlPr>
+          </m:e>
+        </m:d>
+      </m:oMath>
+      <w:r>
+        <w:rPr>
+          <w:rFonts w:hint="default" w:hAnsi="Cambria Math"/>
+          <w:i w:val="0"/>
+          <w:sz w:val="18"/>
+          <w:szCs w:val="18"/>
+          <w:lang w:val="en-US"/>
+        </w:rPr>
+        <w:t xml:space="preserve">     (10)</w:t>
+      </w:r>
+    </w:p>
+    <w:p>
+      <w:pPr>
+        <w:bidi w:val="0"/>
+        <w:jc w:val="both"/>
+        <w:rPr>
+          <w:rFonts w:hint="default" w:hAnsi="Arial" w:eastAsia="SimSun" w:cs="Arial"/>
           <w:i w:val="0"/>
           <w:iCs w:val="0"/>
-          <w:sz w:val="20"/>
-          <w:szCs w:val="20"/>
+          <w:caps w:val="0"/>
+          <w:color w:val="0A0A0A"/>
+          <w:spacing w:val="0"/>
+          <w:sz w:val="24"/>
+          <w:szCs w:val="24"/>
+          <w:shd w:val="clear" w:fill="F0F2F5"/>
+          <w:lang w:val="en-US"/>
+        </w:rPr>
+      </w:pPr>
+      <m:oMathPara>
+        <m:oMath>
+          <m:r>
+            <m:rPr/>
+            <w:rPr>
+              <w:rFonts w:hint="default" w:ascii="Cambria Math" w:hAnsi="Cambria Math" w:eastAsia="SimSun"/>
+              <w:sz w:val="18"/>
+              <w:szCs w:val="18"/>
+            </w:rPr>
+            <m:t>−γ⋅</m:t>
+          </m:r>
+          <m:sSub>
+            <m:sSubPr>
+              <m:ctrlPr>
+                <w:rPr>
+                  <w:rFonts w:hint="default" w:ascii="Cambria Math" w:hAnsi="Cambria Math" w:eastAsia="SimSun"/>
+                  <w:sz w:val="18"/>
+                  <w:szCs w:val="18"/>
+                </w:rPr>
+              </m:ctrlPr>
+            </m:sSubPr>
+            <m:e>
+              <m:r>
+                <m:rPr/>
+                <w:rPr>
+                  <w:rFonts w:hint="default" w:ascii="Cambria Math" w:hAnsi="Cambria Math" w:eastAsia="SimSun"/>
+                  <w:sz w:val="18"/>
+                  <w:szCs w:val="18"/>
+                </w:rPr>
+                <m:t>C</m:t>
+              </m:r>
+              <m:ctrlPr>
+                <w:rPr>
+                  <w:rFonts w:hint="default" w:ascii="Cambria Math" w:hAnsi="Cambria Math" w:eastAsia="SimSun"/>
+                  <w:sz w:val="18"/>
+                  <w:szCs w:val="18"/>
+                </w:rPr>
+              </m:ctrlPr>
+            </m:e>
+            <m:sub>
+              <m:r>
+                <m:rPr/>
+                <w:rPr>
+                  <w:rFonts w:hint="default" w:ascii="Cambria Math" w:hAnsi="Cambria Math" w:eastAsia="SimSun"/>
+                  <w:sz w:val="18"/>
+                  <w:szCs w:val="18"/>
+                </w:rPr>
+                <m:t>action</m:t>
+              </m:r>
+              <m:ctrlPr>
+                <w:rPr>
+                  <w:rFonts w:hint="default" w:ascii="Cambria Math" w:hAnsi="Cambria Math" w:eastAsia="SimSun"/>
+                  <w:sz w:val="18"/>
+                  <w:szCs w:val="18"/>
+                </w:rPr>
+              </m:ctrlPr>
+            </m:sub>
+          </m:sSub>
+        </m:oMath>
+      </m:oMathPara>
+    </w:p>
+    <w:p>
+      <w:pPr>
+        <w:bidi w:val="0"/>
+        <w:jc w:val="both"/>
+        <w:rPr>
+          <w:rFonts w:hint="default"/>
+          <w:lang w:val="en-US"/>
+        </w:rPr>
+      </w:pPr>
+    </w:p>
+    <w:p>
+      <w:pPr>
+        <w:bidi w:val="0"/>
+        <w:jc w:val="both"/>
+        <w:rPr>
+          <w:rFonts w:hint="default"/>
+          <w:lang w:val="en-US"/>
+        </w:rPr>
+      </w:pPr>
+      <w:r>
+        <w:rPr>
+          <w:rFonts w:hint="default"/>
+          <w:lang w:val="en-US"/>
+        </w:rPr>
+        <w:t>Equation 10 represents reward function which guides the agent by balancing energy efficiency, communication reliability and action cost. It rewards higher residual energy and improved PDR while penalizing costly actions. This iterative process continues across multiple rounds until convergence is achieved. Upon convergence, the clusters reach an optimized configuration that balances energy consumption, communication efficiency and network stability. The algorithm terminates training when Q-value converges or reward stabilization occurs.</w:t>
+      </w:r>
+    </w:p>
+    <w:p>
+      <w:pPr>
+        <w:bidi w:val="0"/>
+        <w:jc w:val="both"/>
+        <w:rPr>
+          <w:rFonts w:hint="default"/>
+          <w:lang w:val="en-US"/>
+        </w:rPr>
+      </w:pPr>
+    </w:p>
+    <w:p>
+      <w:pPr>
+        <w:bidi w:val="0"/>
+        <w:jc w:val="both"/>
+        <w:rPr>
+          <w:rFonts w:hint="default"/>
+          <w:lang w:val="en-US"/>
+        </w:rPr>
+      </w:pPr>
+    </w:p>
+    <w:p>
+      <w:pPr>
+        <w:bidi w:val="0"/>
+        <w:jc w:val="both"/>
+        <w:rPr>
+          <w:rFonts w:hint="default"/>
+          <w:lang w:val="en-US"/>
+        </w:rPr>
+      </w:pPr>
+      <w:r>
+        <w:rPr>
+          <w:rFonts w:hint="default"/>
+          <w:lang w:val="en-US"/>
+        </w:rPr>
+        <w:t>Layer 5: Communication Layer</w:t>
+      </w:r>
+    </w:p>
+    <w:p>
+      <w:pPr>
+        <w:bidi w:val="0"/>
+        <w:ind w:firstLine="400" w:firstLineChars="200"/>
+        <w:jc w:val="both"/>
+        <w:rPr>
+          <w:rFonts w:hint="default"/>
+          <w:lang w:val="en-US"/>
+        </w:rPr>
+      </w:pPr>
+      <w:r>
+        <w:rPr>
+          <w:rFonts w:hint="default"/>
+          <w:lang w:val="en-US"/>
+        </w:rPr>
+        <w:t xml:space="preserve">This layer </w:t>
+      </w:r>
+      <w:bookmarkStart w:id="0" w:name="_GoBack"/>
+      <w:bookmarkEnd w:id="0"/>
+      <w:r>
+        <w:rPr>
+          <w:rFonts w:hint="default"/>
+          <w:lang w:val="en-US"/>
+        </w:rPr>
+        <w:t>is responsible for wireless communication and energy modeling during data transmission between nodes, CHs and the BS. This layer simulates the radio energy dissipation model, which estimates the transmission and reception energy costs based on the distance between nodes and the amount of data transmitted. In each communication round, member nodes transmit sensed data to their respective CHs, which then perform data aggregation and forward the aggregated packet to the BS using a single-hop communication mechanism [35]. In the proposed model, wireless communication is simulated using the first-order radio energy model that is Additive White Gaussian Noise (AWGN) channel., which incorporates both free-space (d²) and multipath (d⁴) channel models. For short-range intra cluster communication (d&lt;d0), the free-space model is used, assuming line-of-sight propagation. For long-range transmissions (d≥d0), the multipath model is applied to account for non-line-of-sight energy loss. This dual channel approach effectively captures large-scale path loss while maintaining computational simplicity, providing a realistic approximation of WSN communication behavior.</w:t>
+      </w:r>
+    </w:p>
+    <w:p>
+      <w:pPr>
+        <w:bidi w:val="0"/>
+        <w:jc w:val="both"/>
+        <w:rPr>
+          <w:rFonts w:hint="default"/>
+          <w:lang w:val="en-US"/>
+        </w:rPr>
+      </w:pPr>
+      <w:r>
+        <w:rPr>
+          <w:rFonts w:hint="default"/>
           <w:lang w:val="en-US"/>
         </w:rPr>
         <w:drawing>
-          <wp:anchor distT="0" distB="0" distL="114300" distR="114300" simplePos="0" relativeHeight="251662336" behindDoc="0" locked="0" layoutInCell="1" allowOverlap="1">
-            <wp:simplePos x="0" y="0"/>
-            <wp:positionH relativeFrom="column">
-              <wp:posOffset>346075</wp:posOffset>
-            </wp:positionH>
-            <wp:positionV relativeFrom="paragraph">
-              <wp:posOffset>105410</wp:posOffset>
-            </wp:positionV>
-            <wp:extent cx="2607945" cy="5673725"/>
-            <wp:effectExtent l="0" t="0" r="1905" b="3175"/>
-            <wp:wrapTopAndBottom/>
-            <wp:docPr id="46" name="Picture 46" descr="ql"/>
-            <wp:cNvGraphicFramePr>
-              <a:graphicFrameLocks xmlns:a="http://schemas.openxmlformats.org/drawingml/2006/main" noChangeAspect="1"/>
-            </wp:cNvGraphicFramePr>
-            <a:graphic xmlns:a="http://schemas.openxmlformats.org/drawingml/2006/main">
-              <a:graphicData uri="http://schemas.openxmlformats.org/drawingml/2006/picture">
-                <pic:pic xmlns:pic="http://schemas.openxmlformats.org/drawingml/2006/picture">
-                  <pic:nvPicPr>
-                    <pic:cNvPr id="46" name="Picture 46" descr="ql"/>
-                    <pic:cNvPicPr>
-                      <a:picLocks noChangeAspect="1"/>
-                    </pic:cNvPicPr>
-                  </pic:nvPicPr>
-                  <pic:blipFill>
-                    <a:blip r:embed="rId16"/>
-                    <a:stretch>
-                      <a:fillRect/>
-                    </a:stretch>
-                  </pic:blipFill>
-                  <pic:spPr>
-                    <a:xfrm>
-                      <a:off x="0" y="0"/>
-                      <a:ext cx="2607945" cy="5673725"/>
-                    </a:xfrm>
-                    <a:prstGeom prst="rect">
-                      <a:avLst/>
-                    </a:prstGeom>
-                  </pic:spPr>
-                </pic:pic>
-              </a:graphicData>
-            </a:graphic>
-          </wp:anchor>
-        </w:drawing>
-      </w:r>
-    </w:p>
-    <w:p>
-      <w:pPr>
-        <w:pStyle w:val="9"/>
-        <w:ind w:left="0" w:leftChars="0" w:firstLine="0" w:firstLineChars="0"/>
-        <w:jc w:val="center"/>
-        <w:rPr>
-          <w:rFonts w:hint="default"/>
-          <w:sz w:val="16"/>
-          <w:szCs w:val="16"/>
-          <w:lang w:val="en-US"/>
-        </w:rPr>
-      </w:pPr>
-      <w:r>
-        <w:rPr>
-          <w:rFonts w:hint="default"/>
-          <w:sz w:val="16"/>
-          <w:szCs w:val="16"/>
-          <w:lang w:val="en-US"/>
-        </w:rPr>
-        <w:t>Figure 8. Q-Learning agenrt decision making framework</w:t>
-      </w:r>
-    </w:p>
-    <w:p>
-      <w:pPr>
-        <w:pStyle w:val="9"/>
-        <w:numPr>
-          <w:ilvl w:val="0"/>
-          <w:numId w:val="0"/>
-        </w:numPr>
-        <w:bidi w:val="0"/>
-        <w:spacing w:after="120" w:line="228" w:lineRule="auto"/>
-        <w:jc w:val="both"/>
-        <w:rPr>
-          <w:rFonts w:hint="default"/>
-          <w:b w:val="0"/>
-          <w:bCs w:val="0"/>
-          <w:i w:val="0"/>
-          <w:iCs w:val="0"/>
-          <w:sz w:val="20"/>
-          <w:szCs w:val="20"/>
-          <w:lang w:val="en-US"/>
-        </w:rPr>
-      </w:pPr>
-      <w:r>
-        <w:rPr>
-          <w:rFonts w:hint="default"/>
-          <w:b w:val="0"/>
-          <w:bCs w:val="0"/>
-          <w:i w:val="0"/>
-          <w:iCs w:val="0"/>
-          <w:sz w:val="20"/>
-          <w:szCs w:val="20"/>
-          <w:lang w:val="en-US"/>
-        </w:rPr>
-        <w:t xml:space="preserve">Figure 8 illustrates how the agent interacts with the environment to make adaptive chnages and fine tune various parameters. </w:t>
-      </w:r>
-    </w:p>
-    <w:p>
-      <w:pPr>
-        <w:pStyle w:val="9"/>
-        <w:numPr>
-          <w:ilvl w:val="0"/>
-          <w:numId w:val="10"/>
-        </w:numPr>
-        <w:bidi w:val="0"/>
-        <w:spacing w:after="120" w:line="228" w:lineRule="auto"/>
-        <w:ind w:left="0" w:leftChars="0" w:firstLine="288" w:firstLineChars="0"/>
-        <w:jc w:val="both"/>
-        <w:rPr>
-          <w:rFonts w:hint="default"/>
-          <w:b w:val="0"/>
-          <w:bCs w:val="0"/>
-          <w:i/>
-          <w:iCs/>
-          <w:sz w:val="20"/>
-          <w:szCs w:val="20"/>
-          <w:lang w:val="en-US"/>
-        </w:rPr>
-      </w:pPr>
-      <w:r>
-        <w:rPr>
-          <w:rFonts w:hint="default"/>
-          <w:b w:val="0"/>
-          <w:bCs w:val="0"/>
-          <w:i/>
-          <w:iCs/>
-          <w:sz w:val="20"/>
-          <w:szCs w:val="20"/>
-          <w:lang w:val="en-US"/>
-        </w:rPr>
-        <w:t>Layer 5: Communication Layer</w:t>
-      </w:r>
-    </w:p>
-    <w:p>
-      <w:pPr>
-        <w:pStyle w:val="9"/>
-        <w:numPr>
-          <w:ilvl w:val="0"/>
-          <w:numId w:val="0"/>
-        </w:numPr>
-        <w:bidi w:val="0"/>
-        <w:spacing w:after="120" w:line="228" w:lineRule="auto"/>
-        <w:jc w:val="both"/>
-        <w:rPr>
-          <w:rFonts w:hint="default"/>
-          <w:lang w:val="en-US"/>
-        </w:rPr>
-      </w:pPr>
-      <w:r>
-        <w:rPr>
-          <w:rFonts w:hint="default"/>
-          <w:b w:val="0"/>
-          <w:bCs w:val="0"/>
-          <w:i/>
-          <w:iCs/>
-          <w:sz w:val="20"/>
-          <w:szCs w:val="20"/>
-          <w:lang w:val="en-US"/>
-        </w:rPr>
-        <w:tab/>
-      </w:r>
-      <w:r>
-        <w:rPr>
-          <w:rFonts w:hint="default"/>
-          <w:b w:val="0"/>
-          <w:bCs w:val="0"/>
-          <w:i w:val="0"/>
-          <w:iCs w:val="0"/>
-          <w:sz w:val="20"/>
-          <w:szCs w:val="20"/>
-          <w:lang w:val="en-US"/>
-        </w:rPr>
-        <w:t>Layer 5 is responsible for wireless communication and energy modeling during data transmission between nodes, CHs and the BS. This layer simulates the radio energy dissipation model, which estimates the transmission and reception energy costs based on the distance between nodes and the amount of data transmitted. In each communication round, member nodes transmit sensed data to their respective CHs, which then perform data aggregation and forward the aggregated packet to the BS using a single-hop communication mechanism [35]. In the proposed model, wireless communication is simulated using the first-order radio energy model that is Additive White Gaussian Noise (AWGN) channel., which incorporates both free-space (d²) and multipath (d⁴) channel models. For short-range intra cluster communication (d&lt;d</w:t>
-      </w:r>
-      <w:r>
-        <w:rPr>
-          <w:rFonts w:hint="default"/>
-          <w:b w:val="0"/>
-          <w:bCs w:val="0"/>
-          <w:i w:val="0"/>
-          <w:iCs w:val="0"/>
-          <w:sz w:val="20"/>
-          <w:szCs w:val="20"/>
-          <w:vertAlign w:val="subscript"/>
-          <w:lang w:val="en-US"/>
-        </w:rPr>
-        <w:t>0</w:t>
-      </w:r>
-      <w:r>
-        <w:rPr>
-          <w:rFonts w:hint="default"/>
-          <w:b w:val="0"/>
-          <w:bCs w:val="0"/>
-          <w:i w:val="0"/>
-          <w:iCs w:val="0"/>
-          <w:sz w:val="20"/>
-          <w:szCs w:val="20"/>
-          <w:lang w:val="en-US"/>
-        </w:rPr>
-        <w:t>), the free-space model is used, assuming line-of-sight propagation. For long-range transmissions (d≥d</w:t>
-      </w:r>
-      <w:r>
-        <w:rPr>
-          <w:rFonts w:hint="default"/>
-          <w:b w:val="0"/>
-          <w:bCs w:val="0"/>
-          <w:i w:val="0"/>
-          <w:iCs w:val="0"/>
-          <w:sz w:val="20"/>
-          <w:szCs w:val="20"/>
-          <w:vertAlign w:val="subscript"/>
-          <w:lang w:val="en-US"/>
-        </w:rPr>
-        <w:t>0</w:t>
-      </w:r>
-      <w:r>
-        <w:rPr>
-          <w:rFonts w:hint="default"/>
-          <w:b w:val="0"/>
-          <w:bCs w:val="0"/>
-          <w:i w:val="0"/>
-          <w:iCs w:val="0"/>
-          <w:sz w:val="20"/>
-          <w:szCs w:val="20"/>
-          <w:lang w:val="en-US"/>
-        </w:rPr>
-        <w:t>), the multipath model is applied to account for non-line-of-sight energy loss. This dual channel approach effectively captures large-scale path loss while maintaining computational simplicity, providing a realistic approximation of WSN communication behavior.</w:t>
-      </w:r>
-    </w:p>
-    <w:p>
-      <w:pPr>
-        <w:pStyle w:val="9"/>
-        <w:numPr>
-          <w:ilvl w:val="0"/>
-          <w:numId w:val="0"/>
-        </w:numPr>
-        <w:bidi w:val="0"/>
-        <w:spacing w:after="120" w:line="228" w:lineRule="auto"/>
-        <w:jc w:val="both"/>
-        <w:rPr>
-          <w:rFonts w:hint="default"/>
-          <w:lang w:val="en-US"/>
-        </w:rPr>
-      </w:pPr>
-      <w:r>
-        <w:rPr>
-          <w:rFonts w:hint="default"/>
-          <w:lang w:val="en-US"/>
-        </w:rPr>
-        <w:drawing>
-          <wp:anchor distT="0" distB="0" distL="114300" distR="114300" simplePos="0" relativeHeight="251667456" behindDoc="1" locked="0" layoutInCell="1" allowOverlap="1">
+          <wp:anchor distT="0" distB="0" distL="114300" distR="114300" simplePos="0" relativeHeight="251665408" behindDoc="1" locked="0" layoutInCell="1" allowOverlap="1">
             <wp:simplePos x="0" y="0"/>
             <wp:positionH relativeFrom="column">
               <wp:posOffset>2825115</wp:posOffset>
@@ -10943,7 +11063,7 @@
                 <wp:lineTo x="0" y="0"/>
               </wp:wrapPolygon>
             </wp:wrapTight>
-            <wp:docPr id="31" name="2384804F-3998-4D57-9195-F3826E402611-13" descr="C:/Users/LENOVO WORLD/AppData/Local/Temp/wps.axVNEYwps"/>
+            <wp:docPr id="31" name="2384804F-3998-4D57-9195-F3826E402611-4" descr="C:/Users/LENOVO WORLD/AppData/Local/Temp/wps.axVNEYwps"/>
             <wp:cNvGraphicFramePr>
               <a:graphicFrameLocks xmlns:a="http://schemas.openxmlformats.org/drawingml/2006/main" noChangeAspect="1"/>
             </wp:cNvGraphicFramePr>
@@ -10951,16 +11071,16 @@
               <a:graphicData uri="http://schemas.openxmlformats.org/drawingml/2006/picture">
                 <pic:pic xmlns:pic="http://schemas.openxmlformats.org/drawingml/2006/picture">
                   <pic:nvPicPr>
-                    <pic:cNvPr id="31" name="2384804F-3998-4D57-9195-F3826E402611-13" descr="C:/Users/LENOVO WORLD/AppData/Local/Temp/wps.axVNEYwps"/>
+                    <pic:cNvPr id="31" name="2384804F-3998-4D57-9195-F3826E402611-4" descr="C:/Users/LENOVO WORLD/AppData/Local/Temp/wps.axVNEYwps"/>
                     <pic:cNvPicPr>
                       <a:picLocks noChangeAspect="1"/>
                     </pic:cNvPicPr>
                   </pic:nvPicPr>
                   <pic:blipFill>
-                    <a:blip r:embed="rId17">
+                    <a:blip r:embed="rId15">
                       <a:extLst>
                         <a:ext uri="{96DAC541-7B7A-43D3-8B79-37D633B846F1}">
-                          <asvg:svgBlip xmlns:asvg="http://schemas.microsoft.com/office/drawing/2016/SVG/main" r:embed="rId18"/>
+                          <asvg:svgBlip xmlns:asvg="http://schemas.microsoft.com/office/drawing/2016/SVG/main" r:embed="rId16"/>
                         </a:ext>
                       </a:extLst>
                     </a:blip>
@@ -10989,7 +11109,7 @@
           <w:lang w:val="en-US"/>
         </w:rPr>
         <w:drawing>
-          <wp:anchor distT="0" distB="0" distL="114300" distR="114300" simplePos="0" relativeHeight="251663360" behindDoc="0" locked="0" layoutInCell="1" allowOverlap="1">
+          <wp:anchor distT="0" distB="0" distL="114300" distR="114300" simplePos="0" relativeHeight="251661312" behindDoc="0" locked="0" layoutInCell="1" allowOverlap="1">
             <wp:simplePos x="0" y="0"/>
             <wp:positionH relativeFrom="column">
               <wp:posOffset>5715</wp:posOffset>
@@ -11000,7 +11120,7 @@
             <wp:extent cx="2672080" cy="330835"/>
             <wp:effectExtent l="0" t="0" r="13970" b="12065"/>
             <wp:wrapTopAndBottom/>
-            <wp:docPr id="32" name="2384804F-3998-4D57-9195-F3826E402611-14" descr="wps"/>
+            <wp:docPr id="32" name="2384804F-3998-4D57-9195-F3826E402611-5" descr="wps"/>
             <wp:cNvGraphicFramePr>
               <a:graphicFrameLocks xmlns:a="http://schemas.openxmlformats.org/drawingml/2006/main" noChangeAspect="1"/>
             </wp:cNvGraphicFramePr>
@@ -11008,16 +11128,16 @@
               <a:graphicData uri="http://schemas.openxmlformats.org/drawingml/2006/picture">
                 <pic:pic xmlns:pic="http://schemas.openxmlformats.org/drawingml/2006/picture">
                   <pic:nvPicPr>
-                    <pic:cNvPr id="32" name="2384804F-3998-4D57-9195-F3826E402611-14" descr="wps"/>
+                    <pic:cNvPr id="32" name="2384804F-3998-4D57-9195-F3826E402611-5" descr="wps"/>
                     <pic:cNvPicPr>
                       <a:picLocks noChangeAspect="1"/>
                     </pic:cNvPicPr>
                   </pic:nvPicPr>
                   <pic:blipFill>
-                    <a:blip r:embed="rId19">
+                    <a:blip r:embed="rId17">
                       <a:extLst>
                         <a:ext uri="{96DAC541-7B7A-43D3-8B79-37D633B846F1}">
-                          <asvg:svgBlip xmlns:asvg="http://schemas.microsoft.com/office/drawing/2016/SVG/main" r:embed="rId20"/>
+                          <asvg:svgBlip xmlns:asvg="http://schemas.microsoft.com/office/drawing/2016/SVG/main" r:embed="rId18"/>
                         </a:ext>
                       </a:extLst>
                     </a:blip>
@@ -11043,13 +11163,7 @@
     </w:p>
     <w:p>
       <w:pPr>
-        <w:pStyle w:val="9"/>
-        <w:numPr>
-          <w:ilvl w:val="0"/>
-          <w:numId w:val="0"/>
-        </w:numPr>
         <w:bidi w:val="0"/>
-        <w:spacing w:after="120" w:line="228" w:lineRule="auto"/>
         <w:jc w:val="both"/>
         <w:rPr>
           <w:rFonts w:hint="default"/>
@@ -11061,48 +11175,12 @@
           <w:rFonts w:hint="default"/>
           <w:lang w:val="en-US"/>
         </w:rPr>
-        <w:t>Equation 15, computes the energy needed to transmit a k-bit packet over a distance d, Longer distances (d≥ d</w:t>
-      </w:r>
-      <w:r>
-        <w:rPr>
-          <w:rFonts w:hint="default"/>
-          <w:vertAlign w:val="subscript"/>
-          <w:lang w:val="en-US"/>
-        </w:rPr>
-        <w:t>0</w:t>
-      </w:r>
-      <w:r>
-        <w:rPr>
-          <w:rFonts w:hint="default"/>
-          <w:lang w:val="en-US"/>
-        </w:rPr>
-        <w:t>) incur significantly higher energy costs due to multi path fading, where k is size of the data packet in bits, E_elec is energy required per bit for transmission/reception circuitry, ε_fs is amplifier energy for free-space model, ε_mp is amplifier energy for multipath model, d is distance between sender and receiver, d</w:t>
-      </w:r>
-      <w:r>
-        <w:rPr>
-          <w:rFonts w:hint="default"/>
-          <w:vertAlign w:val="subscript"/>
-          <w:lang w:val="en-US"/>
-        </w:rPr>
-        <w:t>0</w:t>
-      </w:r>
-      <w:r>
-        <w:rPr>
-          <w:rFonts w:hint="default"/>
-          <w:lang w:val="en-US"/>
-        </w:rPr>
-        <w:t xml:space="preserve"> is threshold distance to switch between free-space and multi path.</w:t>
-      </w:r>
-    </w:p>
-    <w:p>
-      <w:pPr>
-        <w:pStyle w:val="9"/>
-        <w:numPr>
-          <w:ilvl w:val="0"/>
-          <w:numId w:val="0"/>
-        </w:numPr>
+        <w:t>Equation 15, computes the energy needed to transmit a k-bit packet over a distance d, Longer distances (d≥ d0) incur significantly higher energy costs due to multi path fading, where k is size of the data packet in bits, E_elec is energy required per bit for transmission/reception circuitry, ε_fs is amplifier energy for free-space model, ε_mp is amplifier energy for multipath model, d is distance between sender and receiver, d0 is threshold distance to switch between free-space and multi path.</w:t>
+      </w:r>
+    </w:p>
+    <w:p>
+      <w:pPr>
         <w:bidi w:val="0"/>
-        <w:spacing w:after="120" w:line="228" w:lineRule="auto"/>
         <w:jc w:val="both"/>
         <w:rPr>
           <w:rFonts w:hint="default"/>
@@ -11115,7 +11193,7 @@
           <w:lang w:val="en-US"/>
         </w:rPr>
         <w:drawing>
-          <wp:anchor distT="0" distB="0" distL="114300" distR="114300" simplePos="0" relativeHeight="251669504" behindDoc="1" locked="0" layoutInCell="1" allowOverlap="1">
+          <wp:anchor distT="0" distB="0" distL="114300" distR="114300" simplePos="0" relativeHeight="251667456" behindDoc="1" locked="0" layoutInCell="1" allowOverlap="1">
             <wp:simplePos x="0" y="0"/>
             <wp:positionH relativeFrom="column">
               <wp:posOffset>2793365</wp:posOffset>
@@ -11126,7 +11204,7 @@
             <wp:extent cx="210820" cy="121285"/>
             <wp:effectExtent l="0" t="0" r="17780" b="12065"/>
             <wp:wrapNone/>
-            <wp:docPr id="51" name="2384804F-3998-4D57-9195-F3826E402611-15" descr="C:/Users/LENOVO WORLD/AppData/Local/Temp/wps.ukbEStwps"/>
+            <wp:docPr id="51" name="2384804F-3998-4D57-9195-F3826E402611-6" descr="C:/Users/LENOVO WORLD/AppData/Local/Temp/wps.ukbEStwps"/>
             <wp:cNvGraphicFramePr>
               <a:graphicFrameLocks xmlns:a="http://schemas.openxmlformats.org/drawingml/2006/main" noChangeAspect="1"/>
             </wp:cNvGraphicFramePr>
@@ -11134,16 +11212,16 @@
               <a:graphicData uri="http://schemas.openxmlformats.org/drawingml/2006/picture">
                 <pic:pic xmlns:pic="http://schemas.openxmlformats.org/drawingml/2006/picture">
                   <pic:nvPicPr>
-                    <pic:cNvPr id="51" name="2384804F-3998-4D57-9195-F3826E402611-15" descr="C:/Users/LENOVO WORLD/AppData/Local/Temp/wps.ukbEStwps"/>
+                    <pic:cNvPr id="51" name="2384804F-3998-4D57-9195-F3826E402611-6" descr="C:/Users/LENOVO WORLD/AppData/Local/Temp/wps.ukbEStwps"/>
                     <pic:cNvPicPr>
                       <a:picLocks noChangeAspect="1"/>
                     </pic:cNvPicPr>
                   </pic:nvPicPr>
                   <pic:blipFill>
-                    <a:blip r:embed="rId21">
+                    <a:blip r:embed="rId19">
                       <a:extLst>
                         <a:ext uri="{96DAC541-7B7A-43D3-8B79-37D633B846F1}">
-                          <asvg:svgBlip xmlns:asvg="http://schemas.microsoft.com/office/drawing/2016/SVG/main" r:embed="rId22"/>
+                          <asvg:svgBlip xmlns:asvg="http://schemas.microsoft.com/office/drawing/2016/SVG/main" r:embed="rId20"/>
                         </a:ext>
                       </a:extLst>
                     </a:blip>
@@ -11172,7 +11250,7 @@
           <w:lang w:val="en-US"/>
         </w:rPr>
         <w:drawing>
-          <wp:anchor distT="0" distB="0" distL="114300" distR="114300" simplePos="0" relativeHeight="251668480" behindDoc="0" locked="0" layoutInCell="1" allowOverlap="1">
+          <wp:anchor distT="0" distB="0" distL="114300" distR="114300" simplePos="0" relativeHeight="251666432" behindDoc="0" locked="0" layoutInCell="1" allowOverlap="1">
             <wp:simplePos x="0" y="0"/>
             <wp:positionH relativeFrom="column">
               <wp:posOffset>662305</wp:posOffset>
@@ -11183,7 +11261,7 @@
             <wp:extent cx="1210310" cy="158750"/>
             <wp:effectExtent l="0" t="0" r="8890" b="12700"/>
             <wp:wrapTopAndBottom/>
-            <wp:docPr id="33" name="2384804F-3998-4D57-9195-F3826E402611-16" descr="wps"/>
+            <wp:docPr id="33" name="2384804F-3998-4D57-9195-F3826E402611-7" descr="wps"/>
             <wp:cNvGraphicFramePr>
               <a:graphicFrameLocks xmlns:a="http://schemas.openxmlformats.org/drawingml/2006/main" noChangeAspect="1"/>
             </wp:cNvGraphicFramePr>
@@ -11191,16 +11269,16 @@
               <a:graphicData uri="http://schemas.openxmlformats.org/drawingml/2006/picture">
                 <pic:pic xmlns:pic="http://schemas.openxmlformats.org/drawingml/2006/picture">
                   <pic:nvPicPr>
-                    <pic:cNvPr id="33" name="2384804F-3998-4D57-9195-F3826E402611-16" descr="wps"/>
+                    <pic:cNvPr id="33" name="2384804F-3998-4D57-9195-F3826E402611-7" descr="wps"/>
                     <pic:cNvPicPr>
                       <a:picLocks noChangeAspect="1"/>
                     </pic:cNvPicPr>
                   </pic:nvPicPr>
                   <pic:blipFill>
-                    <a:blip r:embed="rId23">
+                    <a:blip r:embed="rId21">
                       <a:extLst>
                         <a:ext uri="{96DAC541-7B7A-43D3-8B79-37D633B846F1}">
-                          <asvg:svgBlip xmlns:asvg="http://schemas.microsoft.com/office/drawing/2016/SVG/main" r:embed="rId24"/>
+                          <asvg:svgBlip xmlns:asvg="http://schemas.microsoft.com/office/drawing/2016/SVG/main" r:embed="rId22"/>
                         </a:ext>
                       </a:extLst>
                     </a:blip>
@@ -11229,7 +11307,7 @@
           <w:lang w:val="en-US"/>
         </w:rPr>
         <w:drawing>
-          <wp:anchor distT="0" distB="0" distL="114300" distR="114300" simplePos="0" relativeHeight="251664384" behindDoc="0" locked="0" layoutInCell="1" allowOverlap="1">
+          <wp:anchor distT="0" distB="0" distL="114300" distR="114300" simplePos="0" relativeHeight="251662336" behindDoc="0" locked="0" layoutInCell="1" allowOverlap="1">
             <wp:simplePos x="0" y="0"/>
             <wp:positionH relativeFrom="column">
               <wp:posOffset>614680</wp:posOffset>
@@ -11240,7 +11318,7 @@
             <wp:extent cx="1228090" cy="158115"/>
             <wp:effectExtent l="0" t="0" r="10160" b="13335"/>
             <wp:wrapTopAndBottom/>
-            <wp:docPr id="40" name="2384804F-3998-4D57-9195-F3826E402611-17" descr="wps"/>
+            <wp:docPr id="40" name="2384804F-3998-4D57-9195-F3826E402611-8" descr="wps"/>
             <wp:cNvGraphicFramePr>
               <a:graphicFrameLocks xmlns:a="http://schemas.openxmlformats.org/drawingml/2006/main" noChangeAspect="1"/>
             </wp:cNvGraphicFramePr>
@@ -11248,16 +11326,16 @@
               <a:graphicData uri="http://schemas.openxmlformats.org/drawingml/2006/picture">
                 <pic:pic xmlns:pic="http://schemas.openxmlformats.org/drawingml/2006/picture">
                   <pic:nvPicPr>
-                    <pic:cNvPr id="40" name="2384804F-3998-4D57-9195-F3826E402611-17" descr="wps"/>
+                    <pic:cNvPr id="40" name="2384804F-3998-4D57-9195-F3826E402611-8" descr="wps"/>
                     <pic:cNvPicPr>
                       <a:picLocks noChangeAspect="1"/>
                     </pic:cNvPicPr>
                   </pic:nvPicPr>
                   <pic:blipFill>
-                    <a:blip r:embed="rId25">
+                    <a:blip r:embed="rId23">
                       <a:extLst>
                         <a:ext uri="{96DAC541-7B7A-43D3-8B79-37D633B846F1}">
-                          <asvg:svgBlip xmlns:asvg="http://schemas.microsoft.com/office/drawing/2016/SVG/main" r:embed="rId26"/>
+                          <asvg:svgBlip xmlns:asvg="http://schemas.microsoft.com/office/drawing/2016/SVG/main" r:embed="rId24"/>
                         </a:ext>
                       </a:extLst>
                     </a:blip>
@@ -11286,7 +11364,7 @@
           <w:lang w:val="en-US"/>
         </w:rPr>
         <w:drawing>
-          <wp:anchor distT="0" distB="0" distL="114300" distR="114300" simplePos="0" relativeHeight="251670528" behindDoc="1" locked="0" layoutInCell="1" allowOverlap="1">
+          <wp:anchor distT="0" distB="0" distL="114300" distR="114300" simplePos="0" relativeHeight="251668480" behindDoc="1" locked="0" layoutInCell="1" allowOverlap="1">
             <wp:simplePos x="0" y="0"/>
             <wp:positionH relativeFrom="column">
               <wp:posOffset>2802890</wp:posOffset>
@@ -11305,7 +11383,7 @@
                 <wp:lineTo x="0" y="0"/>
               </wp:wrapPolygon>
             </wp:wrapTight>
-            <wp:docPr id="52" name="2384804F-3998-4D57-9195-F3826E402611-18" descr="C:/Users/LENOVO WORLD/AppData/Local/Temp/wps.Adntyewps"/>
+            <wp:docPr id="52" name="2384804F-3998-4D57-9195-F3826E402611-9" descr="C:/Users/LENOVO WORLD/AppData/Local/Temp/wps.Adntyewps"/>
             <wp:cNvGraphicFramePr>
               <a:graphicFrameLocks xmlns:a="http://schemas.openxmlformats.org/drawingml/2006/main" noChangeAspect="1"/>
             </wp:cNvGraphicFramePr>
@@ -11313,7 +11391,99 @@
               <a:graphicData uri="http://schemas.openxmlformats.org/drawingml/2006/picture">
                 <pic:pic xmlns:pic="http://schemas.openxmlformats.org/drawingml/2006/picture">
                   <pic:nvPicPr>
-                    <pic:cNvPr id="52" name="2384804F-3998-4D57-9195-F3826E402611-18" descr="C:/Users/LENOVO WORLD/AppData/Local/Temp/wps.Adntyewps"/>
+                    <pic:cNvPr id="52" name="2384804F-3998-4D57-9195-F3826E402611-9" descr="C:/Users/LENOVO WORLD/AppData/Local/Temp/wps.Adntyewps"/>
+                    <pic:cNvPicPr>
+                      <a:picLocks noChangeAspect="1"/>
+                    </pic:cNvPicPr>
+                  </pic:nvPicPr>
+                  <pic:blipFill>
+                    <a:blip r:embed="rId25">
+                      <a:extLst>
+                        <a:ext uri="{96DAC541-7B7A-43D3-8B79-37D633B846F1}">
+                          <asvg:svgBlip xmlns:asvg="http://schemas.microsoft.com/office/drawing/2016/SVG/main" r:embed="rId26"/>
+                        </a:ext>
+                      </a:extLst>
+                    </a:blip>
+                    <a:stretch>
+                      <a:fillRect/>
+                    </a:stretch>
+                  </pic:blipFill>
+                  <pic:spPr>
+                    <a:xfrm>
+                      <a:off x="0" y="0"/>
+                      <a:ext cx="210820" cy="121285"/>
+                    </a:xfrm>
+                    <a:prstGeom prst="rect">
+                      <a:avLst/>
+                    </a:prstGeom>
+                  </pic:spPr>
+                </pic:pic>
+              </a:graphicData>
+            </a:graphic>
+          </wp:anchor>
+        </w:drawing>
+      </w:r>
+    </w:p>
+    <w:p>
+      <w:pPr>
+        <w:bidi w:val="0"/>
+        <w:jc w:val="both"/>
+        <w:rPr>
+          <w:rFonts w:hint="default"/>
+          <w:lang w:val="en-US"/>
+        </w:rPr>
+      </w:pPr>
+      <w:r>
+        <w:rPr>
+          <w:rFonts w:hint="default"/>
+          <w:lang w:val="en-US"/>
+        </w:rPr>
+        <w:t>Equation 16, calculates the energy required to receive k bits, receiving costs are independent of distance, as no amplification is needed. Equation 17, E_DA is energy required for data aggregation for k bits before transmission.</w:t>
+      </w:r>
+    </w:p>
+    <w:p>
+      <w:pPr>
+        <w:bidi w:val="0"/>
+        <w:jc w:val="both"/>
+        <w:rPr>
+          <w:rFonts w:hint="default"/>
+          <w:lang w:val="en-US"/>
+        </w:rPr>
+      </w:pPr>
+      <w:r>
+        <w:rPr>
+          <w:rFonts w:hint="default"/>
+          <w:lang w:val="en-US"/>
+        </w:rPr>
+        <w:drawing>
+          <wp:anchor distT="0" distB="0" distL="114300" distR="114300" simplePos="0" relativeHeight="251669504" behindDoc="1" locked="0" layoutInCell="1" allowOverlap="1">
+            <wp:simplePos x="0" y="0"/>
+            <wp:positionH relativeFrom="column">
+              <wp:posOffset>2802255</wp:posOffset>
+            </wp:positionH>
+            <wp:positionV relativeFrom="paragraph">
+              <wp:posOffset>335280</wp:posOffset>
+            </wp:positionV>
+            <wp:extent cx="210820" cy="121285"/>
+            <wp:effectExtent l="0" t="0" r="17780" b="12065"/>
+            <wp:wrapTight wrapText="bothSides">
+              <wp:wrapPolygon>
+                <wp:start x="0" y="0"/>
+                <wp:lineTo x="0" y="18094"/>
+                <wp:lineTo x="19518" y="18094"/>
+                <wp:lineTo x="19518" y="0"/>
+                <wp:lineTo x="0" y="0"/>
+              </wp:wrapPolygon>
+            </wp:wrapTight>
+            <wp:docPr id="53" name="2384804F-3998-4D57-9195-F3826E402611-10" descr="C:/Users/LENOVO WORLD/AppData/Local/Temp/wps.VvVUiLwps"/>
+            <wp:cNvGraphicFramePr>
+              <a:graphicFrameLocks xmlns:a="http://schemas.openxmlformats.org/drawingml/2006/main" noChangeAspect="1"/>
+            </wp:cNvGraphicFramePr>
+            <a:graphic xmlns:a="http://schemas.openxmlformats.org/drawingml/2006/main">
+              <a:graphicData uri="http://schemas.openxmlformats.org/drawingml/2006/picture">
+                <pic:pic xmlns:pic="http://schemas.openxmlformats.org/drawingml/2006/picture">
+                  <pic:nvPicPr>
+                    <pic:cNvPr id="53" name="2384804F-3998-4D57-9195-F3826E402611-10" descr="C:/Users/LENOVO WORLD/AppData/Local/Temp/wps.VvVUiLwps"/>
                     <pic:cNvPicPr>
                       <a:picLocks noChangeAspect="1"/>
                     </pic:cNvPicPr>
@@ -11345,58 +11515,143 @@
           </wp:anchor>
         </w:drawing>
       </w:r>
-    </w:p>
-    <w:p>
-      <w:pPr>
-        <w:pStyle w:val="9"/>
-        <w:numPr>
-          <w:ilvl w:val="0"/>
-          <w:numId w:val="0"/>
-        </w:numPr>
-        <w:bidi w:val="0"/>
-        <w:spacing w:after="120" w:line="228" w:lineRule="auto"/>
-        <w:jc w:val="both"/>
-        <w:rPr>
-          <w:rFonts w:hint="default"/>
-          <w:lang w:val="en-US"/>
-        </w:rPr>
-      </w:pPr>
-      <w:r>
-        <w:rPr>
-          <w:rFonts w:hint="default"/>
-          <w:lang w:val="en-US"/>
-        </w:rPr>
-        <w:t>Equation 16, calculates the energy required to receive k bits, receiving costs are independent of distance, as no amplification is needed. Equation 17, E_DA is energy required for data aggregation for k bits before transmission.</w:t>
-      </w:r>
-    </w:p>
-    <w:p>
-      <w:pPr>
-        <w:pStyle w:val="9"/>
-        <w:numPr>
-          <w:ilvl w:val="0"/>
-          <w:numId w:val="0"/>
-        </w:numPr>
-        <w:bidi w:val="0"/>
-        <w:spacing w:after="120" w:line="228" w:lineRule="auto"/>
-        <w:jc w:val="both"/>
-        <w:rPr>
-          <w:rFonts w:hint="default"/>
-          <w:lang w:val="en-US"/>
-        </w:rPr>
-      </w:pPr>
       <w:r>
         <w:rPr>
           <w:rFonts w:hint="default"/>
           <w:lang w:val="en-US"/>
         </w:rPr>
         <w:drawing>
-          <wp:anchor distT="0" distB="0" distL="114300" distR="114300" simplePos="0" relativeHeight="251671552" behindDoc="1" locked="0" layoutInCell="1" allowOverlap="1">
+          <wp:anchor distT="0" distB="0" distL="114300" distR="114300" simplePos="0" relativeHeight="251664384" behindDoc="0" locked="0" layoutInCell="1" allowOverlap="1">
             <wp:simplePos x="0" y="0"/>
             <wp:positionH relativeFrom="column">
-              <wp:posOffset>2802255</wp:posOffset>
+              <wp:posOffset>186690</wp:posOffset>
             </wp:positionH>
             <wp:positionV relativeFrom="paragraph">
-              <wp:posOffset>335280</wp:posOffset>
+              <wp:posOffset>176530</wp:posOffset>
+            </wp:positionV>
+            <wp:extent cx="2298065" cy="600710"/>
+            <wp:effectExtent l="0" t="0" r="6985" b="8890"/>
+            <wp:wrapTopAndBottom/>
+            <wp:docPr id="42" name="2384804F-3998-4D57-9195-F3826E402611-11" descr="wps"/>
+            <wp:cNvGraphicFramePr>
+              <a:graphicFrameLocks xmlns:a="http://schemas.openxmlformats.org/drawingml/2006/main" noChangeAspect="1"/>
+            </wp:cNvGraphicFramePr>
+            <a:graphic xmlns:a="http://schemas.openxmlformats.org/drawingml/2006/main">
+              <a:graphicData uri="http://schemas.openxmlformats.org/drawingml/2006/picture">
+                <pic:pic xmlns:pic="http://schemas.openxmlformats.org/drawingml/2006/picture">
+                  <pic:nvPicPr>
+                    <pic:cNvPr id="42" name="2384804F-3998-4D57-9195-F3826E402611-11" descr="wps"/>
+                    <pic:cNvPicPr>
+                      <a:picLocks noChangeAspect="1"/>
+                    </pic:cNvPicPr>
+                  </pic:nvPicPr>
+                  <pic:blipFill>
+                    <a:blip r:embed="rId29">
+                      <a:extLst>
+                        <a:ext uri="{96DAC541-7B7A-43D3-8B79-37D633B846F1}">
+                          <asvg:svgBlip xmlns:asvg="http://schemas.microsoft.com/office/drawing/2016/SVG/main" r:embed="rId30"/>
+                        </a:ext>
+                      </a:extLst>
+                    </a:blip>
+                    <a:stretch>
+                      <a:fillRect/>
+                    </a:stretch>
+                  </pic:blipFill>
+                  <pic:spPr>
+                    <a:xfrm>
+                      <a:off x="0" y="0"/>
+                      <a:ext cx="2298065" cy="600710"/>
+                    </a:xfrm>
+                    <a:prstGeom prst="rect">
+                      <a:avLst/>
+                    </a:prstGeom>
+                  </pic:spPr>
+                </pic:pic>
+              </a:graphicData>
+            </a:graphic>
+          </wp:anchor>
+        </w:drawing>
+      </w:r>
+    </w:p>
+    <w:p>
+      <w:pPr>
+        <w:bidi w:val="0"/>
+        <w:jc w:val="both"/>
+        <w:rPr>
+          <w:rFonts w:hint="default"/>
+          <w:lang w:val="en-US"/>
+        </w:rPr>
+      </w:pPr>
+      <w:r>
+        <w:rPr>
+          <w:rFonts w:hint="default"/>
+          <w:lang w:val="en-US"/>
+        </w:rPr>
+        <w:drawing>
+          <wp:anchor distT="0" distB="0" distL="114300" distR="114300" simplePos="0" relativeHeight="251663360" behindDoc="0" locked="0" layoutInCell="1" allowOverlap="1">
+            <wp:simplePos x="0" y="0"/>
+            <wp:positionH relativeFrom="column">
+              <wp:posOffset>154305</wp:posOffset>
+            </wp:positionH>
+            <wp:positionV relativeFrom="paragraph">
+              <wp:posOffset>74295</wp:posOffset>
+            </wp:positionV>
+            <wp:extent cx="2357755" cy="198120"/>
+            <wp:effectExtent l="0" t="0" r="4445" b="11430"/>
+            <wp:wrapTopAndBottom/>
+            <wp:docPr id="48" name="2384804F-3998-4D57-9195-F3826E402611-12" descr="wps"/>
+            <wp:cNvGraphicFramePr>
+              <a:graphicFrameLocks xmlns:a="http://schemas.openxmlformats.org/drawingml/2006/main" noChangeAspect="1"/>
+            </wp:cNvGraphicFramePr>
+            <a:graphic xmlns:a="http://schemas.openxmlformats.org/drawingml/2006/main">
+              <a:graphicData uri="http://schemas.openxmlformats.org/drawingml/2006/picture">
+                <pic:pic xmlns:pic="http://schemas.openxmlformats.org/drawingml/2006/picture">
+                  <pic:nvPicPr>
+                    <pic:cNvPr id="48" name="2384804F-3998-4D57-9195-F3826E402611-12" descr="wps"/>
+                    <pic:cNvPicPr>
+                      <a:picLocks noChangeAspect="1"/>
+                    </pic:cNvPicPr>
+                  </pic:nvPicPr>
+                  <pic:blipFill>
+                    <a:blip r:embed="rId31">
+                      <a:extLst>
+                        <a:ext uri="{96DAC541-7B7A-43D3-8B79-37D633B846F1}">
+                          <asvg:svgBlip xmlns:asvg="http://schemas.microsoft.com/office/drawing/2016/SVG/main" r:embed="rId32"/>
+                        </a:ext>
+                      </a:extLst>
+                    </a:blip>
+                    <a:stretch>
+                      <a:fillRect/>
+                    </a:stretch>
+                  </pic:blipFill>
+                  <pic:spPr>
+                    <a:xfrm>
+                      <a:off x="0" y="0"/>
+                      <a:ext cx="2357755" cy="198120"/>
+                    </a:xfrm>
+                    <a:prstGeom prst="rect">
+                      <a:avLst/>
+                    </a:prstGeom>
+                  </pic:spPr>
+                </pic:pic>
+              </a:graphicData>
+            </a:graphic>
+          </wp:anchor>
+        </w:drawing>
+      </w:r>
+      <w:r>
+        <w:rPr>
+          <w:rFonts w:hint="default"/>
+          <w:lang w:val="en-US"/>
+        </w:rPr>
+        <w:drawing>
+          <wp:anchor distT="0" distB="0" distL="114300" distR="114300" simplePos="0" relativeHeight="251670528" behindDoc="1" locked="0" layoutInCell="1" allowOverlap="1">
+            <wp:simplePos x="0" y="0"/>
+            <wp:positionH relativeFrom="column">
+              <wp:posOffset>2795270</wp:posOffset>
+            </wp:positionH>
+            <wp:positionV relativeFrom="paragraph">
+              <wp:posOffset>120650</wp:posOffset>
             </wp:positionV>
             <wp:extent cx="210820" cy="121285"/>
             <wp:effectExtent l="0" t="0" r="17780" b="12065"/>
@@ -11409,7 +11664,7 @@
                 <wp:lineTo x="0" y="0"/>
               </wp:wrapPolygon>
             </wp:wrapTight>
-            <wp:docPr id="53" name="2384804F-3998-4D57-9195-F3826E402611-19" descr="C:/Users/LENOVO WORLD/AppData/Local/Temp/wps.VvVUiLwps"/>
+            <wp:docPr id="54" name="2384804F-3998-4D57-9195-F3826E402611-13" descr="C:/Users/LENOVO WORLD/AppData/Local/Temp/wps.TlsvhTwps"/>
             <wp:cNvGraphicFramePr>
               <a:graphicFrameLocks xmlns:a="http://schemas.openxmlformats.org/drawingml/2006/main" noChangeAspect="1"/>
             </wp:cNvGraphicFramePr>
@@ -11417,16 +11672,16 @@
               <a:graphicData uri="http://schemas.openxmlformats.org/drawingml/2006/picture">
                 <pic:pic xmlns:pic="http://schemas.openxmlformats.org/drawingml/2006/picture">
                   <pic:nvPicPr>
-                    <pic:cNvPr id="53" name="2384804F-3998-4D57-9195-F3826E402611-19" descr="C:/Users/LENOVO WORLD/AppData/Local/Temp/wps.VvVUiLwps"/>
+                    <pic:cNvPr id="54" name="2384804F-3998-4D57-9195-F3826E402611-13" descr="C:/Users/LENOVO WORLD/AppData/Local/Temp/wps.TlsvhTwps"/>
                     <pic:cNvPicPr>
                       <a:picLocks noChangeAspect="1"/>
                     </pic:cNvPicPr>
                   </pic:nvPicPr>
                   <pic:blipFill>
-                    <a:blip r:embed="rId29">
+                    <a:blip r:embed="rId33">
                       <a:extLst>
                         <a:ext uri="{96DAC541-7B7A-43D3-8B79-37D633B846F1}">
-                          <asvg:svgBlip xmlns:asvg="http://schemas.microsoft.com/office/drawing/2016/SVG/main" r:embed="rId30"/>
+                          <asvg:svgBlip xmlns:asvg="http://schemas.microsoft.com/office/drawing/2016/SVG/main" r:embed="rId34"/>
                         </a:ext>
                       </a:extLst>
                     </a:blip>
@@ -11454,201 +11709,6 @@
           <w:rFonts w:hint="default"/>
           <w:lang w:val="en-US"/>
         </w:rPr>
-        <w:drawing>
-          <wp:anchor distT="0" distB="0" distL="114300" distR="114300" simplePos="0" relativeHeight="251666432" behindDoc="0" locked="0" layoutInCell="1" allowOverlap="1">
-            <wp:simplePos x="0" y="0"/>
-            <wp:positionH relativeFrom="column">
-              <wp:posOffset>186690</wp:posOffset>
-            </wp:positionH>
-            <wp:positionV relativeFrom="paragraph">
-              <wp:posOffset>176530</wp:posOffset>
-            </wp:positionV>
-            <wp:extent cx="2298065" cy="600710"/>
-            <wp:effectExtent l="0" t="0" r="6985" b="8890"/>
-            <wp:wrapTopAndBottom/>
-            <wp:docPr id="42" name="2384804F-3998-4D57-9195-F3826E402611-20" descr="wps"/>
-            <wp:cNvGraphicFramePr>
-              <a:graphicFrameLocks xmlns:a="http://schemas.openxmlformats.org/drawingml/2006/main" noChangeAspect="1"/>
-            </wp:cNvGraphicFramePr>
-            <a:graphic xmlns:a="http://schemas.openxmlformats.org/drawingml/2006/main">
-              <a:graphicData uri="http://schemas.openxmlformats.org/drawingml/2006/picture">
-                <pic:pic xmlns:pic="http://schemas.openxmlformats.org/drawingml/2006/picture">
-                  <pic:nvPicPr>
-                    <pic:cNvPr id="42" name="2384804F-3998-4D57-9195-F3826E402611-20" descr="wps"/>
-                    <pic:cNvPicPr>
-                      <a:picLocks noChangeAspect="1"/>
-                    </pic:cNvPicPr>
-                  </pic:nvPicPr>
-                  <pic:blipFill>
-                    <a:blip r:embed="rId31">
-                      <a:extLst>
-                        <a:ext uri="{96DAC541-7B7A-43D3-8B79-37D633B846F1}">
-                          <asvg:svgBlip xmlns:asvg="http://schemas.microsoft.com/office/drawing/2016/SVG/main" r:embed="rId32"/>
-                        </a:ext>
-                      </a:extLst>
-                    </a:blip>
-                    <a:stretch>
-                      <a:fillRect/>
-                    </a:stretch>
-                  </pic:blipFill>
-                  <pic:spPr>
-                    <a:xfrm>
-                      <a:off x="0" y="0"/>
-                      <a:ext cx="2298065" cy="600710"/>
-                    </a:xfrm>
-                    <a:prstGeom prst="rect">
-                      <a:avLst/>
-                    </a:prstGeom>
-                  </pic:spPr>
-                </pic:pic>
-              </a:graphicData>
-            </a:graphic>
-          </wp:anchor>
-        </w:drawing>
-      </w:r>
-    </w:p>
-    <w:p>
-      <w:pPr>
-        <w:pStyle w:val="9"/>
-        <w:numPr>
-          <w:ilvl w:val="0"/>
-          <w:numId w:val="0"/>
-        </w:numPr>
-        <w:bidi w:val="0"/>
-        <w:spacing w:after="120" w:line="228" w:lineRule="auto"/>
-        <w:jc w:val="both"/>
-        <w:rPr>
-          <w:rFonts w:hint="default"/>
-          <w:lang w:val="en-US"/>
-        </w:rPr>
-      </w:pPr>
-      <w:r>
-        <w:rPr>
-          <w:rFonts w:hint="default"/>
-          <w:lang w:val="en-US"/>
-        </w:rPr>
-        <w:drawing>
-          <wp:anchor distT="0" distB="0" distL="114300" distR="114300" simplePos="0" relativeHeight="251665408" behindDoc="0" locked="0" layoutInCell="1" allowOverlap="1">
-            <wp:simplePos x="0" y="0"/>
-            <wp:positionH relativeFrom="column">
-              <wp:posOffset>154305</wp:posOffset>
-            </wp:positionH>
-            <wp:positionV relativeFrom="paragraph">
-              <wp:posOffset>74295</wp:posOffset>
-            </wp:positionV>
-            <wp:extent cx="2357755" cy="198120"/>
-            <wp:effectExtent l="0" t="0" r="4445" b="11430"/>
-            <wp:wrapTopAndBottom/>
-            <wp:docPr id="48" name="2384804F-3998-4D57-9195-F3826E402611-21" descr="wps"/>
-            <wp:cNvGraphicFramePr>
-              <a:graphicFrameLocks xmlns:a="http://schemas.openxmlformats.org/drawingml/2006/main" noChangeAspect="1"/>
-            </wp:cNvGraphicFramePr>
-            <a:graphic xmlns:a="http://schemas.openxmlformats.org/drawingml/2006/main">
-              <a:graphicData uri="http://schemas.openxmlformats.org/drawingml/2006/picture">
-                <pic:pic xmlns:pic="http://schemas.openxmlformats.org/drawingml/2006/picture">
-                  <pic:nvPicPr>
-                    <pic:cNvPr id="48" name="2384804F-3998-4D57-9195-F3826E402611-21" descr="wps"/>
-                    <pic:cNvPicPr>
-                      <a:picLocks noChangeAspect="1"/>
-                    </pic:cNvPicPr>
-                  </pic:nvPicPr>
-                  <pic:blipFill>
-                    <a:blip r:embed="rId33">
-                      <a:extLst>
-                        <a:ext uri="{96DAC541-7B7A-43D3-8B79-37D633B846F1}">
-                          <asvg:svgBlip xmlns:asvg="http://schemas.microsoft.com/office/drawing/2016/SVG/main" r:embed="rId34"/>
-                        </a:ext>
-                      </a:extLst>
-                    </a:blip>
-                    <a:stretch>
-                      <a:fillRect/>
-                    </a:stretch>
-                  </pic:blipFill>
-                  <pic:spPr>
-                    <a:xfrm>
-                      <a:off x="0" y="0"/>
-                      <a:ext cx="2357755" cy="198120"/>
-                    </a:xfrm>
-                    <a:prstGeom prst="rect">
-                      <a:avLst/>
-                    </a:prstGeom>
-                  </pic:spPr>
-                </pic:pic>
-              </a:graphicData>
-            </a:graphic>
-          </wp:anchor>
-        </w:drawing>
-      </w:r>
-      <w:r>
-        <w:rPr>
-          <w:rFonts w:hint="default"/>
-          <w:lang w:val="en-US"/>
-        </w:rPr>
-        <w:drawing>
-          <wp:anchor distT="0" distB="0" distL="114300" distR="114300" simplePos="0" relativeHeight="251672576" behindDoc="1" locked="0" layoutInCell="1" allowOverlap="1">
-            <wp:simplePos x="0" y="0"/>
-            <wp:positionH relativeFrom="column">
-              <wp:posOffset>2795270</wp:posOffset>
-            </wp:positionH>
-            <wp:positionV relativeFrom="paragraph">
-              <wp:posOffset>120650</wp:posOffset>
-            </wp:positionV>
-            <wp:extent cx="210820" cy="121285"/>
-            <wp:effectExtent l="0" t="0" r="17780" b="12065"/>
-            <wp:wrapTight wrapText="bothSides">
-              <wp:wrapPolygon>
-                <wp:start x="0" y="0"/>
-                <wp:lineTo x="0" y="18094"/>
-                <wp:lineTo x="19518" y="18094"/>
-                <wp:lineTo x="19518" y="0"/>
-                <wp:lineTo x="0" y="0"/>
-              </wp:wrapPolygon>
-            </wp:wrapTight>
-            <wp:docPr id="54" name="2384804F-3998-4D57-9195-F3826E402611-22" descr="C:/Users/LENOVO WORLD/AppData/Local/Temp/wps.TlsvhTwps"/>
-            <wp:cNvGraphicFramePr>
-              <a:graphicFrameLocks xmlns:a="http://schemas.openxmlformats.org/drawingml/2006/main" noChangeAspect="1"/>
-            </wp:cNvGraphicFramePr>
-            <a:graphic xmlns:a="http://schemas.openxmlformats.org/drawingml/2006/main">
-              <a:graphicData uri="http://schemas.openxmlformats.org/drawingml/2006/picture">
-                <pic:pic xmlns:pic="http://schemas.openxmlformats.org/drawingml/2006/picture">
-                  <pic:nvPicPr>
-                    <pic:cNvPr id="54" name="2384804F-3998-4D57-9195-F3826E402611-22" descr="C:/Users/LENOVO WORLD/AppData/Local/Temp/wps.TlsvhTwps"/>
-                    <pic:cNvPicPr>
-                      <a:picLocks noChangeAspect="1"/>
-                    </pic:cNvPicPr>
-                  </pic:nvPicPr>
-                  <pic:blipFill>
-                    <a:blip r:embed="rId35">
-                      <a:extLst>
-                        <a:ext uri="{96DAC541-7B7A-43D3-8B79-37D633B846F1}">
-                          <asvg:svgBlip xmlns:asvg="http://schemas.microsoft.com/office/drawing/2016/SVG/main" r:embed="rId36"/>
-                        </a:ext>
-                      </a:extLst>
-                    </a:blip>
-                    <a:stretch>
-                      <a:fillRect/>
-                    </a:stretch>
-                  </pic:blipFill>
-                  <pic:spPr>
-                    <a:xfrm>
-                      <a:off x="0" y="0"/>
-                      <a:ext cx="210820" cy="121285"/>
-                    </a:xfrm>
-                    <a:prstGeom prst="rect">
-                      <a:avLst/>
-                    </a:prstGeom>
-                  </pic:spPr>
-                </pic:pic>
-              </a:graphicData>
-            </a:graphic>
-          </wp:anchor>
-        </w:drawing>
-      </w:r>
-      <w:r>
-        <w:rPr>
-          <w:rFonts w:hint="default"/>
-          <w:lang w:val="en-US"/>
-        </w:rPr>
         <w:t xml:space="preserve"> </w:t>
       </w:r>
     </w:p>
@@ -11672,7 +11732,6 @@
     <w:p>
       <w:pPr>
         <w:bidi w:val="0"/>
-        <w:ind w:firstLine="400" w:firstLineChars="200"/>
         <w:jc w:val="both"/>
         <w:rPr>
           <w:rFonts w:hint="default"/>
@@ -11683,7 +11742,6 @@
     <w:p>
       <w:pPr>
         <w:bidi w:val="0"/>
-        <w:ind w:firstLine="400" w:firstLineChars="200"/>
         <w:jc w:val="both"/>
         <w:rPr>
           <w:rFonts w:hint="default"/>
@@ -13477,7 +13535,7 @@
           <w:lang w:val="en-US"/>
         </w:rPr>
         <w:drawing>
-          <wp:anchor distT="0" distB="0" distL="114300" distR="114300" simplePos="0" relativeHeight="251673600" behindDoc="0" locked="0" layoutInCell="1" allowOverlap="1">
+          <wp:anchor distT="0" distB="0" distL="114300" distR="114300" simplePos="0" relativeHeight="251671552" behindDoc="0" locked="0" layoutInCell="1" allowOverlap="1">
             <wp:simplePos x="0" y="0"/>
             <wp:positionH relativeFrom="column">
               <wp:posOffset>-37465</wp:posOffset>
@@ -13502,7 +13560,7 @@
                     </pic:cNvPicPr>
                   </pic:nvPicPr>
                   <pic:blipFill>
-                    <a:blip r:embed="rId37"/>
+                    <a:blip r:embed="rId35"/>
                     <a:srcRect l="7336" t="6173" r="8452" b="2299"/>
                     <a:stretch>
                       <a:fillRect/>
@@ -13598,7 +13656,7 @@
           <w:lang w:val="en-US"/>
         </w:rPr>
         <w:drawing>
-          <wp:anchor distT="0" distB="0" distL="114300" distR="114300" simplePos="0" relativeHeight="251674624" behindDoc="0" locked="0" layoutInCell="1" allowOverlap="1">
+          <wp:anchor distT="0" distB="0" distL="114300" distR="114300" simplePos="0" relativeHeight="251672576" behindDoc="0" locked="0" layoutInCell="1" allowOverlap="1">
             <wp:simplePos x="0" y="0"/>
             <wp:positionH relativeFrom="column">
               <wp:posOffset>-7620</wp:posOffset>
@@ -13623,7 +13681,7 @@
                     </pic:cNvPicPr>
                   </pic:nvPicPr>
                   <pic:blipFill>
-                    <a:blip r:embed="rId38"/>
+                    <a:blip r:embed="rId36"/>
                     <a:srcRect l="6158" t="6088" r="8948" b="2852"/>
                     <a:stretch>
                       <a:fillRect/>
@@ -13688,7 +13746,7 @@
           <w:lang w:val="en-US"/>
         </w:rPr>
         <w:drawing>
-          <wp:anchor distT="0" distB="0" distL="114300" distR="114300" simplePos="0" relativeHeight="251675648" behindDoc="0" locked="0" layoutInCell="1" allowOverlap="1">
+          <wp:anchor distT="0" distB="0" distL="114300" distR="114300" simplePos="0" relativeHeight="251673600" behindDoc="0" locked="0" layoutInCell="1" allowOverlap="1">
             <wp:simplePos x="0" y="0"/>
             <wp:positionH relativeFrom="column">
               <wp:posOffset>-46990</wp:posOffset>
@@ -13713,7 +13771,7 @@
                     </pic:cNvPicPr>
                   </pic:nvPicPr>
                   <pic:blipFill>
-                    <a:blip r:embed="rId39"/>
+                    <a:blip r:embed="rId37"/>
                     <a:srcRect l="7068" t="5747" r="8679" b="3150"/>
                     <a:stretch>
                       <a:fillRect/>
@@ -13788,7 +13846,7 @@
           <w:lang w:val="en-US"/>
         </w:rPr>
         <w:drawing>
-          <wp:anchor distT="0" distB="0" distL="114300" distR="114300" simplePos="0" relativeHeight="251676672" behindDoc="0" locked="0" layoutInCell="1" allowOverlap="1">
+          <wp:anchor distT="0" distB="0" distL="114300" distR="114300" simplePos="0" relativeHeight="251674624" behindDoc="0" locked="0" layoutInCell="1" allowOverlap="1">
             <wp:simplePos x="0" y="0"/>
             <wp:positionH relativeFrom="column">
               <wp:posOffset>-98425</wp:posOffset>
@@ -13813,7 +13871,7 @@
                     </pic:cNvPicPr>
                   </pic:nvPicPr>
                   <pic:blipFill>
-                    <a:blip r:embed="rId40"/>
+                    <a:blip r:embed="rId38"/>
                     <a:srcRect l="3844" t="3235" r="1178" b="4129"/>
                     <a:stretch>
                       <a:fillRect/>
@@ -13863,7 +13921,7 @@
           <w:lang w:val="en-US"/>
         </w:rPr>
         <w:drawing>
-          <wp:anchor distT="0" distB="0" distL="114300" distR="114300" simplePos="0" relativeHeight="251677696" behindDoc="0" locked="0" layoutInCell="1" allowOverlap="1">
+          <wp:anchor distT="0" distB="0" distL="114300" distR="114300" simplePos="0" relativeHeight="251675648" behindDoc="0" locked="0" layoutInCell="1" allowOverlap="1">
             <wp:simplePos x="0" y="0"/>
             <wp:positionH relativeFrom="column">
               <wp:posOffset>3231515</wp:posOffset>
@@ -13888,7 +13946,7 @@
                     </pic:cNvPicPr>
                   </pic:nvPicPr>
                   <pic:blipFill>
-                    <a:blip r:embed="rId41"/>
+                    <a:blip r:embed="rId39"/>
                     <a:srcRect t="6301" r="8783"/>
                     <a:stretch>
                       <a:fillRect/>
@@ -16728,7 +16786,7 @@
         <w:pStyle w:val="38"/>
         <w:numPr>
           <w:ilvl w:val="0"/>
-          <w:numId w:val="11"/>
+          <w:numId w:val="10"/>
         </w:numPr>
         <w:tabs>
           <w:tab w:val="left" w:pos="967"/>
@@ -16857,7 +16915,7 @@
         <w:pStyle w:val="38"/>
         <w:numPr>
           <w:ilvl w:val="0"/>
-          <w:numId w:val="11"/>
+          <w:numId w:val="10"/>
         </w:numPr>
         <w:tabs>
           <w:tab w:val="left" w:pos="967"/>
@@ -16921,7 +16979,7 @@
         <w:pStyle w:val="38"/>
         <w:numPr>
           <w:ilvl w:val="0"/>
-          <w:numId w:val="11"/>
+          <w:numId w:val="10"/>
         </w:numPr>
         <w:tabs>
           <w:tab w:val="left" w:pos="967"/>
@@ -16972,7 +17030,7 @@
         <w:pStyle w:val="38"/>
         <w:numPr>
           <w:ilvl w:val="0"/>
-          <w:numId w:val="11"/>
+          <w:numId w:val="10"/>
         </w:numPr>
         <w:tabs>
           <w:tab w:val="left" w:pos="967"/>
@@ -17185,7 +17243,7 @@
         <w:pStyle w:val="38"/>
         <w:numPr>
           <w:ilvl w:val="0"/>
-          <w:numId w:val="11"/>
+          <w:numId w:val="10"/>
         </w:numPr>
         <w:tabs>
           <w:tab w:val="left" w:pos="967"/>
@@ -17236,7 +17294,7 @@
         <w:pStyle w:val="38"/>
         <w:numPr>
           <w:ilvl w:val="0"/>
-          <w:numId w:val="11"/>
+          <w:numId w:val="10"/>
         </w:numPr>
         <w:tabs>
           <w:tab w:val="left" w:pos="967"/>
@@ -17430,7 +17488,7 @@
         <w:pStyle w:val="38"/>
         <w:numPr>
           <w:ilvl w:val="0"/>
-          <w:numId w:val="11"/>
+          <w:numId w:val="10"/>
         </w:numPr>
         <w:tabs>
           <w:tab w:val="left" w:pos="967"/>
@@ -17498,7 +17556,7 @@
         <w:pStyle w:val="38"/>
         <w:numPr>
           <w:ilvl w:val="0"/>
-          <w:numId w:val="11"/>
+          <w:numId w:val="10"/>
         </w:numPr>
         <w:tabs>
           <w:tab w:val="left" w:pos="967"/>
@@ -17675,7 +17733,7 @@
         <w:pStyle w:val="38"/>
         <w:numPr>
           <w:ilvl w:val="0"/>
-          <w:numId w:val="11"/>
+          <w:numId w:val="10"/>
         </w:numPr>
         <w:tabs>
           <w:tab w:val="left" w:pos="967"/>
@@ -17739,7 +17797,7 @@
         <w:pStyle w:val="38"/>
         <w:numPr>
           <w:ilvl w:val="0"/>
-          <w:numId w:val="11"/>
+          <w:numId w:val="10"/>
         </w:numPr>
         <w:tabs>
           <w:tab w:val="left" w:pos="967"/>
@@ -17765,7 +17823,7 @@
         <w:pStyle w:val="38"/>
         <w:numPr>
           <w:ilvl w:val="0"/>
-          <w:numId w:val="11"/>
+          <w:numId w:val="10"/>
         </w:numPr>
         <w:tabs>
           <w:tab w:val="left" w:pos="967"/>
@@ -17807,7 +17865,7 @@
         <w:pStyle w:val="38"/>
         <w:numPr>
           <w:ilvl w:val="0"/>
-          <w:numId w:val="11"/>
+          <w:numId w:val="10"/>
         </w:numPr>
         <w:tabs>
           <w:tab w:val="left" w:pos="967"/>
@@ -17849,7 +17907,7 @@
         <w:pStyle w:val="38"/>
         <w:numPr>
           <w:ilvl w:val="0"/>
-          <w:numId w:val="11"/>
+          <w:numId w:val="10"/>
         </w:numPr>
         <w:tabs>
           <w:tab w:val="left" w:pos="967"/>
@@ -17951,7 +18009,7 @@
         <w:pStyle w:val="38"/>
         <w:numPr>
           <w:ilvl w:val="0"/>
-          <w:numId w:val="11"/>
+          <w:numId w:val="10"/>
         </w:numPr>
         <w:tabs>
           <w:tab w:val="left" w:pos="967"/>
@@ -18023,7 +18081,7 @@
         <w:pStyle w:val="38"/>
         <w:numPr>
           <w:ilvl w:val="0"/>
-          <w:numId w:val="11"/>
+          <w:numId w:val="10"/>
         </w:numPr>
         <w:tabs>
           <w:tab w:val="left" w:pos="967"/>
@@ -18095,7 +18153,7 @@
         <w:pStyle w:val="38"/>
         <w:numPr>
           <w:ilvl w:val="0"/>
-          <w:numId w:val="11"/>
+          <w:numId w:val="10"/>
         </w:numPr>
         <w:tabs>
           <w:tab w:val="left" w:pos="967"/>
@@ -18181,7 +18239,7 @@
         <w:pStyle w:val="38"/>
         <w:numPr>
           <w:ilvl w:val="0"/>
-          <w:numId w:val="11"/>
+          <w:numId w:val="10"/>
         </w:numPr>
         <w:tabs>
           <w:tab w:val="left" w:pos="967"/>
@@ -18208,7 +18266,7 @@
         <w:pStyle w:val="38"/>
         <w:numPr>
           <w:ilvl w:val="0"/>
-          <w:numId w:val="11"/>
+          <w:numId w:val="10"/>
         </w:numPr>
         <w:tabs>
           <w:tab w:val="left" w:pos="967"/>
@@ -18235,7 +18293,7 @@
         <w:pStyle w:val="38"/>
         <w:numPr>
           <w:ilvl w:val="0"/>
-          <w:numId w:val="11"/>
+          <w:numId w:val="10"/>
         </w:numPr>
         <w:tabs>
           <w:tab w:val="left" w:pos="967"/>
@@ -18262,7 +18320,7 @@
         <w:pStyle w:val="38"/>
         <w:numPr>
           <w:ilvl w:val="0"/>
-          <w:numId w:val="11"/>
+          <w:numId w:val="10"/>
         </w:numPr>
         <w:tabs>
           <w:tab w:val="left" w:pos="967"/>
@@ -18289,7 +18347,7 @@
         <w:pStyle w:val="38"/>
         <w:numPr>
           <w:ilvl w:val="0"/>
-          <w:numId w:val="11"/>
+          <w:numId w:val="10"/>
         </w:numPr>
         <w:tabs>
           <w:tab w:val="left" w:pos="967"/>
@@ -18316,7 +18374,7 @@
         <w:pStyle w:val="38"/>
         <w:numPr>
           <w:ilvl w:val="0"/>
-          <w:numId w:val="11"/>
+          <w:numId w:val="10"/>
         </w:numPr>
         <w:tabs>
           <w:tab w:val="left" w:pos="967"/>
@@ -18343,7 +18401,7 @@
         <w:pStyle w:val="38"/>
         <w:numPr>
           <w:ilvl w:val="0"/>
-          <w:numId w:val="11"/>
+          <w:numId w:val="10"/>
         </w:numPr>
         <w:tabs>
           <w:tab w:val="left" w:pos="967"/>
@@ -18378,7 +18436,7 @@
         <w:pStyle w:val="38"/>
         <w:numPr>
           <w:ilvl w:val="0"/>
-          <w:numId w:val="11"/>
+          <w:numId w:val="10"/>
         </w:numPr>
         <w:tabs>
           <w:tab w:val="left" w:pos="967"/>
@@ -18404,7 +18462,7 @@
         <w:pStyle w:val="38"/>
         <w:numPr>
           <w:ilvl w:val="0"/>
-          <w:numId w:val="11"/>
+          <w:numId w:val="10"/>
         </w:numPr>
         <w:tabs>
           <w:tab w:val="left" w:pos="967"/>
@@ -18431,7 +18489,7 @@
         <w:pStyle w:val="38"/>
         <w:numPr>
           <w:ilvl w:val="0"/>
-          <w:numId w:val="11"/>
+          <w:numId w:val="10"/>
         </w:numPr>
         <w:tabs>
           <w:tab w:val="left" w:pos="967"/>
@@ -18458,7 +18516,7 @@
         <w:pStyle w:val="38"/>
         <w:numPr>
           <w:ilvl w:val="0"/>
-          <w:numId w:val="11"/>
+          <w:numId w:val="10"/>
         </w:numPr>
         <w:tabs>
           <w:tab w:val="left" w:pos="967"/>
@@ -18533,7 +18591,7 @@
         <w:pStyle w:val="38"/>
         <w:numPr>
           <w:ilvl w:val="0"/>
-          <w:numId w:val="11"/>
+          <w:numId w:val="10"/>
         </w:numPr>
         <w:tabs>
           <w:tab w:val="left" w:pos="967"/>
@@ -18560,7 +18618,7 @@
         <w:pStyle w:val="38"/>
         <w:numPr>
           <w:ilvl w:val="0"/>
-          <w:numId w:val="11"/>
+          <w:numId w:val="10"/>
         </w:numPr>
         <w:tabs>
           <w:tab w:val="left" w:pos="967"/>
@@ -18627,7 +18685,7 @@
         <w:pStyle w:val="38"/>
         <w:numPr>
           <w:ilvl w:val="0"/>
-          <w:numId w:val="11"/>
+          <w:numId w:val="10"/>
         </w:numPr>
         <w:tabs>
           <w:tab w:val="left" w:pos="967"/>
@@ -18654,7 +18712,7 @@
         <w:pStyle w:val="38"/>
         <w:numPr>
           <w:ilvl w:val="0"/>
-          <w:numId w:val="11"/>
+          <w:numId w:val="10"/>
         </w:numPr>
         <w:tabs>
           <w:tab w:val="left" w:pos="967"/>
@@ -18726,7 +18784,7 @@
         <w:pStyle w:val="38"/>
         <w:numPr>
           <w:ilvl w:val="0"/>
-          <w:numId w:val="11"/>
+          <w:numId w:val="10"/>
         </w:numPr>
         <w:tabs>
           <w:tab w:val="left" w:pos="967"/>
@@ -18798,7 +18856,7 @@
         <w:pStyle w:val="38"/>
         <w:numPr>
           <w:ilvl w:val="0"/>
-          <w:numId w:val="11"/>
+          <w:numId w:val="10"/>
         </w:numPr>
         <w:tabs>
           <w:tab w:val="left" w:pos="967"/>
@@ -18855,7 +18913,7 @@
         <w:pStyle w:val="38"/>
         <w:numPr>
           <w:ilvl w:val="0"/>
-          <w:numId w:val="11"/>
+          <w:numId w:val="10"/>
         </w:numPr>
         <w:tabs>
           <w:tab w:val="left" w:pos="967"/>
@@ -18911,7 +18969,7 @@
         <w:pStyle w:val="38"/>
         <w:numPr>
           <w:ilvl w:val="0"/>
-          <w:numId w:val="11"/>
+          <w:numId w:val="10"/>
         </w:numPr>
         <w:tabs>
           <w:tab w:val="left" w:pos="967"/>
@@ -18953,7 +19011,7 @@
         <w:pStyle w:val="38"/>
         <w:numPr>
           <w:ilvl w:val="0"/>
-          <w:numId w:val="11"/>
+          <w:numId w:val="10"/>
         </w:numPr>
         <w:tabs>
           <w:tab w:val="left" w:pos="967"/>
@@ -19066,18 +19124,6 @@
 <file path=word/numbering.xml><?xml version="1.0" encoding="utf-8"?>
 <w:numbering xmlns:wpc="http://schemas.microsoft.com/office/word/2010/wordprocessingCanvas" xmlns:mc="http://schemas.openxmlformats.org/markup-compatibility/2006" xmlns:o="urn:schemas-microsoft-com:office:office" xmlns:r="http://schemas.openxmlformats.org/officeDocument/2006/relationships" xmlns:m="http://schemas.openxmlformats.org/officeDocument/2006/math" xmlns:v="urn:schemas-microsoft-com:vml" xmlns:wp14="http://schemas.microsoft.com/office/word/2010/wordprocessingDrawing" xmlns:wp="http://schemas.openxmlformats.org/drawingml/2006/wordprocessingDrawing" xmlns:w10="urn:schemas-microsoft-com:office:word" xmlns:w="http://schemas.openxmlformats.org/wordprocessingml/2006/main" xmlns:w14="http://schemas.microsoft.com/office/word/2010/wordml" xmlns:wpg="http://schemas.microsoft.com/office/word/2010/wordprocessingGroup" xmlns:wpi="http://schemas.microsoft.com/office/word/2010/wordprocessingInk" xmlns:wne="http://schemas.microsoft.com/office/word/2006/wordml" xmlns:wps="http://schemas.microsoft.com/office/word/2010/wordprocessingShape" xmlns:wpsCustomData="http://www.wps.cn/officeDocument/2013/wpsCustomData" mc:Ignorable="w14 wp14">
   <w:abstractNum w:abstractNumId="0">
-    <w:nsid w:val="9CE1F5F5"/>
-    <w:multiLevelType w:val="singleLevel"/>
-    <w:tmpl w:val="9CE1F5F5"/>
-    <w:lvl w:ilvl="0" w:tentative="0">
-      <w:start w:val="1"/>
-      <w:numFmt w:val="upperLetter"/>
-      <w:suff w:val="space"/>
-      <w:lvlText w:val="%1."/>
-      <w:lvlJc w:val="left"/>
-    </w:lvl>
-  </w:abstractNum>
-  <w:abstractNum w:abstractNumId="1">
     <w:nsid w:val="B5E306ED"/>
     <w:multiLevelType w:val="multilevel"/>
     <w:tmpl w:val="B5E306ED"/>
@@ -19208,7 +19254,7 @@
       </w:rPr>
     </w:lvl>
   </w:abstractNum>
-  <w:abstractNum w:abstractNumId="2">
+  <w:abstractNum w:abstractNumId="1">
     <w:nsid w:val="E2E08B19"/>
     <w:multiLevelType w:val="singleLevel"/>
     <w:tmpl w:val="E2E08B19"/>
@@ -19228,7 +19274,7 @@
       </w:rPr>
     </w:lvl>
   </w:abstractNum>
-  <w:abstractNum w:abstractNumId="3">
+  <w:abstractNum w:abstractNumId="2">
     <w:nsid w:val="EAAD6204"/>
     <w:multiLevelType w:val="singleLevel"/>
     <w:tmpl w:val="EAAD6204"/>
@@ -19247,7 +19293,7 @@
       </w:rPr>
     </w:lvl>
   </w:abstractNum>
-  <w:abstractNum w:abstractNumId="4">
+  <w:abstractNum w:abstractNumId="3">
     <w:nsid w:val="26FE1FCF"/>
     <w:multiLevelType w:val="multilevel"/>
     <w:tmpl w:val="26FE1FCF"/>
@@ -19403,7 +19449,7 @@
       </w:rPr>
     </w:lvl>
   </w:abstractNum>
-  <w:abstractNum w:abstractNumId="5">
+  <w:abstractNum w:abstractNumId="4">
     <w:nsid w:val="37660336"/>
     <w:multiLevelType w:val="multilevel"/>
     <w:tmpl w:val="37660336"/>
@@ -19544,7 +19590,7 @@
       </w:rPr>
     </w:lvl>
   </w:abstractNum>
-  <w:abstractNum w:abstractNumId="6">
+  <w:abstractNum w:abstractNumId="5">
     <w:nsid w:val="4189603E"/>
     <w:multiLevelType w:val="multilevel"/>
     <w:tmpl w:val="4189603E"/>
@@ -19736,7 +19782,7 @@
       </w:rPr>
     </w:lvl>
   </w:abstractNum>
-  <w:abstractNum w:abstractNumId="7">
+  <w:abstractNum w:abstractNumId="6">
     <w:nsid w:val="493C3F76"/>
     <w:multiLevelType w:val="multilevel"/>
     <w:tmpl w:val="493C3F76"/>
@@ -19842,7 +19888,7 @@
       </w:pPr>
     </w:lvl>
   </w:abstractNum>
-  <w:abstractNum w:abstractNumId="8">
+  <w:abstractNum w:abstractNumId="7">
     <w:nsid w:val="52CA544A"/>
     <w:multiLevelType w:val="singleLevel"/>
     <w:tmpl w:val="52CA544A"/>
@@ -19869,7 +19915,7 @@
       </w:rPr>
     </w:lvl>
   </w:abstractNum>
-  <w:abstractNum w:abstractNumId="9">
+  <w:abstractNum w:abstractNumId="8">
     <w:nsid w:val="6C402C58"/>
     <w:multiLevelType w:val="multilevel"/>
     <w:tmpl w:val="6C402C58"/>
@@ -20014,7 +20060,7 @@
       </w:rPr>
     </w:lvl>
   </w:abstractNum>
-  <w:abstractNum w:abstractNumId="10">
+  <w:abstractNum w:abstractNumId="9">
     <w:nsid w:val="6CD32DA8"/>
     <w:multiLevelType w:val="singleLevel"/>
     <w:tmpl w:val="6CD32DA8"/>
@@ -20041,37 +20087,34 @@
     </w:lvl>
   </w:abstractNum>
   <w:num w:numId="1">
+    <w:abstractNumId w:val="5"/>
+  </w:num>
+  <w:num w:numId="2">
+    <w:abstractNumId w:val="4"/>
+  </w:num>
+  <w:num w:numId="3">
+    <w:abstractNumId w:val="8"/>
+  </w:num>
+  <w:num w:numId="4">
+    <w:abstractNumId w:val="3"/>
+  </w:num>
+  <w:num w:numId="5">
+    <w:abstractNumId w:val="7"/>
+  </w:num>
+  <w:num w:numId="6">
     <w:abstractNumId w:val="6"/>
   </w:num>
-  <w:num w:numId="2">
-    <w:abstractNumId w:val="5"/>
-  </w:num>
-  <w:num w:numId="3">
+  <w:num w:numId="7">
     <w:abstractNumId w:val="9"/>
   </w:num>
-  <w:num w:numId="4">
-    <w:abstractNumId w:val="4"/>
-  </w:num>
-  <w:num w:numId="5">
-    <w:abstractNumId w:val="8"/>
-  </w:num>
-  <w:num w:numId="6">
-    <w:abstractNumId w:val="7"/>
-  </w:num>
-  <w:num w:numId="7">
-    <w:abstractNumId w:val="10"/>
-  </w:num>
   <w:num w:numId="8">
-    <w:abstractNumId w:val="3"/>
+    <w:abstractNumId w:val="2"/>
   </w:num>
   <w:num w:numId="9">
-    <w:abstractNumId w:val="2"/>
+    <w:abstractNumId w:val="1"/>
   </w:num>
   <w:num w:numId="10">
     <w:abstractNumId w:val="0"/>
-  </w:num>
-  <w:num w:numId="11">
-    <w:abstractNumId w:val="1"/>
   </w:num>
 </w:numbering>
 </file>
@@ -20321,11 +20364,11 @@
     <w:lsdException w:unhideWhenUsed="0" w:uiPriority="70" w:semiHidden="0" w:name="Dark List Accent 5"/>
     <w:lsdException w:unhideWhenUsed="0" w:uiPriority="71" w:semiHidden="0" w:name="Colorful Shading Accent 5"/>
     <w:lsdException w:unhideWhenUsed="0" w:uiPriority="72" w:semiHidden="0" w:name="Colorful List Accent 5"/>
-    <w:lsdException w:qFormat="1" w:unhideWhenUsed="0" w:uiPriority="73" w:semiHidden="0" w:name="Colorful Grid Accent 5"/>
+    <w:lsdException w:unhideWhenUsed="0" w:uiPriority="73" w:semiHidden="0" w:name="Colorful Grid Accent 5"/>
     <w:lsdException w:unhideWhenUsed="0" w:uiPriority="60" w:semiHidden="0" w:name="Light Shading Accent 6"/>
     <w:lsdException w:unhideWhenUsed="0" w:uiPriority="61" w:semiHidden="0" w:name="Light List Accent 6"/>
     <w:lsdException w:unhideWhenUsed="0" w:uiPriority="62" w:semiHidden="0" w:name="Light Grid Accent 6"/>
-    <w:lsdException w:unhideWhenUsed="0" w:uiPriority="63" w:semiHidden="0" w:name="Medium Shading 1 Accent 6"/>
+    <w:lsdException w:qFormat="1" w:unhideWhenUsed="0" w:uiPriority="63" w:semiHidden="0" w:name="Medium Shading 1 Accent 6"/>
     <w:lsdException w:unhideWhenUsed="0" w:uiPriority="64" w:semiHidden="0" w:name="Medium Shading 2 Accent 6"/>
     <w:lsdException w:unhideWhenUsed="0" w:uiPriority="65" w:semiHidden="0" w:name="Medium List 1 Accent 6"/>
     <w:lsdException w:unhideWhenUsed="0" w:uiPriority="66" w:semiHidden="0" w:name="Medium List 2 Accent 6"/>
@@ -20335,7 +20378,7 @@
     <w:lsdException w:unhideWhenUsed="0" w:uiPriority="70" w:semiHidden="0" w:name="Dark List Accent 6"/>
     <w:lsdException w:unhideWhenUsed="0" w:uiPriority="71" w:semiHidden="0" w:name="Colorful Shading Accent 6"/>
     <w:lsdException w:unhideWhenUsed="0" w:uiPriority="72" w:semiHidden="0" w:name="Colorful List Accent 6"/>
-    <w:lsdException w:qFormat="1" w:unhideWhenUsed="0" w:uiPriority="73" w:semiHidden="0" w:name="Colorful Grid Accent 6"/>
+    <w:lsdException w:unhideWhenUsed="0" w:uiPriority="73" w:semiHidden="0" w:name="Colorful Grid Accent 6"/>
   </w:latentStyles>
   <w:style w:type="paragraph" w:default="1" w:styleId="1">
     <w:name w:val="Normal"/>
@@ -21235,43 +21278,40 @@
     <customSectPr/>
   </customSectProps>
   <extobjs>
-    <extobj name="2384804F-3998-4D57-9195-F3826E402611-9">
+    <extobj name="2384804F-3998-4D57-9195-F3826E402611-1">
       <extobjdata type="2384804F-3998-4D57-9195-F3826E402611" data="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"/>
     </extobj>
+    <extobj name="2384804F-3998-4D57-9195-F3826E402611-14">
+      <extobjdata type="2384804F-3998-4D57-9195-F3826E402611" data="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"/>
+    </extobj>
+    <extobj name="2384804F-3998-4D57-9195-F3826E402611-4">
+      <extobjdata type="2384804F-3998-4D57-9195-F3826E402611" data="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"/>
+    </extobj>
+    <extobj name="2384804F-3998-4D57-9195-F3826E402611-5">
+      <extobjdata type="2384804F-3998-4D57-9195-F3826E402611" data="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"/>
+    </extobj>
+    <extobj name="2384804F-3998-4D57-9195-F3826E402611-6">
+      <extobjdata type="2384804F-3998-4D57-9195-F3826E402611" data="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"/>
+    </extobj>
+    <extobj name="2384804F-3998-4D57-9195-F3826E402611-7">
+      <extobjdata type="2384804F-3998-4D57-9195-F3826E402611" data="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"/>
+    </extobj>
+    <extobj name="2384804F-3998-4D57-9195-F3826E402611-8">
+      <extobjdata type="2384804F-3998-4D57-9195-F3826E402611" data="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"/>
+    </extobj>
+    <extobj name="2384804F-3998-4D57-9195-F3826E402611-9">
+      <extobjdata type="2384804F-3998-4D57-9195-F3826E402611" data="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"/>
+    </extobj>
+    <extobj name="2384804F-3998-4D57-9195-F3826E402611-10">
+      <extobjdata type="2384804F-3998-4D57-9195-F3826E402611" data="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"/>
+    </extobj>
     <extobj name="2384804F-3998-4D57-9195-F3826E402611-11">
-      <extobjdata type="2384804F-3998-4D57-9195-F3826E402611" data="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"/>
+      <extobjdata type="2384804F-3998-4D57-9195-F3826E402611" data="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"/>
     </extobj>
     <extobj name="2384804F-3998-4D57-9195-F3826E402611-12">
-      <extobjdata type="2384804F-3998-4D57-9195-F3826E402611" data="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"/>
+      <extobjdata type="2384804F-3998-4D57-9195-F3826E402611" data="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"/>
     </extobj>
     <extobj name="2384804F-3998-4D57-9195-F3826E402611-13">
-      <extobjdata type="2384804F-3998-4D57-9195-F3826E402611" data="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"/>
-    </extobj>
-    <extobj name="2384804F-3998-4D57-9195-F3826E402611-14">
-      <extobjdata type="2384804F-3998-4D57-9195-F3826E402611" data="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"/>
-    </extobj>
-    <extobj name="2384804F-3998-4D57-9195-F3826E402611-15">
-      <extobjdata type="2384804F-3998-4D57-9195-F3826E402611" data="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"/>
-    </extobj>
-    <extobj name="2384804F-3998-4D57-9195-F3826E402611-16">
-      <extobjdata type="2384804F-3998-4D57-9195-F3826E402611" data="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"/>
-    </extobj>
-    <extobj name="2384804F-3998-4D57-9195-F3826E402611-17">
-      <extobjdata type="2384804F-3998-4D57-9195-F3826E402611" data="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"/>
-    </extobj>
-    <extobj name="2384804F-3998-4D57-9195-F3826E402611-18">
-      <extobjdata type="2384804F-3998-4D57-9195-F3826E402611" data="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"/>
-    </extobj>
-    <extobj name="2384804F-3998-4D57-9195-F3826E402611-19">
-      <extobjdata type="2384804F-3998-4D57-9195-F3826E402611" data="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"/>
-    </extobj>
-    <extobj name="2384804F-3998-4D57-9195-F3826E402611-20">
-      <extobjdata type="2384804F-3998-4D57-9195-F3826E402611" data="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"/>
-    </extobj>
-    <extobj name="2384804F-3998-4D57-9195-F3826E402611-21">
-      <extobjdata type="2384804F-3998-4D57-9195-F3826E402611" data="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"/>
-    </extobj>
-    <extobj name="2384804F-3998-4D57-9195-F3826E402611-22">
       <extobjdata type="2384804F-3998-4D57-9195-F3826E402611" data="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"/>
     </extobj>
   </extobjs>

--- a/mod-journal-paper.docx
+++ b/mod-journal-paper.docx
@@ -1046,7 +1046,7 @@
           <w:lang w:val="en-US"/>
         </w:rPr>
         <w:drawing>
-          <wp:anchor distT="0" distB="0" distL="114300" distR="114300" simplePos="0" relativeHeight="251676672" behindDoc="0" locked="0" layoutInCell="1" allowOverlap="1">
+          <wp:anchor distT="0" distB="0" distL="114300" distR="114300" simplePos="0" relativeHeight="251666432" behindDoc="0" locked="0" layoutInCell="1" allowOverlap="1">
             <wp:simplePos x="0" y="0"/>
             <wp:positionH relativeFrom="column">
               <wp:posOffset>31750</wp:posOffset>
@@ -1178,7 +1178,7 @@
           <w:lang w:val="en-US"/>
         </w:rPr>
         <w:drawing>
-          <wp:anchor distT="0" distB="0" distL="114300" distR="114300" simplePos="0" relativeHeight="251678720" behindDoc="0" locked="0" layoutInCell="1" allowOverlap="1">
+          <wp:anchor distT="0" distB="0" distL="114300" distR="114300" simplePos="0" relativeHeight="251668480" behindDoc="0" locked="0" layoutInCell="1" allowOverlap="1">
             <wp:simplePos x="0" y="0"/>
             <wp:positionH relativeFrom="column">
               <wp:posOffset>154305</wp:posOffset>
@@ -1260,25 +1260,7 @@
           <w:rFonts w:hint="default"/>
           <w:lang w:val="en-US"/>
         </w:rPr>
-        <w:t xml:space="preserve"> focused cost function based EEKA (Layer 2), CH guided K-Means clustering (Layer 3), Q-Learning RL (Layer 4) a lightweight adaptive and energy aware architecture and finally, composite channel modeled multi-hop communication management (Layer 5).</w:t>
-      </w:r>
-    </w:p>
-    <w:p>
-      <w:pPr>
-        <w:bidi w:val="0"/>
-        <w:ind w:firstLine="400" w:firstLineChars="200"/>
-        <w:jc w:val="both"/>
-        <w:rPr>
-          <w:rFonts w:hint="default"/>
-          <w:lang w:val="en-US"/>
-        </w:rPr>
-      </w:pPr>
-      <w:r>
-        <w:rPr>
-          <w:rFonts w:hint="default"/>
-          <w:lang w:val="en-US"/>
-        </w:rPr>
-        <w:t>The top layer DEEC is energy normalized and serves as the foundational layer, prioritizing nodes with higher residual energy for CH selection, EEKA filters and ranks CH candidates using a cost function that determines the optimal number of CHs, enabling the selection of the most suitable CHs to improve spatial balance and reduce inter-cluster communication overhead then the K-Means algorithm refines the cluster formation by minimizing intra cluster distances and balance the spatial distribution of nodes. The RL layer introduces a self-learning capability that dynamically adjusts CH selection, transmission parameters and cluster reconfiguration based on real time feedback such as residual energy, cluster load and PDR. The final layer characterizes radio energy consumption during data transmission and reception among sensor nodes, CHs and the base station. It adopts a composite channel model that integrates Rician fading for small-scale variations and log-normal shadowing for large-scale propagation effects to estimate realistic channel link gains [8]. Additionally, multi-hop routing using Dijkstra’s algorithm is employed to determine optimal data transmission paths from sensor nodes to the sink.</w:t>
+        <w:t xml:space="preserve"> focused cost function based EEKA (Layer 2), CH guided K-Means clustering (Layer 3), Q-Learning RL (Layer 4) a lightweight adaptive and energy aware architecture and finally, composite channel modeled multi-hop communication management (Layer 5). The top layer DEEC is energy normalized and serves as the foundational layer, prioritizing nodes with higher residual energy for CH selection, EEKA filters and ranks CH candidates using a cost function that determines the optimal number of CHs, enabling the selection of the most suitable CHs to improve spatial balance and reduce inter-cluster communication overhead then the K-Means algorithm refines the cluster formation by minimizing intra cluster distances and balance the spatial distribution of nodes. The RL layer introduces a self-learning capability that dynamically adjusts CH selection, transmission parameters and cluster reconfiguration based on real time feedback such as residual energy, cluster load and PDR. The final layer characterizes radio energy consumption during data transmission and reception among sensor nodes, CHs and the base station. It adopts a composite channel model that integrates Rician fading for small-scale variations and log-normal shadowing for large-scale propagation effects to estimate realistic channel link gains [8]. Additionally, multi-hop routing using Dijkstra’s algorithm is employed to determine optimal data transmission paths from sensor nodes to the sink.</w:t>
       </w:r>
     </w:p>
     <w:p>
@@ -1433,6 +1415,16 @@
         </w:rPr>
         <w:t>Section II represents a comprehensive literature review of existing clustering protocols and RL approaches in WSNs. Section III describe the theoretical and technical background related to energy efficient communication and clustering mechanisms. Section IV focus on the methodology of proposed RLHC framework in details. Section V presents the simulation setup, performance evaluation parameters and comparative analysis of the proposed RLHC protocol with existing approaches. Finally, Section VI provides the conclusion and highlights possible future research direction.</w:t>
       </w:r>
+    </w:p>
+    <w:p>
+      <w:pPr>
+        <w:bidi w:val="0"/>
+        <w:jc w:val="both"/>
+        <w:rPr>
+          <w:rFonts w:hint="default"/>
+          <w:lang w:val="en-US"/>
+        </w:rPr>
+      </w:pPr>
     </w:p>
     <w:p>
       <w:pPr>
@@ -1551,6 +1543,138 @@
     </w:p>
     <w:p>
       <w:pPr>
+        <w:bidi w:val="0"/>
+        <w:jc w:val="both"/>
+        <w:rPr>
+          <w:rFonts w:hint="default"/>
+          <w:lang w:val="en-US"/>
+        </w:rPr>
+      </w:pPr>
+      <w:r>
+        <w:rPr>
+          <w:rFonts w:hint="default"/>
+          <w:lang w:val="en-US"/>
+        </w:rPr>
+        <w:t>WSNs have become an integral component of modern IoT systems, which enables various applications in domain such as healthcare, agriculture etc. However, they still face challenge regarding energy efficiency. Since sensor nodes are battery powered, the overall network performance heavily relies on the effective management and utilization of this energy. Over the years, researchers have proposed a variety of clustering protocols, optimization algorithms and adaptive learning strategies to address this challenge. This section reviews existing work in this field [9]. Clustering is well recognized as a foundational approach for energy efficient WSNs. The LEACH protocol is the most seminal contributions, introducing randomized rotation of CHs to evenly distribute energy consumption among nodes. It reduces the number of direct transmissions to the BS and organizes nodes into energy efficient clusters [10]. But still it has several limitations, including uneven CH distribution, lack of consideration for residual energy and poor performance in heterogeneous or large scale networks. These limitations motivated the development of variants that incorporate energy awareness and residual energy into CH selection [9].</w:t>
+      </w:r>
+    </w:p>
+    <w:p>
+      <w:pPr>
+        <w:bidi w:val="0"/>
+        <w:ind w:firstLine="400" w:firstLineChars="200"/>
+        <w:jc w:val="both"/>
+        <w:rPr>
+          <w:rFonts w:hint="default"/>
+          <w:lang w:val="en-US"/>
+        </w:rPr>
+      </w:pPr>
+      <w:r>
+        <w:rPr>
+          <w:rFonts w:hint="default"/>
+          <w:lang w:val="en-US"/>
+        </w:rPr>
+        <w:t>DEEC protocol is also one of the renowned protocol for achieving  energy efficiency in WSNs, which take residual energy in account to find the suitable CH which balance the energy of network and improve the network lifetime [11]. Few protocol has been developed by integrating RL such as LEACH RLC and ReLeC (enhance LEACH) for adaptive CH selection. These methods learn network states and make dynamic decisions about CH election to improve energy efficiency and extend the network lifetime. While the results are encouraging, RL based variants can add computational and communication overhead. The practical applicability of RL models such as ReLeC may be limited in large scale or highly dynamic WSNs due to convergence issues [12].  It is evident that RL based clustering protocols have demonstrated significant gains in throughput, network stability and energy efficiency.  However, these methods have certain drawbacks. For IoT nodes, the learning stage of RL models frequently adds computational and communication overhead. It may depletes the sensor node's energy, which is already scarce in terms of processing power.</w:t>
+      </w:r>
+    </w:p>
+    <w:p>
+      <w:pPr>
+        <w:bidi w:val="0"/>
+        <w:ind w:firstLine="400" w:firstLineChars="200"/>
+        <w:jc w:val="both"/>
+        <w:rPr>
+          <w:rFonts w:hint="default"/>
+          <w:lang w:val="en-US"/>
+        </w:rPr>
+      </w:pPr>
+      <w:r>
+        <w:rPr>
+          <w:rFonts w:hint="default"/>
+          <w:lang w:val="en-US"/>
+        </w:rPr>
+        <w:t>In order to address the limitations of conventional homogeneous protocols, researchers have developed methods that acknowledge a heterogeneous community of nodes. SEP (Stable Election Protocol) and DEEC are the two most well-known protocols that take into account the fact that nodes have different initial energy states and CH selection is based on residual energy states as well as energy distribution throughout the network. This ensures that nodes that are more energetic are more likely to accept the responsibilities of being a CH [13]. DEEC, in particular, increases functionality and network lifetime by extending LEACH to include energy heterogeneity and energy based CH selection methods. Other enhancements to the CH selection process such as EEKA reads the CH role allocation undergoing based on both node centrality and spatial distribution to promote more uniform CH allocation to really achieve reduced distances in intra cluster communication and energy consumption. Several metaheuristic algorithms, such as Particle Swarm Optimization (PSO), Genetic Algorithms (GA) and Ant Colony Optimization (ACO) have been extensively investigated in WSNs to support CH selection and network performance. Based on simulating the behavior of a swarm of like particles, PSO associates the best CH locations and reduces intra cluster distances [14]. Conversely, ACO uses a pheromone based path selection process to increase routing effectiveness and cluster formation. GA evolve the population of CH candidates through time, improving load balancing and energy efficiency. However, once an algorithm generates its optimal solution, like a GA, it typically does so offline, while other metaheuristic approaches often rely on iterative based processes [15]. These techniques are less effective in networks that are large, mobile, have changing topologies, or quickly fluctuating energy states.</w:t>
+      </w:r>
+    </w:p>
+    <w:p>
+      <w:pPr>
+        <w:bidi w:val="0"/>
+        <w:ind w:firstLine="400" w:firstLineChars="200"/>
+        <w:jc w:val="both"/>
+        <w:rPr>
+          <w:rFonts w:hint="default"/>
+          <w:lang w:val="en-US"/>
+        </w:rPr>
+      </w:pPr>
+      <w:r>
+        <w:rPr>
+          <w:rFonts w:hint="default"/>
+          <w:lang w:val="en-US"/>
+        </w:rPr>
+        <w:t>Clustering based on fuzzy logic provides a multi criteria decision making technique for CH selection, considering factors like residual energy, nodes density, distance to the cluster center and network traffic. MRCH (Modified RCH-LEACH) and others use fuzzy rule sets to choose eligible CH candidates. The method promotes a higher packet delivery ratio, provides improved network stability and increases overall energy efficiency. This approach contributes to clusters exhibiting dynamically adaptive characteristics in response to dynamic changes in the network by providing a flexible method for managing uncertainty in sensor networks [16]. However, some low power sensor nodes may restrict the use of fuzzy based computations due to their computations complexity.</w:t>
+      </w:r>
+    </w:p>
+    <w:p>
+      <w:pPr>
+        <w:bidi w:val="0"/>
+        <w:ind w:firstLine="400" w:firstLineChars="200"/>
+        <w:jc w:val="both"/>
+        <w:rPr>
+          <w:rFonts w:hint="default"/>
+          <w:lang w:val="en-US"/>
+        </w:rPr>
+      </w:pPr>
+      <w:r>
+        <w:rPr>
+          <w:rFonts w:hint="default"/>
+          <w:lang w:val="en-US"/>
+        </w:rPr>
+        <w:t>RL has become a powerful technique for control of dynamic and adaptive WSNs. An environment is developed using RL based notation of the network. Nodes or CHs are agents learning the optimal action to maximize long term utility, such as lifetime and energy efficiency. Q-learning, SARSA and DQN have been implemented to improve CH selection, cluster re-organization and routing. Techniques such as EER-RL increase energy efficiency and lifetime by modifying CH roles in response to learnt energy patterns [17]. Similarly, Q-learning integrated with LEACH increase the protocol’s adaptability to variations in network topology. While these RL based approaches work well, RL often requires global knowledge, involves training in a centralized scenario, which may limit the scalability of RL based techniques for large scale dynamic deployments of WSNs. Hybrid clustering methods aim to combine the strengths of classical, meta heuristic, fuzzy and RL approaches. These methods address multiple challenges simultaneously. This covers energy balancing, spatial uniformity, CH optimization and adaptability.  In order to maximize network efficiency, we discovered that multi layered hybrid models frequently incorporate energy aware CH selection, K-means or fuzzy based spatial clustering and RL based adaptive decision making.  The effectiveness of such hybrid frameworks has been demonstrated in recent work.  The ideal number of cluster and grid heads to balance energy consumption is determined by protocols such as EOCGS [18]. According to these studies, intelligent hybrid techniques can perform better than conventional methods in terms of network lifetime, energy balance and adaptability.</w:t>
+      </w:r>
+    </w:p>
+    <w:p>
+      <w:pPr>
+        <w:bidi w:val="0"/>
+        <w:jc w:val="both"/>
+        <w:rPr>
+          <w:rFonts w:hint="default"/>
+          <w:b w:val="0"/>
+          <w:bCs w:val="0"/>
+          <w:szCs w:val="20"/>
+          <w:lang w:val="en-US"/>
+        </w:rPr>
+      </w:pPr>
+      <w:r>
+        <w:rPr>
+          <w:rFonts w:hint="default"/>
+          <w:lang w:val="en-US"/>
+        </w:rPr>
+        <w:t>Even with notable improvements in WSN clustering, existing methods continue to face several challenges. Metaheuristic approaches often needs heavy computation.  Classical methods frequently fail to prevent early node depletion, resulting in network partitioning. In contrast, Q-Learning introduces minimal computational overhead and enables the system to adapt effectively to dynamic</w:t>
+      </w:r>
+      <w:r>
+        <w:rPr>
+          <w:rFonts w:hint="default"/>
+          <w:b w:val="0"/>
+          <w:bCs w:val="0"/>
+          <w:szCs w:val="20"/>
+          <w:lang w:val="en-US"/>
+        </w:rPr>
+        <w:t xml:space="preserve"> environments. Moreover, most existing solutions rely on static or pre defined strategies, which are not enough to handle dynamic topologies or sudden energy fluctuations. So there is need of an adaptive lightweight framework which can handle all these edge case and outperform the existing algorithms</w:t>
+      </w:r>
+    </w:p>
+    <w:p>
+      <w:pPr>
+        <w:bidi w:val="0"/>
+        <w:jc w:val="both"/>
+        <w:rPr>
+          <w:rFonts w:hint="default"/>
+          <w:b w:val="0"/>
+          <w:bCs w:val="0"/>
+          <w:szCs w:val="20"/>
+          <w:lang w:val="en-US"/>
+        </w:rPr>
+      </w:pPr>
+    </w:p>
+    <w:p>
+      <w:pPr>
         <w:pStyle w:val="9"/>
         <w:numPr>
           <w:ilvl w:val="0"/>
@@ -1561,202 +1685,8 @@
         <w:jc w:val="both"/>
         <w:rPr>
           <w:rFonts w:hint="default"/>
-          <w:b w:val="0"/>
-          <w:bCs w:val="0"/>
-          <w:sz w:val="20"/>
-          <w:szCs w:val="20"/>
-          <w:lang w:val="en-US"/>
-        </w:rPr>
-      </w:pPr>
-      <w:r>
-        <w:rPr>
-          <w:rFonts w:hint="default"/>
-          <w:b w:val="0"/>
-          <w:bCs w:val="0"/>
-          <w:sz w:val="20"/>
-          <w:szCs w:val="20"/>
-          <w:lang w:val="en-US"/>
-        </w:rPr>
-        <w:t>WSNs have become an integral component of modern IoT systems, which enables various applications in domain such as healthcare, agriculture etc. However, they still face challenge regarding energy efficiency. Since sensor nodes are battery powered, the overall network performance heavily relies on the effective management and utilization of this energy. Over the years, researchers have proposed a variety of clustering protocols, optimization algorithms and adaptive learning strategies to address this challenge. This section reviews existing work in this field [9]. Clustering is well recognized as a foundational approach for energy efficient WSNs. The LEACH protocol is the most seminal contributions, introducing randomized rotation of CHs to evenly distribute energy consumption among nodes. It reduces the number of direct transmissions to the BS and organizes nodes into energy efficient clusters [10]. But still it has several limitations, including uneven CH distribution, lack of consideration for residual energy and poor performance in heterogeneous or large scale networks. These limitations motivated the development of variants that incorporate energy awareness and residual energy into CH selection [9].</w:t>
-      </w:r>
-    </w:p>
-    <w:p>
-      <w:pPr>
-        <w:pStyle w:val="9"/>
-        <w:numPr>
-          <w:ilvl w:val="0"/>
-          <w:numId w:val="0"/>
-        </w:numPr>
-        <w:bidi w:val="0"/>
-        <w:spacing w:after="120" w:line="228" w:lineRule="auto"/>
-        <w:jc w:val="both"/>
-        <w:rPr>
-          <w:rFonts w:hint="default"/>
-          <w:b w:val="0"/>
-          <w:bCs w:val="0"/>
-          <w:sz w:val="20"/>
-          <w:szCs w:val="20"/>
-          <w:lang w:val="en-US"/>
-        </w:rPr>
-      </w:pPr>
-      <w:r>
-        <w:rPr>
-          <w:rFonts w:hint="default"/>
-          <w:b w:val="0"/>
-          <w:bCs w:val="0"/>
-          <w:sz w:val="20"/>
-          <w:szCs w:val="20"/>
-          <w:lang w:val="en-US"/>
-        </w:rPr>
-        <w:tab/>
-      </w:r>
-      <w:r>
-        <w:rPr>
-          <w:rFonts w:hint="default"/>
-          <w:b w:val="0"/>
-          <w:bCs w:val="0"/>
-          <w:sz w:val="20"/>
-          <w:szCs w:val="20"/>
-          <w:lang w:val="en-US"/>
-        </w:rPr>
-        <w:t>DEEC protocol is also one of the renowned protocol for achieving  energy efficiency in WSNs, which take residual energy in account to find the suitable CH which balance the energy of network and improve the network lifetime [11]. Few protocol has been developed by integrating RL such as LEACH RLC and ReLeC (enhance LEACH) for adaptive CH selection. These methods learn network states and make dynamic decisions about CH election to improve energy efficiency and extend the network lifetime. While the results are encouraging, RL based variants can add computational and communication overhead. The practical applicability of RL models such as ReLeC may be limited in large scale or highly dynamic WSNs due to convergence issues [12].  It is evident that RL based clustering protocols have demonstrated significant gains in throughput, network stability and energy efficiency.  However, these methods have certain drawbacks. For IoT nodes, the learning stage of RL models frequently adds computational and communication overhead. It may depletes the sensor node's energy, which is already scarce in terms of processing power.</w:t>
-      </w:r>
-    </w:p>
-    <w:p>
-      <w:pPr>
-        <w:pStyle w:val="9"/>
-        <w:numPr>
-          <w:ilvl w:val="0"/>
-          <w:numId w:val="0"/>
-        </w:numPr>
-        <w:bidi w:val="0"/>
-        <w:spacing w:after="120" w:line="228" w:lineRule="auto"/>
-        <w:jc w:val="both"/>
-        <w:rPr>
-          <w:rFonts w:hint="default"/>
-          <w:b w:val="0"/>
-          <w:bCs w:val="0"/>
-          <w:sz w:val="20"/>
-          <w:szCs w:val="20"/>
-          <w:lang w:val="en-US"/>
-        </w:rPr>
-      </w:pPr>
-      <w:r>
-        <w:rPr>
-          <w:rFonts w:hint="default"/>
-          <w:b w:val="0"/>
-          <w:bCs w:val="0"/>
-          <w:sz w:val="20"/>
-          <w:szCs w:val="20"/>
-          <w:lang w:val="en-US"/>
-        </w:rPr>
-        <w:tab/>
-      </w:r>
-      <w:r>
-        <w:rPr>
-          <w:rFonts w:hint="default"/>
-          <w:b w:val="0"/>
-          <w:bCs w:val="0"/>
-          <w:sz w:val="20"/>
-          <w:szCs w:val="20"/>
-          <w:lang w:val="en-US"/>
-        </w:rPr>
-        <w:t>In order to address the limitations of conventional homogeneous protocols, researchers have developed methods that acknowledge a heterogeneous community of nodes. SEP (Stable Election Protocol) and DEEC are the two most well-known protocols that take into account the fact that nodes have different initial energy states and CH selection is based on residual energy states as well as energy distribution throughout the network. This ensures that nodes that are more energetic are more likely to accept the responsibilities of being a CH [13]. DEEC, in particular, increases functionality and network lifetime by extending LEACH to include energy heterogeneity and energy based CH selection methods. Other enhancements to the CH selection process such as EEKA reads the CH role allocation undergoing based on both node centrality and spatial distribution to promote more uniform CH allocation to really achieve reduced distances in intra cluster communication and energy consumption. Several metaheuristic algorithms, such as Particle Swarm Optimisation (PSO), Genetic Algorithms (GA) and Ant Colony Optimisation (ACO) have been extensively investigated in WSNs to support CH selection and network performance. Based on simulating the behavior of a swarm of like particles, PSO associates the best CH locations and reduces intra cluster distances [14]. Conversely, ACO uses a pheromone based path selection process to increase routing effectiveness and cluster formation. GA evolve the population of CH candidates through time, improving load balancing and energy efficiency. However, once an algorithm generates its optimal solution, like a GA, it typically does so offline, while other metaheuristic approaches often rely on iterative based processes [15]. These techniques are less effective in networks that are large, mobile, have changing topologies, or quickly fluctuating energy states.</w:t>
-      </w:r>
-    </w:p>
-    <w:p>
-      <w:pPr>
-        <w:pStyle w:val="9"/>
-        <w:numPr>
-          <w:ilvl w:val="0"/>
-          <w:numId w:val="0"/>
-        </w:numPr>
-        <w:bidi w:val="0"/>
-        <w:spacing w:after="120" w:line="228" w:lineRule="auto"/>
-        <w:jc w:val="both"/>
-        <w:rPr>
-          <w:rFonts w:hint="default"/>
-          <w:b w:val="0"/>
-          <w:bCs w:val="0"/>
-          <w:sz w:val="20"/>
-          <w:szCs w:val="20"/>
-          <w:lang w:val="en-US"/>
-        </w:rPr>
-      </w:pPr>
-      <w:r>
-        <w:rPr>
-          <w:rFonts w:hint="default"/>
-          <w:lang w:val="en-US"/>
-        </w:rPr>
-        <w:tab/>
-      </w:r>
-      <w:r>
-        <w:rPr>
-          <w:rFonts w:hint="default"/>
-          <w:lang w:val="en-US"/>
-        </w:rPr>
-        <w:t>Clustering based on fuzzy logic provides a multi criteria decision making technique for CH selection, considering factors like residual energy, nodes density, distance to the cluster center and network traffic. MRCH (Modified RCH-LEACH) and others use fuzzy rule sets to choose eligible CH candidates. The method promotes a higher packet delivery ratio, provides improved network stability and increases overall energy efficiency. This approach contributes to clusters exhibiting dynamically adaptive characteristics in response to dynamic changes in the network by providing a flexible method for managing uncertainty in sensor networks [16]. However, some low power sensor nodes may restrict the use of fuzzy based computations due to their computations complexity.</w:t>
-      </w:r>
-    </w:p>
-    <w:p>
-      <w:pPr>
-        <w:pStyle w:val="9"/>
-        <w:numPr>
-          <w:ilvl w:val="0"/>
-          <w:numId w:val="0"/>
-        </w:numPr>
-        <w:bidi w:val="0"/>
-        <w:spacing w:after="120" w:line="228" w:lineRule="auto"/>
-        <w:jc w:val="both"/>
-        <w:rPr>
-          <w:rFonts w:hint="default"/>
-          <w:b w:val="0"/>
-          <w:bCs w:val="0"/>
-          <w:sz w:val="20"/>
-          <w:szCs w:val="20"/>
-          <w:lang w:val="en-US"/>
-        </w:rPr>
-      </w:pPr>
-      <w:r>
-        <w:rPr>
-          <w:rFonts w:hint="default"/>
-          <w:b w:val="0"/>
-          <w:bCs w:val="0"/>
-          <w:sz w:val="20"/>
-          <w:szCs w:val="20"/>
-          <w:lang w:val="en-US"/>
-        </w:rPr>
-        <w:tab/>
-      </w:r>
-      <w:r>
-        <w:rPr>
-          <w:rFonts w:hint="default"/>
-          <w:b w:val="0"/>
-          <w:bCs w:val="0"/>
-          <w:sz w:val="20"/>
-          <w:szCs w:val="20"/>
-          <w:lang w:val="en-US"/>
-        </w:rPr>
-        <w:t>RL has become a powerful technique for control of dynamic and adaptive WSNs. An environment is developed using RL based notation of the network. Nodes or CHs are agents learning the optimal action to maximize long term utility, such as lifetime and energy efficiency. Q-learning, SARSA and DQN have been implemented to improve CH selection, cluster re-organisation and routing. Techniques such as EER-RL increase energy efficiency and lifetime by modifying CH roles in response to learnt energy patterns [17]. Similarly, Q-learning integrated with LEACH increase the protocol’s adaptability to variations in network topology. While these RL based approaches work well, RL often requires global knowledge, involves training in a centralized scenario, which may limit the scalability of RL based techniques for large scale dynamic deployments of WSNs. Hybrid clustering methods aim to combine the strengths of classical, meta heuristic, fuzzy and RL approaches. These methods address multiple challenges simultaneously. This covers energy balancing, spatial uniformity, CH optimisation and adaptability.  In order to maximise network efficiency, we discovered that multi layered hybrid models frequently incorporate energy aware CH selection, K-means or fuzzy based spatial clustering and RL based adaptive decision making.  The effectiveness of such hybrid frameworks has been demonstrated in recent work.  The ideal number of cluster and grid heads to balance energy consumption is determined by protocols such as EOCGS [18].  According to these studies, intelligent hybrid techniques can perform better than conventional methods in terms of network lifetime, energy balance and adaptability.</w:t>
-      </w:r>
-    </w:p>
-    <w:p>
-      <w:pPr>
-        <w:pStyle w:val="9"/>
-        <w:numPr>
-          <w:ilvl w:val="0"/>
-          <w:numId w:val="0"/>
-        </w:numPr>
-        <w:bidi w:val="0"/>
-        <w:spacing w:after="120" w:line="228" w:lineRule="auto"/>
-        <w:ind w:firstLine="396" w:firstLineChars="200"/>
-        <w:jc w:val="both"/>
-        <w:rPr>
-          <w:rFonts w:hint="default"/>
-          <w:b w:val="0"/>
-          <w:bCs w:val="0"/>
-          <w:sz w:val="20"/>
-          <w:szCs w:val="20"/>
+          <w:b/>
+          <w:bCs/>
           <w:lang w:val="en-US"/>
         </w:rPr>
         <w:sectPr>
@@ -1770,17 +1700,6 @@
           <w:docGrid w:linePitch="360" w:charSpace="0"/>
         </w:sectPr>
       </w:pPr>
-      <w:r>
-        <w:rPr>
-          <w:rFonts w:hint="default"/>
-          <w:b w:val="0"/>
-          <w:bCs w:val="0"/>
-          <w:sz w:val="20"/>
-          <w:szCs w:val="20"/>
-          <w:lang w:val="en-US"/>
-        </w:rPr>
-        <w:t>Even with notable improvements in WSN clustering, existing methods continue to face several challenges. Metaheuristic approaches often needs heavy computation.  Classical methods frequently fail to prevent early node depletion, resulting in network partitioning. In contrast, Q-Learning introduces minimal computational overhead and enables the system to adapt effectively to dynamic environments. Moreover, most existing solutions rely on static or pre defined strategies, which are not enough to handle dynamic topologies or sudden energy fluctuations. So there is need of an adaptive lightweight framework which can handle all these edge case and outperform the existing algorithms.</w:t>
-      </w:r>
     </w:p>
     <w:p>
       <w:pPr>
@@ -1849,27 +1768,13 @@
     </w:p>
     <w:p>
       <w:pPr>
-        <w:pStyle w:val="34"/>
-        <w:keepNext w:val="0"/>
-        <w:keepLines w:val="0"/>
-        <w:pageBreakBefore w:val="0"/>
-        <w:widowControl/>
-        <w:kinsoku/>
-        <w:wordWrap/>
-        <w:overflowPunct/>
-        <w:topLinePunct w:val="0"/>
-        <w:autoSpaceDE/>
-        <w:autoSpaceDN/>
         <w:bidi w:val="0"/>
-        <w:adjustRightInd/>
-        <w:snapToGrid/>
-        <w:spacing w:before="120"/>
-        <w:jc w:val="left"/>
-        <w:textAlignment w:val="auto"/>
-        <w:rPr>
-          <w:rFonts w:hint="default"/>
-          <w:b/>
-          <w:bCs/>
+        <w:jc w:val="both"/>
+        <w:rPr>
+          <w:rFonts w:hint="default"/>
+          <w:b w:val="0"/>
+          <w:bCs w:val="0"/>
+          <w:szCs w:val="20"/>
           <w:lang w:val="en-US"/>
         </w:rPr>
         <w:sectPr>
@@ -1884,7 +1789,7 @@
     <w:tbl>
       <w:tblPr>
         <w:tblStyle w:val="17"/>
-        <w:tblpPr w:leftFromText="180" w:rightFromText="180" w:vertAnchor="page" w:horzAnchor="page" w:tblpX="1053" w:tblpY="2460"/>
+        <w:tblpPr w:leftFromText="180" w:rightFromText="180" w:vertAnchor="page" w:horzAnchor="page" w:tblpX="1034" w:tblpY="3179"/>
         <w:tblOverlap w:val="never"/>
         <w:tblW w:w="10075" w:type="dxa"/>
         <w:tblInd w:w="0" w:type="dxa"/>
@@ -7114,6 +7019,24 @@
           <w:rFonts w:hint="default"/>
           <w:b/>
           <w:bCs/>
+          <w:lang w:val="en-US"/>
+        </w:rPr>
+      </w:pPr>
+    </w:p>
+    <w:p>
+      <w:pPr>
+        <w:pStyle w:val="9"/>
+        <w:numPr>
+          <w:ilvl w:val="0"/>
+          <w:numId w:val="0"/>
+        </w:numPr>
+        <w:bidi w:val="0"/>
+        <w:spacing w:after="120" w:line="228" w:lineRule="auto"/>
+        <w:jc w:val="both"/>
+        <w:rPr>
+          <w:rFonts w:hint="default"/>
+          <w:b/>
+          <w:bCs/>
           <w:sz w:val="16"/>
           <w:szCs w:val="16"/>
           <w:lang w:val="en-US"/>
@@ -7129,38 +7052,6 @@
     </w:p>
     <w:p>
       <w:pPr>
-        <w:pStyle w:val="5"/>
-        <w:numPr>
-          <w:ilvl w:val="3"/>
-          <w:numId w:val="0"/>
-        </w:numPr>
-        <w:bidi w:val="0"/>
-        <w:spacing w:before="40" w:after="40"/>
-        <w:jc w:val="both"/>
-        <w:outlineLvl w:val="3"/>
-        <w:rPr>
-          <w:rFonts w:hint="default"/>
-        </w:rPr>
-      </w:pPr>
-    </w:p>
-    <w:p>
-      <w:pPr>
-        <w:jc w:val="left"/>
-        <w:rPr>
-          <w:rFonts w:hint="default"/>
-        </w:rPr>
-      </w:pPr>
-    </w:p>
-    <w:p>
-      <w:pPr>
-        <w:jc w:val="left"/>
-        <w:rPr>
-          <w:rFonts w:hint="default"/>
-        </w:rPr>
-      </w:pPr>
-    </w:p>
-    <w:p>
-      <w:pPr>
         <w:jc w:val="left"/>
         <w:rPr>
           <w:rFonts w:hint="default"/>
@@ -7172,42 +7063,6 @@
           <w:cols w:space="425" w:num="1"/>
           <w:docGrid w:linePitch="360" w:charSpace="0"/>
         </w:sectPr>
-      </w:pPr>
-    </w:p>
-    <w:p>
-      <w:pPr>
-        <w:jc w:val="left"/>
-        <w:rPr>
-          <w:rFonts w:hint="default"/>
-        </w:rPr>
-      </w:pPr>
-    </w:p>
-    <w:p>
-      <w:pPr>
-        <w:pStyle w:val="9"/>
-        <w:keepNext w:val="0"/>
-        <w:keepLines w:val="0"/>
-        <w:pageBreakBefore w:val="0"/>
-        <w:widowControl/>
-        <w:numPr>
-          <w:ilvl w:val="0"/>
-          <w:numId w:val="0"/>
-        </w:numPr>
-        <w:kinsoku/>
-        <w:wordWrap/>
-        <w:overflowPunct/>
-        <w:topLinePunct w:val="0"/>
-        <w:autoSpaceDE/>
-        <w:autoSpaceDN/>
-        <w:bidi w:val="0"/>
-        <w:adjustRightInd/>
-        <w:snapToGrid/>
-        <w:spacing w:after="0" w:line="228" w:lineRule="auto"/>
-        <w:jc w:val="left"/>
-        <w:textAlignment w:val="auto"/>
-        <w:rPr>
-          <w:rFonts w:hint="default"/>
-        </w:rPr>
       </w:pPr>
     </w:p>
     <w:p>
@@ -7406,7 +7261,7 @@
           <w:lang w:val="en-US"/>
         </w:rPr>
         <w:drawing>
-          <wp:anchor distT="0" distB="0" distL="114300" distR="114300" simplePos="0" relativeHeight="251677696" behindDoc="0" locked="0" layoutInCell="1" allowOverlap="1">
+          <wp:anchor distT="0" distB="0" distL="114300" distR="114300" simplePos="0" relativeHeight="251667456" behindDoc="0" locked="0" layoutInCell="1" allowOverlap="1">
             <wp:simplePos x="0" y="0"/>
             <wp:positionH relativeFrom="page">
               <wp:posOffset>624205</wp:posOffset>
@@ -9149,7 +9004,7 @@
       </w:pPr>
       <w:r>
         <w:drawing>
-          <wp:anchor distT="0" distB="0" distL="114300" distR="114300" simplePos="0" relativeHeight="251680768" behindDoc="0" locked="0" layoutInCell="1" allowOverlap="1">
+          <wp:anchor distT="0" distB="0" distL="114300" distR="114300" simplePos="0" relativeHeight="251670528" behindDoc="0" locked="0" layoutInCell="1" allowOverlap="1">
             <wp:simplePos x="0" y="0"/>
             <wp:positionH relativeFrom="column">
               <wp:posOffset>24130</wp:posOffset>
@@ -9819,7 +9674,7 @@
       </w:pPr>
       <w:r>
         <w:drawing>
-          <wp:anchor distT="0" distB="0" distL="114300" distR="114300" simplePos="0" relativeHeight="251679744" behindDoc="0" locked="0" layoutInCell="1" allowOverlap="1">
+          <wp:anchor distT="0" distB="0" distL="114300" distR="114300" simplePos="0" relativeHeight="251669504" behindDoc="0" locked="0" layoutInCell="1" allowOverlap="1">
             <wp:simplePos x="0" y="0"/>
             <wp:positionH relativeFrom="column">
               <wp:posOffset>62230</wp:posOffset>
@@ -10031,7 +9886,7 @@
           <w:rFonts w:hint="default"/>
           <w:lang w:val="en-US"/>
         </w:rPr>
-        <w:t>The objective function of K-Mean clustering process is given in Equation 8, w</w:t>
+        <w:t>The objective function of K-Mean clustering process is given in Equation (8), w</w:t>
       </w:r>
       <w:r>
         <w:rPr>
@@ -10394,7 +10249,7 @@
           <w:rFonts w:hint="default"/>
           <w:lang w:val="en-US"/>
         </w:rPr>
-        <w:t>Equation 9 is used to update the Q-table, where α is the learning rate that determines how much new information overrides old knowledge, γ is the discount factor that defines the importance of future rewards and ‘a’ represents the action taken by the agent. This update allows the agent to iteratively improve its policy by balancing immediate rewards with long-term benefits, enabling more optimal decision making over time.</w:t>
+        <w:t>Equation (9) is used to update the Q-table, where α is the learning rate that determines how much new information overrides old knowledge, γ is the discount factor that defines the importance of future rewards and ‘a’ represents the action taken by the agent. This update allows the agent to iteratively improve its policy by balancing immediate rewards with long-term benefits, enabling more optimal decision making over time.</w:t>
       </w:r>
     </w:p>
     <w:p>
@@ -10427,7 +10282,7 @@
           <w:szCs w:val="16"/>
         </w:rPr>
         <w:drawing>
-          <wp:anchor distT="0" distB="0" distL="114300" distR="114300" simplePos="0" relativeHeight="251681792" behindDoc="0" locked="0" layoutInCell="1" allowOverlap="1">
+          <wp:anchor distT="0" distB="0" distL="114300" distR="114300" simplePos="0" relativeHeight="251671552" behindDoc="0" locked="0" layoutInCell="1" allowOverlap="1">
             <wp:simplePos x="0" y="0"/>
             <wp:positionH relativeFrom="column">
               <wp:posOffset>100965</wp:posOffset>
@@ -10962,7 +10817,7 @@
           <w:rFonts w:hint="default"/>
           <w:lang w:val="en-US"/>
         </w:rPr>
-        <w:t>Equation 10 represents reward function which guides the agent by balancing energy efficiency, communication reliability and action cost. It rewards higher residual energy and improved PDR while penalizing costly actions. This iterative process continues across multiple rounds until convergence is achieved. Upon convergence, the clusters reach an optimized configuration that balances energy consumption, communication efficiency and network stability. The algorithm terminates training when Q-value converges or reward stabilization occurs.</w:t>
+        <w:t>Equation (10) represents reward function which guides the agent by balancing energy efficiency, communication reliability and action cost. It rewards higher residual energy and improved PDR while penalizing costly actions. This iterative process continues across multiple rounds until convergence is achieved. Upon convergence, the clusters reach an optimized configuration that balances energy consumption, communication efficiency and network stability. The algorithm terminates training when Q-value converges or reward stabilization occurs.</w:t>
       </w:r>
     </w:p>
     <w:p>
@@ -11017,53 +10872,1333 @@
           <w:rFonts w:hint="default"/>
           <w:lang w:val="en-US"/>
         </w:rPr>
-        <w:t xml:space="preserve">This layer </w:t>
-      </w:r>
-      <w:bookmarkStart w:id="0" w:name="_GoBack"/>
-      <w:bookmarkEnd w:id="0"/>
-      <w:r>
-        <w:rPr>
-          <w:rFonts w:hint="default"/>
-          <w:lang w:val="en-US"/>
-        </w:rPr>
-        <w:t>is responsible for wireless communication and energy modeling during data transmission between nodes, CHs and the BS. This layer simulates the radio energy dissipation model, which estimates the transmission and reception energy costs based on the distance between nodes and the amount of data transmitted. In each communication round, member nodes transmit sensed data to their respective CHs, which then perform data aggregation and forward the aggregated packet to the BS using a single-hop communication mechanism [35]. In the proposed model, wireless communication is simulated using the first-order radio energy model that is Additive White Gaussian Noise (AWGN) channel., which incorporates both free-space (d²) and multipath (d⁴) channel models. For short-range intra cluster communication (d&lt;d0), the free-space model is used, assuming line-of-sight propagation. For long-range transmissions (d≥d0), the multipath model is applied to account for non-line-of-sight energy loss. This dual channel approach effectively captures large-scale path loss while maintaining computational simplicity, providing a realistic approximation of WSN communication behavior.</w:t>
+        <w:t>This layer is responsible for wireless communication and channel modeling during data transmission between sensor nodes, CHs and the BS.  It incorporates multi-hop packet routing using Dijkstra’s algorithm over a composite wireless channel, where the composite wireless channel is incorporated at the link evaluation stage by modeling both small-scale and large-scale fading effects. Specifically, Rician fading is used to characterize line-of-sight dominant signal variations, while Log-normal shadowing captures environmental attenuation due to vegetation and terrain. The resulting channel gain is integrated into the routing mechanism by defining link weights as a function of both transmission energy and channel quality. This enables Dijkstra-based multi-hop routing to select paths that are not only energy-efficient but also reliable under realistic agricultural channel conditions. It employs a radio energy dissipation model to estimate transmission and reception energy costs based on the distance between nodes and the volume of transmitted data.</w:t>
       </w:r>
     </w:p>
     <w:p>
       <w:pPr>
         <w:bidi w:val="0"/>
+        <w:ind w:firstLine="400" w:firstLineChars="200"/>
         <w:jc w:val="both"/>
         <w:rPr>
           <w:rFonts w:hint="default"/>
           <w:lang w:val="en-US"/>
         </w:rPr>
       </w:pPr>
-      <w:r>
-        <w:rPr>
-          <w:rFonts w:hint="default"/>
-          <w:lang w:val="en-US"/>
-        </w:rPr>
+    </w:p>
+    <w:p>
+      <w:pPr>
+        <w:bidi w:val="0"/>
+        <w:ind w:firstLine="400" w:firstLineChars="200"/>
+        <w:jc w:val="both"/>
+        <m:rPr/>
+        <w:rPr>
+          <w:rFonts w:hint="default" w:hAnsi="Cambria Math"/>
+          <w:i w:val="0"/>
+          <w:sz w:val="20"/>
+          <w:szCs w:val="20"/>
+          <w:lang w:val="en-US"/>
+        </w:rPr>
+      </w:pPr>
+      <m:oMathPara>
+        <m:oMath>
+          <m:sSub>
+            <m:sSubPr>
+              <m:ctrlPr>
+                <w:rPr>
+                  <w:rFonts w:hint="default" w:ascii="Cambria Math" w:hAnsi="Cambria Math" w:eastAsia="SimSun"/>
+                  <w:sz w:val="20"/>
+                  <w:szCs w:val="20"/>
+                </w:rPr>
+              </m:ctrlPr>
+            </m:sSubPr>
+            <m:e>
+              <m:r>
+                <m:rPr/>
+                <w:rPr>
+                  <w:rFonts w:hint="default" w:ascii="Cambria Math" w:hAnsi="Cambria Math" w:eastAsia="SimSun"/>
+                  <w:sz w:val="20"/>
+                  <w:szCs w:val="20"/>
+                </w:rPr>
+                <m:t>h</m:t>
+              </m:r>
+              <m:ctrlPr>
+                <w:rPr>
+                  <w:rFonts w:ascii="Cambria Math" w:hAnsi="Cambria Math" w:eastAsia="SimSun"/>
+                  <w:sz w:val="20"/>
+                  <w:szCs w:val="20"/>
+                </w:rPr>
+              </m:ctrlPr>
+            </m:e>
+            <m:sub>
+              <m:r>
+                <m:rPr/>
+                <w:rPr>
+                  <w:rFonts w:hint="default" w:ascii="Cambria Math" w:hAnsi="Cambria Math" w:eastAsia="SimSun"/>
+                  <w:sz w:val="20"/>
+                  <w:szCs w:val="20"/>
+                </w:rPr>
+                <m:t>ij</m:t>
+              </m:r>
+              <m:ctrlPr>
+                <w:rPr>
+                  <w:rFonts w:ascii="Cambria Math" w:hAnsi="Cambria Math" w:eastAsia="SimSun"/>
+                  <w:sz w:val="20"/>
+                  <w:szCs w:val="20"/>
+                </w:rPr>
+              </m:ctrlPr>
+            </m:sub>
+          </m:sSub>
+          <m:r>
+            <m:rPr/>
+            <w:rPr>
+              <w:rFonts w:hint="default" w:ascii="Cambria Math" w:hAnsi="Cambria Math" w:eastAsia="SimSun"/>
+              <w:sz w:val="20"/>
+              <w:szCs w:val="20"/>
+            </w:rPr>
+            <m:t>=</m:t>
+          </m:r>
+          <m:rad>
+            <m:radPr>
+              <m:degHide m:val="1"/>
+              <m:ctrlPr>
+                <w:rPr>
+                  <w:rFonts w:hint="default" w:ascii="Cambria Math" w:hAnsi="Cambria Math" w:eastAsia="SimSun"/>
+                  <w:sz w:val="20"/>
+                  <w:szCs w:val="20"/>
+                </w:rPr>
+              </m:ctrlPr>
+            </m:radPr>
+            <m:deg>
+              <m:ctrlPr>
+                <w:rPr>
+                  <w:rFonts w:ascii="Cambria Math" w:hAnsi="Cambria Math" w:eastAsia="SimSun"/>
+                  <w:sz w:val="20"/>
+                  <w:szCs w:val="20"/>
+                </w:rPr>
+              </m:ctrlPr>
+            </m:deg>
+            <m:e>
+              <m:f>
+                <m:fPr>
+                  <m:ctrlPr>
+                    <w:rPr>
+                      <w:rFonts w:hint="default" w:ascii="Cambria Math" w:hAnsi="Cambria Math" w:eastAsia="SimSun"/>
+                      <w:sz w:val="20"/>
+                      <w:szCs w:val="20"/>
+                    </w:rPr>
+                  </m:ctrlPr>
+                </m:fPr>
+                <m:num>
+                  <m:r>
+                    <m:rPr/>
+                    <w:rPr>
+                      <w:rFonts w:hint="default" w:ascii="Cambria Math" w:hAnsi="Cambria Math" w:eastAsia="SimSun"/>
+                      <w:sz w:val="20"/>
+                      <w:szCs w:val="20"/>
+                    </w:rPr>
+                    <m:t>K</m:t>
+                  </m:r>
+                  <m:ctrlPr>
+                    <w:rPr>
+                      <w:rFonts w:ascii="Cambria Math" w:hAnsi="Cambria Math" w:eastAsia="SimSun"/>
+                      <w:sz w:val="20"/>
+                      <w:szCs w:val="20"/>
+                    </w:rPr>
+                  </m:ctrlPr>
+                </m:num>
+                <m:den>
+                  <m:r>
+                    <m:rPr/>
+                    <w:rPr>
+                      <w:rFonts w:hint="default" w:ascii="Cambria Math" w:hAnsi="Cambria Math" w:eastAsia="SimSun"/>
+                      <w:sz w:val="20"/>
+                      <w:szCs w:val="20"/>
+                    </w:rPr>
+                    <m:t>K+1</m:t>
+                  </m:r>
+                  <m:ctrlPr>
+                    <w:rPr>
+                      <w:rFonts w:ascii="Cambria Math" w:hAnsi="Cambria Math" w:eastAsia="SimSun"/>
+                      <w:sz w:val="20"/>
+                      <w:szCs w:val="20"/>
+                    </w:rPr>
+                  </m:ctrlPr>
+                </m:den>
+              </m:f>
+              <m:ctrlPr>
+                <w:rPr>
+                  <w:rFonts w:hint="default" w:ascii="Cambria Math" w:hAnsi="Cambria Math" w:eastAsia="SimSun"/>
+                  <w:sz w:val="20"/>
+                  <w:szCs w:val="20"/>
+                </w:rPr>
+              </m:ctrlPr>
+            </m:e>
+          </m:rad>
+          <m:r>
+            <m:rPr/>
+            <w:rPr>
+              <w:rFonts w:hint="default" w:ascii="Cambria Math" w:hAnsi="Cambria Math" w:eastAsia="SimSun"/>
+              <w:sz w:val="20"/>
+              <w:szCs w:val="20"/>
+            </w:rPr>
+            <m:t>⋅</m:t>
+          </m:r>
+          <m:sSub>
+            <m:sSubPr>
+              <m:ctrlPr>
+                <w:rPr>
+                  <w:rFonts w:hint="default" w:ascii="Cambria Math" w:hAnsi="Cambria Math" w:eastAsia="SimSun"/>
+                  <w:sz w:val="20"/>
+                  <w:szCs w:val="20"/>
+                </w:rPr>
+              </m:ctrlPr>
+            </m:sSubPr>
+            <m:e>
+              <m:r>
+                <m:rPr/>
+                <w:rPr>
+                  <w:rFonts w:hint="default" w:ascii="Cambria Math" w:hAnsi="Cambria Math" w:eastAsia="SimSun"/>
+                  <w:sz w:val="20"/>
+                  <w:szCs w:val="20"/>
+                </w:rPr>
+                <m:t>h</m:t>
+              </m:r>
+              <m:ctrlPr>
+                <w:rPr>
+                  <w:rFonts w:hint="default" w:ascii="Cambria Math" w:hAnsi="Cambria Math" w:eastAsia="SimSun"/>
+                  <w:sz w:val="20"/>
+                  <w:szCs w:val="20"/>
+                </w:rPr>
+              </m:ctrlPr>
+            </m:e>
+            <m:sub>
+              <m:r>
+                <m:rPr/>
+                <w:rPr>
+                  <w:rFonts w:hint="default" w:ascii="Cambria Math" w:hAnsi="Cambria Math" w:eastAsia="SimSun"/>
+                  <w:sz w:val="20"/>
+                  <w:szCs w:val="20"/>
+                </w:rPr>
+                <m:t>LoS</m:t>
+              </m:r>
+              <m:ctrlPr>
+                <w:rPr>
+                  <w:rFonts w:hint="default" w:ascii="Cambria Math" w:hAnsi="Cambria Math" w:eastAsia="SimSun"/>
+                  <w:sz w:val="20"/>
+                  <w:szCs w:val="20"/>
+                </w:rPr>
+              </m:ctrlPr>
+            </m:sub>
+          </m:sSub>
+          <m:r>
+            <m:rPr/>
+            <w:rPr>
+              <w:rFonts w:hint="default" w:ascii="Cambria Math" w:hAnsi="Cambria Math" w:eastAsia="SimSun"/>
+              <w:sz w:val="20"/>
+              <w:szCs w:val="20"/>
+            </w:rPr>
+            <m:t>+</m:t>
+          </m:r>
+          <m:rad>
+            <m:radPr>
+              <m:degHide m:val="1"/>
+              <m:ctrlPr>
+                <w:rPr>
+                  <w:rFonts w:hint="default" w:ascii="Cambria Math" w:hAnsi="Cambria Math" w:eastAsia="SimSun"/>
+                  <w:sz w:val="20"/>
+                  <w:szCs w:val="20"/>
+                </w:rPr>
+              </m:ctrlPr>
+            </m:radPr>
+            <m:deg>
+              <m:ctrlPr>
+                <w:rPr>
+                  <w:rFonts w:hint="default" w:ascii="Cambria Math" w:hAnsi="Cambria Math" w:eastAsia="SimSun"/>
+                  <w:sz w:val="20"/>
+                  <w:szCs w:val="20"/>
+                </w:rPr>
+              </m:ctrlPr>
+            </m:deg>
+            <m:e>
+              <m:f>
+                <m:fPr>
+                  <m:ctrlPr>
+                    <w:rPr>
+                      <w:rFonts w:hint="default" w:ascii="Cambria Math" w:hAnsi="Cambria Math" w:eastAsia="SimSun"/>
+                      <w:sz w:val="20"/>
+                      <w:szCs w:val="20"/>
+                    </w:rPr>
+                  </m:ctrlPr>
+                </m:fPr>
+                <m:num>
+                  <m:r>
+                    <m:rPr/>
+                    <w:rPr>
+                      <w:rFonts w:hint="default" w:ascii="Cambria Math" w:hAnsi="Cambria Math" w:eastAsia="SimSun"/>
+                      <w:sz w:val="20"/>
+                      <w:szCs w:val="20"/>
+                    </w:rPr>
+                    <m:t>1</m:t>
+                  </m:r>
+                  <m:ctrlPr>
+                    <w:rPr>
+                      <w:rFonts w:ascii="Cambria Math" w:hAnsi="Cambria Math" w:eastAsia="SimSun"/>
+                      <w:sz w:val="20"/>
+                      <w:szCs w:val="20"/>
+                    </w:rPr>
+                  </m:ctrlPr>
+                </m:num>
+                <m:den>
+                  <m:r>
+                    <m:rPr/>
+                    <w:rPr>
+                      <w:rFonts w:hint="default" w:ascii="Cambria Math" w:hAnsi="Cambria Math" w:eastAsia="SimSun"/>
+                      <w:sz w:val="20"/>
+                      <w:szCs w:val="20"/>
+                    </w:rPr>
+                    <m:t>K+1</m:t>
+                  </m:r>
+                  <m:ctrlPr>
+                    <w:rPr>
+                      <w:rFonts w:ascii="Cambria Math" w:hAnsi="Cambria Math" w:eastAsia="SimSun"/>
+                      <w:sz w:val="20"/>
+                      <w:szCs w:val="20"/>
+                    </w:rPr>
+                  </m:ctrlPr>
+                </m:den>
+              </m:f>
+              <m:ctrlPr>
+                <w:rPr>
+                  <w:rFonts w:hint="default" w:ascii="Cambria Math" w:hAnsi="Cambria Math" w:eastAsia="SimSun"/>
+                  <w:sz w:val="20"/>
+                  <w:szCs w:val="20"/>
+                </w:rPr>
+              </m:ctrlPr>
+            </m:e>
+          </m:rad>
+          <m:r>
+            <m:rPr/>
+            <w:rPr>
+              <w:rFonts w:hint="default" w:ascii="Cambria Math" w:hAnsi="Cambria Math" w:eastAsia="SimSun"/>
+              <w:sz w:val="20"/>
+              <w:szCs w:val="20"/>
+            </w:rPr>
+            <m:t>⋅</m:t>
+          </m:r>
+          <m:sSub>
+            <m:sSubPr>
+              <m:ctrlPr>
+                <w:rPr>
+                  <w:rFonts w:hint="default" w:ascii="Cambria Math" w:hAnsi="Cambria Math" w:eastAsia="SimSun"/>
+                  <w:sz w:val="20"/>
+                  <w:szCs w:val="20"/>
+                </w:rPr>
+              </m:ctrlPr>
+            </m:sSubPr>
+            <m:e>
+              <m:r>
+                <m:rPr/>
+                <w:rPr>
+                  <w:rFonts w:hint="default" w:ascii="Cambria Math" w:hAnsi="Cambria Math" w:eastAsia="SimSun"/>
+                  <w:sz w:val="20"/>
+                  <w:szCs w:val="20"/>
+                </w:rPr>
+                <m:t>h</m:t>
+              </m:r>
+              <m:ctrlPr>
+                <w:rPr>
+                  <w:rFonts w:hint="default" w:ascii="Cambria Math" w:hAnsi="Cambria Math" w:eastAsia="SimSun"/>
+                  <w:sz w:val="20"/>
+                  <w:szCs w:val="20"/>
+                </w:rPr>
+              </m:ctrlPr>
+            </m:e>
+            <m:sub>
+              <m:r>
+                <m:rPr/>
+                <w:rPr>
+                  <w:rFonts w:hint="default" w:ascii="Cambria Math" w:hAnsi="Cambria Math" w:eastAsia="SimSun"/>
+                  <w:sz w:val="20"/>
+                  <w:szCs w:val="20"/>
+                </w:rPr>
+                <m:t>NLoS</m:t>
+              </m:r>
+              <m:ctrlPr>
+                <w:rPr>
+                  <w:rFonts w:hint="default" w:ascii="Cambria Math" w:hAnsi="Cambria Math" w:eastAsia="SimSun"/>
+                  <w:sz w:val="20"/>
+                  <w:szCs w:val="20"/>
+                </w:rPr>
+              </m:ctrlPr>
+            </m:sub>
+          </m:sSub>
+          <m:r>
+            <m:rPr>
+              <m:sty m:val="p"/>
+            </m:rPr>
+            <w:rPr>
+              <w:rFonts w:hint="default" w:ascii="Cambria Math" w:hAnsi="Cambria Math"/>
+              <w:sz w:val="20"/>
+              <w:szCs w:val="20"/>
+              <w:lang w:val="en-US"/>
+            </w:rPr>
+            <m:t xml:space="preserve">                       (11)</m:t>
+          </m:r>
+        </m:oMath>
+      </m:oMathPara>
+    </w:p>
+    <w:p>
+      <w:pPr>
+        <w:bidi w:val="0"/>
+        <w:ind w:firstLine="400" w:firstLineChars="200"/>
+        <w:jc w:val="both"/>
+        <m:rPr/>
+        <w:rPr>
+          <w:rFonts w:hint="default" w:hAnsi="Cambria Math"/>
+          <w:i w:val="0"/>
+          <w:sz w:val="20"/>
+          <w:szCs w:val="20"/>
+          <w:lang w:val="en-US"/>
+        </w:rPr>
+      </w:pPr>
+    </w:p>
+    <w:p>
+      <w:pPr>
+        <w:bidi w:val="0"/>
+        <w:jc w:val="both"/>
+        <m:rPr/>
+        <w:rPr>
+          <w:rFonts w:hint="default" w:hAnsi="Cambria Math"/>
+          <w:i w:val="0"/>
+          <w:sz w:val="20"/>
+          <w:szCs w:val="20"/>
+          <w:lang w:val="en-US"/>
+        </w:rPr>
+      </w:pPr>
+      <w:r>
+        <m:rPr/>
+        <w:rPr>
+          <w:rFonts w:hint="default" w:hAnsi="Cambria Math"/>
+          <w:i w:val="0"/>
+          <w:sz w:val="20"/>
+          <w:szCs w:val="20"/>
+          <w:lang w:val="en-US"/>
+        </w:rPr>
+        <w:t xml:space="preserve">Equation (11) represents the small-scale fading component, modeled using the Rician distribution, suitable for Line-of-Sight (LoS) dominant environments. </w:t>
+      </w:r>
+    </w:p>
+    <w:p>
+      <w:pPr>
+        <w:bidi w:val="0"/>
+        <w:jc w:val="both"/>
+        <m:rPr/>
+        <w:rPr>
+          <w:rFonts w:hint="default" w:hAnsi="Cambria Math"/>
+          <w:i w:val="0"/>
+          <w:sz w:val="20"/>
+          <w:szCs w:val="20"/>
+          <w:lang w:val="en-US"/>
+        </w:rPr>
+      </w:pPr>
+    </w:p>
+    <w:p>
+      <w:pPr>
+        <w:bidi w:val="0"/>
+        <w:jc w:val="both"/>
+        <w:rPr>
+          <w:rFonts w:hint="default" w:hAnsi="Cambria Math" w:eastAsia="SimSun"/>
+          <w:i w:val="0"/>
+          <w:sz w:val="24"/>
+          <w:lang w:val="en-US"/>
+        </w:rPr>
+      </w:pPr>
+      <m:oMathPara>
+        <m:oMath>
+          <m:r>
+            <m:rPr/>
+            <w:rPr>
+              <w:rFonts w:hint="default" w:ascii="Cambria Math" w:hAnsi="Cambria Math" w:eastAsia="SimSun"/>
+              <w:sz w:val="20"/>
+              <w:szCs w:val="20"/>
+            </w:rPr>
+            <m:t>PL(</m:t>
+          </m:r>
+          <m:sSub>
+            <m:sSubPr>
+              <m:ctrlPr>
+                <w:rPr>
+                  <w:rFonts w:hint="default" w:ascii="Cambria Math" w:hAnsi="Cambria Math" w:eastAsia="SimSun"/>
+                  <w:sz w:val="20"/>
+                  <w:szCs w:val="20"/>
+                </w:rPr>
+              </m:ctrlPr>
+            </m:sSubPr>
+            <m:e>
+              <m:r>
+                <m:rPr/>
+                <w:rPr>
+                  <w:rFonts w:hint="default" w:ascii="Cambria Math" w:hAnsi="Cambria Math" w:eastAsia="SimSun"/>
+                  <w:sz w:val="20"/>
+                  <w:szCs w:val="20"/>
+                </w:rPr>
+                <m:t>d</m:t>
+              </m:r>
+              <m:ctrlPr>
+                <w:rPr>
+                  <w:rFonts w:ascii="Cambria Math" w:hAnsi="Cambria Math" w:eastAsia="SimSun"/>
+                  <w:sz w:val="20"/>
+                  <w:szCs w:val="20"/>
+                </w:rPr>
+              </m:ctrlPr>
+            </m:e>
+            <m:sub>
+              <m:r>
+                <m:rPr/>
+                <w:rPr>
+                  <w:rFonts w:hint="default" w:ascii="Cambria Math" w:hAnsi="Cambria Math" w:eastAsia="SimSun"/>
+                  <w:sz w:val="20"/>
+                  <w:szCs w:val="20"/>
+                </w:rPr>
+                <m:t>ij</m:t>
+              </m:r>
+              <m:ctrlPr>
+                <w:rPr>
+                  <w:rFonts w:ascii="Cambria Math" w:hAnsi="Cambria Math" w:eastAsia="SimSun"/>
+                  <w:sz w:val="20"/>
+                  <w:szCs w:val="20"/>
+                </w:rPr>
+              </m:ctrlPr>
+            </m:sub>
+          </m:sSub>
+          <m:r>
+            <m:rPr/>
+            <w:rPr>
+              <w:rFonts w:hint="default" w:ascii="Cambria Math" w:hAnsi="Cambria Math" w:eastAsia="SimSun"/>
+              <w:sz w:val="20"/>
+              <w:szCs w:val="20"/>
+            </w:rPr>
+            <m:t>)=PL(</m:t>
+          </m:r>
+          <m:sSub>
+            <m:sSubPr>
+              <m:ctrlPr>
+                <w:rPr>
+                  <w:rFonts w:hint="default" w:ascii="Cambria Math" w:hAnsi="Cambria Math" w:eastAsia="SimSun"/>
+                  <w:sz w:val="20"/>
+                  <w:szCs w:val="20"/>
+                </w:rPr>
+              </m:ctrlPr>
+            </m:sSubPr>
+            <m:e>
+              <m:r>
+                <m:rPr/>
+                <w:rPr>
+                  <w:rFonts w:hint="default" w:ascii="Cambria Math" w:hAnsi="Cambria Math" w:eastAsia="SimSun"/>
+                  <w:sz w:val="20"/>
+                  <w:szCs w:val="20"/>
+                </w:rPr>
+                <m:t>d</m:t>
+              </m:r>
+              <m:ctrlPr>
+                <w:rPr>
+                  <w:rFonts w:ascii="Cambria Math" w:hAnsi="Cambria Math" w:eastAsia="SimSun"/>
+                  <w:sz w:val="20"/>
+                  <w:szCs w:val="20"/>
+                </w:rPr>
+              </m:ctrlPr>
+            </m:e>
+            <m:sub>
+              <m:r>
+                <m:rPr/>
+                <w:rPr>
+                  <w:rFonts w:hint="default" w:ascii="Cambria Math" w:hAnsi="Cambria Math" w:eastAsia="SimSun"/>
+                  <w:sz w:val="20"/>
+                  <w:szCs w:val="20"/>
+                </w:rPr>
+                <m:t>0</m:t>
+              </m:r>
+              <m:ctrlPr>
+                <w:rPr>
+                  <w:rFonts w:ascii="Cambria Math" w:hAnsi="Cambria Math" w:eastAsia="SimSun"/>
+                  <w:sz w:val="20"/>
+                  <w:szCs w:val="20"/>
+                </w:rPr>
+              </m:ctrlPr>
+            </m:sub>
+          </m:sSub>
+          <m:r>
+            <m:rPr/>
+            <w:rPr>
+              <w:rFonts w:hint="default" w:ascii="Cambria Math" w:hAnsi="Cambria Math" w:eastAsia="SimSun"/>
+              <w:sz w:val="20"/>
+              <w:szCs w:val="20"/>
+            </w:rPr>
+            <m:t>)+10n</m:t>
+          </m:r>
+          <m:func>
+            <m:funcPr>
+              <m:ctrlPr>
+                <w:rPr>
+                  <w:rFonts w:hint="default" w:ascii="Cambria Math" w:hAnsi="Cambria Math" w:eastAsia="SimSun"/>
+                  <w:sz w:val="20"/>
+                  <w:szCs w:val="20"/>
+                </w:rPr>
+              </m:ctrlPr>
+            </m:funcPr>
+            <m:fName>
+              <m:sSub>
+                <m:sSubPr>
+                  <m:ctrlPr>
+                    <w:rPr>
+                      <w:rFonts w:hint="default" w:ascii="Cambria Math" w:hAnsi="Cambria Math" w:eastAsia="SimSun"/>
+                      <w:sz w:val="20"/>
+                      <w:szCs w:val="20"/>
+                    </w:rPr>
+                  </m:ctrlPr>
+                </m:sSubPr>
+                <m:e>
+                  <m:r>
+                    <m:rPr>
+                      <m:sty m:val="p"/>
+                    </m:rPr>
+                    <w:rPr>
+                      <w:rFonts w:hint="default" w:ascii="Cambria Math" w:hAnsi="Cambria Math" w:eastAsia="SimSun"/>
+                      <w:sz w:val="20"/>
+                      <w:szCs w:val="20"/>
+                    </w:rPr>
+                    <m:t>log</m:t>
+                  </m:r>
+                  <m:ctrlPr>
+                    <w:rPr>
+                      <w:rFonts w:ascii="Cambria Math" w:hAnsi="Cambria Math" w:eastAsia="SimSun"/>
+                      <w:sz w:val="20"/>
+                      <w:szCs w:val="20"/>
+                    </w:rPr>
+                  </m:ctrlPr>
+                </m:e>
+                <m:sub>
+                  <m:r>
+                    <m:rPr/>
+                    <w:rPr>
+                      <w:rFonts w:hint="default" w:ascii="Cambria Math" w:hAnsi="Cambria Math" w:eastAsia="SimSun"/>
+                      <w:sz w:val="20"/>
+                      <w:szCs w:val="20"/>
+                    </w:rPr>
+                    <m:t>10</m:t>
+                  </m:r>
+                  <m:ctrlPr>
+                    <w:rPr>
+                      <w:rFonts w:ascii="Cambria Math" w:hAnsi="Cambria Math" w:eastAsia="SimSun"/>
+                      <w:sz w:val="20"/>
+                      <w:szCs w:val="20"/>
+                    </w:rPr>
+                  </m:ctrlPr>
+                </m:sub>
+              </m:sSub>
+              <m:ctrlPr>
+                <w:rPr>
+                  <w:rFonts w:hint="default" w:ascii="Cambria Math" w:hAnsi="Cambria Math" w:eastAsia="SimSun"/>
+                  <w:sz w:val="20"/>
+                  <w:szCs w:val="20"/>
+                </w:rPr>
+              </m:ctrlPr>
+            </m:fName>
+            <m:e>
+              <m:d>
+                <m:dPr>
+                  <m:ctrlPr>
+                    <w:rPr>
+                      <w:rFonts w:hint="default" w:ascii="Cambria Math" w:hAnsi="Cambria Math" w:eastAsia="SimSun"/>
+                      <w:sz w:val="20"/>
+                      <w:szCs w:val="20"/>
+                    </w:rPr>
+                  </m:ctrlPr>
+                </m:dPr>
+                <m:e>
+                  <m:f>
+                    <m:fPr>
+                      <m:ctrlPr>
+                        <w:rPr>
+                          <w:rFonts w:hint="default" w:ascii="Cambria Math" w:hAnsi="Cambria Math" w:eastAsia="SimSun"/>
+                          <w:sz w:val="20"/>
+                          <w:szCs w:val="20"/>
+                        </w:rPr>
+                      </m:ctrlPr>
+                    </m:fPr>
+                    <m:num>
+                      <m:sSub>
+                        <m:sSubPr>
+                          <m:ctrlPr>
+                            <w:rPr>
+                              <w:rFonts w:hint="default" w:ascii="Cambria Math" w:hAnsi="Cambria Math" w:eastAsia="SimSun"/>
+                              <w:sz w:val="20"/>
+                              <w:szCs w:val="20"/>
+                            </w:rPr>
+                          </m:ctrlPr>
+                        </m:sSubPr>
+                        <m:e>
+                          <m:r>
+                            <m:rPr/>
+                            <w:rPr>
+                              <w:rFonts w:hint="default" w:ascii="Cambria Math" w:hAnsi="Cambria Math" w:eastAsia="SimSun"/>
+                              <w:sz w:val="20"/>
+                              <w:szCs w:val="20"/>
+                            </w:rPr>
+                            <m:t>d</m:t>
+                          </m:r>
+                          <m:ctrlPr>
+                            <w:rPr>
+                              <w:rFonts w:ascii="Cambria Math" w:hAnsi="Cambria Math" w:eastAsia="SimSun"/>
+                              <w:sz w:val="20"/>
+                              <w:szCs w:val="20"/>
+                            </w:rPr>
+                          </m:ctrlPr>
+                        </m:e>
+                        <m:sub>
+                          <m:r>
+                            <m:rPr/>
+                            <w:rPr>
+                              <w:rFonts w:hint="default" w:ascii="Cambria Math" w:hAnsi="Cambria Math" w:eastAsia="SimSun"/>
+                              <w:sz w:val="20"/>
+                              <w:szCs w:val="20"/>
+                            </w:rPr>
+                            <m:t>ij</m:t>
+                          </m:r>
+                          <m:ctrlPr>
+                            <w:rPr>
+                              <w:rFonts w:ascii="Cambria Math" w:hAnsi="Cambria Math" w:eastAsia="SimSun"/>
+                              <w:sz w:val="20"/>
+                              <w:szCs w:val="20"/>
+                            </w:rPr>
+                          </m:ctrlPr>
+                        </m:sub>
+                      </m:sSub>
+                      <m:ctrlPr>
+                        <w:rPr>
+                          <w:rFonts w:hint="default" w:ascii="Cambria Math" w:hAnsi="Cambria Math" w:eastAsia="SimSun"/>
+                          <w:sz w:val="20"/>
+                          <w:szCs w:val="20"/>
+                        </w:rPr>
+                      </m:ctrlPr>
+                    </m:num>
+                    <m:den>
+                      <m:sSub>
+                        <m:sSubPr>
+                          <m:ctrlPr>
+                            <w:rPr>
+                              <w:rFonts w:hint="default" w:ascii="Cambria Math" w:hAnsi="Cambria Math" w:eastAsia="SimSun"/>
+                              <w:sz w:val="20"/>
+                              <w:szCs w:val="20"/>
+                            </w:rPr>
+                          </m:ctrlPr>
+                        </m:sSubPr>
+                        <m:e>
+                          <m:r>
+                            <m:rPr/>
+                            <w:rPr>
+                              <w:rFonts w:hint="default" w:ascii="Cambria Math" w:hAnsi="Cambria Math" w:eastAsia="SimSun"/>
+                              <w:sz w:val="20"/>
+                              <w:szCs w:val="20"/>
+                            </w:rPr>
+                            <m:t>d</m:t>
+                          </m:r>
+                          <m:ctrlPr>
+                            <w:rPr>
+                              <w:rFonts w:ascii="Cambria Math" w:hAnsi="Cambria Math" w:eastAsia="SimSun"/>
+                              <w:sz w:val="20"/>
+                              <w:szCs w:val="20"/>
+                            </w:rPr>
+                          </m:ctrlPr>
+                        </m:e>
+                        <m:sub>
+                          <m:r>
+                            <m:rPr/>
+                            <w:rPr>
+                              <w:rFonts w:hint="default" w:ascii="Cambria Math" w:hAnsi="Cambria Math" w:eastAsia="SimSun"/>
+                              <w:sz w:val="20"/>
+                              <w:szCs w:val="20"/>
+                            </w:rPr>
+                            <m:t>0</m:t>
+                          </m:r>
+                          <m:ctrlPr>
+                            <w:rPr>
+                              <w:rFonts w:ascii="Cambria Math" w:hAnsi="Cambria Math" w:eastAsia="SimSun"/>
+                              <w:sz w:val="20"/>
+                              <w:szCs w:val="20"/>
+                            </w:rPr>
+                          </m:ctrlPr>
+                        </m:sub>
+                      </m:sSub>
+                      <m:ctrlPr>
+                        <w:rPr>
+                          <w:rFonts w:hint="default" w:ascii="Cambria Math" w:hAnsi="Cambria Math" w:eastAsia="SimSun"/>
+                          <w:sz w:val="20"/>
+                          <w:szCs w:val="20"/>
+                        </w:rPr>
+                      </m:ctrlPr>
+                    </m:den>
+                  </m:f>
+                  <m:ctrlPr>
+                    <w:rPr>
+                      <w:rFonts w:hint="default" w:ascii="Cambria Math" w:hAnsi="Cambria Math" w:eastAsia="SimSun"/>
+                      <w:sz w:val="20"/>
+                      <w:szCs w:val="20"/>
+                    </w:rPr>
+                  </m:ctrlPr>
+                </m:e>
+              </m:d>
+              <m:ctrlPr>
+                <w:rPr>
+                  <w:rFonts w:hint="default" w:ascii="Cambria Math" w:hAnsi="Cambria Math" w:eastAsia="SimSun"/>
+                  <w:sz w:val="20"/>
+                  <w:szCs w:val="20"/>
+                </w:rPr>
+              </m:ctrlPr>
+            </m:e>
+          </m:func>
+          <m:r>
+            <m:rPr/>
+            <w:rPr>
+              <w:rFonts w:hint="default" w:ascii="Cambria Math" w:hAnsi="Cambria Math" w:eastAsia="SimSun"/>
+              <w:sz w:val="20"/>
+              <w:szCs w:val="20"/>
+            </w:rPr>
+            <m:t>+</m:t>
+          </m:r>
+          <m:sSub>
+            <m:sSubPr>
+              <m:ctrlPr>
+                <w:rPr>
+                  <w:rFonts w:hint="default" w:ascii="Cambria Math" w:hAnsi="Cambria Math" w:eastAsia="SimSun"/>
+                  <w:sz w:val="20"/>
+                  <w:szCs w:val="20"/>
+                </w:rPr>
+              </m:ctrlPr>
+            </m:sSubPr>
+            <m:e>
+              <m:r>
+                <m:rPr/>
+                <w:rPr>
+                  <w:rFonts w:hint="default" w:ascii="Cambria Math" w:hAnsi="Cambria Math" w:eastAsia="SimSun"/>
+                  <w:sz w:val="20"/>
+                  <w:szCs w:val="20"/>
+                </w:rPr>
+                <m:t>X</m:t>
+              </m:r>
+              <m:ctrlPr>
+                <w:rPr>
+                  <w:rFonts w:hint="default" w:ascii="Cambria Math" w:hAnsi="Cambria Math" w:eastAsia="SimSun"/>
+                  <w:sz w:val="20"/>
+                  <w:szCs w:val="20"/>
+                </w:rPr>
+              </m:ctrlPr>
+            </m:e>
+            <m:sub>
+              <m:r>
+                <m:rPr/>
+                <w:rPr>
+                  <w:rFonts w:hint="default" w:ascii="Cambria Math" w:hAnsi="Cambria Math" w:eastAsia="SimSun"/>
+                  <w:sz w:val="20"/>
+                  <w:szCs w:val="20"/>
+                </w:rPr>
+                <m:t>σ</m:t>
+              </m:r>
+              <m:r>
+                <m:rPr/>
+                <w:rPr>
+                  <w:rFonts w:hint="default" w:ascii="Cambria Math" w:hAnsi="Cambria Math"/>
+                  <w:sz w:val="20"/>
+                  <w:szCs w:val="20"/>
+                  <w:lang w:val="en-US"/>
+                </w:rPr>
+                <m:t xml:space="preserve"> </m:t>
+              </m:r>
+              <m:ctrlPr>
+                <w:rPr>
+                  <w:rFonts w:hint="default" w:ascii="Cambria Math" w:hAnsi="Cambria Math" w:eastAsia="SimSun"/>
+                  <w:sz w:val="20"/>
+                  <w:szCs w:val="20"/>
+                </w:rPr>
+              </m:ctrlPr>
+            </m:sub>
+          </m:sSub>
+          <m:r>
+            <m:rPr>
+              <m:sty m:val="p"/>
+            </m:rPr>
+            <w:rPr>
+              <w:rFonts w:hint="default" w:ascii="Cambria Math" w:hAnsi="Cambria Math"/>
+              <w:sz w:val="20"/>
+              <w:szCs w:val="20"/>
+              <w:lang w:val="en-US"/>
+            </w:rPr>
+            <m:t xml:space="preserve">             </m:t>
+          </m:r>
+          <m:r>
+            <m:rPr>
+              <m:sty m:val="p"/>
+            </m:rPr>
+            <w:rPr>
+              <w:rFonts w:hint="default" w:ascii="Cambria Math" w:hAnsi="Cambria Math"/>
+              <w:sz w:val="20"/>
+              <w:szCs w:val="20"/>
+              <w:lang w:val="en-US"/>
+            </w:rPr>
+            <m:t>(12)</m:t>
+          </m:r>
+        </m:oMath>
+      </m:oMathPara>
+    </w:p>
+    <w:p>
+      <w:pPr>
+        <w:bidi w:val="0"/>
+        <w:jc w:val="both"/>
+        <w:rPr>
+          <w:rFonts w:hint="default" w:hAnsi="Cambria Math" w:eastAsia="SimSun"/>
+          <w:i w:val="0"/>
+          <w:sz w:val="24"/>
+        </w:rPr>
+      </w:pPr>
+    </w:p>
+    <w:p>
+      <w:pPr>
+        <w:bidi w:val="0"/>
+        <w:jc w:val="both"/>
+        <w:rPr>
+          <w:rFonts w:hint="default" w:hAnsi="Cambria Math" w:eastAsia="SimSun"/>
+          <w:i w:val="0"/>
+          <w:sz w:val="24"/>
+          <w:lang w:val="en-US"/>
+        </w:rPr>
+      </w:pPr>
+      <m:oMathPara>
+        <m:oMath>
+          <m:sSub>
+            <m:sSubPr>
+              <m:ctrlPr>
+                <w:rPr>
+                  <w:rFonts w:hint="default" w:ascii="Cambria Math" w:hAnsi="Cambria Math" w:eastAsia="SimSun"/>
+                  <w:sz w:val="20"/>
+                  <w:szCs w:val="20"/>
+                </w:rPr>
+              </m:ctrlPr>
+            </m:sSubPr>
+            <m:e>
+              <m:r>
+                <m:rPr/>
+                <w:rPr>
+                  <w:rFonts w:hint="default" w:ascii="Cambria Math" w:hAnsi="Cambria Math" w:eastAsia="SimSun"/>
+                  <w:sz w:val="20"/>
+                  <w:szCs w:val="20"/>
+                </w:rPr>
+                <m:t>G</m:t>
+              </m:r>
+              <m:ctrlPr>
+                <w:rPr>
+                  <w:rFonts w:ascii="Cambria Math" w:hAnsi="Cambria Math" w:eastAsia="SimSun"/>
+                  <w:sz w:val="20"/>
+                  <w:szCs w:val="20"/>
+                </w:rPr>
+              </m:ctrlPr>
+            </m:e>
+            <m:sub>
+              <m:r>
+                <m:rPr/>
+                <w:rPr>
+                  <w:rFonts w:hint="default" w:ascii="Cambria Math" w:hAnsi="Cambria Math" w:eastAsia="SimSun"/>
+                  <w:sz w:val="20"/>
+                  <w:szCs w:val="20"/>
+                </w:rPr>
+                <m:t>ij</m:t>
+              </m:r>
+              <m:ctrlPr>
+                <w:rPr>
+                  <w:rFonts w:ascii="Cambria Math" w:hAnsi="Cambria Math" w:eastAsia="SimSun"/>
+                  <w:sz w:val="20"/>
+                  <w:szCs w:val="20"/>
+                </w:rPr>
+              </m:ctrlPr>
+            </m:sub>
+          </m:sSub>
+          <m:r>
+            <m:rPr/>
+            <w:rPr>
+              <w:rFonts w:hint="default" w:ascii="Cambria Math" w:hAnsi="Cambria Math" w:eastAsia="SimSun"/>
+              <w:sz w:val="20"/>
+              <w:szCs w:val="20"/>
+            </w:rPr>
+            <m:t>=|</m:t>
+          </m:r>
+          <m:sSub>
+            <m:sSubPr>
+              <m:ctrlPr>
+                <w:rPr>
+                  <w:rFonts w:hint="default" w:ascii="Cambria Math" w:hAnsi="Cambria Math" w:eastAsia="SimSun"/>
+                  <w:sz w:val="20"/>
+                  <w:szCs w:val="20"/>
+                </w:rPr>
+              </m:ctrlPr>
+            </m:sSubPr>
+            <m:e>
+              <m:r>
+                <m:rPr/>
+                <w:rPr>
+                  <w:rFonts w:hint="default" w:ascii="Cambria Math" w:hAnsi="Cambria Math" w:eastAsia="SimSun"/>
+                  <w:sz w:val="20"/>
+                  <w:szCs w:val="20"/>
+                </w:rPr>
+                <m:t>h</m:t>
+              </m:r>
+              <m:ctrlPr>
+                <w:rPr>
+                  <w:rFonts w:ascii="Cambria Math" w:hAnsi="Cambria Math" w:eastAsia="SimSun"/>
+                  <w:sz w:val="20"/>
+                  <w:szCs w:val="20"/>
+                </w:rPr>
+              </m:ctrlPr>
+            </m:e>
+            <m:sub>
+              <m:r>
+                <m:rPr/>
+                <w:rPr>
+                  <w:rFonts w:hint="default" w:ascii="Cambria Math" w:hAnsi="Cambria Math" w:eastAsia="SimSun"/>
+                  <w:sz w:val="20"/>
+                  <w:szCs w:val="20"/>
+                </w:rPr>
+                <m:t>ij</m:t>
+              </m:r>
+              <m:ctrlPr>
+                <w:rPr>
+                  <w:rFonts w:ascii="Cambria Math" w:hAnsi="Cambria Math" w:eastAsia="SimSun"/>
+                  <w:sz w:val="20"/>
+                  <w:szCs w:val="20"/>
+                </w:rPr>
+              </m:ctrlPr>
+            </m:sub>
+          </m:sSub>
+          <m:sSup>
+            <m:sSupPr>
+              <m:ctrlPr>
+                <w:rPr>
+                  <w:rFonts w:hint="default" w:ascii="Cambria Math" w:hAnsi="Cambria Math" w:eastAsia="SimSun"/>
+                  <w:sz w:val="20"/>
+                  <w:szCs w:val="20"/>
+                </w:rPr>
+              </m:ctrlPr>
+            </m:sSupPr>
+            <m:e>
+              <m:r>
+                <m:rPr/>
+                <w:rPr>
+                  <w:rFonts w:hint="default" w:ascii="Cambria Math" w:hAnsi="Cambria Math" w:eastAsia="SimSun"/>
+                  <w:sz w:val="20"/>
+                  <w:szCs w:val="20"/>
+                </w:rPr>
+                <m:t>|</m:t>
+              </m:r>
+              <m:ctrlPr>
+                <w:rPr>
+                  <w:rFonts w:ascii="Cambria Math" w:hAnsi="Cambria Math" w:eastAsia="SimSun"/>
+                  <w:sz w:val="20"/>
+                  <w:szCs w:val="20"/>
+                </w:rPr>
+              </m:ctrlPr>
+            </m:e>
+            <m:sup>
+              <m:r>
+                <m:rPr/>
+                <w:rPr>
+                  <w:rFonts w:hint="default" w:ascii="Cambria Math" w:hAnsi="Cambria Math" w:eastAsia="SimSun"/>
+                  <w:sz w:val="20"/>
+                  <w:szCs w:val="20"/>
+                </w:rPr>
+                <m:t>2</m:t>
+              </m:r>
+              <m:ctrlPr>
+                <w:rPr>
+                  <w:rFonts w:ascii="Cambria Math" w:hAnsi="Cambria Math" w:eastAsia="SimSun"/>
+                  <w:sz w:val="20"/>
+                  <w:szCs w:val="20"/>
+                </w:rPr>
+              </m:ctrlPr>
+            </m:sup>
+          </m:sSup>
+          <m:r>
+            <m:rPr/>
+            <w:rPr>
+              <w:rFonts w:hint="default" w:ascii="Cambria Math" w:hAnsi="Cambria Math" w:eastAsia="SimSun"/>
+              <w:sz w:val="20"/>
+              <w:szCs w:val="20"/>
+            </w:rPr>
+            <m:t>⋅1</m:t>
+          </m:r>
+          <m:sSup>
+            <m:sSupPr>
+              <m:ctrlPr>
+                <w:rPr>
+                  <w:rFonts w:hint="default" w:ascii="Cambria Math" w:hAnsi="Cambria Math" w:eastAsia="SimSun"/>
+                  <w:sz w:val="20"/>
+                  <w:szCs w:val="20"/>
+                </w:rPr>
+              </m:ctrlPr>
+            </m:sSupPr>
+            <m:e>
+              <m:r>
+                <m:rPr/>
+                <w:rPr>
+                  <w:rFonts w:hint="default" w:ascii="Cambria Math" w:hAnsi="Cambria Math" w:eastAsia="SimSun"/>
+                  <w:sz w:val="20"/>
+                  <w:szCs w:val="20"/>
+                </w:rPr>
+                <m:t>0</m:t>
+              </m:r>
+              <m:ctrlPr>
+                <w:rPr>
+                  <w:rFonts w:ascii="Cambria Math" w:hAnsi="Cambria Math" w:eastAsia="SimSun"/>
+                  <w:sz w:val="20"/>
+                  <w:szCs w:val="20"/>
+                </w:rPr>
+              </m:ctrlPr>
+            </m:e>
+            <m:sup>
+              <m:r>
+                <m:rPr/>
+                <w:rPr>
+                  <w:rFonts w:hint="default" w:ascii="Cambria Math" w:hAnsi="Cambria Math" w:eastAsia="SimSun"/>
+                  <w:sz w:val="20"/>
+                  <w:szCs w:val="20"/>
+                </w:rPr>
+                <m:t>−</m:t>
+              </m:r>
+              <m:f>
+                <m:fPr>
+                  <m:ctrlPr>
+                    <w:rPr>
+                      <w:rFonts w:hint="default" w:ascii="Cambria Math" w:hAnsi="Cambria Math" w:eastAsia="SimSun"/>
+                      <w:sz w:val="20"/>
+                      <w:szCs w:val="20"/>
+                    </w:rPr>
+                  </m:ctrlPr>
+                </m:fPr>
+                <m:num>
+                  <m:r>
+                    <m:rPr/>
+                    <w:rPr>
+                      <w:rFonts w:hint="default" w:ascii="Cambria Math" w:hAnsi="Cambria Math" w:eastAsia="SimSun"/>
+                      <w:sz w:val="20"/>
+                      <w:szCs w:val="20"/>
+                    </w:rPr>
+                    <m:t>PL(</m:t>
+                  </m:r>
+                  <m:sSub>
+                    <m:sSubPr>
+                      <m:ctrlPr>
+                        <w:rPr>
+                          <w:rFonts w:hint="default" w:ascii="Cambria Math" w:hAnsi="Cambria Math" w:eastAsia="SimSun"/>
+                          <w:sz w:val="20"/>
+                          <w:szCs w:val="20"/>
+                        </w:rPr>
+                      </m:ctrlPr>
+                    </m:sSubPr>
+                    <m:e>
+                      <m:r>
+                        <m:rPr/>
+                        <w:rPr>
+                          <w:rFonts w:hint="default" w:ascii="Cambria Math" w:hAnsi="Cambria Math" w:eastAsia="SimSun"/>
+                          <w:sz w:val="20"/>
+                          <w:szCs w:val="20"/>
+                        </w:rPr>
+                        <m:t>d</m:t>
+                      </m:r>
+                      <m:ctrlPr>
+                        <w:rPr>
+                          <w:rFonts w:ascii="Cambria Math" w:hAnsi="Cambria Math" w:eastAsia="SimSun"/>
+                          <w:sz w:val="20"/>
+                          <w:szCs w:val="20"/>
+                        </w:rPr>
+                      </m:ctrlPr>
+                    </m:e>
+                    <m:sub>
+                      <m:r>
+                        <m:rPr/>
+                        <w:rPr>
+                          <w:rFonts w:hint="default" w:ascii="Cambria Math" w:hAnsi="Cambria Math" w:eastAsia="SimSun"/>
+                          <w:sz w:val="20"/>
+                          <w:szCs w:val="20"/>
+                        </w:rPr>
+                        <m:t>ij</m:t>
+                      </m:r>
+                      <m:ctrlPr>
+                        <w:rPr>
+                          <w:rFonts w:ascii="Cambria Math" w:hAnsi="Cambria Math" w:eastAsia="SimSun"/>
+                          <w:sz w:val="20"/>
+                          <w:szCs w:val="20"/>
+                        </w:rPr>
+                      </m:ctrlPr>
+                    </m:sub>
+                  </m:sSub>
+                  <m:r>
+                    <m:rPr/>
+                    <w:rPr>
+                      <w:rFonts w:hint="default" w:ascii="Cambria Math" w:hAnsi="Cambria Math" w:eastAsia="SimSun"/>
+                      <w:sz w:val="20"/>
+                      <w:szCs w:val="20"/>
+                    </w:rPr>
+                    <m:t>)</m:t>
+                  </m:r>
+                  <m:ctrlPr>
+                    <w:rPr>
+                      <w:rFonts w:hint="default" w:ascii="Cambria Math" w:hAnsi="Cambria Math" w:eastAsia="SimSun"/>
+                      <w:sz w:val="20"/>
+                      <w:szCs w:val="20"/>
+                    </w:rPr>
+                  </m:ctrlPr>
+                </m:num>
+                <m:den>
+                  <m:r>
+                    <m:rPr/>
+                    <w:rPr>
+                      <w:rFonts w:hint="default" w:ascii="Cambria Math" w:hAnsi="Cambria Math" w:eastAsia="SimSun"/>
+                      <w:sz w:val="20"/>
+                      <w:szCs w:val="20"/>
+                    </w:rPr>
+                    <m:t>10</m:t>
+                  </m:r>
+                  <m:ctrlPr>
+                    <w:rPr>
+                      <w:rFonts w:hint="default" w:ascii="Cambria Math" w:hAnsi="Cambria Math" w:eastAsia="SimSun"/>
+                      <w:sz w:val="20"/>
+                      <w:szCs w:val="20"/>
+                    </w:rPr>
+                  </m:ctrlPr>
+                </m:den>
+              </m:f>
+              <m:ctrlPr>
+                <w:rPr>
+                  <w:rFonts w:hint="default" w:ascii="Cambria Math" w:hAnsi="Cambria Math" w:eastAsia="SimSun"/>
+                  <w:sz w:val="20"/>
+                  <w:szCs w:val="20"/>
+                </w:rPr>
+              </m:ctrlPr>
+            </m:sup>
+          </m:sSup>
+          <m:r>
+            <m:rPr>
+              <m:sty m:val="p"/>
+            </m:rPr>
+            <w:rPr>
+              <w:rFonts w:hint="default" w:ascii="Cambria Math" w:hAnsi="Cambria Math"/>
+              <w:sz w:val="20"/>
+              <w:szCs w:val="20"/>
+              <w:lang w:val="en-US"/>
+            </w:rPr>
+            <m:t xml:space="preserve">                                                   (13)</m:t>
+          </m:r>
+        </m:oMath>
+      </m:oMathPara>
+    </w:p>
+    <w:p>
+      <w:pPr>
+        <w:bidi w:val="0"/>
+        <w:jc w:val="both"/>
+        <w:rPr>
+          <w:rFonts w:hint="default" w:hAnsi="Cambria Math" w:eastAsia="SimSun"/>
+          <w:i w:val="0"/>
+          <w:sz w:val="24"/>
+        </w:rPr>
+      </w:pPr>
+    </w:p>
+    <w:p>
+      <w:pPr>
+        <w:bidi w:val="0"/>
+        <w:jc w:val="both"/>
+        <m:rPr/>
+        <w:rPr>
+          <w:rFonts w:hint="default" w:hAnsi="SimSun" w:cs="SimSun"/>
+          <w:i w:val="0"/>
+          <w:sz w:val="20"/>
+          <w:szCs w:val="20"/>
+          <w:lang w:val="en-US"/>
+        </w:rPr>
+      </w:pPr>
+      <w:r>
+        <m:rPr/>
+        <w:rPr>
+          <w:rFonts w:hint="default" w:hAnsi="SimSun" w:cs="SimSun"/>
+          <w:i w:val="0"/>
+          <w:sz w:val="20"/>
+          <w:szCs w:val="20"/>
+          <w:lang w:val="en-US"/>
+        </w:rPr>
+        <w:t>Equation (12) represent the large-scale path loss by shadowing, n is the path loss exponent, Xσ is a Gaussian random variable representing shadowing effects. Equation (13) represents the overall channel gain which is obtained by combining small-scale and large-scale effects, t</w:t>
+      </w:r>
+      <w:r>
+        <m:rPr/>
+        <w:rPr>
+          <w:rFonts w:hint="default" w:hAnsi="SimSun" w:eastAsia="SimSun" w:cs="SimSun"/>
+          <w:i w:val="0"/>
+          <w:sz w:val="20"/>
+          <w:szCs w:val="20"/>
+          <w:lang w:val="en-US"/>
+        </w:rPr>
+        <w:t>he effective channel gain between nodes i and j is computed as</w:t>
+      </w:r>
+      <w:r>
+        <m:rPr/>
+        <w:rPr>
+          <w:rFonts w:hint="default" w:hAnsi="SimSun" w:cs="SimSun"/>
+          <w:i w:val="0"/>
+          <w:sz w:val="20"/>
+          <w:szCs w:val="20"/>
+          <w:lang w:val="en-US"/>
+        </w:rPr>
+        <w:t xml:space="preserve"> Gij. Now  SNRᵢⱼ will be Gij times of SNR.</w:t>
+      </w:r>
+    </w:p>
+    <w:p>
+      <w:pPr>
+        <w:keepNext w:val="0"/>
+        <w:keepLines w:val="0"/>
+        <w:pageBreakBefore w:val="0"/>
+        <w:widowControl/>
+        <w:kinsoku/>
+        <w:wordWrap/>
+        <w:overflowPunct/>
+        <w:topLinePunct w:val="0"/>
+        <w:autoSpaceDE/>
+        <w:autoSpaceDN/>
+        <w:bidi w:val="0"/>
+        <w:adjustRightInd/>
+        <w:snapToGrid/>
+        <w:spacing w:before="271" w:beforeLines="75" w:line="360" w:lineRule="auto"/>
+        <w:ind w:left="100" w:leftChars="50" w:right="100" w:rightChars="50"/>
+        <w:jc w:val="center"/>
+        <w:textAlignment w:val="auto"/>
+        <m:rPr/>
+        <w:rPr>
+          <w:rFonts w:hint="default" w:hAnsi="SimSun" w:cs="SimSun"/>
+          <w:i w:val="0"/>
+          <w:sz w:val="20"/>
+          <w:szCs w:val="20"/>
+          <w:lang w:val="en-US"/>
+        </w:rPr>
+      </w:pPr>
+      <w:bookmarkStart w:id="0" w:name="_GoBack"/>
+      <w:r>
         <w:drawing>
-          <wp:anchor distT="0" distB="0" distL="114300" distR="114300" simplePos="0" relativeHeight="251665408" behindDoc="1" locked="0" layoutInCell="1" allowOverlap="1">
+          <wp:anchor distT="0" distB="0" distL="114300" distR="114300" simplePos="0" relativeHeight="251672576" behindDoc="0" locked="0" layoutInCell="1" allowOverlap="1">
             <wp:simplePos x="0" y="0"/>
             <wp:positionH relativeFrom="column">
-              <wp:posOffset>2825115</wp:posOffset>
+              <wp:posOffset>60325</wp:posOffset>
             </wp:positionH>
             <wp:positionV relativeFrom="paragraph">
-              <wp:posOffset>174625</wp:posOffset>
+              <wp:posOffset>244475</wp:posOffset>
             </wp:positionV>
-            <wp:extent cx="210820" cy="121285"/>
-            <wp:effectExtent l="0" t="0" r="17780" b="12065"/>
-            <wp:wrapTight wrapText="bothSides">
-              <wp:wrapPolygon>
-                <wp:start x="0" y="0"/>
-                <wp:lineTo x="0" y="18094"/>
-                <wp:lineTo x="19518" y="18094"/>
-                <wp:lineTo x="19518" y="0"/>
-                <wp:lineTo x="0" y="0"/>
-              </wp:wrapPolygon>
-            </wp:wrapTight>
-            <wp:docPr id="31" name="2384804F-3998-4D57-9195-F3826E402611-4" descr="C:/Users/LENOVO WORLD/AppData/Local/Temp/wps.axVNEYwps"/>
+            <wp:extent cx="2996565" cy="1986280"/>
+            <wp:effectExtent l="0" t="0" r="13335" b="13970"/>
+            <wp:wrapTopAndBottom/>
+            <wp:docPr id="7" name="Picture 6" descr="comm"/>
             <wp:cNvGraphicFramePr>
               <a:graphicFrameLocks xmlns:a="http://schemas.openxmlformats.org/drawingml/2006/main" noChangeAspect="1"/>
             </wp:cNvGraphicFramePr>
@@ -11071,19 +12206,13 @@
               <a:graphicData uri="http://schemas.openxmlformats.org/drawingml/2006/picture">
                 <pic:pic xmlns:pic="http://schemas.openxmlformats.org/drawingml/2006/picture">
                   <pic:nvPicPr>
-                    <pic:cNvPr id="31" name="2384804F-3998-4D57-9195-F3826E402611-4" descr="C:/Users/LENOVO WORLD/AppData/Local/Temp/wps.axVNEYwps"/>
+                    <pic:cNvPr id="7" name="Picture 6" descr="comm"/>
                     <pic:cNvPicPr>
                       <a:picLocks noChangeAspect="1"/>
                     </pic:cNvPicPr>
                   </pic:nvPicPr>
                   <pic:blipFill>
-                    <a:blip r:embed="rId15">
-                      <a:extLst>
-                        <a:ext uri="{96DAC541-7B7A-43D3-8B79-37D633B846F1}">
-                          <asvg:svgBlip xmlns:asvg="http://schemas.microsoft.com/office/drawing/2016/SVG/main" r:embed="rId16"/>
-                        </a:ext>
-                      </a:extLst>
-                    </a:blip>
+                    <a:blip r:embed="rId15"/>
                     <a:stretch>
                       <a:fillRect/>
                     </a:stretch>
@@ -11091,7 +12220,7 @@
                   <pic:spPr>
                     <a:xfrm>
                       <a:off x="0" y="0"/>
-                      <a:ext cx="210820" cy="121285"/>
+                      <a:ext cx="2996565" cy="1986280"/>
                     </a:xfrm>
                     <a:prstGeom prst="rect">
                       <a:avLst/>
@@ -11103,24 +12232,71 @@
           </wp:anchor>
         </w:drawing>
       </w:r>
+      <w:bookmarkEnd w:id="0"/>
+      <w:r>
+        <w:rPr>
+          <w:rFonts w:hint="default"/>
+          <w:sz w:val="16"/>
+          <w:szCs w:val="16"/>
+          <w:lang w:val="en-US"/>
+        </w:rPr>
+        <w:t>Fgure 7. Q-Learning agenrt decision making framework</w:t>
+      </w:r>
+    </w:p>
+    <w:p>
+      <w:pPr>
+        <w:bidi w:val="0"/>
+        <w:jc w:val="both"/>
+        <w:rPr>
+          <w:rFonts w:hint="default"/>
+          <w:lang w:val="en-US"/>
+        </w:rPr>
+        <w:sectPr>
+          <w:type w:val="continuous"/>
+          <w:pgSz w:w="11906" w:h="16838"/>
+          <w:pgMar w:top="1080" w:right="893" w:bottom="1080" w:left="893" w:header="720" w:footer="720" w:gutter="0"/>
+          <w:cols w:equalWidth="0" w:num="2">
+            <w:col w:w="4847" w:space="425"/>
+            <w:col w:w="4847"/>
+          </w:cols>
+          <w:docGrid w:linePitch="360" w:charSpace="0"/>
+        </w:sectPr>
+      </w:pPr>
+      <w:r>
+        <w:rPr>
+          <w:rFonts w:hint="default"/>
+          <w:lang w:val="en-US"/>
+        </w:rPr>
+        <w:t>Figure 7 represents wireless links using a composite Rician Log-normal channel and computes link weights based on both energy consumption and channel quality.</w:t>
+      </w:r>
+    </w:p>
+    <w:p>
+      <w:pPr>
+        <w:bidi w:val="0"/>
+        <w:jc w:val="both"/>
+        <w:rPr>
+          <w:rFonts w:hint="default"/>
+          <w:lang w:val="en-US"/>
+        </w:rPr>
+      </w:pPr>
       <w:r>
         <w:rPr>
           <w:rFonts w:hint="default"/>
           <w:lang w:val="en-US"/>
         </w:rPr>
         <w:drawing>
-          <wp:anchor distT="0" distB="0" distL="114300" distR="114300" simplePos="0" relativeHeight="251661312" behindDoc="0" locked="0" layoutInCell="1" allowOverlap="1">
+          <wp:anchor distT="0" distB="0" distL="114300" distR="114300" simplePos="0" relativeHeight="251673600" behindDoc="0" locked="0" layoutInCell="1" allowOverlap="1">
             <wp:simplePos x="0" y="0"/>
             <wp:positionH relativeFrom="column">
-              <wp:posOffset>5715</wp:posOffset>
+              <wp:posOffset>635</wp:posOffset>
             </wp:positionH>
             <wp:positionV relativeFrom="paragraph">
-              <wp:posOffset>76200</wp:posOffset>
+              <wp:posOffset>36195</wp:posOffset>
             </wp:positionV>
-            <wp:extent cx="2672080" cy="330835"/>
-            <wp:effectExtent l="0" t="0" r="13970" b="12065"/>
+            <wp:extent cx="6443345" cy="3685540"/>
+            <wp:effectExtent l="0" t="0" r="14605" b="10160"/>
             <wp:wrapTopAndBottom/>
-            <wp:docPr id="32" name="2384804F-3998-4D57-9195-F3826E402611-5" descr="wps"/>
+            <wp:docPr id="8" name="Picture 8" descr="combinedLayers (6)"/>
             <wp:cNvGraphicFramePr>
               <a:graphicFrameLocks xmlns:a="http://schemas.openxmlformats.org/drawingml/2006/main" noChangeAspect="1"/>
             </wp:cNvGraphicFramePr>
@@ -11128,19 +12304,13 @@
               <a:graphicData uri="http://schemas.openxmlformats.org/drawingml/2006/picture">
                 <pic:pic xmlns:pic="http://schemas.openxmlformats.org/drawingml/2006/picture">
                   <pic:nvPicPr>
-                    <pic:cNvPr id="32" name="2384804F-3998-4D57-9195-F3826E402611-5" descr="wps"/>
+                    <pic:cNvPr id="8" name="Picture 8" descr="combinedLayers (6)"/>
                     <pic:cNvPicPr>
                       <a:picLocks noChangeAspect="1"/>
                     </pic:cNvPicPr>
                   </pic:nvPicPr>
                   <pic:blipFill>
-                    <a:blip r:embed="rId17">
-                      <a:extLst>
-                        <a:ext uri="{96DAC541-7B7A-43D3-8B79-37D633B846F1}">
-                          <asvg:svgBlip xmlns:asvg="http://schemas.microsoft.com/office/drawing/2016/SVG/main" r:embed="rId18"/>
-                        </a:ext>
-                      </a:extLst>
-                    </a:blip>
+                    <a:blip r:embed="rId16"/>
                     <a:stretch>
                       <a:fillRect/>
                     </a:stretch>
@@ -11148,7 +12318,7 @@
                   <pic:spPr>
                     <a:xfrm>
                       <a:off x="0" y="0"/>
-                      <a:ext cx="2672080" cy="330835"/>
+                      <a:ext cx="6443345" cy="3685540"/>
                     </a:xfrm>
                     <a:prstGeom prst="rect">
                       <a:avLst/>
@@ -11164,18 +12334,22 @@
     <w:p>
       <w:pPr>
         <w:bidi w:val="0"/>
-        <w:jc w:val="both"/>
-        <w:rPr>
-          <w:rFonts w:hint="default"/>
-          <w:lang w:val="en-US"/>
-        </w:rPr>
-      </w:pPr>
-      <w:r>
-        <w:rPr>
-          <w:rFonts w:hint="default"/>
-          <w:lang w:val="en-US"/>
-        </w:rPr>
-        <w:t>Equation 15, computes the energy needed to transmit a k-bit packet over a distance d, Longer distances (d≥ d0) incur significantly higher energy costs due to multi path fading, where k is size of the data packet in bits, E_elec is energy required per bit for transmission/reception circuitry, ε_fs is amplifier energy for free-space model, ε_mp is amplifier energy for multipath model, d is distance between sender and receiver, d0 is threshold distance to switch between free-space and multi path.</w:t>
+        <w:jc w:val="center"/>
+        <w:rPr>
+          <w:rFonts w:hint="default"/>
+          <w:sz w:val="16"/>
+          <w:szCs w:val="16"/>
+          <w:lang w:val="en-US"/>
+        </w:rPr>
+      </w:pPr>
+      <w:r>
+        <w:rPr>
+          <w:rFonts w:hint="default"/>
+          <w:sz w:val="16"/>
+          <w:szCs w:val="16"/>
+          <w:lang w:val="en-US"/>
+        </w:rPr>
+        <w:t>Figure 8. End-to-End Layer Integration</w:t>
       </w:r>
     </w:p>
     <w:p>
@@ -11187,242 +12361,6 @@
           <w:lang w:val="en-US"/>
         </w:rPr>
       </w:pPr>
-      <w:r>
-        <w:rPr>
-          <w:rFonts w:hint="default"/>
-          <w:lang w:val="en-US"/>
-        </w:rPr>
-        <w:drawing>
-          <wp:anchor distT="0" distB="0" distL="114300" distR="114300" simplePos="0" relativeHeight="251667456" behindDoc="1" locked="0" layoutInCell="1" allowOverlap="1">
-            <wp:simplePos x="0" y="0"/>
-            <wp:positionH relativeFrom="column">
-              <wp:posOffset>2793365</wp:posOffset>
-            </wp:positionH>
-            <wp:positionV relativeFrom="paragraph">
-              <wp:posOffset>-139065</wp:posOffset>
-            </wp:positionV>
-            <wp:extent cx="210820" cy="121285"/>
-            <wp:effectExtent l="0" t="0" r="17780" b="12065"/>
-            <wp:wrapNone/>
-            <wp:docPr id="51" name="2384804F-3998-4D57-9195-F3826E402611-6" descr="C:/Users/LENOVO WORLD/AppData/Local/Temp/wps.ukbEStwps"/>
-            <wp:cNvGraphicFramePr>
-              <a:graphicFrameLocks xmlns:a="http://schemas.openxmlformats.org/drawingml/2006/main" noChangeAspect="1"/>
-            </wp:cNvGraphicFramePr>
-            <a:graphic xmlns:a="http://schemas.openxmlformats.org/drawingml/2006/main">
-              <a:graphicData uri="http://schemas.openxmlformats.org/drawingml/2006/picture">
-                <pic:pic xmlns:pic="http://schemas.openxmlformats.org/drawingml/2006/picture">
-                  <pic:nvPicPr>
-                    <pic:cNvPr id="51" name="2384804F-3998-4D57-9195-F3826E402611-6" descr="C:/Users/LENOVO WORLD/AppData/Local/Temp/wps.ukbEStwps"/>
-                    <pic:cNvPicPr>
-                      <a:picLocks noChangeAspect="1"/>
-                    </pic:cNvPicPr>
-                  </pic:nvPicPr>
-                  <pic:blipFill>
-                    <a:blip r:embed="rId19">
-                      <a:extLst>
-                        <a:ext uri="{96DAC541-7B7A-43D3-8B79-37D633B846F1}">
-                          <asvg:svgBlip xmlns:asvg="http://schemas.microsoft.com/office/drawing/2016/SVG/main" r:embed="rId20"/>
-                        </a:ext>
-                      </a:extLst>
-                    </a:blip>
-                    <a:stretch>
-                      <a:fillRect/>
-                    </a:stretch>
-                  </pic:blipFill>
-                  <pic:spPr>
-                    <a:xfrm>
-                      <a:off x="0" y="0"/>
-                      <a:ext cx="210820" cy="121285"/>
-                    </a:xfrm>
-                    <a:prstGeom prst="rect">
-                      <a:avLst/>
-                    </a:prstGeom>
-                  </pic:spPr>
-                </pic:pic>
-              </a:graphicData>
-            </a:graphic>
-          </wp:anchor>
-        </w:drawing>
-      </w:r>
-      <w:r>
-        <w:rPr>
-          <w:rFonts w:hint="default"/>
-          <w:lang w:val="en-US"/>
-        </w:rPr>
-        <w:drawing>
-          <wp:anchor distT="0" distB="0" distL="114300" distR="114300" simplePos="0" relativeHeight="251666432" behindDoc="0" locked="0" layoutInCell="1" allowOverlap="1">
-            <wp:simplePos x="0" y="0"/>
-            <wp:positionH relativeFrom="column">
-              <wp:posOffset>662305</wp:posOffset>
-            </wp:positionH>
-            <wp:positionV relativeFrom="paragraph">
-              <wp:posOffset>97790</wp:posOffset>
-            </wp:positionV>
-            <wp:extent cx="1210310" cy="158750"/>
-            <wp:effectExtent l="0" t="0" r="8890" b="12700"/>
-            <wp:wrapTopAndBottom/>
-            <wp:docPr id="33" name="2384804F-3998-4D57-9195-F3826E402611-7" descr="wps"/>
-            <wp:cNvGraphicFramePr>
-              <a:graphicFrameLocks xmlns:a="http://schemas.openxmlformats.org/drawingml/2006/main" noChangeAspect="1"/>
-            </wp:cNvGraphicFramePr>
-            <a:graphic xmlns:a="http://schemas.openxmlformats.org/drawingml/2006/main">
-              <a:graphicData uri="http://schemas.openxmlformats.org/drawingml/2006/picture">
-                <pic:pic xmlns:pic="http://schemas.openxmlformats.org/drawingml/2006/picture">
-                  <pic:nvPicPr>
-                    <pic:cNvPr id="33" name="2384804F-3998-4D57-9195-F3826E402611-7" descr="wps"/>
-                    <pic:cNvPicPr>
-                      <a:picLocks noChangeAspect="1"/>
-                    </pic:cNvPicPr>
-                  </pic:nvPicPr>
-                  <pic:blipFill>
-                    <a:blip r:embed="rId21">
-                      <a:extLst>
-                        <a:ext uri="{96DAC541-7B7A-43D3-8B79-37D633B846F1}">
-                          <asvg:svgBlip xmlns:asvg="http://schemas.microsoft.com/office/drawing/2016/SVG/main" r:embed="rId22"/>
-                        </a:ext>
-                      </a:extLst>
-                    </a:blip>
-                    <a:stretch>
-                      <a:fillRect/>
-                    </a:stretch>
-                  </pic:blipFill>
-                  <pic:spPr>
-                    <a:xfrm>
-                      <a:off x="0" y="0"/>
-                      <a:ext cx="1210310" cy="158750"/>
-                    </a:xfrm>
-                    <a:prstGeom prst="rect">
-                      <a:avLst/>
-                    </a:prstGeom>
-                  </pic:spPr>
-                </pic:pic>
-              </a:graphicData>
-            </a:graphic>
-          </wp:anchor>
-        </w:drawing>
-      </w:r>
-      <w:r>
-        <w:rPr>
-          <w:rFonts w:hint="default"/>
-          <w:lang w:val="en-US"/>
-        </w:rPr>
-        <w:drawing>
-          <wp:anchor distT="0" distB="0" distL="114300" distR="114300" simplePos="0" relativeHeight="251662336" behindDoc="0" locked="0" layoutInCell="1" allowOverlap="1">
-            <wp:simplePos x="0" y="0"/>
-            <wp:positionH relativeFrom="column">
-              <wp:posOffset>614680</wp:posOffset>
-            </wp:positionH>
-            <wp:positionV relativeFrom="paragraph">
-              <wp:posOffset>396240</wp:posOffset>
-            </wp:positionV>
-            <wp:extent cx="1228090" cy="158115"/>
-            <wp:effectExtent l="0" t="0" r="10160" b="13335"/>
-            <wp:wrapTopAndBottom/>
-            <wp:docPr id="40" name="2384804F-3998-4D57-9195-F3826E402611-8" descr="wps"/>
-            <wp:cNvGraphicFramePr>
-              <a:graphicFrameLocks xmlns:a="http://schemas.openxmlformats.org/drawingml/2006/main" noChangeAspect="1"/>
-            </wp:cNvGraphicFramePr>
-            <a:graphic xmlns:a="http://schemas.openxmlformats.org/drawingml/2006/main">
-              <a:graphicData uri="http://schemas.openxmlformats.org/drawingml/2006/picture">
-                <pic:pic xmlns:pic="http://schemas.openxmlformats.org/drawingml/2006/picture">
-                  <pic:nvPicPr>
-                    <pic:cNvPr id="40" name="2384804F-3998-4D57-9195-F3826E402611-8" descr="wps"/>
-                    <pic:cNvPicPr>
-                      <a:picLocks noChangeAspect="1"/>
-                    </pic:cNvPicPr>
-                  </pic:nvPicPr>
-                  <pic:blipFill>
-                    <a:blip r:embed="rId23">
-                      <a:extLst>
-                        <a:ext uri="{96DAC541-7B7A-43D3-8B79-37D633B846F1}">
-                          <asvg:svgBlip xmlns:asvg="http://schemas.microsoft.com/office/drawing/2016/SVG/main" r:embed="rId24"/>
-                        </a:ext>
-                      </a:extLst>
-                    </a:blip>
-                    <a:stretch>
-                      <a:fillRect/>
-                    </a:stretch>
-                  </pic:blipFill>
-                  <pic:spPr>
-                    <a:xfrm>
-                      <a:off x="0" y="0"/>
-                      <a:ext cx="1228090" cy="158115"/>
-                    </a:xfrm>
-                    <a:prstGeom prst="rect">
-                      <a:avLst/>
-                    </a:prstGeom>
-                  </pic:spPr>
-                </pic:pic>
-              </a:graphicData>
-            </a:graphic>
-          </wp:anchor>
-        </w:drawing>
-      </w:r>
-      <w:r>
-        <w:rPr>
-          <w:rFonts w:hint="default"/>
-          <w:lang w:val="en-US"/>
-        </w:rPr>
-        <w:drawing>
-          <wp:anchor distT="0" distB="0" distL="114300" distR="114300" simplePos="0" relativeHeight="251668480" behindDoc="1" locked="0" layoutInCell="1" allowOverlap="1">
-            <wp:simplePos x="0" y="0"/>
-            <wp:positionH relativeFrom="column">
-              <wp:posOffset>2802890</wp:posOffset>
-            </wp:positionH>
-            <wp:positionV relativeFrom="paragraph">
-              <wp:posOffset>412115</wp:posOffset>
-            </wp:positionV>
-            <wp:extent cx="210820" cy="121285"/>
-            <wp:effectExtent l="0" t="0" r="17780" b="12065"/>
-            <wp:wrapTight wrapText="bothSides">
-              <wp:wrapPolygon>
-                <wp:start x="0" y="0"/>
-                <wp:lineTo x="0" y="18094"/>
-                <wp:lineTo x="19518" y="18094"/>
-                <wp:lineTo x="19518" y="0"/>
-                <wp:lineTo x="0" y="0"/>
-              </wp:wrapPolygon>
-            </wp:wrapTight>
-            <wp:docPr id="52" name="2384804F-3998-4D57-9195-F3826E402611-9" descr="C:/Users/LENOVO WORLD/AppData/Local/Temp/wps.Adntyewps"/>
-            <wp:cNvGraphicFramePr>
-              <a:graphicFrameLocks xmlns:a="http://schemas.openxmlformats.org/drawingml/2006/main" noChangeAspect="1"/>
-            </wp:cNvGraphicFramePr>
-            <a:graphic xmlns:a="http://schemas.openxmlformats.org/drawingml/2006/main">
-              <a:graphicData uri="http://schemas.openxmlformats.org/drawingml/2006/picture">
-                <pic:pic xmlns:pic="http://schemas.openxmlformats.org/drawingml/2006/picture">
-                  <pic:nvPicPr>
-                    <pic:cNvPr id="52" name="2384804F-3998-4D57-9195-F3826E402611-9" descr="C:/Users/LENOVO WORLD/AppData/Local/Temp/wps.Adntyewps"/>
-                    <pic:cNvPicPr>
-                      <a:picLocks noChangeAspect="1"/>
-                    </pic:cNvPicPr>
-                  </pic:nvPicPr>
-                  <pic:blipFill>
-                    <a:blip r:embed="rId25">
-                      <a:extLst>
-                        <a:ext uri="{96DAC541-7B7A-43D3-8B79-37D633B846F1}">
-                          <asvg:svgBlip xmlns:asvg="http://schemas.microsoft.com/office/drawing/2016/SVG/main" r:embed="rId26"/>
-                        </a:ext>
-                      </a:extLst>
-                    </a:blip>
-                    <a:stretch>
-                      <a:fillRect/>
-                    </a:stretch>
-                  </pic:blipFill>
-                  <pic:spPr>
-                    <a:xfrm>
-                      <a:off x="0" y="0"/>
-                      <a:ext cx="210820" cy="121285"/>
-                    </a:xfrm>
-                    <a:prstGeom prst="rect">
-                      <a:avLst/>
-                    </a:prstGeom>
-                  </pic:spPr>
-                </pic:pic>
-              </a:graphicData>
-            </a:graphic>
-          </wp:anchor>
-        </w:drawing>
-      </w:r>
     </w:p>
     <w:p>
       <w:pPr>
@@ -11433,13 +12371,6 @@
           <w:lang w:val="en-US"/>
         </w:rPr>
       </w:pPr>
-      <w:r>
-        <w:rPr>
-          <w:rFonts w:hint="default"/>
-          <w:lang w:val="en-US"/>
-        </w:rPr>
-        <w:t>Equation 16, calculates the energy required to receive k bits, receiving costs are independent of distance, as no amplification is needed. Equation 17, E_DA is energy required for data aggregation for k bits before transmission.</w:t>
-      </w:r>
     </w:p>
     <w:p>
       <w:pPr>
@@ -11449,294 +12380,13 @@
           <w:rFonts w:hint="default"/>
           <w:lang w:val="en-US"/>
         </w:rPr>
-      </w:pPr>
-      <w:r>
-        <w:rPr>
-          <w:rFonts w:hint="default"/>
-          <w:lang w:val="en-US"/>
-        </w:rPr>
-        <w:drawing>
-          <wp:anchor distT="0" distB="0" distL="114300" distR="114300" simplePos="0" relativeHeight="251669504" behindDoc="1" locked="0" layoutInCell="1" allowOverlap="1">
-            <wp:simplePos x="0" y="0"/>
-            <wp:positionH relativeFrom="column">
-              <wp:posOffset>2802255</wp:posOffset>
-            </wp:positionH>
-            <wp:positionV relativeFrom="paragraph">
-              <wp:posOffset>335280</wp:posOffset>
-            </wp:positionV>
-            <wp:extent cx="210820" cy="121285"/>
-            <wp:effectExtent l="0" t="0" r="17780" b="12065"/>
-            <wp:wrapTight wrapText="bothSides">
-              <wp:wrapPolygon>
-                <wp:start x="0" y="0"/>
-                <wp:lineTo x="0" y="18094"/>
-                <wp:lineTo x="19518" y="18094"/>
-                <wp:lineTo x="19518" y="0"/>
-                <wp:lineTo x="0" y="0"/>
-              </wp:wrapPolygon>
-            </wp:wrapTight>
-            <wp:docPr id="53" name="2384804F-3998-4D57-9195-F3826E402611-10" descr="C:/Users/LENOVO WORLD/AppData/Local/Temp/wps.VvVUiLwps"/>
-            <wp:cNvGraphicFramePr>
-              <a:graphicFrameLocks xmlns:a="http://schemas.openxmlformats.org/drawingml/2006/main" noChangeAspect="1"/>
-            </wp:cNvGraphicFramePr>
-            <a:graphic xmlns:a="http://schemas.openxmlformats.org/drawingml/2006/main">
-              <a:graphicData uri="http://schemas.openxmlformats.org/drawingml/2006/picture">
-                <pic:pic xmlns:pic="http://schemas.openxmlformats.org/drawingml/2006/picture">
-                  <pic:nvPicPr>
-                    <pic:cNvPr id="53" name="2384804F-3998-4D57-9195-F3826E402611-10" descr="C:/Users/LENOVO WORLD/AppData/Local/Temp/wps.VvVUiLwps"/>
-                    <pic:cNvPicPr>
-                      <a:picLocks noChangeAspect="1"/>
-                    </pic:cNvPicPr>
-                  </pic:nvPicPr>
-                  <pic:blipFill>
-                    <a:blip r:embed="rId27">
-                      <a:extLst>
-                        <a:ext uri="{96DAC541-7B7A-43D3-8B79-37D633B846F1}">
-                          <asvg:svgBlip xmlns:asvg="http://schemas.microsoft.com/office/drawing/2016/SVG/main" r:embed="rId28"/>
-                        </a:ext>
-                      </a:extLst>
-                    </a:blip>
-                    <a:stretch>
-                      <a:fillRect/>
-                    </a:stretch>
-                  </pic:blipFill>
-                  <pic:spPr>
-                    <a:xfrm>
-                      <a:off x="0" y="0"/>
-                      <a:ext cx="210820" cy="121285"/>
-                    </a:xfrm>
-                    <a:prstGeom prst="rect">
-                      <a:avLst/>
-                    </a:prstGeom>
-                  </pic:spPr>
-                </pic:pic>
-              </a:graphicData>
-            </a:graphic>
-          </wp:anchor>
-        </w:drawing>
-      </w:r>
-      <w:r>
-        <w:rPr>
-          <w:rFonts w:hint="default"/>
-          <w:lang w:val="en-US"/>
-        </w:rPr>
-        <w:drawing>
-          <wp:anchor distT="0" distB="0" distL="114300" distR="114300" simplePos="0" relativeHeight="251664384" behindDoc="0" locked="0" layoutInCell="1" allowOverlap="1">
-            <wp:simplePos x="0" y="0"/>
-            <wp:positionH relativeFrom="column">
-              <wp:posOffset>186690</wp:posOffset>
-            </wp:positionH>
-            <wp:positionV relativeFrom="paragraph">
-              <wp:posOffset>176530</wp:posOffset>
-            </wp:positionV>
-            <wp:extent cx="2298065" cy="600710"/>
-            <wp:effectExtent l="0" t="0" r="6985" b="8890"/>
-            <wp:wrapTopAndBottom/>
-            <wp:docPr id="42" name="2384804F-3998-4D57-9195-F3826E402611-11" descr="wps"/>
-            <wp:cNvGraphicFramePr>
-              <a:graphicFrameLocks xmlns:a="http://schemas.openxmlformats.org/drawingml/2006/main" noChangeAspect="1"/>
-            </wp:cNvGraphicFramePr>
-            <a:graphic xmlns:a="http://schemas.openxmlformats.org/drawingml/2006/main">
-              <a:graphicData uri="http://schemas.openxmlformats.org/drawingml/2006/picture">
-                <pic:pic xmlns:pic="http://schemas.openxmlformats.org/drawingml/2006/picture">
-                  <pic:nvPicPr>
-                    <pic:cNvPr id="42" name="2384804F-3998-4D57-9195-F3826E402611-11" descr="wps"/>
-                    <pic:cNvPicPr>
-                      <a:picLocks noChangeAspect="1"/>
-                    </pic:cNvPicPr>
-                  </pic:nvPicPr>
-                  <pic:blipFill>
-                    <a:blip r:embed="rId29">
-                      <a:extLst>
-                        <a:ext uri="{96DAC541-7B7A-43D3-8B79-37D633B846F1}">
-                          <asvg:svgBlip xmlns:asvg="http://schemas.microsoft.com/office/drawing/2016/SVG/main" r:embed="rId30"/>
-                        </a:ext>
-                      </a:extLst>
-                    </a:blip>
-                    <a:stretch>
-                      <a:fillRect/>
-                    </a:stretch>
-                  </pic:blipFill>
-                  <pic:spPr>
-                    <a:xfrm>
-                      <a:off x="0" y="0"/>
-                      <a:ext cx="2298065" cy="600710"/>
-                    </a:xfrm>
-                    <a:prstGeom prst="rect">
-                      <a:avLst/>
-                    </a:prstGeom>
-                  </pic:spPr>
-                </pic:pic>
-              </a:graphicData>
-            </a:graphic>
-          </wp:anchor>
-        </w:drawing>
-      </w:r>
-    </w:p>
-    <w:p>
-      <w:pPr>
-        <w:bidi w:val="0"/>
-        <w:jc w:val="both"/>
-        <w:rPr>
-          <w:rFonts w:hint="default"/>
-          <w:lang w:val="en-US"/>
-        </w:rPr>
-      </w:pPr>
-      <w:r>
-        <w:rPr>
-          <w:rFonts w:hint="default"/>
-          <w:lang w:val="en-US"/>
-        </w:rPr>
-        <w:drawing>
-          <wp:anchor distT="0" distB="0" distL="114300" distR="114300" simplePos="0" relativeHeight="251663360" behindDoc="0" locked="0" layoutInCell="1" allowOverlap="1">
-            <wp:simplePos x="0" y="0"/>
-            <wp:positionH relativeFrom="column">
-              <wp:posOffset>154305</wp:posOffset>
-            </wp:positionH>
-            <wp:positionV relativeFrom="paragraph">
-              <wp:posOffset>74295</wp:posOffset>
-            </wp:positionV>
-            <wp:extent cx="2357755" cy="198120"/>
-            <wp:effectExtent l="0" t="0" r="4445" b="11430"/>
-            <wp:wrapTopAndBottom/>
-            <wp:docPr id="48" name="2384804F-3998-4D57-9195-F3826E402611-12" descr="wps"/>
-            <wp:cNvGraphicFramePr>
-              <a:graphicFrameLocks xmlns:a="http://schemas.openxmlformats.org/drawingml/2006/main" noChangeAspect="1"/>
-            </wp:cNvGraphicFramePr>
-            <a:graphic xmlns:a="http://schemas.openxmlformats.org/drawingml/2006/main">
-              <a:graphicData uri="http://schemas.openxmlformats.org/drawingml/2006/picture">
-                <pic:pic xmlns:pic="http://schemas.openxmlformats.org/drawingml/2006/picture">
-                  <pic:nvPicPr>
-                    <pic:cNvPr id="48" name="2384804F-3998-4D57-9195-F3826E402611-12" descr="wps"/>
-                    <pic:cNvPicPr>
-                      <a:picLocks noChangeAspect="1"/>
-                    </pic:cNvPicPr>
-                  </pic:nvPicPr>
-                  <pic:blipFill>
-                    <a:blip r:embed="rId31">
-                      <a:extLst>
-                        <a:ext uri="{96DAC541-7B7A-43D3-8B79-37D633B846F1}">
-                          <asvg:svgBlip xmlns:asvg="http://schemas.microsoft.com/office/drawing/2016/SVG/main" r:embed="rId32"/>
-                        </a:ext>
-                      </a:extLst>
-                    </a:blip>
-                    <a:stretch>
-                      <a:fillRect/>
-                    </a:stretch>
-                  </pic:blipFill>
-                  <pic:spPr>
-                    <a:xfrm>
-                      <a:off x="0" y="0"/>
-                      <a:ext cx="2357755" cy="198120"/>
-                    </a:xfrm>
-                    <a:prstGeom prst="rect">
-                      <a:avLst/>
-                    </a:prstGeom>
-                  </pic:spPr>
-                </pic:pic>
-              </a:graphicData>
-            </a:graphic>
-          </wp:anchor>
-        </w:drawing>
-      </w:r>
-      <w:r>
-        <w:rPr>
-          <w:rFonts w:hint="default"/>
-          <w:lang w:val="en-US"/>
-        </w:rPr>
-        <w:drawing>
-          <wp:anchor distT="0" distB="0" distL="114300" distR="114300" simplePos="0" relativeHeight="251670528" behindDoc="1" locked="0" layoutInCell="1" allowOverlap="1">
-            <wp:simplePos x="0" y="0"/>
-            <wp:positionH relativeFrom="column">
-              <wp:posOffset>2795270</wp:posOffset>
-            </wp:positionH>
-            <wp:positionV relativeFrom="paragraph">
-              <wp:posOffset>120650</wp:posOffset>
-            </wp:positionV>
-            <wp:extent cx="210820" cy="121285"/>
-            <wp:effectExtent l="0" t="0" r="17780" b="12065"/>
-            <wp:wrapTight wrapText="bothSides">
-              <wp:wrapPolygon>
-                <wp:start x="0" y="0"/>
-                <wp:lineTo x="0" y="18094"/>
-                <wp:lineTo x="19518" y="18094"/>
-                <wp:lineTo x="19518" y="0"/>
-                <wp:lineTo x="0" y="0"/>
-              </wp:wrapPolygon>
-            </wp:wrapTight>
-            <wp:docPr id="54" name="2384804F-3998-4D57-9195-F3826E402611-13" descr="C:/Users/LENOVO WORLD/AppData/Local/Temp/wps.TlsvhTwps"/>
-            <wp:cNvGraphicFramePr>
-              <a:graphicFrameLocks xmlns:a="http://schemas.openxmlformats.org/drawingml/2006/main" noChangeAspect="1"/>
-            </wp:cNvGraphicFramePr>
-            <a:graphic xmlns:a="http://schemas.openxmlformats.org/drawingml/2006/main">
-              <a:graphicData uri="http://schemas.openxmlformats.org/drawingml/2006/picture">
-                <pic:pic xmlns:pic="http://schemas.openxmlformats.org/drawingml/2006/picture">
-                  <pic:nvPicPr>
-                    <pic:cNvPr id="54" name="2384804F-3998-4D57-9195-F3826E402611-13" descr="C:/Users/LENOVO WORLD/AppData/Local/Temp/wps.TlsvhTwps"/>
-                    <pic:cNvPicPr>
-                      <a:picLocks noChangeAspect="1"/>
-                    </pic:cNvPicPr>
-                  </pic:nvPicPr>
-                  <pic:blipFill>
-                    <a:blip r:embed="rId33">
-                      <a:extLst>
-                        <a:ext uri="{96DAC541-7B7A-43D3-8B79-37D633B846F1}">
-                          <asvg:svgBlip xmlns:asvg="http://schemas.microsoft.com/office/drawing/2016/SVG/main" r:embed="rId34"/>
-                        </a:ext>
-                      </a:extLst>
-                    </a:blip>
-                    <a:stretch>
-                      <a:fillRect/>
-                    </a:stretch>
-                  </pic:blipFill>
-                  <pic:spPr>
-                    <a:xfrm>
-                      <a:off x="0" y="0"/>
-                      <a:ext cx="210820" cy="121285"/>
-                    </a:xfrm>
-                    <a:prstGeom prst="rect">
-                      <a:avLst/>
-                    </a:prstGeom>
-                  </pic:spPr>
-                </pic:pic>
-              </a:graphicData>
-            </a:graphic>
-          </wp:anchor>
-        </w:drawing>
-      </w:r>
-      <w:r>
-        <w:rPr>
-          <w:rFonts w:hint="default"/>
-          <w:lang w:val="en-US"/>
-        </w:rPr>
-        <w:t xml:space="preserve"> </w:t>
-      </w:r>
-    </w:p>
-    <w:p>
-      <w:pPr>
-        <w:bidi w:val="0"/>
-        <w:jc w:val="both"/>
-        <w:rPr>
-          <w:rFonts w:hint="default"/>
-          <w:lang w:val="en-US"/>
-        </w:rPr>
-      </w:pPr>
-      <w:r>
-        <w:rPr>
-          <w:rFonts w:hint="default"/>
-          <w:lang w:val="en-US"/>
-        </w:rPr>
-        <w:t>Equation 18 and 19 calculates the total energy consume by the CHs and CMs, when considering no multi path fading.</w:t>
-      </w:r>
-    </w:p>
-    <w:p>
-      <w:pPr>
-        <w:bidi w:val="0"/>
-        <w:jc w:val="both"/>
-        <w:rPr>
-          <w:rFonts w:hint="default"/>
-          <w:lang w:val="en-US"/>
-        </w:rPr>
+        <w:sectPr>
+          <w:type w:val="continuous"/>
+          <w:pgSz w:w="11906" w:h="16838"/>
+          <w:pgMar w:top="1080" w:right="893" w:bottom="1080" w:left="893" w:header="720" w:footer="720" w:gutter="0"/>
+          <w:cols w:space="425" w:num="1"/>
+          <w:docGrid w:linePitch="360" w:charSpace="0"/>
+        </w:sectPr>
       </w:pPr>
     </w:p>
     <w:p>
@@ -11758,7 +12408,7 @@
           <w:rFonts w:hint="default"/>
           <w:lang w:val="en-US"/>
         </w:rPr>
-        <w:t xml:space="preserve">The proposed architecture intends to raise the energy efficiency and reliability of communication for WSNs in Agri-IoT contexts. Features the multi-layer architecture that effectively blends conventional clustering approaches and smart reinforcement learning for optimization. In this system, sensor nodes deployed randomly throughout the agricultural field. The sensor nodes will continuously collect environmental data such as soil moisture, humidity and temperature. The data collected from the sensor nodes will then be sent to a base station, where the data will be processed and decisions made with the results. The architecture consists of five functional layers. In the first layer, the nodes are deployed and run DEECP, to identify the best options to serve as CH. In the second layer, the remaining energy and degree of centrality of the candidates are identified and ranked. In the third layer, the K-Means clustering algorithm is performed, linking the non CH nodes to the closest CH will reduce communication distances between nodes in the cluster and distribute energy consumption. The fourth layer introduces a Q-learning agent that intelligently optimizes CH selection based on the ever changing state of the network. The agent observes the environment, selects actions such as reassigning CHs or adjusting transmission </w:t>
+        <w:t xml:space="preserve"> smart reinforcement learning for optimization. In this system, sensor nodes deployed randomly throughout the agricultural field. The sensor nodes will continuously collect environmental data such as soil moisture, humidity and temperature. The data collected from the sensor nodes will then be sent to a base station, where the data will be processed and decisions made with the results. The architecture consists of five functional layers. In the first layer, the nodes are deployed and run DEECP, to identify the best options to serve as CH. In the second layer, the remaining energy and degree of centrality of the candidates are identified and ranked. In the third layer, the K-Means clustering algorithm is performed, linking the non CH nodes to the closest CH will reduce communication distances between nodes in the cluster and distribute energy consumption. The fourth layer introduces a Q-learning agent that intelligently optimizes CH selection based on the ever changing state of the network. The agent observes the environment, selects actions such as reassigning CHs or adjusting transmission </w:t>
       </w:r>
       <w:r>
         <w:rPr>
@@ -11771,480 +12421,6 @@
           <w:lang w:val="en-US"/>
         </w:rPr>
         <w:t>power and updates its Q-table based on the obtained rewards. Ultimately, the fifth layer is focused on the communication, where member nodes transmit their data to CHs and aggregated packets will be forwarded to the BS. The radio communication model used in this work incorporates free-space (d²) and multipath (d⁴) channel propagation characteristics which represent conditions of agricultural fields where line-of-sight and non-line-of-sight transmissions are expected. Due to this holistic design, extends network lifetime and ensure data reliability.</w:t>
-      </w:r>
-    </w:p>
-    <w:p>
-      <w:pPr>
-        <w:pStyle w:val="9"/>
-        <w:numPr>
-          <w:ilvl w:val="0"/>
-          <w:numId w:val="0"/>
-        </w:numPr>
-        <w:bidi w:val="0"/>
-        <w:spacing w:after="120" w:line="240" w:lineRule="auto"/>
-        <w:jc w:val="center"/>
-        <w:rPr>
-          <w:rFonts w:hint="default"/>
-          <w:sz w:val="16"/>
-          <w:szCs w:val="16"/>
-          <w:lang w:val="en-US"/>
-        </w:rPr>
-      </w:pPr>
-      <w:r>
-        <w:rPr>
-          <w:rFonts w:hint="default"/>
-          <w:sz w:val="16"/>
-          <w:szCs w:val="16"/>
-          <w:lang w:val="en-US"/>
-        </w:rPr>
-        <w:t>Figure 9. System architecture of the proposed algorithm</w:t>
-      </w:r>
-    </w:p>
-    <w:p>
-      <w:pPr>
-        <w:pStyle w:val="9"/>
-        <w:ind w:left="0" w:leftChars="0" w:firstLine="0" w:firstLineChars="0"/>
-        <w:jc w:val="center"/>
-        <w:rPr>
-          <w:rFonts w:hint="default"/>
-          <w:sz w:val="16"/>
-          <w:szCs w:val="16"/>
-          <w:lang w:val="en-US"/>
-        </w:rPr>
-      </w:pPr>
-    </w:p>
-    <w:p>
-      <w:pPr>
-        <w:pStyle w:val="9"/>
-        <w:numPr>
-          <w:ilvl w:val="0"/>
-          <w:numId w:val="0"/>
-        </w:numPr>
-        <w:pBdr>
-          <w:top w:val="single" w:color="auto" w:sz="4" w:space="0"/>
-          <w:bottom w:val="single" w:color="auto" w:sz="4" w:space="0"/>
-        </w:pBdr>
-        <w:bidi w:val="0"/>
-        <w:spacing w:after="120" w:line="228" w:lineRule="auto"/>
-        <w:jc w:val="both"/>
-        <w:rPr>
-          <w:rFonts w:hint="default"/>
-          <w:lang w:val="en-US"/>
-        </w:rPr>
-      </w:pPr>
-      <w:r>
-        <w:rPr>
-          <w:rFonts w:hint="default"/>
-          <w:b/>
-          <w:bCs/>
-          <w:lang w:val="en-US"/>
-        </w:rPr>
-        <w:t>Algorithm 1:</w:t>
-      </w:r>
-      <w:r>
-        <w:rPr>
-          <w:rFonts w:hint="default"/>
-          <w:lang w:val="en-US"/>
-        </w:rPr>
-        <w:t xml:space="preserve"> RHLC - </w:t>
-      </w:r>
-      <w:r>
-        <w:rPr>
-          <w:rFonts w:hint="default"/>
-          <w:b w:val="0"/>
-          <w:bCs w:val="0"/>
-          <w:i w:val="0"/>
-          <w:iCs w:val="0"/>
-          <w:sz w:val="20"/>
-          <w:szCs w:val="20"/>
-          <w:lang w:val="en-US"/>
-        </w:rPr>
-        <w:t>Reinforcement Learning Driven Hybrid Clustering</w:t>
-      </w:r>
-    </w:p>
-    <w:p>
-      <w:pPr>
-        <w:bidi w:val="0"/>
-        <w:jc w:val="both"/>
-        <w:rPr>
-          <w:rFonts w:hint="default"/>
-          <w:b/>
-          <w:bCs/>
-          <w:i/>
-          <w:iCs/>
-          <w:lang w:val="en-US"/>
-        </w:rPr>
-      </w:pPr>
-      <w:r>
-        <w:rPr>
-          <w:rFonts w:hint="default"/>
-          <w:b/>
-          <w:bCs/>
-          <w:i/>
-          <w:iCs/>
-          <w:lang w:val="en-US"/>
-        </w:rPr>
-        <w:t xml:space="preserve">Initialize: </w:t>
-      </w:r>
-    </w:p>
-    <w:p>
-      <w:pPr>
-        <w:bidi w:val="0"/>
-        <w:ind w:firstLine="720" w:firstLineChars="0"/>
-        <w:jc w:val="both"/>
-        <w:rPr>
-          <w:rFonts w:hint="default"/>
-          <w:i/>
-          <w:iCs/>
-          <w:lang w:val="en-US"/>
-        </w:rPr>
-      </w:pPr>
-      <w:r>
-        <w:rPr>
-          <w:rFonts w:hint="default"/>
-          <w:b/>
-          <w:bCs/>
-          <w:i/>
-          <w:iCs/>
-          <w:lang w:val="en-US"/>
-        </w:rPr>
-        <w:t>N</w:t>
-      </w:r>
-      <w:r>
-        <w:rPr>
-          <w:rFonts w:hint="default"/>
-          <w:i/>
-          <w:iCs/>
-          <w:lang w:val="en-US"/>
-        </w:rPr>
-        <w:t>etwork parameters, node positions and energy.</w:t>
-      </w:r>
-    </w:p>
-    <w:p>
-      <w:pPr>
-        <w:bidi w:val="0"/>
-        <w:jc w:val="both"/>
-        <w:rPr>
-          <w:rFonts w:hint="default"/>
-          <w:i/>
-          <w:iCs/>
-          <w:lang w:val="en-US"/>
-        </w:rPr>
-      </w:pPr>
-      <w:r>
-        <w:rPr>
-          <w:rFonts w:hint="default"/>
-          <w:i/>
-          <w:iCs/>
-          <w:lang w:val="en-US"/>
-        </w:rPr>
-        <w:tab/>
-      </w:r>
-      <w:r>
-        <w:rPr>
-          <w:rFonts w:hint="default"/>
-          <w:i/>
-          <w:iCs/>
-          <w:lang w:val="en-US"/>
-        </w:rPr>
-        <w:t>Q-Table Parameters</w:t>
-      </w:r>
-    </w:p>
-    <w:p>
-      <w:pPr>
-        <w:bidi w:val="0"/>
-        <w:jc w:val="both"/>
-        <w:rPr>
-          <w:rFonts w:hint="default"/>
-          <w:i/>
-          <w:iCs/>
-          <w:lang w:val="en-US"/>
-        </w:rPr>
-      </w:pPr>
-      <w:r>
-        <w:rPr>
-          <w:rFonts w:hint="default"/>
-          <w:i/>
-          <w:iCs/>
-          <w:lang w:val="en-US"/>
-        </w:rPr>
-        <w:t xml:space="preserve">Set round counter r = 0.  </w:t>
-      </w:r>
-    </w:p>
-    <w:p>
-      <w:pPr>
-        <w:bidi w:val="0"/>
-        <w:jc w:val="both"/>
-        <w:rPr>
-          <w:rFonts w:hint="default"/>
-          <w:b/>
-          <w:bCs/>
-          <w:i/>
-          <w:iCs/>
-          <w:lang w:val="en-US"/>
-        </w:rPr>
-      </w:pPr>
-      <w:r>
-        <w:rPr>
-          <w:rFonts w:hint="default"/>
-          <w:b/>
-          <w:bCs/>
-          <w:i/>
-          <w:iCs/>
-          <w:lang w:val="en-US"/>
-        </w:rPr>
-        <w:t xml:space="preserve">While (any node is alive): </w:t>
-      </w:r>
-    </w:p>
-    <w:p>
-      <w:pPr>
-        <w:bidi w:val="0"/>
-        <w:ind w:firstLine="200"/>
-        <w:jc w:val="both"/>
-        <w:rPr>
-          <w:rFonts w:hint="default"/>
-          <w:i/>
-          <w:iCs/>
-          <w:lang w:val="en-US"/>
-        </w:rPr>
-      </w:pPr>
-      <w:r>
-        <w:rPr>
-          <w:rFonts w:hint="default"/>
-          <w:b/>
-          <w:bCs/>
-          <w:i/>
-          <w:iCs/>
-          <w:lang w:val="en-US"/>
-        </w:rPr>
-        <w:t>Layer 1 (DEEC):</w:t>
-      </w:r>
-      <w:r>
-        <w:rPr>
-          <w:rFonts w:hint="default"/>
-          <w:i/>
-          <w:iCs/>
-          <w:lang w:val="en-US"/>
-        </w:rPr>
-        <w:t xml:space="preserve"> Estimate CH probability based on residual energy ratio.  </w:t>
-      </w:r>
-    </w:p>
-    <w:p>
-      <w:pPr>
-        <w:bidi w:val="0"/>
-        <w:ind w:firstLine="200"/>
-        <w:jc w:val="both"/>
-        <w:rPr>
-          <w:rFonts w:hint="default"/>
-          <w:i/>
-          <w:iCs/>
-          <w:lang w:val="en-US"/>
-        </w:rPr>
-      </w:pPr>
-      <w:r>
-        <w:rPr>
-          <w:rFonts w:hint="default"/>
-          <w:b/>
-          <w:bCs/>
-          <w:i/>
-          <w:iCs/>
-          <w:lang w:val="en-US"/>
-        </w:rPr>
-        <w:t>Layer 2 (EEKA):</w:t>
-      </w:r>
-      <w:r>
-        <w:rPr>
-          <w:rFonts w:hint="default"/>
-          <w:i/>
-          <w:iCs/>
-          <w:lang w:val="en-US"/>
-        </w:rPr>
-        <w:t xml:space="preserve"> Divide WSN field into spatial sectors and select energy-efficient CH candidates using node centrality and residual energy.  </w:t>
-      </w:r>
-    </w:p>
-    <w:p>
-      <w:pPr>
-        <w:bidi w:val="0"/>
-        <w:ind w:firstLine="200"/>
-        <w:jc w:val="both"/>
-        <w:rPr>
-          <w:rFonts w:hint="default"/>
-          <w:i/>
-          <w:iCs/>
-          <w:lang w:val="en-US"/>
-        </w:rPr>
-      </w:pPr>
-      <w:r>
-        <w:rPr>
-          <w:rFonts w:hint="default"/>
-          <w:b/>
-          <w:bCs/>
-          <w:i/>
-          <w:iCs/>
-          <w:lang w:val="en-US"/>
-        </w:rPr>
-        <w:t>Layer 3 (K-Means)</w:t>
-      </w:r>
-      <w:r>
-        <w:rPr>
-          <w:rFonts w:hint="default"/>
-          <w:i/>
-          <w:iCs/>
-          <w:lang w:val="en-US"/>
-        </w:rPr>
-        <w:t xml:space="preserve">: Form compact clusters by associating nodes with the nearest CH closest to the centroid.  </w:t>
-      </w:r>
-    </w:p>
-    <w:p>
-      <w:pPr>
-        <w:bidi w:val="0"/>
-        <w:jc w:val="both"/>
-        <w:rPr>
-          <w:rFonts w:hint="default"/>
-          <w:i/>
-          <w:iCs/>
-          <w:lang w:val="en-US"/>
-        </w:rPr>
-      </w:pPr>
-      <w:r>
-        <w:rPr>
-          <w:rFonts w:hint="default"/>
-          <w:i/>
-          <w:iCs/>
-          <w:lang w:val="en-US"/>
-        </w:rPr>
-        <w:t xml:space="preserve">  </w:t>
-      </w:r>
-      <w:r>
-        <w:rPr>
-          <w:rFonts w:hint="default"/>
-          <w:b/>
-          <w:bCs/>
-          <w:i/>
-          <w:iCs/>
-          <w:lang w:val="en-US"/>
-        </w:rPr>
-        <w:t xml:space="preserve"> Layer 4 (Q-Learning):</w:t>
-      </w:r>
-      <w:r>
-        <w:rPr>
-          <w:rFonts w:hint="default"/>
-          <w:i/>
-          <w:iCs/>
-          <w:lang w:val="en-US"/>
-        </w:rPr>
-        <w:t xml:space="preserve">   Observe state (residual energy, distance, alive ratio, pdr, cluster info) Then choose action using ε-greedy policy (CH reassignment / maintain). Then update Q-table using Bellman update equation.  </w:t>
-      </w:r>
-    </w:p>
-    <w:p>
-      <w:pPr>
-        <w:bidi w:val="0"/>
-        <w:jc w:val="both"/>
-        <w:rPr>
-          <w:rFonts w:hint="default"/>
-          <w:i/>
-          <w:iCs/>
-          <w:lang w:val="en-US"/>
-        </w:rPr>
-      </w:pPr>
-      <w:r>
-        <w:rPr>
-          <w:rFonts w:hint="default"/>
-          <w:i/>
-          <w:iCs/>
-          <w:lang w:val="en-US"/>
-        </w:rPr>
-        <w:t xml:space="preserve">   </w:t>
-      </w:r>
-      <w:r>
-        <w:rPr>
-          <w:rFonts w:hint="default"/>
-          <w:b/>
-          <w:bCs/>
-          <w:i/>
-          <w:iCs/>
-          <w:lang w:val="en-US"/>
-        </w:rPr>
-        <w:t>Layer 5 (Communication):</w:t>
-      </w:r>
-      <w:r>
-        <w:rPr>
-          <w:rFonts w:hint="default"/>
-          <w:i/>
-          <w:iCs/>
-          <w:lang w:val="en-US"/>
-        </w:rPr>
-        <w:t xml:space="preserve"> Transmit data: Member nodes to CH (Free-space, d²), CH to BS (Multipath, d⁴) under AWGN channel. Then update node energies and performance metrics (PDR, throughput etc).  </w:t>
-      </w:r>
-    </w:p>
-    <w:p>
-      <w:pPr>
-        <w:bidi w:val="0"/>
-        <w:jc w:val="both"/>
-        <w:rPr>
-          <w:rFonts w:hint="default"/>
-          <w:i/>
-          <w:iCs/>
-          <w:lang w:val="en-US"/>
-        </w:rPr>
-      </w:pPr>
-    </w:p>
-    <w:p>
-      <w:pPr>
-        <w:bidi w:val="0"/>
-        <w:jc w:val="both"/>
-        <w:rPr>
-          <w:rFonts w:hint="default"/>
-          <w:i/>
-          <w:iCs/>
-          <w:lang w:val="en-US"/>
-        </w:rPr>
-      </w:pPr>
-      <w:r>
-        <w:rPr>
-          <w:rFonts w:hint="default"/>
-          <w:i/>
-          <w:iCs/>
-          <w:lang w:val="en-US"/>
-        </w:rPr>
-        <w:t xml:space="preserve">  Increment round counter r.  </w:t>
-      </w:r>
-    </w:p>
-    <w:p>
-      <w:pPr>
-        <w:pBdr>
-          <w:bottom w:val="single" w:color="auto" w:sz="4" w:space="0"/>
-        </w:pBdr>
-        <w:bidi w:val="0"/>
-        <w:jc w:val="both"/>
-        <w:rPr>
-          <w:rFonts w:hint="default"/>
-          <w:b/>
-          <w:bCs/>
-          <w:sz w:val="20"/>
-          <w:szCs w:val="20"/>
-          <w:lang w:val="en-US"/>
-        </w:rPr>
-      </w:pPr>
-      <w:r>
-        <w:rPr>
-          <w:rFonts w:hint="default"/>
-          <w:b/>
-          <w:bCs/>
-          <w:i/>
-          <w:iCs/>
-          <w:lang w:val="en-US"/>
-        </w:rPr>
-        <w:t>End While.</w:t>
-      </w:r>
-      <w:r>
-        <w:rPr>
-          <w:rFonts w:hint="default"/>
-          <w:b/>
-          <w:bCs/>
-          <w:lang w:val="en-US"/>
-        </w:rPr>
-        <w:t xml:space="preserve">  </w:t>
       </w:r>
     </w:p>
     <w:p>
@@ -12286,10 +12462,55 @@
         <w:t>WSN parameters for Agri-IoT WSNs</w:t>
       </w:r>
     </w:p>
+    <w:p>
+      <w:pPr>
+        <w:keepNext w:val="0"/>
+        <w:keepLines w:val="0"/>
+        <w:widowControl/>
+        <w:suppressLineNumbers w:val="0"/>
+        <w:jc w:val="both"/>
+        <w:rPr>
+          <w:rFonts w:hint="default" w:ascii="Times New Roman" w:hAnsi="Times New Roman" w:eastAsia="SimSun" w:cs="Times New Roman"/>
+          <w:color w:val="000000"/>
+          <w:kern w:val="0"/>
+          <w:sz w:val="20"/>
+          <w:szCs w:val="20"/>
+          <w:lang w:val="en-US" w:eastAsia="zh-CN" w:bidi="ar"/>
+        </w:rPr>
+      </w:pPr>
+    </w:p>
+    <w:p>
+      <w:pPr>
+        <w:keepNext w:val="0"/>
+        <w:keepLines w:val="0"/>
+        <w:widowControl/>
+        <w:suppressLineNumbers w:val="0"/>
+        <w:jc w:val="both"/>
+        <w:rPr>
+          <w:rFonts w:hint="default" w:ascii="Times New Roman" w:hAnsi="Times New Roman" w:eastAsia="SimSun"/>
+          <w:color w:val="000000"/>
+          <w:kern w:val="0"/>
+          <w:sz w:val="20"/>
+          <w:szCs w:val="20"/>
+          <w:lang w:val="en-US" w:eastAsia="zh-CN"/>
+        </w:rPr>
+      </w:pPr>
+      <w:r>
+        <w:rPr>
+          <w:rFonts w:hint="default" w:ascii="Times New Roman" w:hAnsi="Times New Roman" w:eastAsia="SimSun"/>
+          <w:color w:val="000000"/>
+          <w:kern w:val="0"/>
+          <w:sz w:val="20"/>
+          <w:szCs w:val="20"/>
+          <w:lang w:val="en-US" w:eastAsia="zh-CN"/>
+        </w:rPr>
+        <w:t>The simulation will evaluate WSN performance by tracking</w:t>
+      </w:r>
+    </w:p>
     <w:tbl>
       <w:tblPr>
         <w:tblStyle w:val="17"/>
-        <w:tblpPr w:leftFromText="180" w:rightFromText="180" w:vertAnchor="text" w:horzAnchor="page" w:tblpX="1066" w:tblpY="65"/>
+        <w:tblpPr w:leftFromText="180" w:rightFromText="180" w:vertAnchor="text" w:horzAnchor="page" w:tblpX="6303" w:tblpY="90"/>
         <w:tblOverlap w:val="never"/>
         <w:tblW w:w="0" w:type="auto"/>
         <w:tblInd w:w="0" w:type="dxa"/>
@@ -13312,51 +13533,6 @@
           <w:lang w:val="en-US" w:eastAsia="zh-CN" w:bidi="ar"/>
         </w:rPr>
       </w:pPr>
-    </w:p>
-    <w:p>
-      <w:pPr>
-        <w:keepNext w:val="0"/>
-        <w:keepLines w:val="0"/>
-        <w:widowControl/>
-        <w:suppressLineNumbers w:val="0"/>
-        <w:jc w:val="both"/>
-        <w:rPr>
-          <w:rFonts w:hint="default" w:ascii="Times New Roman" w:hAnsi="Times New Roman" w:eastAsia="SimSun"/>
-          <w:color w:val="000000"/>
-          <w:kern w:val="0"/>
-          <w:sz w:val="20"/>
-          <w:szCs w:val="20"/>
-          <w:lang w:val="en-US" w:eastAsia="zh-CN"/>
-        </w:rPr>
-      </w:pPr>
-      <w:r>
-        <w:rPr>
-          <w:rFonts w:hint="default" w:ascii="Times New Roman" w:hAnsi="Times New Roman" w:eastAsia="SimSun"/>
-          <w:color w:val="000000"/>
-          <w:kern w:val="0"/>
-          <w:sz w:val="20"/>
-          <w:szCs w:val="20"/>
-          <w:lang w:val="en-US" w:eastAsia="zh-CN"/>
-        </w:rPr>
-        <w:t>The simulation will evaluate WSN performance by tracking</w:t>
-      </w:r>
-    </w:p>
-    <w:p>
-      <w:pPr>
-        <w:keepNext w:val="0"/>
-        <w:keepLines w:val="0"/>
-        <w:widowControl/>
-        <w:suppressLineNumbers w:val="0"/>
-        <w:jc w:val="both"/>
-        <w:rPr>
-          <w:rFonts w:hint="default" w:ascii="Times New Roman" w:hAnsi="Times New Roman" w:eastAsia="SimSun" w:cs="Times New Roman"/>
-          <w:color w:val="000000"/>
-          <w:kern w:val="0"/>
-          <w:sz w:val="20"/>
-          <w:szCs w:val="20"/>
-          <w:lang w:val="en-US" w:eastAsia="zh-CN" w:bidi="ar"/>
-        </w:rPr>
-      </w:pPr>
       <w:r>
         <w:rPr>
           <w:rFonts w:hint="default" w:ascii="Times New Roman" w:hAnsi="Times New Roman" w:eastAsia="SimSun"/>
@@ -13535,7 +13711,7 @@
           <w:lang w:val="en-US"/>
         </w:rPr>
         <w:drawing>
-          <wp:anchor distT="0" distB="0" distL="114300" distR="114300" simplePos="0" relativeHeight="251671552" behindDoc="0" locked="0" layoutInCell="1" allowOverlap="1">
+          <wp:anchor distT="0" distB="0" distL="114300" distR="114300" simplePos="0" relativeHeight="251661312" behindDoc="0" locked="0" layoutInCell="1" allowOverlap="1">
             <wp:simplePos x="0" y="0"/>
             <wp:positionH relativeFrom="column">
               <wp:posOffset>-37465</wp:posOffset>
@@ -13560,7 +13736,7 @@
                     </pic:cNvPicPr>
                   </pic:nvPicPr>
                   <pic:blipFill>
-                    <a:blip r:embed="rId35"/>
+                    <a:blip r:embed="rId17"/>
                     <a:srcRect l="7336" t="6173" r="8452" b="2299"/>
                     <a:stretch>
                       <a:fillRect/>
@@ -13656,7 +13832,7 @@
           <w:lang w:val="en-US"/>
         </w:rPr>
         <w:drawing>
-          <wp:anchor distT="0" distB="0" distL="114300" distR="114300" simplePos="0" relativeHeight="251672576" behindDoc="0" locked="0" layoutInCell="1" allowOverlap="1">
+          <wp:anchor distT="0" distB="0" distL="114300" distR="114300" simplePos="0" relativeHeight="251662336" behindDoc="0" locked="0" layoutInCell="1" allowOverlap="1">
             <wp:simplePos x="0" y="0"/>
             <wp:positionH relativeFrom="column">
               <wp:posOffset>-7620</wp:posOffset>
@@ -13681,7 +13857,7 @@
                     </pic:cNvPicPr>
                   </pic:nvPicPr>
                   <pic:blipFill>
-                    <a:blip r:embed="rId36"/>
+                    <a:blip r:embed="rId18"/>
                     <a:srcRect l="6158" t="6088" r="8948" b="2852"/>
                     <a:stretch>
                       <a:fillRect/>
@@ -13746,7 +13922,7 @@
           <w:lang w:val="en-US"/>
         </w:rPr>
         <w:drawing>
-          <wp:anchor distT="0" distB="0" distL="114300" distR="114300" simplePos="0" relativeHeight="251673600" behindDoc="0" locked="0" layoutInCell="1" allowOverlap="1">
+          <wp:anchor distT="0" distB="0" distL="114300" distR="114300" simplePos="0" relativeHeight="251663360" behindDoc="0" locked="0" layoutInCell="1" allowOverlap="1">
             <wp:simplePos x="0" y="0"/>
             <wp:positionH relativeFrom="column">
               <wp:posOffset>-46990</wp:posOffset>
@@ -13771,7 +13947,7 @@
                     </pic:cNvPicPr>
                   </pic:nvPicPr>
                   <pic:blipFill>
-                    <a:blip r:embed="rId37"/>
+                    <a:blip r:embed="rId19"/>
                     <a:srcRect l="7068" t="5747" r="8679" b="3150"/>
                     <a:stretch>
                       <a:fillRect/>
@@ -13846,7 +14022,7 @@
           <w:lang w:val="en-US"/>
         </w:rPr>
         <w:drawing>
-          <wp:anchor distT="0" distB="0" distL="114300" distR="114300" simplePos="0" relativeHeight="251674624" behindDoc="0" locked="0" layoutInCell="1" allowOverlap="1">
+          <wp:anchor distT="0" distB="0" distL="114300" distR="114300" simplePos="0" relativeHeight="251664384" behindDoc="0" locked="0" layoutInCell="1" allowOverlap="1">
             <wp:simplePos x="0" y="0"/>
             <wp:positionH relativeFrom="column">
               <wp:posOffset>-98425</wp:posOffset>
@@ -13871,7 +14047,7 @@
                     </pic:cNvPicPr>
                   </pic:nvPicPr>
                   <pic:blipFill>
-                    <a:blip r:embed="rId38"/>
+                    <a:blip r:embed="rId20"/>
                     <a:srcRect l="3844" t="3235" r="1178" b="4129"/>
                     <a:stretch>
                       <a:fillRect/>
@@ -13921,7 +14097,7 @@
           <w:lang w:val="en-US"/>
         </w:rPr>
         <w:drawing>
-          <wp:anchor distT="0" distB="0" distL="114300" distR="114300" simplePos="0" relativeHeight="251675648" behindDoc="0" locked="0" layoutInCell="1" allowOverlap="1">
+          <wp:anchor distT="0" distB="0" distL="114300" distR="114300" simplePos="0" relativeHeight="251665408" behindDoc="0" locked="0" layoutInCell="1" allowOverlap="1">
             <wp:simplePos x="0" y="0"/>
             <wp:positionH relativeFrom="column">
               <wp:posOffset>3231515</wp:posOffset>
@@ -13946,7 +14122,7 @@
                     </pic:cNvPicPr>
                   </pic:nvPicPr>
                   <pic:blipFill>
-                    <a:blip r:embed="rId39"/>
+                    <a:blip r:embed="rId21"/>
                     <a:srcRect t="6301" r="8783"/>
                     <a:stretch>
                       <a:fillRect/>
@@ -21276,6 +21452,8 @@
     <customSectPr/>
     <customSectPr/>
     <customSectPr/>
+    <customSectPr/>
+    <customSectPr/>
   </customSectProps>
   <extobjs>
     <extobj name="2384804F-3998-4D57-9195-F3826E402611-1">
@@ -21283,36 +21461,6 @@
     </extobj>
     <extobj name="2384804F-3998-4D57-9195-F3826E402611-14">
       <extobjdata type="2384804F-3998-4D57-9195-F3826E402611" data="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"/>
-    </extobj>
-    <extobj name="2384804F-3998-4D57-9195-F3826E402611-4">
-      <extobjdata type="2384804F-3998-4D57-9195-F3826E402611" data="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"/>
-    </extobj>
-    <extobj name="2384804F-3998-4D57-9195-F3826E402611-5">
-      <extobjdata type="2384804F-3998-4D57-9195-F3826E402611" data="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"/>
-    </extobj>
-    <extobj name="2384804F-3998-4D57-9195-F3826E402611-6">
-      <extobjdata type="2384804F-3998-4D57-9195-F3826E402611" data="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"/>
-    </extobj>
-    <extobj name="2384804F-3998-4D57-9195-F3826E402611-7">
-      <extobjdata type="2384804F-3998-4D57-9195-F3826E402611" data="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"/>
-    </extobj>
-    <extobj name="2384804F-3998-4D57-9195-F3826E402611-8">
-      <extobjdata type="2384804F-3998-4D57-9195-F3826E402611" data="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"/>
-    </extobj>
-    <extobj name="2384804F-3998-4D57-9195-F3826E402611-9">
-      <extobjdata type="2384804F-3998-4D57-9195-F3826E402611" data="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"/>
-    </extobj>
-    <extobj name="2384804F-3998-4D57-9195-F3826E402611-10">
-      <extobjdata type="2384804F-3998-4D57-9195-F3826E402611" data="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"/>
-    </extobj>
-    <extobj name="2384804F-3998-4D57-9195-F3826E402611-11">
-      <extobjdata type="2384804F-3998-4D57-9195-F3826E402611" data="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"/>
-    </extobj>
-    <extobj name="2384804F-3998-4D57-9195-F3826E402611-12">
-      <extobjdata type="2384804F-3998-4D57-9195-F3826E402611" data="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"/>
-    </extobj>
-    <extobj name="2384804F-3998-4D57-9195-F3826E402611-13">
-      <extobjdata type="2384804F-3998-4D57-9195-F3826E402611" data="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"/>
     </extobj>
   </extobjs>
 </s:customData>

--- a/mod-journal-paper.docx
+++ b/mod-journal-paper.docx
@@ -1278,8 +1278,19 @@
           <w:rFonts w:hint="default"/>
           <w:lang w:val="en-US"/>
         </w:rPr>
-        <w:t>The RLHC framework accomplishes adaptive energy balancing, increased throughput, improved PDR and extended network lifetime by combining these five layers.  It represent the potential to close the gap between contemporary ML integrated adaptive optimization techniques and conventional deterministic routing methods.  Also opens the door for more dependable and sustainable sensor network deployments in real world settings by offering a solid, scalable and self-evolving solution for the future of IoT enabled WSNs.</w:t>
-      </w:r>
+        <w:t>The RLHC framework accomplishes adaptive energy balancing, increased throughput, improved PDR and extended network lifetime by combining these five layers.  It represent the potential to close the gap between contemporary ML integrated adaptive optimization techniques and conventional deterministic routing methods.  Also opens the door for more dependable and sustainable sensor network deployments in real world settings by offering a solid, scalable and self-evolving solution for the future of IoT enabled WSNs. By integrating this framework into Agri-IoT marks a pivotal step toward agricultural modernization &amp; significantly boosting overall productivity.</w:t>
+      </w:r>
+    </w:p>
+    <w:p>
+      <w:pPr>
+        <w:bidi w:val="0"/>
+        <w:ind w:firstLine="400" w:firstLineChars="200"/>
+        <w:jc w:val="both"/>
+        <w:rPr>
+          <w:rFonts w:hint="default"/>
+          <w:lang w:val="en-US"/>
+        </w:rPr>
+      </w:pPr>
     </w:p>
     <w:p>
       <w:pPr>
@@ -1364,7 +1375,7 @@
           <w:rFonts w:hint="default"/>
           <w:lang w:val="en-US"/>
         </w:rPr>
-        <w:t>Achieves up to 57% improvement in network lifetime, 33% reduction in energy consumption and 240% increase in throughput, with federated deployment as compared to the renowned optimization based algorithms (ACO/PSO/FCM), enhancing robustness and scalability.</w:t>
+        <w:t>Achieves up to 57% improvement in network lifetime, 33% reduction in energy consumption and 240% increase in throughput, with federated deployment as compared to the renowned optimization based algorithms (ACO/PSO/FCM), enhancing robustness and scalability</w:t>
       </w:r>
     </w:p>
     <w:p>
@@ -1415,26 +1426,6 @@
         </w:rPr>
         <w:t>Section II represents a comprehensive literature review of existing clustering protocols and RL approaches in WSNs. Section III describe the theoretical and technical background related to energy efficient communication and clustering mechanisms. Section IV focus on the methodology of proposed RLHC framework in details. Section V presents the simulation setup, performance evaluation parameters and comparative analysis of the proposed RLHC protocol with existing approaches. Finally, Section VI provides the conclusion and highlights possible future research direction.</w:t>
       </w:r>
-    </w:p>
-    <w:p>
-      <w:pPr>
-        <w:bidi w:val="0"/>
-        <w:jc w:val="both"/>
-        <w:rPr>
-          <w:rFonts w:hint="default"/>
-          <w:lang w:val="en-US"/>
-        </w:rPr>
-      </w:pPr>
-    </w:p>
-    <w:p>
-      <w:pPr>
-        <w:bidi w:val="0"/>
-        <w:jc w:val="both"/>
-        <w:rPr>
-          <w:rFonts w:hint="default"/>
-          <w:lang w:val="en-US"/>
-        </w:rPr>
-      </w:pPr>
     </w:p>
     <w:p>
       <w:pPr>
@@ -1811,9 +1802,9 @@
       </w:tblPr>
       <w:tblGrid>
         <w:gridCol w:w="563"/>
-        <w:gridCol w:w="2808"/>
-        <w:gridCol w:w="3292"/>
-        <w:gridCol w:w="3412"/>
+        <w:gridCol w:w="3324"/>
+        <w:gridCol w:w="2917"/>
+        <w:gridCol w:w="3271"/>
       </w:tblGrid>
       <w:tr>
         <w:tblPrEx>
@@ -1883,7 +1874,7 @@
         </w:tc>
         <w:tc>
           <w:tcPr>
-            <w:tcW w:w="2808" w:type="dxa"/>
+            <w:tcW w:w="3324" w:type="dxa"/>
             <w:shd w:val="clear" w:color="auto" w:fill="D7D7D7" w:themeFill="background1" w:themeFillShade="D8"/>
           </w:tcPr>
           <w:p>
@@ -1929,7 +1920,7 @@
         </w:tc>
         <w:tc>
           <w:tcPr>
-            <w:tcW w:w="3292" w:type="dxa"/>
+            <w:tcW w:w="2917" w:type="dxa"/>
             <w:shd w:val="clear" w:color="auto" w:fill="D7D7D7" w:themeFill="background1" w:themeFillShade="D8"/>
           </w:tcPr>
           <w:p>
@@ -1987,7 +1978,7 @@
         </w:tc>
         <w:tc>
           <w:tcPr>
-            <w:tcW w:w="3412" w:type="dxa"/>
+            <w:tcW w:w="3271" w:type="dxa"/>
             <w:shd w:val="clear" w:color="auto" w:fill="D7D7D7" w:themeFill="background1" w:themeFillShade="D8"/>
           </w:tcPr>
           <w:p>
@@ -2105,7 +2096,7 @@
         </w:tc>
         <w:tc>
           <w:tcPr>
-            <w:tcW w:w="2808" w:type="dxa"/>
+            <w:tcW w:w="3324" w:type="dxa"/>
           </w:tcPr>
           <w:p>
             <w:pPr>
@@ -2148,7 +2139,7 @@
         </w:tc>
         <w:tc>
           <w:tcPr>
-            <w:tcW w:w="3292" w:type="dxa"/>
+            <w:tcW w:w="2917" w:type="dxa"/>
           </w:tcPr>
           <w:p>
             <w:pPr>
@@ -2226,7 +2217,7 @@
         </w:tc>
         <w:tc>
           <w:tcPr>
-            <w:tcW w:w="3412" w:type="dxa"/>
+            <w:tcW w:w="3271" w:type="dxa"/>
           </w:tcPr>
           <w:p>
             <w:pPr>
@@ -2372,7 +2363,7 @@
         </w:tc>
         <w:tc>
           <w:tcPr>
-            <w:tcW w:w="2808" w:type="dxa"/>
+            <w:tcW w:w="3324" w:type="dxa"/>
           </w:tcPr>
           <w:p>
             <w:pPr>
@@ -2415,7 +2406,7 @@
         </w:tc>
         <w:tc>
           <w:tcPr>
-            <w:tcW w:w="3292" w:type="dxa"/>
+            <w:tcW w:w="2917" w:type="dxa"/>
           </w:tcPr>
           <w:p>
             <w:pPr>
@@ -2480,7 +2471,7 @@
         </w:tc>
         <w:tc>
           <w:tcPr>
-            <w:tcW w:w="3412" w:type="dxa"/>
+            <w:tcW w:w="3271" w:type="dxa"/>
           </w:tcPr>
           <w:p>
             <w:pPr>
@@ -2606,7 +2597,7 @@
         </w:tc>
         <w:tc>
           <w:tcPr>
-            <w:tcW w:w="2808" w:type="dxa"/>
+            <w:tcW w:w="3324" w:type="dxa"/>
           </w:tcPr>
           <w:p>
             <w:pPr>
@@ -2686,7 +2677,7 @@
         </w:tc>
         <w:tc>
           <w:tcPr>
-            <w:tcW w:w="3292" w:type="dxa"/>
+            <w:tcW w:w="2917" w:type="dxa"/>
           </w:tcPr>
           <w:p>
             <w:pPr>
@@ -2766,7 +2757,7 @@
         </w:tc>
         <w:tc>
           <w:tcPr>
-            <w:tcW w:w="3412" w:type="dxa"/>
+            <w:tcW w:w="3271" w:type="dxa"/>
           </w:tcPr>
           <w:p>
             <w:pPr>
@@ -2892,7 +2883,7 @@
         </w:tc>
         <w:tc>
           <w:tcPr>
-            <w:tcW w:w="2808" w:type="dxa"/>
+            <w:tcW w:w="3324" w:type="dxa"/>
           </w:tcPr>
           <w:p>
             <w:pPr>
@@ -2957,7 +2948,7 @@
         </w:tc>
         <w:tc>
           <w:tcPr>
-            <w:tcW w:w="3292" w:type="dxa"/>
+            <w:tcW w:w="2917" w:type="dxa"/>
           </w:tcPr>
           <w:p>
             <w:pPr>
@@ -3022,7 +3013,7 @@
         </w:tc>
         <w:tc>
           <w:tcPr>
-            <w:tcW w:w="3412" w:type="dxa"/>
+            <w:tcW w:w="3271" w:type="dxa"/>
           </w:tcPr>
           <w:p>
             <w:pPr>
@@ -3139,7 +3130,7 @@
         </w:tc>
         <w:tc>
           <w:tcPr>
-            <w:tcW w:w="2808" w:type="dxa"/>
+            <w:tcW w:w="3324" w:type="dxa"/>
             <w:shd w:val="clear" w:color="auto" w:fill="auto"/>
             <w:vAlign w:val="top"/>
           </w:tcPr>
@@ -3223,7 +3214,7 @@
         </w:tc>
         <w:tc>
           <w:tcPr>
-            <w:tcW w:w="3292" w:type="dxa"/>
+            <w:tcW w:w="2917" w:type="dxa"/>
             <w:shd w:val="clear" w:color="auto" w:fill="auto"/>
             <w:vAlign w:val="top"/>
           </w:tcPr>
@@ -3280,7 +3271,7 @@
         </w:tc>
         <w:tc>
           <w:tcPr>
-            <w:tcW w:w="3412" w:type="dxa"/>
+            <w:tcW w:w="3271" w:type="dxa"/>
             <w:shd w:val="clear" w:color="auto" w:fill="auto"/>
             <w:vAlign w:val="top"/>
           </w:tcPr>
@@ -3409,7 +3400,7 @@
         </w:tc>
         <w:tc>
           <w:tcPr>
-            <w:tcW w:w="2808" w:type="dxa"/>
+            <w:tcW w:w="3324" w:type="dxa"/>
             <w:shd w:val="clear" w:color="auto" w:fill="auto"/>
             <w:vAlign w:val="top"/>
           </w:tcPr>
@@ -3508,7 +3499,7 @@
         </w:tc>
         <w:tc>
           <w:tcPr>
-            <w:tcW w:w="3292" w:type="dxa"/>
+            <w:tcW w:w="2917" w:type="dxa"/>
             <w:shd w:val="clear" w:color="auto" w:fill="auto"/>
             <w:vAlign w:val="top"/>
           </w:tcPr>
@@ -3574,7 +3565,7 @@
         </w:tc>
         <w:tc>
           <w:tcPr>
-            <w:tcW w:w="3412" w:type="dxa"/>
+            <w:tcW w:w="3271" w:type="dxa"/>
             <w:shd w:val="clear" w:color="auto" w:fill="auto"/>
             <w:vAlign w:val="top"/>
           </w:tcPr>
@@ -3692,7 +3683,7 @@
         </w:tc>
         <w:tc>
           <w:tcPr>
-            <w:tcW w:w="2808" w:type="dxa"/>
+            <w:tcW w:w="3324" w:type="dxa"/>
             <w:shd w:val="clear" w:color="auto" w:fill="auto"/>
             <w:vAlign w:val="top"/>
           </w:tcPr>
@@ -3739,7 +3730,7 @@
         </w:tc>
         <w:tc>
           <w:tcPr>
-            <w:tcW w:w="3292" w:type="dxa"/>
+            <w:tcW w:w="2917" w:type="dxa"/>
             <w:shd w:val="clear" w:color="auto" w:fill="auto"/>
             <w:vAlign w:val="top"/>
           </w:tcPr>
@@ -3793,7 +3784,7 @@
         </w:tc>
         <w:tc>
           <w:tcPr>
-            <w:tcW w:w="3412" w:type="dxa"/>
+            <w:tcW w:w="3271" w:type="dxa"/>
             <w:shd w:val="clear" w:color="auto" w:fill="auto"/>
             <w:vAlign w:val="top"/>
           </w:tcPr>
@@ -3928,7 +3919,7 @@
         </w:tc>
         <w:tc>
           <w:tcPr>
-            <w:tcW w:w="2808" w:type="dxa"/>
+            <w:tcW w:w="3324" w:type="dxa"/>
           </w:tcPr>
           <w:p>
             <w:pPr>
@@ -3993,7 +3984,7 @@
         </w:tc>
         <w:tc>
           <w:tcPr>
-            <w:tcW w:w="3292" w:type="dxa"/>
+            <w:tcW w:w="2917" w:type="dxa"/>
           </w:tcPr>
           <w:p>
             <w:pPr>
@@ -4058,7 +4049,7 @@
         </w:tc>
         <w:tc>
           <w:tcPr>
-            <w:tcW w:w="3412" w:type="dxa"/>
+            <w:tcW w:w="3271" w:type="dxa"/>
           </w:tcPr>
           <w:p>
             <w:pPr>
@@ -4162,7 +4153,7 @@
         </w:tc>
         <w:tc>
           <w:tcPr>
-            <w:tcW w:w="2808" w:type="dxa"/>
+            <w:tcW w:w="3324" w:type="dxa"/>
           </w:tcPr>
           <w:p>
             <w:pPr>
@@ -4205,7 +4196,7 @@
         </w:tc>
         <w:tc>
           <w:tcPr>
-            <w:tcW w:w="3292" w:type="dxa"/>
+            <w:tcW w:w="2917" w:type="dxa"/>
           </w:tcPr>
           <w:p>
             <w:pPr>
@@ -4270,7 +4261,7 @@
         </w:tc>
         <w:tc>
           <w:tcPr>
-            <w:tcW w:w="3412" w:type="dxa"/>
+            <w:tcW w:w="3271" w:type="dxa"/>
           </w:tcPr>
           <w:p>
             <w:pPr>
@@ -4378,7 +4369,7 @@
         </w:tc>
         <w:tc>
           <w:tcPr>
-            <w:tcW w:w="2808" w:type="dxa"/>
+            <w:tcW w:w="3324" w:type="dxa"/>
             <w:shd w:val="clear" w:color="auto" w:fill="auto"/>
             <w:vAlign w:val="top"/>
           </w:tcPr>
@@ -4447,7 +4438,7 @@
         </w:tc>
         <w:tc>
           <w:tcPr>
-            <w:tcW w:w="3292" w:type="dxa"/>
+            <w:tcW w:w="2917" w:type="dxa"/>
             <w:shd w:val="clear" w:color="auto" w:fill="auto"/>
             <w:vAlign w:val="top"/>
           </w:tcPr>
@@ -4501,7 +4492,7 @@
         </w:tc>
         <w:tc>
           <w:tcPr>
-            <w:tcW w:w="3412" w:type="dxa"/>
+            <w:tcW w:w="3271" w:type="dxa"/>
             <w:shd w:val="clear" w:color="auto" w:fill="auto"/>
             <w:vAlign w:val="top"/>
           </w:tcPr>
@@ -4623,7 +4614,7 @@
         </w:tc>
         <w:tc>
           <w:tcPr>
-            <w:tcW w:w="2808" w:type="dxa"/>
+            <w:tcW w:w="3324" w:type="dxa"/>
           </w:tcPr>
           <w:p>
             <w:pPr>
@@ -4697,13 +4688,13 @@
                 <w:vertAlign w:val="baseline"/>
                 <w:lang w:val="en-US"/>
               </w:rPr>
-              <w:t>5) [29]</w:t>
+              <w:t>5)[29]</w:t>
             </w:r>
           </w:p>
         </w:tc>
         <w:tc>
           <w:tcPr>
-            <w:tcW w:w="3292" w:type="dxa"/>
+            <w:tcW w:w="2917" w:type="dxa"/>
           </w:tcPr>
           <w:p>
             <w:pPr>
@@ -4753,7 +4744,7 @@
         </w:tc>
         <w:tc>
           <w:tcPr>
-            <w:tcW w:w="3412" w:type="dxa"/>
+            <w:tcW w:w="3271" w:type="dxa"/>
           </w:tcPr>
           <w:p>
             <w:pPr>
@@ -4869,7 +4860,7 @@
         </w:tc>
         <w:tc>
           <w:tcPr>
-            <w:tcW w:w="2808" w:type="dxa"/>
+            <w:tcW w:w="3324" w:type="dxa"/>
           </w:tcPr>
           <w:p>
             <w:pPr>
@@ -4919,7 +4910,7 @@
         </w:tc>
         <w:tc>
           <w:tcPr>
-            <w:tcW w:w="3292" w:type="dxa"/>
+            <w:tcW w:w="2917" w:type="dxa"/>
           </w:tcPr>
           <w:p>
             <w:pPr>
@@ -4960,7 +4951,7 @@
         </w:tc>
         <w:tc>
           <w:tcPr>
-            <w:tcW w:w="3412" w:type="dxa"/>
+            <w:tcW w:w="3271" w:type="dxa"/>
           </w:tcPr>
           <w:p>
             <w:pPr>
@@ -5064,7 +5055,7 @@
         </w:tc>
         <w:tc>
           <w:tcPr>
-            <w:tcW w:w="2808" w:type="dxa"/>
+            <w:tcW w:w="3324" w:type="dxa"/>
           </w:tcPr>
           <w:p>
             <w:pPr>
@@ -5114,7 +5105,7 @@
         </w:tc>
         <w:tc>
           <w:tcPr>
-            <w:tcW w:w="3292" w:type="dxa"/>
+            <w:tcW w:w="2917" w:type="dxa"/>
           </w:tcPr>
           <w:p>
             <w:pPr>
@@ -5155,7 +5146,7 @@
         </w:tc>
         <w:tc>
           <w:tcPr>
-            <w:tcW w:w="3412" w:type="dxa"/>
+            <w:tcW w:w="3271" w:type="dxa"/>
           </w:tcPr>
           <w:p>
             <w:pPr>
@@ -5259,7 +5250,7 @@
         </w:tc>
         <w:tc>
           <w:tcPr>
-            <w:tcW w:w="2808" w:type="dxa"/>
+            <w:tcW w:w="3324" w:type="dxa"/>
           </w:tcPr>
           <w:p>
             <w:pPr>
@@ -5324,7 +5315,7 @@
         </w:tc>
         <w:tc>
           <w:tcPr>
-            <w:tcW w:w="3292" w:type="dxa"/>
+            <w:tcW w:w="2917" w:type="dxa"/>
           </w:tcPr>
           <w:p>
             <w:pPr>
@@ -5365,7 +5356,7 @@
         </w:tc>
         <w:tc>
           <w:tcPr>
-            <w:tcW w:w="3412" w:type="dxa"/>
+            <w:tcW w:w="3271" w:type="dxa"/>
           </w:tcPr>
           <w:p>
             <w:pPr>
@@ -5469,7 +5460,7 @@
         </w:tc>
         <w:tc>
           <w:tcPr>
-            <w:tcW w:w="2808" w:type="dxa"/>
+            <w:tcW w:w="3324" w:type="dxa"/>
           </w:tcPr>
           <w:p>
             <w:pPr>
@@ -5519,7 +5510,7 @@
         </w:tc>
         <w:tc>
           <w:tcPr>
-            <w:tcW w:w="3292" w:type="dxa"/>
+            <w:tcW w:w="2917" w:type="dxa"/>
           </w:tcPr>
           <w:p>
             <w:pPr>
@@ -5560,7 +5551,7 @@
         </w:tc>
         <w:tc>
           <w:tcPr>
-            <w:tcW w:w="3412" w:type="dxa"/>
+            <w:tcW w:w="3271" w:type="dxa"/>
           </w:tcPr>
           <w:p>
             <w:pPr>
@@ -5664,7 +5655,7 @@
         </w:tc>
         <w:tc>
           <w:tcPr>
-            <w:tcW w:w="2808" w:type="dxa"/>
+            <w:tcW w:w="3324" w:type="dxa"/>
           </w:tcPr>
           <w:p>
             <w:pPr>
@@ -5714,7 +5705,7 @@
         </w:tc>
         <w:tc>
           <w:tcPr>
-            <w:tcW w:w="3292" w:type="dxa"/>
+            <w:tcW w:w="2917" w:type="dxa"/>
           </w:tcPr>
           <w:p>
             <w:pPr>
@@ -5755,7 +5746,7 @@
         </w:tc>
         <w:tc>
           <w:tcPr>
-            <w:tcW w:w="3412" w:type="dxa"/>
+            <w:tcW w:w="3271" w:type="dxa"/>
           </w:tcPr>
           <w:p>
             <w:pPr>
@@ -5859,7 +5850,7 @@
         </w:tc>
         <w:tc>
           <w:tcPr>
-            <w:tcW w:w="2808" w:type="dxa"/>
+            <w:tcW w:w="3324" w:type="dxa"/>
           </w:tcPr>
           <w:p>
             <w:pPr>
@@ -5924,7 +5915,7 @@
         </w:tc>
         <w:tc>
           <w:tcPr>
-            <w:tcW w:w="3292" w:type="dxa"/>
+            <w:tcW w:w="2917" w:type="dxa"/>
           </w:tcPr>
           <w:p>
             <w:pPr>
@@ -5965,7 +5956,7 @@
         </w:tc>
         <w:tc>
           <w:tcPr>
-            <w:tcW w:w="3412" w:type="dxa"/>
+            <w:tcW w:w="3271" w:type="dxa"/>
           </w:tcPr>
           <w:p>
             <w:pPr>
@@ -6069,7 +6060,7 @@
         </w:tc>
         <w:tc>
           <w:tcPr>
-            <w:tcW w:w="2808" w:type="dxa"/>
+            <w:tcW w:w="3324" w:type="dxa"/>
           </w:tcPr>
           <w:p>
             <w:pPr>
@@ -6119,7 +6110,7 @@
         </w:tc>
         <w:tc>
           <w:tcPr>
-            <w:tcW w:w="3292" w:type="dxa"/>
+            <w:tcW w:w="2917" w:type="dxa"/>
           </w:tcPr>
           <w:p>
             <w:pPr>
@@ -6160,7 +6151,7 @@
         </w:tc>
         <w:tc>
           <w:tcPr>
-            <w:tcW w:w="3412" w:type="dxa"/>
+            <w:tcW w:w="3271" w:type="dxa"/>
           </w:tcPr>
           <w:p>
             <w:pPr>
@@ -6264,7 +6255,7 @@
         </w:tc>
         <w:tc>
           <w:tcPr>
-            <w:tcW w:w="2808" w:type="dxa"/>
+            <w:tcW w:w="3324" w:type="dxa"/>
           </w:tcPr>
           <w:p>
             <w:pPr>
@@ -6314,7 +6305,7 @@
         </w:tc>
         <w:tc>
           <w:tcPr>
-            <w:tcW w:w="3292" w:type="dxa"/>
+            <w:tcW w:w="2917" w:type="dxa"/>
           </w:tcPr>
           <w:p>
             <w:pPr>
@@ -6355,7 +6346,7 @@
         </w:tc>
         <w:tc>
           <w:tcPr>
-            <w:tcW w:w="3412" w:type="dxa"/>
+            <w:tcW w:w="3271" w:type="dxa"/>
           </w:tcPr>
           <w:p>
             <w:pPr>
@@ -6459,7 +6450,7 @@
         </w:tc>
         <w:tc>
           <w:tcPr>
-            <w:tcW w:w="2808" w:type="dxa"/>
+            <w:tcW w:w="3324" w:type="dxa"/>
           </w:tcPr>
           <w:p>
             <w:pPr>
@@ -6509,7 +6500,7 @@
         </w:tc>
         <w:tc>
           <w:tcPr>
-            <w:tcW w:w="3292" w:type="dxa"/>
+            <w:tcW w:w="2917" w:type="dxa"/>
           </w:tcPr>
           <w:p>
             <w:pPr>
@@ -6565,7 +6556,7 @@
         </w:tc>
         <w:tc>
           <w:tcPr>
-            <w:tcW w:w="3412" w:type="dxa"/>
+            <w:tcW w:w="3271" w:type="dxa"/>
           </w:tcPr>
           <w:p>
             <w:pPr>
@@ -6669,7 +6660,7 @@
         </w:tc>
         <w:tc>
           <w:tcPr>
-            <w:tcW w:w="2808" w:type="dxa"/>
+            <w:tcW w:w="3324" w:type="dxa"/>
           </w:tcPr>
           <w:p>
             <w:pPr>
@@ -6726,7 +6717,7 @@
         </w:tc>
         <w:tc>
           <w:tcPr>
-            <w:tcW w:w="3292" w:type="dxa"/>
+            <w:tcW w:w="2917" w:type="dxa"/>
           </w:tcPr>
           <w:p>
             <w:pPr>
@@ -6767,7 +6758,7 @@
         </w:tc>
         <w:tc>
           <w:tcPr>
-            <w:tcW w:w="3412" w:type="dxa"/>
+            <w:tcW w:w="3271" w:type="dxa"/>
           </w:tcPr>
           <w:p>
             <w:pPr>
@@ -6871,7 +6862,7 @@
         </w:tc>
         <w:tc>
           <w:tcPr>
-            <w:tcW w:w="2808" w:type="dxa"/>
+            <w:tcW w:w="3324" w:type="dxa"/>
           </w:tcPr>
           <w:p>
             <w:pPr>
@@ -6921,7 +6912,7 @@
         </w:tc>
         <w:tc>
           <w:tcPr>
-            <w:tcW w:w="3292" w:type="dxa"/>
+            <w:tcW w:w="2917" w:type="dxa"/>
           </w:tcPr>
           <w:p>
             <w:pPr>
@@ -6962,7 +6953,7 @@
         </w:tc>
         <w:tc>
           <w:tcPr>
-            <w:tcW w:w="3412" w:type="dxa"/>
+            <w:tcW w:w="3271" w:type="dxa"/>
           </w:tcPr>
           <w:p>
             <w:pPr>
@@ -7048,6 +7039,22 @@
           <w:cols w:space="425" w:num="1"/>
           <w:docGrid w:linePitch="360" w:charSpace="0"/>
         </w:sectPr>
+      </w:pPr>
+    </w:p>
+    <w:p>
+      <w:pPr>
+        <w:jc w:val="left"/>
+        <w:rPr>
+          <w:rFonts w:hint="default"/>
+        </w:rPr>
+      </w:pPr>
+    </w:p>
+    <w:p>
+      <w:pPr>
+        <w:jc w:val="left"/>
+        <w:rPr>
+          <w:rFonts w:hint="default"/>
+        </w:rPr>
       </w:pPr>
     </w:p>
     <w:p>
@@ -7361,16 +7368,16 @@
         <w:jc w:val="both"/>
         <w:rPr>
           <w:rFonts w:hint="default"/>
-          <w:i w:val="0"/>
-          <w:iCs w:val="0"/>
-          <w:lang w:val="en-US"/>
-        </w:rPr>
-      </w:pPr>
-      <w:r>
-        <w:rPr>
-          <w:rFonts w:hint="default"/>
-          <w:i w:val="0"/>
-          <w:iCs w:val="0"/>
+          <w:i/>
+          <w:iCs/>
+          <w:lang w:val="en-US"/>
+        </w:rPr>
+      </w:pPr>
+      <w:r>
+        <w:rPr>
+          <w:rFonts w:hint="default"/>
+          <w:i/>
+          <w:iCs/>
           <w:lang w:val="en-US"/>
         </w:rPr>
         <w:t xml:space="preserve">Layer 1: Energy Normalized Distributed Energy Efficient Clustering Protocol </w:t>
@@ -8928,12 +8935,16 @@
         <w:jc w:val="both"/>
         <w:rPr>
           <w:rFonts w:hint="default"/>
-          <w:lang w:val="en-US"/>
-        </w:rPr>
-      </w:pPr>
-      <w:r>
-        <w:rPr>
-          <w:rFonts w:hint="default"/>
+          <w:i/>
+          <w:iCs/>
+          <w:lang w:val="en-US"/>
+        </w:rPr>
+      </w:pPr>
+      <w:r>
+        <w:rPr>
+          <w:rFonts w:hint="default"/>
+          <w:i/>
+          <w:iCs/>
           <w:lang w:val="en-US"/>
         </w:rPr>
         <w:t>Layer 2: EEKA with Centrality and Spatially Aware Cost Function Optimization</w:t>
@@ -9609,6 +9620,8 @@
         <w:jc w:val="both"/>
         <w:rPr>
           <w:rFonts w:hint="default"/>
+          <w:i/>
+          <w:iCs/>
           <w:lang w:val="en-US"/>
         </w:rPr>
       </w:pPr>
@@ -9619,12 +9632,16 @@
         <w:jc w:val="both"/>
         <w:rPr>
           <w:rFonts w:hint="default"/>
-          <w:lang w:val="en-US"/>
-        </w:rPr>
-      </w:pPr>
-      <w:r>
-        <w:rPr>
-          <w:rFonts w:hint="default"/>
+          <w:i/>
+          <w:iCs/>
+          <w:lang w:val="en-US"/>
+        </w:rPr>
+      </w:pPr>
+      <w:r>
+        <w:rPr>
+          <w:rFonts w:hint="default"/>
+          <w:i/>
+          <w:iCs/>
           <w:lang w:val="en-US"/>
         </w:rPr>
         <w:t>Layer 3:  CH-guided K-Means Algorithm</w:t>
@@ -9996,12 +10013,16 @@
         <w:jc w:val="both"/>
         <w:rPr>
           <w:rFonts w:hint="default"/>
-          <w:lang w:val="en-US"/>
-        </w:rPr>
-      </w:pPr>
-      <w:r>
-        <w:rPr>
-          <w:rFonts w:hint="default"/>
+          <w:i/>
+          <w:iCs/>
+          <w:lang w:val="en-US"/>
+        </w:rPr>
+      </w:pPr>
+      <w:r>
+        <w:rPr>
+          <w:rFonts w:hint="default"/>
+          <w:i/>
+          <w:iCs/>
           <w:lang w:val="en-US"/>
         </w:rPr>
         <w:t>Layer 4:  Q-Learing Reinforcement Learning</w:t>
@@ -10149,7 +10170,7 @@
                 <wp:lineTo x="8811" y="0"/>
               </wp:wrapPolygon>
             </wp:wrapTight>
-            <wp:docPr id="44" name="2384804F-3998-4D57-9195-F3826E402611-14" descr="wps"/>
+            <wp:docPr id="44" name="2384804F-3998-4D57-9195-F3826E402611-2" descr="wps"/>
             <wp:cNvGraphicFramePr>
               <a:graphicFrameLocks xmlns:a="http://schemas.openxmlformats.org/drawingml/2006/main" noChangeAspect="1"/>
             </wp:cNvGraphicFramePr>
@@ -10157,7 +10178,7 @@
               <a:graphicData uri="http://schemas.openxmlformats.org/drawingml/2006/picture">
                 <pic:pic xmlns:pic="http://schemas.openxmlformats.org/drawingml/2006/picture">
                   <pic:nvPicPr>
-                    <pic:cNvPr id="44" name="2384804F-3998-4D57-9195-F3826E402611-14" descr="wps"/>
+                    <pic:cNvPr id="44" name="2384804F-3998-4D57-9195-F3826E402611-2" descr="wps"/>
                     <pic:cNvPicPr>
                       <a:picLocks noChangeAspect="1"/>
                     </pic:cNvPicPr>
@@ -10249,7 +10270,7 @@
           <w:rFonts w:hint="default"/>
           <w:lang w:val="en-US"/>
         </w:rPr>
-        <w:t>Equation (9) is used to update the Q-table, where α is the learning rate that determines how much new information overrides old knowledge, γ is the discount factor that defines the importance of future rewards and ‘a’ represents the action taken by the agent. This update allows the agent to iteratively improve its policy by balancing immediate rewards with long-term benefits, enabling more optimal decision making over time.</w:t>
+        <w:t>Equation (9) is used to update the Q-Learning Q-table also known as experience table, where α is the learning rate that determines how much new information overrides old knowledge, γ is the discount factor that defines the importance of future rewards and ‘a’ represents the action taken by the agent. This update allows the agent to iteratively improve its policy by balancing immediate rewards with long-term benefits, enabling more optimal decision making over time.</w:t>
       </w:r>
     </w:p>
     <w:p>
@@ -10826,32 +10847,16 @@
         <w:jc w:val="both"/>
         <w:rPr>
           <w:rFonts w:hint="default"/>
-          <w:lang w:val="en-US"/>
-        </w:rPr>
-      </w:pPr>
-    </w:p>
-    <w:p>
-      <w:pPr>
-        <w:bidi w:val="0"/>
-        <w:jc w:val="both"/>
-        <w:rPr>
-          <w:rFonts w:hint="default"/>
-          <w:lang w:val="en-US"/>
-        </w:rPr>
-      </w:pPr>
-    </w:p>
-    <w:p>
-      <w:pPr>
-        <w:bidi w:val="0"/>
-        <w:jc w:val="both"/>
-        <w:rPr>
-          <w:rFonts w:hint="default"/>
-          <w:lang w:val="en-US"/>
-        </w:rPr>
-      </w:pPr>
-      <w:r>
-        <w:rPr>
-          <w:rFonts w:hint="default"/>
+          <w:i/>
+          <w:iCs/>
+          <w:lang w:val="en-US"/>
+        </w:rPr>
+      </w:pPr>
+      <w:r>
+        <w:rPr>
+          <w:rFonts w:hint="default"/>
+          <w:i/>
+          <w:iCs/>
           <w:lang w:val="en-US"/>
         </w:rPr>
         <w:t>Layer 5: Communication Layer</w:t>
@@ -10891,7 +10896,6 @@
         <w:bidi w:val="0"/>
         <w:ind w:firstLine="400" w:firstLineChars="200"/>
         <w:jc w:val="both"/>
-        <m:rPr/>
         <w:rPr>
           <w:rFonts w:hint="default" w:hAnsi="Cambria Math"/>
           <w:i w:val="0"/>
@@ -11253,7 +11257,6 @@
         <w:bidi w:val="0"/>
         <w:ind w:firstLine="400" w:firstLineChars="200"/>
         <w:jc w:val="both"/>
-        <m:rPr/>
         <w:rPr>
           <w:rFonts w:hint="default" w:hAnsi="Cambria Math"/>
           <w:i w:val="0"/>
@@ -11267,7 +11270,6 @@
       <w:pPr>
         <w:bidi w:val="0"/>
         <w:jc w:val="both"/>
-        <m:rPr/>
         <w:rPr>
           <w:rFonts w:hint="default" w:hAnsi="Cambria Math"/>
           <w:i w:val="0"/>
@@ -11277,7 +11279,6 @@
         </w:rPr>
       </w:pPr>
       <w:r>
-        <m:rPr/>
         <w:rPr>
           <w:rFonts w:hint="default" w:hAnsi="Cambria Math"/>
           <w:i w:val="0"/>
@@ -11292,7 +11293,6 @@
       <w:pPr>
         <w:bidi w:val="0"/>
         <w:jc w:val="both"/>
-        <m:rPr/>
         <w:rPr>
           <w:rFonts w:hint="default" w:hAnsi="Cambria Math"/>
           <w:i w:val="0"/>
@@ -11733,19 +11733,7 @@
               <w:szCs w:val="20"/>
               <w:lang w:val="en-US"/>
             </w:rPr>
-            <m:t xml:space="preserve">             </m:t>
-          </m:r>
-          <m:r>
-            <m:rPr>
-              <m:sty m:val="p"/>
-            </m:rPr>
-            <w:rPr>
-              <w:rFonts w:hint="default" w:ascii="Cambria Math" w:hAnsi="Cambria Math"/>
-              <w:sz w:val="20"/>
-              <w:szCs w:val="20"/>
-              <w:lang w:val="en-US"/>
-            </w:rPr>
-            <m:t>(12)</m:t>
+            <m:t xml:space="preserve">             (12)</m:t>
           </m:r>
         </m:oMath>
       </m:oMathPara>
@@ -12113,7 +12101,6 @@
       <w:pPr>
         <w:bidi w:val="0"/>
         <w:jc w:val="both"/>
-        <m:rPr/>
         <w:rPr>
           <w:rFonts w:hint="default" w:hAnsi="SimSun" w:cs="SimSun"/>
           <w:i w:val="0"/>
@@ -12123,7 +12110,6 @@
         </w:rPr>
       </w:pPr>
       <w:r>
-        <m:rPr/>
         <w:rPr>
           <w:rFonts w:hint="default" w:hAnsi="SimSun" w:cs="SimSun"/>
           <w:i w:val="0"/>
@@ -12134,7 +12120,6 @@
         <w:t>Equation (12) represent the large-scale path loss by shadowing, n is the path loss exponent, Xσ is a Gaussian random variable representing shadowing effects. Equation (13) represents the overall channel gain which is obtained by combining small-scale and large-scale effects, t</w:t>
       </w:r>
       <w:r>
-        <m:rPr/>
         <w:rPr>
           <w:rFonts w:hint="default" w:hAnsi="SimSun" w:eastAsia="SimSun" w:cs="SimSun"/>
           <w:i w:val="0"/>
@@ -12145,7 +12130,6 @@
         <w:t>he effective channel gain between nodes i and j is computed as</w:t>
       </w:r>
       <w:r>
-        <m:rPr/>
         <w:rPr>
           <w:rFonts w:hint="default" w:hAnsi="SimSun" w:cs="SimSun"/>
           <w:i w:val="0"/>
@@ -12175,7 +12159,6 @@
         <w:ind w:left="100" w:leftChars="50" w:right="100" w:rightChars="50"/>
         <w:jc w:val="center"/>
         <w:textAlignment w:val="auto"/>
-        <m:rPr/>
         <w:rPr>
           <w:rFonts w:hint="default" w:hAnsi="SimSun" w:cs="SimSun"/>
           <w:i w:val="0"/>
@@ -12184,7 +12167,6 @@
           <w:lang w:val="en-US"/>
         </w:rPr>
       </w:pPr>
-      <w:bookmarkStart w:id="0" w:name="_GoBack"/>
       <w:r>
         <w:drawing>
           <wp:anchor distT="0" distB="0" distL="114300" distR="114300" simplePos="0" relativeHeight="251672576" behindDoc="0" locked="0" layoutInCell="1" allowOverlap="1">
@@ -12232,7 +12214,6 @@
           </wp:anchor>
         </w:drawing>
       </w:r>
-      <w:bookmarkEnd w:id="0"/>
       <w:r>
         <w:rPr>
           <w:rFonts w:hint="default"/>
@@ -12285,18 +12266,10 @@
           <w:lang w:val="en-US"/>
         </w:rPr>
         <w:drawing>
-          <wp:anchor distT="0" distB="0" distL="114300" distR="114300" simplePos="0" relativeHeight="251673600" behindDoc="0" locked="0" layoutInCell="1" allowOverlap="1">
-            <wp:simplePos x="0" y="0"/>
-            <wp:positionH relativeFrom="column">
-              <wp:posOffset>635</wp:posOffset>
-            </wp:positionH>
-            <wp:positionV relativeFrom="paragraph">
-              <wp:posOffset>36195</wp:posOffset>
-            </wp:positionV>
-            <wp:extent cx="6443345" cy="3685540"/>
-            <wp:effectExtent l="0" t="0" r="14605" b="10160"/>
-            <wp:wrapTopAndBottom/>
-            <wp:docPr id="8" name="Picture 8" descr="combinedLayers (6)"/>
+          <wp:inline distT="0" distB="0" distL="114300" distR="114300">
+            <wp:extent cx="6420485" cy="3674745"/>
+            <wp:effectExtent l="0" t="0" r="18415" b="1905"/>
+            <wp:docPr id="13" name="Picture 13" descr="combinedLayers (12)"/>
             <wp:cNvGraphicFramePr>
               <a:graphicFrameLocks xmlns:a="http://schemas.openxmlformats.org/drawingml/2006/main" noChangeAspect="1"/>
             </wp:cNvGraphicFramePr>
@@ -12304,7 +12277,7 @@
               <a:graphicData uri="http://schemas.openxmlformats.org/drawingml/2006/picture">
                 <pic:pic xmlns:pic="http://schemas.openxmlformats.org/drawingml/2006/picture">
                   <pic:nvPicPr>
-                    <pic:cNvPr id="8" name="Picture 8" descr="combinedLayers (6)"/>
+                    <pic:cNvPr id="13" name="Picture 13" descr="combinedLayers (12)"/>
                     <pic:cNvPicPr>
                       <a:picLocks noChangeAspect="1"/>
                     </pic:cNvPicPr>
@@ -12318,7 +12291,7 @@
                   <pic:spPr>
                     <a:xfrm>
                       <a:off x="0" y="0"/>
-                      <a:ext cx="6443345" cy="3685540"/>
+                      <a:ext cx="6420485" cy="3674745"/>
                     </a:xfrm>
                     <a:prstGeom prst="rect">
                       <a:avLst/>
@@ -12327,40 +12300,42 @@
                 </pic:pic>
               </a:graphicData>
             </a:graphic>
-          </wp:anchor>
+          </wp:inline>
         </w:drawing>
       </w:r>
     </w:p>
     <w:p>
       <w:pPr>
+        <w:keepNext w:val="0"/>
+        <w:keepLines w:val="0"/>
+        <w:pageBreakBefore w:val="0"/>
+        <w:widowControl/>
+        <w:kinsoku/>
+        <w:wordWrap/>
+        <w:overflowPunct/>
+        <w:topLinePunct w:val="0"/>
+        <w:autoSpaceDE/>
+        <w:autoSpaceDN/>
         <w:bidi w:val="0"/>
+        <w:adjustRightInd/>
+        <w:snapToGrid/>
+        <w:spacing w:before="181" w:beforeLines="50"/>
         <w:jc w:val="center"/>
+        <w:textAlignment w:val="auto"/>
+        <w:rPr>
+          <w:rFonts w:hint="default"/>
+          <w:lang w:val="en-US"/>
+        </w:rPr>
+      </w:pPr>
+      <w:r>
         <w:rPr>
           <w:rFonts w:hint="default"/>
           <w:sz w:val="16"/>
           <w:szCs w:val="16"/>
           <w:lang w:val="en-US"/>
         </w:rPr>
-      </w:pPr>
-      <w:r>
-        <w:rPr>
-          <w:rFonts w:hint="default"/>
-          <w:sz w:val="16"/>
-          <w:szCs w:val="16"/>
-          <w:lang w:val="en-US"/>
-        </w:rPr>
         <w:t>Figure 8. End-to-End Layer Integration</w:t>
       </w:r>
-    </w:p>
-    <w:p>
-      <w:pPr>
-        <w:bidi w:val="0"/>
-        <w:jc w:val="both"/>
-        <w:rPr>
-          <w:rFonts w:hint="default"/>
-          <w:lang w:val="en-US"/>
-        </w:rPr>
-      </w:pPr>
     </w:p>
     <w:p>
       <w:pPr>
@@ -12395,33 +12370,26 @@
         <w:jc w:val="both"/>
         <w:rPr>
           <w:rFonts w:hint="default"/>
-          <w:b w:val="0"/>
-          <w:bCs w:val="0"/>
-          <w:i w:val="0"/>
-          <w:iCs w:val="0"/>
-          <w:szCs w:val="20"/>
-          <w:lang w:val="en-US"/>
-        </w:rPr>
-      </w:pPr>
-      <w:r>
-        <w:rPr>
-          <w:rFonts w:hint="default"/>
-          <w:lang w:val="en-US"/>
-        </w:rPr>
-        <w:t xml:space="preserve"> smart reinforcement learning for optimization. In this system, sensor nodes deployed randomly throughout the agricultural field. The sensor nodes will continuously collect environmental data such as soil moisture, humidity and temperature. The data collected from the sensor nodes will then be sent to a base station, where the data will be processed and decisions made with the results. The architecture consists of five functional layers. In the first layer, the nodes are deployed and run DEECP, to identify the best options to serve as CH. In the second layer, the remaining energy and degree of centrality of the candidates are identified and ranked. In the third layer, the K-Means clustering algorithm is performed, linking the non CH nodes to the closest CH will reduce communication distances between nodes in the cluster and distribute energy consumption. The fourth layer introduces a Q-learning agent that intelligently optimizes CH selection based on the ever changing state of the network. The agent observes the environment, selects actions such as reassigning CHs or adjusting transmission </w:t>
-      </w:r>
-      <w:r>
-        <w:rPr>
-          <w:rFonts w:hint="default"/>
-          <w:b w:val="0"/>
-          <w:bCs w:val="0"/>
-          <w:i w:val="0"/>
-          <w:iCs w:val="0"/>
-          <w:szCs w:val="20"/>
-          <w:lang w:val="en-US"/>
-        </w:rPr>
-        <w:t>power and updates its Q-table based on the obtained rewards. Ultimately, the fifth layer is focused on the communication, where member nodes transmit their data to CHs and aggregated packets will be forwarded to the BS. The radio communication model used in this work incorporates free-space (d²) and multipath (d⁴) channel propagation characteristics which represent conditions of agricultural fields where line-of-sight and non-line-of-sight transmissions are expected. Due to this holistic design, extends network lifetime and ensure data reliability.</w:t>
-      </w:r>
+          <w:lang w:val="en-US"/>
+        </w:rPr>
+      </w:pPr>
+      <w:r>
+        <w:rPr>
+          <w:rFonts w:hint="default"/>
+          <w:lang w:val="en-US"/>
+        </w:rPr>
+        <w:t>Figure 8 illustrates end-to-end integration of each layers of RLHC framework, which begins with layer 1 that is DEECP based probability computation incorporating residual energy and node heterogeneity, followed by utility-driven CH selection, then clusters are formed using a CH-guided K-Means approach to ensure spatial compactness after that a Q-learning module optimizes cluster operations dynamically using state inputs and finally a composite channel model (Rician small-scale + Log-normal large-scale fading) is used along with Dijkstra-based multi-hop routing for efficient data transmission.</w:t>
+      </w:r>
+    </w:p>
+    <w:p>
+      <w:pPr>
+        <w:bidi w:val="0"/>
+        <w:jc w:val="both"/>
+        <w:rPr>
+          <w:rFonts w:hint="default"/>
+          <w:lang w:val="en-US"/>
+        </w:rPr>
+      </w:pPr>
     </w:p>
     <w:p>
       <w:pPr>
@@ -12452,6 +12420,17 @@
       </w:r>
       <w:r>
         <w:rPr>
+          <w:rFonts w:hint="default"/>
+          <w:b w:val="0"/>
+          <w:bCs w:val="0"/>
+          <w:sz w:val="20"/>
+          <w:szCs w:val="20"/>
+          <w:lang w:val="en-US"/>
+        </w:rPr>
+        <w:t xml:space="preserve">Simulation </w:t>
+      </w:r>
+      <w:r>
+        <w:rPr>
           <w:rFonts w:hint="default" w:ascii="Times New Roman" w:hAnsi="Times New Roman" w:eastAsia="SimSun" w:cs="Times New Roman"/>
           <w:color w:val="000000"/>
           <w:kern w:val="0"/>
@@ -12459,58 +12438,13 @@
           <w:szCs w:val="20"/>
           <w:lang w:val="en-US" w:eastAsia="zh-CN" w:bidi="ar"/>
         </w:rPr>
-        <w:t>WSN parameters for Agri-IoT WSNs</w:t>
-      </w:r>
-    </w:p>
-    <w:p>
-      <w:pPr>
-        <w:keepNext w:val="0"/>
-        <w:keepLines w:val="0"/>
-        <w:widowControl/>
-        <w:suppressLineNumbers w:val="0"/>
-        <w:jc w:val="both"/>
-        <w:rPr>
-          <w:rFonts w:hint="default" w:ascii="Times New Roman" w:hAnsi="Times New Roman" w:eastAsia="SimSun" w:cs="Times New Roman"/>
-          <w:color w:val="000000"/>
-          <w:kern w:val="0"/>
-          <w:sz w:val="20"/>
-          <w:szCs w:val="20"/>
-          <w:lang w:val="en-US" w:eastAsia="zh-CN" w:bidi="ar"/>
-        </w:rPr>
-      </w:pPr>
-    </w:p>
-    <w:p>
-      <w:pPr>
-        <w:keepNext w:val="0"/>
-        <w:keepLines w:val="0"/>
-        <w:widowControl/>
-        <w:suppressLineNumbers w:val="0"/>
-        <w:jc w:val="both"/>
-        <w:rPr>
-          <w:rFonts w:hint="default" w:ascii="Times New Roman" w:hAnsi="Times New Roman" w:eastAsia="SimSun"/>
-          <w:color w:val="000000"/>
-          <w:kern w:val="0"/>
-          <w:sz w:val="20"/>
-          <w:szCs w:val="20"/>
-          <w:lang w:val="en-US" w:eastAsia="zh-CN"/>
-        </w:rPr>
-      </w:pPr>
-      <w:r>
-        <w:rPr>
-          <w:rFonts w:hint="default" w:ascii="Times New Roman" w:hAnsi="Times New Roman" w:eastAsia="SimSun"/>
-          <w:color w:val="000000"/>
-          <w:kern w:val="0"/>
-          <w:sz w:val="20"/>
-          <w:szCs w:val="20"/>
-          <w:lang w:val="en-US" w:eastAsia="zh-CN"/>
-        </w:rPr>
-        <w:t>The simulation will evaluate WSN performance by tracking</w:t>
+        <w:t>parameters for Agri-IoT</w:t>
       </w:r>
     </w:p>
     <w:tbl>
       <w:tblPr>
         <w:tblStyle w:val="17"/>
-        <w:tblpPr w:leftFromText="180" w:rightFromText="180" w:vertAnchor="text" w:horzAnchor="page" w:tblpX="6303" w:tblpY="90"/>
+        <w:tblpPr w:leftFromText="180" w:rightFromText="180" w:vertAnchor="page" w:horzAnchor="page" w:tblpX="1009" w:tblpY="10540"/>
         <w:tblOverlap w:val="never"/>
         <w:tblW w:w="0" w:type="auto"/>
         <w:tblInd w:w="0" w:type="dxa"/>
@@ -13519,48 +13453,37 @@
     </w:tbl>
     <w:p>
       <w:pPr>
-        <w:keepNext w:val="0"/>
-        <w:keepLines w:val="0"/>
-        <w:widowControl/>
-        <w:suppressLineNumbers w:val="0"/>
+        <w:bidi w:val="0"/>
         <w:jc w:val="both"/>
         <w:rPr>
-          <w:rFonts w:hint="default" w:ascii="Times New Roman" w:hAnsi="Times New Roman" w:eastAsia="SimSun" w:cs="Times New Roman"/>
-          <w:color w:val="000000"/>
-          <w:kern w:val="0"/>
-          <w:sz w:val="20"/>
-          <w:szCs w:val="20"/>
-          <w:lang w:val="en-US" w:eastAsia="zh-CN" w:bidi="ar"/>
-        </w:rPr>
-      </w:pPr>
-      <w:r>
-        <w:rPr>
-          <w:rFonts w:hint="default" w:ascii="Times New Roman" w:hAnsi="Times New Roman" w:eastAsia="SimSun"/>
-          <w:color w:val="000000"/>
-          <w:kern w:val="0"/>
-          <w:sz w:val="20"/>
-          <w:szCs w:val="20"/>
-          <w:lang w:val="en-US" w:eastAsia="zh-CN"/>
-        </w:rPr>
-        <w:t>the number of dead nodes, network lifetime, energy consumption, throughput and improvement in PDR.</w:t>
-      </w:r>
+          <w:rFonts w:hint="default"/>
+          <w:lang w:val="en-US"/>
+        </w:rPr>
+      </w:pPr>
     </w:p>
     <w:p>
       <w:pPr>
-        <w:pStyle w:val="9"/>
-        <w:numPr>
-          <w:ilvl w:val="0"/>
-          <w:numId w:val="0"/>
-        </w:numPr>
         <w:bidi w:val="0"/>
-        <w:spacing w:after="120" w:line="228" w:lineRule="auto"/>
         <w:jc w:val="both"/>
         <w:rPr>
           <w:rFonts w:hint="default"/>
-          <w:b/>
-          <w:bCs/>
-          <w:sz w:val="20"/>
-          <w:szCs w:val="20"/>
+          <w:lang w:val="en-US"/>
+        </w:rPr>
+      </w:pPr>
+      <w:r>
+        <w:rPr>
+          <w:rFonts w:hint="default"/>
+          <w:lang w:val="en-US"/>
+        </w:rPr>
+        <w:t>This framework is deployed in two fashions. First one is centralized approach, where the entire framework operates at the BS, where global network information is available. The BS performs CH selection, clustering, routing decisions, and reinforcement learning optimization, then disseminates decisions to sensor nodes. Second one is federated (distributed) approach, where the framework is executed at the CH level. Each CH locally performs clustering refinement, decision-making, and Q-learning updates using partial network information, then the local Q-Table are aggregated at BS after n round to form a global policy.</w:t>
+      </w:r>
+    </w:p>
+    <w:p>
+      <w:pPr>
+        <w:bidi w:val="0"/>
+        <w:jc w:val="both"/>
+        <w:rPr>
+          <w:rFonts w:hint="default"/>
           <w:lang w:val="en-US"/>
         </w:rPr>
       </w:pPr>
@@ -13585,6 +13508,19 @@
           <w:lang w:val="en-US"/>
         </w:rPr>
       </w:pPr>
+      <w:r>
+        <w:rPr>
+          <w:rFonts w:hint="default"/>
+          <w:b/>
+          <w:bCs/>
+          <w:sz w:val="20"/>
+          <w:szCs w:val="20"/>
+          <w:lang w:val="en-US"/>
+        </w:rPr>
+        <w:t xml:space="preserve"> </w:t>
+      </w:r>
+      <w:bookmarkStart w:id="0" w:name="_GoBack"/>
+      <w:bookmarkEnd w:id="0"/>
       <w:r>
         <w:rPr>
           <w:rFonts w:hint="default"/>
@@ -20544,7 +20480,7 @@
     <w:lsdException w:unhideWhenUsed="0" w:uiPriority="60" w:semiHidden="0" w:name="Light Shading Accent 6"/>
     <w:lsdException w:unhideWhenUsed="0" w:uiPriority="61" w:semiHidden="0" w:name="Light List Accent 6"/>
     <w:lsdException w:unhideWhenUsed="0" w:uiPriority="62" w:semiHidden="0" w:name="Light Grid Accent 6"/>
-    <w:lsdException w:qFormat="1" w:unhideWhenUsed="0" w:uiPriority="63" w:semiHidden="0" w:name="Medium Shading 1 Accent 6"/>
+    <w:lsdException w:unhideWhenUsed="0" w:uiPriority="63" w:semiHidden="0" w:name="Medium Shading 1 Accent 6"/>
     <w:lsdException w:unhideWhenUsed="0" w:uiPriority="64" w:semiHidden="0" w:name="Medium Shading 2 Accent 6"/>
     <w:lsdException w:unhideWhenUsed="0" w:uiPriority="65" w:semiHidden="0" w:name="Medium List 1 Accent 6"/>
     <w:lsdException w:unhideWhenUsed="0" w:uiPriority="66" w:semiHidden="0" w:name="Medium List 2 Accent 6"/>
@@ -21459,7 +21395,7 @@
     <extobj name="2384804F-3998-4D57-9195-F3826E402611-1">
       <extobjdata type="2384804F-3998-4D57-9195-F3826E402611" data="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"/>
     </extobj>
-    <extobj name="2384804F-3998-4D57-9195-F3826E402611-14">
+    <extobj name="2384804F-3998-4D57-9195-F3826E402611-2">
       <extobjdata type="2384804F-3998-4D57-9195-F3826E402611" data="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"/>
     </extobj>
   </extobjs>

--- a/mod-journal-paper.docx
+++ b/mod-journal-paper.docx
@@ -1046,7 +1046,7 @@
           <w:lang w:val="en-US"/>
         </w:rPr>
         <w:drawing>
-          <wp:anchor distT="0" distB="0" distL="114300" distR="114300" simplePos="0" relativeHeight="251666432" behindDoc="0" locked="0" layoutInCell="1" allowOverlap="1">
+          <wp:anchor distT="0" distB="0" distL="114300" distR="114300" simplePos="0" relativeHeight="251664384" behindDoc="0" locked="0" layoutInCell="1" allowOverlap="1">
             <wp:simplePos x="0" y="0"/>
             <wp:positionH relativeFrom="column">
               <wp:posOffset>31750</wp:posOffset>
@@ -1178,7 +1178,7 @@
           <w:lang w:val="en-US"/>
         </w:rPr>
         <w:drawing>
-          <wp:anchor distT="0" distB="0" distL="114300" distR="114300" simplePos="0" relativeHeight="251668480" behindDoc="0" locked="0" layoutInCell="1" allowOverlap="1">
+          <wp:anchor distT="0" distB="0" distL="114300" distR="114300" simplePos="0" relativeHeight="251666432" behindDoc="0" locked="0" layoutInCell="1" allowOverlap="1">
             <wp:simplePos x="0" y="0"/>
             <wp:positionH relativeFrom="column">
               <wp:posOffset>154305</wp:posOffset>
@@ -7268,7 +7268,7 @@
           <w:lang w:val="en-US"/>
         </w:rPr>
         <w:drawing>
-          <wp:anchor distT="0" distB="0" distL="114300" distR="114300" simplePos="0" relativeHeight="251667456" behindDoc="0" locked="0" layoutInCell="1" allowOverlap="1">
+          <wp:anchor distT="0" distB="0" distL="114300" distR="114300" simplePos="0" relativeHeight="251665408" behindDoc="0" locked="0" layoutInCell="1" allowOverlap="1">
             <wp:simplePos x="0" y="0"/>
             <wp:positionH relativeFrom="page">
               <wp:posOffset>624205</wp:posOffset>
@@ -8747,9 +8747,38 @@
                       <m:sty m:val="p"/>
                     </m:rPr>
                     <w:rPr>
+                      <w:rFonts w:hint="default" w:ascii="Cambria Math" w:hAnsi="Cambria Math"/>
+                      <w:lang w:val="en-US"/>
+                    </w:rPr>
+                    <m:t xml:space="preserve">        </m:t>
+                  </m:r>
+                  <m:r>
+                    <m:rPr>
+                      <m:sty m:val="p"/>
+                    </m:rPr>
+                    <w:rPr>
                       <w:rFonts w:hint="default" w:ascii="Times New Roman" w:hAnsi="Times New Roman"/>
                     </w:rPr>
-                    <m:t>ifn∈G</m:t>
+                    <m:t>if</m:t>
+                  </m:r>
+                  <m:r>
+                    <m:rPr>
+                      <m:sty m:val="p"/>
+                    </m:rPr>
+                    <w:rPr>
+                      <w:rFonts w:hint="default"/>
+                      <w:lang w:val="en-US"/>
+                    </w:rPr>
+                    <m:t xml:space="preserve"> </m:t>
+                  </m:r>
+                  <m:r>
+                    <m:rPr>
+                      <m:sty m:val="p"/>
+                    </m:rPr>
+                    <w:rPr>
+                      <w:rFonts w:hint="default" w:ascii="Times New Roman" w:hAnsi="Times New Roman"/>
+                    </w:rPr>
+                    <m:t>n∈G</m:t>
                   </m:r>
                   <m:ctrlPr>
                     <w:rPr>
@@ -8765,7 +8794,26 @@
                     <w:rPr>
                       <w:rFonts w:hint="default" w:ascii="Times New Roman" w:hAnsi="Times New Roman"/>
                     </w:rPr>
-                    <m:t>0otherwise</m:t>
+                    <m:t>0</m:t>
+                  </m:r>
+                  <m:r>
+                    <m:rPr>
+                      <m:sty m:val="p"/>
+                    </m:rPr>
+                    <w:rPr>
+                      <w:rFonts w:hint="default"/>
+                      <w:lang w:val="en-US"/>
+                    </w:rPr>
+                    <m:t xml:space="preserve">                     </m:t>
+                  </m:r>
+                  <m:r>
+                    <m:rPr>
+                      <m:sty m:val="p"/>
+                    </m:rPr>
+                    <w:rPr>
+                      <w:rFonts w:hint="default" w:ascii="Times New Roman" w:hAnsi="Times New Roman"/>
+                    </w:rPr>
+                    <m:t>otherwise</m:t>
                   </m:r>
                   <m:ctrlPr>
                     <w:rPr>
@@ -8789,7 +8837,7 @@
               <w:rFonts w:hint="default" w:ascii="Cambria Math" w:hAnsi="Cambria Math"/>
               <w:lang w:val="en-US"/>
             </w:rPr>
-            <m:t xml:space="preserve">                     (6)</m:t>
+            <m:t xml:space="preserve">             (6)</m:t>
           </m:r>
         </m:oMath>
       </m:oMathPara>
@@ -9015,7 +9063,7 @@
       </w:pPr>
       <w:r>
         <w:drawing>
-          <wp:anchor distT="0" distB="0" distL="114300" distR="114300" simplePos="0" relativeHeight="251670528" behindDoc="0" locked="0" layoutInCell="1" allowOverlap="1">
+          <wp:anchor distT="0" distB="0" distL="114300" distR="114300" simplePos="0" relativeHeight="251668480" behindDoc="0" locked="0" layoutInCell="1" allowOverlap="1">
             <wp:simplePos x="0" y="0"/>
             <wp:positionH relativeFrom="column">
               <wp:posOffset>24130</wp:posOffset>
@@ -9691,7 +9739,7 @@
       </w:pPr>
       <w:r>
         <w:drawing>
-          <wp:anchor distT="0" distB="0" distL="114300" distR="114300" simplePos="0" relativeHeight="251669504" behindDoc="0" locked="0" layoutInCell="1" allowOverlap="1">
+          <wp:anchor distT="0" distB="0" distL="114300" distR="114300" simplePos="0" relativeHeight="251667456" behindDoc="0" locked="0" layoutInCell="1" allowOverlap="1">
             <wp:simplePos x="0" y="0"/>
             <wp:positionH relativeFrom="column">
               <wp:posOffset>62230</wp:posOffset>
@@ -10303,7 +10351,7 @@
           <w:szCs w:val="16"/>
         </w:rPr>
         <w:drawing>
-          <wp:anchor distT="0" distB="0" distL="114300" distR="114300" simplePos="0" relativeHeight="251671552" behindDoc="0" locked="0" layoutInCell="1" allowOverlap="1">
+          <wp:anchor distT="0" distB="0" distL="114300" distR="114300" simplePos="0" relativeHeight="251669504" behindDoc="0" locked="0" layoutInCell="1" allowOverlap="1">
             <wp:simplePos x="0" y="0"/>
             <wp:positionH relativeFrom="column">
               <wp:posOffset>100965</wp:posOffset>
@@ -12169,7 +12217,7 @@
       </w:pPr>
       <w:r>
         <w:drawing>
-          <wp:anchor distT="0" distB="0" distL="114300" distR="114300" simplePos="0" relativeHeight="251672576" behindDoc="0" locked="0" layoutInCell="1" allowOverlap="1">
+          <wp:anchor distT="0" distB="0" distL="114300" distR="114300" simplePos="0" relativeHeight="251670528" behindDoc="0" locked="0" layoutInCell="1" allowOverlap="1">
             <wp:simplePos x="0" y="0"/>
             <wp:positionH relativeFrom="column">
               <wp:posOffset>60325</wp:posOffset>
@@ -12269,7 +12317,7 @@
           <wp:inline distT="0" distB="0" distL="114300" distR="114300">
             <wp:extent cx="6420485" cy="3674745"/>
             <wp:effectExtent l="0" t="0" r="18415" b="1905"/>
-            <wp:docPr id="13" name="Picture 13" descr="combinedLayers (12)"/>
+            <wp:docPr id="16" name="Picture 16" descr="combinedLayers (12)"/>
             <wp:cNvGraphicFramePr>
               <a:graphicFrameLocks xmlns:a="http://schemas.openxmlformats.org/drawingml/2006/main" noChangeAspect="1"/>
             </wp:cNvGraphicFramePr>
@@ -12277,7 +12325,7 @@
               <a:graphicData uri="http://schemas.openxmlformats.org/drawingml/2006/picture">
                 <pic:pic xmlns:pic="http://schemas.openxmlformats.org/drawingml/2006/picture">
                   <pic:nvPicPr>
-                    <pic:cNvPr id="13" name="Picture 13" descr="combinedLayers (12)"/>
+                    <pic:cNvPr id="16" name="Picture 16" descr="combinedLayers (12)"/>
                     <pic:cNvPicPr>
                       <a:picLocks noChangeAspect="1"/>
                     </pic:cNvPicPr>
@@ -12465,8 +12513,8 @@
         </w:tblCellMar>
       </w:tblPr>
       <w:tblGrid>
-        <w:gridCol w:w="3038"/>
-        <w:gridCol w:w="1688"/>
+        <w:gridCol w:w="2823"/>
+        <w:gridCol w:w="1903"/>
       </w:tblGrid>
       <w:tr>
         <w:tblPrEx>
@@ -12487,7 +12535,7 @@
         </w:tblPrEx>
         <w:tc>
           <w:tcPr>
-            <w:tcW w:w="3038" w:type="dxa"/>
+            <w:tcW w:w="2823" w:type="dxa"/>
             <w:shd w:val="clear" w:color="auto" w:fill="BEBEBE" w:themeFill="background1" w:themeFillShade="BF"/>
           </w:tcPr>
           <w:p>
@@ -12523,7 +12571,7 @@
         </w:tc>
         <w:tc>
           <w:tcPr>
-            <w:tcW w:w="1688" w:type="dxa"/>
+            <w:tcW w:w="1903" w:type="dxa"/>
             <w:shd w:val="clear" w:color="auto" w:fill="BEBEBE" w:themeFill="background1" w:themeFillShade="BF"/>
           </w:tcPr>
           <w:p>
@@ -12577,7 +12625,7 @@
         </w:tblPrEx>
         <w:tc>
           <w:tcPr>
-            <w:tcW w:w="3038" w:type="dxa"/>
+            <w:tcW w:w="2823" w:type="dxa"/>
           </w:tcPr>
           <w:p>
             <w:pPr>
@@ -12612,7 +12660,7 @@
         </w:tc>
         <w:tc>
           <w:tcPr>
-            <w:tcW w:w="1688" w:type="dxa"/>
+            <w:tcW w:w="1903" w:type="dxa"/>
           </w:tcPr>
           <w:p>
             <w:pPr>
@@ -12633,6 +12681,18 @@
             </w:pPr>
             <w:r>
               <w:rPr>
+                <w:rFonts w:hint="default" w:cs="Times New Roman"/>
+                <w:color w:val="000000"/>
+                <w:kern w:val="0"/>
+                <w:sz w:val="20"/>
+                <w:szCs w:val="20"/>
+                <w:vertAlign w:val="baseline"/>
+                <w:lang w:val="en-US" w:eastAsia="zh-CN" w:bidi="ar"/>
+              </w:rPr>
+              <w:t>1000</w:t>
+            </w:r>
+            <w:r>
+              <w:rPr>
                 <w:rFonts w:hint="default" w:ascii="Times New Roman" w:hAnsi="Times New Roman" w:eastAsia="SimSun" w:cs="Times New Roman"/>
                 <w:color w:val="000000"/>
                 <w:kern w:val="0"/>
@@ -12641,7 +12701,31 @@
                 <w:vertAlign w:val="baseline"/>
                 <w:lang w:val="en-US" w:eastAsia="zh-CN" w:bidi="ar"/>
               </w:rPr>
-              <w:t>500m x 500m</w:t>
+              <w:t xml:space="preserve">m x </w:t>
+            </w:r>
+            <w:r>
+              <w:rPr>
+                <w:rFonts w:hint="default" w:cs="Times New Roman"/>
+                <w:color w:val="000000"/>
+                <w:kern w:val="0"/>
+                <w:sz w:val="20"/>
+                <w:szCs w:val="20"/>
+                <w:vertAlign w:val="baseline"/>
+                <w:lang w:val="en-US" w:eastAsia="zh-CN" w:bidi="ar"/>
+              </w:rPr>
+              <w:t>10</w:t>
+            </w:r>
+            <w:r>
+              <w:rPr>
+                <w:rFonts w:hint="default" w:ascii="Times New Roman" w:hAnsi="Times New Roman" w:eastAsia="SimSun" w:cs="Times New Roman"/>
+                <w:color w:val="000000"/>
+                <w:kern w:val="0"/>
+                <w:sz w:val="20"/>
+                <w:szCs w:val="20"/>
+                <w:vertAlign w:val="baseline"/>
+                <w:lang w:val="en-US" w:eastAsia="zh-CN" w:bidi="ar"/>
+              </w:rPr>
+              <w:t>00m</w:t>
             </w:r>
           </w:p>
         </w:tc>
@@ -12665,7 +12749,7 @@
         </w:tblPrEx>
         <w:tc>
           <w:tcPr>
-            <w:tcW w:w="3038" w:type="dxa"/>
+            <w:tcW w:w="2823" w:type="dxa"/>
           </w:tcPr>
           <w:p>
             <w:pPr>
@@ -12700,7 +12784,7 @@
         </w:tc>
         <w:tc>
           <w:tcPr>
-            <w:tcW w:w="1688" w:type="dxa"/>
+            <w:tcW w:w="1903" w:type="dxa"/>
           </w:tcPr>
           <w:p>
             <w:pPr>
@@ -12721,7 +12805,7 @@
             </w:pPr>
             <w:r>
               <w:rPr>
-                <w:rFonts w:hint="default" w:ascii="Times New Roman" w:hAnsi="Times New Roman" w:eastAsia="SimSun" w:cs="Times New Roman"/>
+                <w:rFonts w:hint="default" w:cs="Times New Roman"/>
                 <w:color w:val="000000"/>
                 <w:kern w:val="0"/>
                 <w:sz w:val="20"/>
@@ -12729,7 +12813,7 @@
                 <w:vertAlign w:val="baseline"/>
                 <w:lang w:val="en-US" w:eastAsia="zh-CN" w:bidi="ar"/>
               </w:rPr>
-              <w:t>200</w:t>
+              <w:t>150</w:t>
             </w:r>
           </w:p>
         </w:tc>
@@ -12753,7 +12837,7 @@
         </w:tblPrEx>
         <w:tc>
           <w:tcPr>
-            <w:tcW w:w="3038" w:type="dxa"/>
+            <w:tcW w:w="2823" w:type="dxa"/>
           </w:tcPr>
           <w:p>
             <w:pPr>
@@ -12788,7 +12872,7 @@
         </w:tc>
         <w:tc>
           <w:tcPr>
-            <w:tcW w:w="1688" w:type="dxa"/>
+            <w:tcW w:w="1903" w:type="dxa"/>
           </w:tcPr>
           <w:p>
             <w:pPr>
@@ -12841,7 +12925,7 @@
         </w:tblPrEx>
         <w:tc>
           <w:tcPr>
-            <w:tcW w:w="3038" w:type="dxa"/>
+            <w:tcW w:w="2823" w:type="dxa"/>
           </w:tcPr>
           <w:p>
             <w:pPr>
@@ -12876,7 +12960,7 @@
         </w:tc>
         <w:tc>
           <w:tcPr>
-            <w:tcW w:w="1688" w:type="dxa"/>
+            <w:tcW w:w="1903" w:type="dxa"/>
           </w:tcPr>
           <w:p>
             <w:pPr>
@@ -12905,7 +12989,7 @@
                 <w:vertAlign w:val="baseline"/>
                 <w:lang w:val="en-US" w:eastAsia="zh-CN" w:bidi="ar"/>
               </w:rPr>
-              <w:t>512 bytes</w:t>
+              <w:t>128 bytes</w:t>
             </w:r>
           </w:p>
         </w:tc>
@@ -12929,7 +13013,7 @@
         </w:tblPrEx>
         <w:tc>
           <w:tcPr>
-            <w:tcW w:w="3038" w:type="dxa"/>
+            <w:tcW w:w="2823" w:type="dxa"/>
           </w:tcPr>
           <w:p>
             <w:pPr>
@@ -12964,7 +13048,7 @@
         </w:tc>
         <w:tc>
           <w:tcPr>
-            <w:tcW w:w="1688" w:type="dxa"/>
+            <w:tcW w:w="1903" w:type="dxa"/>
           </w:tcPr>
           <w:p>
             <w:pPr>
@@ -13017,7 +13101,7 @@
         </w:tblPrEx>
         <w:tc>
           <w:tcPr>
-            <w:tcW w:w="3038" w:type="dxa"/>
+            <w:tcW w:w="2823" w:type="dxa"/>
           </w:tcPr>
           <w:p>
             <w:pPr>
@@ -13052,7 +13136,7 @@
         </w:tc>
         <w:tc>
           <w:tcPr>
-            <w:tcW w:w="1688" w:type="dxa"/>
+            <w:tcW w:w="1903" w:type="dxa"/>
           </w:tcPr>
           <w:p>
             <w:pPr>
@@ -13105,7 +13189,7 @@
         </w:tblPrEx>
         <w:tc>
           <w:tcPr>
-            <w:tcW w:w="3038" w:type="dxa"/>
+            <w:tcW w:w="2823" w:type="dxa"/>
           </w:tcPr>
           <w:p>
             <w:pPr>
@@ -13140,7 +13224,7 @@
         </w:tc>
         <w:tc>
           <w:tcPr>
-            <w:tcW w:w="1688" w:type="dxa"/>
+            <w:tcW w:w="1903" w:type="dxa"/>
           </w:tcPr>
           <w:p>
             <w:pPr>
@@ -13193,7 +13277,7 @@
         </w:tblPrEx>
         <w:tc>
           <w:tcPr>
-            <w:tcW w:w="3038" w:type="dxa"/>
+            <w:tcW w:w="2823" w:type="dxa"/>
           </w:tcPr>
           <w:p>
             <w:pPr>
@@ -13228,7 +13312,7 @@
         </w:tc>
         <w:tc>
           <w:tcPr>
-            <w:tcW w:w="1688" w:type="dxa"/>
+            <w:tcW w:w="1903" w:type="dxa"/>
           </w:tcPr>
           <w:p>
             <w:pPr>
@@ -13281,7 +13365,7 @@
         </w:tblPrEx>
         <w:tc>
           <w:tcPr>
-            <w:tcW w:w="3038" w:type="dxa"/>
+            <w:tcW w:w="2823" w:type="dxa"/>
           </w:tcPr>
           <w:p>
             <w:pPr>
@@ -13316,7 +13400,7 @@
         </w:tc>
         <w:tc>
           <w:tcPr>
-            <w:tcW w:w="1688" w:type="dxa"/>
+            <w:tcW w:w="1903" w:type="dxa"/>
           </w:tcPr>
           <w:p>
             <w:pPr>
@@ -13369,7 +13453,7 @@
         </w:tblPrEx>
         <w:tc>
           <w:tcPr>
-            <w:tcW w:w="3038" w:type="dxa"/>
+            <w:tcW w:w="2823" w:type="dxa"/>
           </w:tcPr>
           <w:p>
             <w:pPr>
@@ -13416,7 +13500,7 @@
         </w:tc>
         <w:tc>
           <w:tcPr>
-            <w:tcW w:w="1688" w:type="dxa"/>
+            <w:tcW w:w="1903" w:type="dxa"/>
           </w:tcPr>
           <w:p>
             <w:pPr>
@@ -13445,7 +13529,183 @@
                 <w:vertAlign w:val="baseline"/>
                 <w:lang w:val="en-US" w:eastAsia="zh-CN"/>
               </w:rPr>
-              <w:t>1000</w:t>
+              <w:t>1000 - 4000</w:t>
+            </w:r>
+          </w:p>
+        </w:tc>
+      </w:tr>
+      <w:tr>
+        <w:tblPrEx>
+          <w:tblBorders>
+            <w:top w:val="single" w:color="auto" w:sz="4" w:space="0"/>
+            <w:left w:val="single" w:color="auto" w:sz="4" w:space="0"/>
+            <w:bottom w:val="single" w:color="auto" w:sz="4" w:space="0"/>
+            <w:right w:val="single" w:color="auto" w:sz="4" w:space="0"/>
+            <w:insideH w:val="single" w:color="auto" w:sz="4" w:space="0"/>
+            <w:insideV w:val="single" w:color="auto" w:sz="4" w:space="0"/>
+          </w:tblBorders>
+          <w:tblCellMar>
+            <w:top w:w="0" w:type="dxa"/>
+            <w:left w:w="108" w:type="dxa"/>
+            <w:bottom w:w="0" w:type="dxa"/>
+            <w:right w:w="108" w:type="dxa"/>
+          </w:tblCellMar>
+        </w:tblPrEx>
+        <w:tc>
+          <w:tcPr>
+            <w:tcW w:w="2823" w:type="dxa"/>
+          </w:tcPr>
+          <w:p>
+            <w:pPr>
+              <w:keepNext w:val="0"/>
+              <w:keepLines w:val="0"/>
+              <w:widowControl/>
+              <w:suppressLineNumbers w:val="0"/>
+              <w:jc w:val="left"/>
+              <w:rPr>
+                <w:rFonts w:hint="default" w:ascii="Times New Roman" w:hAnsi="Times New Roman" w:eastAsia="SimSun"/>
+                <w:color w:val="000000"/>
+                <w:kern w:val="0"/>
+                <w:sz w:val="20"/>
+                <w:szCs w:val="20"/>
+                <w:vertAlign w:val="baseline"/>
+                <w:lang w:val="en-US" w:eastAsia="zh-CN"/>
+              </w:rPr>
+            </w:pPr>
+            <w:r>
+              <w:rPr>
+                <w:rFonts w:hint="default" w:ascii="Times New Roman" w:hAnsi="Times New Roman" w:eastAsia="SimSun"/>
+                <w:color w:val="000000"/>
+                <w:kern w:val="0"/>
+                <w:sz w:val="20"/>
+                <w:szCs w:val="20"/>
+                <w:vertAlign w:val="baseline"/>
+                <w:lang w:val="en-US" w:eastAsia="zh-CN"/>
+              </w:rPr>
+              <w:t>Sectorization</w:t>
+            </w:r>
+          </w:p>
+        </w:tc>
+        <w:tc>
+          <w:tcPr>
+            <w:tcW w:w="1903" w:type="dxa"/>
+          </w:tcPr>
+          <w:p>
+            <w:pPr>
+              <w:keepNext w:val="0"/>
+              <w:keepLines w:val="0"/>
+              <w:widowControl/>
+              <w:suppressLineNumbers w:val="0"/>
+              <w:jc w:val="left"/>
+              <w:rPr>
+                <w:rFonts w:hint="default"/>
+                <w:color w:val="000000"/>
+                <w:kern w:val="0"/>
+                <w:sz w:val="20"/>
+                <w:szCs w:val="20"/>
+                <w:vertAlign w:val="baseline"/>
+                <w:lang w:val="en-US" w:eastAsia="zh-CN"/>
+              </w:rPr>
+            </w:pPr>
+            <w:r>
+              <w:rPr>
+                <w:rFonts w:hint="default"/>
+                <w:color w:val="000000"/>
+                <w:kern w:val="0"/>
+                <w:sz w:val="20"/>
+                <w:szCs w:val="20"/>
+                <w:vertAlign w:val="baseline"/>
+                <w:lang w:val="en-US" w:eastAsia="zh-CN"/>
+              </w:rPr>
+              <w:t>3 × 3 grid (9 sectors)</w:t>
+            </w:r>
+          </w:p>
+        </w:tc>
+      </w:tr>
+      <w:tr>
+        <w:tblPrEx>
+          <w:tblBorders>
+            <w:top w:val="single" w:color="auto" w:sz="4" w:space="0"/>
+            <w:left w:val="single" w:color="auto" w:sz="4" w:space="0"/>
+            <w:bottom w:val="single" w:color="auto" w:sz="4" w:space="0"/>
+            <w:right w:val="single" w:color="auto" w:sz="4" w:space="0"/>
+            <w:insideH w:val="single" w:color="auto" w:sz="4" w:space="0"/>
+            <w:insideV w:val="single" w:color="auto" w:sz="4" w:space="0"/>
+          </w:tblBorders>
+          <w:tblCellMar>
+            <w:top w:w="0" w:type="dxa"/>
+            <w:left w:w="108" w:type="dxa"/>
+            <w:bottom w:w="0" w:type="dxa"/>
+            <w:right w:w="108" w:type="dxa"/>
+          </w:tblCellMar>
+        </w:tblPrEx>
+        <w:tc>
+          <w:tcPr>
+            <w:tcW w:w="2823" w:type="dxa"/>
+          </w:tcPr>
+          <w:p>
+            <w:pPr>
+              <w:keepNext w:val="0"/>
+              <w:keepLines w:val="0"/>
+              <w:widowControl/>
+              <w:suppressLineNumbers w:val="0"/>
+              <w:jc w:val="left"/>
+              <w:rPr>
+                <w:rFonts w:hint="default" w:ascii="Times New Roman" w:hAnsi="Times New Roman" w:eastAsia="SimSun"/>
+                <w:color w:val="000000"/>
+                <w:kern w:val="0"/>
+                <w:sz w:val="20"/>
+                <w:szCs w:val="20"/>
+                <w:vertAlign w:val="baseline"/>
+                <w:lang w:val="en-US" w:eastAsia="zh-CN"/>
+              </w:rPr>
+            </w:pPr>
+            <w:r>
+              <w:rPr>
+                <w:rFonts w:hint="default" w:ascii="Times New Roman" w:hAnsi="Times New Roman" w:eastAsia="SimSun"/>
+                <w:color w:val="000000"/>
+                <w:kern w:val="0"/>
+                <w:sz w:val="20"/>
+                <w:szCs w:val="20"/>
+                <w:vertAlign w:val="baseline"/>
+                <w:lang w:val="en-US" w:eastAsia="zh-CN"/>
+              </w:rPr>
+              <w:t>Operating Frequency</w:t>
+            </w:r>
+          </w:p>
+        </w:tc>
+        <w:tc>
+          <w:tcPr>
+            <w:tcW w:w="1903" w:type="dxa"/>
+          </w:tcPr>
+          <w:p>
+            <w:pPr>
+              <w:keepNext w:val="0"/>
+              <w:keepLines w:val="0"/>
+              <w:widowControl/>
+              <w:suppressLineNumbers w:val="0"/>
+              <w:jc w:val="left"/>
+              <w:rPr>
+                <w:rFonts w:hint="default"/>
+                <w:color w:val="000000"/>
+                <w:kern w:val="0"/>
+                <w:sz w:val="20"/>
+                <w:szCs w:val="20"/>
+                <w:vertAlign w:val="baseline"/>
+                <w:lang w:val="en-US" w:eastAsia="zh-CN"/>
+              </w:rPr>
+            </w:pPr>
+            <w:r>
+              <w:rPr>
+                <w:rFonts w:hint="default"/>
+                <w:color w:val="000000"/>
+                <w:kern w:val="0"/>
+                <w:sz w:val="20"/>
+                <w:szCs w:val="20"/>
+                <w:vertAlign w:val="baseline"/>
+                <w:lang w:val="en-US" w:eastAsia="zh-CN"/>
+              </w:rPr>
+              <w:t>865 MHz (LoRa)</w:t>
             </w:r>
           </w:p>
         </w:tc>
@@ -13475,18 +13735,8 @@
           <w:rFonts w:hint="default"/>
           <w:lang w:val="en-US"/>
         </w:rPr>
-        <w:t>This framework is deployed in two fashions. First one is centralized approach, where the entire framework operates at the BS, where global network information is available. The BS performs CH selection, clustering, routing decisions, and reinforcement learning optimization, then disseminates decisions to sensor nodes. Second one is federated (distributed) approach, where the framework is executed at the CH level. Each CH locally performs clustering refinement, decision-making, and Q-learning updates using partial network information, then the local Q-Table are aggregated at BS after n round to form a global policy.</w:t>
-      </w:r>
-    </w:p>
-    <w:p>
-      <w:pPr>
-        <w:bidi w:val="0"/>
-        <w:jc w:val="both"/>
-        <w:rPr>
-          <w:rFonts w:hint="default"/>
-          <w:lang w:val="en-US"/>
-        </w:rPr>
-      </w:pPr>
+        <w:t>This framework is deployed in two fashions. First one is centralized approach, where the entire framework operates at the BS, where global network information is available then it disseminates decisions to sensor nodes. Second one is federated (distributed) approach, where the framework is executed at the CH level. Each CH locally performs all the operation then the local Q-Table are aggregated at BS after ‘n’ numbers of  rounds to reach a global policy.</w:t>
+      </w:r>
     </w:p>
     <w:p>
       <w:pPr>
@@ -13517,46 +13767,33 @@
           <w:szCs w:val="20"/>
           <w:lang w:val="en-US"/>
         </w:rPr>
-        <w:t xml:space="preserve"> </w:t>
-      </w:r>
-      <w:bookmarkStart w:id="0" w:name="_GoBack"/>
-      <w:bookmarkEnd w:id="0"/>
+        <w:t xml:space="preserve"> R</w:t>
+      </w:r>
       <w:r>
         <w:rPr>
           <w:rFonts w:hint="default"/>
           <w:b/>
           <w:bCs/>
-          <w:sz w:val="20"/>
-          <w:szCs w:val="20"/>
-          <w:lang w:val="en-US"/>
-        </w:rPr>
-        <w:t>R</w:t>
+          <w:sz w:val="16"/>
+          <w:szCs w:val="16"/>
+          <w:lang w:val="en-US"/>
+        </w:rPr>
+        <w:t xml:space="preserve">ESULTS AND </w:t>
       </w:r>
       <w:r>
         <w:rPr>
           <w:rFonts w:hint="default"/>
           <w:b/>
           <w:bCs/>
-          <w:sz w:val="16"/>
-          <w:szCs w:val="16"/>
-          <w:lang w:val="en-US"/>
-        </w:rPr>
-        <w:t xml:space="preserve">ESULTS AND </w:t>
+          <w:lang w:val="en-US"/>
+        </w:rPr>
+        <w:t>D</w:t>
       </w:r>
       <w:r>
         <w:rPr>
           <w:rFonts w:hint="default"/>
           <w:b/>
           <w:bCs/>
-          <w:lang w:val="en-US"/>
-        </w:rPr>
-        <w:t>D</w:t>
-      </w:r>
-      <w:r>
-        <w:rPr>
-          <w:rFonts w:hint="default"/>
-          <w:b/>
-          <w:bCs/>
           <w:sz w:val="16"/>
           <w:szCs w:val="16"/>
           <w:lang w:val="en-US"/>
@@ -13578,7 +13815,7 @@
           <w:rFonts w:hint="default"/>
           <w:lang w:val="en-US"/>
         </w:rPr>
-        <w:t xml:space="preserve">This section presents the performance evaluation results of the </w:t>
+        <w:t xml:space="preserve">This section presents the performance evaluation of the various energy optimization </w:t>
       </w:r>
       <w:r>
         <w:rPr>
@@ -13591,14 +13828,25 @@
           <w:szCs w:val="20"/>
           <w:lang w:val="en-US"/>
         </w:rPr>
-        <w:t xml:space="preserve">optimized algorithms built on top of LEACH and DEEC </w:t>
-      </w:r>
-      <w:r>
-        <w:rPr>
-          <w:rFonts w:hint="default"/>
-          <w:lang w:val="en-US"/>
-        </w:rPr>
-        <w:t xml:space="preserve">and the proposed mechanism. The analysis focuses on the </w:t>
+        <w:t xml:space="preserve">algorithms </w:t>
+      </w:r>
+      <w:r>
+        <w:rPr>
+          <w:rFonts w:hint="default"/>
+          <w:lang w:val="en-US"/>
+        </w:rPr>
+        <w:t xml:space="preserve">and the proposed framework. The analysis focuses on the </w:t>
+      </w:r>
+      <w:r>
+        <w:rPr>
+          <w:rFonts w:hint="default"/>
+          <w:color w:val="000000"/>
+          <w:kern w:val="0"/>
+          <w:sz w:val="20"/>
+          <w:szCs w:val="20"/>
+          <w:lang w:val="en-US" w:eastAsia="zh-CN"/>
+        </w:rPr>
+        <w:t xml:space="preserve">sectoral survivability, </w:t>
       </w:r>
       <w:r>
         <w:rPr>
@@ -13620,7 +13868,7 @@
           <w:szCs w:val="20"/>
           <w:lang w:val="en-US" w:eastAsia="zh-CN"/>
         </w:rPr>
-        <w:t xml:space="preserve"> and packet delivery ratio</w:t>
+        <w:t>, and packet delivery ratio</w:t>
       </w:r>
       <w:r>
         <w:rPr>
@@ -13633,7 +13881,7 @@
     <w:p>
       <w:pPr>
         <w:bidi w:val="0"/>
-        <w:jc w:val="center"/>
+        <w:jc w:val="both"/>
         <w:rPr>
           <w:rFonts w:hint="default"/>
           <w:sz w:val="16"/>
@@ -13647,18 +13895,18 @@
           <w:lang w:val="en-US"/>
         </w:rPr>
         <w:drawing>
-          <wp:anchor distT="0" distB="0" distL="114300" distR="114300" simplePos="0" relativeHeight="251661312" behindDoc="0" locked="0" layoutInCell="1" allowOverlap="1">
+          <wp:anchor distT="0" distB="0" distL="114300" distR="114300" simplePos="0" relativeHeight="251671552" behindDoc="0" locked="0" layoutInCell="1" allowOverlap="1">
             <wp:simplePos x="0" y="0"/>
             <wp:positionH relativeFrom="column">
-              <wp:posOffset>-37465</wp:posOffset>
+              <wp:posOffset>0</wp:posOffset>
             </wp:positionH>
             <wp:positionV relativeFrom="paragraph">
-              <wp:posOffset>45720</wp:posOffset>
+              <wp:posOffset>71120</wp:posOffset>
             </wp:positionV>
-            <wp:extent cx="3110865" cy="1640840"/>
-            <wp:effectExtent l="0" t="0" r="13335" b="16510"/>
+            <wp:extent cx="3077210" cy="1040765"/>
+            <wp:effectExtent l="0" t="0" r="8890" b="6985"/>
             <wp:wrapTopAndBottom/>
-            <wp:docPr id="39" name="Picture 39" descr="Figure_1"/>
+            <wp:docPr id="8" name="Picture 8" descr="sector_comparison"/>
             <wp:cNvGraphicFramePr>
               <a:graphicFrameLocks xmlns:a="http://schemas.openxmlformats.org/drawingml/2006/main" noChangeAspect="1"/>
             </wp:cNvGraphicFramePr>
@@ -13666,14 +13914,13 @@
               <a:graphicData uri="http://schemas.openxmlformats.org/drawingml/2006/picture">
                 <pic:pic xmlns:pic="http://schemas.openxmlformats.org/drawingml/2006/picture">
                   <pic:nvPicPr>
-                    <pic:cNvPr id="39" name="Picture 39" descr="Figure_1"/>
+                    <pic:cNvPr id="8" name="Picture 8" descr="sector_comparison"/>
                     <pic:cNvPicPr>
                       <a:picLocks noChangeAspect="1"/>
                     </pic:cNvPicPr>
                   </pic:nvPicPr>
                   <pic:blipFill>
                     <a:blip r:embed="rId17"/>
-                    <a:srcRect l="7336" t="6173" r="8452" b="2299"/>
                     <a:stretch>
                       <a:fillRect/>
                     </a:stretch>
@@ -13681,7 +13928,7 @@
                   <pic:spPr>
                     <a:xfrm>
                       <a:off x="0" y="0"/>
-                      <a:ext cx="3110865" cy="1640840"/>
+                      <a:ext cx="3077210" cy="1040765"/>
                     </a:xfrm>
                     <a:prstGeom prst="rect">
                       <a:avLst/>
@@ -13693,15 +13940,6 @@
           </wp:anchor>
         </w:drawing>
       </w:r>
-      <w:r>
-        <w:rPr>
-          <w:rFonts w:hint="default"/>
-          <w:sz w:val="16"/>
-          <w:szCs w:val="16"/>
-          <w:lang w:val="en-US"/>
-        </w:rPr>
-        <w:t>Figure 10. Number of dead nodes during network operation</w:t>
-      </w:r>
     </w:p>
     <w:p>
       <w:pPr>
@@ -13714,11 +13952,157 @@
           <w:lang w:val="en-US"/>
         </w:rPr>
       </w:pPr>
+      <w:r>
+        <w:rPr>
+          <w:rFonts w:hint="default"/>
+          <w:sz w:val="16"/>
+          <w:szCs w:val="16"/>
+          <w:lang w:val="en-US"/>
+        </w:rPr>
+        <w:drawing>
+          <wp:inline distT="0" distB="0" distL="114300" distR="114300">
+            <wp:extent cx="3077210" cy="1040765"/>
+            <wp:effectExtent l="0" t="0" r="8890" b="6985"/>
+            <wp:docPr id="15" name="Picture 15" descr="sector_comparison1"/>
+            <wp:cNvGraphicFramePr>
+              <a:graphicFrameLocks xmlns:a="http://schemas.openxmlformats.org/drawingml/2006/main" noChangeAspect="1"/>
+            </wp:cNvGraphicFramePr>
+            <a:graphic xmlns:a="http://schemas.openxmlformats.org/drawingml/2006/main">
+              <a:graphicData uri="http://schemas.openxmlformats.org/drawingml/2006/picture">
+                <pic:pic xmlns:pic="http://schemas.openxmlformats.org/drawingml/2006/picture">
+                  <pic:nvPicPr>
+                    <pic:cNvPr id="15" name="Picture 15" descr="sector_comparison1"/>
+                    <pic:cNvPicPr>
+                      <a:picLocks noChangeAspect="1"/>
+                    </pic:cNvPicPr>
+                  </pic:nvPicPr>
+                  <pic:blipFill>
+                    <a:blip r:embed="rId18"/>
+                    <a:stretch>
+                      <a:fillRect/>
+                    </a:stretch>
+                  </pic:blipFill>
+                  <pic:spPr>
+                    <a:xfrm>
+                      <a:off x="0" y="0"/>
+                      <a:ext cx="3077210" cy="1040765"/>
+                    </a:xfrm>
+                    <a:prstGeom prst="rect">
+                      <a:avLst/>
+                    </a:prstGeom>
+                  </pic:spPr>
+                </pic:pic>
+              </a:graphicData>
+            </a:graphic>
+          </wp:inline>
+        </w:drawing>
+      </w:r>
     </w:p>
     <w:p>
       <w:pPr>
         <w:bidi w:val="0"/>
-        <w:ind w:firstLine="720" w:firstLineChars="0"/>
+        <w:jc w:val="center"/>
+        <w:rPr>
+          <w:rFonts w:hint="default"/>
+          <w:sz w:val="16"/>
+          <w:szCs w:val="16"/>
+          <w:lang w:val="en-US"/>
+        </w:rPr>
+      </w:pPr>
+      <w:r>
+        <w:rPr>
+          <w:rFonts w:hint="default"/>
+          <w:sz w:val="16"/>
+          <w:szCs w:val="16"/>
+          <w:lang w:val="en-US"/>
+        </w:rPr>
+        <w:t>Figure 9. Sectoral survival/coverage after 1000 rounds of simulation</w:t>
+      </w:r>
+    </w:p>
+    <w:p>
+      <w:pPr>
+        <w:bidi w:val="0"/>
+        <w:jc w:val="center"/>
+        <w:rPr>
+          <w:rFonts w:hint="default"/>
+          <w:sz w:val="16"/>
+          <w:szCs w:val="16"/>
+          <w:lang w:val="en-US"/>
+        </w:rPr>
+      </w:pPr>
+    </w:p>
+    <w:p>
+      <w:pPr>
+        <w:bidi w:val="0"/>
+        <w:jc w:val="both"/>
+        <w:rPr>
+          <w:rFonts w:hint="default"/>
+          <w:lang w:val="en-US"/>
+        </w:rPr>
+      </w:pPr>
+      <w:r>
+        <w:rPr>
+          <w:rFonts w:hint="default"/>
+          <w:lang w:val="en-US"/>
+        </w:rPr>
+        <w:t>Figure 9 represents a comparative analysis of clustering protocols LEACH, DEEC, FCM, PSO, ACO and RLHC evaluated over a 1000 × 1000 m² network area partitioned into nine sectors. Gray shading indicates sectors that lost coverage before the final round, while annotated values denote the exact round of sector coverage failure. LEACH exhibits the poorest reliability, with only one sector remaining operational up to round 1000. DEEC shows marginal improvement, sustaining three sectors until the final round. FCM and PSO demonstrate significantly enhanced performance, maintaining seven and six sectors, respectively. ACO further improves robustness with eight sectors surviving through round 1000. In contrast, RLHC achieves complete network stability, with all nine sectors remaining functional until the end, indicating superior reliability and coverage preservation.</w:t>
+      </w:r>
+      <w:bookmarkStart w:id="0" w:name="_GoBack"/>
+      <w:bookmarkEnd w:id="0"/>
+    </w:p>
+    <w:p>
+      <w:pPr>
+        <w:bidi w:val="0"/>
+        <w:jc w:val="both"/>
+        <w:rPr>
+          <w:rFonts w:hint="default"/>
+          <w:lang w:val="en-US"/>
+        </w:rPr>
+      </w:pPr>
+    </w:p>
+    <w:p>
+      <w:pPr>
+        <w:bidi w:val="0"/>
+        <w:jc w:val="both"/>
+        <w:rPr>
+          <w:rFonts w:hint="default"/>
+          <w:lang w:val="en-US"/>
+        </w:rPr>
+      </w:pPr>
+    </w:p>
+    <w:p>
+      <w:pPr>
+        <w:bidi w:val="0"/>
+        <w:jc w:val="both"/>
+        <w:rPr>
+          <w:rFonts w:hint="default"/>
+          <w:lang w:val="en-US"/>
+        </w:rPr>
+      </w:pPr>
+    </w:p>
+    <w:p>
+      <w:pPr>
+        <w:bidi w:val="0"/>
+        <w:jc w:val="both"/>
+        <w:rPr>
+          <w:rFonts w:hint="default"/>
+          <w:lang w:val="en-US"/>
+        </w:rPr>
+      </w:pPr>
+    </w:p>
+    <w:p>
+      <w:pPr>
+        <w:bidi w:val="0"/>
+        <w:jc w:val="both"/>
+        <w:rPr>
+          <w:rFonts w:hint="default"/>
+          <w:lang w:val="en-US"/>
+        </w:rPr>
+      </w:pPr>
+    </w:p>
+    <w:p>
+      <w:pPr>
+        <w:bidi w:val="0"/>
         <w:jc w:val="both"/>
         <w:rPr>
           <w:rFonts w:hint="default"/>
@@ -13768,7 +14152,7 @@
           <w:lang w:val="en-US"/>
         </w:rPr>
         <w:drawing>
-          <wp:anchor distT="0" distB="0" distL="114300" distR="114300" simplePos="0" relativeHeight="251662336" behindDoc="0" locked="0" layoutInCell="1" allowOverlap="1">
+          <wp:anchor distT="0" distB="0" distL="114300" distR="114300" simplePos="0" relativeHeight="251661312" behindDoc="0" locked="0" layoutInCell="1" allowOverlap="1">
             <wp:simplePos x="0" y="0"/>
             <wp:positionH relativeFrom="column">
               <wp:posOffset>-7620</wp:posOffset>
@@ -13793,7 +14177,7 @@
                     </pic:cNvPicPr>
                   </pic:nvPicPr>
                   <pic:blipFill>
-                    <a:blip r:embed="rId18"/>
+                    <a:blip r:embed="rId19"/>
                     <a:srcRect l="6158" t="6088" r="8948" b="2852"/>
                     <a:stretch>
                       <a:fillRect/>
@@ -13828,7 +14212,7 @@
           <w:szCs w:val="16"/>
           <w:lang w:val="en-US"/>
         </w:rPr>
-        <w:t xml:space="preserve"> Figure 11. Cumulative throughput during network operation</w:t>
+        <w:t xml:space="preserve"> </w:t>
       </w:r>
     </w:p>
     <w:p>
@@ -13837,18 +14221,6 @@
         <w:jc w:val="center"/>
         <w:rPr>
           <w:rFonts w:hint="default"/>
-          <w:sz w:val="16"/>
-          <w:szCs w:val="16"/>
-          <w:lang w:val="en-US"/>
-        </w:rPr>
-      </w:pPr>
-    </w:p>
-    <w:p>
-      <w:pPr>
-        <w:bidi w:val="0"/>
-        <w:jc w:val="center"/>
-        <w:rPr>
-          <w:rFonts w:hint="default"/>
           <w:lang w:val="en-US"/>
         </w:rPr>
       </w:pPr>
@@ -13858,7 +14230,7 @@
           <w:lang w:val="en-US"/>
         </w:rPr>
         <w:drawing>
-          <wp:anchor distT="0" distB="0" distL="114300" distR="114300" simplePos="0" relativeHeight="251663360" behindDoc="0" locked="0" layoutInCell="1" allowOverlap="1">
+          <wp:anchor distT="0" distB="0" distL="114300" distR="114300" simplePos="0" relativeHeight="251662336" behindDoc="0" locked="0" layoutInCell="1" allowOverlap="1">
             <wp:simplePos x="0" y="0"/>
             <wp:positionH relativeFrom="column">
               <wp:posOffset>-46990</wp:posOffset>
@@ -13883,7 +14255,7 @@
                     </pic:cNvPicPr>
                   </pic:nvPicPr>
                   <pic:blipFill>
-                    <a:blip r:embed="rId19"/>
+                    <a:blip r:embed="rId20"/>
                     <a:srcRect l="7068" t="5747" r="8679" b="3150"/>
                     <a:stretch>
                       <a:fillRect/>
@@ -13955,58 +14327,6 @@
       <w:r>
         <w:rPr>
           <w:rFonts w:hint="default"/>
-          <w:lang w:val="en-US"/>
-        </w:rPr>
-        <w:drawing>
-          <wp:anchor distT="0" distB="0" distL="114300" distR="114300" simplePos="0" relativeHeight="251664384" behindDoc="0" locked="0" layoutInCell="1" allowOverlap="1">
-            <wp:simplePos x="0" y="0"/>
-            <wp:positionH relativeFrom="column">
-              <wp:posOffset>-98425</wp:posOffset>
-            </wp:positionH>
-            <wp:positionV relativeFrom="paragraph">
-              <wp:posOffset>69215</wp:posOffset>
-            </wp:positionV>
-            <wp:extent cx="3271520" cy="1550035"/>
-            <wp:effectExtent l="0" t="0" r="5080" b="12065"/>
-            <wp:wrapTopAndBottom/>
-            <wp:docPr id="50" name="Picture 50" descr="Figure_5"/>
-            <wp:cNvGraphicFramePr>
-              <a:graphicFrameLocks xmlns:a="http://schemas.openxmlformats.org/drawingml/2006/main" noChangeAspect="1"/>
-            </wp:cNvGraphicFramePr>
-            <a:graphic xmlns:a="http://schemas.openxmlformats.org/drawingml/2006/main">
-              <a:graphicData uri="http://schemas.openxmlformats.org/drawingml/2006/picture">
-                <pic:pic xmlns:pic="http://schemas.openxmlformats.org/drawingml/2006/picture">
-                  <pic:nvPicPr>
-                    <pic:cNvPr id="50" name="Picture 50" descr="Figure_5"/>
-                    <pic:cNvPicPr>
-                      <a:picLocks noChangeAspect="1"/>
-                    </pic:cNvPicPr>
-                  </pic:nvPicPr>
-                  <pic:blipFill>
-                    <a:blip r:embed="rId20"/>
-                    <a:srcRect l="3844" t="3235" r="1178" b="4129"/>
-                    <a:stretch>
-                      <a:fillRect/>
-                    </a:stretch>
-                  </pic:blipFill>
-                  <pic:spPr>
-                    <a:xfrm>
-                      <a:off x="0" y="0"/>
-                      <a:ext cx="3271520" cy="1550035"/>
-                    </a:xfrm>
-                    <a:prstGeom prst="rect">
-                      <a:avLst/>
-                    </a:prstGeom>
-                  </pic:spPr>
-                </pic:pic>
-              </a:graphicData>
-            </a:graphic>
-          </wp:anchor>
-        </w:drawing>
-      </w:r>
-      <w:r>
-        <w:rPr>
-          <w:rFonts w:hint="default"/>
           <w:sz w:val="16"/>
           <w:szCs w:val="16"/>
           <w:lang w:val="en-US"/>
@@ -14033,7 +14353,7 @@
           <w:lang w:val="en-US"/>
         </w:rPr>
         <w:drawing>
-          <wp:anchor distT="0" distB="0" distL="114300" distR="114300" simplePos="0" relativeHeight="251665408" behindDoc="0" locked="0" layoutInCell="1" allowOverlap="1">
+          <wp:anchor distT="0" distB="0" distL="114300" distR="114300" simplePos="0" relativeHeight="251663360" behindDoc="0" locked="0" layoutInCell="1" allowOverlap="1">
             <wp:simplePos x="0" y="0"/>
             <wp:positionH relativeFrom="column">
               <wp:posOffset>3231515</wp:posOffset>

--- a/mod-journal-paper.docx
+++ b/mod-journal-paper.docx
@@ -1046,7 +1046,7 @@
           <w:lang w:val="en-US"/>
         </w:rPr>
         <w:drawing>
-          <wp:anchor distT="0" distB="0" distL="114300" distR="114300" simplePos="0" relativeHeight="251664384" behindDoc="0" locked="0" layoutInCell="1" allowOverlap="1">
+          <wp:anchor distT="0" distB="0" distL="114300" distR="114300" simplePos="0" relativeHeight="251661312" behindDoc="0" locked="0" layoutInCell="1" allowOverlap="1">
             <wp:simplePos x="0" y="0"/>
             <wp:positionH relativeFrom="column">
               <wp:posOffset>31750</wp:posOffset>
@@ -1178,7 +1178,7 @@
           <w:lang w:val="en-US"/>
         </w:rPr>
         <w:drawing>
-          <wp:anchor distT="0" distB="0" distL="114300" distR="114300" simplePos="0" relativeHeight="251666432" behindDoc="0" locked="0" layoutInCell="1" allowOverlap="1">
+          <wp:anchor distT="0" distB="0" distL="114300" distR="114300" simplePos="0" relativeHeight="251663360" behindDoc="0" locked="0" layoutInCell="1" allowOverlap="1">
             <wp:simplePos x="0" y="0"/>
             <wp:positionH relativeFrom="column">
               <wp:posOffset>154305</wp:posOffset>
@@ -2133,7 +2133,7 @@
                 <w:vertAlign w:val="baseline"/>
                 <w:lang w:val="en-US"/>
               </w:rPr>
-              <w:t>Farahzadi et al. “An Improved Cluster Formation Process in Wireless Sensor Networks to Decrease Energy Consumption” (2021) [19]</w:t>
+              <w:t>Farahzadi et al. “An Improved Cluster Formation Process in Wireless Sensor Networks to Decrease Energy Consumption” (2021) [15]</w:t>
             </w:r>
           </w:p>
         </w:tc>
@@ -2400,7 +2400,7 @@
                 <w:vertAlign w:val="baseline"/>
                 <w:lang w:val="en-US"/>
               </w:rPr>
-              <w:t>Panchal et al. “EEHCHR: Energy Efficient Hybrid Clustering and Hierarchical Routing for Wireless Sensor Networks” (2021) [20]</w:t>
+              <w:t>Panchal et al. “EEHCHR: Energy Efficient Hybrid Clustering and Hierarchical Routing for Wireless Sensor Networks” (2021) [26]</w:t>
             </w:r>
           </w:p>
         </w:tc>
@@ -2671,7 +2671,7 @@
                 <w:vertAlign w:val="baseline"/>
                 <w:lang w:val="en-US"/>
               </w:rPr>
-              <w:t>[21]</w:t>
+              <w:t>[17]</w:t>
             </w:r>
           </w:p>
         </w:tc>
@@ -2942,7 +2942,7 @@
                 <w:vertAlign w:val="baseline"/>
                 <w:lang w:val="en-US"/>
               </w:rPr>
-              <w:t>) [22]</w:t>
+              <w:t>) [18]</w:t>
             </w:r>
           </w:p>
         </w:tc>
@@ -3208,7 +3208,7 @@
                 <w:vertAlign w:val="baseline"/>
                 <w:lang w:val="en-US"/>
               </w:rPr>
-              <w:t>[23]</w:t>
+              <w:t>[19]</w:t>
             </w:r>
           </w:p>
         </w:tc>
@@ -3493,7 +3493,7 @@
                 <w:vertAlign w:val="baseline"/>
                 <w:lang w:val="en-US"/>
               </w:rPr>
-              <w:t xml:space="preserve"> [24]</w:t>
+              <w:t xml:space="preserve"> [20]</w:t>
             </w:r>
           </w:p>
         </w:tc>
@@ -3724,7 +3724,7 @@
                 <w:vertAlign w:val="baseline"/>
                 <w:lang w:val="en-US"/>
               </w:rPr>
-              <w:t>Bhatia et al. “Cluster Based Energy Efficient Routing Protocol using SA-LEACH to Wireless Sensor Networks” (2023) [25]</w:t>
+              <w:t>Bhatia et al. “Cluster Based Energy Efficient Routing Protocol using SA-LEACH to Wireless Sensor Networks” (2023) [21]</w:t>
             </w:r>
           </w:p>
         </w:tc>
@@ -3978,7 +3978,7 @@
                 <w:vertAlign w:val="baseline"/>
                 <w:lang w:val="en-US"/>
               </w:rPr>
-              <w:t>) [26]</w:t>
+              <w:t>) [22]</w:t>
             </w:r>
           </w:p>
         </w:tc>
@@ -4190,7 +4190,7 @@
                 <w:vertAlign w:val="baseline"/>
                 <w:lang w:val="en-US"/>
               </w:rPr>
-              <w:t>El Khediri et al. “Energy-Efficient Cluster Routing Protocol for Wireless Sensor Networks” (2024) [27]</w:t>
+              <w:t>El Khediri et al. “Energy-Efficient Cluster Routing Protocol for Wireless Sensor Networks” (2024) [23]</w:t>
             </w:r>
           </w:p>
         </w:tc>
@@ -4432,7 +4432,7 @@
                 <w:vertAlign w:val="baseline"/>
                 <w:lang w:val="en-US"/>
               </w:rPr>
-              <w:t>) [28]</w:t>
+              <w:t>) [24]</w:t>
             </w:r>
           </w:p>
         </w:tc>
@@ -4688,7 +4688,7 @@
                 <w:vertAlign w:val="baseline"/>
                 <w:lang w:val="en-US"/>
               </w:rPr>
-              <w:t>5)[29]</w:t>
+              <w:t>5)[25]</w:t>
             </w:r>
           </w:p>
         </w:tc>
@@ -4904,7 +4904,7 @@
                 <w:vertAlign w:val="baseline"/>
                 <w:lang w:val="en-US"/>
               </w:rPr>
-              <w:t xml:space="preserve"> [30]</w:t>
+              <w:t xml:space="preserve"> [26]</w:t>
             </w:r>
           </w:p>
         </w:tc>
@@ -5099,7 +5099,7 @@
                 <w:vertAlign w:val="baseline"/>
                 <w:lang w:val="en-US"/>
               </w:rPr>
-              <w:t xml:space="preserve"> [31]</w:t>
+              <w:t xml:space="preserve"> [27]</w:t>
             </w:r>
           </w:p>
         </w:tc>
@@ -5309,7 +5309,7 @@
                 <w:vertAlign w:val="baseline"/>
                 <w:lang w:val="en-US"/>
               </w:rPr>
-              <w:t xml:space="preserve"> [32]</w:t>
+              <w:t xml:space="preserve"> [28]</w:t>
             </w:r>
           </w:p>
         </w:tc>
@@ -5504,7 +5504,7 @@
                 <w:vertAlign w:val="baseline"/>
                 <w:lang w:val="en-US"/>
               </w:rPr>
-              <w:t xml:space="preserve"> [33]</w:t>
+              <w:t xml:space="preserve"> [29]</w:t>
             </w:r>
           </w:p>
         </w:tc>
@@ -5699,7 +5699,7 @@
                 <w:vertAlign w:val="baseline"/>
                 <w:lang w:val="en-US"/>
               </w:rPr>
-              <w:t xml:space="preserve"> [34]</w:t>
+              <w:t xml:space="preserve"> [30]</w:t>
             </w:r>
           </w:p>
         </w:tc>
@@ -5909,7 +5909,7 @@
                 <w:vertAlign w:val="baseline"/>
                 <w:lang w:val="en-US"/>
               </w:rPr>
-              <w:t xml:space="preserve"> [35]</w:t>
+              <w:t xml:space="preserve"> [31]</w:t>
             </w:r>
           </w:p>
         </w:tc>
@@ -5950,7 +5950,22 @@
                 <w:rFonts w:hint="default"/>
                 <w:vertAlign w:val="baseline"/>
               </w:rPr>
-              <w:t>Metaheuristic Framework: A synthesis of hybrid algorithms (Machine Learning, Edge Computing, and UAV-assisted routing).</w:t>
+              <w:t>Metaheuristic Framework: A synthesis of hybrid algorithms (Machine Learning, Edge Computing</w:t>
+            </w:r>
+            <w:r>
+              <w:rPr>
+                <w:rFonts w:hint="default"/>
+                <w:vertAlign w:val="baseline"/>
+                <w:lang w:val="en-US"/>
+              </w:rPr>
+              <w:t xml:space="preserve"> and</w:t>
+            </w:r>
+            <w:r>
+              <w:rPr>
+                <w:rFonts w:hint="default"/>
+                <w:vertAlign w:val="baseline"/>
+              </w:rPr>
+              <w:t xml:space="preserve"> UAV-assisted routing).</w:t>
             </w:r>
           </w:p>
         </w:tc>
@@ -6104,7 +6119,7 @@
                 <w:vertAlign w:val="baseline"/>
                 <w:lang w:val="en-US"/>
               </w:rPr>
-              <w:t xml:space="preserve"> [36]</w:t>
+              <w:t xml:space="preserve"> [32]</w:t>
             </w:r>
           </w:p>
         </w:tc>
@@ -6299,7 +6314,7 @@
                 <w:vertAlign w:val="baseline"/>
                 <w:lang w:val="en-US"/>
               </w:rPr>
-              <w:t xml:space="preserve"> [37]</w:t>
+              <w:t xml:space="preserve"> [33]</w:t>
             </w:r>
           </w:p>
         </w:tc>
@@ -6494,7 +6509,7 @@
                 <w:vertAlign w:val="baseline"/>
                 <w:lang w:val="en-US"/>
               </w:rPr>
-              <w:t xml:space="preserve"> [38]</w:t>
+              <w:t xml:space="preserve"> [34]</w:t>
             </w:r>
           </w:p>
         </w:tc>
@@ -6711,7 +6726,7 @@
                 <w:vertAlign w:val="baseline"/>
                 <w:lang w:val="en-US"/>
               </w:rPr>
-              <w:t>[39]</w:t>
+              <w:t>[35]</w:t>
             </w:r>
           </w:p>
         </w:tc>
@@ -6906,7 +6921,7 @@
                 <w:vertAlign w:val="baseline"/>
                 <w:lang w:val="en-US"/>
               </w:rPr>
-              <w:t>[40]</w:t>
+              <w:t>[36]</w:t>
             </w:r>
           </w:p>
         </w:tc>
@@ -7268,7 +7283,7 @@
           <w:lang w:val="en-US"/>
         </w:rPr>
         <w:drawing>
-          <wp:anchor distT="0" distB="0" distL="114300" distR="114300" simplePos="0" relativeHeight="251665408" behindDoc="0" locked="0" layoutInCell="1" allowOverlap="1">
+          <wp:anchor distT="0" distB="0" distL="114300" distR="114300" simplePos="0" relativeHeight="251662336" behindDoc="0" locked="0" layoutInCell="1" allowOverlap="1">
             <wp:simplePos x="0" y="0"/>
             <wp:positionH relativeFrom="page">
               <wp:posOffset>624205</wp:posOffset>
@@ -7398,7 +7413,7 @@
           <w:rFonts w:hint="default"/>
           <w:lang w:val="en-US"/>
         </w:rPr>
-        <w:t xml:space="preserve">DEEC acts as the fundamental layer of the proposed RLHC framework. In this work, it is enhanced into an Energy-Normalized DEECP (EN-DEECP), where the conventional energy-aware clustering mechanism is refined through normalization of node energies to improve fairness, stability and comparability. DEECP inherently operates in a heterogeneous network setting, consisting of a combination of, Normal nodes (baseline energy) and Advanced nodes (higher initial energy). This heterogeneity allows advanced nodes to take on more energy-intensive roles such as CH, thereby improving network lifetime. In the proposed EN-DEECP enhancement, an additional energy normalization constraint is introduced. Specifically, the total initial energy of the network is kept constant across all comparative algorithms, regardless of node heterogeneity. This ensures that the sum of energy across all nodes remains equal for every protocol under evaluation. To promote performance improvements are due to algorithmic efficiency, not excess energy availability. Furthermore, CH selection is based on normalized residual energy, meaning each node’s energy is evaluated relative to the current network energy state rather than absolute values. This prevents dominance of high-energy nodes and promotes balanced energy dissipation. In heterogeneous IoT-enabled WSN environments, this enhanced formulation not only optimizes initial CH selection but also provides a normalized and stable foundation for higher-layer processes such as spatial filtering, clustering, and Q-learning-based adaptation, ultimately leading to improved load balancing and energy efficiency. </w:t>
+        <w:t xml:space="preserve">DEEC acts as the fundamental layer of the proposed RLHC framework. In this work, it is enhanced into an Energy-Normalized DEECP (EN-DEECP), where the conventional energy-aware clustering mechanism is refined through normalization of node energies to improve fairness, stability and comparability. DEECP inherently operates in a heterogeneous network setting, consisting of a combination of, Normal nodes (baseline energy) and Advanced nodes (higher initial energy). This heterogeneity allows advanced nodes to take on more energy-intensive roles such as CH, thereby improving network lifetime. In the proposed EN-DEECP enhancement, an additional energy normalization constraint is introduced. Specifically, the total initial energy of the network is kept constant across all comparative algorithms, regardless of node heterogeneity. This ensures that the sum of energy across all nodes remains equal for every protocol under evaluation. To promote performance improvements are due to algorithmic efficiency, not excess energy availability. Furthermore, CH selection is based on normalized residual energy, meaning each node’s energy is evaluated relative to the current network energy state rather than absolute values. This prevents dominance of high-energy nodes and promotes balanced energy dissipation. In heterogeneous IoT-enabled WSN environments, this enhanced formulation not only optimizes initial CH selection but also provides a normalized and stable foundation for higher-layer processes such as spatial filtering, clustering and Q-learning-based adaptation, ultimately leading to improved load balancing and energy efficiency. </w:t>
       </w:r>
     </w:p>
     <w:p>
@@ -7920,7 +7935,7 @@
           <w:rFonts w:hint="default"/>
           <w:lang w:val="en-US" w:eastAsia="zh-CN"/>
         </w:rPr>
-        <w:t>Equation (2) represents the initial energy of normal nodes, where E0 denotes the energy assigned to each normal node, and equation (3) represents the initial energy of advanced nodes, where α is the energy factor indicating the additional energy of advanced nodes compared to normal nodes.</w:t>
+        <w:t>Equation (2) represents the initial energy of normal nodes, where E0 denotes the energy assigned to each normal node and equation (3) represents the initial energy of advanced nodes, where α is the energy factor indicating the additional energy of advanced nodes compared to normal nodes.</w:t>
       </w:r>
     </w:p>
     <w:p>
@@ -8468,7 +8483,24 @@
           <w:sz w:val="20"/>
           <w:szCs w:val="20"/>
         </w:rPr>
-        <w:t xml:space="preserve"> is the residual energy of node i at round r, and Eavg(r) is the average residual energy of the network</w:t>
+        <w:t xml:space="preserve"> is the residual energy of node i at round r</w:t>
+      </w:r>
+      <w:r>
+        <w:rPr>
+          <w:rFonts w:hint="default" w:cs="Times New Roman"/>
+          <w:sz w:val="20"/>
+          <w:szCs w:val="20"/>
+          <w:lang w:val="en-US"/>
+        </w:rPr>
+        <w:t xml:space="preserve"> and</w:t>
+      </w:r>
+      <w:r>
+        <w:rPr>
+          <w:rFonts w:hint="default" w:ascii="Times New Roman" w:hAnsi="Times New Roman" w:eastAsia="SimSun" w:cs="Times New Roman"/>
+          <w:sz w:val="20"/>
+          <w:szCs w:val="20"/>
+        </w:rPr>
+        <w:t xml:space="preserve"> Eavg(r) is the average residual energy of the network</w:t>
       </w:r>
       <w:r>
         <w:rPr>
@@ -8935,16 +8967,16 @@
           <w:sz w:val="20"/>
           <w:szCs w:val="20"/>
         </w:rPr>
-        <w:t>n, where T(n) is the threshold for node n,</w:t>
-      </w:r>
-      <w:r>
-        <w:rPr>
-          <w:rFonts w:hint="default" w:ascii="Times New Roman" w:hAnsi="Times New Roman" w:cs="Times New Roman"/>
+        <w:t>n, where T(n) is the threshold for node n</w:t>
+      </w:r>
+      <w:r>
+        <w:rPr>
+          <w:rFonts w:hint="default" w:cs="Times New Roman"/>
           <w:sz w:val="20"/>
           <w:szCs w:val="20"/>
           <w:lang w:val="en-US"/>
         </w:rPr>
-        <w:t xml:space="preserve"> </w:t>
+        <w:t xml:space="preserve"> and</w:t>
       </w:r>
       <w:r>
         <w:rPr>
@@ -8952,7 +8984,7 @@
           <w:sz w:val="20"/>
           <w:szCs w:val="20"/>
         </w:rPr>
-        <w:t>and G is the set of nodes that have not been selected as cluster heads in the last</w:t>
+        <w:t xml:space="preserve"> G is the set of nodes that have not been selected as cluster heads in the last</w:t>
       </w:r>
       <w:r>
         <w:rPr>
@@ -9063,7 +9095,7 @@
       </w:pPr>
       <w:r>
         <w:drawing>
-          <wp:anchor distT="0" distB="0" distL="114300" distR="114300" simplePos="0" relativeHeight="251668480" behindDoc="0" locked="0" layoutInCell="1" allowOverlap="1">
+          <wp:anchor distT="0" distB="0" distL="114300" distR="114300" simplePos="0" relativeHeight="251665408" behindDoc="0" locked="0" layoutInCell="1" allowOverlap="1">
             <wp:simplePos x="0" y="0"/>
             <wp:positionH relativeFrom="column">
               <wp:posOffset>24130</wp:posOffset>
@@ -9739,7 +9771,7 @@
       </w:pPr>
       <w:r>
         <w:drawing>
-          <wp:anchor distT="0" distB="0" distL="114300" distR="114300" simplePos="0" relativeHeight="251667456" behindDoc="0" locked="0" layoutInCell="1" allowOverlap="1">
+          <wp:anchor distT="0" distB="0" distL="114300" distR="114300" simplePos="0" relativeHeight="251664384" behindDoc="0" locked="0" layoutInCell="1" allowOverlap="1">
             <wp:simplePos x="0" y="0"/>
             <wp:positionH relativeFrom="column">
               <wp:posOffset>62230</wp:posOffset>
@@ -10351,7 +10383,7 @@
           <w:szCs w:val="16"/>
         </w:rPr>
         <w:drawing>
-          <wp:anchor distT="0" distB="0" distL="114300" distR="114300" simplePos="0" relativeHeight="251669504" behindDoc="0" locked="0" layoutInCell="1" allowOverlap="1">
+          <wp:anchor distT="0" distB="0" distL="114300" distR="114300" simplePos="0" relativeHeight="251666432" behindDoc="0" locked="0" layoutInCell="1" allowOverlap="1">
             <wp:simplePos x="0" y="0"/>
             <wp:positionH relativeFrom="column">
               <wp:posOffset>100965</wp:posOffset>
@@ -10437,7 +10469,7 @@
           <w:rFonts w:hint="default"/>
           <w:lang w:val="en-US"/>
         </w:rPr>
-        <w:t>The state space is define as Node Energy, Cluster info (no. of nodes, position of each nodes ) and Packet Delivery Ratio (pdr). The available action space includes maintaining the current configuration (A_NOOP), reassigning nodes between clusters (A_REASSIGN), switching cluster heads (A_SWITCH_CH) and adjusting transmission power through reduction (A_REDUCE_TX) or increment (A_INCREASE_TX). After executing an action, the system receives a reward based on the resulting network performance, and the Q-table is updated accordingly using equation 9.</w:t>
+        <w:t>The state space is define as Node Energy, Cluster info (no. of nodes, position of each nodes ) and Packet Delivery Ratio (pdr). The available action space includes maintaining the current configuration (A_NOOP), reassigning nodes between clusters (A_REASSIGN), switching cluster heads (A_SWITCH_CH) and adjusting transmission power through reduction (A_REDUCE_TX) or increment (A_INCREASE_TX). After executing an action, the system receives a reward based on the resulting network performance and the Q-table is updated accordingly using equation 9.</w:t>
       </w:r>
     </w:p>
     <w:p>
@@ -12217,7 +12249,7 @@
       </w:pPr>
       <w:r>
         <w:drawing>
-          <wp:anchor distT="0" distB="0" distL="114300" distR="114300" simplePos="0" relativeHeight="251670528" behindDoc="0" locked="0" layoutInCell="1" allowOverlap="1">
+          <wp:anchor distT="0" distB="0" distL="114300" distR="114300" simplePos="0" relativeHeight="251667456" behindDoc="0" locked="0" layoutInCell="1" allowOverlap="1">
             <wp:simplePos x="0" y="0"/>
             <wp:positionH relativeFrom="column">
               <wp:posOffset>60325</wp:posOffset>
@@ -13868,7 +13900,7 @@
           <w:szCs w:val="20"/>
           <w:lang w:val="en-US" w:eastAsia="zh-CN"/>
         </w:rPr>
-        <w:t>, and packet delivery ratio</w:t>
+        <w:t xml:space="preserve"> and packet delivery ratio</w:t>
       </w:r>
       <w:r>
         <w:rPr>
@@ -13895,7 +13927,7 @@
           <w:lang w:val="en-US"/>
         </w:rPr>
         <w:drawing>
-          <wp:anchor distT="0" distB="0" distL="114300" distR="114300" simplePos="0" relativeHeight="251671552" behindDoc="0" locked="0" layoutInCell="1" allowOverlap="1">
+          <wp:anchor distT="0" distB="0" distL="114300" distR="114300" simplePos="0" relativeHeight="251668480" behindDoc="0" locked="0" layoutInCell="1" allowOverlap="1">
             <wp:simplePos x="0" y="0"/>
             <wp:positionH relativeFrom="column">
               <wp:posOffset>0</wp:posOffset>
@@ -14000,6 +14032,41 @@
     </w:p>
     <w:p>
       <w:pPr>
+        <w:keepNext w:val="0"/>
+        <w:keepLines w:val="0"/>
+        <w:pageBreakBefore w:val="0"/>
+        <w:widowControl/>
+        <w:kinsoku/>
+        <w:wordWrap/>
+        <w:overflowPunct/>
+        <w:topLinePunct w:val="0"/>
+        <w:autoSpaceDE/>
+        <w:autoSpaceDN/>
+        <w:bidi w:val="0"/>
+        <w:adjustRightInd/>
+        <w:snapToGrid/>
+        <w:spacing w:before="181" w:beforeLines="50"/>
+        <w:jc w:val="center"/>
+        <w:textAlignment w:val="auto"/>
+        <w:rPr>
+          <w:rFonts w:hint="default"/>
+          <w:sz w:val="16"/>
+          <w:szCs w:val="16"/>
+          <w:lang w:val="en-US"/>
+        </w:rPr>
+      </w:pPr>
+      <w:r>
+        <w:rPr>
+          <w:rFonts w:hint="default"/>
+          <w:sz w:val="16"/>
+          <w:szCs w:val="16"/>
+          <w:lang w:val="en-US"/>
+        </w:rPr>
+        <w:t>Figure 9. Sectoral survival/coverage after 1000 rounds of simulation</w:t>
+      </w:r>
+    </w:p>
+    <w:p>
+      <w:pPr>
         <w:bidi w:val="0"/>
         <w:jc w:val="center"/>
         <w:rPr>
@@ -14009,27 +14076,6 @@
           <w:lang w:val="en-US"/>
         </w:rPr>
       </w:pPr>
-      <w:r>
-        <w:rPr>
-          <w:rFonts w:hint="default"/>
-          <w:sz w:val="16"/>
-          <w:szCs w:val="16"/>
-          <w:lang w:val="en-US"/>
-        </w:rPr>
-        <w:t>Figure 9. Sectoral survival/coverage after 1000 rounds of simulation</w:t>
-      </w:r>
-    </w:p>
-    <w:p>
-      <w:pPr>
-        <w:bidi w:val="0"/>
-        <w:jc w:val="center"/>
-        <w:rPr>
-          <w:rFonts w:hint="default"/>
-          <w:sz w:val="16"/>
-          <w:szCs w:val="16"/>
-          <w:lang w:val="en-US"/>
-        </w:rPr>
-      </w:pPr>
     </w:p>
     <w:p>
       <w:pPr>
@@ -14045,100 +14091,36 @@
           <w:rFonts w:hint="default"/>
           <w:lang w:val="en-US"/>
         </w:rPr>
-        <w:t>Figure 9 represents a comparative analysis of clustering protocols LEACH, DEEC, FCM, PSO, ACO and RLHC evaluated over a 1000 × 1000 m² network area partitioned into nine sectors. Gray shading indicates sectors that lost coverage before the final round, while annotated values denote the exact round of sector coverage failure. LEACH exhibits the poorest reliability, with only one sector remaining operational up to round 1000. DEEC shows marginal improvement, sustaining three sectors until the final round. FCM and PSO demonstrate significantly enhanced performance, maintaining seven and six sectors, respectively. ACO further improves robustness with eight sectors surviving through round 1000. In contrast, RLHC achieves complete network stability, with all nine sectors remaining functional until the end, indicating superior reliability and coverage preservation.</w:t>
+        <w:t xml:space="preserve">Figure 9 represents a comparative analysis of clustering protocols LEACH, DEEC, FCM, PSO, ACO and RLHC evaluated over a 1000 × 1000 m² network area partitioned into nine (3x3) sectors. Gray shading indicates sectors that lost coverage before the final round, while annotated values denote the exact round of sector coverage failure. LEACH exhibits the poorest reliability, with only 1 sector remaining operational up to round 1000. DEEC shows marginal improvement, sustaining 3 sectors until the final round. FCM and PSO demonstrate significantly enhanced performance, maintaining 7 and 6 sectors, respectively. ACO further improves robustness with 8 sectors surviving through round 1000. In contrast, RLHC achieves complete network stability, with all 9 </w:t>
       </w:r>
       <w:bookmarkStart w:id="0" w:name="_GoBack"/>
       <w:bookmarkEnd w:id="0"/>
-    </w:p>
-    <w:p>
-      <w:pPr>
+      <w:r>
+        <w:rPr>
+          <w:rFonts w:hint="default"/>
+          <w:lang w:val="en-US"/>
+        </w:rPr>
+        <w:t xml:space="preserve">sectors remaining functional until the end, indicating superior reliability and coverage preservation. </w:t>
+      </w:r>
+    </w:p>
+    <w:p>
+      <w:pPr>
+        <w:keepNext w:val="0"/>
+        <w:keepLines w:val="0"/>
+        <w:pageBreakBefore w:val="0"/>
+        <w:widowControl/>
+        <w:kinsoku/>
+        <w:wordWrap/>
+        <w:overflowPunct/>
+        <w:topLinePunct w:val="0"/>
+        <w:autoSpaceDE/>
+        <w:autoSpaceDN/>
         <w:bidi w:val="0"/>
-        <w:jc w:val="both"/>
-        <w:rPr>
-          <w:rFonts w:hint="default"/>
-          <w:lang w:val="en-US"/>
-        </w:rPr>
-      </w:pPr>
-    </w:p>
-    <w:p>
-      <w:pPr>
-        <w:bidi w:val="0"/>
-        <w:jc w:val="both"/>
-        <w:rPr>
-          <w:rFonts w:hint="default"/>
-          <w:lang w:val="en-US"/>
-        </w:rPr>
-      </w:pPr>
-    </w:p>
-    <w:p>
-      <w:pPr>
-        <w:bidi w:val="0"/>
-        <w:jc w:val="both"/>
-        <w:rPr>
-          <w:rFonts w:hint="default"/>
-          <w:lang w:val="en-US"/>
-        </w:rPr>
-      </w:pPr>
-    </w:p>
-    <w:p>
-      <w:pPr>
-        <w:bidi w:val="0"/>
-        <w:jc w:val="both"/>
-        <w:rPr>
-          <w:rFonts w:hint="default"/>
-          <w:lang w:val="en-US"/>
-        </w:rPr>
-      </w:pPr>
-    </w:p>
-    <w:p>
-      <w:pPr>
-        <w:bidi w:val="0"/>
-        <w:jc w:val="both"/>
-        <w:rPr>
-          <w:rFonts w:hint="default"/>
-          <w:lang w:val="en-US"/>
-        </w:rPr>
-      </w:pPr>
-    </w:p>
-    <w:p>
-      <w:pPr>
-        <w:bidi w:val="0"/>
-        <w:jc w:val="both"/>
-        <w:rPr>
-          <w:rFonts w:hint="default"/>
-          <w:lang w:val="en-US"/>
-        </w:rPr>
-      </w:pPr>
-      <w:r>
-        <w:rPr>
-          <w:rFonts w:hint="default"/>
-          <w:lang w:val="en-US"/>
-        </w:rPr>
-        <w:t>The relative performance of different protocols in terms of network lifetime is shown in Figure 10.  The first node dies around node 60 in the LEACH protocol, which exhibits the earliest network degradation.  By extending the first node death to approximately 100, DEEC provides a minor improvement.  Algorithms such as FCM and PSO improve the network's overall stability, ACO typically performs marginally better in most situations. In terms of protocol performance with respect to the first node failure time metric, RLHC, demonstrates that the first node failure occurs around 150 rounds, which is about 1.2 times later than ACO and 3.8 times later than LEACH. The reduced rate of nodes depleting energy suggest that RLHC's adaptive learning method provides a more equitable distribution of energy throughout the network.</w:t>
-      </w:r>
-    </w:p>
-    <w:p>
-      <w:pPr>
-        <w:bidi w:val="0"/>
-        <w:ind w:firstLine="400" w:firstLineChars="200"/>
-        <w:jc w:val="both"/>
-        <w:rPr>
-          <w:rFonts w:hint="default"/>
-          <w:lang w:val="en-US"/>
-        </w:rPr>
-      </w:pPr>
-      <w:r>
-        <w:rPr>
-          <w:rFonts w:hint="default"/>
-          <w:lang w:val="en-US"/>
-        </w:rPr>
-        <w:t>Data throughput displays a similar trend depicted in Figure 11. LEACH shows the lowest total throughput at roughly 23,000 packets after 1000 rounds, primarily due to early node deaths. DEEC and Fuzzy C-Means bring throughput levels up to about 44,000 packets and 55,000 packets, due to their enhanced CH selection process. The same trend is continued further with PSO and ACO, which both maintain poor stability throughout the simulation, while also improving throughput, peaking at roughly 53,000 and 71,000 packets, respectively. The proposed RLHC protocol presents a dramatic reduction in throughput as the RLHC protocol and achieves the highest cumulative and final throughput at nearly 75,000 packets sent to the BS. This is a whopping +226% greater than LEACH and +5% more packets sent than ACO, thereby supporting the hypothesis that reinforcement learning maximizes the operation of the network while decreasing unnecessary communication losses.</w:t>
-      </w:r>
-    </w:p>
-    <w:p>
-      <w:pPr>
-        <w:bidi w:val="0"/>
+        <w:adjustRightInd/>
+        <w:snapToGrid/>
+        <w:spacing w:before="181" w:beforeLines="50"/>
         <w:jc w:val="center"/>
+        <w:textAlignment w:val="auto"/>
         <w:rPr>
           <w:rFonts w:hint="default"/>
           <w:sz w:val="16"/>
@@ -14149,21 +14131,23 @@
       <w:r>
         <w:rPr>
           <w:rFonts w:hint="default"/>
+          <w:sz w:val="16"/>
+          <w:szCs w:val="16"/>
           <w:lang w:val="en-US"/>
         </w:rPr>
         <w:drawing>
-          <wp:anchor distT="0" distB="0" distL="114300" distR="114300" simplePos="0" relativeHeight="251661312" behindDoc="0" locked="0" layoutInCell="1" allowOverlap="1">
+          <wp:anchor distT="0" distB="0" distL="114300" distR="114300" simplePos="0" relativeHeight="251669504" behindDoc="0" locked="0" layoutInCell="1" allowOverlap="1">
             <wp:simplePos x="0" y="0"/>
             <wp:positionH relativeFrom="column">
-              <wp:posOffset>-7620</wp:posOffset>
+              <wp:posOffset>0</wp:posOffset>
             </wp:positionH>
             <wp:positionV relativeFrom="paragraph">
-              <wp:posOffset>41910</wp:posOffset>
+              <wp:posOffset>67945</wp:posOffset>
             </wp:positionV>
-            <wp:extent cx="3164205" cy="1647825"/>
-            <wp:effectExtent l="0" t="0" r="17145" b="9525"/>
+            <wp:extent cx="3075940" cy="2073275"/>
+            <wp:effectExtent l="0" t="0" r="10160" b="3175"/>
             <wp:wrapTopAndBottom/>
-            <wp:docPr id="41" name="Picture 41" descr="Figure_3"/>
+            <wp:docPr id="17" name="Picture 17" descr="node_death_comparison"/>
             <wp:cNvGraphicFramePr>
               <a:graphicFrameLocks xmlns:a="http://schemas.openxmlformats.org/drawingml/2006/main" noChangeAspect="1"/>
             </wp:cNvGraphicFramePr>
@@ -14171,14 +14155,13 @@
               <a:graphicData uri="http://schemas.openxmlformats.org/drawingml/2006/picture">
                 <pic:pic xmlns:pic="http://schemas.openxmlformats.org/drawingml/2006/picture">
                   <pic:nvPicPr>
-                    <pic:cNvPr id="41" name="Picture 41" descr="Figure_3"/>
+                    <pic:cNvPr id="17" name="Picture 17" descr="node_death_comparison"/>
                     <pic:cNvPicPr>
                       <a:picLocks noChangeAspect="1"/>
                     </pic:cNvPicPr>
                   </pic:nvPicPr>
                   <pic:blipFill>
                     <a:blip r:embed="rId19"/>
-                    <a:srcRect l="6158" t="6088" r="8948" b="2852"/>
                     <a:stretch>
                       <a:fillRect/>
                     </a:stretch>
@@ -14186,7 +14169,7 @@
                   <pic:spPr>
                     <a:xfrm>
                       <a:off x="0" y="0"/>
-                      <a:ext cx="3164205" cy="1647825"/>
+                      <a:ext cx="3075940" cy="2073275"/>
                     </a:xfrm>
                     <a:prstGeom prst="rect">
                       <a:avLst/>
@@ -14201,18 +14184,11 @@
       <w:r>
         <w:rPr>
           <w:rFonts w:hint="default"/>
-          <w:lang w:val="en-US"/>
-        </w:rPr>
-        <w:t xml:space="preserve">      </w:t>
-      </w:r>
-      <w:r>
-        <w:rPr>
-          <w:rFonts w:hint="default"/>
           <w:sz w:val="16"/>
           <w:szCs w:val="16"/>
           <w:lang w:val="en-US"/>
         </w:rPr>
-        <w:t xml:space="preserve"> </w:t>
+        <w:t>Figure 9. Number of dead nodes in each rounds of simulation</w:t>
       </w:r>
     </w:p>
     <w:p>
@@ -14221,6 +14197,51 @@
         <w:jc w:val="center"/>
         <w:rPr>
           <w:rFonts w:hint="default"/>
+          <w:sz w:val="16"/>
+          <w:szCs w:val="16"/>
+          <w:lang w:val="en-US"/>
+        </w:rPr>
+      </w:pPr>
+    </w:p>
+    <w:p>
+      <w:pPr>
+        <w:bidi w:val="0"/>
+        <w:jc w:val="both"/>
+        <w:rPr>
+          <w:rFonts w:hint="default"/>
+          <w:lang w:val="en-US"/>
+        </w:rPr>
+      </w:pPr>
+      <w:r>
+        <w:rPr>
+          <w:rFonts w:hint="default"/>
+          <w:lang w:val="en-US"/>
+        </w:rPr>
+        <w:t>Figure 9 shows the progression of node deaths over simulation rounds for different clustering protocols. A clear performance gap is observed across the protocols. LEACH and DEEC show the worst outcomes, with 138/150 and 142/150 nodes dead respectively, indicating rapid energy depletion and poor network sustainability. Metaheuristic approaches improve this significantly, PSO 108/150 and FCM 107/150 reduce node deaths moderately, while ACO performs better with 94/150 dead nodes. The proposed RLHC approaches outperform all others by a large margin. RLHC (Centralized) records the lowest node deaths at 55/150, followed by RLHC (Federated) at 62/150, demonstrating superior energy efficiency and prolonged network lifetime.</w:t>
+      </w:r>
+    </w:p>
+    <w:p>
+      <w:pPr>
+        <w:keepNext w:val="0"/>
+        <w:keepLines w:val="0"/>
+        <w:pageBreakBefore w:val="0"/>
+        <w:widowControl/>
+        <w:kinsoku/>
+        <w:wordWrap/>
+        <w:overflowPunct/>
+        <w:topLinePunct w:val="0"/>
+        <w:autoSpaceDE/>
+        <w:autoSpaceDN/>
+        <w:bidi w:val="0"/>
+        <w:adjustRightInd/>
+        <w:snapToGrid/>
+        <w:spacing w:before="181" w:beforeLines="50"/>
+        <w:jc w:val="center"/>
+        <w:textAlignment w:val="auto"/>
+        <w:rPr>
+          <w:rFonts w:hint="default"/>
+          <w:sz w:val="16"/>
+          <w:szCs w:val="16"/>
           <w:lang w:val="en-US"/>
         </w:rPr>
       </w:pPr>
@@ -14230,18 +14251,18 @@
           <w:lang w:val="en-US"/>
         </w:rPr>
         <w:drawing>
-          <wp:anchor distT="0" distB="0" distL="114300" distR="114300" simplePos="0" relativeHeight="251662336" behindDoc="0" locked="0" layoutInCell="1" allowOverlap="1">
+          <wp:anchor distT="0" distB="0" distL="114300" distR="114300" simplePos="0" relativeHeight="251670528" behindDoc="0" locked="0" layoutInCell="1" allowOverlap="1">
             <wp:simplePos x="0" y="0"/>
             <wp:positionH relativeFrom="column">
-              <wp:posOffset>-46990</wp:posOffset>
+              <wp:posOffset>0</wp:posOffset>
             </wp:positionH>
             <wp:positionV relativeFrom="paragraph">
-              <wp:posOffset>75565</wp:posOffset>
+              <wp:posOffset>116205</wp:posOffset>
             </wp:positionV>
-            <wp:extent cx="3231515" cy="1711960"/>
-            <wp:effectExtent l="0" t="0" r="6985" b="2540"/>
+            <wp:extent cx="3075305" cy="1901190"/>
+            <wp:effectExtent l="0" t="0" r="10795" b="3810"/>
             <wp:wrapTopAndBottom/>
-            <wp:docPr id="49" name="Picture 49" descr="Figure_4"/>
+            <wp:docPr id="18" name="Picture 18" descr="energy_consumption_comparison"/>
             <wp:cNvGraphicFramePr>
               <a:graphicFrameLocks xmlns:a="http://schemas.openxmlformats.org/drawingml/2006/main" noChangeAspect="1"/>
             </wp:cNvGraphicFramePr>
@@ -14249,14 +14270,13 @@
               <a:graphicData uri="http://schemas.openxmlformats.org/drawingml/2006/picture">
                 <pic:pic xmlns:pic="http://schemas.openxmlformats.org/drawingml/2006/picture">
                   <pic:nvPicPr>
-                    <pic:cNvPr id="49" name="Picture 49" descr="Figure_4"/>
+                    <pic:cNvPr id="18" name="Picture 18" descr="energy_consumption_comparison"/>
                     <pic:cNvPicPr>
                       <a:picLocks noChangeAspect="1"/>
                     </pic:cNvPicPr>
                   </pic:nvPicPr>
                   <pic:blipFill>
                     <a:blip r:embed="rId20"/>
-                    <a:srcRect l="7068" t="5747" r="8679" b="3150"/>
                     <a:stretch>
                       <a:fillRect/>
                     </a:stretch>
@@ -14264,7 +14284,7 @@
                   <pic:spPr>
                     <a:xfrm>
                       <a:off x="0" y="0"/>
-                      <a:ext cx="3231515" cy="1711960"/>
+                      <a:ext cx="3075305" cy="1901190"/>
                     </a:xfrm>
                     <a:prstGeom prst="rect">
                       <a:avLst/>
@@ -14283,8 +14303,20 @@
           <w:szCs w:val="16"/>
           <w:lang w:val="en-US"/>
         </w:rPr>
-        <w:t>Figure 12. Total energy consumption during network operation</w:t>
-      </w:r>
+        <w:t>Figure 10. Total energy consumption in each rounds of simulation</w:t>
+      </w:r>
+    </w:p>
+    <w:p>
+      <w:pPr>
+        <w:bidi w:val="0"/>
+        <w:jc w:val="center"/>
+        <w:rPr>
+          <w:rFonts w:hint="default"/>
+          <w:sz w:val="16"/>
+          <w:szCs w:val="16"/>
+          <w:lang w:val="en-US"/>
+        </w:rPr>
+      </w:pPr>
     </w:p>
     <w:p>
       <w:pPr>
@@ -14295,6 +14327,13 @@
           <w:lang w:val="en-US"/>
         </w:rPr>
       </w:pPr>
+      <w:r>
+        <w:rPr>
+          <w:rFonts w:hint="default"/>
+          <w:lang w:val="en-US"/>
+        </w:rPr>
+        <w:t>Figure 10 represents the total energy consumption of different clustering protocols after 1000 simulation rounds. It highlights a clear variation in energy efficiency across methods. LEACH and DEEC exhibit the highest energy consumption, utilizing 297 J and 295 J out of the available 300 J, indicating inefficient energy utilization and rapid depletion of network resources. In contrast, optimization-based approaches such as PSO (251 J), FCM (240 J) and ACO (220 J) demonstrate improved energy efficiency by reducing overall consumption. Notably, the proposed RLHC approaches achieve the best performance, with RLHC (Centralized) consuming the least energy at 197 J, followed by RLHC (Federated) at 214 J. This indicates that RLHC significantly enhances energy conservation, contributing to prolonged network lifetime and improved stability.</w:t>
+      </w:r>
     </w:p>
     <w:p>
       <w:pPr>
@@ -14305,34 +14344,6 @@
           <w:lang w:val="en-US"/>
         </w:rPr>
       </w:pPr>
-      <w:r>
-        <w:rPr>
-          <w:rFonts w:hint="default"/>
-          <w:lang w:val="en-US"/>
-        </w:rPr>
-        <w:t xml:space="preserve">In Figure 12, we show the effectiveness of each protocol in utilizing the available energy resources. Here, we begin with the two protocols LEACH and DEEC, which consume energy quickly, showing total consumption of almost 400 J around the 300th round, leading to unanticipated failures of nodes. In contrast, the FCM and PSO protocols demonstrated slower and more controlled energy consumption towards the end of the simulation, with total consumption of around 370 J and 380 J. The ACO protocol showed even better energy use which around 365 J by round 1000. The protocol we proposed, RLHC consumed the least energy overall with consumption of around 360 J after the 1000th round which indicates a balanced energy utilization. </w:t>
-      </w:r>
-    </w:p>
-    <w:p>
-      <w:pPr>
-        <w:bidi w:val="0"/>
-        <w:jc w:val="center"/>
-        <w:rPr>
-          <w:rFonts w:hint="default"/>
-          <w:sz w:val="16"/>
-          <w:szCs w:val="16"/>
-          <w:lang w:val="en-US"/>
-        </w:rPr>
-      </w:pPr>
-      <w:r>
-        <w:rPr>
-          <w:rFonts w:hint="default"/>
-          <w:sz w:val="16"/>
-          <w:szCs w:val="16"/>
-          <w:lang w:val="en-US"/>
-        </w:rPr>
-        <w:t>Figure 13. Total PDR during network operation</w:t>
-      </w:r>
     </w:p>
     <w:p>
       <w:pPr>
@@ -14340,31 +14351,19 @@
         <w:jc w:val="both"/>
         <w:rPr>
           <w:rFonts w:hint="default"/>
-          <w:sz w:val="20"/>
-          <w:szCs w:val="20"/>
-          <w:lang w:val="en-US"/>
-        </w:rPr>
-      </w:pPr>
-      <w:r>
-        <w:rPr>
-          <w:rFonts w:hint="default"/>
-          <w:sz w:val="20"/>
-          <w:szCs w:val="20"/>
+          <w:lang w:val="en-US"/>
+        </w:rPr>
+      </w:pPr>
+      <w:r>
+        <w:rPr>
+          <w:rFonts w:hint="default"/>
           <w:lang w:val="en-US"/>
         </w:rPr>
         <w:drawing>
-          <wp:anchor distT="0" distB="0" distL="114300" distR="114300" simplePos="0" relativeHeight="251663360" behindDoc="0" locked="0" layoutInCell="1" allowOverlap="1">
-            <wp:simplePos x="0" y="0"/>
-            <wp:positionH relativeFrom="column">
-              <wp:posOffset>3231515</wp:posOffset>
-            </wp:positionH>
-            <wp:positionV relativeFrom="paragraph">
-              <wp:posOffset>-20955</wp:posOffset>
-            </wp:positionV>
-            <wp:extent cx="3205480" cy="1583055"/>
-            <wp:effectExtent l="0" t="0" r="13970" b="17145"/>
-            <wp:wrapSquare wrapText="bothSides"/>
-            <wp:docPr id="58" name="Picture 58" descr="Figure_6"/>
+          <wp:inline distT="0" distB="0" distL="114300" distR="114300">
+            <wp:extent cx="3074670" cy="1996440"/>
+            <wp:effectExtent l="0" t="0" r="11430" b="3810"/>
+            <wp:docPr id="20" name="Picture 20" descr="cumulative_throughput_comparison"/>
             <wp:cNvGraphicFramePr>
               <a:graphicFrameLocks xmlns:a="http://schemas.openxmlformats.org/drawingml/2006/main" noChangeAspect="1"/>
             </wp:cNvGraphicFramePr>
@@ -14372,14 +14371,13 @@
               <a:graphicData uri="http://schemas.openxmlformats.org/drawingml/2006/picture">
                 <pic:pic xmlns:pic="http://schemas.openxmlformats.org/drawingml/2006/picture">
                   <pic:nvPicPr>
-                    <pic:cNvPr id="58" name="Picture 58" descr="Figure_6"/>
+                    <pic:cNvPr id="20" name="Picture 20" descr="cumulative_throughput_comparison"/>
                     <pic:cNvPicPr>
                       <a:picLocks noChangeAspect="1"/>
                     </pic:cNvPicPr>
                   </pic:nvPicPr>
                   <pic:blipFill>
                     <a:blip r:embed="rId21"/>
-                    <a:srcRect t="6301" r="8783"/>
                     <a:stretch>
                       <a:fillRect/>
                     </a:stretch>
@@ -14387,7 +14385,142 @@
                   <pic:spPr>
                     <a:xfrm>
                       <a:off x="0" y="0"/>
-                      <a:ext cx="3205480" cy="1583055"/>
+                      <a:ext cx="3074670" cy="1996440"/>
+                    </a:xfrm>
+                    <a:prstGeom prst="rect">
+                      <a:avLst/>
+                    </a:prstGeom>
+                  </pic:spPr>
+                </pic:pic>
+              </a:graphicData>
+            </a:graphic>
+          </wp:inline>
+        </w:drawing>
+      </w:r>
+    </w:p>
+    <w:p>
+      <w:pPr>
+        <w:keepNext w:val="0"/>
+        <w:keepLines w:val="0"/>
+        <w:pageBreakBefore w:val="0"/>
+        <w:widowControl/>
+        <w:kinsoku/>
+        <w:wordWrap/>
+        <w:overflowPunct/>
+        <w:topLinePunct w:val="0"/>
+        <w:autoSpaceDE/>
+        <w:autoSpaceDN/>
+        <w:bidi w:val="0"/>
+        <w:adjustRightInd/>
+        <w:snapToGrid/>
+        <w:spacing w:before="181" w:beforeLines="50"/>
+        <w:jc w:val="center"/>
+        <w:textAlignment w:val="auto"/>
+        <w:rPr>
+          <w:rFonts w:hint="default"/>
+          <w:lang w:val="en-US"/>
+        </w:rPr>
+      </w:pPr>
+      <w:r>
+        <w:rPr>
+          <w:rFonts w:hint="default"/>
+          <w:sz w:val="16"/>
+          <w:szCs w:val="16"/>
+          <w:lang w:val="en-US"/>
+        </w:rPr>
+        <w:t>Figure 11. Cumulative throughput in each rounds of simulation</w:t>
+      </w:r>
+    </w:p>
+    <w:p>
+      <w:pPr>
+        <w:bidi w:val="0"/>
+        <w:jc w:val="both"/>
+        <w:rPr>
+          <w:rFonts w:hint="default"/>
+          <w:lang w:val="en-US"/>
+        </w:rPr>
+      </w:pPr>
+    </w:p>
+    <w:p>
+      <w:pPr>
+        <w:bidi w:val="0"/>
+        <w:jc w:val="both"/>
+        <w:rPr>
+          <w:rFonts w:hint="default"/>
+          <w:lang w:val="en-US"/>
+        </w:rPr>
+      </w:pPr>
+      <w:r>
+        <w:rPr>
+          <w:rFonts w:hint="default"/>
+          <w:lang w:val="en-US"/>
+        </w:rPr>
+        <w:t>Figure 11 compares throughput across clustering protocols after 1000 rounds. LEACH and DEEC show the lowest performance (22 and 38 kbps) due to high energy consumption and node deaths. PSO, FCM and ACO achieve moderate throughput (~77–81 kbps) whereas RLHC methods outperform all, with RLHC (Centralized) reaching 133 kbps and RLHC (Federated) 118 kbps, due to better energy efficiency, fewer dead nodes and full sector survivability.</w:t>
+      </w:r>
+    </w:p>
+    <w:p>
+      <w:pPr>
+        <w:keepNext w:val="0"/>
+        <w:keepLines w:val="0"/>
+        <w:pageBreakBefore w:val="0"/>
+        <w:widowControl/>
+        <w:kinsoku/>
+        <w:wordWrap/>
+        <w:overflowPunct/>
+        <w:topLinePunct w:val="0"/>
+        <w:autoSpaceDE/>
+        <w:autoSpaceDN/>
+        <w:bidi w:val="0"/>
+        <w:adjustRightInd/>
+        <w:snapToGrid/>
+        <w:spacing w:before="181" w:beforeLines="50"/>
+        <w:jc w:val="center"/>
+        <w:textAlignment w:val="auto"/>
+        <w:rPr>
+          <w:rFonts w:hint="default"/>
+          <w:lang w:val="en-US"/>
+        </w:rPr>
+      </w:pPr>
+      <w:r>
+        <w:rPr>
+          <w:rFonts w:hint="default"/>
+          <w:lang w:val="en-US"/>
+        </w:rPr>
+        <w:drawing>
+          <wp:anchor distT="0" distB="0" distL="114300" distR="114300" simplePos="0" relativeHeight="251671552" behindDoc="0" locked="0" layoutInCell="1" allowOverlap="1">
+            <wp:simplePos x="0" y="0"/>
+            <wp:positionH relativeFrom="column">
+              <wp:posOffset>0</wp:posOffset>
+            </wp:positionH>
+            <wp:positionV relativeFrom="paragraph">
+              <wp:posOffset>90170</wp:posOffset>
+            </wp:positionV>
+            <wp:extent cx="3075305" cy="3698240"/>
+            <wp:effectExtent l="0" t="0" r="10795" b="16510"/>
+            <wp:wrapTopAndBottom/>
+            <wp:docPr id="23" name="Picture 23" descr="pdr_comparison"/>
+            <wp:cNvGraphicFramePr>
+              <a:graphicFrameLocks xmlns:a="http://schemas.openxmlformats.org/drawingml/2006/main" noChangeAspect="1"/>
+            </wp:cNvGraphicFramePr>
+            <a:graphic xmlns:a="http://schemas.openxmlformats.org/drawingml/2006/main">
+              <a:graphicData uri="http://schemas.openxmlformats.org/drawingml/2006/picture">
+                <pic:pic xmlns:pic="http://schemas.openxmlformats.org/drawingml/2006/picture">
+                  <pic:nvPicPr>
+                    <pic:cNvPr id="23" name="Picture 23" descr="pdr_comparison"/>
+                    <pic:cNvPicPr>
+                      <a:picLocks noChangeAspect="1"/>
+                    </pic:cNvPicPr>
+                  </pic:nvPicPr>
+                  <pic:blipFill>
+                    <a:blip r:embed="rId22"/>
+                    <a:stretch>
+                      <a:fillRect/>
+                    </a:stretch>
+                  </pic:blipFill>
+                  <pic:spPr>
+                    <a:xfrm>
+                      <a:off x="0" y="0"/>
+                      <a:ext cx="3075305" cy="3698240"/>
                     </a:xfrm>
                     <a:prstGeom prst="rect">
                       <a:avLst/>
@@ -14402,9 +14535,38 @@
       <w:r>
         <w:rPr>
           <w:rFonts w:hint="default"/>
-          <w:lang w:val="en-US"/>
-        </w:rPr>
-        <w:t xml:space="preserve">The comparative analysis of the Total Packet Delivery Ratio (PDR) provided in Figure 13 showcases the performance of different algorithms including LEACH, DEEC, Fuzzy C-Means, PSO, ACO and the new proposed RLHC method. Overall, the results indicate that all algorithms have a high PDR, which reflects that the capability of data delivery is reliable within the network. However, there is an increase in the proposed RLHC method which records the highest PDR of 99.88%, followed closely by ACO with 99.76%, PSO with 99.73%, Fuzzy C-Means with 99.71%, DEEC with 99.63% and lastly LEACH with the lowest recorded PDR of 99.51%. The improved PDR in the RLHC protocol signifies that it dynamically optimizes communication paths while minimizing packet loss caused by energy depletion or transmission failures. </w:t>
+          <w:sz w:val="16"/>
+          <w:szCs w:val="16"/>
+          <w:lang w:val="en-US"/>
+        </w:rPr>
+        <w:t>Figure 12. Avg. Packet delivery ratio after 1000 rounds of simulation</w:t>
+      </w:r>
+    </w:p>
+    <w:p>
+      <w:pPr>
+        <w:bidi w:val="0"/>
+        <w:jc w:val="both"/>
+        <w:rPr>
+          <w:rFonts w:hint="default"/>
+          <w:lang w:val="en-US"/>
+        </w:rPr>
+      </w:pPr>
+    </w:p>
+    <w:p>
+      <w:pPr>
+        <w:bidi w:val="0"/>
+        <w:jc w:val="both"/>
+        <w:rPr>
+          <w:rFonts w:hint="default"/>
+          <w:lang w:val="en-US"/>
+        </w:rPr>
+      </w:pPr>
+      <w:r>
+        <w:rPr>
+          <w:rFonts w:hint="default"/>
+          <w:lang w:val="en-US"/>
+        </w:rPr>
+        <w:t>Figure 12 represents the average Packet Delivery Ratio (PDR) of different protocols, indicating overall communication reliability. All methods achieve high PDR values (&gt;99%), showing stable packet transmission. However, RLHC (Federated) achieves the highest PDR at 99.95%, followed by RLHC (Centralized) at 99.92%, indicating superior reliability. ACO also performs well (99.86%), while FCM shows slightly lower performance (99.52%). LEACH, DEEC and PSO maintain comparable performance around 99.71 to 99.74%, but remain slightly below the proposed methods.</w:t>
       </w:r>
     </w:p>
     <w:p>
@@ -14422,62 +14584,101 @@
           <w:rFonts w:hint="default"/>
           <w:lang w:val="en-US"/>
         </w:rPr>
-        <w:t xml:space="preserve">Figure 14 compares the operational lifetime of the network for the same set of algorithms, measured in terms </w:t>
-      </w:r>
-    </w:p>
-    <w:p>
-      <w:pPr>
-        <w:numPr>
-          <w:ilvl w:val="0"/>
-          <w:numId w:val="0"/>
-        </w:numPr>
+        <w:t>At this stage, it is evident that RLHC outperforms all other protocols across key performance metrics. To further differentiate between the two RLHC variants, the simulation is extended until 90% of the nodes are depleted/dead. This extended evaluation enables a more rigorous comparison of RLHC (Centralized) and RLHC (Federated), allowing us to determine which approach sustains performance more effectively under extreme network degradation conditions.</w:t>
+      </w:r>
+    </w:p>
+    <w:p>
+      <w:pPr>
+        <w:keepNext w:val="0"/>
+        <w:keepLines w:val="0"/>
+        <w:pageBreakBefore w:val="0"/>
+        <w:widowControl/>
+        <w:kinsoku/>
+        <w:wordWrap/>
+        <w:overflowPunct/>
+        <w:topLinePunct w:val="0"/>
+        <w:autoSpaceDE/>
+        <w:autoSpaceDN/>
+        <w:bidi w:val="0"/>
+        <w:adjustRightInd/>
+        <w:snapToGrid/>
+        <w:spacing w:before="181" w:beforeLines="50"/>
+        <w:jc w:val="center"/>
+        <w:textAlignment w:val="auto"/>
+        <w:rPr>
+          <w:rFonts w:hint="default"/>
+          <w:b/>
+          <w:bCs/>
+          <w:lang w:val="en-US"/>
+        </w:rPr>
+      </w:pPr>
+      <w:r>
+        <w:rPr>
+          <w:rFonts w:hint="default"/>
+          <w:lang w:val="en-US"/>
+        </w:rPr>
+        <w:drawing>
+          <wp:anchor distT="0" distB="0" distL="114300" distR="114300" simplePos="0" relativeHeight="251672576" behindDoc="0" locked="0" layoutInCell="1" allowOverlap="1">
+            <wp:simplePos x="0" y="0"/>
+            <wp:positionH relativeFrom="column">
+              <wp:posOffset>-17145</wp:posOffset>
+            </wp:positionH>
+            <wp:positionV relativeFrom="paragraph">
+              <wp:posOffset>82550</wp:posOffset>
+            </wp:positionV>
+            <wp:extent cx="3075940" cy="2073275"/>
+            <wp:effectExtent l="0" t="0" r="10160" b="3175"/>
+            <wp:wrapTopAndBottom/>
+            <wp:docPr id="24" name="Picture 24" descr="cen_fed_node_death_comparison"/>
+            <wp:cNvGraphicFramePr>
+              <a:graphicFrameLocks xmlns:a="http://schemas.openxmlformats.org/drawingml/2006/main" noChangeAspect="1"/>
+            </wp:cNvGraphicFramePr>
+            <a:graphic xmlns:a="http://schemas.openxmlformats.org/drawingml/2006/main">
+              <a:graphicData uri="http://schemas.openxmlformats.org/drawingml/2006/picture">
+                <pic:pic xmlns:pic="http://schemas.openxmlformats.org/drawingml/2006/picture">
+                  <pic:nvPicPr>
+                    <pic:cNvPr id="24" name="Picture 24" descr="cen_fed_node_death_comparison"/>
+                    <pic:cNvPicPr>
+                      <a:picLocks noChangeAspect="1"/>
+                    </pic:cNvPicPr>
+                  </pic:nvPicPr>
+                  <pic:blipFill>
+                    <a:blip r:embed="rId23"/>
+                    <a:stretch>
+                      <a:fillRect/>
+                    </a:stretch>
+                  </pic:blipFill>
+                  <pic:spPr>
+                    <a:xfrm>
+                      <a:off x="0" y="0"/>
+                      <a:ext cx="3075940" cy="2073275"/>
+                    </a:xfrm>
+                    <a:prstGeom prst="rect">
+                      <a:avLst/>
+                    </a:prstGeom>
+                  </pic:spPr>
+                </pic:pic>
+              </a:graphicData>
+            </a:graphic>
+          </wp:anchor>
+        </w:drawing>
+      </w:r>
+      <w:r>
+        <w:rPr>
+          <w:rFonts w:hint="default"/>
+          <w:sz w:val="16"/>
+          <w:szCs w:val="16"/>
+          <w:lang w:val="en-US"/>
+        </w:rPr>
+        <w:t>Figure 12. Number of node death after 4000 rounds of simulation</w:t>
+      </w:r>
+    </w:p>
+    <w:p>
+      <w:pPr>
         <w:bidi w:val="0"/>
         <w:jc w:val="both"/>
         <w:rPr>
           <w:rFonts w:hint="default"/>
-          <w:sz w:val="16"/>
-          <w:szCs w:val="16"/>
-          <w:lang w:val="en-US"/>
-        </w:rPr>
-      </w:pPr>
-    </w:p>
-    <w:p>
-      <w:pPr>
-        <w:numPr>
-          <w:ilvl w:val="0"/>
-          <w:numId w:val="0"/>
-        </w:numPr>
-        <w:bidi w:val="0"/>
-        <w:jc w:val="center"/>
-        <w:rPr>
-          <w:rFonts w:hint="default"/>
-          <w:sz w:val="16"/>
-          <w:szCs w:val="16"/>
-          <w:lang w:val="en-US"/>
-        </w:rPr>
-      </w:pPr>
-      <w:r>
-        <w:rPr>
-          <w:rFonts w:hint="default"/>
-          <w:sz w:val="16"/>
-          <w:szCs w:val="16"/>
-          <w:lang w:val="en-US"/>
-        </w:rPr>
-        <w:t>Figure 14. Operational lifetime of the network</w:t>
-      </w:r>
-    </w:p>
-    <w:p>
-      <w:pPr>
-        <w:numPr>
-          <w:ilvl w:val="0"/>
-          <w:numId w:val="0"/>
-        </w:numPr>
-        <w:bidi w:val="0"/>
-        <w:jc w:val="center"/>
-        <w:rPr>
-          <w:rFonts w:hint="default"/>
-          <w:sz w:val="16"/>
-          <w:szCs w:val="16"/>
           <w:lang w:val="en-US"/>
         </w:rPr>
       </w:pPr>
@@ -14496,25 +14697,128 @@
           <w:rFonts w:hint="default"/>
           <w:lang w:val="en-US"/>
         </w:rPr>
-        <w:t>of the total number of rounds completed before the network becomes non-functional. The proposed RLHC approach achieves  the  longest  operational  duration of  7128  rounds outperforming all other algorithms.</w:t>
-      </w:r>
-    </w:p>
-    <w:p>
-      <w:pPr>
-        <w:pStyle w:val="9"/>
-        <w:numPr>
-          <w:ilvl w:val="0"/>
-          <w:numId w:val="0"/>
-        </w:numPr>
+        <w:t>Figure 12 represents the performance comparison of RLHC (Centralized) and RLHC (Federated) extended up to 4000 simulation rounds, under severe network degradation(&gt;90% node died). RLHC (Federated) demonstrates better robustness, with 3/9 sectors surviving and fewer dead nodes (130/150) compared to RLHC (Centralized), which retains only 1/9 sector with 140/150 dead nodes. Additionally it consumes less energy (286 J vs. 297 J) which is evident in the figure 13.</w:t>
+      </w:r>
+    </w:p>
+    <w:p>
+      <w:pPr>
+        <w:keepNext w:val="0"/>
+        <w:keepLines w:val="0"/>
+        <w:pageBreakBefore w:val="0"/>
+        <w:widowControl/>
+        <w:kinsoku/>
+        <w:wordWrap/>
+        <w:overflowPunct/>
+        <w:topLinePunct w:val="0"/>
+        <w:autoSpaceDE/>
+        <w:autoSpaceDN/>
         <w:bidi w:val="0"/>
-        <w:spacing w:after="120" w:line="228" w:lineRule="auto"/>
+        <w:adjustRightInd/>
+        <w:snapToGrid/>
+        <w:spacing w:before="181" w:beforeLines="50"/>
+        <w:jc w:val="center"/>
+        <w:textAlignment w:val="auto"/>
+        <w:rPr>
+          <w:rFonts w:hint="default"/>
+          <w:b/>
+          <w:bCs/>
+          <w:lang w:val="en-US"/>
+        </w:rPr>
+      </w:pPr>
+      <w:r>
+        <w:rPr>
+          <w:rFonts w:hint="default"/>
+          <w:lang w:val="en-US"/>
+        </w:rPr>
+        <w:drawing>
+          <wp:anchor distT="0" distB="0" distL="114300" distR="114300" simplePos="0" relativeHeight="251673600" behindDoc="0" locked="0" layoutInCell="1" allowOverlap="1">
+            <wp:simplePos x="0" y="0"/>
+            <wp:positionH relativeFrom="column">
+              <wp:posOffset>3394075</wp:posOffset>
+            </wp:positionH>
+            <wp:positionV relativeFrom="paragraph">
+              <wp:posOffset>-4916170</wp:posOffset>
+            </wp:positionV>
+            <wp:extent cx="3075305" cy="1901190"/>
+            <wp:effectExtent l="0" t="0" r="10795" b="3810"/>
+            <wp:wrapTopAndBottom/>
+            <wp:docPr id="27" name="Picture 27" descr="cen_fed_nergy_consumption_comparison"/>
+            <wp:cNvGraphicFramePr>
+              <a:graphicFrameLocks xmlns:a="http://schemas.openxmlformats.org/drawingml/2006/main" noChangeAspect="1"/>
+            </wp:cNvGraphicFramePr>
+            <a:graphic xmlns:a="http://schemas.openxmlformats.org/drawingml/2006/main">
+              <a:graphicData uri="http://schemas.openxmlformats.org/drawingml/2006/picture">
+                <pic:pic xmlns:pic="http://schemas.openxmlformats.org/drawingml/2006/picture">
+                  <pic:nvPicPr>
+                    <pic:cNvPr id="27" name="Picture 27" descr="cen_fed_nergy_consumption_comparison"/>
+                    <pic:cNvPicPr>
+                      <a:picLocks noChangeAspect="1"/>
+                    </pic:cNvPicPr>
+                  </pic:nvPicPr>
+                  <pic:blipFill>
+                    <a:blip r:embed="rId24"/>
+                    <a:stretch>
+                      <a:fillRect/>
+                    </a:stretch>
+                  </pic:blipFill>
+                  <pic:spPr>
+                    <a:xfrm>
+                      <a:off x="0" y="0"/>
+                      <a:ext cx="3075305" cy="1901190"/>
+                    </a:xfrm>
+                    <a:prstGeom prst="rect">
+                      <a:avLst/>
+                    </a:prstGeom>
+                  </pic:spPr>
+                </pic:pic>
+              </a:graphicData>
+            </a:graphic>
+          </wp:anchor>
+        </w:drawing>
+      </w:r>
+      <w:r>
+        <w:rPr>
+          <w:rFonts w:hint="default"/>
+          <w:sz w:val="16"/>
+          <w:szCs w:val="16"/>
+          <w:lang w:val="en-US"/>
+        </w:rPr>
+        <w:t>Figure 13. Total energy consumption after 4000 rounds of simulation</w:t>
+      </w:r>
+    </w:p>
+    <w:p>
+      <w:pPr>
+        <w:bidi w:val="0"/>
         <w:jc w:val="both"/>
         <w:rPr>
           <w:rFonts w:hint="default"/>
-          <w:i w:val="0"/>
-          <w:iCs w:val="0"/>
-          <w:sz w:val="20"/>
-          <w:szCs w:val="20"/>
+          <w:lang w:val="en-US"/>
+        </w:rPr>
+      </w:pPr>
+    </w:p>
+    <w:p>
+      <w:pPr>
+        <w:bidi w:val="0"/>
+        <w:jc w:val="both"/>
+        <w:rPr>
+          <w:rFonts w:hint="default"/>
+          <w:lang w:val="en-US"/>
+        </w:rPr>
+      </w:pPr>
+      <w:r>
+        <w:rPr>
+          <w:rFonts w:hint="default"/>
+          <w:lang w:val="en-US"/>
+        </w:rPr>
+        <w:t>The results show that RLHC outperforms all other protocols at 1000 rounds, achieving maximum sector survivability, lowest energy consumption, fewer dead nodes and highest throughput with excellent PDR. However, at 4000 rounds under severe network degradation, RLHC (Federated) proves more robust, maintaining more surviving sectors, lower energy usage and higher reliability, while RLHC (Centralized) offers slightly higher throughput but degrades faster. Overall, Federated RLHC is better suited for long-term network sustainability.</w:t>
+      </w:r>
+    </w:p>
+    <w:p>
+      <w:pPr>
+        <w:bidi w:val="0"/>
+        <w:jc w:val="both"/>
+        <w:rPr>
+          <w:rFonts w:hint="default"/>
           <w:lang w:val="en-US"/>
         </w:rPr>
         <w:sectPr>
@@ -14531,69 +14835,106 @@
     </w:p>
     <w:p>
       <w:pPr>
+        <w:bidi w:val="0"/>
+        <w:jc w:val="both"/>
+        <w:rPr>
+          <w:rFonts w:hint="default"/>
+          <w:lang w:val="en-US"/>
+        </w:rPr>
+      </w:pPr>
+    </w:p>
+    <w:p>
+      <w:pPr>
+        <w:bidi w:val="0"/>
+        <w:jc w:val="both"/>
+        <w:rPr>
+          <w:rFonts w:hint="default"/>
+          <w:i w:val="0"/>
+          <w:iCs w:val="0"/>
+          <w:sz w:val="20"/>
+          <w:szCs w:val="20"/>
+          <w:lang w:val="en-US"/>
+        </w:rPr>
+        <w:sectPr>
+          <w:type w:val="continuous"/>
+          <w:pgSz w:w="11906" w:h="16838"/>
+          <w:pgMar w:top="1080" w:right="893" w:bottom="1080" w:left="893" w:header="720" w:footer="720" w:gutter="0"/>
+          <w:cols w:space="425" w:num="1"/>
+          <w:docGrid w:linePitch="360" w:charSpace="0"/>
+        </w:sectPr>
+      </w:pPr>
+    </w:p>
+    <w:p>
+      <w:pPr>
+        <w:keepNext w:val="0"/>
+        <w:keepLines w:val="0"/>
+        <w:widowControl/>
+        <w:suppressLineNumbers w:val="0"/>
+        <w:jc w:val="left"/>
+        <w:rPr>
+          <w:rFonts w:hint="default"/>
+          <w:i w:val="0"/>
+          <w:iCs w:val="0"/>
+          <w:sz w:val="20"/>
+          <w:szCs w:val="20"/>
+          <w:lang w:val="en-US"/>
+        </w:rPr>
+      </w:pPr>
+      <w:r>
+        <w:rPr>
+          <w:rFonts w:hint="default"/>
+          <w:b/>
+          <w:bCs/>
+          <w:sz w:val="20"/>
+          <w:szCs w:val="20"/>
+          <w:lang w:val="en-US"/>
+        </w:rPr>
+        <w:t>Table 3:</w:t>
+      </w:r>
+      <w:r>
+        <w:rPr>
+          <w:rFonts w:hint="default"/>
+          <w:b w:val="0"/>
+          <w:bCs w:val="0"/>
+          <w:sz w:val="20"/>
+          <w:szCs w:val="20"/>
+          <w:lang w:val="en-US"/>
+        </w:rPr>
+        <w:t xml:space="preserve"> S</w:t>
+      </w:r>
+      <w:r>
+        <w:rPr>
+          <w:rFonts w:hint="default"/>
+          <w:b w:val="0"/>
+          <w:bCs w:val="0"/>
+          <w:sz w:val="20"/>
+          <w:szCs w:val="20"/>
+          <w:lang w:val="en-US"/>
+        </w:rPr>
+        <w:t>ummary of performance after 1000 rounds of simulation</w:t>
+      </w:r>
+    </w:p>
+    <w:p>
+      <w:pPr>
         <w:pStyle w:val="9"/>
         <w:numPr>
           <w:ilvl w:val="0"/>
           <w:numId w:val="0"/>
         </w:numPr>
         <w:bidi w:val="0"/>
-        <w:spacing w:after="120" w:line="228" w:lineRule="auto"/>
-        <w:jc w:val="both"/>
-        <w:rPr>
-          <w:rFonts w:hint="default"/>
-          <w:i w:val="0"/>
-          <w:iCs w:val="0"/>
-          <w:sz w:val="20"/>
-          <w:szCs w:val="20"/>
-          <w:lang w:val="en-US"/>
-        </w:rPr>
-      </w:pPr>
-    </w:p>
-    <w:p>
-      <w:pPr>
-        <w:keepNext w:val="0"/>
-        <w:keepLines w:val="0"/>
-        <w:widowControl/>
-        <w:suppressLineNumbers w:val="0"/>
-        <w:jc w:val="left"/>
-        <w:rPr>
-          <w:rFonts w:hint="default"/>
-          <w:i w:val="0"/>
-          <w:iCs w:val="0"/>
-          <w:sz w:val="20"/>
-          <w:szCs w:val="20"/>
-          <w:lang w:val="en-US"/>
-        </w:rPr>
-      </w:pPr>
-      <w:r>
-        <w:rPr>
-          <w:rFonts w:hint="default"/>
-          <w:b/>
-          <w:bCs/>
-          <w:sz w:val="20"/>
-          <w:szCs w:val="20"/>
-          <w:lang w:val="en-US"/>
-        </w:rPr>
-        <w:t xml:space="preserve">Table 3: </w:t>
-      </w:r>
-      <w:r>
-        <w:rPr>
-          <w:rFonts w:hint="default"/>
-          <w:b w:val="0"/>
-          <w:bCs w:val="0"/>
-          <w:sz w:val="20"/>
-          <w:szCs w:val="20"/>
-          <w:lang w:val="en-US"/>
-        </w:rPr>
-        <w:t>Comparison of overall performance</w:t>
-      </w:r>
+        <w:ind w:leftChars="0"/>
+        <w:rPr>
+          <w:rFonts w:hint="default"/>
+          <w:lang w:val="en-US"/>
+        </w:rPr>
+      </w:pPr>
     </w:p>
     <w:tbl>
       <w:tblPr>
         <w:tblStyle w:val="17"/>
-        <w:tblpPr w:leftFromText="180" w:rightFromText="180" w:vertAnchor="text" w:horzAnchor="page" w:tblpX="1066" w:tblpY="65"/>
+        <w:tblpPr w:leftFromText="180" w:rightFromText="180" w:vertAnchor="page" w:horzAnchor="page" w:tblpX="1037" w:tblpY="9424"/>
         <w:tblOverlap w:val="never"/>
-        <w:tblW w:w="9938" w:type="dxa"/>
+        <w:tblW w:w="10041" w:type="dxa"/>
         <w:tblInd w:w="0" w:type="dxa"/>
         <w:tblBorders>
           <w:top w:val="single" w:color="auto" w:sz="4" w:space="0"/>
@@ -14612,13 +14953,12 @@
         </w:tblCellMar>
       </w:tblPr>
       <w:tblGrid>
-        <w:gridCol w:w="2217"/>
-        <w:gridCol w:w="1329"/>
-        <w:gridCol w:w="1275"/>
-        <w:gridCol w:w="1317"/>
-        <w:gridCol w:w="1265"/>
-        <w:gridCol w:w="1307"/>
-        <w:gridCol w:w="1228"/>
+        <w:gridCol w:w="2016"/>
+        <w:gridCol w:w="1675"/>
+        <w:gridCol w:w="1450"/>
+        <w:gridCol w:w="1750"/>
+        <w:gridCol w:w="1737"/>
+        <w:gridCol w:w="1413"/>
       </w:tblGrid>
       <w:tr>
         <w:tblPrEx>
@@ -14639,7 +14979,7 @@
         </w:tblPrEx>
         <w:tc>
           <w:tcPr>
-            <w:tcW w:w="2217" w:type="dxa"/>
+            <w:tcW w:w="2016" w:type="dxa"/>
             <w:shd w:val="clear" w:color="auto" w:fill="BEBEBE" w:themeFill="background1" w:themeFillShade="BF"/>
           </w:tcPr>
           <w:p>
@@ -14651,7 +14991,7 @@
               <w:jc w:val="left"/>
               <w:rPr>
                 <w:rFonts w:hint="default" w:ascii="Times New Roman" w:hAnsi="Times New Roman" w:eastAsia="SimSun" w:cs="Times New Roman"/>
-                <w:color w:val="000000"/>
+                <w:color w:val="auto"/>
                 <w:kern w:val="0"/>
                 <w:sz w:val="20"/>
                 <w:szCs w:val="20"/>
@@ -14661,8 +15001,8 @@
             </w:pPr>
             <w:r>
               <w:rPr>
-                <w:rFonts w:hint="default" w:cs="Times New Roman"/>
-                <w:color w:val="000000"/>
+                <w:rFonts w:hint="default" w:ascii="Times New Roman" w:hAnsi="Times New Roman" w:cs="Times New Roman"/>
+                <w:color w:val="auto"/>
                 <w:kern w:val="0"/>
                 <w:sz w:val="20"/>
                 <w:szCs w:val="20"/>
@@ -14675,19 +15015,25 @@
         </w:tc>
         <w:tc>
           <w:tcPr>
-            <w:tcW w:w="1329" w:type="dxa"/>
+            <w:tcW w:w="1675" w:type="dxa"/>
             <w:shd w:val="clear" w:color="auto" w:fill="BEBEBE" w:themeFill="background1" w:themeFillShade="BF"/>
+            <w:vAlign w:val="top"/>
           </w:tcPr>
           <w:p>
             <w:pPr>
+              <w:pStyle w:val="15"/>
               <w:keepNext w:val="0"/>
               <w:keepLines w:val="0"/>
               <w:widowControl/>
               <w:suppressLineNumbers w:val="0"/>
+              <w:kinsoku/>
+              <w:wordWrap/>
+              <w:overflowPunct/>
+              <w:ind w:left="0" w:leftChars="0" w:right="0" w:rightChars="0"/>
               <w:jc w:val="left"/>
               <w:rPr>
                 <w:rFonts w:hint="default" w:ascii="Times New Roman" w:hAnsi="Times New Roman" w:eastAsia="SimSun" w:cs="Times New Roman"/>
-                <w:color w:val="000000"/>
+                <w:color w:val="auto"/>
                 <w:kern w:val="0"/>
                 <w:sz w:val="20"/>
                 <w:szCs w:val="20"/>
@@ -14697,33 +15043,36 @@
             </w:pPr>
             <w:r>
               <w:rPr>
-                <w:rFonts w:hint="default" w:cs="Times New Roman"/>
-                <w:color w:val="000000"/>
-                <w:kern w:val="0"/>
+                <w:rFonts w:hint="default" w:ascii="Times New Roman" w:hAnsi="Times New Roman" w:eastAsia="Cambria" w:cs="Times New Roman"/>
+                <w:color w:val="auto"/>
                 <w:sz w:val="20"/>
                 <w:szCs w:val="20"/>
-                <w:vertAlign w:val="baseline"/>
-                <w:lang w:val="en-US" w:eastAsia="zh-CN" w:bidi="ar"/>
-              </w:rPr>
-              <w:t>LEACH</w:t>
+              </w:rPr>
+              <w:t>Sector Survived</w:t>
             </w:r>
           </w:p>
         </w:tc>
         <w:tc>
           <w:tcPr>
-            <w:tcW w:w="1275" w:type="dxa"/>
+            <w:tcW w:w="1450" w:type="dxa"/>
             <w:shd w:val="clear" w:color="auto" w:fill="BEBEBE" w:themeFill="background1" w:themeFillShade="BF"/>
+            <w:vAlign w:val="top"/>
           </w:tcPr>
           <w:p>
             <w:pPr>
+              <w:pStyle w:val="15"/>
               <w:keepNext w:val="0"/>
               <w:keepLines w:val="0"/>
               <w:widowControl/>
               <w:suppressLineNumbers w:val="0"/>
+              <w:kinsoku/>
+              <w:wordWrap/>
+              <w:overflowPunct/>
+              <w:ind w:left="0" w:leftChars="0" w:right="0" w:rightChars="0"/>
               <w:jc w:val="left"/>
               <w:rPr>
                 <w:rFonts w:hint="default" w:ascii="Times New Roman" w:hAnsi="Times New Roman" w:eastAsia="SimSun" w:cs="Times New Roman"/>
-                <w:color w:val="000000"/>
+                <w:color w:val="auto"/>
                 <w:kern w:val="0"/>
                 <w:sz w:val="20"/>
                 <w:szCs w:val="20"/>
@@ -14733,33 +15082,36 @@
             </w:pPr>
             <w:r>
               <w:rPr>
-                <w:rFonts w:hint="default" w:cs="Times New Roman"/>
-                <w:color w:val="000000"/>
-                <w:kern w:val="0"/>
+                <w:rFonts w:hint="default" w:ascii="Times New Roman" w:hAnsi="Times New Roman" w:eastAsia="Cambria" w:cs="Times New Roman"/>
+                <w:color w:val="auto"/>
                 <w:sz w:val="20"/>
                 <w:szCs w:val="20"/>
-                <w:vertAlign w:val="baseline"/>
-                <w:lang w:val="en-US" w:eastAsia="zh-CN" w:bidi="ar"/>
-              </w:rPr>
-              <w:t>DEEC</w:t>
+              </w:rPr>
+              <w:t>No.dead nodes</w:t>
             </w:r>
           </w:p>
         </w:tc>
         <w:tc>
           <w:tcPr>
-            <w:tcW w:w="1317" w:type="dxa"/>
+            <w:tcW w:w="1750" w:type="dxa"/>
             <w:shd w:val="clear" w:color="auto" w:fill="BEBEBE" w:themeFill="background1" w:themeFillShade="BF"/>
+            <w:vAlign w:val="top"/>
           </w:tcPr>
           <w:p>
             <w:pPr>
+              <w:pStyle w:val="15"/>
               <w:keepNext w:val="0"/>
               <w:keepLines w:val="0"/>
               <w:widowControl/>
               <w:suppressLineNumbers w:val="0"/>
+              <w:kinsoku/>
+              <w:wordWrap/>
+              <w:overflowPunct/>
+              <w:ind w:left="0" w:leftChars="0" w:right="0" w:rightChars="0"/>
               <w:jc w:val="left"/>
               <w:rPr>
                 <w:rFonts w:hint="default" w:ascii="Times New Roman" w:hAnsi="Times New Roman" w:eastAsia="SimSun" w:cs="Times New Roman"/>
-                <w:color w:val="000000"/>
+                <w:color w:val="auto"/>
                 <w:kern w:val="0"/>
                 <w:sz w:val="20"/>
                 <w:szCs w:val="20"/>
@@ -14769,33 +15121,36 @@
             </w:pPr>
             <w:r>
               <w:rPr>
-                <w:rFonts w:hint="default" w:cs="Times New Roman"/>
-                <w:color w:val="000000"/>
-                <w:kern w:val="0"/>
+                <w:rFonts w:hint="default" w:ascii="Times New Roman" w:hAnsi="Times New Roman" w:eastAsia="Cambria" w:cs="Times New Roman"/>
+                <w:color w:val="auto"/>
                 <w:sz w:val="20"/>
                 <w:szCs w:val="20"/>
-                <w:vertAlign w:val="baseline"/>
-                <w:lang w:val="en-US" w:eastAsia="zh-CN" w:bidi="ar"/>
-              </w:rPr>
-              <w:t>FCM</w:t>
+              </w:rPr>
+              <w:t>Energy Usage (J)</w:t>
             </w:r>
           </w:p>
         </w:tc>
         <w:tc>
           <w:tcPr>
-            <w:tcW w:w="1265" w:type="dxa"/>
+            <w:tcW w:w="1737" w:type="dxa"/>
             <w:shd w:val="clear" w:color="auto" w:fill="BEBEBE" w:themeFill="background1" w:themeFillShade="BF"/>
+            <w:vAlign w:val="top"/>
           </w:tcPr>
           <w:p>
             <w:pPr>
+              <w:pStyle w:val="15"/>
               <w:keepNext w:val="0"/>
               <w:keepLines w:val="0"/>
               <w:widowControl/>
               <w:suppressLineNumbers w:val="0"/>
+              <w:kinsoku/>
+              <w:wordWrap/>
+              <w:overflowPunct/>
+              <w:ind w:left="0" w:leftChars="0" w:right="0" w:rightChars="0"/>
               <w:jc w:val="left"/>
               <w:rPr>
                 <w:rFonts w:hint="default" w:ascii="Times New Roman" w:hAnsi="Times New Roman" w:eastAsia="SimSun" w:cs="Times New Roman"/>
-                <w:color w:val="000000"/>
+                <w:color w:val="auto"/>
                 <w:kern w:val="0"/>
                 <w:sz w:val="20"/>
                 <w:szCs w:val="20"/>
@@ -14805,33 +15160,36 @@
             </w:pPr>
             <w:r>
               <w:rPr>
-                <w:rFonts w:hint="default" w:cs="Times New Roman"/>
-                <w:color w:val="000000"/>
-                <w:kern w:val="0"/>
+                <w:rFonts w:hint="default" w:ascii="Times New Roman" w:hAnsi="Times New Roman" w:eastAsia="Cambria" w:cs="Times New Roman"/>
+                <w:color w:val="auto"/>
                 <w:sz w:val="20"/>
                 <w:szCs w:val="20"/>
-                <w:vertAlign w:val="baseline"/>
-                <w:lang w:val="en-US" w:eastAsia="zh-CN" w:bidi="ar"/>
-              </w:rPr>
-              <w:t>PSO</w:t>
+              </w:rPr>
+              <w:t>Throughput (kbps)</w:t>
             </w:r>
           </w:p>
         </w:tc>
         <w:tc>
           <w:tcPr>
-            <w:tcW w:w="1307" w:type="dxa"/>
+            <w:tcW w:w="1413" w:type="dxa"/>
             <w:shd w:val="clear" w:color="auto" w:fill="BEBEBE" w:themeFill="background1" w:themeFillShade="BF"/>
+            <w:vAlign w:val="top"/>
           </w:tcPr>
           <w:p>
             <w:pPr>
+              <w:pStyle w:val="15"/>
               <w:keepNext w:val="0"/>
               <w:keepLines w:val="0"/>
               <w:widowControl/>
               <w:suppressLineNumbers w:val="0"/>
+              <w:kinsoku/>
+              <w:wordWrap/>
+              <w:overflowPunct/>
+              <w:ind w:left="0" w:leftChars="0" w:right="0" w:rightChars="0"/>
               <w:jc w:val="left"/>
               <w:rPr>
                 <w:rFonts w:hint="default" w:ascii="Times New Roman" w:hAnsi="Times New Roman" w:eastAsia="SimSun" w:cs="Times New Roman"/>
-                <w:color w:val="000000"/>
+                <w:color w:val="auto"/>
                 <w:kern w:val="0"/>
                 <w:sz w:val="20"/>
                 <w:szCs w:val="20"/>
@@ -14841,1916 +15199,12 @@
             </w:pPr>
             <w:r>
               <w:rPr>
-                <w:rFonts w:hint="default" w:cs="Times New Roman"/>
-                <w:color w:val="000000"/>
-                <w:kern w:val="0"/>
+                <w:rFonts w:hint="default" w:ascii="Times New Roman" w:hAnsi="Times New Roman" w:eastAsia="Cambria" w:cs="Times New Roman"/>
+                <w:color w:val="auto"/>
                 <w:sz w:val="20"/>
                 <w:szCs w:val="20"/>
-                <w:vertAlign w:val="baseline"/>
-                <w:lang w:val="en-US" w:eastAsia="zh-CN" w:bidi="ar"/>
-              </w:rPr>
-              <w:t>ACO</w:t>
-            </w:r>
-          </w:p>
-        </w:tc>
-        <w:tc>
-          <w:tcPr>
-            <w:tcW w:w="1228" w:type="dxa"/>
-            <w:shd w:val="clear" w:color="auto" w:fill="BEBEBE" w:themeFill="background1" w:themeFillShade="BF"/>
-          </w:tcPr>
-          <w:p>
-            <w:pPr>
-              <w:keepNext w:val="0"/>
-              <w:keepLines w:val="0"/>
-              <w:widowControl/>
-              <w:suppressLineNumbers w:val="0"/>
-              <w:jc w:val="left"/>
-              <w:rPr>
-                <w:rFonts w:hint="default" w:ascii="Times New Roman" w:hAnsi="Times New Roman" w:eastAsia="SimSun" w:cs="Times New Roman"/>
-                <w:color w:val="000000"/>
-                <w:kern w:val="0"/>
-                <w:sz w:val="20"/>
-                <w:szCs w:val="20"/>
-                <w:vertAlign w:val="baseline"/>
-                <w:lang w:val="en-US" w:eastAsia="zh-CN" w:bidi="ar"/>
-              </w:rPr>
-            </w:pPr>
-            <w:r>
-              <w:rPr>
-                <w:rFonts w:hint="default" w:cs="Times New Roman"/>
-                <w:color w:val="000000"/>
-                <w:kern w:val="0"/>
-                <w:sz w:val="20"/>
-                <w:szCs w:val="20"/>
-                <w:vertAlign w:val="baseline"/>
-                <w:lang w:val="en-US" w:eastAsia="zh-CN" w:bidi="ar"/>
-              </w:rPr>
-              <w:t>RLHC</w:t>
-            </w:r>
-          </w:p>
-        </w:tc>
-      </w:tr>
-      <w:tr>
-        <w:tblPrEx>
-          <w:tblBorders>
-            <w:top w:val="single" w:color="auto" w:sz="4" w:space="0"/>
-            <w:left w:val="single" w:color="auto" w:sz="4" w:space="0"/>
-            <w:bottom w:val="single" w:color="auto" w:sz="4" w:space="0"/>
-            <w:right w:val="single" w:color="auto" w:sz="4" w:space="0"/>
-            <w:insideH w:val="single" w:color="auto" w:sz="4" w:space="0"/>
-            <w:insideV w:val="single" w:color="auto" w:sz="4" w:space="0"/>
-          </w:tblBorders>
-          <w:tblCellMar>
-            <w:top w:w="0" w:type="dxa"/>
-            <w:left w:w="108" w:type="dxa"/>
-            <w:bottom w:w="0" w:type="dxa"/>
-            <w:right w:w="108" w:type="dxa"/>
-          </w:tblCellMar>
-        </w:tblPrEx>
-        <w:tc>
-          <w:tcPr>
-            <w:tcW w:w="2217" w:type="dxa"/>
-          </w:tcPr>
-          <w:p>
-            <w:pPr>
-              <w:keepNext w:val="0"/>
-              <w:keepLines w:val="0"/>
-              <w:widowControl/>
-              <w:suppressLineNumbers w:val="0"/>
-              <w:jc w:val="left"/>
-              <w:rPr>
-                <w:rFonts w:hint="default" w:ascii="Times New Roman" w:hAnsi="Times New Roman" w:eastAsia="SimSun" w:cs="Times New Roman"/>
-                <w:color w:val="000000"/>
-                <w:kern w:val="0"/>
-                <w:sz w:val="18"/>
-                <w:szCs w:val="18"/>
-                <w:vertAlign w:val="baseline"/>
-                <w:lang w:val="en-US" w:eastAsia="zh-CN" w:bidi="ar"/>
-              </w:rPr>
-            </w:pPr>
-            <w:r>
-              <w:rPr>
-                <w:rFonts w:hint="default" w:cs="Times New Roman"/>
-                <w:color w:val="000000"/>
-                <w:kern w:val="0"/>
-                <w:sz w:val="18"/>
-                <w:szCs w:val="18"/>
-                <w:vertAlign w:val="baseline"/>
-                <w:lang w:val="en-US" w:eastAsia="zh-CN" w:bidi="ar"/>
-              </w:rPr>
-              <w:t>Network Lifetime (rounds)</w:t>
-            </w:r>
-          </w:p>
-        </w:tc>
-        <w:tc>
-          <w:tcPr>
-            <w:tcW w:w="1329" w:type="dxa"/>
-          </w:tcPr>
-          <w:p>
-            <w:pPr>
-              <w:keepNext w:val="0"/>
-              <w:keepLines w:val="0"/>
-              <w:widowControl/>
-              <w:suppressLineNumbers w:val="0"/>
-              <w:jc w:val="left"/>
-              <w:rPr>
-                <w:rFonts w:hint="default" w:ascii="Times New Roman" w:hAnsi="Times New Roman" w:eastAsia="SimSun" w:cs="Times New Roman"/>
-                <w:color w:val="000000"/>
-                <w:kern w:val="0"/>
-                <w:sz w:val="18"/>
-                <w:szCs w:val="18"/>
-                <w:vertAlign w:val="baseline"/>
-                <w:lang w:val="en-US" w:eastAsia="zh-CN" w:bidi="ar"/>
-              </w:rPr>
-            </w:pPr>
-            <w:r>
-              <w:rPr>
-                <w:rFonts w:hint="default" w:cs="Times New Roman"/>
-                <w:color w:val="000000"/>
-                <w:kern w:val="0"/>
-                <w:sz w:val="18"/>
-                <w:szCs w:val="18"/>
-                <w:vertAlign w:val="baseline"/>
-                <w:lang w:val="en-US" w:eastAsia="zh-CN" w:bidi="ar"/>
-              </w:rPr>
-              <w:t>1110</w:t>
-            </w:r>
-          </w:p>
-        </w:tc>
-        <w:tc>
-          <w:tcPr>
-            <w:tcW w:w="1275" w:type="dxa"/>
-          </w:tcPr>
-          <w:p>
-            <w:pPr>
-              <w:keepNext w:val="0"/>
-              <w:keepLines w:val="0"/>
-              <w:widowControl/>
-              <w:suppressLineNumbers w:val="0"/>
-              <w:jc w:val="left"/>
-              <w:rPr>
-                <w:rFonts w:hint="default" w:ascii="Times New Roman" w:hAnsi="Times New Roman" w:eastAsia="SimSun" w:cs="Times New Roman"/>
-                <w:color w:val="000000"/>
-                <w:kern w:val="0"/>
-                <w:sz w:val="18"/>
-                <w:szCs w:val="18"/>
-                <w:vertAlign w:val="baseline"/>
-                <w:lang w:val="en-US" w:eastAsia="zh-CN" w:bidi="ar"/>
-              </w:rPr>
-            </w:pPr>
-            <w:r>
-              <w:rPr>
-                <w:rFonts w:hint="default" w:cs="Times New Roman"/>
-                <w:color w:val="000000"/>
-                <w:kern w:val="0"/>
-                <w:sz w:val="18"/>
-                <w:szCs w:val="18"/>
-                <w:vertAlign w:val="baseline"/>
-                <w:lang w:val="en-US" w:eastAsia="zh-CN" w:bidi="ar"/>
-              </w:rPr>
-              <w:t>4008</w:t>
-            </w:r>
-          </w:p>
-        </w:tc>
-        <w:tc>
-          <w:tcPr>
-            <w:tcW w:w="1317" w:type="dxa"/>
-          </w:tcPr>
-          <w:p>
-            <w:pPr>
-              <w:keepNext w:val="0"/>
-              <w:keepLines w:val="0"/>
-              <w:widowControl/>
-              <w:suppressLineNumbers w:val="0"/>
-              <w:jc w:val="left"/>
-              <w:rPr>
-                <w:rFonts w:hint="default" w:ascii="Times New Roman" w:hAnsi="Times New Roman" w:eastAsia="SimSun" w:cs="Times New Roman"/>
-                <w:color w:val="000000"/>
-                <w:kern w:val="0"/>
-                <w:sz w:val="18"/>
-                <w:szCs w:val="18"/>
-                <w:vertAlign w:val="baseline"/>
-                <w:lang w:val="en-US" w:eastAsia="zh-CN" w:bidi="ar"/>
-              </w:rPr>
-            </w:pPr>
-            <w:r>
-              <w:rPr>
-                <w:rFonts w:hint="default" w:cs="Times New Roman"/>
-                <w:color w:val="000000"/>
-                <w:kern w:val="0"/>
-                <w:sz w:val="18"/>
-                <w:szCs w:val="18"/>
-                <w:vertAlign w:val="baseline"/>
-                <w:lang w:val="en-US" w:eastAsia="zh-CN" w:bidi="ar"/>
-              </w:rPr>
-              <w:t>3862</w:t>
-            </w:r>
-          </w:p>
-        </w:tc>
-        <w:tc>
-          <w:tcPr>
-            <w:tcW w:w="1265" w:type="dxa"/>
-          </w:tcPr>
-          <w:p>
-            <w:pPr>
-              <w:keepNext w:val="0"/>
-              <w:keepLines w:val="0"/>
-              <w:widowControl/>
-              <w:suppressLineNumbers w:val="0"/>
-              <w:jc w:val="left"/>
-              <w:rPr>
-                <w:rFonts w:hint="default" w:ascii="Times New Roman" w:hAnsi="Times New Roman" w:eastAsia="SimSun" w:cs="Times New Roman"/>
-                <w:color w:val="000000"/>
-                <w:kern w:val="0"/>
-                <w:sz w:val="18"/>
-                <w:szCs w:val="18"/>
-                <w:vertAlign w:val="baseline"/>
-                <w:lang w:val="en-US" w:eastAsia="zh-CN" w:bidi="ar"/>
-              </w:rPr>
-            </w:pPr>
-            <w:r>
-              <w:rPr>
-                <w:rFonts w:hint="default" w:cs="Times New Roman"/>
-                <w:color w:val="000000"/>
-                <w:kern w:val="0"/>
-                <w:sz w:val="18"/>
-                <w:szCs w:val="18"/>
-                <w:vertAlign w:val="baseline"/>
-                <w:lang w:val="en-US" w:eastAsia="zh-CN" w:bidi="ar"/>
-              </w:rPr>
-              <w:t>5904</w:t>
-            </w:r>
-          </w:p>
-        </w:tc>
-        <w:tc>
-          <w:tcPr>
-            <w:tcW w:w="1307" w:type="dxa"/>
-          </w:tcPr>
-          <w:p>
-            <w:pPr>
-              <w:keepNext w:val="0"/>
-              <w:keepLines w:val="0"/>
-              <w:widowControl/>
-              <w:suppressLineNumbers w:val="0"/>
-              <w:jc w:val="left"/>
-              <w:rPr>
-                <w:rFonts w:hint="default" w:ascii="Times New Roman" w:hAnsi="Times New Roman" w:eastAsia="SimSun" w:cs="Times New Roman"/>
-                <w:color w:val="000000"/>
-                <w:kern w:val="0"/>
-                <w:sz w:val="18"/>
-                <w:szCs w:val="18"/>
-                <w:vertAlign w:val="baseline"/>
-                <w:lang w:val="en-US" w:eastAsia="zh-CN" w:bidi="ar"/>
-              </w:rPr>
-            </w:pPr>
-            <w:r>
-              <w:rPr>
-                <w:rFonts w:hint="default" w:cs="Times New Roman"/>
-                <w:color w:val="000000"/>
-                <w:kern w:val="0"/>
-                <w:sz w:val="18"/>
-                <w:szCs w:val="18"/>
-                <w:vertAlign w:val="baseline"/>
-                <w:lang w:val="en-US" w:eastAsia="zh-CN" w:bidi="ar"/>
-              </w:rPr>
-              <w:t>3730</w:t>
-            </w:r>
-          </w:p>
-        </w:tc>
-        <w:tc>
-          <w:tcPr>
-            <w:tcW w:w="1228" w:type="dxa"/>
-          </w:tcPr>
-          <w:p>
-            <w:pPr>
-              <w:keepNext w:val="0"/>
-              <w:keepLines w:val="0"/>
-              <w:widowControl/>
-              <w:suppressLineNumbers w:val="0"/>
-              <w:jc w:val="left"/>
-              <w:rPr>
-                <w:rFonts w:hint="default" w:ascii="Times New Roman" w:hAnsi="Times New Roman" w:eastAsia="SimSun" w:cs="Times New Roman"/>
-                <w:color w:val="000000"/>
-                <w:kern w:val="0"/>
-                <w:sz w:val="18"/>
-                <w:szCs w:val="18"/>
-                <w:vertAlign w:val="baseline"/>
-                <w:lang w:val="en-US" w:eastAsia="zh-CN" w:bidi="ar"/>
-              </w:rPr>
-            </w:pPr>
-            <w:r>
-              <w:rPr>
-                <w:rFonts w:hint="default" w:cs="Times New Roman"/>
-                <w:color w:val="000000"/>
-                <w:kern w:val="0"/>
-                <w:sz w:val="18"/>
-                <w:szCs w:val="18"/>
-                <w:vertAlign w:val="baseline"/>
-                <w:lang w:val="en-US" w:eastAsia="zh-CN" w:bidi="ar"/>
-              </w:rPr>
-              <w:t>7128</w:t>
-            </w:r>
-          </w:p>
-        </w:tc>
-      </w:tr>
-      <w:tr>
-        <w:tblPrEx>
-          <w:tblBorders>
-            <w:top w:val="single" w:color="auto" w:sz="4" w:space="0"/>
-            <w:left w:val="single" w:color="auto" w:sz="4" w:space="0"/>
-            <w:bottom w:val="single" w:color="auto" w:sz="4" w:space="0"/>
-            <w:right w:val="single" w:color="auto" w:sz="4" w:space="0"/>
-            <w:insideH w:val="single" w:color="auto" w:sz="4" w:space="0"/>
-            <w:insideV w:val="single" w:color="auto" w:sz="4" w:space="0"/>
-          </w:tblBorders>
-          <w:tblCellMar>
-            <w:top w:w="0" w:type="dxa"/>
-            <w:left w:w="108" w:type="dxa"/>
-            <w:bottom w:w="0" w:type="dxa"/>
-            <w:right w:w="108" w:type="dxa"/>
-          </w:tblCellMar>
-        </w:tblPrEx>
-        <w:tc>
-          <w:tcPr>
-            <w:tcW w:w="2217" w:type="dxa"/>
-          </w:tcPr>
-          <w:p>
-            <w:pPr>
-              <w:keepNext w:val="0"/>
-              <w:keepLines w:val="0"/>
-              <w:widowControl/>
-              <w:suppressLineNumbers w:val="0"/>
-              <w:jc w:val="left"/>
-              <w:rPr>
-                <w:rFonts w:hint="default" w:ascii="Times New Roman" w:hAnsi="Times New Roman" w:eastAsia="SimSun" w:cs="Times New Roman"/>
-                <w:color w:val="000000"/>
-                <w:kern w:val="0"/>
-                <w:sz w:val="18"/>
-                <w:szCs w:val="18"/>
-                <w:vertAlign w:val="baseline"/>
-                <w:lang w:val="en-US" w:eastAsia="zh-CN" w:bidi="ar"/>
-              </w:rPr>
-            </w:pPr>
-            <w:r>
-              <w:rPr>
-                <w:rFonts w:hint="default" w:cs="Times New Roman"/>
-                <w:color w:val="000000"/>
-                <w:kern w:val="0"/>
-                <w:sz w:val="18"/>
-                <w:szCs w:val="18"/>
-                <w:vertAlign w:val="baseline"/>
-                <w:lang w:val="en-US" w:eastAsia="zh-CN" w:bidi="ar"/>
-              </w:rPr>
-              <w:t>Energy C</w:t>
-            </w:r>
-            <w:r>
-              <w:rPr>
-                <w:rFonts w:hint="default"/>
-                <w:color w:val="000000"/>
-                <w:kern w:val="0"/>
-                <w:sz w:val="18"/>
-                <w:szCs w:val="18"/>
-                <w:vertAlign w:val="baseline"/>
-                <w:lang w:val="en-US" w:eastAsia="zh-CN"/>
-              </w:rPr>
-              <w:t>onsumption (J)</w:t>
-            </w:r>
-          </w:p>
-        </w:tc>
-        <w:tc>
-          <w:tcPr>
-            <w:tcW w:w="1329" w:type="dxa"/>
-          </w:tcPr>
-          <w:p>
-            <w:pPr>
-              <w:keepNext w:val="0"/>
-              <w:keepLines w:val="0"/>
-              <w:widowControl/>
-              <w:suppressLineNumbers w:val="0"/>
-              <w:jc w:val="left"/>
-              <w:rPr>
-                <w:rFonts w:hint="default" w:ascii="Times New Roman" w:hAnsi="Times New Roman" w:eastAsia="SimSun" w:cs="Times New Roman"/>
-                <w:color w:val="000000"/>
-                <w:kern w:val="0"/>
-                <w:sz w:val="18"/>
-                <w:szCs w:val="18"/>
-                <w:vertAlign w:val="baseline"/>
-                <w:lang w:val="en-US" w:eastAsia="zh-CN" w:bidi="ar"/>
-              </w:rPr>
-            </w:pPr>
-            <w:r>
-              <w:rPr>
-                <w:rFonts w:hint="default" w:cs="Times New Roman"/>
-                <w:color w:val="000000"/>
-                <w:kern w:val="0"/>
-                <w:sz w:val="18"/>
-                <w:szCs w:val="18"/>
-                <w:vertAlign w:val="baseline"/>
-                <w:lang w:val="en-US" w:eastAsia="zh-CN" w:bidi="ar"/>
-              </w:rPr>
-              <w:t>400</w:t>
-            </w:r>
-          </w:p>
-        </w:tc>
-        <w:tc>
-          <w:tcPr>
-            <w:tcW w:w="1275" w:type="dxa"/>
-          </w:tcPr>
-          <w:p>
-            <w:pPr>
-              <w:keepNext w:val="0"/>
-              <w:keepLines w:val="0"/>
-              <w:widowControl/>
-              <w:suppressLineNumbers w:val="0"/>
-              <w:jc w:val="left"/>
-              <w:rPr>
-                <w:rFonts w:hint="default" w:ascii="Times New Roman" w:hAnsi="Times New Roman" w:eastAsia="SimSun" w:cs="Times New Roman"/>
-                <w:color w:val="000000"/>
-                <w:kern w:val="0"/>
-                <w:sz w:val="18"/>
-                <w:szCs w:val="18"/>
-                <w:vertAlign w:val="baseline"/>
-                <w:lang w:val="en-US" w:eastAsia="zh-CN" w:bidi="ar"/>
-              </w:rPr>
-            </w:pPr>
-            <w:r>
-              <w:rPr>
-                <w:rFonts w:hint="default" w:cs="Times New Roman"/>
-                <w:color w:val="000000"/>
-                <w:kern w:val="0"/>
-                <w:sz w:val="18"/>
-                <w:szCs w:val="18"/>
-                <w:vertAlign w:val="baseline"/>
-                <w:lang w:val="en-US" w:eastAsia="zh-CN" w:bidi="ar"/>
-              </w:rPr>
-              <w:t>390</w:t>
-            </w:r>
-          </w:p>
-        </w:tc>
-        <w:tc>
-          <w:tcPr>
-            <w:tcW w:w="1317" w:type="dxa"/>
-          </w:tcPr>
-          <w:p>
-            <w:pPr>
-              <w:keepNext w:val="0"/>
-              <w:keepLines w:val="0"/>
-              <w:widowControl/>
-              <w:suppressLineNumbers w:val="0"/>
-              <w:jc w:val="left"/>
-              <w:rPr>
-                <w:rFonts w:hint="default" w:ascii="Times New Roman" w:hAnsi="Times New Roman" w:eastAsia="SimSun" w:cs="Times New Roman"/>
-                <w:color w:val="000000"/>
-                <w:kern w:val="0"/>
-                <w:sz w:val="18"/>
-                <w:szCs w:val="18"/>
-                <w:vertAlign w:val="baseline"/>
-                <w:lang w:val="en-US" w:eastAsia="zh-CN" w:bidi="ar"/>
-              </w:rPr>
-            </w:pPr>
-            <w:r>
-              <w:rPr>
-                <w:rFonts w:hint="default" w:cs="Times New Roman"/>
-                <w:color w:val="000000"/>
-                <w:kern w:val="0"/>
-                <w:sz w:val="18"/>
-                <w:szCs w:val="18"/>
-                <w:vertAlign w:val="baseline"/>
-                <w:lang w:val="en-US" w:eastAsia="zh-CN" w:bidi="ar"/>
-              </w:rPr>
-              <w:t>380</w:t>
-            </w:r>
-          </w:p>
-        </w:tc>
-        <w:tc>
-          <w:tcPr>
-            <w:tcW w:w="1265" w:type="dxa"/>
-          </w:tcPr>
-          <w:p>
-            <w:pPr>
-              <w:keepNext w:val="0"/>
-              <w:keepLines w:val="0"/>
-              <w:widowControl/>
-              <w:suppressLineNumbers w:val="0"/>
-              <w:jc w:val="left"/>
-              <w:rPr>
-                <w:rFonts w:hint="default" w:ascii="Times New Roman" w:hAnsi="Times New Roman" w:eastAsia="SimSun" w:cs="Times New Roman"/>
-                <w:color w:val="000000"/>
-                <w:kern w:val="0"/>
-                <w:sz w:val="18"/>
-                <w:szCs w:val="18"/>
-                <w:vertAlign w:val="baseline"/>
-                <w:lang w:val="en-US" w:eastAsia="zh-CN" w:bidi="ar"/>
-              </w:rPr>
-            </w:pPr>
-            <w:r>
-              <w:rPr>
-                <w:rFonts w:hint="default" w:cs="Times New Roman"/>
-                <w:color w:val="000000"/>
-                <w:kern w:val="0"/>
-                <w:sz w:val="18"/>
-                <w:szCs w:val="18"/>
-                <w:vertAlign w:val="baseline"/>
-                <w:lang w:val="en-US" w:eastAsia="zh-CN" w:bidi="ar"/>
-              </w:rPr>
-              <w:t>380</w:t>
-            </w:r>
-          </w:p>
-        </w:tc>
-        <w:tc>
-          <w:tcPr>
-            <w:tcW w:w="1307" w:type="dxa"/>
-          </w:tcPr>
-          <w:p>
-            <w:pPr>
-              <w:keepNext w:val="0"/>
-              <w:keepLines w:val="0"/>
-              <w:widowControl/>
-              <w:suppressLineNumbers w:val="0"/>
-              <w:jc w:val="left"/>
-              <w:rPr>
-                <w:rFonts w:hint="default" w:ascii="Times New Roman" w:hAnsi="Times New Roman" w:eastAsia="SimSun" w:cs="Times New Roman"/>
-                <w:color w:val="000000"/>
-                <w:kern w:val="0"/>
-                <w:sz w:val="18"/>
-                <w:szCs w:val="18"/>
-                <w:vertAlign w:val="baseline"/>
-                <w:lang w:val="en-US" w:eastAsia="zh-CN" w:bidi="ar"/>
-              </w:rPr>
-            </w:pPr>
-            <w:r>
-              <w:rPr>
-                <w:rFonts w:hint="default" w:cs="Times New Roman"/>
-                <w:color w:val="000000"/>
-                <w:kern w:val="0"/>
-                <w:sz w:val="18"/>
-                <w:szCs w:val="18"/>
-                <w:vertAlign w:val="baseline"/>
-                <w:lang w:val="en-US" w:eastAsia="zh-CN" w:bidi="ar"/>
-              </w:rPr>
-              <w:t>385</w:t>
-            </w:r>
-          </w:p>
-        </w:tc>
-        <w:tc>
-          <w:tcPr>
-            <w:tcW w:w="1228" w:type="dxa"/>
-          </w:tcPr>
-          <w:p>
-            <w:pPr>
-              <w:keepNext w:val="0"/>
-              <w:keepLines w:val="0"/>
-              <w:widowControl/>
-              <w:suppressLineNumbers w:val="0"/>
-              <w:jc w:val="left"/>
-              <w:rPr>
-                <w:rFonts w:hint="default" w:ascii="Times New Roman" w:hAnsi="Times New Roman" w:eastAsia="SimSun" w:cs="Times New Roman"/>
-                <w:color w:val="000000"/>
-                <w:kern w:val="0"/>
-                <w:sz w:val="18"/>
-                <w:szCs w:val="18"/>
-                <w:vertAlign w:val="baseline"/>
-                <w:lang w:val="en-US" w:eastAsia="zh-CN" w:bidi="ar"/>
-              </w:rPr>
-            </w:pPr>
-            <w:r>
-              <w:rPr>
-                <w:rFonts w:hint="default" w:cs="Times New Roman"/>
-                <w:color w:val="000000"/>
-                <w:kern w:val="0"/>
-                <w:sz w:val="18"/>
-                <w:szCs w:val="18"/>
-                <w:vertAlign w:val="baseline"/>
-                <w:lang w:val="en-US" w:eastAsia="zh-CN" w:bidi="ar"/>
-              </w:rPr>
-              <w:t>360</w:t>
-            </w:r>
-          </w:p>
-        </w:tc>
-      </w:tr>
-      <w:tr>
-        <w:tblPrEx>
-          <w:tblBorders>
-            <w:top w:val="single" w:color="auto" w:sz="4" w:space="0"/>
-            <w:left w:val="single" w:color="auto" w:sz="4" w:space="0"/>
-            <w:bottom w:val="single" w:color="auto" w:sz="4" w:space="0"/>
-            <w:right w:val="single" w:color="auto" w:sz="4" w:space="0"/>
-            <w:insideH w:val="single" w:color="auto" w:sz="4" w:space="0"/>
-            <w:insideV w:val="single" w:color="auto" w:sz="4" w:space="0"/>
-          </w:tblBorders>
-          <w:tblCellMar>
-            <w:top w:w="0" w:type="dxa"/>
-            <w:left w:w="108" w:type="dxa"/>
-            <w:bottom w:w="0" w:type="dxa"/>
-            <w:right w:w="108" w:type="dxa"/>
-          </w:tblCellMar>
-        </w:tblPrEx>
-        <w:trPr>
-          <w:trHeight w:val="229" w:hRule="atLeast"/>
-        </w:trPr>
-        <w:tc>
-          <w:tcPr>
-            <w:tcW w:w="2217" w:type="dxa"/>
-          </w:tcPr>
-          <w:p>
-            <w:pPr>
-              <w:keepNext w:val="0"/>
-              <w:keepLines w:val="0"/>
-              <w:widowControl/>
-              <w:suppressLineNumbers w:val="0"/>
-              <w:jc w:val="left"/>
-              <w:rPr>
-                <w:rFonts w:hint="default" w:ascii="Times New Roman" w:hAnsi="Times New Roman" w:eastAsia="SimSun" w:cs="Times New Roman"/>
-                <w:color w:val="000000"/>
-                <w:kern w:val="0"/>
-                <w:sz w:val="18"/>
-                <w:szCs w:val="18"/>
-                <w:vertAlign w:val="baseline"/>
-                <w:lang w:val="en-US" w:eastAsia="zh-CN" w:bidi="ar"/>
-              </w:rPr>
-            </w:pPr>
-            <w:r>
-              <w:rPr>
-                <w:rFonts w:hint="default" w:cs="Times New Roman"/>
-                <w:color w:val="000000"/>
-                <w:kern w:val="0"/>
-                <w:sz w:val="18"/>
-                <w:szCs w:val="18"/>
-                <w:vertAlign w:val="baseline"/>
-                <w:lang w:val="en-US" w:eastAsia="zh-CN" w:bidi="ar"/>
-              </w:rPr>
-              <w:t xml:space="preserve">Packet Delivery Ratio (%) </w:t>
-            </w:r>
-          </w:p>
-        </w:tc>
-        <w:tc>
-          <w:tcPr>
-            <w:tcW w:w="1329" w:type="dxa"/>
-          </w:tcPr>
-          <w:p>
-            <w:pPr>
-              <w:keepNext w:val="0"/>
-              <w:keepLines w:val="0"/>
-              <w:widowControl/>
-              <w:suppressLineNumbers w:val="0"/>
-              <w:jc w:val="left"/>
-              <w:rPr>
-                <w:rFonts w:hint="default" w:ascii="Times New Roman" w:hAnsi="Times New Roman" w:eastAsia="SimSun" w:cs="Times New Roman"/>
-                <w:color w:val="000000"/>
-                <w:kern w:val="0"/>
-                <w:sz w:val="18"/>
-                <w:szCs w:val="18"/>
-                <w:vertAlign w:val="baseline"/>
-                <w:lang w:val="en-US" w:eastAsia="zh-CN" w:bidi="ar"/>
-              </w:rPr>
-            </w:pPr>
-            <w:r>
-              <w:rPr>
-                <w:rFonts w:hint="default" w:cs="Times New Roman"/>
-                <w:color w:val="000000"/>
-                <w:kern w:val="0"/>
-                <w:sz w:val="18"/>
-                <w:szCs w:val="18"/>
-                <w:vertAlign w:val="baseline"/>
-                <w:lang w:val="en-US" w:eastAsia="zh-CN" w:bidi="ar"/>
-              </w:rPr>
-              <w:t>99.51</w:t>
-            </w:r>
-          </w:p>
-        </w:tc>
-        <w:tc>
-          <w:tcPr>
-            <w:tcW w:w="1275" w:type="dxa"/>
-          </w:tcPr>
-          <w:p>
-            <w:pPr>
-              <w:keepNext w:val="0"/>
-              <w:keepLines w:val="0"/>
-              <w:widowControl/>
-              <w:suppressLineNumbers w:val="0"/>
-              <w:jc w:val="left"/>
-              <w:rPr>
-                <w:rFonts w:hint="default" w:ascii="Times New Roman" w:hAnsi="Times New Roman" w:eastAsia="SimSun" w:cs="Times New Roman"/>
-                <w:color w:val="000000"/>
-                <w:kern w:val="0"/>
-                <w:sz w:val="18"/>
-                <w:szCs w:val="18"/>
-                <w:vertAlign w:val="baseline"/>
-                <w:lang w:val="en-US" w:eastAsia="zh-CN" w:bidi="ar"/>
-              </w:rPr>
-            </w:pPr>
-            <w:r>
-              <w:rPr>
-                <w:rFonts w:hint="default" w:cs="Times New Roman"/>
-                <w:color w:val="000000"/>
-                <w:kern w:val="0"/>
-                <w:sz w:val="18"/>
-                <w:szCs w:val="18"/>
-                <w:vertAlign w:val="baseline"/>
-                <w:lang w:val="en-US" w:eastAsia="zh-CN" w:bidi="ar"/>
-              </w:rPr>
-              <w:t>99.63</w:t>
-            </w:r>
-          </w:p>
-        </w:tc>
-        <w:tc>
-          <w:tcPr>
-            <w:tcW w:w="1317" w:type="dxa"/>
-          </w:tcPr>
-          <w:p>
-            <w:pPr>
-              <w:keepNext w:val="0"/>
-              <w:keepLines w:val="0"/>
-              <w:widowControl/>
-              <w:suppressLineNumbers w:val="0"/>
-              <w:jc w:val="left"/>
-              <w:rPr>
-                <w:rFonts w:hint="default" w:ascii="Times New Roman" w:hAnsi="Times New Roman" w:eastAsia="SimSun" w:cs="Times New Roman"/>
-                <w:color w:val="000000"/>
-                <w:kern w:val="0"/>
-                <w:sz w:val="18"/>
-                <w:szCs w:val="18"/>
-                <w:vertAlign w:val="baseline"/>
-                <w:lang w:val="en-US" w:eastAsia="zh-CN" w:bidi="ar"/>
-              </w:rPr>
-            </w:pPr>
-            <w:r>
-              <w:rPr>
-                <w:rFonts w:hint="default" w:cs="Times New Roman"/>
-                <w:color w:val="000000"/>
-                <w:kern w:val="0"/>
-                <w:sz w:val="18"/>
-                <w:szCs w:val="18"/>
-                <w:vertAlign w:val="baseline"/>
-                <w:lang w:val="en-US" w:eastAsia="zh-CN" w:bidi="ar"/>
-              </w:rPr>
-              <w:t>99.73</w:t>
-            </w:r>
-          </w:p>
-        </w:tc>
-        <w:tc>
-          <w:tcPr>
-            <w:tcW w:w="1265" w:type="dxa"/>
-          </w:tcPr>
-          <w:p>
-            <w:pPr>
-              <w:keepNext w:val="0"/>
-              <w:keepLines w:val="0"/>
-              <w:widowControl/>
-              <w:suppressLineNumbers w:val="0"/>
-              <w:jc w:val="left"/>
-              <w:rPr>
-                <w:rFonts w:hint="default" w:ascii="Times New Roman" w:hAnsi="Times New Roman" w:eastAsia="SimSun" w:cs="Times New Roman"/>
-                <w:color w:val="000000"/>
-                <w:kern w:val="0"/>
-                <w:sz w:val="18"/>
-                <w:szCs w:val="18"/>
-                <w:vertAlign w:val="baseline"/>
-                <w:lang w:val="en-US" w:eastAsia="zh-CN" w:bidi="ar"/>
-              </w:rPr>
-            </w:pPr>
-            <w:r>
-              <w:rPr>
-                <w:rFonts w:hint="default" w:cs="Times New Roman"/>
-                <w:color w:val="000000"/>
-                <w:kern w:val="0"/>
-                <w:sz w:val="18"/>
-                <w:szCs w:val="18"/>
-                <w:vertAlign w:val="baseline"/>
-                <w:lang w:val="en-US" w:eastAsia="zh-CN" w:bidi="ar"/>
-              </w:rPr>
-              <w:t>99.71</w:t>
-            </w:r>
-          </w:p>
-        </w:tc>
-        <w:tc>
-          <w:tcPr>
-            <w:tcW w:w="1307" w:type="dxa"/>
-          </w:tcPr>
-          <w:p>
-            <w:pPr>
-              <w:keepNext w:val="0"/>
-              <w:keepLines w:val="0"/>
-              <w:widowControl/>
-              <w:suppressLineNumbers w:val="0"/>
-              <w:jc w:val="left"/>
-              <w:rPr>
-                <w:rFonts w:hint="default" w:ascii="Times New Roman" w:hAnsi="Times New Roman" w:eastAsia="SimSun" w:cs="Times New Roman"/>
-                <w:color w:val="000000"/>
-                <w:kern w:val="0"/>
-                <w:sz w:val="18"/>
-                <w:szCs w:val="18"/>
-                <w:vertAlign w:val="baseline"/>
-                <w:lang w:val="en-US" w:eastAsia="zh-CN" w:bidi="ar"/>
-              </w:rPr>
-            </w:pPr>
-            <w:r>
-              <w:rPr>
-                <w:rFonts w:hint="default" w:cs="Times New Roman"/>
-                <w:color w:val="000000"/>
-                <w:kern w:val="0"/>
-                <w:sz w:val="18"/>
-                <w:szCs w:val="18"/>
-                <w:vertAlign w:val="baseline"/>
-                <w:lang w:val="en-US" w:eastAsia="zh-CN" w:bidi="ar"/>
-              </w:rPr>
-              <w:t>99.76</w:t>
-            </w:r>
-          </w:p>
-        </w:tc>
-        <w:tc>
-          <w:tcPr>
-            <w:tcW w:w="1228" w:type="dxa"/>
-          </w:tcPr>
-          <w:p>
-            <w:pPr>
-              <w:keepNext w:val="0"/>
-              <w:keepLines w:val="0"/>
-              <w:widowControl/>
-              <w:suppressLineNumbers w:val="0"/>
-              <w:jc w:val="left"/>
-              <w:rPr>
-                <w:rFonts w:hint="default" w:ascii="Times New Roman" w:hAnsi="Times New Roman" w:eastAsia="SimSun" w:cs="Times New Roman"/>
-                <w:color w:val="000000"/>
-                <w:kern w:val="0"/>
-                <w:sz w:val="18"/>
-                <w:szCs w:val="18"/>
-                <w:vertAlign w:val="baseline"/>
-                <w:lang w:val="en-US" w:eastAsia="zh-CN" w:bidi="ar"/>
-              </w:rPr>
-            </w:pPr>
-            <w:r>
-              <w:rPr>
-                <w:rFonts w:hint="default" w:cs="Times New Roman"/>
-                <w:color w:val="000000"/>
-                <w:kern w:val="0"/>
-                <w:sz w:val="18"/>
-                <w:szCs w:val="18"/>
-                <w:vertAlign w:val="baseline"/>
-                <w:lang w:val="en-US" w:eastAsia="zh-CN" w:bidi="ar"/>
-              </w:rPr>
-              <w:t>99.88</w:t>
-            </w:r>
-          </w:p>
-        </w:tc>
-      </w:tr>
-      <w:tr>
-        <w:tblPrEx>
-          <w:tblBorders>
-            <w:top w:val="single" w:color="auto" w:sz="4" w:space="0"/>
-            <w:left w:val="single" w:color="auto" w:sz="4" w:space="0"/>
-            <w:bottom w:val="single" w:color="auto" w:sz="4" w:space="0"/>
-            <w:right w:val="single" w:color="auto" w:sz="4" w:space="0"/>
-            <w:insideH w:val="single" w:color="auto" w:sz="4" w:space="0"/>
-            <w:insideV w:val="single" w:color="auto" w:sz="4" w:space="0"/>
-          </w:tblBorders>
-          <w:tblCellMar>
-            <w:top w:w="0" w:type="dxa"/>
-            <w:left w:w="108" w:type="dxa"/>
-            <w:bottom w:w="0" w:type="dxa"/>
-            <w:right w:w="108" w:type="dxa"/>
-          </w:tblCellMar>
-        </w:tblPrEx>
-        <w:tc>
-          <w:tcPr>
-            <w:tcW w:w="2217" w:type="dxa"/>
-          </w:tcPr>
-          <w:p>
-            <w:pPr>
-              <w:keepNext w:val="0"/>
-              <w:keepLines w:val="0"/>
-              <w:widowControl/>
-              <w:suppressLineNumbers w:val="0"/>
-              <w:jc w:val="left"/>
-              <w:rPr>
-                <w:rFonts w:hint="default" w:ascii="Times New Roman" w:hAnsi="Times New Roman" w:eastAsia="SimSun" w:cs="Times New Roman"/>
-                <w:color w:val="000000"/>
-                <w:kern w:val="0"/>
-                <w:sz w:val="18"/>
-                <w:szCs w:val="18"/>
-                <w:vertAlign w:val="baseline"/>
-                <w:lang w:val="en-US" w:eastAsia="zh-CN" w:bidi="ar"/>
-              </w:rPr>
-            </w:pPr>
-            <w:r>
-              <w:rPr>
-                <w:rFonts w:hint="default" w:cs="Times New Roman"/>
-                <w:color w:val="000000"/>
-                <w:kern w:val="0"/>
-                <w:sz w:val="18"/>
-                <w:szCs w:val="18"/>
-                <w:vertAlign w:val="baseline"/>
-                <w:lang w:val="en-US" w:eastAsia="zh-CN" w:bidi="ar"/>
-              </w:rPr>
-              <w:t>Throughput(bits)</w:t>
-            </w:r>
-          </w:p>
-        </w:tc>
-        <w:tc>
-          <w:tcPr>
-            <w:tcW w:w="1329" w:type="dxa"/>
-          </w:tcPr>
-          <w:p>
-            <w:pPr>
-              <w:keepNext w:val="0"/>
-              <w:keepLines w:val="0"/>
-              <w:widowControl/>
-              <w:suppressLineNumbers w:val="0"/>
-              <w:jc w:val="left"/>
-              <w:rPr>
-                <w:rFonts w:hint="default" w:ascii="Times New Roman" w:hAnsi="Times New Roman" w:eastAsia="SimSun" w:cs="Times New Roman"/>
-                <w:color w:val="000000"/>
-                <w:kern w:val="0"/>
-                <w:sz w:val="18"/>
-                <w:szCs w:val="18"/>
-                <w:vertAlign w:val="baseline"/>
-                <w:lang w:val="en-US" w:eastAsia="zh-CN" w:bidi="ar"/>
-              </w:rPr>
-            </w:pPr>
-            <w:r>
-              <w:rPr>
-                <w:rFonts w:hint="default" w:cs="Times New Roman"/>
-                <w:color w:val="000000"/>
-                <w:kern w:val="0"/>
-                <w:sz w:val="18"/>
-                <w:szCs w:val="18"/>
-                <w:vertAlign w:val="baseline"/>
-                <w:lang w:val="en-US" w:eastAsia="zh-CN" w:bidi="ar"/>
-              </w:rPr>
-              <w:t>23000</w:t>
-            </w:r>
-          </w:p>
-        </w:tc>
-        <w:tc>
-          <w:tcPr>
-            <w:tcW w:w="1275" w:type="dxa"/>
-          </w:tcPr>
-          <w:p>
-            <w:pPr>
-              <w:keepNext w:val="0"/>
-              <w:keepLines w:val="0"/>
-              <w:widowControl/>
-              <w:suppressLineNumbers w:val="0"/>
-              <w:jc w:val="left"/>
-              <w:rPr>
-                <w:rFonts w:hint="default" w:ascii="Times New Roman" w:hAnsi="Times New Roman" w:eastAsia="SimSun" w:cs="Times New Roman"/>
-                <w:color w:val="000000"/>
-                <w:kern w:val="0"/>
-                <w:sz w:val="18"/>
-                <w:szCs w:val="18"/>
-                <w:vertAlign w:val="baseline"/>
-                <w:lang w:val="en-US" w:eastAsia="zh-CN" w:bidi="ar"/>
-              </w:rPr>
-            </w:pPr>
-            <w:r>
-              <w:rPr>
-                <w:rFonts w:hint="default" w:cs="Times New Roman"/>
-                <w:color w:val="000000"/>
-                <w:kern w:val="0"/>
-                <w:sz w:val="18"/>
-                <w:szCs w:val="18"/>
-                <w:vertAlign w:val="baseline"/>
-                <w:lang w:val="en-US" w:eastAsia="zh-CN" w:bidi="ar"/>
-              </w:rPr>
-              <w:t>44000</w:t>
-            </w:r>
-          </w:p>
-        </w:tc>
-        <w:tc>
-          <w:tcPr>
-            <w:tcW w:w="1317" w:type="dxa"/>
-          </w:tcPr>
-          <w:p>
-            <w:pPr>
-              <w:keepNext w:val="0"/>
-              <w:keepLines w:val="0"/>
-              <w:widowControl/>
-              <w:suppressLineNumbers w:val="0"/>
-              <w:jc w:val="left"/>
-              <w:rPr>
-                <w:rFonts w:hint="default" w:ascii="Times New Roman" w:hAnsi="Times New Roman" w:eastAsia="SimSun" w:cs="Times New Roman"/>
-                <w:color w:val="000000"/>
-                <w:kern w:val="0"/>
-                <w:sz w:val="18"/>
-                <w:szCs w:val="18"/>
-                <w:vertAlign w:val="baseline"/>
-                <w:lang w:val="en-US" w:eastAsia="zh-CN" w:bidi="ar"/>
-              </w:rPr>
-            </w:pPr>
-            <w:r>
-              <w:rPr>
-                <w:rFonts w:hint="default" w:cs="Times New Roman"/>
-                <w:color w:val="000000"/>
-                <w:kern w:val="0"/>
-                <w:sz w:val="18"/>
-                <w:szCs w:val="18"/>
-                <w:vertAlign w:val="baseline"/>
-                <w:lang w:val="en-US" w:eastAsia="zh-CN" w:bidi="ar"/>
-              </w:rPr>
-              <w:t>55000</w:t>
-            </w:r>
-          </w:p>
-        </w:tc>
-        <w:tc>
-          <w:tcPr>
-            <w:tcW w:w="1265" w:type="dxa"/>
-          </w:tcPr>
-          <w:p>
-            <w:pPr>
-              <w:keepNext w:val="0"/>
-              <w:keepLines w:val="0"/>
-              <w:widowControl/>
-              <w:suppressLineNumbers w:val="0"/>
-              <w:jc w:val="left"/>
-              <w:rPr>
-                <w:rFonts w:hint="default" w:ascii="Times New Roman" w:hAnsi="Times New Roman" w:eastAsia="SimSun" w:cs="Times New Roman"/>
-                <w:color w:val="000000"/>
-                <w:kern w:val="0"/>
-                <w:sz w:val="18"/>
-                <w:szCs w:val="18"/>
-                <w:vertAlign w:val="baseline"/>
-                <w:lang w:val="en-US" w:eastAsia="zh-CN" w:bidi="ar"/>
-              </w:rPr>
-            </w:pPr>
-            <w:r>
-              <w:rPr>
-                <w:rFonts w:hint="default" w:cs="Times New Roman"/>
-                <w:color w:val="000000"/>
-                <w:kern w:val="0"/>
-                <w:sz w:val="18"/>
-                <w:szCs w:val="18"/>
-                <w:vertAlign w:val="baseline"/>
-                <w:lang w:val="en-US" w:eastAsia="zh-CN" w:bidi="ar"/>
-              </w:rPr>
-              <w:t>53000</w:t>
-            </w:r>
-          </w:p>
-        </w:tc>
-        <w:tc>
-          <w:tcPr>
-            <w:tcW w:w="1307" w:type="dxa"/>
-          </w:tcPr>
-          <w:p>
-            <w:pPr>
-              <w:keepNext w:val="0"/>
-              <w:keepLines w:val="0"/>
-              <w:widowControl/>
-              <w:suppressLineNumbers w:val="0"/>
-              <w:jc w:val="left"/>
-              <w:rPr>
-                <w:rFonts w:hint="default" w:ascii="Times New Roman" w:hAnsi="Times New Roman" w:eastAsia="SimSun" w:cs="Times New Roman"/>
-                <w:color w:val="000000"/>
-                <w:kern w:val="0"/>
-                <w:sz w:val="18"/>
-                <w:szCs w:val="18"/>
-                <w:vertAlign w:val="baseline"/>
-                <w:lang w:val="en-US" w:eastAsia="zh-CN" w:bidi="ar"/>
-              </w:rPr>
-            </w:pPr>
-            <w:r>
-              <w:rPr>
-                <w:rFonts w:hint="default" w:cs="Times New Roman"/>
-                <w:color w:val="000000"/>
-                <w:kern w:val="0"/>
-                <w:sz w:val="18"/>
-                <w:szCs w:val="18"/>
-                <w:vertAlign w:val="baseline"/>
-                <w:lang w:val="en-US" w:eastAsia="zh-CN" w:bidi="ar"/>
-              </w:rPr>
-              <w:t>71000</w:t>
-            </w:r>
-          </w:p>
-        </w:tc>
-        <w:tc>
-          <w:tcPr>
-            <w:tcW w:w="1228" w:type="dxa"/>
-          </w:tcPr>
-          <w:p>
-            <w:pPr>
-              <w:keepNext w:val="0"/>
-              <w:keepLines w:val="0"/>
-              <w:widowControl/>
-              <w:suppressLineNumbers w:val="0"/>
-              <w:jc w:val="left"/>
-              <w:rPr>
-                <w:rFonts w:hint="default" w:ascii="Times New Roman" w:hAnsi="Times New Roman" w:eastAsia="SimSun" w:cs="Times New Roman"/>
-                <w:color w:val="000000"/>
-                <w:kern w:val="0"/>
-                <w:sz w:val="18"/>
-                <w:szCs w:val="18"/>
-                <w:vertAlign w:val="baseline"/>
-                <w:lang w:val="en-US" w:eastAsia="zh-CN" w:bidi="ar"/>
-              </w:rPr>
-            </w:pPr>
-            <w:r>
-              <w:rPr>
-                <w:rFonts w:hint="default" w:cs="Times New Roman"/>
-                <w:color w:val="000000"/>
-                <w:kern w:val="0"/>
-                <w:sz w:val="18"/>
-                <w:szCs w:val="18"/>
-                <w:vertAlign w:val="baseline"/>
-                <w:lang w:val="en-US" w:eastAsia="zh-CN" w:bidi="ar"/>
-              </w:rPr>
-              <w:t>75000</w:t>
-            </w:r>
-          </w:p>
-        </w:tc>
-      </w:tr>
-      <w:tr>
-        <w:tblPrEx>
-          <w:tblBorders>
-            <w:top w:val="single" w:color="auto" w:sz="4" w:space="0"/>
-            <w:left w:val="single" w:color="auto" w:sz="4" w:space="0"/>
-            <w:bottom w:val="single" w:color="auto" w:sz="4" w:space="0"/>
-            <w:right w:val="single" w:color="auto" w:sz="4" w:space="0"/>
-            <w:insideH w:val="single" w:color="auto" w:sz="4" w:space="0"/>
-            <w:insideV w:val="single" w:color="auto" w:sz="4" w:space="0"/>
-          </w:tblBorders>
-          <w:tblCellMar>
-            <w:top w:w="0" w:type="dxa"/>
-            <w:left w:w="108" w:type="dxa"/>
-            <w:bottom w:w="0" w:type="dxa"/>
-            <w:right w:w="108" w:type="dxa"/>
-          </w:tblCellMar>
-        </w:tblPrEx>
-        <w:trPr>
-          <w:trHeight w:val="186" w:hRule="atLeast"/>
-        </w:trPr>
-        <w:tc>
-          <w:tcPr>
-            <w:tcW w:w="2217" w:type="dxa"/>
-          </w:tcPr>
-          <w:p>
-            <w:pPr>
-              <w:keepNext w:val="0"/>
-              <w:keepLines w:val="0"/>
-              <w:widowControl/>
-              <w:suppressLineNumbers w:val="0"/>
-              <w:jc w:val="left"/>
-              <w:rPr>
-                <w:rFonts w:hint="default" w:ascii="Times New Roman" w:hAnsi="Times New Roman" w:eastAsia="SimSun" w:cs="Times New Roman"/>
-                <w:color w:val="000000"/>
-                <w:kern w:val="0"/>
-                <w:sz w:val="18"/>
-                <w:szCs w:val="18"/>
-                <w:vertAlign w:val="baseline"/>
-                <w:lang w:val="en-US" w:eastAsia="zh-CN" w:bidi="ar"/>
-              </w:rPr>
-            </w:pPr>
-            <w:r>
-              <w:rPr>
-                <w:rFonts w:hint="default" w:cs="Times New Roman"/>
-                <w:color w:val="000000"/>
-                <w:kern w:val="0"/>
-                <w:sz w:val="18"/>
-                <w:szCs w:val="18"/>
-                <w:vertAlign w:val="baseline"/>
-                <w:lang w:val="en-US" w:eastAsia="zh-CN" w:bidi="ar"/>
-              </w:rPr>
-              <w:t xml:space="preserve">First Node Dead (FND) </w:t>
-            </w:r>
-          </w:p>
-        </w:tc>
-        <w:tc>
-          <w:tcPr>
-            <w:tcW w:w="1329" w:type="dxa"/>
-          </w:tcPr>
-          <w:p>
-            <w:pPr>
-              <w:keepNext w:val="0"/>
-              <w:keepLines w:val="0"/>
-              <w:widowControl/>
-              <w:suppressLineNumbers w:val="0"/>
-              <w:jc w:val="left"/>
-              <w:rPr>
-                <w:rFonts w:hint="default" w:ascii="Times New Roman" w:hAnsi="Times New Roman" w:eastAsia="SimSun" w:cs="Times New Roman"/>
-                <w:color w:val="000000"/>
-                <w:kern w:val="0"/>
-                <w:sz w:val="18"/>
-                <w:szCs w:val="18"/>
-                <w:vertAlign w:val="baseline"/>
-                <w:lang w:val="en-US" w:eastAsia="zh-CN" w:bidi="ar"/>
-              </w:rPr>
-            </w:pPr>
-            <w:r>
-              <w:rPr>
-                <w:rFonts w:hint="default" w:cs="Times New Roman"/>
-                <w:color w:val="000000"/>
-                <w:kern w:val="0"/>
-                <w:sz w:val="18"/>
-                <w:szCs w:val="18"/>
-                <w:vertAlign w:val="baseline"/>
-                <w:lang w:val="en-US" w:eastAsia="zh-CN" w:bidi="ar"/>
-              </w:rPr>
-              <w:t>8</w:t>
-            </w:r>
-          </w:p>
-        </w:tc>
-        <w:tc>
-          <w:tcPr>
-            <w:tcW w:w="1275" w:type="dxa"/>
-          </w:tcPr>
-          <w:p>
-            <w:pPr>
-              <w:keepNext w:val="0"/>
-              <w:keepLines w:val="0"/>
-              <w:widowControl/>
-              <w:suppressLineNumbers w:val="0"/>
-              <w:jc w:val="left"/>
-              <w:rPr>
-                <w:rFonts w:hint="default" w:ascii="Times New Roman" w:hAnsi="Times New Roman" w:eastAsia="SimSun" w:cs="Times New Roman"/>
-                <w:color w:val="000000"/>
-                <w:kern w:val="0"/>
-                <w:sz w:val="18"/>
-                <w:szCs w:val="18"/>
-                <w:vertAlign w:val="baseline"/>
-                <w:lang w:val="en-US" w:eastAsia="zh-CN" w:bidi="ar"/>
-              </w:rPr>
-            </w:pPr>
-            <w:r>
-              <w:rPr>
-                <w:rFonts w:hint="default" w:cs="Times New Roman"/>
-                <w:color w:val="000000"/>
-                <w:kern w:val="0"/>
-                <w:sz w:val="18"/>
-                <w:szCs w:val="18"/>
-                <w:vertAlign w:val="baseline"/>
-                <w:lang w:val="en-US" w:eastAsia="zh-CN" w:bidi="ar"/>
-              </w:rPr>
-              <w:t>12</w:t>
-            </w:r>
-          </w:p>
-        </w:tc>
-        <w:tc>
-          <w:tcPr>
-            <w:tcW w:w="1317" w:type="dxa"/>
-          </w:tcPr>
-          <w:p>
-            <w:pPr>
-              <w:keepNext w:val="0"/>
-              <w:keepLines w:val="0"/>
-              <w:widowControl/>
-              <w:suppressLineNumbers w:val="0"/>
-              <w:jc w:val="left"/>
-              <w:rPr>
-                <w:rFonts w:hint="default" w:ascii="Times New Roman" w:hAnsi="Times New Roman" w:eastAsia="SimSun" w:cs="Times New Roman"/>
-                <w:color w:val="000000"/>
-                <w:kern w:val="0"/>
-                <w:sz w:val="18"/>
-                <w:szCs w:val="18"/>
-                <w:vertAlign w:val="baseline"/>
-                <w:lang w:val="en-US" w:eastAsia="zh-CN" w:bidi="ar"/>
-              </w:rPr>
-            </w:pPr>
-            <w:r>
-              <w:rPr>
-                <w:rFonts w:hint="default" w:cs="Times New Roman"/>
-                <w:color w:val="000000"/>
-                <w:kern w:val="0"/>
-                <w:sz w:val="18"/>
-                <w:szCs w:val="18"/>
-                <w:vertAlign w:val="baseline"/>
-                <w:lang w:val="en-US" w:eastAsia="zh-CN" w:bidi="ar"/>
-              </w:rPr>
-              <w:t>4</w:t>
-            </w:r>
-          </w:p>
-        </w:tc>
-        <w:tc>
-          <w:tcPr>
-            <w:tcW w:w="1265" w:type="dxa"/>
-          </w:tcPr>
-          <w:p>
-            <w:pPr>
-              <w:keepNext w:val="0"/>
-              <w:keepLines w:val="0"/>
-              <w:widowControl/>
-              <w:suppressLineNumbers w:val="0"/>
-              <w:jc w:val="left"/>
-              <w:rPr>
-                <w:rFonts w:hint="default" w:ascii="Times New Roman" w:hAnsi="Times New Roman" w:eastAsia="SimSun" w:cs="Times New Roman"/>
-                <w:color w:val="000000"/>
-                <w:kern w:val="0"/>
-                <w:sz w:val="18"/>
-                <w:szCs w:val="18"/>
-                <w:vertAlign w:val="baseline"/>
-                <w:lang w:val="en-US" w:eastAsia="zh-CN" w:bidi="ar"/>
-              </w:rPr>
-            </w:pPr>
-            <w:r>
-              <w:rPr>
-                <w:rFonts w:hint="default" w:cs="Times New Roman"/>
-                <w:color w:val="000000"/>
-                <w:kern w:val="0"/>
-                <w:sz w:val="18"/>
-                <w:szCs w:val="18"/>
-                <w:vertAlign w:val="baseline"/>
-                <w:lang w:val="en-US" w:eastAsia="zh-CN" w:bidi="ar"/>
-              </w:rPr>
-              <w:t>9</w:t>
-            </w:r>
-          </w:p>
-        </w:tc>
-        <w:tc>
-          <w:tcPr>
-            <w:tcW w:w="1307" w:type="dxa"/>
-          </w:tcPr>
-          <w:p>
-            <w:pPr>
-              <w:keepNext w:val="0"/>
-              <w:keepLines w:val="0"/>
-              <w:widowControl/>
-              <w:suppressLineNumbers w:val="0"/>
-              <w:jc w:val="left"/>
-              <w:rPr>
-                <w:rFonts w:hint="default" w:ascii="Times New Roman" w:hAnsi="Times New Roman" w:eastAsia="SimSun" w:cs="Times New Roman"/>
-                <w:color w:val="000000"/>
-                <w:kern w:val="0"/>
-                <w:sz w:val="18"/>
-                <w:szCs w:val="18"/>
-                <w:vertAlign w:val="baseline"/>
-                <w:lang w:val="en-US" w:eastAsia="zh-CN" w:bidi="ar"/>
-              </w:rPr>
-            </w:pPr>
-            <w:r>
-              <w:rPr>
-                <w:rFonts w:hint="default" w:cs="Times New Roman"/>
-                <w:color w:val="000000"/>
-                <w:kern w:val="0"/>
-                <w:sz w:val="18"/>
-                <w:szCs w:val="18"/>
-                <w:vertAlign w:val="baseline"/>
-                <w:lang w:val="en-US" w:eastAsia="zh-CN" w:bidi="ar"/>
-              </w:rPr>
-              <w:t>14</w:t>
-            </w:r>
-          </w:p>
-        </w:tc>
-        <w:tc>
-          <w:tcPr>
-            <w:tcW w:w="1228" w:type="dxa"/>
-          </w:tcPr>
-          <w:p>
-            <w:pPr>
-              <w:keepNext w:val="0"/>
-              <w:keepLines w:val="0"/>
-              <w:widowControl/>
-              <w:suppressLineNumbers w:val="0"/>
-              <w:jc w:val="left"/>
-              <w:rPr>
-                <w:rFonts w:hint="default" w:ascii="Times New Roman" w:hAnsi="Times New Roman" w:eastAsia="SimSun" w:cs="Times New Roman"/>
-                <w:color w:val="000000"/>
-                <w:kern w:val="0"/>
-                <w:sz w:val="18"/>
-                <w:szCs w:val="18"/>
-                <w:vertAlign w:val="baseline"/>
-                <w:lang w:val="en-US" w:eastAsia="zh-CN" w:bidi="ar"/>
-              </w:rPr>
-            </w:pPr>
-            <w:r>
-              <w:rPr>
-                <w:rFonts w:hint="default" w:cs="Times New Roman"/>
-                <w:color w:val="000000"/>
-                <w:kern w:val="0"/>
-                <w:sz w:val="18"/>
-                <w:szCs w:val="18"/>
-                <w:vertAlign w:val="baseline"/>
-                <w:lang w:val="en-US" w:eastAsia="zh-CN" w:bidi="ar"/>
-              </w:rPr>
-              <w:t>21</w:t>
-            </w:r>
-          </w:p>
-        </w:tc>
-      </w:tr>
-      <w:tr>
-        <w:tblPrEx>
-          <w:tblBorders>
-            <w:top w:val="single" w:color="auto" w:sz="4" w:space="0"/>
-            <w:left w:val="single" w:color="auto" w:sz="4" w:space="0"/>
-            <w:bottom w:val="single" w:color="auto" w:sz="4" w:space="0"/>
-            <w:right w:val="single" w:color="auto" w:sz="4" w:space="0"/>
-            <w:insideH w:val="single" w:color="auto" w:sz="4" w:space="0"/>
-            <w:insideV w:val="single" w:color="auto" w:sz="4" w:space="0"/>
-          </w:tblBorders>
-          <w:tblCellMar>
-            <w:top w:w="0" w:type="dxa"/>
-            <w:left w:w="108" w:type="dxa"/>
-            <w:bottom w:w="0" w:type="dxa"/>
-            <w:right w:w="108" w:type="dxa"/>
-          </w:tblCellMar>
-        </w:tblPrEx>
-        <w:tc>
-          <w:tcPr>
-            <w:tcW w:w="2217" w:type="dxa"/>
-          </w:tcPr>
-          <w:p>
-            <w:pPr>
-              <w:keepNext w:val="0"/>
-              <w:keepLines w:val="0"/>
-              <w:widowControl/>
-              <w:suppressLineNumbers w:val="0"/>
-              <w:jc w:val="left"/>
-              <w:rPr>
-                <w:rFonts w:hint="default" w:ascii="Times New Roman" w:hAnsi="Times New Roman" w:eastAsia="SimSun" w:cs="Times New Roman"/>
-                <w:color w:val="000000"/>
-                <w:kern w:val="0"/>
-                <w:sz w:val="18"/>
-                <w:szCs w:val="18"/>
-                <w:vertAlign w:val="baseline"/>
-                <w:lang w:val="en-US" w:eastAsia="zh-CN" w:bidi="ar"/>
-              </w:rPr>
-            </w:pPr>
-            <w:r>
-              <w:rPr>
-                <w:rFonts w:hint="default" w:cs="Times New Roman"/>
-                <w:color w:val="000000"/>
-                <w:kern w:val="0"/>
-                <w:sz w:val="18"/>
-                <w:szCs w:val="18"/>
-                <w:vertAlign w:val="baseline"/>
-                <w:lang w:val="en-US" w:eastAsia="zh-CN" w:bidi="ar"/>
-              </w:rPr>
-              <w:t>Half Node Dead (HND)</w:t>
-            </w:r>
-          </w:p>
-        </w:tc>
-        <w:tc>
-          <w:tcPr>
-            <w:tcW w:w="1329" w:type="dxa"/>
-          </w:tcPr>
-          <w:p>
-            <w:pPr>
-              <w:keepNext w:val="0"/>
-              <w:keepLines w:val="0"/>
-              <w:widowControl/>
-              <w:suppressLineNumbers w:val="0"/>
-              <w:jc w:val="left"/>
-              <w:rPr>
-                <w:rFonts w:hint="default" w:ascii="Times New Roman" w:hAnsi="Times New Roman" w:eastAsia="SimSun" w:cs="Times New Roman"/>
-                <w:color w:val="000000"/>
-                <w:kern w:val="0"/>
-                <w:sz w:val="18"/>
-                <w:szCs w:val="18"/>
-                <w:vertAlign w:val="baseline"/>
-                <w:lang w:val="en-US" w:eastAsia="zh-CN" w:bidi="ar"/>
-              </w:rPr>
-            </w:pPr>
-            <w:r>
-              <w:rPr>
-                <w:rFonts w:hint="default" w:cs="Times New Roman"/>
-                <w:color w:val="000000"/>
-                <w:kern w:val="0"/>
-                <w:sz w:val="18"/>
-                <w:szCs w:val="18"/>
-                <w:vertAlign w:val="baseline"/>
-                <w:lang w:val="en-US" w:eastAsia="zh-CN" w:bidi="ar"/>
-              </w:rPr>
-              <w:t>83</w:t>
-            </w:r>
-          </w:p>
-        </w:tc>
-        <w:tc>
-          <w:tcPr>
-            <w:tcW w:w="1275" w:type="dxa"/>
-          </w:tcPr>
-          <w:p>
-            <w:pPr>
-              <w:keepNext w:val="0"/>
-              <w:keepLines w:val="0"/>
-              <w:widowControl/>
-              <w:suppressLineNumbers w:val="0"/>
-              <w:jc w:val="left"/>
-              <w:rPr>
-                <w:rFonts w:hint="default" w:ascii="Times New Roman" w:hAnsi="Times New Roman" w:eastAsia="SimSun" w:cs="Times New Roman"/>
-                <w:color w:val="000000"/>
-                <w:kern w:val="0"/>
-                <w:sz w:val="18"/>
-                <w:szCs w:val="18"/>
-                <w:vertAlign w:val="baseline"/>
-                <w:lang w:val="en-US" w:eastAsia="zh-CN" w:bidi="ar"/>
-              </w:rPr>
-            </w:pPr>
-            <w:r>
-              <w:rPr>
-                <w:rFonts w:hint="default" w:cs="Times New Roman"/>
-                <w:color w:val="000000"/>
-                <w:kern w:val="0"/>
-                <w:sz w:val="18"/>
-                <w:szCs w:val="18"/>
-                <w:vertAlign w:val="baseline"/>
-                <w:lang w:val="en-US" w:eastAsia="zh-CN" w:bidi="ar"/>
-              </w:rPr>
-              <w:t>81</w:t>
-            </w:r>
-          </w:p>
-        </w:tc>
-        <w:tc>
-          <w:tcPr>
-            <w:tcW w:w="1317" w:type="dxa"/>
-          </w:tcPr>
-          <w:p>
-            <w:pPr>
-              <w:keepNext w:val="0"/>
-              <w:keepLines w:val="0"/>
-              <w:widowControl/>
-              <w:suppressLineNumbers w:val="0"/>
-              <w:jc w:val="left"/>
-              <w:rPr>
-                <w:rFonts w:hint="default" w:ascii="Times New Roman" w:hAnsi="Times New Roman" w:eastAsia="SimSun" w:cs="Times New Roman"/>
-                <w:color w:val="000000"/>
-                <w:kern w:val="0"/>
-                <w:sz w:val="18"/>
-                <w:szCs w:val="18"/>
-                <w:vertAlign w:val="baseline"/>
-                <w:lang w:val="en-US" w:eastAsia="zh-CN" w:bidi="ar"/>
-              </w:rPr>
-            </w:pPr>
-            <w:r>
-              <w:rPr>
-                <w:rFonts w:hint="default" w:cs="Times New Roman"/>
-                <w:color w:val="000000"/>
-                <w:kern w:val="0"/>
-                <w:sz w:val="18"/>
-                <w:szCs w:val="18"/>
-                <w:vertAlign w:val="baseline"/>
-                <w:lang w:val="en-US" w:eastAsia="zh-CN" w:bidi="ar"/>
-              </w:rPr>
-              <w:t>103</w:t>
-            </w:r>
-          </w:p>
-        </w:tc>
-        <w:tc>
-          <w:tcPr>
-            <w:tcW w:w="1265" w:type="dxa"/>
-          </w:tcPr>
-          <w:p>
-            <w:pPr>
-              <w:keepNext w:val="0"/>
-              <w:keepLines w:val="0"/>
-              <w:widowControl/>
-              <w:suppressLineNumbers w:val="0"/>
-              <w:jc w:val="left"/>
-              <w:rPr>
-                <w:rFonts w:hint="default" w:ascii="Times New Roman" w:hAnsi="Times New Roman" w:eastAsia="SimSun" w:cs="Times New Roman"/>
-                <w:color w:val="000000"/>
-                <w:kern w:val="0"/>
-                <w:sz w:val="18"/>
-                <w:szCs w:val="18"/>
-                <w:vertAlign w:val="baseline"/>
-                <w:lang w:val="en-US" w:eastAsia="zh-CN" w:bidi="ar"/>
-              </w:rPr>
-            </w:pPr>
-            <w:r>
-              <w:rPr>
-                <w:rFonts w:hint="default" w:cs="Times New Roman"/>
-                <w:color w:val="000000"/>
-                <w:kern w:val="0"/>
-                <w:sz w:val="18"/>
-                <w:szCs w:val="18"/>
-                <w:vertAlign w:val="baseline"/>
-                <w:lang w:val="en-US" w:eastAsia="zh-CN" w:bidi="ar"/>
-              </w:rPr>
-              <w:t>257</w:t>
-            </w:r>
-          </w:p>
-        </w:tc>
-        <w:tc>
-          <w:tcPr>
-            <w:tcW w:w="1307" w:type="dxa"/>
-          </w:tcPr>
-          <w:p>
-            <w:pPr>
-              <w:keepNext w:val="0"/>
-              <w:keepLines w:val="0"/>
-              <w:widowControl/>
-              <w:suppressLineNumbers w:val="0"/>
-              <w:jc w:val="left"/>
-              <w:rPr>
-                <w:rFonts w:hint="default" w:ascii="Times New Roman" w:hAnsi="Times New Roman" w:eastAsia="SimSun" w:cs="Times New Roman"/>
-                <w:color w:val="000000"/>
-                <w:kern w:val="0"/>
-                <w:sz w:val="18"/>
-                <w:szCs w:val="18"/>
-                <w:vertAlign w:val="baseline"/>
-                <w:lang w:val="en-US" w:eastAsia="zh-CN" w:bidi="ar"/>
-              </w:rPr>
-            </w:pPr>
-            <w:r>
-              <w:rPr>
-                <w:rFonts w:hint="default" w:cs="Times New Roman"/>
-                <w:color w:val="000000"/>
-                <w:kern w:val="0"/>
-                <w:sz w:val="18"/>
-                <w:szCs w:val="18"/>
-                <w:vertAlign w:val="baseline"/>
-                <w:lang w:val="en-US" w:eastAsia="zh-CN" w:bidi="ar"/>
-              </w:rPr>
-              <w:t>120</w:t>
-            </w:r>
-          </w:p>
-        </w:tc>
-        <w:tc>
-          <w:tcPr>
-            <w:tcW w:w="1228" w:type="dxa"/>
-          </w:tcPr>
-          <w:p>
-            <w:pPr>
-              <w:keepNext w:val="0"/>
-              <w:keepLines w:val="0"/>
-              <w:widowControl/>
-              <w:suppressLineNumbers w:val="0"/>
-              <w:jc w:val="left"/>
-              <w:rPr>
-                <w:rFonts w:hint="default" w:ascii="Times New Roman" w:hAnsi="Times New Roman" w:eastAsia="SimSun" w:cs="Times New Roman"/>
-                <w:color w:val="000000"/>
-                <w:kern w:val="0"/>
-                <w:sz w:val="18"/>
-                <w:szCs w:val="18"/>
-                <w:vertAlign w:val="baseline"/>
-                <w:lang w:val="en-US" w:eastAsia="zh-CN" w:bidi="ar"/>
-              </w:rPr>
-            </w:pPr>
-            <w:r>
-              <w:rPr>
-                <w:rFonts w:hint="default" w:cs="Times New Roman"/>
-                <w:color w:val="000000"/>
-                <w:kern w:val="0"/>
-                <w:sz w:val="18"/>
-                <w:szCs w:val="18"/>
-                <w:vertAlign w:val="baseline"/>
-                <w:lang w:val="en-US" w:eastAsia="zh-CN" w:bidi="ar"/>
-              </w:rPr>
-              <w:t>145</w:t>
-            </w:r>
-          </w:p>
-        </w:tc>
-      </w:tr>
-      <w:tr>
-        <w:tblPrEx>
-          <w:tblBorders>
-            <w:top w:val="single" w:color="auto" w:sz="4" w:space="0"/>
-            <w:left w:val="single" w:color="auto" w:sz="4" w:space="0"/>
-            <w:bottom w:val="single" w:color="auto" w:sz="4" w:space="0"/>
-            <w:right w:val="single" w:color="auto" w:sz="4" w:space="0"/>
-            <w:insideH w:val="single" w:color="auto" w:sz="4" w:space="0"/>
-            <w:insideV w:val="single" w:color="auto" w:sz="4" w:space="0"/>
-          </w:tblBorders>
-          <w:tblCellMar>
-            <w:top w:w="0" w:type="dxa"/>
-            <w:left w:w="108" w:type="dxa"/>
-            <w:bottom w:w="0" w:type="dxa"/>
-            <w:right w:w="108" w:type="dxa"/>
-          </w:tblCellMar>
-        </w:tblPrEx>
-        <w:tc>
-          <w:tcPr>
-            <w:tcW w:w="2217" w:type="dxa"/>
-          </w:tcPr>
-          <w:p>
-            <w:pPr>
-              <w:keepNext w:val="0"/>
-              <w:keepLines w:val="0"/>
-              <w:widowControl/>
-              <w:suppressLineNumbers w:val="0"/>
-              <w:jc w:val="left"/>
-              <w:rPr>
-                <w:rFonts w:hint="default" w:ascii="Times New Roman" w:hAnsi="Times New Roman" w:eastAsia="SimSun" w:cs="Times New Roman"/>
-                <w:color w:val="000000"/>
-                <w:kern w:val="0"/>
-                <w:sz w:val="18"/>
-                <w:szCs w:val="18"/>
-                <w:vertAlign w:val="baseline"/>
-                <w:lang w:val="en-US" w:eastAsia="zh-CN" w:bidi="ar"/>
-              </w:rPr>
-            </w:pPr>
-            <w:r>
-              <w:rPr>
-                <w:rFonts w:hint="default" w:cs="Times New Roman"/>
-                <w:color w:val="000000"/>
-                <w:kern w:val="0"/>
-                <w:sz w:val="18"/>
-                <w:szCs w:val="18"/>
-                <w:vertAlign w:val="baseline"/>
-                <w:lang w:val="en-US" w:eastAsia="zh-CN" w:bidi="ar"/>
-              </w:rPr>
-              <w:t>Last Node Dead (LND)</w:t>
-            </w:r>
-          </w:p>
-        </w:tc>
-        <w:tc>
-          <w:tcPr>
-            <w:tcW w:w="1329" w:type="dxa"/>
-            <w:vAlign w:val="top"/>
-          </w:tcPr>
-          <w:p>
-            <w:pPr>
-              <w:keepNext w:val="0"/>
-              <w:keepLines w:val="0"/>
-              <w:widowControl/>
-              <w:suppressLineNumbers w:val="0"/>
-              <w:jc w:val="left"/>
-              <w:rPr>
-                <w:rFonts w:hint="default" w:ascii="Times New Roman" w:hAnsi="Times New Roman" w:eastAsia="SimSun" w:cs="Times New Roman"/>
-                <w:color w:val="000000"/>
-                <w:kern w:val="0"/>
-                <w:sz w:val="18"/>
-                <w:szCs w:val="18"/>
-                <w:vertAlign w:val="baseline"/>
-                <w:lang w:val="en-US" w:eastAsia="zh-CN" w:bidi="ar"/>
-              </w:rPr>
-            </w:pPr>
-            <w:r>
-              <w:rPr>
-                <w:rFonts w:hint="default" w:cs="Times New Roman"/>
-                <w:color w:val="000000"/>
-                <w:kern w:val="0"/>
-                <w:sz w:val="18"/>
-                <w:szCs w:val="18"/>
-                <w:vertAlign w:val="baseline"/>
-                <w:lang w:val="en-US" w:eastAsia="zh-CN" w:bidi="ar"/>
-              </w:rPr>
-              <w:t>1110</w:t>
-            </w:r>
-          </w:p>
-        </w:tc>
-        <w:tc>
-          <w:tcPr>
-            <w:tcW w:w="1275" w:type="dxa"/>
-            <w:vAlign w:val="top"/>
-          </w:tcPr>
-          <w:p>
-            <w:pPr>
-              <w:keepNext w:val="0"/>
-              <w:keepLines w:val="0"/>
-              <w:widowControl/>
-              <w:suppressLineNumbers w:val="0"/>
-              <w:jc w:val="left"/>
-              <w:rPr>
-                <w:rFonts w:hint="default" w:ascii="Times New Roman" w:hAnsi="Times New Roman" w:eastAsia="SimSun" w:cs="Times New Roman"/>
-                <w:color w:val="000000"/>
-                <w:kern w:val="0"/>
-                <w:sz w:val="18"/>
-                <w:szCs w:val="18"/>
-                <w:vertAlign w:val="baseline"/>
-                <w:lang w:val="en-US" w:eastAsia="zh-CN" w:bidi="ar"/>
-              </w:rPr>
-            </w:pPr>
-            <w:r>
-              <w:rPr>
-                <w:rFonts w:hint="default" w:cs="Times New Roman"/>
-                <w:color w:val="000000"/>
-                <w:kern w:val="0"/>
-                <w:sz w:val="18"/>
-                <w:szCs w:val="18"/>
-                <w:vertAlign w:val="baseline"/>
-                <w:lang w:val="en-US" w:eastAsia="zh-CN" w:bidi="ar"/>
-              </w:rPr>
-              <w:t>4008</w:t>
-            </w:r>
-          </w:p>
-        </w:tc>
-        <w:tc>
-          <w:tcPr>
-            <w:tcW w:w="1317" w:type="dxa"/>
-            <w:vAlign w:val="top"/>
-          </w:tcPr>
-          <w:p>
-            <w:pPr>
-              <w:keepNext w:val="0"/>
-              <w:keepLines w:val="0"/>
-              <w:widowControl/>
-              <w:suppressLineNumbers w:val="0"/>
-              <w:jc w:val="left"/>
-              <w:rPr>
-                <w:rFonts w:hint="default" w:ascii="Times New Roman" w:hAnsi="Times New Roman" w:eastAsia="SimSun" w:cs="Times New Roman"/>
-                <w:color w:val="000000"/>
-                <w:kern w:val="0"/>
-                <w:sz w:val="18"/>
-                <w:szCs w:val="18"/>
-                <w:vertAlign w:val="baseline"/>
-                <w:lang w:val="en-US" w:eastAsia="zh-CN" w:bidi="ar"/>
-              </w:rPr>
-            </w:pPr>
-            <w:r>
-              <w:rPr>
-                <w:rFonts w:hint="default" w:cs="Times New Roman"/>
-                <w:color w:val="000000"/>
-                <w:kern w:val="0"/>
-                <w:sz w:val="18"/>
-                <w:szCs w:val="18"/>
-                <w:vertAlign w:val="baseline"/>
-                <w:lang w:val="en-US" w:eastAsia="zh-CN" w:bidi="ar"/>
-              </w:rPr>
-              <w:t>3862</w:t>
-            </w:r>
-          </w:p>
-        </w:tc>
-        <w:tc>
-          <w:tcPr>
-            <w:tcW w:w="1265" w:type="dxa"/>
-            <w:vAlign w:val="top"/>
-          </w:tcPr>
-          <w:p>
-            <w:pPr>
-              <w:keepNext w:val="0"/>
-              <w:keepLines w:val="0"/>
-              <w:widowControl/>
-              <w:suppressLineNumbers w:val="0"/>
-              <w:jc w:val="left"/>
-              <w:rPr>
-                <w:rFonts w:hint="default" w:ascii="Times New Roman" w:hAnsi="Times New Roman" w:eastAsia="SimSun" w:cs="Times New Roman"/>
-                <w:color w:val="000000"/>
-                <w:kern w:val="0"/>
-                <w:sz w:val="18"/>
-                <w:szCs w:val="18"/>
-                <w:vertAlign w:val="baseline"/>
-                <w:lang w:val="en-US" w:eastAsia="zh-CN" w:bidi="ar"/>
-              </w:rPr>
-            </w:pPr>
-            <w:r>
-              <w:rPr>
-                <w:rFonts w:hint="default" w:cs="Times New Roman"/>
-                <w:color w:val="000000"/>
-                <w:kern w:val="0"/>
-                <w:sz w:val="18"/>
-                <w:szCs w:val="18"/>
-                <w:vertAlign w:val="baseline"/>
-                <w:lang w:val="en-US" w:eastAsia="zh-CN" w:bidi="ar"/>
-              </w:rPr>
-              <w:t>5904</w:t>
-            </w:r>
-          </w:p>
-        </w:tc>
-        <w:tc>
-          <w:tcPr>
-            <w:tcW w:w="1307" w:type="dxa"/>
-            <w:vAlign w:val="top"/>
-          </w:tcPr>
-          <w:p>
-            <w:pPr>
-              <w:keepNext w:val="0"/>
-              <w:keepLines w:val="0"/>
-              <w:widowControl/>
-              <w:suppressLineNumbers w:val="0"/>
-              <w:jc w:val="left"/>
-              <w:rPr>
-                <w:rFonts w:hint="default" w:ascii="Times New Roman" w:hAnsi="Times New Roman" w:eastAsia="SimSun" w:cs="Times New Roman"/>
-                <w:color w:val="000000"/>
-                <w:kern w:val="0"/>
-                <w:sz w:val="18"/>
-                <w:szCs w:val="18"/>
-                <w:vertAlign w:val="baseline"/>
-                <w:lang w:val="en-US" w:eastAsia="zh-CN" w:bidi="ar"/>
-              </w:rPr>
-            </w:pPr>
-            <w:r>
-              <w:rPr>
-                <w:rFonts w:hint="default" w:cs="Times New Roman"/>
-                <w:color w:val="000000"/>
-                <w:kern w:val="0"/>
-                <w:sz w:val="18"/>
-                <w:szCs w:val="18"/>
-                <w:vertAlign w:val="baseline"/>
-                <w:lang w:val="en-US" w:eastAsia="zh-CN" w:bidi="ar"/>
-              </w:rPr>
-              <w:t>3730</w:t>
-            </w:r>
-          </w:p>
-        </w:tc>
-        <w:tc>
-          <w:tcPr>
-            <w:tcW w:w="1228" w:type="dxa"/>
-            <w:vAlign w:val="top"/>
-          </w:tcPr>
-          <w:p>
-            <w:pPr>
-              <w:keepNext w:val="0"/>
-              <w:keepLines w:val="0"/>
-              <w:widowControl/>
-              <w:suppressLineNumbers w:val="0"/>
-              <w:jc w:val="left"/>
-              <w:rPr>
-                <w:rFonts w:hint="default" w:ascii="Times New Roman" w:hAnsi="Times New Roman" w:eastAsia="SimSun" w:cs="Times New Roman"/>
-                <w:color w:val="000000"/>
-                <w:kern w:val="0"/>
-                <w:sz w:val="18"/>
-                <w:szCs w:val="18"/>
-                <w:vertAlign w:val="baseline"/>
-                <w:lang w:val="en-US" w:eastAsia="zh-CN" w:bidi="ar"/>
-              </w:rPr>
-            </w:pPr>
-            <w:r>
-              <w:rPr>
-                <w:rFonts w:hint="default" w:cs="Times New Roman"/>
-                <w:color w:val="000000"/>
-                <w:kern w:val="0"/>
-                <w:sz w:val="18"/>
-                <w:szCs w:val="18"/>
-                <w:vertAlign w:val="baseline"/>
-                <w:lang w:val="en-US" w:eastAsia="zh-CN" w:bidi="ar"/>
-              </w:rPr>
-              <w:t>7128</w:t>
+              </w:rPr>
+              <w:t>Avg PDR (%)</w:t>
             </w:r>
           </w:p>
         </w:tc>
@@ -16777,7 +15231,7 @@
         </w:trPr>
         <w:tc>
           <w:tcPr>
-            <w:tcW w:w="2217" w:type="dxa"/>
+            <w:tcW w:w="2016" w:type="dxa"/>
           </w:tcPr>
           <w:p>
             <w:pPr>
@@ -16787,32 +15241,243 @@
               <w:suppressLineNumbers w:val="0"/>
               <w:jc w:val="left"/>
               <w:rPr>
-                <w:rFonts w:hint="default" w:ascii="Times New Roman" w:hAnsi="Times New Roman" w:eastAsia="SimSun" w:cs="Times New Roman"/>
+                <w:rFonts w:hint="default" w:ascii="Times New Roman" w:hAnsi="Times New Roman" w:cs="Times New Roman"/>
                 <w:color w:val="000000"/>
                 <w:kern w:val="0"/>
-                <w:sz w:val="18"/>
-                <w:szCs w:val="18"/>
+                <w:sz w:val="20"/>
+                <w:szCs w:val="20"/>
                 <w:vertAlign w:val="baseline"/>
                 <w:lang w:val="en-US" w:eastAsia="zh-CN" w:bidi="ar"/>
               </w:rPr>
             </w:pPr>
             <w:r>
               <w:rPr>
-                <w:rFonts w:hint="default" w:cs="Times New Roman"/>
+                <w:rFonts w:hint="default" w:ascii="Times New Roman" w:hAnsi="Times New Roman" w:cs="Times New Roman"/>
                 <w:color w:val="000000"/>
                 <w:kern w:val="0"/>
-                <w:sz w:val="18"/>
-                <w:szCs w:val="18"/>
+                <w:sz w:val="20"/>
+                <w:szCs w:val="20"/>
                 <w:vertAlign w:val="baseline"/>
                 <w:lang w:val="en-US" w:eastAsia="zh-CN" w:bidi="ar"/>
               </w:rPr>
-              <w:t>Energy Model</w:t>
+              <w:t>LEACH</w:t>
             </w:r>
           </w:p>
         </w:tc>
         <w:tc>
           <w:tcPr>
-            <w:tcW w:w="1329" w:type="dxa"/>
+            <w:tcW w:w="1675" w:type="dxa"/>
+            <w:vAlign w:val="top"/>
+          </w:tcPr>
+          <w:p>
+            <w:pPr>
+              <w:pStyle w:val="15"/>
+              <w:keepNext w:val="0"/>
+              <w:keepLines w:val="0"/>
+              <w:widowControl/>
+              <w:suppressLineNumbers w:val="0"/>
+              <w:kinsoku/>
+              <w:wordWrap/>
+              <w:overflowPunct/>
+              <w:ind w:left="0" w:leftChars="0" w:right="0" w:rightChars="0"/>
+              <w:jc w:val="center"/>
+              <w:rPr>
+                <w:rFonts w:hint="default" w:ascii="Times New Roman" w:hAnsi="Times New Roman" w:cs="Times New Roman"/>
+                <w:color w:val="000000"/>
+                <w:kern w:val="0"/>
+                <w:sz w:val="20"/>
+                <w:szCs w:val="20"/>
+                <w:vertAlign w:val="baseline"/>
+                <w:lang w:val="en-US" w:eastAsia="zh-CN" w:bidi="ar"/>
+              </w:rPr>
+            </w:pPr>
+            <w:r>
+              <w:rPr>
+                <w:rFonts w:hint="default" w:ascii="Times New Roman" w:hAnsi="Times New Roman" w:eastAsia="Cambria" w:cs="Times New Roman"/>
+                <w:color w:val="000000"/>
+                <w:sz w:val="20"/>
+                <w:szCs w:val="20"/>
+              </w:rPr>
+              <w:t>1/9</w:t>
+            </w:r>
+          </w:p>
+        </w:tc>
+        <w:tc>
+          <w:tcPr>
+            <w:tcW w:w="1450" w:type="dxa"/>
+            <w:vAlign w:val="top"/>
+          </w:tcPr>
+          <w:p>
+            <w:pPr>
+              <w:pStyle w:val="15"/>
+              <w:keepNext w:val="0"/>
+              <w:keepLines w:val="0"/>
+              <w:widowControl/>
+              <w:suppressLineNumbers w:val="0"/>
+              <w:kinsoku/>
+              <w:wordWrap/>
+              <w:overflowPunct/>
+              <w:ind w:left="0" w:leftChars="0" w:right="0" w:rightChars="0"/>
+              <w:jc w:val="center"/>
+              <w:rPr>
+                <w:rFonts w:hint="default" w:ascii="Times New Roman" w:hAnsi="Times New Roman" w:cs="Times New Roman"/>
+                <w:color w:val="000000"/>
+                <w:kern w:val="0"/>
+                <w:sz w:val="20"/>
+                <w:szCs w:val="20"/>
+                <w:vertAlign w:val="baseline"/>
+                <w:lang w:val="en-US" w:eastAsia="zh-CN" w:bidi="ar"/>
+              </w:rPr>
+            </w:pPr>
+            <w:r>
+              <w:rPr>
+                <w:rFonts w:hint="default" w:ascii="Times New Roman" w:hAnsi="Times New Roman" w:eastAsia="Cambria" w:cs="Times New Roman"/>
+                <w:color w:val="000000"/>
+                <w:sz w:val="20"/>
+                <w:szCs w:val="20"/>
+              </w:rPr>
+              <w:t>138/150</w:t>
+            </w:r>
+          </w:p>
+        </w:tc>
+        <w:tc>
+          <w:tcPr>
+            <w:tcW w:w="1750" w:type="dxa"/>
+            <w:vAlign w:val="top"/>
+          </w:tcPr>
+          <w:p>
+            <w:pPr>
+              <w:pStyle w:val="15"/>
+              <w:keepNext w:val="0"/>
+              <w:keepLines w:val="0"/>
+              <w:widowControl/>
+              <w:suppressLineNumbers w:val="0"/>
+              <w:kinsoku/>
+              <w:wordWrap/>
+              <w:overflowPunct/>
+              <w:ind w:left="0" w:leftChars="0" w:right="0" w:rightChars="0"/>
+              <w:jc w:val="center"/>
+              <w:rPr>
+                <w:rFonts w:hint="default" w:ascii="Times New Roman" w:hAnsi="Times New Roman" w:cs="Times New Roman"/>
+                <w:color w:val="000000"/>
+                <w:kern w:val="0"/>
+                <w:sz w:val="20"/>
+                <w:szCs w:val="20"/>
+                <w:vertAlign w:val="baseline"/>
+                <w:lang w:val="en-US" w:eastAsia="zh-CN" w:bidi="ar"/>
+              </w:rPr>
+            </w:pPr>
+            <w:r>
+              <w:rPr>
+                <w:rFonts w:hint="default" w:ascii="Times New Roman" w:hAnsi="Times New Roman" w:eastAsia="Cambria" w:cs="Times New Roman"/>
+                <w:color w:val="000000"/>
+                <w:sz w:val="20"/>
+                <w:szCs w:val="20"/>
+              </w:rPr>
+              <w:t>297/300</w:t>
+            </w:r>
+          </w:p>
+        </w:tc>
+        <w:tc>
+          <w:tcPr>
+            <w:tcW w:w="1737" w:type="dxa"/>
+            <w:vAlign w:val="top"/>
+          </w:tcPr>
+          <w:p>
+            <w:pPr>
+              <w:pStyle w:val="15"/>
+              <w:keepNext w:val="0"/>
+              <w:keepLines w:val="0"/>
+              <w:widowControl/>
+              <w:suppressLineNumbers w:val="0"/>
+              <w:kinsoku/>
+              <w:wordWrap/>
+              <w:overflowPunct/>
+              <w:ind w:left="0" w:leftChars="0" w:right="0" w:rightChars="0"/>
+              <w:jc w:val="center"/>
+              <w:rPr>
+                <w:rFonts w:hint="default" w:ascii="Times New Roman" w:hAnsi="Times New Roman" w:cs="Times New Roman"/>
+                <w:color w:val="000000"/>
+                <w:kern w:val="0"/>
+                <w:sz w:val="20"/>
+                <w:szCs w:val="20"/>
+                <w:vertAlign w:val="baseline"/>
+                <w:lang w:val="en-US" w:eastAsia="zh-CN" w:bidi="ar"/>
+              </w:rPr>
+            </w:pPr>
+            <w:r>
+              <w:rPr>
+                <w:rFonts w:hint="default" w:ascii="Times New Roman" w:hAnsi="Times New Roman" w:eastAsia="Cambria" w:cs="Times New Roman"/>
+                <w:color w:val="000000"/>
+                <w:sz w:val="20"/>
+                <w:szCs w:val="20"/>
+              </w:rPr>
+              <w:t>22</w:t>
+            </w:r>
+          </w:p>
+        </w:tc>
+        <w:tc>
+          <w:tcPr>
+            <w:tcW w:w="1413" w:type="dxa"/>
+            <w:vAlign w:val="top"/>
+          </w:tcPr>
+          <w:p>
+            <w:pPr>
+              <w:pStyle w:val="15"/>
+              <w:keepNext w:val="0"/>
+              <w:keepLines w:val="0"/>
+              <w:widowControl/>
+              <w:suppressLineNumbers w:val="0"/>
+              <w:kinsoku/>
+              <w:wordWrap/>
+              <w:overflowPunct/>
+              <w:ind w:left="0" w:leftChars="0" w:right="0" w:rightChars="0"/>
+              <w:jc w:val="center"/>
+              <w:rPr>
+                <w:rFonts w:hint="default" w:ascii="Times New Roman" w:hAnsi="Times New Roman" w:cs="Times New Roman"/>
+                <w:color w:val="000000"/>
+                <w:kern w:val="0"/>
+                <w:sz w:val="20"/>
+                <w:szCs w:val="20"/>
+                <w:vertAlign w:val="baseline"/>
+                <w:lang w:val="en-US" w:eastAsia="zh-CN" w:bidi="ar"/>
+              </w:rPr>
+            </w:pPr>
+            <w:r>
+              <w:rPr>
+                <w:rFonts w:hint="default" w:ascii="Times New Roman" w:hAnsi="Times New Roman" w:eastAsia="Cambria" w:cs="Times New Roman"/>
+                <w:color w:val="000000"/>
+                <w:sz w:val="20"/>
+                <w:szCs w:val="20"/>
+              </w:rPr>
+              <w:t>99.74</w:t>
+            </w:r>
+          </w:p>
+        </w:tc>
+      </w:tr>
+      <w:tr>
+        <w:tblPrEx>
+          <w:tblBorders>
+            <w:top w:val="single" w:color="auto" w:sz="4" w:space="0"/>
+            <w:left w:val="single" w:color="auto" w:sz="4" w:space="0"/>
+            <w:bottom w:val="single" w:color="auto" w:sz="4" w:space="0"/>
+            <w:right w:val="single" w:color="auto" w:sz="4" w:space="0"/>
+            <w:insideH w:val="single" w:color="auto" w:sz="4" w:space="0"/>
+            <w:insideV w:val="single" w:color="auto" w:sz="4" w:space="0"/>
+          </w:tblBorders>
+          <w:tblCellMar>
+            <w:top w:w="0" w:type="dxa"/>
+            <w:left w:w="108" w:type="dxa"/>
+            <w:bottom w:w="0" w:type="dxa"/>
+            <w:right w:w="108" w:type="dxa"/>
+          </w:tblCellMar>
+        </w:tblPrEx>
+        <w:trPr>
+          <w:trHeight w:val="226" w:hRule="atLeast"/>
+        </w:trPr>
+        <w:tc>
+          <w:tcPr>
+            <w:tcW w:w="2016" w:type="dxa"/>
           </w:tcPr>
           <w:p>
             <w:pPr>
@@ -16822,32 +15487,243 @@
               <w:suppressLineNumbers w:val="0"/>
               <w:jc w:val="left"/>
               <w:rPr>
-                <w:rFonts w:hint="default" w:ascii="Times New Roman" w:hAnsi="Times New Roman" w:eastAsia="SimSun" w:cs="Times New Roman"/>
+                <w:rFonts w:hint="default" w:ascii="Times New Roman" w:hAnsi="Times New Roman" w:cs="Times New Roman"/>
                 <w:color w:val="000000"/>
                 <w:kern w:val="0"/>
-                <w:sz w:val="18"/>
-                <w:szCs w:val="18"/>
+                <w:sz w:val="20"/>
+                <w:szCs w:val="20"/>
                 <w:vertAlign w:val="baseline"/>
                 <w:lang w:val="en-US" w:eastAsia="zh-CN" w:bidi="ar"/>
               </w:rPr>
             </w:pPr>
             <w:r>
               <w:rPr>
-                <w:rFonts w:hint="default" w:cs="Times New Roman"/>
+                <w:rFonts w:hint="default" w:ascii="Times New Roman" w:hAnsi="Times New Roman" w:cs="Times New Roman"/>
                 <w:color w:val="000000"/>
                 <w:kern w:val="0"/>
-                <w:sz w:val="18"/>
-                <w:szCs w:val="18"/>
+                <w:sz w:val="20"/>
+                <w:szCs w:val="20"/>
                 <w:vertAlign w:val="baseline"/>
                 <w:lang w:val="en-US" w:eastAsia="zh-CN" w:bidi="ar"/>
               </w:rPr>
-              <w:t>Homogeneous</w:t>
+              <w:t>DEEC</w:t>
             </w:r>
           </w:p>
         </w:tc>
         <w:tc>
           <w:tcPr>
-            <w:tcW w:w="1275" w:type="dxa"/>
+            <w:tcW w:w="1675" w:type="dxa"/>
+            <w:vAlign w:val="top"/>
+          </w:tcPr>
+          <w:p>
+            <w:pPr>
+              <w:pStyle w:val="15"/>
+              <w:keepNext w:val="0"/>
+              <w:keepLines w:val="0"/>
+              <w:widowControl/>
+              <w:suppressLineNumbers w:val="0"/>
+              <w:kinsoku/>
+              <w:wordWrap/>
+              <w:overflowPunct/>
+              <w:ind w:left="0" w:leftChars="0" w:right="0" w:rightChars="0"/>
+              <w:jc w:val="center"/>
+              <w:rPr>
+                <w:rFonts w:hint="default" w:ascii="Times New Roman" w:hAnsi="Times New Roman" w:cs="Times New Roman"/>
+                <w:color w:val="000000"/>
+                <w:kern w:val="0"/>
+                <w:sz w:val="20"/>
+                <w:szCs w:val="20"/>
+                <w:vertAlign w:val="baseline"/>
+                <w:lang w:val="en-US" w:eastAsia="zh-CN" w:bidi="ar"/>
+              </w:rPr>
+            </w:pPr>
+            <w:r>
+              <w:rPr>
+                <w:rFonts w:hint="default" w:ascii="Times New Roman" w:hAnsi="Times New Roman" w:eastAsia="Cambria" w:cs="Times New Roman"/>
+                <w:color w:val="000000"/>
+                <w:sz w:val="20"/>
+                <w:szCs w:val="20"/>
+              </w:rPr>
+              <w:t>3/9</w:t>
+            </w:r>
+          </w:p>
+        </w:tc>
+        <w:tc>
+          <w:tcPr>
+            <w:tcW w:w="1450" w:type="dxa"/>
+            <w:vAlign w:val="top"/>
+          </w:tcPr>
+          <w:p>
+            <w:pPr>
+              <w:pStyle w:val="15"/>
+              <w:keepNext w:val="0"/>
+              <w:keepLines w:val="0"/>
+              <w:widowControl/>
+              <w:suppressLineNumbers w:val="0"/>
+              <w:kinsoku/>
+              <w:wordWrap/>
+              <w:overflowPunct/>
+              <w:ind w:left="0" w:leftChars="0" w:right="0" w:rightChars="0"/>
+              <w:jc w:val="center"/>
+              <w:rPr>
+                <w:rFonts w:hint="default" w:ascii="Times New Roman" w:hAnsi="Times New Roman" w:cs="Times New Roman"/>
+                <w:color w:val="000000"/>
+                <w:kern w:val="0"/>
+                <w:sz w:val="20"/>
+                <w:szCs w:val="20"/>
+                <w:vertAlign w:val="baseline"/>
+                <w:lang w:val="en-US" w:eastAsia="zh-CN" w:bidi="ar"/>
+              </w:rPr>
+            </w:pPr>
+            <w:r>
+              <w:rPr>
+                <w:rFonts w:hint="default" w:ascii="Times New Roman" w:hAnsi="Times New Roman" w:eastAsia="Cambria" w:cs="Times New Roman"/>
+                <w:color w:val="000000"/>
+                <w:sz w:val="20"/>
+                <w:szCs w:val="20"/>
+              </w:rPr>
+              <w:t>142/150</w:t>
+            </w:r>
+          </w:p>
+        </w:tc>
+        <w:tc>
+          <w:tcPr>
+            <w:tcW w:w="1750" w:type="dxa"/>
+            <w:vAlign w:val="top"/>
+          </w:tcPr>
+          <w:p>
+            <w:pPr>
+              <w:pStyle w:val="15"/>
+              <w:keepNext w:val="0"/>
+              <w:keepLines w:val="0"/>
+              <w:widowControl/>
+              <w:suppressLineNumbers w:val="0"/>
+              <w:kinsoku/>
+              <w:wordWrap/>
+              <w:overflowPunct/>
+              <w:ind w:left="0" w:leftChars="0" w:right="0" w:rightChars="0"/>
+              <w:jc w:val="center"/>
+              <w:rPr>
+                <w:rFonts w:hint="default" w:ascii="Times New Roman" w:hAnsi="Times New Roman" w:cs="Times New Roman"/>
+                <w:color w:val="000000"/>
+                <w:kern w:val="0"/>
+                <w:sz w:val="20"/>
+                <w:szCs w:val="20"/>
+                <w:vertAlign w:val="baseline"/>
+                <w:lang w:val="en-US" w:eastAsia="zh-CN" w:bidi="ar"/>
+              </w:rPr>
+            </w:pPr>
+            <w:r>
+              <w:rPr>
+                <w:rFonts w:hint="default" w:ascii="Times New Roman" w:hAnsi="Times New Roman" w:eastAsia="Cambria" w:cs="Times New Roman"/>
+                <w:color w:val="000000"/>
+                <w:sz w:val="20"/>
+                <w:szCs w:val="20"/>
+              </w:rPr>
+              <w:t>295/300</w:t>
+            </w:r>
+          </w:p>
+        </w:tc>
+        <w:tc>
+          <w:tcPr>
+            <w:tcW w:w="1737" w:type="dxa"/>
+            <w:vAlign w:val="top"/>
+          </w:tcPr>
+          <w:p>
+            <w:pPr>
+              <w:pStyle w:val="15"/>
+              <w:keepNext w:val="0"/>
+              <w:keepLines w:val="0"/>
+              <w:widowControl/>
+              <w:suppressLineNumbers w:val="0"/>
+              <w:kinsoku/>
+              <w:wordWrap/>
+              <w:overflowPunct/>
+              <w:ind w:left="0" w:leftChars="0" w:right="0" w:rightChars="0"/>
+              <w:jc w:val="center"/>
+              <w:rPr>
+                <w:rFonts w:hint="default" w:ascii="Times New Roman" w:hAnsi="Times New Roman" w:cs="Times New Roman"/>
+                <w:color w:val="000000"/>
+                <w:kern w:val="0"/>
+                <w:sz w:val="20"/>
+                <w:szCs w:val="20"/>
+                <w:vertAlign w:val="baseline"/>
+                <w:lang w:val="en-US" w:eastAsia="zh-CN" w:bidi="ar"/>
+              </w:rPr>
+            </w:pPr>
+            <w:r>
+              <w:rPr>
+                <w:rFonts w:hint="default" w:ascii="Times New Roman" w:hAnsi="Times New Roman" w:eastAsia="Cambria" w:cs="Times New Roman"/>
+                <w:color w:val="000000"/>
+                <w:sz w:val="20"/>
+                <w:szCs w:val="20"/>
+              </w:rPr>
+              <w:t>38</w:t>
+            </w:r>
+          </w:p>
+        </w:tc>
+        <w:tc>
+          <w:tcPr>
+            <w:tcW w:w="1413" w:type="dxa"/>
+            <w:vAlign w:val="top"/>
+          </w:tcPr>
+          <w:p>
+            <w:pPr>
+              <w:pStyle w:val="15"/>
+              <w:keepNext w:val="0"/>
+              <w:keepLines w:val="0"/>
+              <w:widowControl/>
+              <w:suppressLineNumbers w:val="0"/>
+              <w:kinsoku/>
+              <w:wordWrap/>
+              <w:overflowPunct/>
+              <w:ind w:left="0" w:leftChars="0" w:right="0" w:rightChars="0"/>
+              <w:jc w:val="center"/>
+              <w:rPr>
+                <w:rFonts w:hint="default" w:ascii="Times New Roman" w:hAnsi="Times New Roman" w:cs="Times New Roman"/>
+                <w:color w:val="000000"/>
+                <w:kern w:val="0"/>
+                <w:sz w:val="20"/>
+                <w:szCs w:val="20"/>
+                <w:vertAlign w:val="baseline"/>
+                <w:lang w:val="en-US" w:eastAsia="zh-CN" w:bidi="ar"/>
+              </w:rPr>
+            </w:pPr>
+            <w:r>
+              <w:rPr>
+                <w:rFonts w:hint="default" w:ascii="Times New Roman" w:hAnsi="Times New Roman" w:eastAsia="Cambria" w:cs="Times New Roman"/>
+                <w:color w:val="000000"/>
+                <w:sz w:val="20"/>
+                <w:szCs w:val="20"/>
+              </w:rPr>
+              <w:t>99.71</w:t>
+            </w:r>
+          </w:p>
+        </w:tc>
+      </w:tr>
+      <w:tr>
+        <w:tblPrEx>
+          <w:tblBorders>
+            <w:top w:val="single" w:color="auto" w:sz="4" w:space="0"/>
+            <w:left w:val="single" w:color="auto" w:sz="4" w:space="0"/>
+            <w:bottom w:val="single" w:color="auto" w:sz="4" w:space="0"/>
+            <w:right w:val="single" w:color="auto" w:sz="4" w:space="0"/>
+            <w:insideH w:val="single" w:color="auto" w:sz="4" w:space="0"/>
+            <w:insideV w:val="single" w:color="auto" w:sz="4" w:space="0"/>
+          </w:tblBorders>
+          <w:tblCellMar>
+            <w:top w:w="0" w:type="dxa"/>
+            <w:left w:w="108" w:type="dxa"/>
+            <w:bottom w:w="0" w:type="dxa"/>
+            <w:right w:w="108" w:type="dxa"/>
+          </w:tblCellMar>
+        </w:tblPrEx>
+        <w:trPr>
+          <w:trHeight w:val="226" w:hRule="atLeast"/>
+        </w:trPr>
+        <w:tc>
+          <w:tcPr>
+            <w:tcW w:w="2016" w:type="dxa"/>
           </w:tcPr>
           <w:p>
             <w:pPr>
@@ -16857,32 +15733,243 @@
               <w:suppressLineNumbers w:val="0"/>
               <w:jc w:val="left"/>
               <w:rPr>
-                <w:rFonts w:hint="default" w:ascii="Times New Roman" w:hAnsi="Times New Roman" w:eastAsia="SimSun" w:cs="Times New Roman"/>
+                <w:rFonts w:hint="default" w:ascii="Times New Roman" w:hAnsi="Times New Roman" w:cs="Times New Roman"/>
                 <w:color w:val="000000"/>
                 <w:kern w:val="0"/>
-                <w:sz w:val="18"/>
-                <w:szCs w:val="18"/>
+                <w:sz w:val="20"/>
+                <w:szCs w:val="20"/>
                 <w:vertAlign w:val="baseline"/>
                 <w:lang w:val="en-US" w:eastAsia="zh-CN" w:bidi="ar"/>
               </w:rPr>
             </w:pPr>
             <w:r>
               <w:rPr>
-                <w:rFonts w:hint="default" w:cs="Times New Roman"/>
+                <w:rFonts w:hint="default" w:ascii="Times New Roman" w:hAnsi="Times New Roman" w:cs="Times New Roman"/>
                 <w:color w:val="000000"/>
                 <w:kern w:val="0"/>
-                <w:sz w:val="18"/>
-                <w:szCs w:val="18"/>
+                <w:sz w:val="20"/>
+                <w:szCs w:val="20"/>
                 <w:vertAlign w:val="baseline"/>
                 <w:lang w:val="en-US" w:eastAsia="zh-CN" w:bidi="ar"/>
               </w:rPr>
-              <w:t>Homogeneous</w:t>
+              <w:t>PSO</w:t>
             </w:r>
           </w:p>
         </w:tc>
         <w:tc>
           <w:tcPr>
-            <w:tcW w:w="1317" w:type="dxa"/>
+            <w:tcW w:w="1675" w:type="dxa"/>
+            <w:vAlign w:val="top"/>
+          </w:tcPr>
+          <w:p>
+            <w:pPr>
+              <w:pStyle w:val="15"/>
+              <w:keepNext w:val="0"/>
+              <w:keepLines w:val="0"/>
+              <w:widowControl/>
+              <w:suppressLineNumbers w:val="0"/>
+              <w:kinsoku/>
+              <w:wordWrap/>
+              <w:overflowPunct/>
+              <w:ind w:left="0" w:leftChars="0" w:right="0" w:rightChars="0"/>
+              <w:jc w:val="center"/>
+              <w:rPr>
+                <w:rFonts w:hint="default" w:ascii="Times New Roman" w:hAnsi="Times New Roman" w:cs="Times New Roman"/>
+                <w:color w:val="000000"/>
+                <w:kern w:val="0"/>
+                <w:sz w:val="20"/>
+                <w:szCs w:val="20"/>
+                <w:vertAlign w:val="baseline"/>
+                <w:lang w:val="en-US" w:eastAsia="zh-CN" w:bidi="ar"/>
+              </w:rPr>
+            </w:pPr>
+            <w:r>
+              <w:rPr>
+                <w:rFonts w:hint="default" w:ascii="Times New Roman" w:hAnsi="Times New Roman" w:eastAsia="Cambria" w:cs="Times New Roman"/>
+                <w:color w:val="000000"/>
+                <w:sz w:val="20"/>
+                <w:szCs w:val="20"/>
+              </w:rPr>
+              <w:t>8/9</w:t>
+            </w:r>
+          </w:p>
+        </w:tc>
+        <w:tc>
+          <w:tcPr>
+            <w:tcW w:w="1450" w:type="dxa"/>
+            <w:vAlign w:val="top"/>
+          </w:tcPr>
+          <w:p>
+            <w:pPr>
+              <w:pStyle w:val="15"/>
+              <w:keepNext w:val="0"/>
+              <w:keepLines w:val="0"/>
+              <w:widowControl/>
+              <w:suppressLineNumbers w:val="0"/>
+              <w:kinsoku/>
+              <w:wordWrap/>
+              <w:overflowPunct/>
+              <w:ind w:left="0" w:leftChars="0" w:right="0" w:rightChars="0"/>
+              <w:jc w:val="center"/>
+              <w:rPr>
+                <w:rFonts w:hint="default" w:ascii="Times New Roman" w:hAnsi="Times New Roman" w:cs="Times New Roman"/>
+                <w:color w:val="000000"/>
+                <w:kern w:val="0"/>
+                <w:sz w:val="20"/>
+                <w:szCs w:val="20"/>
+                <w:vertAlign w:val="baseline"/>
+                <w:lang w:val="en-US" w:eastAsia="zh-CN" w:bidi="ar"/>
+              </w:rPr>
+            </w:pPr>
+            <w:r>
+              <w:rPr>
+                <w:rFonts w:hint="default" w:ascii="Times New Roman" w:hAnsi="Times New Roman" w:eastAsia="Cambria" w:cs="Times New Roman"/>
+                <w:color w:val="000000"/>
+                <w:sz w:val="20"/>
+                <w:szCs w:val="20"/>
+              </w:rPr>
+              <w:t>108/150</w:t>
+            </w:r>
+          </w:p>
+        </w:tc>
+        <w:tc>
+          <w:tcPr>
+            <w:tcW w:w="1750" w:type="dxa"/>
+            <w:vAlign w:val="top"/>
+          </w:tcPr>
+          <w:p>
+            <w:pPr>
+              <w:pStyle w:val="15"/>
+              <w:keepNext w:val="0"/>
+              <w:keepLines w:val="0"/>
+              <w:widowControl/>
+              <w:suppressLineNumbers w:val="0"/>
+              <w:kinsoku/>
+              <w:wordWrap/>
+              <w:overflowPunct/>
+              <w:ind w:left="0" w:leftChars="0" w:right="0" w:rightChars="0"/>
+              <w:jc w:val="center"/>
+              <w:rPr>
+                <w:rFonts w:hint="default" w:ascii="Times New Roman" w:hAnsi="Times New Roman" w:cs="Times New Roman"/>
+                <w:color w:val="000000"/>
+                <w:kern w:val="0"/>
+                <w:sz w:val="20"/>
+                <w:szCs w:val="20"/>
+                <w:vertAlign w:val="baseline"/>
+                <w:lang w:val="en-US" w:eastAsia="zh-CN" w:bidi="ar"/>
+              </w:rPr>
+            </w:pPr>
+            <w:r>
+              <w:rPr>
+                <w:rFonts w:hint="default" w:ascii="Times New Roman" w:hAnsi="Times New Roman" w:eastAsia="Cambria" w:cs="Times New Roman"/>
+                <w:color w:val="000000"/>
+                <w:sz w:val="20"/>
+                <w:szCs w:val="20"/>
+              </w:rPr>
+              <w:t>251/300</w:t>
+            </w:r>
+          </w:p>
+        </w:tc>
+        <w:tc>
+          <w:tcPr>
+            <w:tcW w:w="1737" w:type="dxa"/>
+            <w:vAlign w:val="top"/>
+          </w:tcPr>
+          <w:p>
+            <w:pPr>
+              <w:pStyle w:val="15"/>
+              <w:keepNext w:val="0"/>
+              <w:keepLines w:val="0"/>
+              <w:widowControl/>
+              <w:suppressLineNumbers w:val="0"/>
+              <w:kinsoku/>
+              <w:wordWrap/>
+              <w:overflowPunct/>
+              <w:ind w:left="0" w:leftChars="0" w:right="0" w:rightChars="0"/>
+              <w:jc w:val="center"/>
+              <w:rPr>
+                <w:rFonts w:hint="default" w:ascii="Times New Roman" w:hAnsi="Times New Roman" w:cs="Times New Roman"/>
+                <w:color w:val="000000"/>
+                <w:kern w:val="0"/>
+                <w:sz w:val="20"/>
+                <w:szCs w:val="20"/>
+                <w:vertAlign w:val="baseline"/>
+                <w:lang w:val="en-US" w:eastAsia="zh-CN" w:bidi="ar"/>
+              </w:rPr>
+            </w:pPr>
+            <w:r>
+              <w:rPr>
+                <w:rFonts w:hint="default" w:ascii="Times New Roman" w:hAnsi="Times New Roman" w:eastAsia="Cambria" w:cs="Times New Roman"/>
+                <w:color w:val="000000"/>
+                <w:sz w:val="20"/>
+                <w:szCs w:val="20"/>
+              </w:rPr>
+              <w:t>81</w:t>
+            </w:r>
+          </w:p>
+        </w:tc>
+        <w:tc>
+          <w:tcPr>
+            <w:tcW w:w="1413" w:type="dxa"/>
+            <w:vAlign w:val="top"/>
+          </w:tcPr>
+          <w:p>
+            <w:pPr>
+              <w:pStyle w:val="15"/>
+              <w:keepNext w:val="0"/>
+              <w:keepLines w:val="0"/>
+              <w:widowControl/>
+              <w:suppressLineNumbers w:val="0"/>
+              <w:kinsoku/>
+              <w:wordWrap/>
+              <w:overflowPunct/>
+              <w:ind w:left="0" w:leftChars="0" w:right="0" w:rightChars="0"/>
+              <w:jc w:val="center"/>
+              <w:rPr>
+                <w:rFonts w:hint="default" w:ascii="Times New Roman" w:hAnsi="Times New Roman" w:cs="Times New Roman"/>
+                <w:color w:val="000000"/>
+                <w:kern w:val="0"/>
+                <w:sz w:val="20"/>
+                <w:szCs w:val="20"/>
+                <w:vertAlign w:val="baseline"/>
+                <w:lang w:val="en-US" w:eastAsia="zh-CN" w:bidi="ar"/>
+              </w:rPr>
+            </w:pPr>
+            <w:r>
+              <w:rPr>
+                <w:rFonts w:hint="default" w:ascii="Times New Roman" w:hAnsi="Times New Roman" w:eastAsia="Cambria" w:cs="Times New Roman"/>
+                <w:color w:val="000000"/>
+                <w:sz w:val="20"/>
+                <w:szCs w:val="20"/>
+              </w:rPr>
+              <w:t>99.74</w:t>
+            </w:r>
+          </w:p>
+        </w:tc>
+      </w:tr>
+      <w:tr>
+        <w:tblPrEx>
+          <w:tblBorders>
+            <w:top w:val="single" w:color="auto" w:sz="4" w:space="0"/>
+            <w:left w:val="single" w:color="auto" w:sz="4" w:space="0"/>
+            <w:bottom w:val="single" w:color="auto" w:sz="4" w:space="0"/>
+            <w:right w:val="single" w:color="auto" w:sz="4" w:space="0"/>
+            <w:insideH w:val="single" w:color="auto" w:sz="4" w:space="0"/>
+            <w:insideV w:val="single" w:color="auto" w:sz="4" w:space="0"/>
+          </w:tblBorders>
+          <w:tblCellMar>
+            <w:top w:w="0" w:type="dxa"/>
+            <w:left w:w="108" w:type="dxa"/>
+            <w:bottom w:w="0" w:type="dxa"/>
+            <w:right w:w="108" w:type="dxa"/>
+          </w:tblCellMar>
+        </w:tblPrEx>
+        <w:trPr>
+          <w:trHeight w:val="226" w:hRule="atLeast"/>
+        </w:trPr>
+        <w:tc>
+          <w:tcPr>
+            <w:tcW w:w="2016" w:type="dxa"/>
           </w:tcPr>
           <w:p>
             <w:pPr>
@@ -16892,32 +15979,243 @@
               <w:suppressLineNumbers w:val="0"/>
               <w:jc w:val="left"/>
               <w:rPr>
-                <w:rFonts w:hint="default" w:ascii="Times New Roman" w:hAnsi="Times New Roman" w:eastAsia="SimSun" w:cs="Times New Roman"/>
+                <w:rFonts w:hint="default" w:ascii="Times New Roman" w:hAnsi="Times New Roman" w:cs="Times New Roman"/>
                 <w:color w:val="000000"/>
                 <w:kern w:val="0"/>
-                <w:sz w:val="18"/>
-                <w:szCs w:val="18"/>
+                <w:sz w:val="20"/>
+                <w:szCs w:val="20"/>
                 <w:vertAlign w:val="baseline"/>
                 <w:lang w:val="en-US" w:eastAsia="zh-CN" w:bidi="ar"/>
               </w:rPr>
             </w:pPr>
             <w:r>
               <w:rPr>
-                <w:rFonts w:hint="default" w:cs="Times New Roman"/>
+                <w:rFonts w:hint="default" w:ascii="Times New Roman" w:hAnsi="Times New Roman" w:cs="Times New Roman"/>
                 <w:color w:val="000000"/>
                 <w:kern w:val="0"/>
-                <w:sz w:val="18"/>
-                <w:szCs w:val="18"/>
+                <w:sz w:val="20"/>
+                <w:szCs w:val="20"/>
                 <w:vertAlign w:val="baseline"/>
                 <w:lang w:val="en-US" w:eastAsia="zh-CN" w:bidi="ar"/>
               </w:rPr>
-              <w:t>Homogeneous</w:t>
+              <w:t>ACO</w:t>
             </w:r>
           </w:p>
         </w:tc>
         <w:tc>
           <w:tcPr>
-            <w:tcW w:w="1265" w:type="dxa"/>
+            <w:tcW w:w="1675" w:type="dxa"/>
+            <w:vAlign w:val="top"/>
+          </w:tcPr>
+          <w:p>
+            <w:pPr>
+              <w:pStyle w:val="15"/>
+              <w:keepNext w:val="0"/>
+              <w:keepLines w:val="0"/>
+              <w:widowControl/>
+              <w:suppressLineNumbers w:val="0"/>
+              <w:kinsoku/>
+              <w:wordWrap/>
+              <w:overflowPunct/>
+              <w:ind w:left="0" w:leftChars="0" w:right="0" w:rightChars="0"/>
+              <w:jc w:val="center"/>
+              <w:rPr>
+                <w:rFonts w:hint="default" w:ascii="Times New Roman" w:hAnsi="Times New Roman" w:cs="Times New Roman"/>
+                <w:color w:val="000000"/>
+                <w:kern w:val="0"/>
+                <w:sz w:val="20"/>
+                <w:szCs w:val="20"/>
+                <w:vertAlign w:val="baseline"/>
+                <w:lang w:val="en-US" w:eastAsia="zh-CN" w:bidi="ar"/>
+              </w:rPr>
+            </w:pPr>
+            <w:r>
+              <w:rPr>
+                <w:rFonts w:hint="default" w:ascii="Times New Roman" w:hAnsi="Times New Roman" w:eastAsia="Cambria" w:cs="Times New Roman"/>
+                <w:color w:val="000000"/>
+                <w:sz w:val="20"/>
+                <w:szCs w:val="20"/>
+              </w:rPr>
+              <w:t>8/9</w:t>
+            </w:r>
+          </w:p>
+        </w:tc>
+        <w:tc>
+          <w:tcPr>
+            <w:tcW w:w="1450" w:type="dxa"/>
+            <w:vAlign w:val="top"/>
+          </w:tcPr>
+          <w:p>
+            <w:pPr>
+              <w:pStyle w:val="15"/>
+              <w:keepNext w:val="0"/>
+              <w:keepLines w:val="0"/>
+              <w:widowControl/>
+              <w:suppressLineNumbers w:val="0"/>
+              <w:kinsoku/>
+              <w:wordWrap/>
+              <w:overflowPunct/>
+              <w:ind w:left="0" w:leftChars="0" w:right="0" w:rightChars="0"/>
+              <w:jc w:val="center"/>
+              <w:rPr>
+                <w:rFonts w:hint="default" w:ascii="Times New Roman" w:hAnsi="Times New Roman" w:cs="Times New Roman"/>
+                <w:color w:val="000000"/>
+                <w:kern w:val="0"/>
+                <w:sz w:val="20"/>
+                <w:szCs w:val="20"/>
+                <w:vertAlign w:val="baseline"/>
+                <w:lang w:val="en-US" w:eastAsia="zh-CN" w:bidi="ar"/>
+              </w:rPr>
+            </w:pPr>
+            <w:r>
+              <w:rPr>
+                <w:rFonts w:hint="default" w:ascii="Times New Roman" w:hAnsi="Times New Roman" w:eastAsia="Cambria" w:cs="Times New Roman"/>
+                <w:color w:val="000000"/>
+                <w:sz w:val="20"/>
+                <w:szCs w:val="20"/>
+              </w:rPr>
+              <w:t>94/150</w:t>
+            </w:r>
+          </w:p>
+        </w:tc>
+        <w:tc>
+          <w:tcPr>
+            <w:tcW w:w="1750" w:type="dxa"/>
+            <w:vAlign w:val="top"/>
+          </w:tcPr>
+          <w:p>
+            <w:pPr>
+              <w:pStyle w:val="15"/>
+              <w:keepNext w:val="0"/>
+              <w:keepLines w:val="0"/>
+              <w:widowControl/>
+              <w:suppressLineNumbers w:val="0"/>
+              <w:kinsoku/>
+              <w:wordWrap/>
+              <w:overflowPunct/>
+              <w:ind w:left="0" w:leftChars="0" w:right="0" w:rightChars="0"/>
+              <w:jc w:val="center"/>
+              <w:rPr>
+                <w:rFonts w:hint="default" w:ascii="Times New Roman" w:hAnsi="Times New Roman" w:cs="Times New Roman"/>
+                <w:color w:val="000000"/>
+                <w:kern w:val="0"/>
+                <w:sz w:val="20"/>
+                <w:szCs w:val="20"/>
+                <w:vertAlign w:val="baseline"/>
+                <w:lang w:val="en-US" w:eastAsia="zh-CN" w:bidi="ar"/>
+              </w:rPr>
+            </w:pPr>
+            <w:r>
+              <w:rPr>
+                <w:rFonts w:hint="default" w:ascii="Times New Roman" w:hAnsi="Times New Roman" w:eastAsia="Cambria" w:cs="Times New Roman"/>
+                <w:color w:val="000000"/>
+                <w:sz w:val="20"/>
+                <w:szCs w:val="20"/>
+              </w:rPr>
+              <w:t>220/300</w:t>
+            </w:r>
+          </w:p>
+        </w:tc>
+        <w:tc>
+          <w:tcPr>
+            <w:tcW w:w="1737" w:type="dxa"/>
+            <w:vAlign w:val="top"/>
+          </w:tcPr>
+          <w:p>
+            <w:pPr>
+              <w:pStyle w:val="15"/>
+              <w:keepNext w:val="0"/>
+              <w:keepLines w:val="0"/>
+              <w:widowControl/>
+              <w:suppressLineNumbers w:val="0"/>
+              <w:kinsoku/>
+              <w:wordWrap/>
+              <w:overflowPunct/>
+              <w:ind w:left="0" w:leftChars="0" w:right="0" w:rightChars="0"/>
+              <w:jc w:val="center"/>
+              <w:rPr>
+                <w:rFonts w:hint="default" w:ascii="Times New Roman" w:hAnsi="Times New Roman" w:cs="Times New Roman"/>
+                <w:color w:val="000000"/>
+                <w:kern w:val="0"/>
+                <w:sz w:val="20"/>
+                <w:szCs w:val="20"/>
+                <w:vertAlign w:val="baseline"/>
+                <w:lang w:val="en-US" w:eastAsia="zh-CN" w:bidi="ar"/>
+              </w:rPr>
+            </w:pPr>
+            <w:r>
+              <w:rPr>
+                <w:rFonts w:hint="default" w:ascii="Times New Roman" w:hAnsi="Times New Roman" w:eastAsia="Cambria" w:cs="Times New Roman"/>
+                <w:color w:val="000000"/>
+                <w:sz w:val="20"/>
+                <w:szCs w:val="20"/>
+              </w:rPr>
+              <w:t>77</w:t>
+            </w:r>
+          </w:p>
+        </w:tc>
+        <w:tc>
+          <w:tcPr>
+            <w:tcW w:w="1413" w:type="dxa"/>
+            <w:vAlign w:val="top"/>
+          </w:tcPr>
+          <w:p>
+            <w:pPr>
+              <w:pStyle w:val="15"/>
+              <w:keepNext w:val="0"/>
+              <w:keepLines w:val="0"/>
+              <w:widowControl/>
+              <w:suppressLineNumbers w:val="0"/>
+              <w:kinsoku/>
+              <w:wordWrap/>
+              <w:overflowPunct/>
+              <w:ind w:left="0" w:leftChars="0" w:right="0" w:rightChars="0"/>
+              <w:jc w:val="center"/>
+              <w:rPr>
+                <w:rFonts w:hint="default" w:ascii="Times New Roman" w:hAnsi="Times New Roman" w:cs="Times New Roman"/>
+                <w:color w:val="000000"/>
+                <w:kern w:val="0"/>
+                <w:sz w:val="20"/>
+                <w:szCs w:val="20"/>
+                <w:vertAlign w:val="baseline"/>
+                <w:lang w:val="en-US" w:eastAsia="zh-CN" w:bidi="ar"/>
+              </w:rPr>
+            </w:pPr>
+            <w:r>
+              <w:rPr>
+                <w:rFonts w:hint="default" w:ascii="Times New Roman" w:hAnsi="Times New Roman" w:eastAsia="Cambria" w:cs="Times New Roman"/>
+                <w:color w:val="000000"/>
+                <w:sz w:val="20"/>
+                <w:szCs w:val="20"/>
+              </w:rPr>
+              <w:t>99.86</w:t>
+            </w:r>
+          </w:p>
+        </w:tc>
+      </w:tr>
+      <w:tr>
+        <w:tblPrEx>
+          <w:tblBorders>
+            <w:top w:val="single" w:color="auto" w:sz="4" w:space="0"/>
+            <w:left w:val="single" w:color="auto" w:sz="4" w:space="0"/>
+            <w:bottom w:val="single" w:color="auto" w:sz="4" w:space="0"/>
+            <w:right w:val="single" w:color="auto" w:sz="4" w:space="0"/>
+            <w:insideH w:val="single" w:color="auto" w:sz="4" w:space="0"/>
+            <w:insideV w:val="single" w:color="auto" w:sz="4" w:space="0"/>
+          </w:tblBorders>
+          <w:tblCellMar>
+            <w:top w:w="0" w:type="dxa"/>
+            <w:left w:w="108" w:type="dxa"/>
+            <w:bottom w:w="0" w:type="dxa"/>
+            <w:right w:w="108" w:type="dxa"/>
+          </w:tblCellMar>
+        </w:tblPrEx>
+        <w:trPr>
+          <w:trHeight w:val="226" w:hRule="atLeast"/>
+        </w:trPr>
+        <w:tc>
+          <w:tcPr>
+            <w:tcW w:w="2016" w:type="dxa"/>
           </w:tcPr>
           <w:p>
             <w:pPr>
@@ -16927,32 +16225,243 @@
               <w:suppressLineNumbers w:val="0"/>
               <w:jc w:val="left"/>
               <w:rPr>
-                <w:rFonts w:hint="default" w:ascii="Times New Roman" w:hAnsi="Times New Roman" w:eastAsia="SimSun" w:cs="Times New Roman"/>
+                <w:rFonts w:hint="default" w:ascii="Times New Roman" w:hAnsi="Times New Roman" w:cs="Times New Roman"/>
                 <w:color w:val="000000"/>
                 <w:kern w:val="0"/>
-                <w:sz w:val="18"/>
-                <w:szCs w:val="18"/>
+                <w:sz w:val="20"/>
+                <w:szCs w:val="20"/>
                 <w:vertAlign w:val="baseline"/>
                 <w:lang w:val="en-US" w:eastAsia="zh-CN" w:bidi="ar"/>
               </w:rPr>
             </w:pPr>
             <w:r>
               <w:rPr>
-                <w:rFonts w:hint="default" w:cs="Times New Roman"/>
+                <w:rFonts w:hint="default" w:ascii="Times New Roman" w:hAnsi="Times New Roman" w:cs="Times New Roman"/>
                 <w:color w:val="000000"/>
                 <w:kern w:val="0"/>
-                <w:sz w:val="18"/>
-                <w:szCs w:val="18"/>
+                <w:sz w:val="20"/>
+                <w:szCs w:val="20"/>
                 <w:vertAlign w:val="baseline"/>
                 <w:lang w:val="en-US" w:eastAsia="zh-CN" w:bidi="ar"/>
               </w:rPr>
-              <w:t>Hetrogeneous</w:t>
+              <w:t>FCM</w:t>
             </w:r>
           </w:p>
         </w:tc>
         <w:tc>
           <w:tcPr>
-            <w:tcW w:w="1307" w:type="dxa"/>
+            <w:tcW w:w="1675" w:type="dxa"/>
+            <w:vAlign w:val="top"/>
+          </w:tcPr>
+          <w:p>
+            <w:pPr>
+              <w:pStyle w:val="15"/>
+              <w:keepNext w:val="0"/>
+              <w:keepLines w:val="0"/>
+              <w:widowControl/>
+              <w:suppressLineNumbers w:val="0"/>
+              <w:kinsoku/>
+              <w:wordWrap/>
+              <w:overflowPunct/>
+              <w:ind w:left="0" w:leftChars="0" w:right="0" w:rightChars="0"/>
+              <w:jc w:val="center"/>
+              <w:rPr>
+                <w:rFonts w:hint="default" w:ascii="Times New Roman" w:hAnsi="Times New Roman" w:cs="Times New Roman"/>
+                <w:color w:val="000000"/>
+                <w:kern w:val="0"/>
+                <w:sz w:val="20"/>
+                <w:szCs w:val="20"/>
+                <w:vertAlign w:val="baseline"/>
+                <w:lang w:val="en-US" w:eastAsia="zh-CN" w:bidi="ar"/>
+              </w:rPr>
+            </w:pPr>
+            <w:r>
+              <w:rPr>
+                <w:rFonts w:hint="default" w:ascii="Times New Roman" w:hAnsi="Times New Roman" w:eastAsia="Cambria" w:cs="Times New Roman"/>
+                <w:color w:val="000000"/>
+                <w:sz w:val="20"/>
+                <w:szCs w:val="20"/>
+              </w:rPr>
+              <w:t>7/9</w:t>
+            </w:r>
+          </w:p>
+        </w:tc>
+        <w:tc>
+          <w:tcPr>
+            <w:tcW w:w="1450" w:type="dxa"/>
+            <w:vAlign w:val="top"/>
+          </w:tcPr>
+          <w:p>
+            <w:pPr>
+              <w:pStyle w:val="15"/>
+              <w:keepNext w:val="0"/>
+              <w:keepLines w:val="0"/>
+              <w:widowControl/>
+              <w:suppressLineNumbers w:val="0"/>
+              <w:kinsoku/>
+              <w:wordWrap/>
+              <w:overflowPunct/>
+              <w:ind w:left="0" w:leftChars="0" w:right="0" w:rightChars="0"/>
+              <w:jc w:val="center"/>
+              <w:rPr>
+                <w:rFonts w:hint="default" w:ascii="Times New Roman" w:hAnsi="Times New Roman" w:cs="Times New Roman"/>
+                <w:color w:val="000000"/>
+                <w:kern w:val="0"/>
+                <w:sz w:val="20"/>
+                <w:szCs w:val="20"/>
+                <w:vertAlign w:val="baseline"/>
+                <w:lang w:val="en-US" w:eastAsia="zh-CN" w:bidi="ar"/>
+              </w:rPr>
+            </w:pPr>
+            <w:r>
+              <w:rPr>
+                <w:rFonts w:hint="default" w:ascii="Times New Roman" w:hAnsi="Times New Roman" w:eastAsia="Cambria" w:cs="Times New Roman"/>
+                <w:color w:val="000000"/>
+                <w:sz w:val="20"/>
+                <w:szCs w:val="20"/>
+              </w:rPr>
+              <w:t>107/150</w:t>
+            </w:r>
+          </w:p>
+        </w:tc>
+        <w:tc>
+          <w:tcPr>
+            <w:tcW w:w="1750" w:type="dxa"/>
+            <w:vAlign w:val="top"/>
+          </w:tcPr>
+          <w:p>
+            <w:pPr>
+              <w:pStyle w:val="15"/>
+              <w:keepNext w:val="0"/>
+              <w:keepLines w:val="0"/>
+              <w:widowControl/>
+              <w:suppressLineNumbers w:val="0"/>
+              <w:kinsoku/>
+              <w:wordWrap/>
+              <w:overflowPunct/>
+              <w:ind w:left="0" w:leftChars="0" w:right="0" w:rightChars="0"/>
+              <w:jc w:val="center"/>
+              <w:rPr>
+                <w:rFonts w:hint="default" w:ascii="Times New Roman" w:hAnsi="Times New Roman" w:cs="Times New Roman"/>
+                <w:color w:val="000000"/>
+                <w:kern w:val="0"/>
+                <w:sz w:val="20"/>
+                <w:szCs w:val="20"/>
+                <w:vertAlign w:val="baseline"/>
+                <w:lang w:val="en-US" w:eastAsia="zh-CN" w:bidi="ar"/>
+              </w:rPr>
+            </w:pPr>
+            <w:r>
+              <w:rPr>
+                <w:rFonts w:hint="default" w:ascii="Times New Roman" w:hAnsi="Times New Roman" w:eastAsia="Cambria" w:cs="Times New Roman"/>
+                <w:color w:val="000000"/>
+                <w:sz w:val="20"/>
+                <w:szCs w:val="20"/>
+              </w:rPr>
+              <w:t>240/300</w:t>
+            </w:r>
+          </w:p>
+        </w:tc>
+        <w:tc>
+          <w:tcPr>
+            <w:tcW w:w="1737" w:type="dxa"/>
+            <w:vAlign w:val="top"/>
+          </w:tcPr>
+          <w:p>
+            <w:pPr>
+              <w:pStyle w:val="15"/>
+              <w:keepNext w:val="0"/>
+              <w:keepLines w:val="0"/>
+              <w:widowControl/>
+              <w:suppressLineNumbers w:val="0"/>
+              <w:kinsoku/>
+              <w:wordWrap/>
+              <w:overflowPunct/>
+              <w:ind w:left="0" w:leftChars="0" w:right="0" w:rightChars="0"/>
+              <w:jc w:val="center"/>
+              <w:rPr>
+                <w:rFonts w:hint="default" w:ascii="Times New Roman" w:hAnsi="Times New Roman" w:cs="Times New Roman"/>
+                <w:color w:val="000000"/>
+                <w:kern w:val="0"/>
+                <w:sz w:val="20"/>
+                <w:szCs w:val="20"/>
+                <w:vertAlign w:val="baseline"/>
+                <w:lang w:val="en-US" w:eastAsia="zh-CN" w:bidi="ar"/>
+              </w:rPr>
+            </w:pPr>
+            <w:r>
+              <w:rPr>
+                <w:rFonts w:hint="default" w:ascii="Times New Roman" w:hAnsi="Times New Roman" w:eastAsia="Cambria" w:cs="Times New Roman"/>
+                <w:color w:val="000000"/>
+                <w:sz w:val="20"/>
+                <w:szCs w:val="20"/>
+              </w:rPr>
+              <w:t>80</w:t>
+            </w:r>
+          </w:p>
+        </w:tc>
+        <w:tc>
+          <w:tcPr>
+            <w:tcW w:w="1413" w:type="dxa"/>
+            <w:vAlign w:val="top"/>
+          </w:tcPr>
+          <w:p>
+            <w:pPr>
+              <w:pStyle w:val="15"/>
+              <w:keepNext w:val="0"/>
+              <w:keepLines w:val="0"/>
+              <w:widowControl/>
+              <w:suppressLineNumbers w:val="0"/>
+              <w:kinsoku/>
+              <w:wordWrap/>
+              <w:overflowPunct/>
+              <w:ind w:left="0" w:leftChars="0" w:right="0" w:rightChars="0"/>
+              <w:jc w:val="center"/>
+              <w:rPr>
+                <w:rFonts w:hint="default" w:ascii="Times New Roman" w:hAnsi="Times New Roman" w:cs="Times New Roman"/>
+                <w:color w:val="000000"/>
+                <w:kern w:val="0"/>
+                <w:sz w:val="20"/>
+                <w:szCs w:val="20"/>
+                <w:vertAlign w:val="baseline"/>
+                <w:lang w:val="en-US" w:eastAsia="zh-CN" w:bidi="ar"/>
+              </w:rPr>
+            </w:pPr>
+            <w:r>
+              <w:rPr>
+                <w:rFonts w:hint="default" w:ascii="Times New Roman" w:hAnsi="Times New Roman" w:eastAsia="Cambria" w:cs="Times New Roman"/>
+                <w:color w:val="000000"/>
+                <w:sz w:val="20"/>
+                <w:szCs w:val="20"/>
+              </w:rPr>
+              <w:t>99.52</w:t>
+            </w:r>
+          </w:p>
+        </w:tc>
+      </w:tr>
+      <w:tr>
+        <w:tblPrEx>
+          <w:tblBorders>
+            <w:top w:val="single" w:color="auto" w:sz="4" w:space="0"/>
+            <w:left w:val="single" w:color="auto" w:sz="4" w:space="0"/>
+            <w:bottom w:val="single" w:color="auto" w:sz="4" w:space="0"/>
+            <w:right w:val="single" w:color="auto" w:sz="4" w:space="0"/>
+            <w:insideH w:val="single" w:color="auto" w:sz="4" w:space="0"/>
+            <w:insideV w:val="single" w:color="auto" w:sz="4" w:space="0"/>
+          </w:tblBorders>
+          <w:tblCellMar>
+            <w:top w:w="0" w:type="dxa"/>
+            <w:left w:w="108" w:type="dxa"/>
+            <w:bottom w:w="0" w:type="dxa"/>
+            <w:right w:w="108" w:type="dxa"/>
+          </w:tblCellMar>
+        </w:tblPrEx>
+        <w:trPr>
+          <w:trHeight w:val="226" w:hRule="atLeast"/>
+        </w:trPr>
+        <w:tc>
+          <w:tcPr>
+            <w:tcW w:w="2016" w:type="dxa"/>
           </w:tcPr>
           <w:p>
             <w:pPr>
@@ -16962,32 +16471,243 @@
               <w:suppressLineNumbers w:val="0"/>
               <w:jc w:val="left"/>
               <w:rPr>
-                <w:rFonts w:hint="default" w:ascii="Times New Roman" w:hAnsi="Times New Roman" w:eastAsia="SimSun" w:cs="Times New Roman"/>
+                <w:rFonts w:hint="default" w:ascii="Times New Roman" w:hAnsi="Times New Roman" w:cs="Times New Roman"/>
                 <w:color w:val="000000"/>
                 <w:kern w:val="0"/>
-                <w:sz w:val="18"/>
-                <w:szCs w:val="18"/>
+                <w:sz w:val="20"/>
+                <w:szCs w:val="20"/>
                 <w:vertAlign w:val="baseline"/>
                 <w:lang w:val="en-US" w:eastAsia="zh-CN" w:bidi="ar"/>
               </w:rPr>
             </w:pPr>
             <w:r>
               <w:rPr>
-                <w:rFonts w:hint="default" w:cs="Times New Roman"/>
+                <w:rFonts w:hint="default" w:ascii="Times New Roman" w:hAnsi="Times New Roman" w:cs="Times New Roman"/>
                 <w:color w:val="000000"/>
                 <w:kern w:val="0"/>
-                <w:sz w:val="18"/>
-                <w:szCs w:val="18"/>
+                <w:sz w:val="20"/>
+                <w:szCs w:val="20"/>
                 <w:vertAlign w:val="baseline"/>
                 <w:lang w:val="en-US" w:eastAsia="zh-CN" w:bidi="ar"/>
               </w:rPr>
-              <w:t>Hetrogeneous</w:t>
+              <w:t>RLHC (Centralized)</w:t>
             </w:r>
           </w:p>
         </w:tc>
         <w:tc>
           <w:tcPr>
-            <w:tcW w:w="1228" w:type="dxa"/>
+            <w:tcW w:w="1675" w:type="dxa"/>
+            <w:vAlign w:val="top"/>
+          </w:tcPr>
+          <w:p>
+            <w:pPr>
+              <w:pStyle w:val="15"/>
+              <w:keepNext w:val="0"/>
+              <w:keepLines w:val="0"/>
+              <w:widowControl/>
+              <w:suppressLineNumbers w:val="0"/>
+              <w:kinsoku/>
+              <w:wordWrap/>
+              <w:overflowPunct/>
+              <w:ind w:left="0" w:leftChars="0" w:right="0" w:rightChars="0"/>
+              <w:jc w:val="center"/>
+              <w:rPr>
+                <w:rFonts w:hint="default" w:ascii="Times New Roman" w:hAnsi="Times New Roman" w:cs="Times New Roman"/>
+                <w:color w:val="000000"/>
+                <w:kern w:val="0"/>
+                <w:sz w:val="20"/>
+                <w:szCs w:val="20"/>
+                <w:vertAlign w:val="baseline"/>
+                <w:lang w:val="en-US" w:eastAsia="zh-CN" w:bidi="ar"/>
+              </w:rPr>
+            </w:pPr>
+            <w:r>
+              <w:rPr>
+                <w:rFonts w:hint="default" w:ascii="Times New Roman" w:hAnsi="Times New Roman" w:eastAsia="Cambria" w:cs="Times New Roman"/>
+                <w:color w:val="000000"/>
+                <w:sz w:val="20"/>
+                <w:szCs w:val="20"/>
+              </w:rPr>
+              <w:t>9/9</w:t>
+            </w:r>
+          </w:p>
+        </w:tc>
+        <w:tc>
+          <w:tcPr>
+            <w:tcW w:w="1450" w:type="dxa"/>
+            <w:vAlign w:val="top"/>
+          </w:tcPr>
+          <w:p>
+            <w:pPr>
+              <w:pStyle w:val="15"/>
+              <w:keepNext w:val="0"/>
+              <w:keepLines w:val="0"/>
+              <w:widowControl/>
+              <w:suppressLineNumbers w:val="0"/>
+              <w:kinsoku/>
+              <w:wordWrap/>
+              <w:overflowPunct/>
+              <w:ind w:left="0" w:leftChars="0" w:right="0" w:rightChars="0"/>
+              <w:jc w:val="center"/>
+              <w:rPr>
+                <w:rFonts w:hint="default" w:ascii="Times New Roman" w:hAnsi="Times New Roman" w:cs="Times New Roman"/>
+                <w:color w:val="000000"/>
+                <w:kern w:val="0"/>
+                <w:sz w:val="20"/>
+                <w:szCs w:val="20"/>
+                <w:vertAlign w:val="baseline"/>
+                <w:lang w:val="en-US" w:eastAsia="zh-CN" w:bidi="ar"/>
+              </w:rPr>
+            </w:pPr>
+            <w:r>
+              <w:rPr>
+                <w:rFonts w:hint="default" w:ascii="Times New Roman" w:hAnsi="Times New Roman" w:eastAsia="Cambria" w:cs="Times New Roman"/>
+                <w:color w:val="000000"/>
+                <w:sz w:val="20"/>
+                <w:szCs w:val="20"/>
+              </w:rPr>
+              <w:t>55/150</w:t>
+            </w:r>
+          </w:p>
+        </w:tc>
+        <w:tc>
+          <w:tcPr>
+            <w:tcW w:w="1750" w:type="dxa"/>
+            <w:vAlign w:val="top"/>
+          </w:tcPr>
+          <w:p>
+            <w:pPr>
+              <w:pStyle w:val="15"/>
+              <w:keepNext w:val="0"/>
+              <w:keepLines w:val="0"/>
+              <w:widowControl/>
+              <w:suppressLineNumbers w:val="0"/>
+              <w:kinsoku/>
+              <w:wordWrap/>
+              <w:overflowPunct/>
+              <w:ind w:left="0" w:leftChars="0" w:right="0" w:rightChars="0"/>
+              <w:jc w:val="center"/>
+              <w:rPr>
+                <w:rFonts w:hint="default" w:ascii="Times New Roman" w:hAnsi="Times New Roman" w:cs="Times New Roman"/>
+                <w:color w:val="000000"/>
+                <w:kern w:val="0"/>
+                <w:sz w:val="20"/>
+                <w:szCs w:val="20"/>
+                <w:vertAlign w:val="baseline"/>
+                <w:lang w:val="en-US" w:eastAsia="zh-CN" w:bidi="ar"/>
+              </w:rPr>
+            </w:pPr>
+            <w:r>
+              <w:rPr>
+                <w:rFonts w:hint="default" w:ascii="Times New Roman" w:hAnsi="Times New Roman" w:eastAsia="Cambria" w:cs="Times New Roman"/>
+                <w:color w:val="000000"/>
+                <w:sz w:val="20"/>
+                <w:szCs w:val="20"/>
+              </w:rPr>
+              <w:t>197/300</w:t>
+            </w:r>
+          </w:p>
+        </w:tc>
+        <w:tc>
+          <w:tcPr>
+            <w:tcW w:w="1737" w:type="dxa"/>
+            <w:vAlign w:val="top"/>
+          </w:tcPr>
+          <w:p>
+            <w:pPr>
+              <w:pStyle w:val="15"/>
+              <w:keepNext w:val="0"/>
+              <w:keepLines w:val="0"/>
+              <w:widowControl/>
+              <w:suppressLineNumbers w:val="0"/>
+              <w:kinsoku/>
+              <w:wordWrap/>
+              <w:overflowPunct/>
+              <w:ind w:left="0" w:leftChars="0" w:right="0" w:rightChars="0"/>
+              <w:jc w:val="center"/>
+              <w:rPr>
+                <w:rFonts w:hint="default" w:ascii="Times New Roman" w:hAnsi="Times New Roman" w:cs="Times New Roman"/>
+                <w:color w:val="000000"/>
+                <w:kern w:val="0"/>
+                <w:sz w:val="20"/>
+                <w:szCs w:val="20"/>
+                <w:vertAlign w:val="baseline"/>
+                <w:lang w:val="en-US" w:eastAsia="zh-CN" w:bidi="ar"/>
+              </w:rPr>
+            </w:pPr>
+            <w:r>
+              <w:rPr>
+                <w:rFonts w:hint="default" w:ascii="Times New Roman" w:hAnsi="Times New Roman" w:eastAsia="Cambria" w:cs="Times New Roman"/>
+                <w:color w:val="000000"/>
+                <w:sz w:val="20"/>
+                <w:szCs w:val="20"/>
+              </w:rPr>
+              <w:t>133</w:t>
+            </w:r>
+          </w:p>
+        </w:tc>
+        <w:tc>
+          <w:tcPr>
+            <w:tcW w:w="1413" w:type="dxa"/>
+            <w:vAlign w:val="top"/>
+          </w:tcPr>
+          <w:p>
+            <w:pPr>
+              <w:pStyle w:val="15"/>
+              <w:keepNext w:val="0"/>
+              <w:keepLines w:val="0"/>
+              <w:widowControl/>
+              <w:suppressLineNumbers w:val="0"/>
+              <w:kinsoku/>
+              <w:wordWrap/>
+              <w:overflowPunct/>
+              <w:ind w:left="0" w:leftChars="0" w:right="0" w:rightChars="0"/>
+              <w:jc w:val="center"/>
+              <w:rPr>
+                <w:rFonts w:hint="default" w:ascii="Times New Roman" w:hAnsi="Times New Roman" w:cs="Times New Roman"/>
+                <w:color w:val="000000"/>
+                <w:kern w:val="0"/>
+                <w:sz w:val="20"/>
+                <w:szCs w:val="20"/>
+                <w:vertAlign w:val="baseline"/>
+                <w:lang w:val="en-US" w:eastAsia="zh-CN" w:bidi="ar"/>
+              </w:rPr>
+            </w:pPr>
+            <w:r>
+              <w:rPr>
+                <w:rFonts w:hint="default" w:ascii="Times New Roman" w:hAnsi="Times New Roman" w:eastAsia="Cambria" w:cs="Times New Roman"/>
+                <w:color w:val="000000"/>
+                <w:sz w:val="20"/>
+                <w:szCs w:val="20"/>
+              </w:rPr>
+              <w:t>99.92</w:t>
+            </w:r>
+          </w:p>
+        </w:tc>
+      </w:tr>
+      <w:tr>
+        <w:tblPrEx>
+          <w:tblBorders>
+            <w:top w:val="single" w:color="auto" w:sz="4" w:space="0"/>
+            <w:left w:val="single" w:color="auto" w:sz="4" w:space="0"/>
+            <w:bottom w:val="single" w:color="auto" w:sz="4" w:space="0"/>
+            <w:right w:val="single" w:color="auto" w:sz="4" w:space="0"/>
+            <w:insideH w:val="single" w:color="auto" w:sz="4" w:space="0"/>
+            <w:insideV w:val="single" w:color="auto" w:sz="4" w:space="0"/>
+          </w:tblBorders>
+          <w:tblCellMar>
+            <w:top w:w="0" w:type="dxa"/>
+            <w:left w:w="108" w:type="dxa"/>
+            <w:bottom w:w="0" w:type="dxa"/>
+            <w:right w:w="108" w:type="dxa"/>
+          </w:tblCellMar>
+        </w:tblPrEx>
+        <w:trPr>
+          <w:trHeight w:val="226" w:hRule="atLeast"/>
+        </w:trPr>
+        <w:tc>
+          <w:tcPr>
+            <w:tcW w:w="2016" w:type="dxa"/>
           </w:tcPr>
           <w:p>
             <w:pPr>
@@ -16997,26 +16717,216 @@
               <w:suppressLineNumbers w:val="0"/>
               <w:jc w:val="left"/>
               <w:rPr>
-                <w:rFonts w:hint="default" w:ascii="Times New Roman" w:hAnsi="Times New Roman" w:eastAsia="SimSun" w:cs="Times New Roman"/>
+                <w:rFonts w:hint="default" w:ascii="Times New Roman" w:hAnsi="Times New Roman" w:cs="Times New Roman"/>
                 <w:color w:val="000000"/>
                 <w:kern w:val="0"/>
-                <w:sz w:val="18"/>
-                <w:szCs w:val="18"/>
+                <w:sz w:val="20"/>
+                <w:szCs w:val="20"/>
                 <w:vertAlign w:val="baseline"/>
                 <w:lang w:val="en-US" w:eastAsia="zh-CN" w:bidi="ar"/>
               </w:rPr>
             </w:pPr>
             <w:r>
               <w:rPr>
-                <w:rFonts w:hint="default" w:cs="Times New Roman"/>
+                <w:rFonts w:hint="default" w:ascii="Times New Roman" w:hAnsi="Times New Roman" w:cs="Times New Roman"/>
                 <w:color w:val="000000"/>
                 <w:kern w:val="0"/>
-                <w:sz w:val="18"/>
-                <w:szCs w:val="18"/>
+                <w:sz w:val="20"/>
+                <w:szCs w:val="20"/>
                 <w:vertAlign w:val="baseline"/>
                 <w:lang w:val="en-US" w:eastAsia="zh-CN" w:bidi="ar"/>
               </w:rPr>
-              <w:t>Hetrogeneous</w:t>
+              <w:t>RLHC (Federated)</w:t>
+            </w:r>
+          </w:p>
+        </w:tc>
+        <w:tc>
+          <w:tcPr>
+            <w:tcW w:w="1675" w:type="dxa"/>
+            <w:vAlign w:val="top"/>
+          </w:tcPr>
+          <w:p>
+            <w:pPr>
+              <w:pStyle w:val="15"/>
+              <w:keepNext w:val="0"/>
+              <w:keepLines w:val="0"/>
+              <w:widowControl/>
+              <w:suppressLineNumbers w:val="0"/>
+              <w:kinsoku/>
+              <w:wordWrap/>
+              <w:overflowPunct/>
+              <w:ind w:left="0" w:leftChars="0" w:right="0" w:rightChars="0"/>
+              <w:jc w:val="center"/>
+              <w:rPr>
+                <w:rFonts w:hint="default" w:ascii="Times New Roman" w:hAnsi="Times New Roman" w:cs="Times New Roman"/>
+                <w:color w:val="000000"/>
+                <w:kern w:val="0"/>
+                <w:sz w:val="20"/>
+                <w:szCs w:val="20"/>
+                <w:vertAlign w:val="baseline"/>
+                <w:lang w:val="en-US" w:eastAsia="zh-CN" w:bidi="ar"/>
+              </w:rPr>
+            </w:pPr>
+            <w:r>
+              <w:rPr>
+                <w:rFonts w:hint="default" w:ascii="Times New Roman" w:hAnsi="Times New Roman" w:eastAsia="Cambria" w:cs="Times New Roman"/>
+                <w:color w:val="000000"/>
+                <w:sz w:val="20"/>
+                <w:szCs w:val="20"/>
+              </w:rPr>
+              <w:t>9/9</w:t>
+            </w:r>
+          </w:p>
+        </w:tc>
+        <w:tc>
+          <w:tcPr>
+            <w:tcW w:w="1450" w:type="dxa"/>
+            <w:vAlign w:val="top"/>
+          </w:tcPr>
+          <w:p>
+            <w:pPr>
+              <w:pStyle w:val="15"/>
+              <w:keepNext w:val="0"/>
+              <w:keepLines w:val="0"/>
+              <w:widowControl/>
+              <w:suppressLineNumbers w:val="0"/>
+              <w:kinsoku/>
+              <w:wordWrap/>
+              <w:overflowPunct/>
+              <w:ind w:left="0" w:leftChars="0" w:right="0" w:rightChars="0"/>
+              <w:jc w:val="center"/>
+              <w:rPr>
+                <w:rFonts w:hint="default" w:ascii="Times New Roman" w:hAnsi="Times New Roman" w:cs="Times New Roman"/>
+                <w:color w:val="000000"/>
+                <w:kern w:val="0"/>
+                <w:sz w:val="20"/>
+                <w:szCs w:val="20"/>
+                <w:vertAlign w:val="baseline"/>
+                <w:lang w:val="en-US" w:eastAsia="zh-CN" w:bidi="ar"/>
+              </w:rPr>
+            </w:pPr>
+            <w:r>
+              <w:rPr>
+                <w:rFonts w:hint="default" w:ascii="Times New Roman" w:hAnsi="Times New Roman" w:eastAsia="Cambria" w:cs="Times New Roman"/>
+                <w:color w:val="000000"/>
+                <w:sz w:val="20"/>
+                <w:szCs w:val="20"/>
+              </w:rPr>
+              <w:t>62/150</w:t>
+            </w:r>
+          </w:p>
+        </w:tc>
+        <w:tc>
+          <w:tcPr>
+            <w:tcW w:w="1750" w:type="dxa"/>
+            <w:vAlign w:val="top"/>
+          </w:tcPr>
+          <w:p>
+            <w:pPr>
+              <w:pStyle w:val="15"/>
+              <w:keepNext w:val="0"/>
+              <w:keepLines w:val="0"/>
+              <w:widowControl/>
+              <w:suppressLineNumbers w:val="0"/>
+              <w:kinsoku/>
+              <w:wordWrap/>
+              <w:overflowPunct/>
+              <w:ind w:left="0" w:leftChars="0" w:right="0" w:rightChars="0"/>
+              <w:jc w:val="center"/>
+              <w:rPr>
+                <w:rFonts w:hint="default" w:ascii="Times New Roman" w:hAnsi="Times New Roman" w:cs="Times New Roman"/>
+                <w:color w:val="000000"/>
+                <w:kern w:val="0"/>
+                <w:sz w:val="20"/>
+                <w:szCs w:val="20"/>
+                <w:vertAlign w:val="baseline"/>
+                <w:lang w:val="en-US" w:eastAsia="zh-CN" w:bidi="ar"/>
+              </w:rPr>
+            </w:pPr>
+            <w:r>
+              <w:rPr>
+                <w:rFonts w:hint="default" w:ascii="Times New Roman" w:hAnsi="Times New Roman" w:eastAsia="Cambria" w:cs="Times New Roman"/>
+                <w:color w:val="000000"/>
+                <w:sz w:val="20"/>
+                <w:szCs w:val="20"/>
+              </w:rPr>
+              <w:t>214/300</w:t>
+            </w:r>
+          </w:p>
+        </w:tc>
+        <w:tc>
+          <w:tcPr>
+            <w:tcW w:w="1737" w:type="dxa"/>
+            <w:vAlign w:val="top"/>
+          </w:tcPr>
+          <w:p>
+            <w:pPr>
+              <w:pStyle w:val="15"/>
+              <w:keepNext w:val="0"/>
+              <w:keepLines w:val="0"/>
+              <w:widowControl/>
+              <w:suppressLineNumbers w:val="0"/>
+              <w:kinsoku/>
+              <w:wordWrap/>
+              <w:overflowPunct/>
+              <w:ind w:left="0" w:leftChars="0" w:right="0" w:rightChars="0"/>
+              <w:jc w:val="center"/>
+              <w:rPr>
+                <w:rFonts w:hint="default" w:ascii="Times New Roman" w:hAnsi="Times New Roman" w:cs="Times New Roman"/>
+                <w:color w:val="000000"/>
+                <w:kern w:val="0"/>
+                <w:sz w:val="20"/>
+                <w:szCs w:val="20"/>
+                <w:vertAlign w:val="baseline"/>
+                <w:lang w:val="en-US" w:eastAsia="zh-CN" w:bidi="ar"/>
+              </w:rPr>
+            </w:pPr>
+            <w:r>
+              <w:rPr>
+                <w:rFonts w:hint="default" w:ascii="Times New Roman" w:hAnsi="Times New Roman" w:eastAsia="Cambria" w:cs="Times New Roman"/>
+                <w:color w:val="000000"/>
+                <w:sz w:val="20"/>
+                <w:szCs w:val="20"/>
+              </w:rPr>
+              <w:t>118</w:t>
+            </w:r>
+          </w:p>
+        </w:tc>
+        <w:tc>
+          <w:tcPr>
+            <w:tcW w:w="1413" w:type="dxa"/>
+            <w:vAlign w:val="top"/>
+          </w:tcPr>
+          <w:p>
+            <w:pPr>
+              <w:pStyle w:val="15"/>
+              <w:keepNext w:val="0"/>
+              <w:keepLines w:val="0"/>
+              <w:widowControl/>
+              <w:suppressLineNumbers w:val="0"/>
+              <w:kinsoku/>
+              <w:wordWrap/>
+              <w:overflowPunct/>
+              <w:ind w:left="0" w:leftChars="0" w:right="0" w:rightChars="0"/>
+              <w:jc w:val="center"/>
+              <w:rPr>
+                <w:rFonts w:hint="default" w:ascii="Times New Roman" w:hAnsi="Times New Roman" w:cs="Times New Roman"/>
+                <w:color w:val="000000"/>
+                <w:kern w:val="0"/>
+                <w:sz w:val="20"/>
+                <w:szCs w:val="20"/>
+                <w:vertAlign w:val="baseline"/>
+                <w:lang w:val="en-US" w:eastAsia="zh-CN" w:bidi="ar"/>
+              </w:rPr>
+            </w:pPr>
+            <w:r>
+              <w:rPr>
+                <w:rFonts w:hint="default" w:ascii="Times New Roman" w:hAnsi="Times New Roman" w:eastAsia="Cambria" w:cs="Times New Roman"/>
+                <w:color w:val="000000"/>
+                <w:sz w:val="20"/>
+                <w:szCs w:val="20"/>
+              </w:rPr>
+              <w:t>99.95</w:t>
             </w:r>
           </w:p>
         </w:tc>
@@ -17035,21 +16945,6 @@
           <w:rFonts w:hint="default"/>
           <w:lang w:val="en-US"/>
         </w:rPr>
-      </w:pPr>
-    </w:p>
-    <w:p>
-      <w:pPr>
-        <w:pStyle w:val="9"/>
-        <w:numPr>
-          <w:ilvl w:val="0"/>
-          <w:numId w:val="0"/>
-        </w:numPr>
-        <w:bidi w:val="0"/>
-        <w:ind w:leftChars="0"/>
-        <w:rPr>
-          <w:rFonts w:hint="default"/>
-          <w:lang w:val="en-US"/>
-        </w:rPr>
         <w:sectPr>
           <w:type w:val="continuous"/>
           <w:pgSz w:w="11906" w:h="16838"/>
@@ -17073,7 +16968,7 @@
           <w:rFonts w:hint="default"/>
           <w:lang w:val="en-US"/>
         </w:rPr>
-        <w:t>As shown in Table 3, the RLHC protocol shows noticeable improvements over earlier clustering and optimization based routing techniques in nearly every important performance metric. RLHC achieves the highest network lifetime (7128 rounds), lowest energy consumption (360 J) superior packet delivery ratio (99.88%) and highest throughput (75000), which demonstrating its ability to maintain reliable communication and balanced energy utilization. Also, the delayed occurrence of the first and last node deaths highlights the protocol’s enhanced stability and robustness in heterogeneous environments. These results collectively validate the effectiveness of the RLHC  in WSNs.</w:t>
+        <w:t>As shown in Table 3, the RLHC protocol shows noticeable improvements over earlier clustering and optimization based routing techniques in every important performance metric and collectively validate the effectiveness of the RLHC  in WSNs.</w:t>
       </w:r>
     </w:p>
     <w:p>
@@ -17143,14 +17038,14 @@
           <w:bCs w:val="0"/>
           <w:lang w:val="en-US"/>
         </w:rPr>
-        <w:t>In this study, RLHC protocol was proposed to improve the energy efficiency and lifetime of heterogeneous WSNs</w:t>
-      </w:r>
-      <w:r>
-        <w:rPr>
-          <w:rFonts w:hint="default"/>
-          <w:lang w:val="en-US"/>
-        </w:rPr>
-        <w:t>. By integrating Q-learning with multi layered optimization mechanisms, RLHC dynamically adapts to network conditions and optimizes CH selection and data transmission paths. Simulation results clearly demonstrate that RLHC surpasses traditional protocols such as LEACH, DEEC as well as optimized protocol built on top of traditional algorithm such as FCM, PSO and ACO in terms of network longevity, throughput and energy conservation. The proposed approach effectively balances the energy load among nodes, reduces early node deaths and sustains overall network connectivity for extended periods.</w:t>
+        <w:t xml:space="preserve">In this study, two variants of the RLHC framework—Centralized and Federated are proposed to incorporate adaptive intelligence for enhancing energy efficiency and network lifetime in heterogeneous WSNs for Agri-IoT applications. </w:t>
+      </w:r>
+      <w:r>
+        <w:rPr>
+          <w:rFonts w:hint="default"/>
+          <w:lang w:val="en-US"/>
+        </w:rPr>
+        <w:t>Simulation results clearly demonstrate that RLHC achieves unmatched performance, being the only method with 9/9 sector survivability at 1000 rounds. It improves network lifetime by +57% over LEACH/DEEC and +45% over PSO/ACO/FCM, while reducing energy consumption by +33% and +16%, respectively. It also delivers significantly higher throughput (+240% vs. LEACH/DEEC, +50% vs. others) with consistently high PDR. Under extended conditions, Federated RLHC proves more robust, sustaining more sectors (3 vs. 1), achieving 8% longer lifetime and 3.5% better energy efficiency as compared to centralized RLHC . Overall, Federated RLHC provides the best balance of stability, efficiency and reliability.</w:t>
       </w:r>
     </w:p>
     <w:p>
@@ -17170,8 +17065,26 @@
           <w:rFonts w:hint="default"/>
           <w:lang w:val="en-US"/>
         </w:rPr>
-        <w:t xml:space="preserve">Future work will focus on extending RLHC to mobile and large scale sensor networks, incorporating Simulated Annealing (SA) for further improvement and validating performance under real time deployment scenarios. </w:t>
-      </w:r>
+        <w:t>Future work will focus on incorporating a trust-aware mechanism to identify and filter out malicious or energy draining faulty nodes, thereby enhancing overall system robustness.</w:t>
+      </w:r>
+    </w:p>
+    <w:p>
+      <w:pPr>
+        <w:pStyle w:val="9"/>
+        <w:numPr>
+          <w:ilvl w:val="0"/>
+          <w:numId w:val="0"/>
+        </w:numPr>
+        <w:bidi w:val="0"/>
+        <w:ind w:left="288" w:leftChars="0"/>
+        <w:jc w:val="center"/>
+        <w:rPr>
+          <w:rFonts w:hint="default"/>
+          <w:b/>
+          <w:bCs/>
+          <w:lang w:val="en-US"/>
+        </w:rPr>
+      </w:pPr>
     </w:p>
     <w:p>
       <w:pPr>
@@ -18532,52 +18445,7 @@
           <w:rFonts w:hint="default"/>
           <w:sz w:val="16"/>
         </w:rPr>
-        <w:t>S. Kaviarasan and R. Srinivasan, “A novel spider monkey optimized</w:t>
-      </w:r>
-      <w:r>
-        <w:rPr>
-          <w:rFonts w:hint="default"/>
-          <w:sz w:val="16"/>
-          <w:lang w:val="en-US"/>
-        </w:rPr>
-        <w:t xml:space="preserve"> </w:t>
-      </w:r>
-      <w:r>
-        <w:rPr>
-          <w:rFonts w:hint="default"/>
-          <w:sz w:val="16"/>
-        </w:rPr>
-        <w:t>fuzzy C-means algorithm (SMOFCM) for energy-based cluster-head</w:t>
-      </w:r>
-      <w:r>
-        <w:rPr>
-          <w:rFonts w:hint="default"/>
-          <w:sz w:val="16"/>
-          <w:lang w:val="en-US"/>
-        </w:rPr>
-        <w:t xml:space="preserve"> </w:t>
-      </w:r>
-      <w:r>
-        <w:rPr>
-          <w:rFonts w:hint="default"/>
-          <w:sz w:val="16"/>
-        </w:rPr>
-        <w:t>selection in WSNs,” Int. J. Electr. Electron. Res., vol. 11, no. 1,</w:t>
-      </w:r>
-      <w:r>
-        <w:rPr>
-          <w:rFonts w:hint="default"/>
-          <w:sz w:val="16"/>
-          <w:lang w:val="en-US"/>
-        </w:rPr>
-        <w:t xml:space="preserve"> </w:t>
-      </w:r>
-      <w:r>
-        <w:rPr>
-          <w:rFonts w:hint="default"/>
-          <w:sz w:val="16"/>
-        </w:rPr>
-        <w:t>pp. 169–175, Mar. 2023, doi: 10.37391/ijeer.110124.</w:t>
+        <w:t>Farahzadi, H. R., Langarizadeh, M., Mirhosseini, M., &amp; Fatemi Aghda, S. A. (2021). An improved cluster formation process in wireless sensor network to decrease energy consumption. Wireless Networks, 27(2), 1077–1087. https://doi.org/10.1007/s11276-020-02485-y.</w:t>
       </w:r>
     </w:p>
     <w:p>
@@ -18595,75 +18463,16 @@
         <w:ind w:left="360" w:leftChars="0" w:right="36" w:hanging="360" w:firstLineChars="0"/>
         <w:jc w:val="both"/>
         <w:rPr>
-          <w:sz w:val="16"/>
-        </w:rPr>
-      </w:pPr>
-      <w:r>
-        <w:rPr>
-          <w:rFonts w:hint="default"/>
-          <w:sz w:val="16"/>
-        </w:rPr>
-        <w:t>S. K. Chaurasiya, S. Mondal, A. Biswas, A. Nayyar, M. A. Shah</w:t>
-      </w:r>
-      <w:r>
-        <w:rPr>
-          <w:rFonts w:hint="default"/>
-          <w:sz w:val="16"/>
-          <w:lang w:val="en-US"/>
-        </w:rPr>
-        <w:t xml:space="preserve"> and</w:t>
-      </w:r>
-      <w:r>
-        <w:rPr>
-          <w:rFonts w:hint="default"/>
-          <w:sz w:val="16"/>
-        </w:rPr>
-        <w:t xml:space="preserve"> R. Banerjee, “An energy-efficient hybrid clustering technique</w:t>
-      </w:r>
-      <w:r>
-        <w:rPr>
-          <w:rFonts w:hint="default"/>
-          <w:sz w:val="16"/>
-          <w:lang w:val="en-US"/>
-        </w:rPr>
-        <w:t xml:space="preserve"> </w:t>
-      </w:r>
-      <w:r>
-        <w:rPr>
-          <w:rFonts w:hint="default"/>
-          <w:sz w:val="16"/>
-        </w:rPr>
-        <w:t>(EEHCT) for IoT-based multilevel heterogeneous wireless sensor</w:t>
-      </w:r>
-      <w:r>
-        <w:rPr>
-          <w:rFonts w:hint="default"/>
-          <w:sz w:val="16"/>
-          <w:lang w:val="en-US"/>
-        </w:rPr>
-        <w:t xml:space="preserve"> </w:t>
-      </w:r>
-      <w:r>
-        <w:rPr>
-          <w:rFonts w:hint="default"/>
-          <w:sz w:val="16"/>
-        </w:rPr>
-        <w:t>networks,” IEEE Access, vol. 11, pp. 25941–25958, 2023, doi:</w:t>
-      </w:r>
-      <w:r>
-        <w:rPr>
-          <w:rFonts w:hint="default"/>
-          <w:sz w:val="16"/>
-          <w:lang w:val="en-US"/>
-        </w:rPr>
-        <w:t xml:space="preserve"> </w:t>
-      </w:r>
-      <w:r>
-        <w:rPr>
-          <w:rFonts w:hint="default"/>
-          <w:sz w:val="16"/>
-        </w:rPr>
-        <w:t>10.1109/ACCESS.2023.3254594.</w:t>
+          <w:rFonts w:hint="default"/>
+          <w:sz w:val="16"/>
+        </w:rPr>
+      </w:pPr>
+      <w:r>
+        <w:rPr>
+          <w:rFonts w:hint="default"/>
+          <w:sz w:val="16"/>
+        </w:rPr>
+        <w:t>Panchal, A., &amp; Singh, R. K. (2021). EEHCHR: Energy Efficient Hybrid Clustering and Hierarchical Routing for Wireless Sensor Networks. Ad Hoc Networks, 123, 102692. https://doi.org/10.1016/j.adhoc.2021.102692.</w:t>
       </w:r>
     </w:p>
     <w:p>
@@ -18690,7 +18499,7 @@
           <w:rFonts w:hint="default"/>
           <w:sz w:val="16"/>
         </w:rPr>
-        <w:t>A. Aleem and R. Thumma, “Hybrid energy-efficient clustering with reinforcement learning for IoT-WSNs using knapsack and K- means,” IEEE Sensors Journal, vol. 25, no. 15, pp. 30047–30058, Aug. 2025, doi: 10.1109/JSEN.2025..</w:t>
+        <w:t>Al-Kaseem, B. R., Taha, Z. K., Abdulmajeed, S. W., &amp; Al-Raweshidy, H. S. “Optimized Energy-Efficient Path Planning Strategy in WSN with Multiple Mobile Sinks.” IEEE Access, vol. 9, 2021, pp. 82833-82847. https://doi.org/10.1109/ACCESS.2021.3087086</w:t>
       </w:r>
     </w:p>
     <w:p>
@@ -18717,7 +18526,7 @@
           <w:rFonts w:hint="default"/>
           <w:sz w:val="16"/>
         </w:rPr>
-        <w:t>R. Alsaqour, E. S. Ali, R. A. Mokhtar, R. A. Saeed, H. Alhumyaniand M. Abdelhaq, “Efficient energy mechanism in heterogeneous WSNs for underground mining monitoring applications,” IEEE Access, vol. 10, pp. 100123–100138, Jul. 2022, doi: 10.1109/ACCESS.2022.3188654.</w:t>
+        <w:t>Prajapati, H. K., &amp; Joshi, R. (2022). Performance Analysis of LEACH with Deep Learning in Wireless Sensor Networks. International Journal of Electronics and Telecommunications, 68(4), 799–805. doi: 10.24425/ijet.2022.143888.</w:t>
       </w:r>
     </w:p>
     <w:p>
@@ -18744,7 +18553,15 @@
           <w:rFonts w:hint="default"/>
           <w:sz w:val="16"/>
         </w:rPr>
-        <w:t>Farahzadi, H. R., Langarizadeh, M., Mirhosseini, M., &amp; Fatemi Aghda, S. A. (2021). An improved cluster formation process in wireless sensor network to decrease energy consumption. Wireless Networks, 27(2), 1077–1087. https://doi.org/10.1007/s11276-020-02485-y.</w:t>
+        <w:t>Mohapatra, S., Behera, P. K., Sahoo, P. K., Bisoy, S. K., Hui, K. L., &amp; Sain, M. (2022). Mobility Induced Multi-Hop LEACH Protocol in Heterogeneous Mobile Network. IEEE Access, 10, 132895–132907. https://doi.org/10.1109/ACCESS.2022.3228576</w:t>
+      </w:r>
+      <w:r>
+        <w:rPr>
+          <w:rFonts w:hint="default"/>
+          <w:sz w:val="16"/>
+          <w:lang w:val="en-US"/>
+        </w:rPr>
+        <w:t>.</w:t>
       </w:r>
     </w:p>
     <w:p>
@@ -18762,16 +18579,15 @@
         <w:ind w:left="360" w:leftChars="0" w:right="36" w:hanging="360" w:firstLineChars="0"/>
         <w:jc w:val="both"/>
         <w:rPr>
-          <w:rFonts w:hint="default"/>
-          <w:sz w:val="16"/>
-        </w:rPr>
-      </w:pPr>
-      <w:r>
-        <w:rPr>
-          <w:rFonts w:hint="default"/>
-          <w:sz w:val="16"/>
-        </w:rPr>
-        <w:t>Panchal, A., &amp; Singh, R. K. (2021). EEHCHR: Energy Efficient Hybrid Clustering and Hierarchical Routing for Wireless Sensor Networks. Ad Hoc Networks, 123, 102692. https://doi.org/10.1016/j.adhoc.2021.102692.</w:t>
+          <w:sz w:val="16"/>
+        </w:rPr>
+      </w:pPr>
+      <w:r>
+        <w:rPr>
+          <w:rFonts w:hint="default"/>
+          <w:sz w:val="16"/>
+        </w:rPr>
+        <w:t>Gamal, M., Mekky, N. E., Soliman, H. H., &amp; Hikal, N. A. (2022). Enhancing the Lifetime of Wireless Sensor Networks Using Fuzzy Logic LEACH Technique‑Based Particle Swarm Optimization. IEEE Access, 10, 36935‑36948. https://doi.org/10.1109/ACCESS.2022.3163254.</w:t>
       </w:r>
     </w:p>
     <w:p>
@@ -18798,7 +18614,7 @@
           <w:rFonts w:hint="default"/>
           <w:sz w:val="16"/>
         </w:rPr>
-        <w:t>Al-Kaseem, B. R., Taha, Z. K., Abdulmajeed, S. W., &amp; Al-Raweshidy, H. S. “Optimized Energy-Efficient Path Planning Strategy in WSN with Multiple Mobile Sinks.” IEEE Access, vol. 9, 2021, pp. 82833-82847. https://doi.org/10.1109/ACCESS.2021.3087086</w:t>
+        <w:t>Chekuri, S. &amp; Bhandari, B. N. (2023). Cluster Based Energy Efficient Routing Protocol using SA‑LEACH to Wireless Sensor Networks. Indian Journal of Science and Technology, 16(7): 492‑500. DOI: 10.17485/IJST/v16i7.425.</w:t>
       </w:r>
     </w:p>
     <w:p>
@@ -18825,7 +18641,7 @@
           <w:rFonts w:hint="default"/>
           <w:sz w:val="16"/>
         </w:rPr>
-        <w:t>Prajapati, H. K., &amp; Joshi, R. (2022). Performance Analysis of LEACH with Deep Learning in Wireless Sensor Networks. International Journal of Electronics and Telecommunications, 68(4), 799–805. doi: 10.24425/ijet.2022.143888.</w:t>
+        <w:t>Abose, T. A., Tekulapally, V., Megersa, K. T., Kejela, D. C., Daka, S. T., &amp; Jember, K. A. (2024). Improving wireless sensor network lifespan with optimized clustering probabilities, improved residual energy LEACH and energy efficient LEACH for corner‑positioned base stations. Heliyon, 10(14), e34382. https://doi.org/10.1016/j.heliyon.2024.e34382.</w:t>
       </w:r>
     </w:p>
     <w:p>
@@ -18852,15 +18668,55 @@
           <w:rFonts w:hint="default"/>
           <w:sz w:val="16"/>
         </w:rPr>
-        <w:t>Mohapatra, S., Behera, P. K., Sahoo, P. K., Bisoy, S. K., Hui, K. L., &amp; Sain, M. (2022). Mobility Induced Multi-Hop LEACH Protocol in Heterogeneous Mobile Network. IEEE Access, 10, 132895–132907. https://doi.org/10.1109/ACCESS.2022.3228576</w:t>
-      </w:r>
-      <w:r>
-        <w:rPr>
-          <w:rFonts w:hint="default"/>
-          <w:sz w:val="16"/>
-          <w:lang w:val="en-US"/>
-        </w:rPr>
-        <w:t>.</w:t>
+        <w:t>El Khediri, S., Selmi, A., Khan, R. U., Moulahi, T., &amp; Lorenz, P. (2024). Energy‑Efficient Cluster Routing Protocol for Wireless Sensor Networks Using Hybrid Metaheuristic Approaches. Ad Hoc Networks, 158, 103473.</w:t>
+      </w:r>
+      <w:r>
+        <w:rPr>
+          <w:rFonts w:hint="default"/>
+          <w:sz w:val="16"/>
+          <w:szCs w:val="16"/>
+        </w:rPr>
+        <w:t xml:space="preserve"> </w:t>
+      </w:r>
+      <w:r>
+        <w:rPr>
+          <w:rFonts w:hint="default"/>
+          <w:sz w:val="16"/>
+          <w:szCs w:val="16"/>
+        </w:rPr>
+        <w:fldChar w:fldCharType="begin"/>
+      </w:r>
+      <w:r>
+        <w:rPr>
+          <w:rFonts w:hint="default"/>
+          <w:sz w:val="16"/>
+          <w:szCs w:val="16"/>
+        </w:rPr>
+        <w:instrText xml:space="preserve"> HYPERLINK "https://doi.org/10.1016/j.adhoc.2024.103473." </w:instrText>
+      </w:r>
+      <w:r>
+        <w:rPr>
+          <w:rFonts w:hint="default"/>
+          <w:sz w:val="16"/>
+          <w:szCs w:val="16"/>
+        </w:rPr>
+        <w:fldChar w:fldCharType="separate"/>
+      </w:r>
+      <w:r>
+        <w:rPr>
+          <w:rFonts w:hint="default"/>
+          <w:sz w:val="16"/>
+          <w:szCs w:val="16"/>
+        </w:rPr>
+        <w:t>https://doi.org/10.1016/j.adhoc.2024.103473.</w:t>
+      </w:r>
+      <w:r>
+        <w:rPr>
+          <w:rFonts w:hint="default"/>
+          <w:sz w:val="16"/>
+          <w:szCs w:val="16"/>
+        </w:rPr>
+        <w:fldChar w:fldCharType="end"/>
       </w:r>
     </w:p>
     <w:p>
@@ -18878,15 +18734,16 @@
         <w:ind w:left="360" w:leftChars="0" w:right="36" w:hanging="360" w:firstLineChars="0"/>
         <w:jc w:val="both"/>
         <w:rPr>
-          <w:sz w:val="16"/>
-        </w:rPr>
-      </w:pPr>
-      <w:r>
-        <w:rPr>
-          <w:rFonts w:hint="default"/>
-          <w:sz w:val="16"/>
-        </w:rPr>
-        <w:t>Gamal, M., Mekky, N. E., Soliman, H. H., &amp; Hikal, N. A. (2022). Enhancing the Lifetime of Wireless Sensor Networks Using Fuzzy Logic LEACH Technique‑Based Particle Swarm Optimization. IEEE Access, 10, 36935‑36948. https://doi.org/10.1109/ACCESS.2022.3163254.</w:t>
+          <w:rFonts w:hint="default"/>
+          <w:sz w:val="16"/>
+        </w:rPr>
+      </w:pPr>
+      <w:r>
+        <w:rPr>
+          <w:rFonts w:hint="default"/>
+          <w:sz w:val="16"/>
+        </w:rPr>
+        <w:t>Zhu, B., Bedeer, E., Nguyen, H. H., Barton, R., &amp; Henry, J. (2024). Improved Soft‑k‑Means Clustering Algorithm for Balancing Energy Consumption in Wireless Sensor Networks. arXiv preprint arXiv:2403.15700.</w:t>
       </w:r>
     </w:p>
     <w:p>
@@ -18913,7 +18770,47 @@
           <w:rFonts w:hint="default"/>
           <w:sz w:val="16"/>
         </w:rPr>
-        <w:t>Chekuri, S. &amp; Bhandari, B. N. (2023). Cluster Based Energy Efficient Routing Protocol using SA‑LEACH to Wireless Sensor Networks. Indian Journal of Science and Technology, 16(7): 492‑500. DOI: 10.17485/IJST/v16i7.425.</w:t>
+        <w:t xml:space="preserve">Tabatabaei, S. (2025). New Energy Efficient Management Approach for Wireless Sensor Networks in Target Tracking Using Vortex Search Algorithm. Heliyon, 11(5), e42867. </w:t>
+      </w:r>
+      <w:r>
+        <w:rPr>
+          <w:rFonts w:hint="default"/>
+          <w:sz w:val="16"/>
+          <w:szCs w:val="16"/>
+        </w:rPr>
+        <w:fldChar w:fldCharType="begin"/>
+      </w:r>
+      <w:r>
+        <w:rPr>
+          <w:rFonts w:hint="default"/>
+          <w:sz w:val="16"/>
+          <w:szCs w:val="16"/>
+        </w:rPr>
+        <w:instrText xml:space="preserve"> HYPERLINK "https://doi.org/10.1016/j.heliyon.2025.e42867" </w:instrText>
+      </w:r>
+      <w:r>
+        <w:rPr>
+          <w:rFonts w:hint="default"/>
+          <w:sz w:val="16"/>
+          <w:szCs w:val="16"/>
+        </w:rPr>
+        <w:fldChar w:fldCharType="separate"/>
+      </w:r>
+      <w:r>
+        <w:rPr>
+          <w:rFonts w:hint="default"/>
+          <w:sz w:val="16"/>
+          <w:szCs w:val="16"/>
+        </w:rPr>
+        <w:t>https://doi.org/10.1016/j.heliyon.2025.e42867</w:t>
+      </w:r>
+      <w:r>
+        <w:rPr>
+          <w:rFonts w:hint="default"/>
+          <w:sz w:val="16"/>
+          <w:szCs w:val="16"/>
+        </w:rPr>
+        <w:fldChar w:fldCharType="end"/>
       </w:r>
     </w:p>
     <w:p>
@@ -18940,7 +18837,7 @@
           <w:rFonts w:hint="default"/>
           <w:sz w:val="16"/>
         </w:rPr>
-        <w:t>Abose, T. A., Tekulapally, V., Megersa, K. T., Kejela, D. C., Daka, S. T., &amp; Jember, K. A. (2024). Improving wireless sensor network lifespan with optimized clustering probabilities, improved residual energy LEACH and energy efficient LEACH for corner‑positioned base stations. Heliyon, 10(14), e34382. https://doi.org/10.1016/j.heliyon.2024.e34382.</w:t>
+        <w:t>H. H. El-Sayed and Z. M. Hashem, “Comparison of the new versionof DEEC protocol to extend WSN lifetime,” EURASIP J. WirelessCommun. Netw., vol. 2023, no. 1, p. 56, Jul. 2023, doi: 10.1186/s13638-023-02265-0.</w:t>
       </w:r>
     </w:p>
     <w:p>
@@ -18967,13 +18864,28 @@
           <w:rFonts w:hint="default"/>
           <w:sz w:val="16"/>
         </w:rPr>
-        <w:t>El Khediri, S., Selmi, A., Khan, R. U., Moulahi, T., &amp; Lorenz, P. (2024). Energy‑Efficient Cluster Routing Protocol for Wireless Sensor Networks Using Hybrid Metaheuristic Approaches. Ad Hoc Networks, 158, 103473.</w:t>
-      </w:r>
-      <w:r>
-        <w:rPr>
-          <w:rFonts w:hint="default"/>
-          <w:sz w:val="16"/>
-          <w:szCs w:val="16"/>
+        <w:t>B. Zeng, J. Deng, Y. Dong, X. Yang, L. Huang</w:t>
+      </w:r>
+      <w:r>
+        <w:rPr>
+          <w:rFonts w:hint="default"/>
+          <w:sz w:val="16"/>
+          <w:lang w:val="en-US"/>
+        </w:rPr>
+        <w:t xml:space="preserve"> and</w:t>
+      </w:r>
+      <w:r>
+        <w:rPr>
+          <w:rFonts w:hint="default"/>
+          <w:sz w:val="16"/>
+        </w:rPr>
+        <w:t xml:space="preserve"> Z. Xiao,“A whale swarm-based energy efficient routing algorithm for wireless</w:t>
+      </w:r>
+      <w:r>
+        <w:rPr>
+          <w:rFonts w:hint="default"/>
+          <w:sz w:val="16"/>
+          <w:lang w:val="en-US"/>
         </w:rPr>
         <w:t xml:space="preserve"> </w:t>
       </w:r>
@@ -18981,41 +18893,23 @@
         <w:rPr>
           <w:rFonts w:hint="default"/>
           <w:sz w:val="16"/>
-          <w:szCs w:val="16"/>
-        </w:rPr>
-        <w:fldChar w:fldCharType="begin"/>
-      </w:r>
-      <w:r>
-        <w:rPr>
-          <w:rFonts w:hint="default"/>
-          <w:sz w:val="16"/>
-          <w:szCs w:val="16"/>
-        </w:rPr>
-        <w:instrText xml:space="preserve"> HYPERLINK "https://doi.org/10.1016/j.adhoc.2024.103473." </w:instrText>
-      </w:r>
-      <w:r>
-        <w:rPr>
-          <w:rFonts w:hint="default"/>
-          <w:sz w:val="16"/>
-          <w:szCs w:val="16"/>
-        </w:rPr>
-        <w:fldChar w:fldCharType="separate"/>
-      </w:r>
-      <w:r>
-        <w:rPr>
-          <w:rFonts w:hint="default"/>
-          <w:sz w:val="16"/>
-          <w:szCs w:val="16"/>
-        </w:rPr>
-        <w:t>https://doi.org/10.1016/j.adhoc.2024.103473.</w:t>
-      </w:r>
-      <w:r>
-        <w:rPr>
-          <w:rFonts w:hint="default"/>
-          <w:sz w:val="16"/>
-          <w:szCs w:val="16"/>
-        </w:rPr>
-        <w:fldChar w:fldCharType="end"/>
+        </w:rPr>
+        <w:t>sensor networks,” IEEE Sensors J., vol. 24, no. 12, pp. 19964–19981,</w:t>
+      </w:r>
+      <w:r>
+        <w:rPr>
+          <w:rFonts w:hint="default"/>
+          <w:sz w:val="16"/>
+          <w:lang w:val="en-US"/>
+        </w:rPr>
+        <w:t xml:space="preserve"> </w:t>
+      </w:r>
+      <w:r>
+        <w:rPr>
+          <w:rFonts w:hint="default"/>
+          <w:sz w:val="16"/>
+        </w:rPr>
+        <w:t>Jun. 2024, doi: 10.1109/JSEN.2024.3390424.</w:t>
       </w:r>
     </w:p>
     <w:p>
@@ -19042,7 +18936,7 @@
           <w:rFonts w:hint="default"/>
           <w:sz w:val="16"/>
         </w:rPr>
-        <w:t>Zhu, B., Bedeer, E., Nguyen, H. H., Barton, R., &amp; Henry, J. (2024). Improved Soft‑k‑Means Clustering Algorithm for Balancing Energy Consumption in Wireless Sensor Networks. arXiv preprint arXiv:2403.15700.</w:t>
+        <w:t>O. Olayemi, A. Bello, and M. A. Oladejo, “MLSRP: Machine Learning-Based Secure Routing Protocol for Wireless Sensor Networks,” IEEE Internet of Things Journal, vol. 12, no. 5, pp. 4567–4580, 2025..</w:t>
       </w:r>
     </w:p>
     <w:p>
@@ -19060,56 +18954,45 @@
         <w:ind w:left="360" w:leftChars="0" w:right="36" w:hanging="360" w:firstLineChars="0"/>
         <w:jc w:val="both"/>
         <w:rPr>
-          <w:rFonts w:hint="default"/>
-          <w:sz w:val="16"/>
-        </w:rPr>
-      </w:pPr>
-      <w:r>
-        <w:rPr>
-          <w:rFonts w:hint="default"/>
-          <w:sz w:val="16"/>
-        </w:rPr>
-        <w:t xml:space="preserve">Tabatabaei, S. (2025). New Energy Efficient Management Approach for Wireless Sensor Networks in Target Tracking Using Vortex Search Algorithm. Heliyon, 11(5), e42867. </w:t>
-      </w:r>
-      <w:r>
-        <w:rPr>
-          <w:rFonts w:hint="default"/>
-          <w:sz w:val="16"/>
-          <w:szCs w:val="16"/>
-        </w:rPr>
-        <w:fldChar w:fldCharType="begin"/>
-      </w:r>
-      <w:r>
-        <w:rPr>
-          <w:rFonts w:hint="default"/>
-          <w:sz w:val="16"/>
-          <w:szCs w:val="16"/>
-        </w:rPr>
-        <w:instrText xml:space="preserve"> HYPERLINK "https://doi.org/10.1016/j.heliyon.2025.e42867" </w:instrText>
-      </w:r>
-      <w:r>
-        <w:rPr>
-          <w:rFonts w:hint="default"/>
-          <w:sz w:val="16"/>
-          <w:szCs w:val="16"/>
-        </w:rPr>
-        <w:fldChar w:fldCharType="separate"/>
-      </w:r>
-      <w:r>
-        <w:rPr>
-          <w:rFonts w:hint="default"/>
-          <w:sz w:val="16"/>
-          <w:szCs w:val="16"/>
-        </w:rPr>
-        <w:t>https://doi.org/10.1016/j.heliyon.2025.e42867</w:t>
-      </w:r>
-      <w:r>
-        <w:rPr>
-          <w:rFonts w:hint="default"/>
-          <w:sz w:val="16"/>
-          <w:szCs w:val="16"/>
-        </w:rPr>
-        <w:fldChar w:fldCharType="end"/>
+          <w:sz w:val="16"/>
+        </w:rPr>
+      </w:pPr>
+      <w:r>
+        <w:rPr>
+          <w:rFonts w:hint="default"/>
+          <w:sz w:val="16"/>
+        </w:rPr>
+        <w:t>R. Veluswamy, “Trust-Aware Secure Energy-Efficient Routing Protocol Using Two-Tier Optimization,” Ad Hoc Networks, vol. 156, pp. 103–118, 2026.H. Dutta, A. K. Bhuyan</w:t>
+      </w:r>
+      <w:r>
+        <w:rPr>
+          <w:rFonts w:hint="default"/>
+          <w:sz w:val="16"/>
+          <w:lang w:val="en-US"/>
+        </w:rPr>
+        <w:t xml:space="preserve"> and</w:t>
+      </w:r>
+      <w:r>
+        <w:rPr>
+          <w:rFonts w:hint="default"/>
+          <w:sz w:val="16"/>
+        </w:rPr>
+        <w:t xml:space="preserve"> S. Biswas, “Contextual deep reinforcementlearning for flow and energy management in wireless sensor andIoT networks,” IEEE Trans. Green Commun. Netw., vol. 8, no. 3,</w:t>
+      </w:r>
+      <w:r>
+        <w:rPr>
+          <w:rFonts w:hint="default"/>
+          <w:sz w:val="16"/>
+          <w:lang w:val="en-US"/>
+        </w:rPr>
+        <w:t xml:space="preserve"> </w:t>
+      </w:r>
+      <w:r>
+        <w:rPr>
+          <w:rFonts w:hint="default"/>
+          <w:sz w:val="16"/>
+        </w:rPr>
+        <w:t>pp. 1233–1244, Sep. 2024, doi: 10.1109/TGCN.2024.3358230.</w:t>
       </w:r>
     </w:p>
     <w:p>
@@ -19128,15 +19011,17 @@
         <w:jc w:val="both"/>
         <w:rPr>
           <w:rFonts w:hint="default"/>
-          <w:sz w:val="16"/>
-        </w:rPr>
-      </w:pPr>
-      <w:r>
-        <w:rPr>
-          <w:rFonts w:hint="default"/>
-          <w:sz w:val="16"/>
-        </w:rPr>
-        <w:t>H. H. El-Sayed and Z. M. Hashem, “Comparison of the new versionof DEEC protocol to extend WSN lifetime,” EURASIP J. WirelessCommun. Netw., vol. 2023, no. 1, p. 56, Jul. 2023, doi: 10.1186/s13638-023-02265-0.</w:t>
+          <w:b/>
+          <w:bCs/>
+          <w:lang w:val="en-US"/>
+        </w:rPr>
+      </w:pPr>
+      <w:r>
+        <w:rPr>
+          <w:rFonts w:hint="default"/>
+          <w:sz w:val="16"/>
+        </w:rPr>
+        <w:t>S. Ahmed, M. A. Khan, and F. Ullah, “A Comprehensive Survey of Routing Protocols for Underwater Wireless Sensor Networks,” IEEE Communications Surveys &amp; Tutorials, vol. 28, no. 1, pp. 1–25, 2026.</w:t>
       </w:r>
     </w:p>
     <w:p>
@@ -19155,60 +19040,17 @@
         <w:jc w:val="both"/>
         <w:rPr>
           <w:rFonts w:hint="default"/>
-          <w:sz w:val="16"/>
-        </w:rPr>
-      </w:pPr>
-      <w:r>
-        <w:rPr>
-          <w:rFonts w:hint="default"/>
-          <w:sz w:val="16"/>
-        </w:rPr>
-        <w:t>B. Zeng, J. Deng, Y. Dong, X. Yang, L. Huang</w:t>
-      </w:r>
-      <w:r>
-        <w:rPr>
-          <w:rFonts w:hint="default"/>
-          <w:sz w:val="16"/>
-          <w:lang w:val="en-US"/>
-        </w:rPr>
-        <w:t xml:space="preserve"> and</w:t>
-      </w:r>
-      <w:r>
-        <w:rPr>
-          <w:rFonts w:hint="default"/>
-          <w:sz w:val="16"/>
-        </w:rPr>
-        <w:t xml:space="preserve"> Z. Xiao,“A whale swarm-based energy efficient routing algorithm for wireless</w:t>
-      </w:r>
-      <w:r>
-        <w:rPr>
-          <w:rFonts w:hint="default"/>
-          <w:sz w:val="16"/>
-          <w:lang w:val="en-US"/>
-        </w:rPr>
-        <w:t xml:space="preserve"> </w:t>
-      </w:r>
-      <w:r>
-        <w:rPr>
-          <w:rFonts w:hint="default"/>
-          <w:sz w:val="16"/>
-        </w:rPr>
-        <w:t>sensor networks,” IEEE Sensors J., vol. 24, no. 12, pp. 19964–19981,</w:t>
-      </w:r>
-      <w:r>
-        <w:rPr>
-          <w:rFonts w:hint="default"/>
-          <w:sz w:val="16"/>
-          <w:lang w:val="en-US"/>
-        </w:rPr>
-        <w:t xml:space="preserve"> </w:t>
-      </w:r>
-      <w:r>
-        <w:rPr>
-          <w:rFonts w:hint="default"/>
-          <w:sz w:val="16"/>
-        </w:rPr>
-        <w:t>Jun. 2024, doi: 10.1109/JSEN.2024.3390424.</w:t>
+          <w:b/>
+          <w:bCs/>
+          <w:lang w:val="en-US"/>
+        </w:rPr>
+      </w:pPr>
+      <w:r>
+        <w:rPr>
+          <w:rFonts w:hint="default"/>
+          <w:sz w:val="16"/>
+        </w:rPr>
+        <w:t>. Hartono, D. Setiawan, and A. Nugroho, “Metaheuristic Approaches for Energy Optimization in WSN: A Systematic Review,” IEEE Access, vol. 14, pp. 22015–22040, 2026</w:t>
       </w:r>
     </w:p>
     <w:p>
@@ -19227,60 +19069,17 @@
         <w:jc w:val="both"/>
         <w:rPr>
           <w:rFonts w:hint="default"/>
-          <w:sz w:val="16"/>
-        </w:rPr>
-      </w:pPr>
-      <w:r>
-        <w:rPr>
-          <w:rFonts w:hint="default"/>
-          <w:sz w:val="16"/>
-        </w:rPr>
-        <w:t>A. Verma, S. Kumar, P. R. Gautam, T. Rashid</w:t>
-      </w:r>
-      <w:r>
-        <w:rPr>
-          <w:rFonts w:hint="default"/>
-          <w:sz w:val="16"/>
-          <w:lang w:val="en-US"/>
-        </w:rPr>
-        <w:t xml:space="preserve"> and</w:t>
-      </w:r>
-      <w:r>
-        <w:rPr>
-          <w:rFonts w:hint="default"/>
-          <w:sz w:val="16"/>
-        </w:rPr>
-        <w:t xml:space="preserve"> A. Kumar,</w:t>
-      </w:r>
-      <w:r>
-        <w:rPr>
-          <w:rFonts w:hint="default"/>
-          <w:sz w:val="16"/>
-          <w:lang w:val="en-US"/>
-        </w:rPr>
-        <w:t xml:space="preserve"> </w:t>
-      </w:r>
-      <w:r>
-        <w:rPr>
-          <w:rFonts w:hint="default"/>
-          <w:sz w:val="16"/>
-        </w:rPr>
-        <w:t>“Fuzzy logic based effective clustering of homogeneous wireless sensor networks for mobile sink,” IEEE Sensors J., vol. 20, no. 10,</w:t>
-      </w:r>
-      <w:r>
-        <w:rPr>
-          <w:rFonts w:hint="default"/>
-          <w:sz w:val="16"/>
-          <w:lang w:val="en-US"/>
-        </w:rPr>
-        <w:t xml:space="preserve"> </w:t>
-      </w:r>
-      <w:r>
-        <w:rPr>
-          <w:rFonts w:hint="default"/>
-          <w:sz w:val="16"/>
-        </w:rPr>
-        <w:t>pp. 5615–5623, May 2020, doi: 10.1109/JSEN.2020.2969697.</w:t>
+          <w:b/>
+          <w:bCs/>
+          <w:lang w:val="en-US"/>
+        </w:rPr>
+      </w:pPr>
+      <w:r>
+        <w:rPr>
+          <w:rFonts w:hint="default"/>
+          <w:sz w:val="16"/>
+        </w:rPr>
+        <w:t>P. Gawade, S. Patil, and M. Kulkarni, “I-HEED: Intelligent Hybrid Energy-Efficient Distributed Clustering for WSN,” Sensors, vol. 26, no. 2, pp. 1–20, 2026.</w:t>
       </w:r>
     </w:p>
     <w:p>
@@ -19299,45 +19098,17 @@
         <w:jc w:val="both"/>
         <w:rPr>
           <w:rFonts w:hint="default"/>
-          <w:sz w:val="16"/>
-        </w:rPr>
-      </w:pPr>
-      <w:r>
-        <w:rPr>
-          <w:rFonts w:hint="default"/>
-          <w:sz w:val="16"/>
-        </w:rPr>
-        <w:t>M. U. Younus, M. K. Khan</w:t>
-      </w:r>
-      <w:r>
-        <w:rPr>
-          <w:rFonts w:hint="default"/>
-          <w:sz w:val="16"/>
-          <w:lang w:val="en-US"/>
-        </w:rPr>
-        <w:t xml:space="preserve"> and</w:t>
-      </w:r>
-      <w:r>
-        <w:rPr>
-          <w:rFonts w:hint="default"/>
-          <w:sz w:val="16"/>
-        </w:rPr>
-        <w:t xml:space="preserve"> A. R. Bhatti, “Improving the softwaredefined wireless sensor networks routing performance using reinforcement learning,” IEEE Internet Things J., vol. 9, no. 5, pp. 3495–3508,</w:t>
-      </w:r>
-      <w:r>
-        <w:rPr>
-          <w:rFonts w:hint="default"/>
-          <w:sz w:val="16"/>
-          <w:lang w:val="en-US"/>
-        </w:rPr>
-        <w:t xml:space="preserve"> </w:t>
-      </w:r>
-      <w:r>
-        <w:rPr>
-          <w:rFonts w:hint="default"/>
-          <w:sz w:val="16"/>
-        </w:rPr>
-        <w:t>Mar. 2022, doi: 10.1109/JIOT.2021.3102130.</w:t>
+          <w:b/>
+          <w:bCs/>
+          <w:lang w:val="en-US"/>
+        </w:rPr>
+      </w:pPr>
+      <w:r>
+        <w:rPr>
+          <w:rFonts w:hint="default"/>
+          <w:sz w:val="16"/>
+        </w:rPr>
+        <w:t>X. Li, Y. Zhang, and H. Zhao, “Energy Optimized Scheduling in WSN Using RL-HAPSO,” Nature Scientific Reports, vol. 16, pp. 1–12, 2026.</w:t>
       </w:r>
     </w:p>
     <w:p>
@@ -19355,45 +19126,18 @@
         <w:ind w:left="360" w:leftChars="0" w:right="36" w:hanging="360" w:firstLineChars="0"/>
         <w:jc w:val="both"/>
         <w:rPr>
-          <w:sz w:val="16"/>
-        </w:rPr>
-      </w:pPr>
-      <w:r>
-        <w:rPr>
-          <w:rFonts w:hint="default"/>
-          <w:sz w:val="16"/>
-        </w:rPr>
-        <w:t>H. Dutta, A. K. Bhuyan</w:t>
-      </w:r>
-      <w:r>
-        <w:rPr>
-          <w:rFonts w:hint="default"/>
-          <w:sz w:val="16"/>
-          <w:lang w:val="en-US"/>
-        </w:rPr>
-        <w:t xml:space="preserve"> and</w:t>
-      </w:r>
-      <w:r>
-        <w:rPr>
-          <w:rFonts w:hint="default"/>
-          <w:sz w:val="16"/>
-        </w:rPr>
-        <w:t xml:space="preserve"> S. Biswas, “Contextual deep reinforcementlearning for flow and energy management in wireless sensor andIoT networks,” IEEE Trans. Green Commun. Netw., vol. 8, no. 3,</w:t>
-      </w:r>
-      <w:r>
-        <w:rPr>
-          <w:rFonts w:hint="default"/>
-          <w:sz w:val="16"/>
-          <w:lang w:val="en-US"/>
-        </w:rPr>
-        <w:t xml:space="preserve"> </w:t>
-      </w:r>
-      <w:r>
-        <w:rPr>
-          <w:rFonts w:hint="default"/>
-          <w:sz w:val="16"/>
-        </w:rPr>
-        <w:t>pp. 1233–1244, Sep. 2024, doi: 10.1109/TGCN.2024.3358230.</w:t>
+          <w:rFonts w:hint="default"/>
+          <w:b/>
+          <w:bCs/>
+          <w:lang w:val="en-US"/>
+        </w:rPr>
+      </w:pPr>
+      <w:r>
+        <w:rPr>
+          <w:rFonts w:hint="default"/>
+          <w:sz w:val="16"/>
+        </w:rPr>
+        <w:t>S. Sowbarnika, “Trust-Aware Secure Energy-Efficient Routing Protocol for Clustered WSNs,” Wireless Networks, vol. 32, no. 4, pp. 345–360, 2026.</w:t>
       </w:r>
     </w:p>
     <w:p>
@@ -19412,30 +19156,17 @@
         <w:jc w:val="both"/>
         <w:rPr>
           <w:rFonts w:hint="default"/>
-          <w:sz w:val="16"/>
-        </w:rPr>
-      </w:pPr>
-      <w:r>
-        <w:rPr>
-          <w:rFonts w:hint="default"/>
-          <w:sz w:val="16"/>
-        </w:rPr>
-        <w:t>S. Mohapatra, P. K. Behera, P. K. Sahoo, S. K. Bisoy, K. L. Huiand</w:t>
-      </w:r>
-      <w:r>
-        <w:rPr>
-          <w:rFonts w:hint="default"/>
-          <w:sz w:val="16"/>
-          <w:lang w:val="en-US"/>
-        </w:rPr>
-        <w:t xml:space="preserve"> </w:t>
-      </w:r>
-      <w:r>
-        <w:rPr>
-          <w:rFonts w:hint="default"/>
-          <w:sz w:val="16"/>
-        </w:rPr>
-        <w:t>M. Sain, “Mobility induced multi-hop LEACH protocol in heterogeneous mobile network,” *IEEE Access*, vol. 10, pp. 132895–132907, Dec. 2022, doi: 10.1109/ACCESS.2022.3228576.</w:t>
+          <w:b/>
+          <w:bCs/>
+          <w:lang w:val="en-US"/>
+        </w:rPr>
+      </w:pPr>
+      <w:r>
+        <w:rPr>
+          <w:rFonts w:hint="default"/>
+          <w:sz w:val="16"/>
+        </w:rPr>
+        <w:t>J. Kim and S. Lee, “Enhanced Secretary Bird Optimization for Energy-Efficient Cluster Head Selection in WSN,” Applied Intelligence, vol. 56, pp. 789–805, 2026.</w:t>
       </w:r>
     </w:p>
     <w:p>
@@ -19453,37 +19184,24 @@
         <w:ind w:left="360" w:leftChars="0" w:right="36" w:hanging="360" w:firstLineChars="0"/>
         <w:jc w:val="both"/>
         <w:rPr>
-          <w:sz w:val="16"/>
-        </w:rPr>
-      </w:pPr>
-      <w:r>
-        <w:rPr>
-          <w:rFonts w:hint="default"/>
-          <w:sz w:val="16"/>
-        </w:rPr>
-        <w:t>Q. Zhu, X. Wu, J. Wangand Z. Xu, “Deep reinforcement learning-based UAV trajectory planning for energy-efficient wireless sensor networks,” IEEE Transactions on Vehicular Technology, vol. 69,  no.  12,  pp.  15646–15655,  Dec.  2020,  doi:</w:t>
-      </w:r>
-      <w:r>
-        <w:rPr>
-          <w:rFonts w:hint="default"/>
-          <w:sz w:val="16"/>
-          <w:lang w:val="en-US"/>
-        </w:rPr>
-        <w:t xml:space="preserve"> </w:t>
-      </w:r>
-      <w:r>
-        <w:rPr>
-          <w:rFonts w:hint="default"/>
-          <w:sz w:val="16"/>
-        </w:rPr>
-        <w:t>10.1109/TVT.2020.3035872.</w:t>
+          <w:rFonts w:hint="default"/>
+          <w:b/>
+          <w:bCs/>
+          <w:lang w:val="en-US"/>
+        </w:rPr>
+      </w:pPr>
+      <w:r>
+        <w:rPr>
+          <w:rFonts w:hint="default"/>
+          <w:sz w:val="16"/>
+        </w:rPr>
+        <w:t xml:space="preserve">H. Zhang, Q. Liu, and Y. Chen, “Intelligent Energy-Aware Routing via Protozoa Behavior in Wireless Sensor Networks,” Future Generation Computer Systems, vol. 150, pp. 210–225, 2026. </w:t>
       </w:r>
     </w:p>
     <w:p>
       <w:pPr>
         <w:pStyle w:val="38"/>
         <w:numPr>
-          <w:ilvl w:val="0"/>
           <w:numId w:val="0"/>
         </w:numPr>
         <w:tabs>
@@ -19491,7 +19209,7 @@
           <w:tab w:val="left" w:pos="969"/>
         </w:tabs>
         <w:spacing w:before="50" w:after="0" w:line="235" w:lineRule="auto"/>
-        <w:ind w:leftChars="0" w:right="36" w:rightChars="0"/>
+        <w:ind w:right="36" w:rightChars="0"/>
         <w:jc w:val="both"/>
         <w:rPr>
           <w:rFonts w:hint="default"/>
@@ -19531,7 +19249,10 @@
       <w:type w:val="continuous"/>
       <w:pgSz w:w="11906" w:h="16838"/>
       <w:pgMar w:top="1080" w:right="893" w:bottom="1080" w:left="893" w:header="720" w:footer="720" w:gutter="0"/>
-      <w:cols w:space="425" w:num="1"/>
+      <w:cols w:equalWidth="0" w:num="2">
+        <w:col w:w="4847" w:space="425"/>
+        <w:col w:w="4847"/>
+      </w:cols>
       <w:docGrid w:linePitch="360" w:charSpace="0"/>
     </w:sectPr>
   </w:body>
@@ -21710,6 +21431,7 @@
     <customSectPr/>
     <customSectPr/>
     <customSectPr/>
+    <customSectPr/>
   </customSectProps>
   <extobjs>
     <extobj name="2384804F-3998-4D57-9195-F3826E402611-1">

--- a/mod-journal-paper.docx
+++ b/mod-journal-paper.docx
@@ -1144,15 +1144,10 @@
     </w:p>
     <w:p>
       <w:pPr>
-        <w:pStyle w:val="9"/>
         <w:keepNext w:val="0"/>
         <w:keepLines w:val="0"/>
         <w:pageBreakBefore w:val="0"/>
         <w:widowControl/>
-        <w:numPr>
-          <w:ilvl w:val="0"/>
-          <w:numId w:val="0"/>
-        </w:numPr>
         <w:kinsoku/>
         <w:wordWrap/>
         <w:overflowPunct/>
@@ -1162,11 +1157,12 @@
         <w:bidi w:val="0"/>
         <w:adjustRightInd/>
         <w:snapToGrid/>
-        <w:spacing w:before="181" w:beforeLines="50" w:after="120" w:line="240" w:lineRule="auto"/>
-        <w:jc w:val="center"/>
+        <w:spacing w:before="181" w:beforeLines="50"/>
         <w:textAlignment w:val="auto"/>
         <w:rPr>
           <w:rFonts w:hint="default"/>
+          <w:sz w:val="16"/>
+          <w:szCs w:val="16"/>
           <w:lang w:val="en-US"/>
         </w:rPr>
       </w:pPr>
@@ -1184,7 +1180,7 @@
               <wp:posOffset>154305</wp:posOffset>
             </wp:positionH>
             <wp:positionV relativeFrom="paragraph">
-              <wp:posOffset>92710</wp:posOffset>
+              <wp:posOffset>102870</wp:posOffset>
             </wp:positionV>
             <wp:extent cx="2800985" cy="2103120"/>
             <wp:effectExtent l="0" t="0" r="18415" b="11430"/>
@@ -1242,6 +1238,16 @@
           <w:lang w:val="en-US"/>
         </w:rPr>
       </w:pPr>
+    </w:p>
+    <w:p>
+      <w:pPr>
+        <w:bidi w:val="0"/>
+        <w:jc w:val="both"/>
+        <w:rPr>
+          <w:rFonts w:hint="default"/>
+          <w:lang w:val="en-US"/>
+        </w:rPr>
+      </w:pPr>
       <w:r>
         <w:rPr>
           <w:rFonts w:hint="default"/>
@@ -1419,13 +1425,6 @@
           <w:lang w:val="en-US"/>
         </w:rPr>
       </w:pPr>
-      <w:r>
-        <w:rPr>
-          <w:rFonts w:hint="default"/>
-          <w:lang w:val="en-US"/>
-        </w:rPr>
-        <w:t>Section II represents a comprehensive literature review of existing clustering protocols and RL approaches in WSNs. Section III describe the theoretical and technical background related to energy efficient communication and clustering mechanisms. Section IV focus on the methodology of proposed RLHC framework in details. Section V presents the simulation setup, performance evaluation parameters and comparative analysis of the proposed RLHC protocol with existing approaches. Finally, Section VI provides the conclusion and highlights possible future research direction.</w:t>
-      </w:r>
     </w:p>
     <w:p>
       <w:pPr>
@@ -1446,6 +1445,13 @@
           <w:docGrid w:linePitch="360" w:charSpace="0"/>
         </w:sectPr>
       </w:pPr>
+      <w:r>
+        <w:rPr>
+          <w:rFonts w:hint="default"/>
+          <w:lang w:val="en-US"/>
+        </w:rPr>
+        <w:t>Section II represents a comprehensive literature review of existing clustering protocols and RL approaches in WSNs. Section III focus on the methodology of proposed RLHC framework in details and explain each layer contribution. Section IV presents the simulation results, performance evaluation parameters and comparative analysis of the proposed RLHC protocol with existing approaches. Finally, Section V provides the conclusion and highlights possible future research direction.</w:t>
+      </w:r>
     </w:p>
     <w:p>
       <w:pPr>
@@ -14091,16 +14097,7 @@
           <w:rFonts w:hint="default"/>
           <w:lang w:val="en-US"/>
         </w:rPr>
-        <w:t xml:space="preserve">Figure 9 represents a comparative analysis of clustering protocols LEACH, DEEC, FCM, PSO, ACO and RLHC evaluated over a 1000 × 1000 m² network area partitioned into nine (3x3) sectors. Gray shading indicates sectors that lost coverage before the final round, while annotated values denote the exact round of sector coverage failure. LEACH exhibits the poorest reliability, with only 1 sector remaining operational up to round 1000. DEEC shows marginal improvement, sustaining 3 sectors until the final round. FCM and PSO demonstrate significantly enhanced performance, maintaining 7 and 6 sectors, respectively. ACO further improves robustness with 8 sectors surviving through round 1000. In contrast, RLHC achieves complete network stability, with all 9 </w:t>
-      </w:r>
-      <w:bookmarkStart w:id="0" w:name="_GoBack"/>
-      <w:bookmarkEnd w:id="0"/>
-      <w:r>
-        <w:rPr>
-          <w:rFonts w:hint="default"/>
-          <w:lang w:val="en-US"/>
-        </w:rPr>
-        <w:t xml:space="preserve">sectors remaining functional until the end, indicating superior reliability and coverage preservation. </w:t>
+        <w:t xml:space="preserve">Figure 9 represents a comparative analysis of clustering protocols LEACH, DEEC, FCM, PSO, ACO and RLHC evaluated over a 1000 × 1000 m² network area partitioned into nine (3x3) sectors. Gray shading indicates sectors that lost coverage before the final round, while annotated values denote the exact round of sector coverage failure. LEACH exhibits the poorest reliability, with only 1 sector remaining operational up to round 1000. DEEC shows marginal improvement, sustaining 3 sectors until the final round. FCM and PSO demonstrate significantly enhanced performance, maintaining 7 and 6 sectors, respectively. ACO further improves robustness with 8 sectors surviving through round 1000. In contrast, RLHC achieves complete network stability, with all 9 sectors remaining functional until the end, indicating superior reliability and coverage preservation. </w:t>
       </w:r>
     </w:p>
     <w:p>
@@ -14900,18 +14897,7 @@
           <w:szCs w:val="20"/>
           <w:lang w:val="en-US"/>
         </w:rPr>
-        <w:t xml:space="preserve"> S</w:t>
-      </w:r>
-      <w:r>
-        <w:rPr>
-          <w:rFonts w:hint="default"/>
-          <w:b w:val="0"/>
-          <w:bCs w:val="0"/>
-          <w:sz w:val="20"/>
-          <w:szCs w:val="20"/>
-          <w:lang w:val="en-US"/>
-        </w:rPr>
-        <w:t>ummary of performance after 1000 rounds of simulation</w:t>
+        <w:t xml:space="preserve"> Summary of performance after 1000 rounds of simulation</w:t>
       </w:r>
     </w:p>
     <w:p>
@@ -17038,7 +17024,18 @@
           <w:bCs w:val="0"/>
           <w:lang w:val="en-US"/>
         </w:rPr>
-        <w:t xml:space="preserve">In this study, two variants of the RLHC framework—Centralized and Federated are proposed to incorporate adaptive intelligence for enhancing energy efficiency and network lifetime in heterogeneous WSNs for Agri-IoT applications. </w:t>
+        <w:t xml:space="preserve">In this study, two variants of the RLHC framework </w:t>
+      </w:r>
+      <w:bookmarkStart w:id="0" w:name="_GoBack"/>
+      <w:bookmarkEnd w:id="0"/>
+      <w:r>
+        <w:rPr>
+          <w:rFonts w:hint="default"/>
+          <w:b w:val="0"/>
+          <w:bCs w:val="0"/>
+          <w:lang w:val="en-US"/>
+        </w:rPr>
+        <w:t xml:space="preserve">Centralized and Federated are proposed to incorporate adaptive intelligence for enhancing energy efficiency and network lifetime in heterogeneous WSNs for Agri-IoT applications. </w:t>
       </w:r>
       <w:r>
         <w:rPr>
@@ -19202,6 +19199,7 @@
       <w:pPr>
         <w:pStyle w:val="38"/>
         <w:numPr>
+          <w:ilvl w:val="0"/>
           <w:numId w:val="0"/>
         </w:numPr>
         <w:tabs>

--- a/mod-journal-paper.docx
+++ b/mod-journal-paper.docx
@@ -246,7 +246,7 @@
             </w14:solidFill>
           </w14:textFill>
         </w:rPr>
-        <w:t>Bharat Gupta</w:t>
+        <w:t>Abhilekh Prakash</w:t>
       </w:r>
       <w:r>
         <w:rPr>
@@ -353,15 +353,15 @@
         <w:rPr>
           <w:rFonts w:hint="default"/>
           <w:color w:val="000000" w:themeColor="text1"/>
-          <w:sz w:val="18"/>
-          <w:szCs w:val="18"/>
+          <w:sz w:val="16"/>
+          <w:szCs w:val="16"/>
           <w14:textFill>
             <w14:solidFill>
               <w14:schemeClr w14:val="tx1"/>
             </w14:solidFill>
           </w14:textFill>
         </w:rPr>
-        <w:t>bharat@nitp.ac.in</w:t>
+        <w:t>abhilekhp.phd24.ec@nitp.ac.in</w:t>
       </w:r>
     </w:p>
     <w:p>
@@ -541,14 +541,13 @@
           <w:color w:val="000000" w:themeColor="text1"/>
           <w:sz w:val="18"/>
           <w:szCs w:val="18"/>
-          <w:lang w:val="en-US"/>
           <w14:textFill>
             <w14:solidFill>
               <w14:schemeClr w14:val="tx1"/>
             </w14:solidFill>
           </w14:textFill>
         </w:rPr>
-        <w:t>Abhilekh Prakash</w:t>
+        <w:t>Bharat Gupta</w:t>
       </w:r>
       <w:r>
         <w:rPr>
@@ -655,30 +654,15 @@
         <w:rPr>
           <w:rFonts w:hint="default"/>
           <w:color w:val="000000" w:themeColor="text1"/>
-          <w:sz w:val="17"/>
-          <w:szCs w:val="17"/>
+          <w:sz w:val="18"/>
+          <w:szCs w:val="18"/>
           <w14:textFill>
             <w14:solidFill>
               <w14:schemeClr w14:val="tx1"/>
             </w14:solidFill>
           </w14:textFill>
         </w:rPr>
-        <w:t>abhilekhp.phd24.ec@nitp.ac.</w:t>
-      </w:r>
-      <w:r>
-        <w:rPr>
-          <w:rFonts w:hint="default"/>
-          <w:color w:val="000000" w:themeColor="text1"/>
-          <w:sz w:val="17"/>
-          <w:szCs w:val="17"/>
-          <w:lang w:val="en-US"/>
-          <w14:textFill>
-            <w14:solidFill>
-              <w14:schemeClr w14:val="tx1"/>
-            </w14:solidFill>
-          </w14:textFill>
-        </w:rPr>
-        <w:t>in</w:t>
+        <w:t>bharat@nitp.ac.in</w:t>
       </w:r>
     </w:p>
     <w:p>
@@ -774,7 +758,7 @@
           <w:szCs w:val="18"/>
           <w:lang w:val="en-US"/>
         </w:rPr>
-        <w:t>As global food demands rise, the integration of Agri-IoT and Wireless Sensor Networks (WSNs) has become essential for transitioning toward data-driven agriculture through the continuous surveillance of soil and atmospheric conditions. However, these networks are severely constrained by limited battery resources, leading to uneven energy depletion, poor cluster formation and reduced network lifetime. Traditional clustering protocols such as LEACH, DEEC, PSO, ACO and FCM fail to ensure sustained sensing coverage and balanced energy utilization, especially in large scale deployments, resulting in increased communication overhead and degraded performance. This paper proposes an energy optimized hybrid framework for WSN based Agri-IoT systems. The approach integrates the DEEC protocol to identify high energy CH candidates, ensuring energy aware cluster head selection. An EEKA is employed to maintain spatial balance among CHs, while K-Means clustering forms compact clusters to minimize intra cluster communication cost. Furthermore, a Q-learning agent is incorporated to dynamically adapt network operations by monitoring residual energy, cluster load and packet delivery ratio. Based on these observations, the agent performs actions which are CH switching, node reassignment and transmission power control to sustain optimal network performance. The framework is implemented in both centralized and federated architectures to evaluate scalability and adaptability. Simulation results demonstrate that proposed method significantly outperforms existing methods. It is the only approach achieving 100% sector survivability (9/9 sectors alive) after 1000 rounds. The proposed method improves network lifetime by 57% over LEACH/DEEC and 45% over PSO/ACO/FCM, while reducing energy consumption by 33% and 16%, respectively. Furthermore, it achieves up to 240% higher throughput compared to LEACH/DEEC and 50% improvement over PSO/ACO/FCM, while maintaining high PDR. Among the two variants, the federated deployment demonstrates superior robustness, sustaining 3 times more surviving sectors, achieving 8% longer network lifetime and providing improved overall stability compared to the centralized approach.</w:t>
+        <w:t>Agri-IoT play a pivotal role in modern precision agriculture by enabling continuous monitoring of crop and soil parameters. But their effectiveness heavily depends on the efficiency and sustainability of the underlying Wireless Sensor Networks (WSNs). These networks are severely constrained by limited battery resources, leading to uneven energy depletion, poor cluster formation hence reduces network lifetime. While traditional clustering protocols such as LEACH, DEEC, PSO, ACO and FCM provide foundational frameworks, they often struggle with non-uniform energy depletion and coverage gaps in large scale Agri-IoT deployments. To address these critical scalability and energy constraints, this paper proposes a novel framework, termed Reinforcement Learning driven Hybrid Clustering (RLHC), designed to enhance network lifetime and operational intelligence. The framework integrates energy-aware cluster head selection, spatially balanced cluster head distribution, and compact cluster formation with adaptive learning and optimized routing strategies. To rigorously assess its effectiveness, the framework is deployed under both centralized and federated architectures, provides its detailed evaluation of scalability and adaptability across varying network conditions. Simulation results demonstrate that the proposed framework significantly outperforms existing approaches by maintaining complete sector survivability, where 9 out of 9 sectors remains operational after 1000 rounds of simulation. It improves network lifetime by 57% over LEACH/DEEC and 45% over PSO/ACO/FCM, while reducing energy consumption by 33% and 16%, respectively. Furthermore, it achieves up to 240% higher throughput compared to LEACH/DEEC and 50% improvement over PSO/ACO/FCM, while maintaining comparatively better PDR. Among the two variants of proposed framework, the federated deployment demonstrates superior robustness by sustaining 3 times more surviving sectors and achieving 8% longer network lifetime as compared to the centralized approach.</w:t>
       </w:r>
     </w:p>
     <w:p>
@@ -857,7 +841,20 @@
           <w:szCs w:val="18"/>
           <w:lang w:val="en-US"/>
         </w:rPr>
-        <w:t>—Wireless Sensor Networks (WSNs), Reinforcement Learning (RL), Q-learning, Distributed energy efficient clustering (DEEC), Energy Optimization, Internet of Things (IoT), K-Means Clustering, Low Energy Adaptive Clustering Hierarchy (LEACH), Particle Swarm Optimization (PSO), Ant Colony Optimization (ACO), Energy Efficient Knapsack Algorithm (EEKA)</w:t>
+        <w:t>—</w:t>
+      </w:r>
+      <w:r>
+        <w:rPr>
+          <w:rFonts w:hint="default"/>
+          <w:b/>
+          <w:bCs/>
+          <w:i/>
+          <w:iCs/>
+          <w:sz w:val="18"/>
+          <w:szCs w:val="18"/>
+          <w:lang w:val="en-US"/>
+        </w:rPr>
+        <w:t>Agricultural IoT, Wireless Sensor Networks (WSNs), Energy Optimization, Internet of Things, Low Energy Adaptive Clustering Hierarchy (LEACH), Energy Efficient Algorithm.</w:t>
       </w:r>
     </w:p>
     <w:p>
@@ -1011,7 +1008,7 @@
           <w:rFonts w:hint="default"/>
           <w:lang w:val="en-US"/>
         </w:rPr>
-        <w:t xml:space="preserve">In the current era of agriculture, the traditional, labor-intensive farming model is being replaced by data driven, automated systems to meet the global demand for food. The Agri-IoT serves as the overarching framework that connects physical objects to the internet, while WSNs act as the foundational "eyes and ears" on the ground, in which sensor nodes are spatially dispersed and make up these networks, which helps to monitor the environment and send the gathered data to a central BS or sink node for additional processing and analysis. This structure provides a powerful, real-time window into remote plantation locations without human involvement. Despite their great potential, WSNs encounter significant limitations in terms of network lifetime, reliability of communication and energy efficiency. The sensor nodes in WSNs have small, non-rechargeable batteries. Generally these nodes are deployed in remote locations and densely deployed which make accessing individual nodes to perform maintenance or replace batteries very difficult [3].  As a result, the battery depletes energy in nodes leads to network partitions, energy hole, potentially loses packets and decreases the overall performance of the network.  This scenario is particularly prevalent in applications which require long term continuous monitoring, such as precision agriculture, disaster prediction and health diagnostics, in which data has to flow reliably and continuous operation is a necessity. </w:t>
+        <w:t xml:space="preserve">Agriculture remains a fundamental pillar of global food security and economic stability, driven by its critical role in sustaining livelihoods and meeting growing nutritional demands. In India, the agricultural sector serves as a cornerstone of national productivity, contributing 18.2 % to the economy while supporting a large proportion of the rural population. For small and specialized farmers, it represents a primary source of income, accounting for a substantial share of annual household earnings [1]. Approx. 55% of total workforce solely depends upon the agriculture.   The traditional agricultural practices often rely on manual observation and static decision making, which are inadequate for addressing large scale farms and accurately monitor crop health or variations in soil conditions. In this context, Agri-IoT has emerged as a transformative solution, enabling continuous monitoring of soil, crop and environmental conditions through interconnected sensing systems, thereby facilitating data driven and precision agriculture. It serves as the overarching framework that connects physical objects to the internet, while WSNs act as the foundational "eyes and ears" on the ground, in which sensor nodes are spatially dispersed and make up these networks, which helps to monitor the environment and send the gathered data to a central BS or sink node for additional processing and analysis. This structure provides a powerful, real time window into remote plantation locations without human involvement. Despite their great potential, WSNs encounter significant limitations in terms of network lifetime, reliability of communication and energy efficiency. Generally these nodes are deployed in remote locations and densely deployed which make accessing individual nodes to perform maintenance or replace batteries very difficult [3].  As a result, the battery depletes energy in nodes leads to network partitions, energy hole and decreases performance. </w:t>
       </w:r>
     </w:p>
     <w:p>
@@ -1118,7 +1115,7 @@
           <w:rFonts w:hint="default"/>
           <w:lang w:val="en-US"/>
         </w:rPr>
-        <w:t>Figure 1 illustrates a smart agriculture field with spatially distributed IoT sensor nodes organized into clusters for efficient data collection and communication with a central base station. To support such deployments, numerous routing and clustering protocols have been developed with a focus on energy optimization and efficiency. These approaches aim to balance power consumption among sensor nodes to prolong network lifetime and ensure reliable operation. Among these protocols, clustering based routing has shown one of the most effective means for energy efficiency [4]. The renowned clustering protocols are LEACH, Stable Election Protocol (SEP) and DEEC [3]–[5]. These protocols are mainly designed to minimize communication overhead and ensure a balanced distribution of energy consumption throughout the network. DEEC, in particular, selects CHs based on residual energy and average network energy, thereby extending the network lifetime more effectively than random or static CH selection methods such as LEACH. Ultimately, while SEP and DEEC significantly improve upon traditional methods by addressing node heterogeneity, they represent just the first step toward truly autonomous energy balance in the WSNs.</w:t>
+        <w:t xml:space="preserve">Figure 1 illustrates a smart agriculture field with spatially distributed IoT sensor nodes organized into clusters for efficient data collection and communication with a central base station. To support such deployments, numerous routing and clustering protocols have been developed with a focus on energy optimization and efficiency. These approaches aim to balance power consumption among sensor nodes to prolong network lifetime and ensure reliable operation. Among these protocols, clustering based routing has shown one of the most effective means for energy efficiency [4]. The renowned clustering protocols are LEACH, Stable Election Protocol (SEP) and DEEC [3]–[5]. These protocols are mainly designed to minimize communication overhead and ensure a balanced distribution of energy consumption throughout the network. DEEC, in particular, selects CHs based on residual energy and average network energy, thereby extending the network lifetime more effectively than random or static CH selection methods such as LEACH. Ultimately, while SEP and DEEC significantly improve upon traditional methods by addressing node heterogeneity, they represent just the first step toward truly autonomous energy balance in the WSNs. </w:t>
       </w:r>
     </w:p>
     <w:p>
@@ -1129,6 +1126,18 @@
         <w:jc w:val="both"/>
         <w:rPr>
           <w:rFonts w:hint="default"/>
+          <w:lang w:val="en-US"/>
+        </w:rPr>
+      </w:pPr>
+    </w:p>
+    <w:p>
+      <w:pPr>
+        <w:pageBreakBefore w:val="0"/>
+        <w:bidi w:val="0"/>
+        <w:ind w:firstLine="0" w:firstLineChars="0"/>
+        <w:jc w:val="both"/>
+        <w:rPr>
+          <w:rFonts w:hint="default"/>
           <w:sz w:val="16"/>
           <w:szCs w:val="16"/>
           <w:lang w:val="en-US"/>
@@ -1139,7 +1148,16 @@
           <w:rFonts w:hint="default"/>
           <w:lang w:val="en-US"/>
         </w:rPr>
-        <w:t xml:space="preserve">        However, traditional clustering protocols still have limitations in adaptability, scalability and dynamic optimization. Most of the existing schemes assume homogeneous or quasi-static environments, where node energy dissipation, communication distance and network topology remain relatively stable. In real world IoT deployments, the energy dynamics, node heterogeneity and communication interference can vary dramatically over time. As a result, static or semi-static CH selection often leads to sub optimal cluster configurations, premature energy depletion of certain nodes and overall performance degradation [5]. Also, existing methods rarely incorporate adaptive learning or feedback mechanisms that can respond to constant changing environmental conditions or operational uncertainties. Thus the design of an intelligent and adaptive clustering mechanism becomes crucial for achieving long term sustainability [6]. So to mitigate the above mentioned limitations, this study introduces a Reinforcement Learning Driven Hybrid Clustering (RLHC) approach that fuses intelligent optimization techniques across multiple layers of the clustering process. </w:t>
+        <w:t>However, traditional clustering protocols still have limitations in adaptability, scalability and dynamic optimization. Most of the existing schemes assume homogeneous or quasi-static environments, where node energy dissipation, communication distance and network topology remain relatively stable. In real world IoT deployments, the energy dynamics, node heterogeneity and communication interference can vary dramatically over time. As a result, static or semi-static CH selection often leads to sub optimal cluster configurations, premature energy depletion of certain nodes and overall performance degradation [5]. Also, existing methods rarely incorporate adaptive learning or feedback mechanisms that can respond to constant changing environmental conditions or operational uncertainties. Thus the design of an intelligent and adaptive clustering mechanism becomes crucial for achieving long term sustainability [6]. So to mitigate the above mentioned limitations, this study introduces a RLHC</w:t>
+      </w:r>
+      <w:bookmarkStart w:id="0" w:name="_GoBack"/>
+      <w:bookmarkEnd w:id="0"/>
+      <w:r>
+        <w:rPr>
+          <w:rFonts w:hint="default"/>
+          <w:lang w:val="en-US"/>
+        </w:rPr>
+        <w:t xml:space="preserve"> approach that fuses intelligent optimization techniques across multiple layers of the clustering process. </w:t>
       </w:r>
     </w:p>
     <w:p>
@@ -1180,7 +1198,7 @@
               <wp:posOffset>154305</wp:posOffset>
             </wp:positionH>
             <wp:positionV relativeFrom="paragraph">
-              <wp:posOffset>102870</wp:posOffset>
+              <wp:posOffset>143510</wp:posOffset>
             </wp:positionV>
             <wp:extent cx="2800985" cy="2103120"/>
             <wp:effectExtent l="0" t="0" r="18415" b="11430"/>
@@ -17024,18 +17042,7 @@
           <w:bCs w:val="0"/>
           <w:lang w:val="en-US"/>
         </w:rPr>
-        <w:t xml:space="preserve">In this study, two variants of the RLHC framework </w:t>
-      </w:r>
-      <w:bookmarkStart w:id="0" w:name="_GoBack"/>
-      <w:bookmarkEnd w:id="0"/>
-      <w:r>
-        <w:rPr>
-          <w:rFonts w:hint="default"/>
-          <w:b w:val="0"/>
-          <w:bCs w:val="0"/>
-          <w:lang w:val="en-US"/>
-        </w:rPr>
-        <w:t xml:space="preserve">Centralized and Federated are proposed to incorporate adaptive intelligence for enhancing energy efficiency and network lifetime in heterogeneous WSNs for Agri-IoT applications. </w:t>
+        <w:t xml:space="preserve">In this study, two variants of the RLHC framework Centralized and Federated are proposed to incorporate adaptive intelligence for enhancing energy efficiency and network lifetime in heterogeneous WSNs for Agri-IoT applications. </w:t>
       </w:r>
       <w:r>
         <w:rPr>

--- a/mod-journal-paper.docx
+++ b/mod-journal-paper.docx
@@ -1115,29 +1115,26 @@
           <w:rFonts w:hint="default"/>
           <w:lang w:val="en-US"/>
         </w:rPr>
-        <w:t xml:space="preserve">Figure 1 illustrates a smart agriculture field with spatially distributed IoT sensor nodes organized into clusters for efficient data collection and communication with a central base station. To support such deployments, numerous routing and clustering protocols have been developed with a focus on energy optimization and efficiency. These approaches aim to balance power consumption among sensor nodes to prolong network lifetime and ensure reliable operation. Among these protocols, clustering based routing has shown one of the most effective means for energy efficiency [4]. The renowned clustering protocols are LEACH, Stable Election Protocol (SEP) and DEEC [3]–[5]. These protocols are mainly designed to minimize communication overhead and ensure a balanced distribution of energy consumption throughout the network. DEEC, in particular, selects CHs based on residual energy and average network energy, thereby extending the network lifetime more effectively than random or static CH selection methods such as LEACH. Ultimately, while SEP and DEEC significantly improve upon traditional methods by addressing node heterogeneity, they represent just the first step toward truly autonomous energy balance in the WSNs. </w:t>
+        <w:t xml:space="preserve">Figure 1 illustrates a smart agriculture field with spatially distributed IoT sensor nodes organized into clusters for efficient data collection and communication with a central base station. To support such deployments, numerous routing and clustering protocols have been developed with a focus on energy optimization and efficiency. These approaches aim to balance power consumption among sensor nodes to prolong network lifetime and ensure reliable operation. Among these protocols, clustering based routing has shown one of the most effective means for energy efficiency [4]. The renowned clustering protocols are LEACH, Stable Election Protocol (SEP) and DEEC [3]–[5]. These protocols are mainly designed to minimize communication overhead and ensure a balanced distribution of energy consumption throughout the network. DEEC, in particular, selects CHs based on residual energy and average network energy, thereby extending the network lifetime than random or static CH selection methods such as LEACH. Ultimately, SEP and DEEC significantly improve upon traditional methods by addressing node heterogeneity, they represent the first step toward truly autonomous energy balance in the WSNs. </w:t>
+      </w:r>
+      <w:bookmarkStart w:id="0" w:name="_GoBack"/>
+      <w:bookmarkEnd w:id="0"/>
+      <w:r>
+        <w:rPr>
+          <w:rFonts w:hint="default"/>
+          <w:lang w:val="en-US"/>
+        </w:rPr>
+        <w:t xml:space="preserve"> </w:t>
       </w:r>
     </w:p>
     <w:p>
       <w:pPr>
         <w:pageBreakBefore w:val="0"/>
         <w:bidi w:val="0"/>
-        <w:ind w:firstLine="0" w:firstLineChars="0"/>
+        <w:ind w:firstLine="500" w:firstLineChars="250"/>
         <w:jc w:val="both"/>
         <w:rPr>
           <w:rFonts w:hint="default"/>
-          <w:lang w:val="en-US"/>
-        </w:rPr>
-      </w:pPr>
-    </w:p>
-    <w:p>
-      <w:pPr>
-        <w:pageBreakBefore w:val="0"/>
-        <w:bidi w:val="0"/>
-        <w:ind w:firstLine="0" w:firstLineChars="0"/>
-        <w:jc w:val="both"/>
-        <w:rPr>
-          <w:rFonts w:hint="default"/>
           <w:sz w:val="16"/>
           <w:szCs w:val="16"/>
           <w:lang w:val="en-US"/>
@@ -1148,16 +1145,7 @@
           <w:rFonts w:hint="default"/>
           <w:lang w:val="en-US"/>
         </w:rPr>
-        <w:t>However, traditional clustering protocols still have limitations in adaptability, scalability and dynamic optimization. Most of the existing schemes assume homogeneous or quasi-static environments, where node energy dissipation, communication distance and network topology remain relatively stable. In real world IoT deployments, the energy dynamics, node heterogeneity and communication interference can vary dramatically over time. As a result, static or semi-static CH selection often leads to sub optimal cluster configurations, premature energy depletion of certain nodes and overall performance degradation [5]. Also, existing methods rarely incorporate adaptive learning or feedback mechanisms that can respond to constant changing environmental conditions or operational uncertainties. Thus the design of an intelligent and adaptive clustering mechanism becomes crucial for achieving long term sustainability [6]. So to mitigate the above mentioned limitations, this study introduces a RLHC</w:t>
-      </w:r>
-      <w:bookmarkStart w:id="0" w:name="_GoBack"/>
-      <w:bookmarkEnd w:id="0"/>
-      <w:r>
-        <w:rPr>
-          <w:rFonts w:hint="default"/>
-          <w:lang w:val="en-US"/>
-        </w:rPr>
-        <w:t xml:space="preserve"> approach that fuses intelligent optimization techniques across multiple layers of the clustering process. </w:t>
+        <w:t xml:space="preserve">However, traditional clustering protocols still have limitations in adaptability, scalability and dynamic optimization. Most of the existing schemes assume homogeneous or quasi-static environments, where node energy dissipation, communication distance and network topology remain relatively stable. In real world IoT deployments, the energy dynamics, node heterogeneity and communication interference can vary dramatically over time. As a result, static or semi-static CH selection often leads to sub optimal cluster configurations, premature energy depletion of certain nodes and overall performance degradation [5]. Also, existing methods rarely incorporate adaptive learning or feedback mechanisms that can respond to constant changing environmental conditions or operational uncertainties. Thus the design of an intelligent and adaptive clustering mechanism becomes crucial for achieving long term sustainability [6]. So to mitigate the above mentioned limitations, this study introduces a RLHC approach that fuses intelligent optimization techniques across multiple layers of the clustering process. </w:t>
       </w:r>
     </w:p>
     <w:p>

--- a/mod-journal-paper.docx
+++ b/mod-journal-paper.docx
@@ -758,7 +758,7 @@
           <w:szCs w:val="18"/>
           <w:lang w:val="en-US"/>
         </w:rPr>
-        <w:t>Agri-IoT play a pivotal role in modern precision agriculture by enabling continuous monitoring of crop and soil parameters. But their effectiveness heavily depends on the efficiency and sustainability of the underlying Wireless Sensor Networks (WSNs). These networks are severely constrained by limited battery resources, leading to uneven energy depletion, poor cluster formation hence reduces network lifetime. While traditional clustering protocols such as LEACH, DEEC, PSO, ACO and FCM provide foundational frameworks, they often struggle with non-uniform energy depletion and coverage gaps in large scale Agri-IoT deployments. To address these critical scalability and energy constraints, this paper proposes a novel framework, termed Reinforcement Learning driven Hybrid Clustering (RLHC), designed to enhance network lifetime and operational intelligence. The framework integrates energy-aware cluster head selection, spatially balanced cluster head distribution, and compact cluster formation with adaptive learning and optimized routing strategies. To rigorously assess its effectiveness, the framework is deployed under both centralized and federated architectures, provides its detailed evaluation of scalability and adaptability across varying network conditions. Simulation results demonstrate that the proposed framework significantly outperforms existing approaches by maintaining complete sector survivability, where 9 out of 9 sectors remains operational after 1000 rounds of simulation. It improves network lifetime by 57% over LEACH/DEEC and 45% over PSO/ACO/FCM, while reducing energy consumption by 33% and 16%, respectively. Furthermore, it achieves up to 240% higher throughput compared to LEACH/DEEC and 50% improvement over PSO/ACO/FCM, while maintaining comparatively better PDR. Among the two variants of proposed framework, the federated deployment demonstrates superior robustness by sustaining 3 times more surviving sectors and achieving 8% longer network lifetime as compared to the centralized approach.</w:t>
+        <w:t>Agri-IoT play a pivotal role in modern precision agriculture by enabling continuous monitoring of crop and soil parameters. But their effectiveness heavily depends on the efficiency and sustainability of the underlying Wireless Sensor Networks (WSNs). These networks are severely constrained by limited battery resources, leading to uneven energy depletion, poor cluster formation hence reduces network lifetime. While renowned clustering protocols such as LEACH, DEEC, PSO, ACO and FCM provide foundational frameworks, they often struggle with non-uniform energy depletion and coverage gaps in large scale Agri-IoT deployments. To address these critical scalability and energy constraints, this paper proposes a novel framework, termed Reinforcement Learning driven Hybrid Clustering (RLHC), designed to enhance network lifetime and operational intelligence. The framework integrates energy-aware cluster head selection, spatially balanced cluster head distribution and compact cluster formation with adaptive learning and optimized routing strategies. To rigorously assess its effectiveness, the framework is deployed under both centralized and federated architectures, provides its detailed evaluation of scalability and adaptability across varying network conditions. Simulation results demonstrate that the proposed framework significantly outperforms existing approaches by maintaining complete sector survivability, where 9 out of 9 sectors remains operational after 1000 rounds of simulation. It improves network lifetime by 57% over LEACH/DEEC and 45% over PSO/ACO/FCM, while reducing energy consumption by 33% and 16%, respectively. Furthermore, it achieves up to 240% higher throughput compared to LEACH/DEEC and 50% improvement over PSO/ACO/FCM, while maintaining comparatively better PDR. Among the two variants of proposed framework, the federated deployment demonstrates superior robustness by sustaining 3 times more surviving sectors and achieving 8% longer network lifetime as compared to the centralized approach.</w:t>
       </w:r>
     </w:p>
     <w:p>
@@ -1115,78 +1115,92 @@
           <w:rFonts w:hint="default"/>
           <w:lang w:val="en-US"/>
         </w:rPr>
-        <w:t xml:space="preserve">Figure 1 illustrates a smart agriculture field with spatially distributed IoT sensor nodes organized into clusters for efficient data collection and communication with a central base station. To support such deployments, numerous routing and clustering protocols have been developed with a focus on energy optimization and efficiency. These approaches aim to balance power consumption among sensor nodes to prolong network lifetime and ensure reliable operation. Among these protocols, clustering based routing has shown one of the most effective means for energy efficiency [4]. The renowned clustering protocols are LEACH, Stable Election Protocol (SEP) and DEEC [3]–[5]. These protocols are mainly designed to minimize communication overhead and ensure a balanced distribution of energy consumption throughout the network. DEEC, in particular, selects CHs based on residual energy and average network energy, thereby extending the network lifetime than random or static CH selection methods such as LEACH. Ultimately, SEP and DEEC significantly improve upon traditional methods by addressing node heterogeneity, they represent the first step toward truly autonomous energy balance in the WSNs. </w:t>
-      </w:r>
-      <w:bookmarkStart w:id="0" w:name="_GoBack"/>
-      <w:bookmarkEnd w:id="0"/>
-      <w:r>
-        <w:rPr>
-          <w:rFonts w:hint="default"/>
-          <w:lang w:val="en-US"/>
-        </w:rPr>
-        <w:t xml:space="preserve"> </w:t>
+        <w:t xml:space="preserve">Figure 1 illustrates a smart agriculture field with spatially distributed IoT sensor nodes organized into clusters for efficient data collection and communication with a central base station. To support such deployments, numerous routing and clustering protocols have been developed with a focus on energy optimization and efficiency. These approaches aim to balance power consumption among sensor nodes to prolong network lifetime and ensure reliable operation. Among these protocols, clustering based routing has shown one of the most effective means for energy efficiency [4]. </w:t>
       </w:r>
     </w:p>
     <w:p>
       <w:pPr>
         <w:pageBreakBefore w:val="0"/>
         <w:bidi w:val="0"/>
-        <w:ind w:firstLine="500" w:firstLineChars="250"/>
+        <w:ind w:firstLine="0" w:firstLineChars="0"/>
         <w:jc w:val="both"/>
         <w:rPr>
           <w:rFonts w:hint="default"/>
+          <w:lang w:val="en-US"/>
+        </w:rPr>
+      </w:pPr>
+      <w:r>
+        <w:rPr>
+          <w:rFonts w:hint="default"/>
+          <w:lang w:val="en-US"/>
+        </w:rPr>
+        <w:t xml:space="preserve">The renowned clustering protocols are LEACH, Stable Election Protocol (SEP) and DEEC [3]–[5]. These protocols are mainly designed to minimize communication overhead and ensure a balanced distribution of energy consumption throughout the network. DEEC, in particular, selects CHs based on residual energy and average network energy, thereby extending the network lifetime than random CH selection methods such as LEACH. It significantly improve upon traditional methods by addressing node heterogeneity and represent the first step toward truly autonomous energy balance in the WSNs. </w:t>
+      </w:r>
+    </w:p>
+    <w:p>
+      <w:pPr>
+        <w:pageBreakBefore w:val="0"/>
+        <w:bidi w:val="0"/>
+        <w:ind w:firstLine="720" w:firstLineChars="0"/>
+        <w:jc w:val="both"/>
+        <w:rPr>
+          <w:rFonts w:hint="default"/>
+          <w:lang w:val="en-US"/>
+        </w:rPr>
+      </w:pPr>
+      <w:r>
+        <w:rPr>
+          <w:rFonts w:hint="default"/>
+          <w:lang w:val="en-US"/>
+        </w:rPr>
+        <w:t xml:space="preserve">However, traditional clustering protocols still have limitations in adaptability, scalability and dynamic optimization. Most of the existing schemes assume homogeneous or quasi-static environments, where node energy dissipation, communication distance and network topology remain relatively stable. In real world IoT deployments, the energy dynamics, node heterogeneity and communication interference can vary dramatically over time. As a result, static or semi-static CH selection often leads to sub optimal cluster configurations, premature energy depletion of certain nodes and overall performance degradation [5]. Additionally existing methods rarely incorporate adaptive learning or feedback mechanisms that can respond to constant changing environmental conditions or operational uncertainties. Also in recent years Agri-IoT deployments grown larger and complex. they need smart clustering that can think and adapt on its own. The systems must automatically adjust to changing field conditions like shifting weather or crop growth without draining sensor batteries or losing critical data. Existing clustering protocols, constrained by static assumptions and limited adaptability, fail to effectively address variations in node energy, topology and environmental interference. This creates a critical need for a more responsive and learning driven approach capable of continuously optimizing network behavior. </w:t>
+      </w:r>
+    </w:p>
+    <w:p>
+      <w:pPr>
+        <w:pageBreakBefore w:val="0"/>
+        <w:bidi w:val="0"/>
+        <w:ind w:firstLine="720" w:firstLineChars="0"/>
+        <w:jc w:val="both"/>
+        <w:rPr>
+          <w:rFonts w:hint="default"/>
+          <w:lang w:val="en-US"/>
+        </w:rPr>
+      </w:pPr>
+      <w:r>
+        <w:rPr>
+          <w:rFonts w:hint="default"/>
+          <w:lang w:val="en-US"/>
+        </w:rPr>
+        <w:t>Motivated by this gap, this paper aims to develop an adaptive clustering framework that integrates real-time decision-making, energy aware optimization and feedback driven learning to enhance network longevity, stability and data delivery performance in evolving IoT environments.</w:t>
+      </w:r>
+    </w:p>
+    <w:p>
+      <w:pPr>
+        <w:pageBreakBefore w:val="0"/>
+        <w:bidi w:val="0"/>
+        <w:ind w:firstLine="0" w:firstLineChars="0"/>
+        <w:jc w:val="both"/>
+        <w:rPr>
+          <w:rFonts w:hint="default"/>
+          <w:lang w:val="en-US"/>
+        </w:rPr>
+      </w:pPr>
+      <w:r>
+        <w:rPr>
+          <w:rFonts w:hint="default"/>
           <w:sz w:val="16"/>
           <w:szCs w:val="16"/>
           <w:lang w:val="en-US"/>
         </w:rPr>
-      </w:pPr>
-      <w:r>
-        <w:rPr>
-          <w:rFonts w:hint="default"/>
-          <w:lang w:val="en-US"/>
-        </w:rPr>
-        <w:t xml:space="preserve">However, traditional clustering protocols still have limitations in adaptability, scalability and dynamic optimization. Most of the existing schemes assume homogeneous or quasi-static environments, where node energy dissipation, communication distance and network topology remain relatively stable. In real world IoT deployments, the energy dynamics, node heterogeneity and communication interference can vary dramatically over time. As a result, static or semi-static CH selection often leads to sub optimal cluster configurations, premature energy depletion of certain nodes and overall performance degradation [5]. Also, existing methods rarely incorporate adaptive learning or feedback mechanisms that can respond to constant changing environmental conditions or operational uncertainties. Thus the design of an intelligent and adaptive clustering mechanism becomes crucial for achieving long term sustainability [6]. So to mitigate the above mentioned limitations, this study introduces a RLHC approach that fuses intelligent optimization techniques across multiple layers of the clustering process. </w:t>
-      </w:r>
-    </w:p>
-    <w:p>
-      <w:pPr>
-        <w:keepNext w:val="0"/>
-        <w:keepLines w:val="0"/>
-        <w:pageBreakBefore w:val="0"/>
-        <w:widowControl/>
-        <w:kinsoku/>
-        <w:wordWrap/>
-        <w:overflowPunct/>
-        <w:topLinePunct w:val="0"/>
-        <w:autoSpaceDE/>
-        <w:autoSpaceDN/>
-        <w:bidi w:val="0"/>
-        <w:adjustRightInd/>
-        <w:snapToGrid/>
-        <w:spacing w:before="181" w:beforeLines="50"/>
-        <w:textAlignment w:val="auto"/>
-        <w:rPr>
-          <w:rFonts w:hint="default"/>
-          <w:sz w:val="16"/>
-          <w:szCs w:val="16"/>
-          <w:lang w:val="en-US"/>
-        </w:rPr>
-      </w:pPr>
-      <w:r>
-        <w:rPr>
-          <w:rFonts w:hint="default"/>
-          <w:sz w:val="16"/>
-          <w:szCs w:val="16"/>
-          <w:lang w:val="en-US"/>
-        </w:rPr>
         <w:drawing>
-          <wp:anchor distT="0" distB="0" distL="114300" distR="114300" simplePos="0" relativeHeight="251663360" behindDoc="0" locked="0" layoutInCell="1" allowOverlap="1">
+          <wp:anchor distT="0" distB="0" distL="114300" distR="114300" simplePos="0" relativeHeight="251673600" behindDoc="0" locked="0" layoutInCell="1" allowOverlap="1">
             <wp:simplePos x="0" y="0"/>
             <wp:positionH relativeFrom="column">
-              <wp:posOffset>154305</wp:posOffset>
+              <wp:posOffset>3499485</wp:posOffset>
             </wp:positionH>
             <wp:positionV relativeFrom="paragraph">
-              <wp:posOffset>143510</wp:posOffset>
+              <wp:posOffset>-7231380</wp:posOffset>
             </wp:positionV>
             <wp:extent cx="2800985" cy="2103120"/>
             <wp:effectExtent l="0" t="0" r="18415" b="11430"/>
@@ -1228,11 +1242,56 @@
       <w:r>
         <w:rPr>
           <w:rFonts w:hint="default"/>
+          <w:lang w:val="en-US"/>
+        </w:rPr>
+        <w:t>Therefore a five step design process of an intelligent and adaptive clustering mechanism is proposed, which is crucial for achieving long term sustainability. A novel approach that fuses intelligent optimization techniques across multiple steps of the clustering process which combine the conventional algorithms with machine learning-driven adaptation mechanisms. The workflow of the  proposed framework is represented in figure 2, which integrates energy normalized DEEC, centrality and s</w:t>
+      </w:r>
+      <w:r>
+        <w:rPr>
+          <w:rFonts w:hint="default"/>
+        </w:rPr>
+        <w:t>patiality</w:t>
+      </w:r>
+      <w:r>
+        <w:rPr>
+          <w:rFonts w:hint="default"/>
+          <w:lang w:val="en-US"/>
+        </w:rPr>
+        <w:t xml:space="preserve"> focused cost function based EEKA, CH guided K-Means clustering, Q-Learning RL an adaptive energy aware architecture and composite channel modeled multi-hop communication management. </w:t>
+      </w:r>
+    </w:p>
+    <w:p>
+      <w:pPr>
+        <w:keepNext w:val="0"/>
+        <w:keepLines w:val="0"/>
+        <w:pageBreakBefore w:val="0"/>
+        <w:widowControl/>
+        <w:kinsoku/>
+        <w:wordWrap/>
+        <w:overflowPunct/>
+        <w:topLinePunct w:val="0"/>
+        <w:autoSpaceDE/>
+        <w:autoSpaceDN/>
+        <w:bidi w:val="0"/>
+        <w:adjustRightInd/>
+        <w:snapToGrid/>
+        <w:spacing w:before="91" w:beforeLines="25"/>
+        <w:textAlignment w:val="auto"/>
+        <w:rPr>
+          <w:rFonts w:hint="default"/>
           <w:sz w:val="16"/>
           <w:szCs w:val="16"/>
           <w:lang w:val="en-US"/>
         </w:rPr>
-        <w:t>Figure 2. Workflow of the proposed framework (RLHC)</w:t>
+      </w:pPr>
+      <w:r>
+        <w:rPr>
+          <w:rFonts w:hint="default"/>
+          <w:sz w:val="16"/>
+          <w:szCs w:val="16"/>
+          <w:lang w:val="en-US"/>
+        </w:rPr>
+        <w:t>Figure 2. Workflow of the proposed framework</w:t>
       </w:r>
     </w:p>
     <w:p>
@@ -1259,38 +1318,7 @@
           <w:rFonts w:hint="default"/>
           <w:lang w:val="en-US"/>
         </w:rPr>
-        <w:t>Figure 2 represent the workflow of the  proposed framework which integrates energy normalized DEEC (Layer 1), centrality and s</w:t>
-      </w:r>
-      <w:r>
-        <w:rPr>
-          <w:rFonts w:hint="default"/>
-        </w:rPr>
-        <w:t>patiality</w:t>
-      </w:r>
-      <w:r>
-        <w:rPr>
-          <w:rFonts w:hint="default"/>
-          <w:lang w:val="en-US"/>
-        </w:rPr>
-        <w:t xml:space="preserve"> focused cost function based EEKA (Layer 2), CH guided K-Means clustering (Layer 3), Q-Learning RL (Layer 4) a lightweight adaptive and energy aware architecture and finally, composite channel modeled multi-hop communication management (Layer 5). The top layer DEEC is energy normalized and serves as the foundational layer, prioritizing nodes with higher residual energy for CH selection, EEKA filters and ranks CH candidates using a cost function that determines the optimal number of CHs, enabling the selection of the most suitable CHs to improve spatial balance and reduce inter-cluster communication overhead then the K-Means algorithm refines the cluster formation by minimizing intra cluster distances and balance the spatial distribution of nodes. The RL layer introduces a self-learning capability that dynamically adjusts CH selection, transmission parameters and cluster reconfiguration based on real time feedback such as residual energy, cluster load and PDR. The final layer characterizes radio energy consumption during data transmission and reception among sensor nodes, CHs and the base station. It adopts a composite channel model that integrates Rician fading for small-scale variations and log-normal shadowing for large-scale propagation effects to estimate realistic channel link gains [8]. Additionally, multi-hop routing using Dijkstra’s algorithm is employed to determine optimal data transmission paths from sensor nodes to the sink.</w:t>
-      </w:r>
-    </w:p>
-    <w:p>
-      <w:pPr>
-        <w:bidi w:val="0"/>
-        <w:ind w:firstLine="400" w:firstLineChars="200"/>
-        <w:jc w:val="both"/>
-        <w:rPr>
-          <w:rFonts w:hint="default"/>
-          <w:lang w:val="en-US"/>
-        </w:rPr>
-      </w:pPr>
-      <w:r>
-        <w:rPr>
-          <w:rFonts w:hint="default"/>
-          <w:lang w:val="en-US"/>
-        </w:rPr>
-        <w:t>The RLHC framework accomplishes adaptive energy balancing, increased throughput, improved PDR and extended network lifetime by combining these five layers.  It represent the potential to close the gap between contemporary ML integrated adaptive optimization techniques and conventional deterministic routing methods.  Also opens the door for more dependable and sustainable sensor network deployments in real world settings by offering a solid, scalable and self-evolving solution for the future of IoT enabled WSNs. By integrating this framework into Agri-IoT marks a pivotal step toward agricultural modernization &amp; significantly boosting overall productivity.</w:t>
+        <w:t>The first step is energy normalization of sensor nodes and serves as the foundational layer which prioritize nodes with higher residual energy for CH selection, then second step filters and ranks CH candidates using a cost function to improve spatial balance and reduce inter-cluster communication overhead. The third step is refining the cluster formation by minimizing intra cluster distances and balance the node distribution. The fourth step introduces a self-learning capability that dynamically adjusts CH selection, transmission parameters and cluster reconfiguration based on real time feedback such as residual energy, cluster load and PDR. And the final step characterizes radio energy consumption during data transmission and reception. It adopts a composite channel model that integrates Rician fading for small-scale variations and log-normal shadowing for large-scale propagation effects to estimate realistic channel link gains [8]. Additionally, multi-hop routing is integrated to determine optimal data transmission paths from sensor nodes to the sink.</w:t>
       </w:r>
     </w:p>
     <w:p>
@@ -1350,7 +1378,7 @@
           <w:rFonts w:hint="default"/>
           <w:lang w:val="en-US"/>
         </w:rPr>
-        <w:t>A hybrid RL-driven clustering framework with centralized and federated architectures achieving 100% network survivability (after 1000 rounds) and real time adaptive optimization.</w:t>
+        <w:t>An adaptive learning driven clustering framework with centralized &amp; federated architectures achieving 100% sectoral coverage after 1000 rounds of simulation.</w:t>
       </w:r>
     </w:p>
     <w:p>
@@ -1387,13 +1415,12 @@
           <w:rFonts w:hint="default"/>
           <w:lang w:val="en-US"/>
         </w:rPr>
-        <w:t>Achieves up to 57% improvement in network lifetime, 33% reduction in energy consumption and 240% increase in throughput, with federated deployment as compared to the renowned optimization based algorithms (ACO/PSO/FCM), enhancing robustness and scalability</w:t>
+        <w:t>Achieves up to 45% improvement in network lifetime, 16% reduction in energy consumption &amp; 50% increase in throughput, with federated deployment as compared to optimization based algorithms (ACO/PSO/FCM).</w:t>
       </w:r>
     </w:p>
     <w:p>
       <w:pPr>
         <w:numPr>
-          <w:ilvl w:val="0"/>
           <w:numId w:val="0"/>
         </w:numPr>
         <w:bidi w:val="0"/>
@@ -1456,8 +1483,10 @@
           <w:rFonts w:hint="default"/>
           <w:lang w:val="en-US"/>
         </w:rPr>
-        <w:t>Section II represents a comprehensive literature review of existing clustering protocols and RL approaches in WSNs. Section III focus on the methodology of proposed RLHC framework in details and explain each layer contribution. Section IV presents the simulation results, performance evaluation parameters and comparative analysis of the proposed RLHC protocol with existing approaches. Finally, Section V provides the conclusion and highlights possible future research direction.</w:t>
-      </w:r>
+        <w:t>Section II represents a comprehensive literature review of existing clustering protocols and machine learning approaches in WSNs. Section III focus on the methodology of proposed RLHC framework in details and explain each step contribution. Section IV presents the simulation results, performance evaluation and comparative analysis of the proposed approach with existing approaches. Finally, Section V provides the conclusion and future scope/research direction.</w:t>
+      </w:r>
+      <w:bookmarkStart w:id="0" w:name="_GoBack"/>
+      <w:bookmarkEnd w:id="0"/>
     </w:p>
     <w:p>
       <w:pPr>
@@ -9107,7 +9136,7 @@
       </w:pPr>
       <w:r>
         <w:drawing>
-          <wp:anchor distT="0" distB="0" distL="114300" distR="114300" simplePos="0" relativeHeight="251665408" behindDoc="0" locked="0" layoutInCell="1" allowOverlap="1">
+          <wp:anchor distT="0" distB="0" distL="114300" distR="114300" simplePos="0" relativeHeight="251664384" behindDoc="0" locked="0" layoutInCell="1" allowOverlap="1">
             <wp:simplePos x="0" y="0"/>
             <wp:positionH relativeFrom="column">
               <wp:posOffset>24130</wp:posOffset>
@@ -9783,7 +9812,7 @@
       </w:pPr>
       <w:r>
         <w:drawing>
-          <wp:anchor distT="0" distB="0" distL="114300" distR="114300" simplePos="0" relativeHeight="251664384" behindDoc="0" locked="0" layoutInCell="1" allowOverlap="1">
+          <wp:anchor distT="0" distB="0" distL="114300" distR="114300" simplePos="0" relativeHeight="251663360" behindDoc="0" locked="0" layoutInCell="1" allowOverlap="1">
             <wp:simplePos x="0" y="0"/>
             <wp:positionH relativeFrom="column">
               <wp:posOffset>62230</wp:posOffset>
@@ -10395,7 +10424,7 @@
           <w:szCs w:val="16"/>
         </w:rPr>
         <w:drawing>
-          <wp:anchor distT="0" distB="0" distL="114300" distR="114300" simplePos="0" relativeHeight="251666432" behindDoc="0" locked="0" layoutInCell="1" allowOverlap="1">
+          <wp:anchor distT="0" distB="0" distL="114300" distR="114300" simplePos="0" relativeHeight="251665408" behindDoc="0" locked="0" layoutInCell="1" allowOverlap="1">
             <wp:simplePos x="0" y="0"/>
             <wp:positionH relativeFrom="column">
               <wp:posOffset>100965</wp:posOffset>
@@ -12261,7 +12290,7 @@
       </w:pPr>
       <w:r>
         <w:drawing>
-          <wp:anchor distT="0" distB="0" distL="114300" distR="114300" simplePos="0" relativeHeight="251667456" behindDoc="0" locked="0" layoutInCell="1" allowOverlap="1">
+          <wp:anchor distT="0" distB="0" distL="114300" distR="114300" simplePos="0" relativeHeight="251666432" behindDoc="0" locked="0" layoutInCell="1" allowOverlap="1">
             <wp:simplePos x="0" y="0"/>
             <wp:positionH relativeFrom="column">
               <wp:posOffset>60325</wp:posOffset>
@@ -13939,7 +13968,7 @@
           <w:lang w:val="en-US"/>
         </w:rPr>
         <w:drawing>
-          <wp:anchor distT="0" distB="0" distL="114300" distR="114300" simplePos="0" relativeHeight="251668480" behindDoc="0" locked="0" layoutInCell="1" allowOverlap="1">
+          <wp:anchor distT="0" distB="0" distL="114300" distR="114300" simplePos="0" relativeHeight="251667456" behindDoc="0" locked="0" layoutInCell="1" allowOverlap="1">
             <wp:simplePos x="0" y="0"/>
             <wp:positionH relativeFrom="column">
               <wp:posOffset>0</wp:posOffset>
@@ -14139,7 +14168,7 @@
           <w:lang w:val="en-US"/>
         </w:rPr>
         <w:drawing>
-          <wp:anchor distT="0" distB="0" distL="114300" distR="114300" simplePos="0" relativeHeight="251669504" behindDoc="0" locked="0" layoutInCell="1" allowOverlap="1">
+          <wp:anchor distT="0" distB="0" distL="114300" distR="114300" simplePos="0" relativeHeight="251668480" behindDoc="0" locked="0" layoutInCell="1" allowOverlap="1">
             <wp:simplePos x="0" y="0"/>
             <wp:positionH relativeFrom="column">
               <wp:posOffset>0</wp:posOffset>
@@ -14254,7 +14283,7 @@
           <w:lang w:val="en-US"/>
         </w:rPr>
         <w:drawing>
-          <wp:anchor distT="0" distB="0" distL="114300" distR="114300" simplePos="0" relativeHeight="251670528" behindDoc="0" locked="0" layoutInCell="1" allowOverlap="1">
+          <wp:anchor distT="0" distB="0" distL="114300" distR="114300" simplePos="0" relativeHeight="251669504" behindDoc="0" locked="0" layoutInCell="1" allowOverlap="1">
             <wp:simplePos x="0" y="0"/>
             <wp:positionH relativeFrom="column">
               <wp:posOffset>0</wp:posOffset>
@@ -14490,7 +14519,7 @@
           <w:lang w:val="en-US"/>
         </w:rPr>
         <w:drawing>
-          <wp:anchor distT="0" distB="0" distL="114300" distR="114300" simplePos="0" relativeHeight="251671552" behindDoc="0" locked="0" layoutInCell="1" allowOverlap="1">
+          <wp:anchor distT="0" distB="0" distL="114300" distR="114300" simplePos="0" relativeHeight="251670528" behindDoc="0" locked="0" layoutInCell="1" allowOverlap="1">
             <wp:simplePos x="0" y="0"/>
             <wp:positionH relativeFrom="column">
               <wp:posOffset>0</wp:posOffset>
@@ -14621,7 +14650,7 @@
           <w:lang w:val="en-US"/>
         </w:rPr>
         <w:drawing>
-          <wp:anchor distT="0" distB="0" distL="114300" distR="114300" simplePos="0" relativeHeight="251672576" behindDoc="0" locked="0" layoutInCell="1" allowOverlap="1">
+          <wp:anchor distT="0" distB="0" distL="114300" distR="114300" simplePos="0" relativeHeight="251671552" behindDoc="0" locked="0" layoutInCell="1" allowOverlap="1">
             <wp:simplePos x="0" y="0"/>
             <wp:positionH relativeFrom="column">
               <wp:posOffset>-17145</wp:posOffset>
@@ -14734,7 +14763,7 @@
           <w:lang w:val="en-US"/>
         </w:rPr>
         <w:drawing>
-          <wp:anchor distT="0" distB="0" distL="114300" distR="114300" simplePos="0" relativeHeight="251673600" behindDoc="0" locked="0" layoutInCell="1" allowOverlap="1">
+          <wp:anchor distT="0" distB="0" distL="114300" distR="114300" simplePos="0" relativeHeight="251672576" behindDoc="0" locked="0" layoutInCell="1" allowOverlap="1">
             <wp:simplePos x="0" y="0"/>
             <wp:positionH relativeFrom="column">
               <wp:posOffset>3394075</wp:posOffset>
@@ -18928,7 +18957,22 @@
           <w:rFonts w:hint="default"/>
           <w:sz w:val="16"/>
         </w:rPr>
-        <w:t>O. Olayemi, A. Bello, and M. A. Oladejo, “MLSRP: Machine Learning-Based Secure Routing Protocol for Wireless Sensor Networks,” IEEE Internet of Things Journal, vol. 12, no. 5, pp. 4567–4580, 2025..</w:t>
+        <w:t>O. Olayemi, A. Bello</w:t>
+      </w:r>
+      <w:r>
+        <w:rPr>
+          <w:rFonts w:hint="default"/>
+          <w:sz w:val="16"/>
+          <w:lang w:val="en-US"/>
+        </w:rPr>
+        <w:t xml:space="preserve"> and</w:t>
+      </w:r>
+      <w:r>
+        <w:rPr>
+          <w:rFonts w:hint="default"/>
+          <w:sz w:val="16"/>
+        </w:rPr>
+        <w:t xml:space="preserve"> M. A. Oladejo, “MLSRP: Machine Learning-Based Secure Routing Protocol for Wireless Sensor Networks,” IEEE Internet of Things Journal, vol. 12, no. 5, pp. 4567–4580, 2025..</w:t>
       </w:r>
     </w:p>
     <w:p>
@@ -19013,7 +19057,22 @@
           <w:rFonts w:hint="default"/>
           <w:sz w:val="16"/>
         </w:rPr>
-        <w:t>S. Ahmed, M. A. Khan, and F. Ullah, “A Comprehensive Survey of Routing Protocols for Underwater Wireless Sensor Networks,” IEEE Communications Surveys &amp; Tutorials, vol. 28, no. 1, pp. 1–25, 2026.</w:t>
+        <w:t>S. Ahmed, M. A. Khan</w:t>
+      </w:r>
+      <w:r>
+        <w:rPr>
+          <w:rFonts w:hint="default"/>
+          <w:sz w:val="16"/>
+          <w:lang w:val="en-US"/>
+        </w:rPr>
+        <w:t xml:space="preserve"> and</w:t>
+      </w:r>
+      <w:r>
+        <w:rPr>
+          <w:rFonts w:hint="default"/>
+          <w:sz w:val="16"/>
+        </w:rPr>
+        <w:t xml:space="preserve"> F. Ullah, “A Comprehensive Survey of Routing Protocols for Underwater Wireless Sensor Networks,” IEEE Communications Surveys &amp; Tutorials, vol. 28, no. 1, pp. 1–25, 2026.</w:t>
       </w:r>
     </w:p>
     <w:p>
@@ -19042,7 +19101,22 @@
           <w:rFonts w:hint="default"/>
           <w:sz w:val="16"/>
         </w:rPr>
-        <w:t>. Hartono, D. Setiawan, and A. Nugroho, “Metaheuristic Approaches for Energy Optimization in WSN: A Systematic Review,” IEEE Access, vol. 14, pp. 22015–22040, 2026</w:t>
+        <w:t>. Hartono, D. Setiawan</w:t>
+      </w:r>
+      <w:r>
+        <w:rPr>
+          <w:rFonts w:hint="default"/>
+          <w:sz w:val="16"/>
+          <w:lang w:val="en-US"/>
+        </w:rPr>
+        <w:t xml:space="preserve"> and</w:t>
+      </w:r>
+      <w:r>
+        <w:rPr>
+          <w:rFonts w:hint="default"/>
+          <w:sz w:val="16"/>
+        </w:rPr>
+        <w:t xml:space="preserve"> A. Nugroho, “Metaheuristic Approaches for Energy Optimization in WSN: A Systematic Review,” IEEE Access, vol. 14, pp. 22015–22040, 2026</w:t>
       </w:r>
     </w:p>
     <w:p>
@@ -19071,7 +19145,22 @@
           <w:rFonts w:hint="default"/>
           <w:sz w:val="16"/>
         </w:rPr>
-        <w:t>P. Gawade, S. Patil, and M. Kulkarni, “I-HEED: Intelligent Hybrid Energy-Efficient Distributed Clustering for WSN,” Sensors, vol. 26, no. 2, pp. 1–20, 2026.</w:t>
+        <w:t>P. Gawade, S. Patil</w:t>
+      </w:r>
+      <w:r>
+        <w:rPr>
+          <w:rFonts w:hint="default"/>
+          <w:sz w:val="16"/>
+          <w:lang w:val="en-US"/>
+        </w:rPr>
+        <w:t xml:space="preserve"> and</w:t>
+      </w:r>
+      <w:r>
+        <w:rPr>
+          <w:rFonts w:hint="default"/>
+          <w:sz w:val="16"/>
+        </w:rPr>
+        <w:t xml:space="preserve"> M. Kulkarni, “I-HEED: Intelligent Hybrid Energy-Efficient Distributed Clustering for WSN,” Sensors, vol. 26, no. 2, pp. 1–20, 2026.</w:t>
       </w:r>
     </w:p>
     <w:p>
@@ -19100,7 +19189,22 @@
           <w:rFonts w:hint="default"/>
           <w:sz w:val="16"/>
         </w:rPr>
-        <w:t>X. Li, Y. Zhang, and H. Zhao, “Energy Optimized Scheduling in WSN Using RL-HAPSO,” Nature Scientific Reports, vol. 16, pp. 1–12, 2026.</w:t>
+        <w:t>X. Li, Y. Zhang</w:t>
+      </w:r>
+      <w:r>
+        <w:rPr>
+          <w:rFonts w:hint="default"/>
+          <w:sz w:val="16"/>
+          <w:lang w:val="en-US"/>
+        </w:rPr>
+        <w:t xml:space="preserve"> and</w:t>
+      </w:r>
+      <w:r>
+        <w:rPr>
+          <w:rFonts w:hint="default"/>
+          <w:sz w:val="16"/>
+        </w:rPr>
+        <w:t xml:space="preserve"> H. Zhao, “Energy Optimized Scheduling in WSN Using RL-HAPSO,” Nature Scientific Reports, vol. 16, pp. 1–12, 2026.</w:t>
       </w:r>
     </w:p>
     <w:p>
@@ -19187,7 +19291,22 @@
           <w:rFonts w:hint="default"/>
           <w:sz w:val="16"/>
         </w:rPr>
-        <w:t xml:space="preserve">H. Zhang, Q. Liu, and Y. Chen, “Intelligent Energy-Aware Routing via Protozoa Behavior in Wireless Sensor Networks,” Future Generation Computer Systems, vol. 150, pp. 210–225, 2026. </w:t>
+        <w:t>H. Zhang, Q. Liu</w:t>
+      </w:r>
+      <w:r>
+        <w:rPr>
+          <w:rFonts w:hint="default"/>
+          <w:sz w:val="16"/>
+          <w:lang w:val="en-US"/>
+        </w:rPr>
+        <w:t xml:space="preserve"> and</w:t>
+      </w:r>
+      <w:r>
+        <w:rPr>
+          <w:rFonts w:hint="default"/>
+          <w:sz w:val="16"/>
+        </w:rPr>
+        <w:t xml:space="preserve"> Y. Chen, “Intelligent Energy-Aware Routing via Protozoa Behavior in Wireless Sensor Networks,” Future Generation Computer Systems, vol. 150, pp. 210–225, 2026. </w:t>
       </w:r>
     </w:p>
     <w:p>

--- a/mod-journal-paper.docx
+++ b/mod-journal-paper.docx
@@ -1485,8 +1485,6 @@
         </w:rPr>
         <w:t>Section II represents a comprehensive literature review of existing clustering protocols and machine learning approaches in WSNs. Section III focus on the methodology of proposed RLHC framework in details and explain each step contribution. Section IV presents the simulation results, performance evaluation and comparative analysis of the proposed approach with existing approaches. Finally, Section V provides the conclusion and future scope/research direction.</w:t>
       </w:r>
-      <w:bookmarkStart w:id="0" w:name="_GoBack"/>
-      <w:bookmarkEnd w:id="0"/>
     </w:p>
     <w:p>
       <w:pPr>
@@ -1593,7 +1591,7 @@
     <w:p>
       <w:pPr>
         <w:bidi w:val="0"/>
-        <w:ind w:firstLine="400" w:firstLineChars="200"/>
+        <w:ind w:firstLine="720" w:firstLineChars="0"/>
         <w:jc w:val="both"/>
         <w:rPr>
           <w:rFonts w:hint="default"/>
@@ -1611,7 +1609,7 @@
     <w:p>
       <w:pPr>
         <w:bidi w:val="0"/>
-        <w:ind w:firstLine="400" w:firstLineChars="200"/>
+        <w:ind w:firstLine="720" w:firstLineChars="0"/>
         <w:jc w:val="both"/>
         <w:rPr>
           <w:rFonts w:hint="default"/>
@@ -1629,7 +1627,7 @@
     <w:p>
       <w:pPr>
         <w:bidi w:val="0"/>
-        <w:ind w:firstLine="400" w:firstLineChars="200"/>
+        <w:ind w:firstLine="720" w:firstLineChars="0"/>
         <w:jc w:val="both"/>
         <w:rPr>
           <w:rFonts w:hint="default"/>
@@ -1647,7 +1645,7 @@
     <w:p>
       <w:pPr>
         <w:bidi w:val="0"/>
-        <w:ind w:firstLine="400" w:firstLineChars="200"/>
+        <w:ind w:firstLine="720" w:firstLineChars="0"/>
         <w:jc w:val="both"/>
         <w:rPr>
           <w:rFonts w:hint="default"/>
@@ -1659,12 +1657,13 @@
           <w:rFonts w:hint="default"/>
           <w:lang w:val="en-US"/>
         </w:rPr>
-        <w:t>RL has become a powerful technique for control of dynamic and adaptive WSNs. An environment is developed using RL based notation of the network. Nodes or CHs are agents learning the optimal action to maximize long term utility, such as lifetime and energy efficiency. Q-learning, SARSA and DQN have been implemented to improve CH selection, cluster re-organization and routing. Techniques such as EER-RL increase energy efficiency and lifetime by modifying CH roles in response to learnt energy patterns [17]. Similarly, Q-learning integrated with LEACH increase the protocol’s adaptability to variations in network topology. While these RL based approaches work well, RL often requires global knowledge, involves training in a centralized scenario, which may limit the scalability of RL based techniques for large scale dynamic deployments of WSNs. Hybrid clustering methods aim to combine the strengths of classical, meta heuristic, fuzzy and RL approaches. These methods address multiple challenges simultaneously. This covers energy balancing, spatial uniformity, CH optimization and adaptability.  In order to maximize network efficiency, we discovered that multi layered hybrid models frequently incorporate energy aware CH selection, K-means or fuzzy based spatial clustering and RL based adaptive decision making.  The effectiveness of such hybrid frameworks has been demonstrated in recent work.  The ideal number of cluster and grid heads to balance energy consumption is determined by protocols such as EOCGS [18]. According to these studies, intelligent hybrid techniques can perform better than conventional methods in terms of network lifetime, energy balance and adaptability.</w:t>
+        <w:t>RL has become a powerful technique for control of dynamic and adaptive WSNs. An environment is developed using RL based notation of the network. Nodes or CHs are agents learning the optimal action to maximize long term utility, such as lifetime and energy efficiency. Q-learning, SARSA and DQN have been implemented to improve CH selection, cluster re-organization and routing. Techniques such as EER-RL increase energy efficiency and lifetime by modifying CH roles in response to learn energy patterns [17]. Similarly, Q-learning integrated with LEACH increase the protocol’s adaptability to variations in network topology. While these RL based approaches work well, RL often requires global knowledge, involves training in a centralized scenario, which may limit the scalability of RL based techniques for large scale dynamic deployments of WSNs.</w:t>
       </w:r>
     </w:p>
     <w:p>
       <w:pPr>
         <w:bidi w:val="0"/>
+        <w:ind w:firstLine="720" w:firstLineChars="0"/>
         <w:jc w:val="both"/>
         <w:rPr>
           <w:rFonts w:hint="default"/>
@@ -1679,17 +1678,7 @@
           <w:rFonts w:hint="default"/>
           <w:lang w:val="en-US"/>
         </w:rPr>
-        <w:t>Even with notable improvements in WSN clustering, existing methods continue to face several challenges. Metaheuristic approaches often needs heavy computation.  Classical methods frequently fail to prevent early node depletion, resulting in network partitioning. In contrast, Q-Learning introduces minimal computational overhead and enables the system to adapt effectively to dynamic</w:t>
-      </w:r>
-      <w:r>
-        <w:rPr>
-          <w:rFonts w:hint="default"/>
-          <w:b w:val="0"/>
-          <w:bCs w:val="0"/>
-          <w:szCs w:val="20"/>
-          <w:lang w:val="en-US"/>
-        </w:rPr>
-        <w:t xml:space="preserve"> environments. Moreover, most existing solutions rely on static or pre defined strategies, which are not enough to handle dynamic topologies or sudden energy fluctuations. So there is need of an adaptive lightweight framework which can handle all these edge case and outperform the existing algorithms</w:t>
+        <w:t xml:space="preserve">Hybrid clustering methods aim to combine the strengths of classical, meta heuristic, fuzzy and RL approaches. These methods address multiple challenges simultaneously. This covers energy balancing, spatial uniformity, CH optimization and adaptability.  In order to maximize network efficiency, we discovered that multi layered hybrid models frequently incorporate energy aware CH selection, K-means or fuzzy based spatial clustering and RL based adaptive decision making.  The effectiveness of such hybrid frameworks has been demonstrated in recent work.  The ideal number of cluster and grid heads to balance energy consumption is determined by protocols such as EOCGS [18]. According to these studies, intelligent hybrid techniques can perform better than conventional methods in terms of network lifetime, energy balance and adaptability. </w:t>
       </w:r>
     </w:p>
     <w:p>
@@ -1745,48 +1734,39 @@
         <w:jc w:val="both"/>
         <w:rPr>
           <w:rFonts w:hint="default"/>
+          <w:sz w:val="18"/>
+          <w:szCs w:val="18"/>
+          <w:lang w:val="en-US"/>
+        </w:rPr>
+      </w:pPr>
+      <w:r>
+        <w:rPr>
+          <w:rFonts w:hint="default"/>
           <w:b/>
           <w:bCs/>
-          <w:lang w:val="en-US"/>
-        </w:rPr>
-      </w:pPr>
-    </w:p>
-    <w:p>
-      <w:pPr>
-        <w:pStyle w:val="9"/>
-        <w:numPr>
-          <w:ilvl w:val="0"/>
-          <w:numId w:val="0"/>
-        </w:numPr>
-        <w:bidi w:val="0"/>
-        <w:spacing w:after="120" w:line="228" w:lineRule="auto"/>
-        <w:jc w:val="both"/>
-        <w:rPr>
-          <w:rFonts w:hint="default"/>
-        </w:rPr>
-      </w:pPr>
+          <w:sz w:val="18"/>
+          <w:szCs w:val="18"/>
+          <w:lang w:val="en-US"/>
+        </w:rPr>
+        <w:t>T</w:t>
+      </w:r>
       <w:r>
         <w:rPr>
           <w:rFonts w:hint="default"/>
           <w:b/>
           <w:bCs/>
-          <w:lang w:val="en-US"/>
-        </w:rPr>
-        <w:t>T</w:t>
+          <w:sz w:val="18"/>
+          <w:szCs w:val="18"/>
+        </w:rPr>
+        <w:t xml:space="preserve">ABLE </w:t>
       </w:r>
       <w:r>
         <w:rPr>
           <w:rFonts w:hint="default"/>
           <w:b/>
           <w:bCs/>
-        </w:rPr>
-        <w:t xml:space="preserve">ABLE </w:t>
-      </w:r>
-      <w:r>
-        <w:rPr>
-          <w:rFonts w:hint="default"/>
-          <w:b/>
-          <w:bCs/>
+          <w:sz w:val="18"/>
+          <w:szCs w:val="18"/>
           <w:lang w:val="en-US"/>
         </w:rPr>
         <w:t>1</w:t>
@@ -1794,8 +1774,19 @@
       <w:r>
         <w:rPr>
           <w:rFonts w:hint="default"/>
-        </w:rPr>
-        <w:t>. Summary of energy efficiency studies in WSN</w:t>
+          <w:sz w:val="18"/>
+          <w:szCs w:val="18"/>
+        </w:rPr>
+        <w:t xml:space="preserve">. Summary of </w:t>
+      </w:r>
+      <w:r>
+        <w:rPr>
+          <w:rFonts w:hint="default"/>
+          <w:sz w:val="18"/>
+          <w:szCs w:val="18"/>
+          <w:lang w:val="en-US"/>
+        </w:rPr>
+        <w:t>literature reviewed</w:t>
       </w:r>
     </w:p>
     <w:p>
@@ -1821,7 +1812,7 @@
     <w:tbl>
       <w:tblPr>
         <w:tblStyle w:val="17"/>
-        <w:tblpPr w:leftFromText="180" w:rightFromText="180" w:vertAnchor="page" w:horzAnchor="page" w:tblpX="1034" w:tblpY="3179"/>
+        <w:tblpPr w:leftFromText="180" w:rightFromText="180" w:vertAnchor="page" w:horzAnchor="page" w:tblpX="1071" w:tblpY="1440"/>
         <w:tblOverlap w:val="never"/>
         <w:tblW w:w="10075" w:type="dxa"/>
         <w:tblInd w:w="0" w:type="dxa"/>
@@ -1842,10 +1833,10 @@
         </w:tblCellMar>
       </w:tblPr>
       <w:tblGrid>
-        <w:gridCol w:w="563"/>
-        <w:gridCol w:w="3324"/>
-        <w:gridCol w:w="2917"/>
-        <w:gridCol w:w="3271"/>
+        <w:gridCol w:w="434"/>
+        <w:gridCol w:w="710"/>
+        <w:gridCol w:w="5412"/>
+        <w:gridCol w:w="3519"/>
       </w:tblGrid>
       <w:tr>
         <w:tblPrEx>
@@ -1869,7 +1860,7 @@
         </w:trPr>
         <w:tc>
           <w:tcPr>
-            <w:tcW w:w="563" w:type="dxa"/>
+            <w:tcW w:w="434" w:type="dxa"/>
             <w:shd w:val="clear" w:color="auto" w:fill="D7D7D7" w:themeFill="background1" w:themeFillShade="D8"/>
           </w:tcPr>
           <w:p>
@@ -1909,13 +1900,13 @@
                 <w:bCs/>
                 <w:lang w:val="en-US"/>
               </w:rPr>
-              <w:t>Sl. No.</w:t>
+              <w:t>Sl. No</w:t>
             </w:r>
           </w:p>
         </w:tc>
         <w:tc>
           <w:tcPr>
-            <w:tcW w:w="3324" w:type="dxa"/>
+            <w:tcW w:w="710" w:type="dxa"/>
             <w:shd w:val="clear" w:color="auto" w:fill="D7D7D7" w:themeFill="background1" w:themeFillShade="D8"/>
           </w:tcPr>
           <w:p>
@@ -1955,13 +1946,31 @@
                 <w:bCs/>
                 <w:lang w:val="en-US"/>
               </w:rPr>
-              <w:t>Paper  &amp; Year</w:t>
+              <w:t>Paper</w:t>
+            </w:r>
+            <w:r>
+              <w:rPr>
+                <w:rFonts w:hint="default"/>
+                <w:b/>
+                <w:bCs/>
+                <w:lang w:val="en-US"/>
+              </w:rPr>
+              <w:br w:type="textWrapping"/>
+            </w:r>
+            <w:r>
+              <w:rPr>
+                <w:rFonts w:hint="default"/>
+                <w:b/>
+                <w:bCs/>
+                <w:lang w:val="en-US"/>
+              </w:rPr>
+              <w:t>Ref.</w:t>
             </w:r>
           </w:p>
         </w:tc>
         <w:tc>
           <w:tcPr>
-            <w:tcW w:w="2917" w:type="dxa"/>
+            <w:tcW w:w="5412" w:type="dxa"/>
             <w:shd w:val="clear" w:color="auto" w:fill="D7D7D7" w:themeFill="background1" w:themeFillShade="D8"/>
           </w:tcPr>
           <w:p>
@@ -2019,7 +2028,7 @@
         </w:tc>
         <w:tc>
           <w:tcPr>
-            <w:tcW w:w="3271" w:type="dxa"/>
+            <w:tcW w:w="3519" w:type="dxa"/>
             <w:shd w:val="clear" w:color="auto" w:fill="D7D7D7" w:themeFill="background1" w:themeFillShade="D8"/>
           </w:tcPr>
           <w:p>
@@ -2094,7 +2103,7 @@
         </w:tblPrEx>
         <w:tc>
           <w:tcPr>
-            <w:tcW w:w="563" w:type="dxa"/>
+            <w:tcW w:w="434" w:type="dxa"/>
           </w:tcPr>
           <w:p>
             <w:pPr>
@@ -2121,6 +2130,8 @@
               <w:textAlignment w:val="auto"/>
               <w:rPr>
                 <w:rFonts w:hint="default"/>
+                <w:sz w:val="16"/>
+                <w:szCs w:val="16"/>
                 <w:vertAlign w:val="baseline"/>
                 <w:lang w:val="en-US"/>
               </w:rPr>
@@ -2128,6 +2139,8 @@
             <w:r>
               <w:rPr>
                 <w:rFonts w:hint="default"/>
+                <w:sz w:val="16"/>
+                <w:szCs w:val="16"/>
                 <w:vertAlign w:val="baseline"/>
                 <w:lang w:val="en-US"/>
               </w:rPr>
@@ -2137,7 +2150,7 @@
         </w:tc>
         <w:tc>
           <w:tcPr>
-            <w:tcW w:w="3324" w:type="dxa"/>
+            <w:tcW w:w="710" w:type="dxa"/>
           </w:tcPr>
           <w:p>
             <w:pPr>
@@ -2164,6 +2177,8 @@
               <w:textAlignment w:val="auto"/>
               <w:rPr>
                 <w:rFonts w:hint="default"/>
+                <w:sz w:val="16"/>
+                <w:szCs w:val="16"/>
                 <w:vertAlign w:val="baseline"/>
                 <w:lang w:val="en-US"/>
               </w:rPr>
@@ -2171,16 +2186,18 @@
             <w:r>
               <w:rPr>
                 <w:rFonts w:hint="default"/>
+                <w:sz w:val="16"/>
+                <w:szCs w:val="16"/>
                 <w:vertAlign w:val="baseline"/>
                 <w:lang w:val="en-US"/>
               </w:rPr>
-              <w:t>Farahzadi et al. “An Improved Cluster Formation Process in Wireless Sensor Networks to Decrease Energy Consumption” (2021) [15]</w:t>
+              <w:t>[15]</w:t>
             </w:r>
           </w:p>
         </w:tc>
         <w:tc>
           <w:tcPr>
-            <w:tcW w:w="2917" w:type="dxa"/>
+            <w:tcW w:w="5412" w:type="dxa"/>
           </w:tcPr>
           <w:p>
             <w:pPr>
@@ -2206,12 +2223,18 @@
               <w:jc w:val="left"/>
               <w:textAlignment w:val="auto"/>
               <w:rPr>
-                <w:vertAlign w:val="baseline"/>
+                <w:rFonts w:hint="default"/>
+                <w:sz w:val="16"/>
+                <w:szCs w:val="16"/>
+                <w:vertAlign w:val="baseline"/>
+                <w:lang w:val="en-US"/>
               </w:rPr>
             </w:pPr>
             <w:r>
               <w:rPr>
                 <w:rFonts w:hint="default"/>
+                <w:sz w:val="16"/>
+                <w:szCs w:val="16"/>
                 <w:vertAlign w:val="baseline"/>
                 <w:lang w:val="en-US"/>
               </w:rPr>
@@ -2220,6 +2243,8 @@
             <w:r>
               <w:rPr>
                 <w:rFonts w:hint="default"/>
+                <w:sz w:val="16"/>
+                <w:szCs w:val="16"/>
                 <w:vertAlign w:val="baseline"/>
               </w:rPr>
               <w:t xml:space="preserve"> selects </w:t>
@@ -2227,6 +2252,8 @@
             <w:r>
               <w:rPr>
                 <w:rFonts w:hint="default"/>
+                <w:sz w:val="16"/>
+                <w:szCs w:val="16"/>
                 <w:vertAlign w:val="baseline"/>
                 <w:lang w:val="en-US"/>
               </w:rPr>
@@ -2235,6 +2262,8 @@
             <w:r>
               <w:rPr>
                 <w:rFonts w:hint="default"/>
+                <w:sz w:val="16"/>
+                <w:szCs w:val="16"/>
                 <w:vertAlign w:val="baseline"/>
               </w:rPr>
               <w:t>based on node</w:t>
@@ -2242,6 +2271,8 @@
             <w:r>
               <w:rPr>
                 <w:rFonts w:hint="default"/>
+                <w:sz w:val="16"/>
+                <w:szCs w:val="16"/>
                 <w:vertAlign w:val="baseline"/>
                 <w:lang w:val="en-US"/>
               </w:rPr>
@@ -2250,15 +2281,27 @@
             <w:r>
               <w:rPr>
                 <w:rFonts w:hint="default"/>
+                <w:sz w:val="16"/>
+                <w:szCs w:val="16"/>
                 <w:vertAlign w:val="baseline"/>
               </w:rPr>
               <w:t>s residual energy and proximity within predefined zones</w:t>
+            </w:r>
+            <w:r>
+              <w:rPr>
+                <w:rFonts w:hint="default"/>
+                <w:sz w:val="16"/>
+                <w:szCs w:val="16"/>
+                <w:vertAlign w:val="baseline"/>
+                <w:lang w:val="en-US"/>
+              </w:rPr>
+              <w:t>. Improved FND by 74% and LND by 84% compared to LEACH.</w:t>
             </w:r>
           </w:p>
         </w:tc>
         <w:tc>
           <w:tcPr>
-            <w:tcW w:w="3271" w:type="dxa"/>
+            <w:tcW w:w="3519" w:type="dxa"/>
           </w:tcPr>
           <w:p>
             <w:pPr>
@@ -2284,60 +2327,79 @@
               <w:jc w:val="left"/>
               <w:textAlignment w:val="auto"/>
               <w:rPr>
-                <w:vertAlign w:val="baseline"/>
+                <w:rFonts w:hint="default"/>
+                <w:sz w:val="16"/>
+                <w:szCs w:val="16"/>
+                <w:vertAlign w:val="baseline"/>
+                <w:lang w:val="en-US"/>
               </w:rPr>
             </w:pPr>
             <w:r>
               <w:rPr>
                 <w:rFonts w:hint="default"/>
-                <w:vertAlign w:val="baseline"/>
-              </w:rPr>
-              <w:t>Assumes ideal energy estimation</w:t>
-            </w:r>
-            <w:r>
-              <w:rPr>
-                <w:rFonts w:hint="default"/>
+                <w:sz w:val="16"/>
+                <w:szCs w:val="16"/>
                 <w:vertAlign w:val="baseline"/>
                 <w:lang w:val="en-US"/>
               </w:rPr>
-              <w:t xml:space="preserve"> and homogeneous energy levels. BS</w:t>
-            </w:r>
-            <w:r>
-              <w:rPr>
-                <w:rFonts w:hint="default"/>
-                <w:vertAlign w:val="baseline"/>
-              </w:rPr>
-              <w:t xml:space="preserve"> assumes global knowledge of </w:t>
-            </w:r>
-            <w:r>
-              <w:rPr>
-                <w:rFonts w:hint="default"/>
+              <w:t xml:space="preserve">Consider </w:t>
+            </w:r>
+            <w:r>
+              <w:rPr>
+                <w:rFonts w:hint="default"/>
+                <w:sz w:val="16"/>
+                <w:szCs w:val="16"/>
+                <w:vertAlign w:val="baseline"/>
+              </w:rPr>
+              <w:t>ideal energy estimation</w:t>
+            </w:r>
+            <w:r>
+              <w:rPr>
+                <w:rFonts w:hint="default"/>
+                <w:sz w:val="16"/>
+                <w:szCs w:val="16"/>
                 <w:vertAlign w:val="baseline"/>
                 <w:lang w:val="en-US"/>
               </w:rPr>
-              <w:t xml:space="preserve">all </w:t>
-            </w:r>
-            <w:r>
-              <w:rPr>
-                <w:rFonts w:hint="default"/>
-                <w:vertAlign w:val="baseline"/>
-              </w:rPr>
-              <w:t>node</w:t>
-            </w:r>
-            <w:r>
-              <w:rPr>
-                <w:rFonts w:hint="default"/>
+              <w:t xml:space="preserve"> and homogeneous network. BS</w:t>
+            </w:r>
+            <w:r>
+              <w:rPr>
+                <w:rFonts w:hint="default"/>
+                <w:sz w:val="16"/>
+                <w:szCs w:val="16"/>
+                <w:vertAlign w:val="baseline"/>
+              </w:rPr>
+              <w:t xml:space="preserve"> </w:t>
+            </w:r>
+            <w:r>
+              <w:rPr>
+                <w:rFonts w:hint="default"/>
+                <w:sz w:val="16"/>
+                <w:szCs w:val="16"/>
                 <w:vertAlign w:val="baseline"/>
                 <w:lang w:val="en-US"/>
               </w:rPr>
-              <w:t>’s</w:t>
-            </w:r>
-            <w:r>
-              <w:rPr>
-                <w:rFonts w:hint="default"/>
-                <w:vertAlign w:val="baseline"/>
-              </w:rPr>
-              <w:t xml:space="preserve"> energy</w:t>
+              <w:t xml:space="preserve">has </w:t>
+            </w:r>
+            <w:r>
+              <w:rPr>
+                <w:rFonts w:hint="default"/>
+                <w:sz w:val="16"/>
+                <w:szCs w:val="16"/>
+                <w:vertAlign w:val="baseline"/>
+              </w:rPr>
+              <w:t>global knowledge of</w:t>
+            </w:r>
+            <w:r>
+              <w:rPr>
+                <w:rFonts w:hint="default"/>
+                <w:sz w:val="16"/>
+                <w:szCs w:val="16"/>
+                <w:vertAlign w:val="baseline"/>
+                <w:lang w:val="en-US"/>
+              </w:rPr>
+              <w:t xml:space="preserve"> all nodes.</w:t>
             </w:r>
           </w:p>
         </w:tc>
@@ -2361,7 +2423,7 @@
         </w:tblPrEx>
         <w:tc>
           <w:tcPr>
-            <w:tcW w:w="563" w:type="dxa"/>
+            <w:tcW w:w="434" w:type="dxa"/>
           </w:tcPr>
           <w:p>
             <w:pPr>
@@ -2388,6 +2450,8 @@
               <w:textAlignment w:val="auto"/>
               <w:rPr>
                 <w:rFonts w:hint="default"/>
+                <w:sz w:val="16"/>
+                <w:szCs w:val="16"/>
                 <w:vertAlign w:val="baseline"/>
                 <w:lang w:val="en-US"/>
               </w:rPr>
@@ -2395,6 +2459,8 @@
             <w:r>
               <w:rPr>
                 <w:rFonts w:hint="default"/>
+                <w:sz w:val="16"/>
+                <w:szCs w:val="16"/>
                 <w:vertAlign w:val="baseline"/>
                 <w:lang w:val="en-US"/>
               </w:rPr>
@@ -2404,7 +2470,7 @@
         </w:tc>
         <w:tc>
           <w:tcPr>
-            <w:tcW w:w="3324" w:type="dxa"/>
+            <w:tcW w:w="710" w:type="dxa"/>
           </w:tcPr>
           <w:p>
             <w:pPr>
@@ -2431,6 +2497,8 @@
               <w:textAlignment w:val="auto"/>
               <w:rPr>
                 <w:rFonts w:hint="default"/>
+                <w:sz w:val="16"/>
+                <w:szCs w:val="16"/>
                 <w:vertAlign w:val="baseline"/>
                 <w:lang w:val="en-US"/>
               </w:rPr>
@@ -2438,16 +2506,18 @@
             <w:r>
               <w:rPr>
                 <w:rFonts w:hint="default"/>
+                <w:sz w:val="16"/>
+                <w:szCs w:val="16"/>
                 <w:vertAlign w:val="baseline"/>
                 <w:lang w:val="en-US"/>
               </w:rPr>
-              <w:t>Panchal et al. “EEHCHR: Energy Efficient Hybrid Clustering and Hierarchical Routing for Wireless Sensor Networks” (2021) [26]</w:t>
+              <w:t xml:space="preserve">[16] </w:t>
             </w:r>
           </w:p>
         </w:tc>
         <w:tc>
           <w:tcPr>
-            <w:tcW w:w="2917" w:type="dxa"/>
+            <w:tcW w:w="5412" w:type="dxa"/>
           </w:tcPr>
           <w:p>
             <w:pPr>
@@ -2474,6 +2544,8 @@
               <w:textAlignment w:val="auto"/>
               <w:rPr>
                 <w:rFonts w:hint="default"/>
+                <w:sz w:val="16"/>
+                <w:szCs w:val="16"/>
                 <w:vertAlign w:val="baseline"/>
                 <w:lang w:val="en-US"/>
               </w:rPr>
@@ -2481,6 +2553,8 @@
             <w:r>
               <w:rPr>
                 <w:rFonts w:hint="default"/>
+                <w:sz w:val="16"/>
+                <w:szCs w:val="16"/>
                 <w:vertAlign w:val="baseline"/>
               </w:rPr>
               <w:t xml:space="preserve">Hybrid clustering </w:t>
@@ -2488,6 +2562,8 @@
             <w:r>
               <w:rPr>
                 <w:rFonts w:hint="default"/>
+                <w:sz w:val="16"/>
+                <w:szCs w:val="16"/>
                 <w:vertAlign w:val="baseline"/>
                 <w:lang w:val="en-US"/>
               </w:rPr>
@@ -2496,6 +2572,8 @@
             <w:r>
               <w:rPr>
                 <w:rFonts w:hint="default"/>
+                <w:sz w:val="16"/>
+                <w:szCs w:val="16"/>
                 <w:vertAlign w:val="baseline"/>
               </w:rPr>
               <w:t xml:space="preserve"> hierarchical routing</w:t>
@@ -2503,16 +2581,18 @@
             <w:r>
               <w:rPr>
                 <w:rFonts w:hint="default"/>
+                <w:sz w:val="16"/>
+                <w:szCs w:val="16"/>
                 <w:vertAlign w:val="baseline"/>
                 <w:lang w:val="en-US"/>
               </w:rPr>
-              <w:t xml:space="preserve"> using FCM</w:t>
+              <w:t xml:space="preserve"> using FCM. Extended network lifetime by 16.98% compared to K-means-based LEACH.</w:t>
             </w:r>
           </w:p>
         </w:tc>
         <w:tc>
           <w:tcPr>
-            <w:tcW w:w="3271" w:type="dxa"/>
+            <w:tcW w:w="3519" w:type="dxa"/>
           </w:tcPr>
           <w:p>
             <w:pPr>
@@ -2539,6 +2619,8 @@
               <w:textAlignment w:val="auto"/>
               <w:rPr>
                 <w:rFonts w:hint="default"/>
+                <w:sz w:val="16"/>
+                <w:szCs w:val="16"/>
                 <w:vertAlign w:val="baseline"/>
                 <w:lang w:val="en-US"/>
               </w:rPr>
@@ -2546,6 +2628,8 @@
             <w:r>
               <w:rPr>
                 <w:rFonts w:hint="default"/>
+                <w:sz w:val="16"/>
+                <w:szCs w:val="16"/>
                 <w:vertAlign w:val="baseline"/>
               </w:rPr>
               <w:t>Increased routing complexity</w:t>
@@ -2553,25 +2637,31 @@
             <w:r>
               <w:rPr>
                 <w:rFonts w:hint="default"/>
+                <w:sz w:val="16"/>
+                <w:szCs w:val="16"/>
                 <w:vertAlign w:val="baseline"/>
                 <w:lang w:val="en-US"/>
               </w:rPr>
-              <w:t>. S</w:t>
-            </w:r>
-            <w:r>
-              <w:rPr>
-                <w:rFonts w:hint="default"/>
-                <w:vertAlign w:val="baseline"/>
-              </w:rPr>
-              <w:t>tatic clustering radiu</w:t>
-            </w:r>
-            <w:r>
-              <w:rPr>
-                <w:rFonts w:hint="default"/>
+              <w:t>. Deploy s</w:t>
+            </w:r>
+            <w:r>
+              <w:rPr>
+                <w:rFonts w:hint="default"/>
+                <w:sz w:val="16"/>
+                <w:szCs w:val="16"/>
+                <w:vertAlign w:val="baseline"/>
+              </w:rPr>
+              <w:t>tatic clustering</w:t>
+            </w:r>
+            <w:r>
+              <w:rPr>
+                <w:rFonts w:hint="default"/>
+                <w:sz w:val="16"/>
+                <w:szCs w:val="16"/>
                 <w:vertAlign w:val="baseline"/>
                 <w:lang w:val="en-US"/>
               </w:rPr>
-              <w:t>s and considered homogeneous WSN scenarios.</w:t>
+              <w:t xml:space="preserve"> in homogeneous sensor network.</w:t>
             </w:r>
           </w:p>
         </w:tc>
@@ -2595,7 +2685,7 @@
         </w:tblPrEx>
         <w:tc>
           <w:tcPr>
-            <w:tcW w:w="563" w:type="dxa"/>
+            <w:tcW w:w="434" w:type="dxa"/>
           </w:tcPr>
           <w:p>
             <w:pPr>
@@ -2622,6 +2712,8 @@
               <w:textAlignment w:val="auto"/>
               <w:rPr>
                 <w:rFonts w:hint="default"/>
+                <w:sz w:val="16"/>
+                <w:szCs w:val="16"/>
                 <w:vertAlign w:val="baseline"/>
                 <w:lang w:val="en-US"/>
               </w:rPr>
@@ -2629,6 +2721,8 @@
             <w:r>
               <w:rPr>
                 <w:rFonts w:hint="default"/>
+                <w:sz w:val="16"/>
+                <w:szCs w:val="16"/>
                 <w:vertAlign w:val="baseline"/>
                 <w:lang w:val="en-US"/>
               </w:rPr>
@@ -2638,7 +2732,7 @@
         </w:tc>
         <w:tc>
           <w:tcPr>
-            <w:tcW w:w="3324" w:type="dxa"/>
+            <w:tcW w:w="710" w:type="dxa"/>
           </w:tcPr>
           <w:p>
             <w:pPr>
@@ -2665,6 +2759,8 @@
               <w:textAlignment w:val="auto"/>
               <w:rPr>
                 <w:rFonts w:hint="default"/>
+                <w:sz w:val="16"/>
+                <w:szCs w:val="16"/>
                 <w:vertAlign w:val="baseline"/>
                 <w:lang w:val="en-US"/>
               </w:rPr>
@@ -2672,53 +2768,18 @@
             <w:r>
               <w:rPr>
                 <w:rFonts w:hint="default"/>
-                <w:vertAlign w:val="baseline"/>
-              </w:rPr>
-              <w:t xml:space="preserve">Al-Kaseem et al. </w:t>
-            </w:r>
-            <w:r>
-              <w:rPr>
-                <w:rFonts w:hint="default"/>
+                <w:sz w:val="16"/>
+                <w:szCs w:val="16"/>
                 <w:vertAlign w:val="baseline"/>
                 <w:lang w:val="en-US"/>
               </w:rPr>
-              <w:t>“</w:t>
-            </w:r>
-            <w:r>
-              <w:rPr>
-                <w:rFonts w:hint="default"/>
-                <w:vertAlign w:val="baseline"/>
-              </w:rPr>
-              <w:t>Optimized Energy-Efficient Path Planning with Multiple Mobile Sinks</w:t>
-            </w:r>
-            <w:r>
-              <w:rPr>
-                <w:rFonts w:hint="default"/>
-                <w:vertAlign w:val="baseline"/>
-                <w:lang w:val="en-US"/>
-              </w:rPr>
-              <w:t xml:space="preserve">” </w:t>
-            </w:r>
-            <w:r>
-              <w:rPr>
-                <w:rFonts w:hint="default"/>
-                <w:vertAlign w:val="baseline"/>
-              </w:rPr>
-              <w:t xml:space="preserve">(2021) </w:t>
-            </w:r>
-            <w:r>
-              <w:rPr>
-                <w:rFonts w:hint="default"/>
-                <w:vertAlign w:val="baseline"/>
-                <w:lang w:val="en-US"/>
-              </w:rPr>
-              <w:t>[17]</w:t>
+              <w:t xml:space="preserve">[17] </w:t>
             </w:r>
           </w:p>
         </w:tc>
         <w:tc>
           <w:tcPr>
-            <w:tcW w:w="2917" w:type="dxa"/>
+            <w:tcW w:w="5412" w:type="dxa"/>
           </w:tcPr>
           <w:p>
             <w:pPr>
@@ -2745,6 +2806,8 @@
               <w:textAlignment w:val="auto"/>
               <w:rPr>
                 <w:rFonts w:hint="default"/>
+                <w:sz w:val="16"/>
+                <w:szCs w:val="16"/>
                 <w:vertAlign w:val="baseline"/>
                 <w:lang w:val="en-US"/>
               </w:rPr>
@@ -2752,6 +2815,8 @@
             <w:r>
               <w:rPr>
                 <w:rFonts w:hint="default"/>
+                <w:sz w:val="16"/>
+                <w:szCs w:val="16"/>
                 <w:vertAlign w:val="baseline"/>
               </w:rPr>
               <w:t>Stable Election Algorithm (SEA)</w:t>
@@ -2759,46 +2824,37 @@
             <w:r>
               <w:rPr>
                 <w:rFonts w:hint="default"/>
+                <w:sz w:val="16"/>
+                <w:szCs w:val="16"/>
                 <w:vertAlign w:val="baseline"/>
                 <w:lang w:val="en-US"/>
               </w:rPr>
-              <w:t xml:space="preserve"> </w:t>
-            </w:r>
-            <w:r>
-              <w:rPr>
-                <w:rFonts w:hint="default"/>
-                <w:vertAlign w:val="baseline"/>
-              </w:rPr>
-              <w:br w:type="textWrapping"/>
-            </w:r>
-            <w:r>
-              <w:rPr>
-                <w:rFonts w:hint="default"/>
+              <w:t xml:space="preserve"> and r</w:t>
+            </w:r>
+            <w:r>
+              <w:rPr>
+                <w:rFonts w:hint="default"/>
+                <w:sz w:val="16"/>
+                <w:szCs w:val="16"/>
+                <w:vertAlign w:val="baseline"/>
+              </w:rPr>
+              <w:t>esidual energy</w:t>
+            </w:r>
+            <w:r>
+              <w:rPr>
+                <w:rFonts w:hint="default"/>
+                <w:sz w:val="16"/>
+                <w:szCs w:val="16"/>
                 <w:vertAlign w:val="baseline"/>
                 <w:lang w:val="en-US"/>
               </w:rPr>
-              <w:t>and r</w:t>
-            </w:r>
-            <w:r>
-              <w:rPr>
-                <w:rFonts w:hint="default"/>
-                <w:vertAlign w:val="baseline"/>
-              </w:rPr>
-              <w:t>esidual energy</w:t>
-            </w:r>
-            <w:r>
-              <w:rPr>
-                <w:rFonts w:hint="default"/>
-                <w:vertAlign w:val="baseline"/>
-                <w:lang w:val="en-US"/>
-              </w:rPr>
-              <w:t xml:space="preserve"> for CH selection</w:t>
+              <w:t xml:space="preserve"> for CH selection. Prolonged network lifetime by 66% compared to LEACH-C protocol.</w:t>
             </w:r>
           </w:p>
         </w:tc>
         <w:tc>
           <w:tcPr>
-            <w:tcW w:w="3271" w:type="dxa"/>
+            <w:tcW w:w="3519" w:type="dxa"/>
           </w:tcPr>
           <w:p>
             <w:pPr>
@@ -2825,6 +2881,8 @@
               <w:textAlignment w:val="auto"/>
               <w:rPr>
                 <w:rFonts w:hint="default"/>
+                <w:sz w:val="16"/>
+                <w:szCs w:val="16"/>
                 <w:vertAlign w:val="baseline"/>
                 <w:lang w:val="en-US"/>
               </w:rPr>
@@ -2832,32 +2890,40 @@
             <w:r>
               <w:rPr>
                 <w:rFonts w:hint="default"/>
-                <w:vertAlign w:val="baseline"/>
-              </w:rPr>
-              <w:t>Scalability issues beyond 100 nodes</w:t>
-            </w:r>
-            <w:r>
-              <w:rPr>
-                <w:rFonts w:hint="default"/>
+                <w:sz w:val="16"/>
+                <w:szCs w:val="16"/>
+                <w:vertAlign w:val="baseline"/>
+              </w:rPr>
+              <w:t xml:space="preserve">Scalability </w:t>
+            </w:r>
+            <w:r>
+              <w:rPr>
+                <w:rFonts w:hint="default"/>
+                <w:sz w:val="16"/>
+                <w:szCs w:val="16"/>
                 <w:vertAlign w:val="baseline"/>
                 <w:lang w:val="en-US"/>
               </w:rPr>
-              <w:t>. S</w:t>
-            </w:r>
-            <w:r>
-              <w:rPr>
-                <w:rFonts w:hint="default"/>
-                <w:vertAlign w:val="baseline"/>
-              </w:rPr>
-              <w:t>imulation-only</w:t>
-            </w:r>
-            <w:r>
-              <w:rPr>
-                <w:rFonts w:hint="default"/>
+              <w:t xml:space="preserve">inefficiency </w:t>
+            </w:r>
+            <w:r>
+              <w:rPr>
+                <w:rFonts w:hint="default"/>
+                <w:sz w:val="16"/>
+                <w:szCs w:val="16"/>
+                <w:vertAlign w:val="baseline"/>
+              </w:rPr>
+              <w:t>beyond 100 nodes</w:t>
+            </w:r>
+            <w:r>
+              <w:rPr>
+                <w:rFonts w:hint="default"/>
+                <w:sz w:val="16"/>
+                <w:szCs w:val="16"/>
                 <w:vertAlign w:val="baseline"/>
                 <w:lang w:val="en-US"/>
               </w:rPr>
-              <w:t>, no deployment</w:t>
+              <w:t>.</w:t>
             </w:r>
           </w:p>
         </w:tc>
@@ -2881,7 +2947,7 @@
         </w:tblPrEx>
         <w:tc>
           <w:tcPr>
-            <w:tcW w:w="563" w:type="dxa"/>
+            <w:tcW w:w="434" w:type="dxa"/>
           </w:tcPr>
           <w:p>
             <w:pPr>
@@ -2908,6 +2974,8 @@
               <w:textAlignment w:val="auto"/>
               <w:rPr>
                 <w:rFonts w:hint="default"/>
+                <w:sz w:val="16"/>
+                <w:szCs w:val="16"/>
                 <w:vertAlign w:val="baseline"/>
                 <w:lang w:val="en-US"/>
               </w:rPr>
@@ -2915,6 +2983,8 @@
             <w:r>
               <w:rPr>
                 <w:rFonts w:hint="default"/>
+                <w:sz w:val="16"/>
+                <w:szCs w:val="16"/>
                 <w:vertAlign w:val="baseline"/>
                 <w:lang w:val="en-US"/>
               </w:rPr>
@@ -2924,7 +2994,7 @@
         </w:tc>
         <w:tc>
           <w:tcPr>
-            <w:tcW w:w="3324" w:type="dxa"/>
+            <w:tcW w:w="710" w:type="dxa"/>
           </w:tcPr>
           <w:p>
             <w:pPr>
@@ -2951,6 +3021,8 @@
               <w:textAlignment w:val="auto"/>
               <w:rPr>
                 <w:rFonts w:hint="default"/>
+                <w:sz w:val="16"/>
+                <w:szCs w:val="16"/>
                 <w:vertAlign w:val="baseline"/>
                 <w:lang w:val="en-US"/>
               </w:rPr>
@@ -2958,38 +3030,18 @@
             <w:r>
               <w:rPr>
                 <w:rFonts w:hint="default"/>
-                <w:vertAlign w:val="baseline"/>
-              </w:rPr>
-              <w:t xml:space="preserve">Prajapati et al. “Performance Analysis of LEACH with Deep Learning in Wireless Sensor Networks” </w:t>
-            </w:r>
-            <w:r>
-              <w:rPr>
-                <w:rFonts w:hint="default"/>
+                <w:sz w:val="16"/>
+                <w:szCs w:val="16"/>
                 <w:vertAlign w:val="baseline"/>
                 <w:lang w:val="en-US"/>
               </w:rPr>
-              <w:t>(</w:t>
-            </w:r>
-            <w:r>
-              <w:rPr>
-                <w:rFonts w:hint="default"/>
-                <w:vertAlign w:val="baseline"/>
-              </w:rPr>
-              <w:t>2022</w:t>
-            </w:r>
-            <w:r>
-              <w:rPr>
-                <w:rFonts w:hint="default"/>
-                <w:vertAlign w:val="baseline"/>
-                <w:lang w:val="en-US"/>
-              </w:rPr>
-              <w:t>) [18]</w:t>
+              <w:t>[18]</w:t>
             </w:r>
           </w:p>
         </w:tc>
         <w:tc>
           <w:tcPr>
-            <w:tcW w:w="2917" w:type="dxa"/>
+            <w:tcW w:w="5412" w:type="dxa"/>
           </w:tcPr>
           <w:p>
             <w:pPr>
@@ -3016,6 +3068,8 @@
               <w:textAlignment w:val="auto"/>
               <w:rPr>
                 <w:rFonts w:hint="default"/>
+                <w:sz w:val="16"/>
+                <w:szCs w:val="16"/>
                 <w:vertAlign w:val="baseline"/>
                 <w:lang w:val="en-US"/>
               </w:rPr>
@@ -3023,6 +3077,8 @@
             <w:r>
               <w:rPr>
                 <w:rFonts w:hint="default"/>
+                <w:sz w:val="16"/>
+                <w:szCs w:val="16"/>
                 <w:vertAlign w:val="baseline"/>
               </w:rPr>
               <w:t>CNN-based CH selection</w:t>
@@ -3030,6 +3086,8 @@
             <w:r>
               <w:rPr>
                 <w:rFonts w:hint="default"/>
+                <w:sz w:val="16"/>
+                <w:szCs w:val="16"/>
                 <w:vertAlign w:val="baseline"/>
                 <w:lang w:val="en-US"/>
               </w:rPr>
@@ -3038,6 +3096,8 @@
             <w:r>
               <w:rPr>
                 <w:rFonts w:hint="default"/>
+                <w:sz w:val="16"/>
+                <w:szCs w:val="16"/>
                 <w:vertAlign w:val="baseline"/>
               </w:rPr>
               <w:t>LEACH</w:t>
@@ -3045,16 +3105,18 @@
             <w:r>
               <w:rPr>
                 <w:rFonts w:hint="default"/>
+                <w:sz w:val="16"/>
+                <w:szCs w:val="16"/>
                 <w:vertAlign w:val="baseline"/>
                 <w:lang w:val="en-US"/>
               </w:rPr>
-              <w:t xml:space="preserve"> algorithm</w:t>
+              <w:t xml:space="preserve"> algorithm. Improved throughput by 21.8% as compare to LEACH-C and HEED protocols.</w:t>
             </w:r>
           </w:p>
         </w:tc>
         <w:tc>
           <w:tcPr>
-            <w:tcW w:w="3271" w:type="dxa"/>
+            <w:tcW w:w="3519" w:type="dxa"/>
           </w:tcPr>
           <w:p>
             <w:pPr>
@@ -3081,12 +3143,16 @@
               <w:textAlignment w:val="auto"/>
               <w:rPr>
                 <w:rFonts w:hint="default"/>
+                <w:sz w:val="16"/>
+                <w:szCs w:val="16"/>
                 <w:vertAlign w:val="baseline"/>
               </w:rPr>
             </w:pPr>
             <w:r>
               <w:rPr>
                 <w:rFonts w:hint="default"/>
+                <w:sz w:val="16"/>
+                <w:szCs w:val="16"/>
                 <w:vertAlign w:val="baseline"/>
               </w:rPr>
               <w:t>High computational overhead</w:t>
@@ -3094,6 +3160,8 @@
             <w:r>
               <w:rPr>
                 <w:rFonts w:hint="default"/>
+                <w:sz w:val="16"/>
+                <w:szCs w:val="16"/>
                 <w:vertAlign w:val="baseline"/>
                 <w:lang w:val="en-US"/>
               </w:rPr>
@@ -3102,6 +3170,8 @@
             <w:r>
               <w:rPr>
                 <w:rFonts w:hint="default"/>
+                <w:sz w:val="16"/>
+                <w:szCs w:val="16"/>
                 <w:vertAlign w:val="baseline"/>
               </w:rPr>
               <w:t>imited scalability.</w:t>
@@ -3128,7 +3198,7 @@
         </w:tblPrEx>
         <w:tc>
           <w:tcPr>
-            <w:tcW w:w="563" w:type="dxa"/>
+            <w:tcW w:w="434" w:type="dxa"/>
           </w:tcPr>
           <w:p>
             <w:pPr>
@@ -3155,6 +3225,8 @@
               <w:textAlignment w:val="auto"/>
               <w:rPr>
                 <w:rFonts w:hint="default"/>
+                <w:sz w:val="16"/>
+                <w:szCs w:val="16"/>
                 <w:vertAlign w:val="baseline"/>
                 <w:lang w:val="en-US"/>
               </w:rPr>
@@ -3162,6 +3234,8 @@
             <w:r>
               <w:rPr>
                 <w:rFonts w:hint="default"/>
+                <w:sz w:val="16"/>
+                <w:szCs w:val="16"/>
                 <w:vertAlign w:val="baseline"/>
                 <w:lang w:val="en-US"/>
               </w:rPr>
@@ -3171,7 +3245,7 @@
         </w:tc>
         <w:tc>
           <w:tcPr>
-            <w:tcW w:w="3324" w:type="dxa"/>
+            <w:tcW w:w="710" w:type="dxa"/>
             <w:shd w:val="clear" w:color="auto" w:fill="auto"/>
             <w:vAlign w:val="top"/>
           </w:tcPr>
@@ -3202,6 +3276,8 @@
               <w:rPr>
                 <w:rFonts w:hint="default" w:ascii="Times New Roman" w:hAnsi="Times New Roman" w:eastAsia="SimSun" w:cs="Times New Roman"/>
                 <w:spacing w:val="-1"/>
+                <w:sz w:val="16"/>
+                <w:szCs w:val="16"/>
                 <w:vertAlign w:val="baseline"/>
                 <w:lang w:val="en-US" w:eastAsia="zh-CN" w:bidi="ar-SA"/>
               </w:rPr>
@@ -3209,43 +3285,8 @@
             <w:r>
               <w:rPr>
                 <w:rFonts w:hint="default"/>
-                <w:vertAlign w:val="baseline"/>
-              </w:rPr>
-              <w:t xml:space="preserve">Mohapatra et al. </w:t>
-            </w:r>
-            <w:r>
-              <w:rPr>
-                <w:rFonts w:hint="default"/>
-                <w:vertAlign w:val="baseline"/>
-                <w:lang w:val="en-US"/>
-              </w:rPr>
-              <w:t>“</w:t>
-            </w:r>
-            <w:r>
-              <w:rPr>
-                <w:rFonts w:hint="default"/>
-                <w:vertAlign w:val="baseline"/>
-              </w:rPr>
-              <w:t>Mobility Induced Multi-Hop LEACH Protocol in Heterogeneous Mobile Network</w:t>
-            </w:r>
-            <w:r>
-              <w:rPr>
-                <w:rFonts w:hint="default"/>
-                <w:vertAlign w:val="baseline"/>
-                <w:lang w:val="en-US"/>
-              </w:rPr>
-              <w:t xml:space="preserve">” </w:t>
-            </w:r>
-            <w:r>
-              <w:rPr>
-                <w:rFonts w:hint="default"/>
-                <w:vertAlign w:val="baseline"/>
-              </w:rPr>
-              <w:t xml:space="preserve">(2022) </w:t>
-            </w:r>
-            <w:r>
-              <w:rPr>
-                <w:rFonts w:hint="default"/>
+                <w:sz w:val="16"/>
+                <w:szCs w:val="16"/>
                 <w:vertAlign w:val="baseline"/>
                 <w:lang w:val="en-US"/>
               </w:rPr>
@@ -3255,7 +3296,7 @@
         </w:tc>
         <w:tc>
           <w:tcPr>
-            <w:tcW w:w="2917" w:type="dxa"/>
+            <w:tcW w:w="5412" w:type="dxa"/>
             <w:shd w:val="clear" w:color="auto" w:fill="auto"/>
             <w:vAlign w:val="top"/>
           </w:tcPr>
@@ -3286,14 +3327,18 @@
               <w:rPr>
                 <w:rFonts w:hint="default" w:ascii="Times New Roman" w:hAnsi="Times New Roman" w:eastAsia="SimSun" w:cs="Times New Roman"/>
                 <w:spacing w:val="-1"/>
-                <w:vertAlign w:val="baseline"/>
-                <w:lang w:val="zh-CN" w:eastAsia="zh-CN" w:bidi="ar-SA"/>
+                <w:sz w:val="16"/>
+                <w:szCs w:val="16"/>
+                <w:vertAlign w:val="baseline"/>
+                <w:lang w:val="en-US" w:eastAsia="zh-CN" w:bidi="ar-SA"/>
               </w:rPr>
             </w:pPr>
             <w:r>
               <w:rPr>
                 <w:rFonts w:hint="default"/>
                 <w:spacing w:val="-1"/>
+                <w:sz w:val="16"/>
+                <w:szCs w:val="16"/>
                 <w:vertAlign w:val="baseline"/>
                 <w:lang w:val="en-US" w:eastAsia="zh-CN"/>
               </w:rPr>
@@ -3303,16 +3348,29 @@
               <w:rPr>
                 <w:rFonts w:hint="default" w:ascii="Times New Roman" w:hAnsi="Times New Roman" w:eastAsia="SimSun"/>
                 <w:spacing w:val="-1"/>
+                <w:sz w:val="16"/>
+                <w:szCs w:val="16"/>
                 <w:vertAlign w:val="baseline"/>
                 <w:lang w:val="zh-CN" w:eastAsia="zh-CN"/>
               </w:rPr>
               <w:t>ntroduces a multi-hop extension of LEACH for heterogeneous mobile sensor networks</w:t>
+            </w:r>
+            <w:r>
+              <w:rPr>
+                <w:rFonts w:hint="default"/>
+                <w:spacing w:val="-1"/>
+                <w:sz w:val="16"/>
+                <w:szCs w:val="16"/>
+                <w:vertAlign w:val="baseline"/>
+                <w:lang w:val="en-US" w:eastAsia="zh-CN"/>
+              </w:rPr>
+              <w:t>. Reduced network latency by 25% and improve throughput by 75% in heterogeneous networks.</w:t>
             </w:r>
           </w:p>
         </w:tc>
         <w:tc>
           <w:tcPr>
-            <w:tcW w:w="3271" w:type="dxa"/>
+            <w:tcW w:w="3519" w:type="dxa"/>
             <w:shd w:val="clear" w:color="auto" w:fill="auto"/>
             <w:vAlign w:val="top"/>
           </w:tcPr>
@@ -3342,6 +3400,8 @@
               <w:rPr>
                 <w:rFonts w:hint="default" w:ascii="Times New Roman" w:hAnsi="Times New Roman" w:eastAsia="SimSun" w:cs="Times New Roman"/>
                 <w:spacing w:val="-1"/>
+                <w:sz w:val="16"/>
+                <w:szCs w:val="16"/>
                 <w:vertAlign w:val="baseline"/>
                 <w:lang w:val="en-US" w:eastAsia="zh-CN" w:bidi="ar-SA"/>
               </w:rPr>
@@ -3349,6 +3409,8 @@
             <w:r>
               <w:rPr>
                 <w:rFonts w:hint="default"/>
+                <w:sz w:val="16"/>
+                <w:szCs w:val="16"/>
                 <w:vertAlign w:val="baseline"/>
               </w:rPr>
               <w:t>Assumes uniform mobility</w:t>
@@ -3356,6 +3418,8 @@
             <w:r>
               <w:rPr>
                 <w:rFonts w:hint="default"/>
+                <w:sz w:val="16"/>
+                <w:szCs w:val="16"/>
                 <w:vertAlign w:val="baseline"/>
                 <w:lang w:val="en-US"/>
               </w:rPr>
@@ -3364,6 +3428,8 @@
             <w:r>
               <w:rPr>
                 <w:rFonts w:hint="default"/>
+                <w:sz w:val="16"/>
+                <w:szCs w:val="16"/>
                 <w:vertAlign w:val="baseline"/>
               </w:rPr>
               <w:t>imited scalability</w:t>
@@ -3371,6 +3437,8 @@
             <w:r>
               <w:rPr>
                 <w:rFonts w:hint="default"/>
+                <w:sz w:val="16"/>
+                <w:szCs w:val="16"/>
                 <w:vertAlign w:val="baseline"/>
                 <w:lang w:val="en-US"/>
               </w:rPr>
@@ -3398,7 +3466,7 @@
         </w:tblPrEx>
         <w:tc>
           <w:tcPr>
-            <w:tcW w:w="563" w:type="dxa"/>
+            <w:tcW w:w="434" w:type="dxa"/>
           </w:tcPr>
           <w:p>
             <w:pPr>
@@ -3425,6 +3493,8 @@
               <w:textAlignment w:val="auto"/>
               <w:rPr>
                 <w:rFonts w:hint="default"/>
+                <w:sz w:val="16"/>
+                <w:szCs w:val="16"/>
                 <w:vertAlign w:val="baseline"/>
                 <w:lang w:val="en-US"/>
               </w:rPr>
@@ -3432,6 +3502,8 @@
             <w:r>
               <w:rPr>
                 <w:rFonts w:hint="default"/>
+                <w:sz w:val="16"/>
+                <w:szCs w:val="16"/>
                 <w:vertAlign w:val="baseline"/>
                 <w:lang w:val="en-US"/>
               </w:rPr>
@@ -3441,7 +3513,7 @@
         </w:tc>
         <w:tc>
           <w:tcPr>
-            <w:tcW w:w="3324" w:type="dxa"/>
+            <w:tcW w:w="710" w:type="dxa"/>
             <w:shd w:val="clear" w:color="auto" w:fill="auto"/>
             <w:vAlign w:val="top"/>
           </w:tcPr>
@@ -3472,6 +3544,8 @@
               <w:rPr>
                 <w:rFonts w:hint="default" w:ascii="Times New Roman" w:hAnsi="Times New Roman" w:eastAsia="SimSun" w:cs="Times New Roman"/>
                 <w:spacing w:val="-1"/>
+                <w:sz w:val="16"/>
+                <w:szCs w:val="16"/>
                 <w:vertAlign w:val="baseline"/>
                 <w:lang w:val="en-US" w:eastAsia="zh-CN" w:bidi="ar-SA"/>
               </w:rPr>
@@ -3479,68 +3553,18 @@
             <w:r>
               <w:rPr>
                 <w:rFonts w:hint="default"/>
-                <w:vertAlign w:val="baseline"/>
-              </w:rPr>
-              <w:t xml:space="preserve">Gamal et al. </w:t>
-            </w:r>
-            <w:r>
-              <w:rPr>
-                <w:rFonts w:hint="default"/>
+                <w:sz w:val="16"/>
+                <w:szCs w:val="16"/>
                 <w:vertAlign w:val="baseline"/>
                 <w:lang w:val="en-US"/>
               </w:rPr>
-              <w:t>“</w:t>
-            </w:r>
-            <w:r>
-              <w:rPr>
-                <w:rFonts w:hint="default"/>
-                <w:vertAlign w:val="baseline"/>
-              </w:rPr>
-              <w:t xml:space="preserve">Enhancing Lifetime of WSNs Using Fuzzy Logic LEACH </w:t>
-            </w:r>
-            <w:r>
-              <w:rPr>
-                <w:rFonts w:hint="default"/>
-                <w:vertAlign w:val="baseline"/>
-                <w:lang w:val="en-US"/>
-              </w:rPr>
-              <w:t xml:space="preserve">and </w:t>
-            </w:r>
-            <w:r>
-              <w:rPr>
-                <w:rFonts w:hint="default"/>
-                <w:vertAlign w:val="baseline"/>
-              </w:rPr>
-              <w:t>PSO</w:t>
-            </w:r>
-            <w:r>
-              <w:rPr>
-                <w:rFonts w:hint="default"/>
-                <w:vertAlign w:val="baseline"/>
-                <w:lang w:val="en-US"/>
-              </w:rPr>
-              <w:t xml:space="preserve">” </w:t>
-            </w:r>
-            <w:r>
-              <w:rPr>
-                <w:rFonts w:hint="default"/>
-                <w:vertAlign w:val="baseline"/>
-              </w:rPr>
-              <w:t>(2022)</w:t>
-            </w:r>
-            <w:r>
-              <w:rPr>
-                <w:rFonts w:hint="default"/>
-                <w:vertAlign w:val="baseline"/>
-                <w:lang w:val="en-US"/>
-              </w:rPr>
-              <w:t xml:space="preserve"> [20]</w:t>
+              <w:t>[20]</w:t>
             </w:r>
           </w:p>
         </w:tc>
         <w:tc>
           <w:tcPr>
-            <w:tcW w:w="2917" w:type="dxa"/>
+            <w:tcW w:w="5412" w:type="dxa"/>
             <w:shd w:val="clear" w:color="auto" w:fill="auto"/>
             <w:vAlign w:val="top"/>
           </w:tcPr>
@@ -3571,6 +3595,8 @@
               <w:rPr>
                 <w:rFonts w:hint="default" w:ascii="Times New Roman" w:hAnsi="Times New Roman" w:eastAsia="SimSun" w:cs="Times New Roman"/>
                 <w:spacing w:val="-1"/>
+                <w:sz w:val="16"/>
+                <w:szCs w:val="16"/>
                 <w:vertAlign w:val="baseline"/>
                 <w:lang w:val="en-US" w:eastAsia="zh-CN" w:bidi="ar-SA"/>
               </w:rPr>
@@ -3579,6 +3605,8 @@
               <w:rPr>
                 <w:rFonts w:hint="default"/>
                 <w:spacing w:val="-1"/>
+                <w:sz w:val="16"/>
+                <w:szCs w:val="16"/>
                 <w:vertAlign w:val="baseline"/>
                 <w:lang w:val="en-US" w:eastAsia="zh-CN"/>
               </w:rPr>
@@ -3588,6 +3616,8 @@
               <w:rPr>
                 <w:rFonts w:hint="default" w:ascii="Times New Roman" w:hAnsi="Times New Roman" w:eastAsia="SimSun"/>
                 <w:spacing w:val="-1"/>
+                <w:sz w:val="16"/>
+                <w:szCs w:val="16"/>
                 <w:vertAlign w:val="baseline"/>
                 <w:lang w:val="zh-CN" w:eastAsia="zh-CN"/>
               </w:rPr>
@@ -3597,16 +3627,18 @@
               <w:rPr>
                 <w:rFonts w:hint="default"/>
                 <w:spacing w:val="-1"/>
+                <w:sz w:val="16"/>
+                <w:szCs w:val="16"/>
                 <w:vertAlign w:val="baseline"/>
                 <w:lang w:val="en-US" w:eastAsia="zh-CN"/>
               </w:rPr>
-              <w:t>K-Mean and PSO for cluster formation</w:t>
+              <w:t>K-Mean and PSO for cluster formation. Improved network lifetime by 66% throughput by 60% as compared to LEACH.</w:t>
             </w:r>
           </w:p>
         </w:tc>
         <w:tc>
           <w:tcPr>
-            <w:tcW w:w="3271" w:type="dxa"/>
+            <w:tcW w:w="3519" w:type="dxa"/>
             <w:shd w:val="clear" w:color="auto" w:fill="auto"/>
             <w:vAlign w:val="top"/>
           </w:tcPr>
@@ -3637,6 +3669,8 @@
               <w:rPr>
                 <w:rFonts w:hint="default" w:ascii="Times New Roman" w:hAnsi="Times New Roman" w:eastAsia="SimSun" w:cs="Times New Roman"/>
                 <w:spacing w:val="-1"/>
+                <w:sz w:val="16"/>
+                <w:szCs w:val="16"/>
                 <w:vertAlign w:val="baseline"/>
                 <w:lang w:val="en-US" w:eastAsia="zh-CN" w:bidi="ar-SA"/>
               </w:rPr>
@@ -3645,6 +3679,8 @@
               <w:rPr>
                 <w:rFonts w:hint="default"/>
                 <w:spacing w:val="-1"/>
+                <w:sz w:val="16"/>
+                <w:szCs w:val="16"/>
                 <w:vertAlign w:val="baseline"/>
                 <w:lang w:val="en-US" w:eastAsia="zh-CN"/>
               </w:rPr>
@@ -3654,6 +3690,8 @@
               <w:rPr>
                 <w:rFonts w:hint="default" w:ascii="Times New Roman" w:hAnsi="Times New Roman" w:eastAsia="SimSun"/>
                 <w:spacing w:val="-1"/>
+                <w:sz w:val="16"/>
+                <w:szCs w:val="16"/>
                 <w:vertAlign w:val="baseline"/>
                 <w:lang w:val="en-US" w:eastAsia="zh-CN"/>
               </w:rPr>
@@ -3681,7 +3719,7 @@
         </w:tblPrEx>
         <w:tc>
           <w:tcPr>
-            <w:tcW w:w="563" w:type="dxa"/>
+            <w:tcW w:w="434" w:type="dxa"/>
           </w:tcPr>
           <w:p>
             <w:pPr>
@@ -3708,6 +3746,8 @@
               <w:textAlignment w:val="auto"/>
               <w:rPr>
                 <w:rFonts w:hint="default"/>
+                <w:sz w:val="16"/>
+                <w:szCs w:val="16"/>
                 <w:vertAlign w:val="baseline"/>
                 <w:lang w:val="en-US"/>
               </w:rPr>
@@ -3715,6 +3755,8 @@
             <w:r>
               <w:rPr>
                 <w:rFonts w:hint="default"/>
+                <w:sz w:val="16"/>
+                <w:szCs w:val="16"/>
                 <w:vertAlign w:val="baseline"/>
                 <w:lang w:val="en-US"/>
               </w:rPr>
@@ -3724,7 +3766,7 @@
         </w:tc>
         <w:tc>
           <w:tcPr>
-            <w:tcW w:w="3324" w:type="dxa"/>
+            <w:tcW w:w="710" w:type="dxa"/>
             <w:shd w:val="clear" w:color="auto" w:fill="auto"/>
             <w:vAlign w:val="top"/>
           </w:tcPr>
@@ -3755,6 +3797,8 @@
               <w:rPr>
                 <w:rFonts w:hint="default" w:ascii="Times New Roman" w:hAnsi="Times New Roman" w:eastAsia="SimSun" w:cs="Times New Roman"/>
                 <w:spacing w:val="-1"/>
+                <w:sz w:val="16"/>
+                <w:szCs w:val="16"/>
                 <w:vertAlign w:val="baseline"/>
                 <w:lang w:val="en-US" w:eastAsia="zh-CN" w:bidi="ar-SA"/>
               </w:rPr>
@@ -3762,16 +3806,18 @@
             <w:r>
               <w:rPr>
                 <w:rFonts w:hint="default"/>
+                <w:sz w:val="16"/>
+                <w:szCs w:val="16"/>
                 <w:vertAlign w:val="baseline"/>
                 <w:lang w:val="en-US"/>
               </w:rPr>
-              <w:t>Bhatia et al. “Cluster Based Energy Efficient Routing Protocol using SA-LEACH to Wireless Sensor Networks” (2023) [21]</w:t>
+              <w:t>[21]</w:t>
             </w:r>
           </w:p>
         </w:tc>
         <w:tc>
           <w:tcPr>
-            <w:tcW w:w="2917" w:type="dxa"/>
+            <w:tcW w:w="5412" w:type="dxa"/>
             <w:shd w:val="clear" w:color="auto" w:fill="auto"/>
             <w:vAlign w:val="top"/>
           </w:tcPr>
@@ -3802,6 +3848,8 @@
               <w:rPr>
                 <w:rFonts w:hint="default" w:ascii="Times New Roman" w:hAnsi="Times New Roman" w:eastAsia="SimSun" w:cs="Times New Roman"/>
                 <w:spacing w:val="-1"/>
+                <w:sz w:val="16"/>
+                <w:szCs w:val="16"/>
                 <w:vertAlign w:val="baseline"/>
                 <w:lang w:val="en-US" w:eastAsia="zh-CN" w:bidi="ar-SA"/>
               </w:rPr>
@@ -3809,6 +3857,8 @@
             <w:r>
               <w:rPr>
                 <w:rFonts w:hint="default"/>
+                <w:sz w:val="16"/>
+                <w:szCs w:val="16"/>
                 <w:vertAlign w:val="baseline"/>
               </w:rPr>
               <w:t>LEACH</w:t>
@@ -3816,16 +3866,18 @@
             <w:r>
               <w:rPr>
                 <w:rFonts w:hint="default"/>
+                <w:sz w:val="16"/>
+                <w:szCs w:val="16"/>
                 <w:vertAlign w:val="baseline"/>
                 <w:lang w:val="en-US"/>
               </w:rPr>
-              <w:t xml:space="preserve"> and a Simulated Annealing (SA) meta-heuristic to pick a better (neighboring) node if available.</w:t>
+              <w:t xml:space="preserve"> and a Simulated Annealing (SA) meta-heuristic to pick a better (neighboring) node if available. Increased throughput by 30% and reduced energy consumption by 23.07% compared to LEACH</w:t>
             </w:r>
           </w:p>
         </w:tc>
         <w:tc>
           <w:tcPr>
-            <w:tcW w:w="3271" w:type="dxa"/>
+            <w:tcW w:w="3519" w:type="dxa"/>
             <w:shd w:val="clear" w:color="auto" w:fill="auto"/>
             <w:vAlign w:val="top"/>
           </w:tcPr>
@@ -3856,6 +3908,8 @@
               <w:rPr>
                 <w:rFonts w:hint="default" w:ascii="Times New Roman" w:hAnsi="Times New Roman" w:eastAsia="SimSun" w:cs="Times New Roman"/>
                 <w:spacing w:val="-1"/>
+                <w:sz w:val="16"/>
+                <w:szCs w:val="16"/>
                 <w:vertAlign w:val="baseline"/>
                 <w:lang w:val="en-US" w:eastAsia="zh-CN" w:bidi="ar-SA"/>
               </w:rPr>
@@ -3863,6 +3917,8 @@
             <w:r>
               <w:rPr>
                 <w:rFonts w:hint="default"/>
+                <w:sz w:val="16"/>
+                <w:szCs w:val="16"/>
                 <w:vertAlign w:val="baseline"/>
                 <w:lang w:val="en-US"/>
               </w:rPr>
@@ -3872,6 +3928,8 @@
               <w:rPr>
                 <w:rFonts w:hint="default"/>
                 <w:spacing w:val="-1"/>
+                <w:sz w:val="16"/>
+                <w:szCs w:val="16"/>
                 <w:vertAlign w:val="baseline"/>
                 <w:lang w:val="en-US" w:eastAsia="zh-CN"/>
               </w:rPr>
@@ -3881,6 +3939,8 @@
               <w:rPr>
                 <w:rFonts w:hint="default" w:ascii="Times New Roman" w:hAnsi="Times New Roman" w:eastAsia="SimSun"/>
                 <w:spacing w:val="-1"/>
+                <w:sz w:val="16"/>
+                <w:szCs w:val="16"/>
                 <w:vertAlign w:val="baseline"/>
                 <w:lang w:val="en-US" w:eastAsia="zh-CN"/>
               </w:rPr>
@@ -3890,6 +3950,8 @@
               <w:rPr>
                 <w:rFonts w:hint="default"/>
                 <w:spacing w:val="-1"/>
+                <w:sz w:val="16"/>
+                <w:szCs w:val="16"/>
                 <w:vertAlign w:val="baseline"/>
                 <w:lang w:val="en-US" w:eastAsia="zh-CN"/>
               </w:rPr>
@@ -3917,7 +3979,7 @@
         </w:tblPrEx>
         <w:tc>
           <w:tcPr>
-            <w:tcW w:w="563" w:type="dxa"/>
+            <w:tcW w:w="434" w:type="dxa"/>
           </w:tcPr>
           <w:p>
             <w:pPr>
@@ -3944,6 +4006,8 @@
               <w:textAlignment w:val="auto"/>
               <w:rPr>
                 <w:rFonts w:hint="default"/>
+                <w:sz w:val="16"/>
+                <w:szCs w:val="16"/>
                 <w:vertAlign w:val="baseline"/>
                 <w:lang w:val="en-US"/>
               </w:rPr>
@@ -3951,6 +4015,8 @@
             <w:r>
               <w:rPr>
                 <w:rFonts w:hint="default"/>
+                <w:sz w:val="16"/>
+                <w:szCs w:val="16"/>
                 <w:vertAlign w:val="baseline"/>
                 <w:lang w:val="en-US"/>
               </w:rPr>
@@ -3960,7 +4026,7 @@
         </w:tc>
         <w:tc>
           <w:tcPr>
-            <w:tcW w:w="3324" w:type="dxa"/>
+            <w:tcW w:w="710" w:type="dxa"/>
           </w:tcPr>
           <w:p>
             <w:pPr>
@@ -3987,6 +4053,8 @@
               <w:textAlignment w:val="auto"/>
               <w:rPr>
                 <w:rFonts w:hint="default"/>
+                <w:sz w:val="16"/>
+                <w:szCs w:val="16"/>
                 <w:vertAlign w:val="baseline"/>
                 <w:lang w:val="en-US"/>
               </w:rPr>
@@ -3994,38 +4062,18 @@
             <w:r>
               <w:rPr>
                 <w:rFonts w:hint="default"/>
-                <w:vertAlign w:val="baseline"/>
-              </w:rPr>
-              <w:t xml:space="preserve">Abose et al. “Improving Wireless Sensor Network Lifespan with Optimized Energy-Conscious Routing” </w:t>
-            </w:r>
-            <w:r>
-              <w:rPr>
-                <w:rFonts w:hint="default"/>
+                <w:sz w:val="16"/>
+                <w:szCs w:val="16"/>
                 <w:vertAlign w:val="baseline"/>
                 <w:lang w:val="en-US"/>
               </w:rPr>
-              <w:t>(</w:t>
-            </w:r>
-            <w:r>
-              <w:rPr>
-                <w:rFonts w:hint="default"/>
-                <w:vertAlign w:val="baseline"/>
-              </w:rPr>
-              <w:t>2024</w:t>
-            </w:r>
-            <w:r>
-              <w:rPr>
-                <w:rFonts w:hint="default"/>
-                <w:vertAlign w:val="baseline"/>
-                <w:lang w:val="en-US"/>
-              </w:rPr>
-              <w:t>) [22]</w:t>
+              <w:t>[22]</w:t>
             </w:r>
           </w:p>
         </w:tc>
         <w:tc>
           <w:tcPr>
-            <w:tcW w:w="2917" w:type="dxa"/>
+            <w:tcW w:w="5412" w:type="dxa"/>
           </w:tcPr>
           <w:p>
             <w:pPr>
@@ -4052,6 +4100,8 @@
               <w:textAlignment w:val="auto"/>
               <w:rPr>
                 <w:rFonts w:hint="default"/>
+                <w:sz w:val="16"/>
+                <w:szCs w:val="16"/>
                 <w:vertAlign w:val="baseline"/>
                 <w:lang w:val="en-US"/>
               </w:rPr>
@@ -4059,6 +4109,8 @@
             <w:r>
               <w:rPr>
                 <w:rFonts w:hint="default"/>
+                <w:sz w:val="16"/>
+                <w:szCs w:val="16"/>
                 <w:vertAlign w:val="baseline"/>
               </w:rPr>
               <w:t>Optimized energy</w:t>
@@ -4066,6 +4118,8 @@
             <w:r>
               <w:rPr>
                 <w:rFonts w:hint="default"/>
+                <w:sz w:val="16"/>
+                <w:szCs w:val="16"/>
                 <w:vertAlign w:val="baseline"/>
                 <w:lang w:val="en-US"/>
               </w:rPr>
@@ -4074,6 +4128,8 @@
             <w:r>
               <w:rPr>
                 <w:rFonts w:hint="default"/>
+                <w:sz w:val="16"/>
+                <w:szCs w:val="16"/>
                 <w:vertAlign w:val="baseline"/>
               </w:rPr>
               <w:t>conscious routing</w:t>
@@ -4081,16 +4137,18 @@
             <w:r>
               <w:rPr>
                 <w:rFonts w:hint="default"/>
+                <w:sz w:val="16"/>
+                <w:szCs w:val="16"/>
                 <w:vertAlign w:val="baseline"/>
                 <w:lang w:val="en-US"/>
               </w:rPr>
-              <w:t xml:space="preserve"> with a corner positioned base station</w:t>
+              <w:t xml:space="preserve"> with a corner positioned base station. Increased ifetime by 36% and packet aggregation by 44% as compared to RES-EL.</w:t>
             </w:r>
           </w:p>
         </w:tc>
         <w:tc>
           <w:tcPr>
-            <w:tcW w:w="3271" w:type="dxa"/>
+            <w:tcW w:w="3519" w:type="dxa"/>
           </w:tcPr>
           <w:p>
             <w:pPr>
@@ -4117,6 +4175,8 @@
               <w:textAlignment w:val="auto"/>
               <w:rPr>
                 <w:rFonts w:hint="default"/>
+                <w:sz w:val="16"/>
+                <w:szCs w:val="16"/>
                 <w:vertAlign w:val="baseline"/>
                 <w:lang w:val="en-US"/>
               </w:rPr>
@@ -4124,6 +4184,8 @@
             <w:r>
               <w:rPr>
                 <w:rFonts w:hint="default"/>
+                <w:sz w:val="16"/>
+                <w:szCs w:val="16"/>
                 <w:vertAlign w:val="baseline"/>
                 <w:lang w:val="en-US"/>
               </w:rPr>
@@ -4151,7 +4213,7 @@
         </w:tblPrEx>
         <w:tc>
           <w:tcPr>
-            <w:tcW w:w="563" w:type="dxa"/>
+            <w:tcW w:w="434" w:type="dxa"/>
           </w:tcPr>
           <w:p>
             <w:pPr>
@@ -4178,6 +4240,8 @@
               <w:textAlignment w:val="auto"/>
               <w:rPr>
                 <w:rFonts w:hint="default"/>
+                <w:sz w:val="16"/>
+                <w:szCs w:val="16"/>
                 <w:vertAlign w:val="baseline"/>
                 <w:lang w:val="en-US"/>
               </w:rPr>
@@ -4185,6 +4249,8 @@
             <w:r>
               <w:rPr>
                 <w:rFonts w:hint="default"/>
+                <w:sz w:val="16"/>
+                <w:szCs w:val="16"/>
                 <w:vertAlign w:val="baseline"/>
                 <w:lang w:val="en-US"/>
               </w:rPr>
@@ -4194,7 +4260,7 @@
         </w:tc>
         <w:tc>
           <w:tcPr>
-            <w:tcW w:w="3324" w:type="dxa"/>
+            <w:tcW w:w="710" w:type="dxa"/>
           </w:tcPr>
           <w:p>
             <w:pPr>
@@ -4221,6 +4287,8 @@
               <w:textAlignment w:val="auto"/>
               <w:rPr>
                 <w:rFonts w:hint="default"/>
+                <w:sz w:val="16"/>
+                <w:szCs w:val="16"/>
                 <w:vertAlign w:val="baseline"/>
                 <w:lang w:val="en-US"/>
               </w:rPr>
@@ -4228,16 +4296,18 @@
             <w:r>
               <w:rPr>
                 <w:rFonts w:hint="default"/>
+                <w:sz w:val="16"/>
+                <w:szCs w:val="16"/>
                 <w:vertAlign w:val="baseline"/>
                 <w:lang w:val="en-US"/>
               </w:rPr>
-              <w:t>El Khediri et al. “Energy-Efficient Cluster Routing Protocol for Wireless Sensor Networks” (2024) [23]</w:t>
+              <w:t>[23]</w:t>
             </w:r>
           </w:p>
         </w:tc>
         <w:tc>
           <w:tcPr>
-            <w:tcW w:w="2917" w:type="dxa"/>
+            <w:tcW w:w="5412" w:type="dxa"/>
           </w:tcPr>
           <w:p>
             <w:pPr>
@@ -4264,6 +4334,8 @@
               <w:textAlignment w:val="auto"/>
               <w:rPr>
                 <w:rFonts w:hint="default"/>
+                <w:sz w:val="16"/>
+                <w:szCs w:val="16"/>
                 <w:vertAlign w:val="baseline"/>
                 <w:lang w:val="en-US"/>
               </w:rPr>
@@ -4271,6 +4343,8 @@
             <w:r>
               <w:rPr>
                 <w:rFonts w:hint="default"/>
+                <w:sz w:val="16"/>
+                <w:szCs w:val="16"/>
                 <w:vertAlign w:val="baseline"/>
               </w:rPr>
               <w:t>Cluster</w:t>
@@ -4278,6 +4352,8 @@
             <w:r>
               <w:rPr>
                 <w:rFonts w:hint="default"/>
+                <w:sz w:val="16"/>
+                <w:szCs w:val="16"/>
                 <w:vertAlign w:val="baseline"/>
                 <w:lang w:val="en-US"/>
               </w:rPr>
@@ -4286,6 +4362,8 @@
             <w:r>
               <w:rPr>
                 <w:rFonts w:hint="default"/>
+                <w:sz w:val="16"/>
+                <w:szCs w:val="16"/>
                 <w:vertAlign w:val="baseline"/>
               </w:rPr>
               <w:t>based routing</w:t>
@@ -4293,16 +4371,18 @@
             <w:r>
               <w:rPr>
                 <w:rFonts w:hint="default"/>
+                <w:sz w:val="16"/>
+                <w:szCs w:val="16"/>
                 <w:vertAlign w:val="baseline"/>
                 <w:lang w:val="en-US"/>
               </w:rPr>
-              <w:t xml:space="preserve"> using hybrid meta heuristic algorithms</w:t>
+              <w:t xml:space="preserve"> using hybrid meta heuristic algorithms. Increase network lifetime by 40.50% and reduced energy use by 47.25% compared to LEACH.</w:t>
             </w:r>
           </w:p>
         </w:tc>
         <w:tc>
           <w:tcPr>
-            <w:tcW w:w="3271" w:type="dxa"/>
+            <w:tcW w:w="3519" w:type="dxa"/>
           </w:tcPr>
           <w:p>
             <w:pPr>
@@ -4329,6 +4409,8 @@
               <w:textAlignment w:val="auto"/>
               <w:rPr>
                 <w:rFonts w:hint="default"/>
+                <w:sz w:val="16"/>
+                <w:szCs w:val="16"/>
                 <w:vertAlign w:val="baseline"/>
                 <w:lang w:val="en-US"/>
               </w:rPr>
@@ -4336,6 +4418,8 @@
             <w:r>
               <w:rPr>
                 <w:rFonts w:hint="default"/>
+                <w:sz w:val="16"/>
+                <w:szCs w:val="16"/>
                 <w:vertAlign w:val="baseline"/>
                 <w:lang w:val="en-US"/>
               </w:rPr>
@@ -4363,7 +4447,7 @@
         </w:tblPrEx>
         <w:tc>
           <w:tcPr>
-            <w:tcW w:w="563" w:type="dxa"/>
+            <w:tcW w:w="434" w:type="dxa"/>
             <w:shd w:val="clear" w:color="auto" w:fill="auto"/>
             <w:vAlign w:val="top"/>
           </w:tcPr>
@@ -4394,6 +4478,8 @@
               <w:rPr>
                 <w:rFonts w:hint="default" w:ascii="Times New Roman" w:hAnsi="Times New Roman" w:eastAsia="SimSun" w:cs="Times New Roman"/>
                 <w:spacing w:val="-1"/>
+                <w:sz w:val="16"/>
+                <w:szCs w:val="16"/>
                 <w:vertAlign w:val="baseline"/>
                 <w:lang w:val="en-US" w:eastAsia="zh-CN" w:bidi="ar-SA"/>
               </w:rPr>
@@ -4401,6 +4487,8 @@
             <w:r>
               <w:rPr>
                 <w:rFonts w:hint="default"/>
+                <w:sz w:val="16"/>
+                <w:szCs w:val="16"/>
                 <w:vertAlign w:val="baseline"/>
                 <w:lang w:val="en-US"/>
               </w:rPr>
@@ -4410,7 +4498,7 @@
         </w:tc>
         <w:tc>
           <w:tcPr>
-            <w:tcW w:w="3324" w:type="dxa"/>
+            <w:tcW w:w="710" w:type="dxa"/>
             <w:shd w:val="clear" w:color="auto" w:fill="auto"/>
             <w:vAlign w:val="top"/>
           </w:tcPr>
@@ -4441,6 +4529,8 @@
               <w:rPr>
                 <w:rFonts w:hint="default" w:ascii="Times New Roman" w:hAnsi="Times New Roman" w:eastAsia="SimSun" w:cs="Times New Roman"/>
                 <w:spacing w:val="-1"/>
+                <w:sz w:val="16"/>
+                <w:szCs w:val="16"/>
                 <w:vertAlign w:val="baseline"/>
                 <w:lang w:val="en-US" w:eastAsia="zh-CN" w:bidi="ar-SA"/>
               </w:rPr>
@@ -4448,38 +4538,18 @@
             <w:r>
               <w:rPr>
                 <w:rFonts w:hint="default"/>
-                <w:vertAlign w:val="baseline"/>
-              </w:rPr>
-              <w:t xml:space="preserve">Zhu et al. “Improved Soft-k-Means Clustering Algorithm for Balancing Energy Consumption in Wireless Sensor Networks” </w:t>
-            </w:r>
-            <w:r>
-              <w:rPr>
-                <w:rFonts w:hint="default"/>
+                <w:sz w:val="16"/>
+                <w:szCs w:val="16"/>
                 <w:vertAlign w:val="baseline"/>
                 <w:lang w:val="en-US"/>
               </w:rPr>
-              <w:t>(</w:t>
-            </w:r>
-            <w:r>
-              <w:rPr>
-                <w:rFonts w:hint="default"/>
-                <w:vertAlign w:val="baseline"/>
-              </w:rPr>
-              <w:t>2024</w:t>
-            </w:r>
-            <w:r>
-              <w:rPr>
-                <w:rFonts w:hint="default"/>
-                <w:vertAlign w:val="baseline"/>
-                <w:lang w:val="en-US"/>
-              </w:rPr>
-              <w:t>) [24]</w:t>
+              <w:t>[24]</w:t>
             </w:r>
           </w:p>
         </w:tc>
         <w:tc>
           <w:tcPr>
-            <w:tcW w:w="2917" w:type="dxa"/>
+            <w:tcW w:w="5412" w:type="dxa"/>
             <w:shd w:val="clear" w:color="auto" w:fill="auto"/>
             <w:vAlign w:val="top"/>
           </w:tcPr>
@@ -4510,6 +4580,8 @@
               <w:rPr>
                 <w:rFonts w:hint="default" w:ascii="Times New Roman" w:hAnsi="Times New Roman" w:eastAsia="SimSun" w:cs="Times New Roman"/>
                 <w:spacing w:val="-1"/>
+                <w:sz w:val="16"/>
+                <w:szCs w:val="16"/>
                 <w:vertAlign w:val="baseline"/>
                 <w:lang w:val="en-US" w:eastAsia="zh-CN" w:bidi="ar-SA"/>
               </w:rPr>
@@ -4517,6 +4589,8 @@
             <w:r>
               <w:rPr>
                 <w:rFonts w:hint="default"/>
+                <w:sz w:val="16"/>
+                <w:szCs w:val="16"/>
                 <w:vertAlign w:val="baseline"/>
               </w:rPr>
               <w:t>Soft-k-means clustering with multi</w:t>
@@ -4524,16 +4598,18 @@
             <w:r>
               <w:rPr>
                 <w:rFonts w:hint="default"/>
+                <w:sz w:val="16"/>
+                <w:szCs w:val="16"/>
                 <w:vertAlign w:val="baseline"/>
                 <w:lang w:val="en-US"/>
               </w:rPr>
-              <w:t xml:space="preserve"> CH</w:t>
+              <w:t xml:space="preserve"> CH. Improved 48.85% lifetime gain as compared to LEACH </w:t>
             </w:r>
           </w:p>
         </w:tc>
         <w:tc>
           <w:tcPr>
-            <w:tcW w:w="3271" w:type="dxa"/>
+            <w:tcW w:w="3519" w:type="dxa"/>
             <w:shd w:val="clear" w:color="auto" w:fill="auto"/>
             <w:vAlign w:val="top"/>
           </w:tcPr>
@@ -4564,6 +4640,8 @@
               <w:rPr>
                 <w:rFonts w:hint="default" w:ascii="Times New Roman" w:hAnsi="Times New Roman" w:eastAsia="SimSun" w:cs="Times New Roman"/>
                 <w:spacing w:val="-1"/>
+                <w:sz w:val="16"/>
+                <w:szCs w:val="16"/>
                 <w:vertAlign w:val="baseline"/>
                 <w:lang w:val="zh-CN" w:eastAsia="zh-CN" w:bidi="ar-SA"/>
               </w:rPr>
@@ -4571,6 +4649,8 @@
             <w:r>
               <w:rPr>
                 <w:rFonts w:hint="default"/>
+                <w:sz w:val="16"/>
+                <w:szCs w:val="16"/>
                 <w:vertAlign w:val="baseline"/>
               </w:rPr>
               <w:t>High computational cost</w:t>
@@ -4578,6 +4658,8 @@
             <w:r>
               <w:rPr>
                 <w:rFonts w:hint="default"/>
+                <w:sz w:val="16"/>
+                <w:szCs w:val="16"/>
                 <w:vertAlign w:val="baseline"/>
                 <w:lang w:val="en-US"/>
               </w:rPr>
@@ -4586,6 +4668,8 @@
             <w:r>
               <w:rPr>
                 <w:rFonts w:hint="default"/>
+                <w:sz w:val="16"/>
+                <w:szCs w:val="16"/>
                 <w:vertAlign w:val="baseline"/>
               </w:rPr>
               <w:t>imited adaptability</w:t>
@@ -4612,7 +4696,7 @@
         </w:tblPrEx>
         <w:tc>
           <w:tcPr>
-            <w:tcW w:w="563" w:type="dxa"/>
+            <w:tcW w:w="434" w:type="dxa"/>
           </w:tcPr>
           <w:p>
             <w:pPr>
@@ -4639,6 +4723,8 @@
               <w:textAlignment w:val="auto"/>
               <w:rPr>
                 <w:rFonts w:hint="default"/>
+                <w:sz w:val="16"/>
+                <w:szCs w:val="16"/>
                 <w:vertAlign w:val="baseline"/>
                 <w:lang w:val="en-US"/>
               </w:rPr>
@@ -4646,6 +4732,8 @@
             <w:r>
               <w:rPr>
                 <w:rFonts w:hint="default"/>
+                <w:sz w:val="16"/>
+                <w:szCs w:val="16"/>
                 <w:vertAlign w:val="baseline"/>
                 <w:lang w:val="en-US"/>
               </w:rPr>
@@ -4655,7 +4743,7 @@
         </w:tc>
         <w:tc>
           <w:tcPr>
-            <w:tcW w:w="3324" w:type="dxa"/>
+            <w:tcW w:w="710" w:type="dxa"/>
           </w:tcPr>
           <w:p>
             <w:pPr>
@@ -4682,6 +4770,8 @@
               <w:textAlignment w:val="auto"/>
               <w:rPr>
                 <w:rFonts w:hint="default"/>
+                <w:sz w:val="16"/>
+                <w:szCs w:val="16"/>
                 <w:vertAlign w:val="baseline"/>
                 <w:lang w:val="en-US"/>
               </w:rPr>
@@ -4689,53 +4779,18 @@
             <w:r>
               <w:rPr>
                 <w:rFonts w:hint="default"/>
-                <w:vertAlign w:val="baseline"/>
-              </w:rPr>
-              <w:t>Tabatabaei et al.</w:t>
-            </w:r>
-            <w:r>
-              <w:rPr>
-                <w:rFonts w:hint="default"/>
+                <w:sz w:val="16"/>
+                <w:szCs w:val="16"/>
                 <w:vertAlign w:val="baseline"/>
                 <w:lang w:val="en-US"/>
               </w:rPr>
-              <w:t xml:space="preserve"> </w:t>
-            </w:r>
-            <w:r>
-              <w:rPr>
-                <w:rFonts w:hint="default"/>
-                <w:vertAlign w:val="baseline"/>
-              </w:rPr>
-              <w:t xml:space="preserve">“New Energy Efficient Management Approach for Wireless Sensor Networks” </w:t>
-            </w:r>
-            <w:r>
-              <w:rPr>
-                <w:rFonts w:hint="default"/>
-                <w:vertAlign w:val="baseline"/>
-                <w:lang w:val="en-US"/>
-              </w:rPr>
-              <w:t>(</w:t>
-            </w:r>
-            <w:r>
-              <w:rPr>
-                <w:rFonts w:hint="default"/>
-                <w:vertAlign w:val="baseline"/>
-              </w:rPr>
-              <w:t>202</w:t>
-            </w:r>
-            <w:r>
-              <w:rPr>
-                <w:rFonts w:hint="default"/>
-                <w:vertAlign w:val="baseline"/>
-                <w:lang w:val="en-US"/>
-              </w:rPr>
-              <w:t>5)[25]</w:t>
+              <w:t>[25]</w:t>
             </w:r>
           </w:p>
         </w:tc>
         <w:tc>
           <w:tcPr>
-            <w:tcW w:w="2917" w:type="dxa"/>
+            <w:tcW w:w="5412" w:type="dxa"/>
           </w:tcPr>
           <w:p>
             <w:pPr>
@@ -4762,6 +4817,8 @@
               <w:textAlignment w:val="auto"/>
               <w:rPr>
                 <w:rFonts w:hint="default"/>
+                <w:sz w:val="16"/>
+                <w:szCs w:val="16"/>
                 <w:vertAlign w:val="baseline"/>
                 <w:lang w:val="en-US"/>
               </w:rPr>
@@ -4769,6 +4826,8 @@
             <w:r>
               <w:rPr>
                 <w:rFonts w:hint="default"/>
+                <w:sz w:val="16"/>
+                <w:szCs w:val="16"/>
                 <w:vertAlign w:val="baseline"/>
               </w:rPr>
               <w:t>Hierarchical clustering</w:t>
@@ -4776,16 +4835,18 @@
             <w:r>
               <w:rPr>
                 <w:rFonts w:hint="default"/>
+                <w:sz w:val="16"/>
+                <w:szCs w:val="16"/>
                 <w:vertAlign w:val="baseline"/>
                 <w:lang w:val="en-US"/>
               </w:rPr>
-              <w:t xml:space="preserve"> approach with meta heuristic algorithms</w:t>
+              <w:t xml:space="preserve"> approach with meta heuristic algorithms. Reduced end-to-end delay.</w:t>
             </w:r>
           </w:p>
         </w:tc>
         <w:tc>
           <w:tcPr>
-            <w:tcW w:w="3271" w:type="dxa"/>
+            <w:tcW w:w="3519" w:type="dxa"/>
           </w:tcPr>
           <w:p>
             <w:pPr>
@@ -4811,12 +4872,16 @@
               <w:jc w:val="left"/>
               <w:textAlignment w:val="auto"/>
               <w:rPr>
+                <w:sz w:val="16"/>
+                <w:szCs w:val="16"/>
                 <w:vertAlign w:val="baseline"/>
               </w:rPr>
             </w:pPr>
             <w:r>
               <w:rPr>
                 <w:rFonts w:hint="default"/>
+                <w:sz w:val="16"/>
+                <w:szCs w:val="16"/>
                 <w:vertAlign w:val="baseline"/>
               </w:rPr>
               <w:t>Assumes ideal energy estimation</w:t>
@@ -4824,6 +4889,8 @@
             <w:r>
               <w:rPr>
                 <w:rFonts w:hint="default"/>
+                <w:sz w:val="16"/>
+                <w:szCs w:val="16"/>
                 <w:vertAlign w:val="baseline"/>
                 <w:lang w:val="en-US"/>
               </w:rPr>
@@ -4832,6 +4899,8 @@
             <w:r>
               <w:rPr>
                 <w:rFonts w:hint="default"/>
+                <w:sz w:val="16"/>
+                <w:szCs w:val="16"/>
                 <w:vertAlign w:val="baseline"/>
               </w:rPr>
               <w:t>oes not consider node location or distance factors.</w:t>
@@ -4858,7 +4927,7 @@
         </w:tblPrEx>
         <w:tc>
           <w:tcPr>
-            <w:tcW w:w="563" w:type="dxa"/>
+            <w:tcW w:w="434" w:type="dxa"/>
           </w:tcPr>
           <w:p>
             <w:pPr>
@@ -4885,6 +4954,8 @@
               <w:textAlignment w:val="auto"/>
               <w:rPr>
                 <w:rFonts w:hint="default"/>
+                <w:sz w:val="16"/>
+                <w:szCs w:val="16"/>
                 <w:vertAlign w:val="baseline"/>
                 <w:lang w:val="en-US"/>
               </w:rPr>
@@ -4892,6 +4963,8 @@
             <w:r>
               <w:rPr>
                 <w:rFonts w:hint="default"/>
+                <w:sz w:val="16"/>
+                <w:szCs w:val="16"/>
                 <w:vertAlign w:val="baseline"/>
                 <w:lang w:val="en-US"/>
               </w:rPr>
@@ -4901,7 +4974,7 @@
         </w:tc>
         <w:tc>
           <w:tcPr>
-            <w:tcW w:w="3324" w:type="dxa"/>
+            <w:tcW w:w="710" w:type="dxa"/>
           </w:tcPr>
           <w:p>
             <w:pPr>
@@ -4928,6 +5001,8 @@
               <w:textAlignment w:val="auto"/>
               <w:rPr>
                 <w:rFonts w:hint="default"/>
+                <w:sz w:val="16"/>
+                <w:szCs w:val="16"/>
                 <w:vertAlign w:val="baseline"/>
                 <w:lang w:val="en-US"/>
               </w:rPr>
@@ -4935,23 +5010,18 @@
             <w:r>
               <w:rPr>
                 <w:rFonts w:hint="default"/>
-                <w:vertAlign w:val="baseline"/>
-              </w:rPr>
-              <w:t>Reddy et al. "AD-DDEEC Augmented Density-Based Distributed Energy-Efficient Clustering" (2025)</w:t>
-            </w:r>
-            <w:r>
-              <w:rPr>
-                <w:rFonts w:hint="default"/>
+                <w:sz w:val="16"/>
+                <w:szCs w:val="16"/>
                 <w:vertAlign w:val="baseline"/>
                 <w:lang w:val="en-US"/>
               </w:rPr>
-              <w:t xml:space="preserve"> [26]</w:t>
+              <w:t>[26]</w:t>
             </w:r>
           </w:p>
         </w:tc>
         <w:tc>
           <w:tcPr>
-            <w:tcW w:w="2917" w:type="dxa"/>
+            <w:tcW w:w="5412" w:type="dxa"/>
           </w:tcPr>
           <w:p>
             <w:pPr>
@@ -4978,21 +5048,82 @@
               <w:textAlignment w:val="auto"/>
               <w:rPr>
                 <w:rFonts w:hint="default"/>
+                <w:sz w:val="16"/>
+                <w:szCs w:val="16"/>
                 <w:vertAlign w:val="baseline"/>
               </w:rPr>
             </w:pPr>
             <w:r>
               <w:rPr>
                 <w:rFonts w:hint="default"/>
+                <w:sz w:val="16"/>
+                <w:szCs w:val="16"/>
                 <w:vertAlign w:val="baseline"/>
               </w:rPr>
               <w:t>Implements a composite fitness function that dynamically adjusts sleep/wake cycles based on the distance to the Base Station.</w:t>
+            </w:r>
+            <w:r>
+              <w:rPr>
+                <w:rFonts w:hint="default"/>
+                <w:sz w:val="16"/>
+                <w:szCs w:val="16"/>
+                <w:vertAlign w:val="baseline"/>
+                <w:lang w:val="en-US"/>
+              </w:rPr>
+              <w:t xml:space="preserve"> </w:t>
+            </w:r>
+            <w:r>
+              <w:rPr>
+                <w:rFonts w:hint="default"/>
+                <w:sz w:val="16"/>
+                <w:szCs w:val="16"/>
+                <w:vertAlign w:val="baseline"/>
+              </w:rPr>
+              <w:t>Extended network life</w:t>
+            </w:r>
+            <w:r>
+              <w:rPr>
+                <w:rFonts w:hint="default"/>
+                <w:sz w:val="16"/>
+                <w:szCs w:val="16"/>
+                <w:vertAlign w:val="baseline"/>
+                <w:lang w:val="en-US"/>
+              </w:rPr>
+              <w:t xml:space="preserve">time </w:t>
+            </w:r>
+            <w:r>
+              <w:rPr>
+                <w:rFonts w:hint="default"/>
+                <w:sz w:val="16"/>
+                <w:szCs w:val="16"/>
+                <w:vertAlign w:val="baseline"/>
+              </w:rPr>
+              <w:t>by 60%</w:t>
+            </w:r>
+            <w:r>
+              <w:rPr>
+                <w:rFonts w:hint="default"/>
+                <w:sz w:val="16"/>
+                <w:szCs w:val="16"/>
+                <w:vertAlign w:val="baseline"/>
+                <w:lang w:val="en-US"/>
+              </w:rPr>
+              <w:t xml:space="preserve"> </w:t>
+            </w:r>
+            <w:r>
+              <w:rPr>
+                <w:rFonts w:hint="default"/>
+                <w:sz w:val="16"/>
+                <w:szCs w:val="16"/>
+                <w:vertAlign w:val="baseline"/>
+              </w:rPr>
+              <w:t>over standard DEEC.</w:t>
             </w:r>
           </w:p>
         </w:tc>
         <w:tc>
           <w:tcPr>
-            <w:tcW w:w="3271" w:type="dxa"/>
+            <w:tcW w:w="3519" w:type="dxa"/>
           </w:tcPr>
           <w:p>
             <w:pPr>
@@ -5019,6 +5150,8 @@
               <w:textAlignment w:val="auto"/>
               <w:rPr>
                 <w:rFonts w:hint="default"/>
+                <w:sz w:val="16"/>
+                <w:szCs w:val="16"/>
                 <w:vertAlign w:val="baseline"/>
                 <w:lang w:val="en-US"/>
               </w:rPr>
@@ -5026,6 +5159,8 @@
             <w:r>
               <w:rPr>
                 <w:rFonts w:hint="default"/>
+                <w:sz w:val="16"/>
+                <w:szCs w:val="16"/>
                 <w:vertAlign w:val="baseline"/>
                 <w:lang w:val="en-US"/>
               </w:rPr>
@@ -5053,7 +5188,7 @@
         </w:tblPrEx>
         <w:tc>
           <w:tcPr>
-            <w:tcW w:w="563" w:type="dxa"/>
+            <w:tcW w:w="434" w:type="dxa"/>
           </w:tcPr>
           <w:p>
             <w:pPr>
@@ -5080,6 +5215,8 @@
               <w:textAlignment w:val="auto"/>
               <w:rPr>
                 <w:rFonts w:hint="default"/>
+                <w:sz w:val="16"/>
+                <w:szCs w:val="16"/>
                 <w:vertAlign w:val="baseline"/>
                 <w:lang w:val="en-US"/>
               </w:rPr>
@@ -5087,6 +5224,8 @@
             <w:r>
               <w:rPr>
                 <w:rFonts w:hint="default"/>
+                <w:sz w:val="16"/>
+                <w:szCs w:val="16"/>
                 <w:vertAlign w:val="baseline"/>
                 <w:lang w:val="en-US"/>
               </w:rPr>
@@ -5096,7 +5235,7 @@
         </w:tc>
         <w:tc>
           <w:tcPr>
-            <w:tcW w:w="3324" w:type="dxa"/>
+            <w:tcW w:w="710" w:type="dxa"/>
           </w:tcPr>
           <w:p>
             <w:pPr>
@@ -5123,6 +5262,8 @@
               <w:textAlignment w:val="auto"/>
               <w:rPr>
                 <w:rFonts w:hint="default"/>
+                <w:sz w:val="16"/>
+                <w:szCs w:val="16"/>
                 <w:vertAlign w:val="baseline"/>
                 <w:lang w:val="en-US"/>
               </w:rPr>
@@ -5130,23 +5271,18 @@
             <w:r>
               <w:rPr>
                 <w:rFonts w:hint="default"/>
-                <w:vertAlign w:val="baseline"/>
-              </w:rPr>
-              <w:t>Sharma &amp; Kumar "EEBMFO:Energy-Efficient Bat-Moth Flame Optimization for Routing" (2025)</w:t>
-            </w:r>
-            <w:r>
-              <w:rPr>
-                <w:rFonts w:hint="default"/>
+                <w:sz w:val="16"/>
+                <w:szCs w:val="16"/>
                 <w:vertAlign w:val="baseline"/>
                 <w:lang w:val="en-US"/>
               </w:rPr>
-              <w:t xml:space="preserve"> [27]</w:t>
+              <w:t>[27]</w:t>
             </w:r>
           </w:p>
         </w:tc>
         <w:tc>
           <w:tcPr>
-            <w:tcW w:w="2917" w:type="dxa"/>
+            <w:tcW w:w="5412" w:type="dxa"/>
           </w:tcPr>
           <w:p>
             <w:pPr>
@@ -5173,21 +5309,36 @@
               <w:textAlignment w:val="auto"/>
               <w:rPr>
                 <w:rFonts w:hint="default"/>
-                <w:vertAlign w:val="baseline"/>
+                <w:sz w:val="16"/>
+                <w:szCs w:val="16"/>
+                <w:vertAlign w:val="baseline"/>
+                <w:lang w:val="en-US"/>
               </w:rPr>
             </w:pPr>
             <w:r>
               <w:rPr>
                 <w:rFonts w:hint="default"/>
+                <w:sz w:val="16"/>
+                <w:szCs w:val="16"/>
                 <w:vertAlign w:val="baseline"/>
               </w:rPr>
               <w:t>Hybridizes Bat (echolocation) and Moth Flame (spiral movement) algorithms to find the shortest, most energy-dense paths</w:t>
+            </w:r>
+            <w:r>
+              <w:rPr>
+                <w:rFonts w:hint="default"/>
+                <w:sz w:val="16"/>
+                <w:szCs w:val="16"/>
+                <w:vertAlign w:val="baseline"/>
+                <w:lang w:val="en-US"/>
+              </w:rPr>
+              <w:t>. Improved 30% longer network lifetime, 15% higher packet delivery as compared to GA+PSO.</w:t>
             </w:r>
           </w:p>
         </w:tc>
         <w:tc>
           <w:tcPr>
-            <w:tcW w:w="3271" w:type="dxa"/>
+            <w:tcW w:w="3519" w:type="dxa"/>
           </w:tcPr>
           <w:p>
             <w:pPr>
@@ -5214,6 +5365,8 @@
               <w:textAlignment w:val="auto"/>
               <w:rPr>
                 <w:rFonts w:hint="default"/>
+                <w:sz w:val="16"/>
+                <w:szCs w:val="16"/>
                 <w:vertAlign w:val="baseline"/>
                 <w:lang w:val="en-US"/>
               </w:rPr>
@@ -5221,6 +5374,8 @@
             <w:r>
               <w:rPr>
                 <w:rFonts w:hint="default"/>
+                <w:sz w:val="16"/>
+                <w:szCs w:val="16"/>
                 <w:vertAlign w:val="baseline"/>
                 <w:lang w:val="en-US"/>
               </w:rPr>
@@ -5248,7 +5403,7 @@
         </w:tblPrEx>
         <w:tc>
           <w:tcPr>
-            <w:tcW w:w="563" w:type="dxa"/>
+            <w:tcW w:w="434" w:type="dxa"/>
           </w:tcPr>
           <w:p>
             <w:pPr>
@@ -5275,6 +5430,8 @@
               <w:textAlignment w:val="auto"/>
               <w:rPr>
                 <w:rFonts w:hint="default"/>
+                <w:sz w:val="16"/>
+                <w:szCs w:val="16"/>
                 <w:vertAlign w:val="baseline"/>
                 <w:lang w:val="en-US"/>
               </w:rPr>
@@ -5282,6 +5439,8 @@
             <w:r>
               <w:rPr>
                 <w:rFonts w:hint="default"/>
+                <w:sz w:val="16"/>
+                <w:szCs w:val="16"/>
                 <w:vertAlign w:val="baseline"/>
                 <w:lang w:val="en-US"/>
               </w:rPr>
@@ -5291,7 +5450,7 @@
         </w:tc>
         <w:tc>
           <w:tcPr>
-            <w:tcW w:w="3324" w:type="dxa"/>
+            <w:tcW w:w="710" w:type="dxa"/>
           </w:tcPr>
           <w:p>
             <w:pPr>
@@ -5318,6 +5477,8 @@
               <w:textAlignment w:val="auto"/>
               <w:rPr>
                 <w:rFonts w:hint="default"/>
+                <w:sz w:val="16"/>
+                <w:szCs w:val="16"/>
                 <w:vertAlign w:val="baseline"/>
                 <w:lang w:val="en-US"/>
               </w:rPr>
@@ -5325,38 +5486,18 @@
             <w:r>
               <w:rPr>
                 <w:rFonts w:hint="default"/>
-                <w:vertAlign w:val="baseline"/>
-              </w:rPr>
-              <w:t>Olayemi et al. "MLSRP</w:t>
-            </w:r>
-            <w:r>
-              <w:rPr>
-                <w:rFonts w:hint="default"/>
+                <w:sz w:val="16"/>
+                <w:szCs w:val="16"/>
                 <w:vertAlign w:val="baseline"/>
                 <w:lang w:val="en-US"/>
               </w:rPr>
-              <w:t xml:space="preserve"> </w:t>
-            </w:r>
-            <w:r>
-              <w:rPr>
-                <w:rFonts w:hint="default"/>
-                <w:vertAlign w:val="baseline"/>
-              </w:rPr>
-              <w:t>Machine Learning-based Secure Routing Protocol" (2025)</w:t>
-            </w:r>
-            <w:r>
-              <w:rPr>
-                <w:rFonts w:hint="default"/>
-                <w:vertAlign w:val="baseline"/>
-                <w:lang w:val="en-US"/>
-              </w:rPr>
-              <w:t xml:space="preserve"> [28]</w:t>
+              <w:t>[28]</w:t>
             </w:r>
           </w:p>
         </w:tc>
         <w:tc>
           <w:tcPr>
-            <w:tcW w:w="2917" w:type="dxa"/>
+            <w:tcW w:w="5412" w:type="dxa"/>
           </w:tcPr>
           <w:p>
             <w:pPr>
@@ -5383,21 +5524,56 @@
               <w:textAlignment w:val="auto"/>
               <w:rPr>
                 <w:rFonts w:hint="default"/>
-                <w:vertAlign w:val="baseline"/>
+                <w:sz w:val="16"/>
+                <w:szCs w:val="16"/>
+                <w:vertAlign w:val="baseline"/>
+                <w:lang w:val="en-US"/>
               </w:rPr>
             </w:pPr>
             <w:r>
               <w:rPr>
                 <w:rFonts w:hint="default"/>
+                <w:sz w:val="16"/>
+                <w:szCs w:val="16"/>
                 <w:vertAlign w:val="baseline"/>
               </w:rPr>
               <w:t>Integrates light-weight Reinforcement Learning to predict node energy depletion and bypass failing nodes.</w:t>
+            </w:r>
+            <w:r>
+              <w:rPr>
+                <w:rFonts w:hint="default"/>
+                <w:sz w:val="16"/>
+                <w:szCs w:val="16"/>
+                <w:vertAlign w:val="baseline"/>
+                <w:lang w:val="en-US"/>
+              </w:rPr>
+              <w:t xml:space="preserve"> I</w:t>
+            </w:r>
+            <w:r>
+              <w:rPr>
+                <w:rFonts w:hint="default"/>
+                <w:sz w:val="16"/>
+                <w:szCs w:val="16"/>
+                <w:vertAlign w:val="baseline"/>
+                <w:lang w:val="en-US"/>
+              </w:rPr>
+              <w:t xml:space="preserve">mproved </w:t>
+            </w:r>
+            <w:r>
+              <w:rPr>
+                <w:rFonts w:hint="default"/>
+                <w:sz w:val="16"/>
+                <w:szCs w:val="16"/>
+                <w:vertAlign w:val="baseline"/>
+                <w:lang w:val="en-US"/>
+              </w:rPr>
+              <w:t>93.87% network lifetime, 86.67% better route selection as compared to traditional ML.</w:t>
             </w:r>
           </w:p>
         </w:tc>
         <w:tc>
           <w:tcPr>
-            <w:tcW w:w="3271" w:type="dxa"/>
+            <w:tcW w:w="3519" w:type="dxa"/>
           </w:tcPr>
           <w:p>
             <w:pPr>
@@ -5424,6 +5600,8 @@
               <w:textAlignment w:val="auto"/>
               <w:rPr>
                 <w:rFonts w:hint="default"/>
+                <w:sz w:val="16"/>
+                <w:szCs w:val="16"/>
                 <w:vertAlign w:val="baseline"/>
                 <w:lang w:val="en-US"/>
               </w:rPr>
@@ -5431,6 +5609,8 @@
             <w:r>
               <w:rPr>
                 <w:rFonts w:hint="default"/>
+                <w:sz w:val="16"/>
+                <w:szCs w:val="16"/>
                 <w:vertAlign w:val="baseline"/>
                 <w:lang w:val="en-US"/>
               </w:rPr>
@@ -5458,7 +5638,7 @@
         </w:tblPrEx>
         <w:tc>
           <w:tcPr>
-            <w:tcW w:w="563" w:type="dxa"/>
+            <w:tcW w:w="434" w:type="dxa"/>
           </w:tcPr>
           <w:p>
             <w:pPr>
@@ -5485,6 +5665,8 @@
               <w:textAlignment w:val="auto"/>
               <w:rPr>
                 <w:rFonts w:hint="default"/>
+                <w:sz w:val="16"/>
+                <w:szCs w:val="16"/>
                 <w:vertAlign w:val="baseline"/>
                 <w:lang w:val="en-US"/>
               </w:rPr>
@@ -5492,6 +5674,8 @@
             <w:r>
               <w:rPr>
                 <w:rFonts w:hint="default"/>
+                <w:sz w:val="16"/>
+                <w:szCs w:val="16"/>
                 <w:vertAlign w:val="baseline"/>
                 <w:lang w:val="en-US"/>
               </w:rPr>
@@ -5501,7 +5685,7 @@
         </w:tc>
         <w:tc>
           <w:tcPr>
-            <w:tcW w:w="3324" w:type="dxa"/>
+            <w:tcW w:w="710" w:type="dxa"/>
           </w:tcPr>
           <w:p>
             <w:pPr>
@@ -5528,6 +5712,8 @@
               <w:textAlignment w:val="auto"/>
               <w:rPr>
                 <w:rFonts w:hint="default"/>
+                <w:sz w:val="16"/>
+                <w:szCs w:val="16"/>
                 <w:vertAlign w:val="baseline"/>
                 <w:lang w:val="en-US"/>
               </w:rPr>
@@ -5535,23 +5721,18 @@
             <w:r>
               <w:rPr>
                 <w:rFonts w:hint="default"/>
-                <w:vertAlign w:val="baseline"/>
-              </w:rPr>
-              <w:t>Veluswamy, "Trust-aware secure energy-efficient routing protocol using two-tier optimization" (2026)</w:t>
-            </w:r>
-            <w:r>
-              <w:rPr>
-                <w:rFonts w:hint="default"/>
+                <w:sz w:val="16"/>
+                <w:szCs w:val="16"/>
                 <w:vertAlign w:val="baseline"/>
                 <w:lang w:val="en-US"/>
               </w:rPr>
-              <w:t xml:space="preserve"> [29]</w:t>
+              <w:t>[29]</w:t>
             </w:r>
           </w:p>
         </w:tc>
         <w:tc>
           <w:tcPr>
-            <w:tcW w:w="2917" w:type="dxa"/>
+            <w:tcW w:w="5412" w:type="dxa"/>
           </w:tcPr>
           <w:p>
             <w:pPr>
@@ -5578,21 +5759,36 @@
               <w:textAlignment w:val="auto"/>
               <w:rPr>
                 <w:rFonts w:hint="default"/>
-                <w:vertAlign w:val="baseline"/>
+                <w:sz w:val="16"/>
+                <w:szCs w:val="16"/>
+                <w:vertAlign w:val="baseline"/>
+                <w:lang w:val="en-US"/>
               </w:rPr>
             </w:pPr>
             <w:r>
               <w:rPr>
                 <w:rFonts w:hint="default"/>
+                <w:sz w:val="16"/>
+                <w:szCs w:val="16"/>
                 <w:vertAlign w:val="baseline"/>
               </w:rPr>
               <w:t>Two-Tier Optimization: Combines trust management with energy metrics to select secure and efficient Cluster Heads (CH)</w:t>
+            </w:r>
+            <w:r>
+              <w:rPr>
+                <w:rFonts w:hint="default"/>
+                <w:sz w:val="16"/>
+                <w:szCs w:val="16"/>
+                <w:vertAlign w:val="baseline"/>
+                <w:lang w:val="en-US"/>
+              </w:rPr>
+              <w:t>. Improved 15% longer lifetime and 12% less energy consumption as compared to TSEERPC.</w:t>
             </w:r>
           </w:p>
         </w:tc>
         <w:tc>
           <w:tcPr>
-            <w:tcW w:w="3271" w:type="dxa"/>
+            <w:tcW w:w="3519" w:type="dxa"/>
           </w:tcPr>
           <w:p>
             <w:pPr>
@@ -5619,6 +5815,8 @@
               <w:textAlignment w:val="auto"/>
               <w:rPr>
                 <w:rFonts w:hint="default"/>
+                <w:sz w:val="16"/>
+                <w:szCs w:val="16"/>
                 <w:vertAlign w:val="baseline"/>
                 <w:lang w:val="en-US"/>
               </w:rPr>
@@ -5626,6 +5824,8 @@
             <w:r>
               <w:rPr>
                 <w:rFonts w:hint="default"/>
+                <w:sz w:val="16"/>
+                <w:szCs w:val="16"/>
                 <w:vertAlign w:val="baseline"/>
                 <w:lang w:val="en-US"/>
               </w:rPr>
@@ -5653,7 +5853,7 @@
         </w:tblPrEx>
         <w:tc>
           <w:tcPr>
-            <w:tcW w:w="563" w:type="dxa"/>
+            <w:tcW w:w="434" w:type="dxa"/>
           </w:tcPr>
           <w:p>
             <w:pPr>
@@ -5680,6 +5880,8 @@
               <w:textAlignment w:val="auto"/>
               <w:rPr>
                 <w:rFonts w:hint="default"/>
+                <w:sz w:val="16"/>
+                <w:szCs w:val="16"/>
                 <w:vertAlign w:val="baseline"/>
                 <w:lang w:val="en-US"/>
               </w:rPr>
@@ -5687,6 +5889,8 @@
             <w:r>
               <w:rPr>
                 <w:rFonts w:hint="default"/>
+                <w:sz w:val="16"/>
+                <w:szCs w:val="16"/>
                 <w:vertAlign w:val="baseline"/>
                 <w:lang w:val="en-US"/>
               </w:rPr>
@@ -5696,7 +5900,7 @@
         </w:tc>
         <w:tc>
           <w:tcPr>
-            <w:tcW w:w="3324" w:type="dxa"/>
+            <w:tcW w:w="710" w:type="dxa"/>
           </w:tcPr>
           <w:p>
             <w:pPr>
@@ -5723,6 +5927,8 @@
               <w:textAlignment w:val="auto"/>
               <w:rPr>
                 <w:rFonts w:hint="default"/>
+                <w:sz w:val="16"/>
+                <w:szCs w:val="16"/>
                 <w:vertAlign w:val="baseline"/>
                 <w:lang w:val="en-US"/>
               </w:rPr>
@@ -5730,23 +5936,18 @@
             <w:r>
               <w:rPr>
                 <w:rFonts w:hint="default"/>
-                <w:vertAlign w:val="baseline"/>
-              </w:rPr>
-              <w:t>A Comprehensive Survey of Routing Protocols for Underwater WSN" (2026)</w:t>
-            </w:r>
-            <w:r>
-              <w:rPr>
-                <w:rFonts w:hint="default"/>
+                <w:sz w:val="16"/>
+                <w:szCs w:val="16"/>
                 <w:vertAlign w:val="baseline"/>
                 <w:lang w:val="en-US"/>
               </w:rPr>
-              <w:t xml:space="preserve"> [30]</w:t>
+              <w:t>[30]</w:t>
             </w:r>
           </w:p>
         </w:tc>
         <w:tc>
           <w:tcPr>
-            <w:tcW w:w="2917" w:type="dxa"/>
+            <w:tcW w:w="5412" w:type="dxa"/>
           </w:tcPr>
           <w:p>
             <w:pPr>
@@ -5773,21 +5974,36 @@
               <w:textAlignment w:val="auto"/>
               <w:rPr>
                 <w:rFonts w:hint="default"/>
-                <w:vertAlign w:val="baseline"/>
+                <w:sz w:val="16"/>
+                <w:szCs w:val="16"/>
+                <w:vertAlign w:val="baseline"/>
+                <w:lang w:val="en-US"/>
               </w:rPr>
             </w:pPr>
             <w:r>
               <w:rPr>
                 <w:rFonts w:hint="default"/>
+                <w:sz w:val="16"/>
+                <w:szCs w:val="16"/>
                 <w:vertAlign w:val="baseline"/>
               </w:rPr>
               <w:t>Cross-layer Survey: Analyzes routing protocols specifically for the high-pressure, energy-scarce underwater environment.</w:t>
+            </w:r>
+            <w:r>
+              <w:rPr>
+                <w:rFonts w:hint="default"/>
+                <w:sz w:val="16"/>
+                <w:szCs w:val="16"/>
+                <w:vertAlign w:val="baseline"/>
+                <w:lang w:val="en-US"/>
+              </w:rPr>
+              <w:t xml:space="preserve"> (Comprehensive Survey)</w:t>
             </w:r>
           </w:p>
         </w:tc>
         <w:tc>
           <w:tcPr>
-            <w:tcW w:w="3271" w:type="dxa"/>
+            <w:tcW w:w="3519" w:type="dxa"/>
           </w:tcPr>
           <w:p>
             <w:pPr>
@@ -5814,6 +6030,8 @@
               <w:textAlignment w:val="auto"/>
               <w:rPr>
                 <w:rFonts w:hint="default"/>
+                <w:sz w:val="16"/>
+                <w:szCs w:val="16"/>
                 <w:vertAlign w:val="baseline"/>
                 <w:lang w:val="en-US"/>
               </w:rPr>
@@ -5821,6 +6039,8 @@
             <w:r>
               <w:rPr>
                 <w:rFonts w:hint="default"/>
+                <w:sz w:val="16"/>
+                <w:szCs w:val="16"/>
                 <w:vertAlign w:val="baseline"/>
                 <w:lang w:val="en-US"/>
               </w:rPr>
@@ -5848,7 +6068,7 @@
         </w:tblPrEx>
         <w:tc>
           <w:tcPr>
-            <w:tcW w:w="563" w:type="dxa"/>
+            <w:tcW w:w="434" w:type="dxa"/>
           </w:tcPr>
           <w:p>
             <w:pPr>
@@ -5875,6 +6095,8 @@
               <w:textAlignment w:val="auto"/>
               <w:rPr>
                 <w:rFonts w:hint="default"/>
+                <w:sz w:val="16"/>
+                <w:szCs w:val="16"/>
                 <w:vertAlign w:val="baseline"/>
                 <w:lang w:val="en-US"/>
               </w:rPr>
@@ -5882,6 +6104,8 @@
             <w:r>
               <w:rPr>
                 <w:rFonts w:hint="default"/>
+                <w:sz w:val="16"/>
+                <w:szCs w:val="16"/>
                 <w:vertAlign w:val="baseline"/>
                 <w:lang w:val="en-US"/>
               </w:rPr>
@@ -5891,7 +6115,7 @@
         </w:tc>
         <w:tc>
           <w:tcPr>
-            <w:tcW w:w="3324" w:type="dxa"/>
+            <w:tcW w:w="710" w:type="dxa"/>
           </w:tcPr>
           <w:p>
             <w:pPr>
@@ -5918,6 +6142,8 @@
               <w:textAlignment w:val="auto"/>
               <w:rPr>
                 <w:rFonts w:hint="default"/>
+                <w:sz w:val="16"/>
+                <w:szCs w:val="16"/>
                 <w:vertAlign w:val="baseline"/>
                 <w:lang w:val="en-US"/>
               </w:rPr>
@@ -5925,38 +6151,18 @@
             <w:r>
               <w:rPr>
                 <w:rFonts w:hint="default"/>
-                <w:vertAlign w:val="baseline"/>
-              </w:rPr>
-              <w:t>Hartono et al. "Metaheuristic Approaches for Energy Optimization in WSN</w:t>
-            </w:r>
-            <w:r>
-              <w:rPr>
-                <w:rFonts w:hint="default"/>
+                <w:sz w:val="16"/>
+                <w:szCs w:val="16"/>
                 <w:vertAlign w:val="baseline"/>
                 <w:lang w:val="en-US"/>
               </w:rPr>
-              <w:t xml:space="preserve">, </w:t>
-            </w:r>
-            <w:r>
-              <w:rPr>
-                <w:rFonts w:hint="default"/>
-                <w:vertAlign w:val="baseline"/>
-              </w:rPr>
-              <w:t>A Systematic Review" (2026)</w:t>
-            </w:r>
-            <w:r>
-              <w:rPr>
-                <w:rFonts w:hint="default"/>
-                <w:vertAlign w:val="baseline"/>
-                <w:lang w:val="en-US"/>
-              </w:rPr>
-              <w:t xml:space="preserve"> [31]</w:t>
+              <w:t>[31]</w:t>
             </w:r>
           </w:p>
         </w:tc>
         <w:tc>
           <w:tcPr>
-            <w:tcW w:w="2917" w:type="dxa"/>
+            <w:tcW w:w="5412" w:type="dxa"/>
           </w:tcPr>
           <w:p>
             <w:pPr>
@@ -5983,12 +6189,17 @@
               <w:textAlignment w:val="auto"/>
               <w:rPr>
                 <w:rFonts w:hint="default"/>
-                <w:vertAlign w:val="baseline"/>
+                <w:sz w:val="16"/>
+                <w:szCs w:val="16"/>
+                <w:vertAlign w:val="baseline"/>
+                <w:lang w:val="en-US"/>
               </w:rPr>
             </w:pPr>
             <w:r>
               <w:rPr>
                 <w:rFonts w:hint="default"/>
+                <w:sz w:val="16"/>
+                <w:szCs w:val="16"/>
                 <w:vertAlign w:val="baseline"/>
               </w:rPr>
               <w:t>Metaheuristic Framework: A synthesis of hybrid algorithms (Machine Learning, Edge Computing</w:t>
@@ -5996,6 +6207,8 @@
             <w:r>
               <w:rPr>
                 <w:rFonts w:hint="default"/>
+                <w:sz w:val="16"/>
+                <w:szCs w:val="16"/>
                 <w:vertAlign w:val="baseline"/>
                 <w:lang w:val="en-US"/>
               </w:rPr>
@@ -6004,15 +6217,46 @@
             <w:r>
               <w:rPr>
                 <w:rFonts w:hint="default"/>
-                <w:vertAlign w:val="baseline"/>
-              </w:rPr>
-              <w:t xml:space="preserve"> UAV-assisted routing).</w:t>
+                <w:sz w:val="16"/>
+                <w:szCs w:val="16"/>
+                <w:vertAlign w:val="baseline"/>
+              </w:rPr>
+              <w:t xml:space="preserve"> </w:t>
+            </w:r>
+            <w:r>
+              <w:rPr>
+                <w:rFonts w:hint="default"/>
+                <w:sz w:val="16"/>
+                <w:szCs w:val="16"/>
+                <w:vertAlign w:val="baseline"/>
+                <w:lang w:val="en-US"/>
+              </w:rPr>
+              <w:t>UAV-assisted</w:t>
+            </w:r>
+            <w:r>
+              <w:rPr>
+                <w:rFonts w:hint="default"/>
+                <w:sz w:val="16"/>
+                <w:szCs w:val="16"/>
+                <w:vertAlign w:val="baseline"/>
+              </w:rPr>
+              <w:t xml:space="preserve"> routing).</w:t>
+            </w:r>
+            <w:r>
+              <w:rPr>
+                <w:rFonts w:hint="default"/>
+                <w:sz w:val="16"/>
+                <w:szCs w:val="16"/>
+                <w:vertAlign w:val="baseline"/>
+                <w:lang w:val="en-US"/>
+              </w:rPr>
+              <w:t xml:space="preserve"> (Systematic Review)</w:t>
             </w:r>
           </w:p>
         </w:tc>
         <w:tc>
           <w:tcPr>
-            <w:tcW w:w="3271" w:type="dxa"/>
+            <w:tcW w:w="3519" w:type="dxa"/>
           </w:tcPr>
           <w:p>
             <w:pPr>
@@ -6039,6 +6283,8 @@
               <w:textAlignment w:val="auto"/>
               <w:rPr>
                 <w:rFonts w:hint="default"/>
+                <w:sz w:val="16"/>
+                <w:szCs w:val="16"/>
                 <w:vertAlign w:val="baseline"/>
                 <w:lang w:val="en-US"/>
               </w:rPr>
@@ -6046,6 +6292,8 @@
             <w:r>
               <w:rPr>
                 <w:rFonts w:hint="default"/>
+                <w:sz w:val="16"/>
+                <w:szCs w:val="16"/>
                 <w:vertAlign w:val="baseline"/>
                 <w:lang w:val="en-US"/>
               </w:rPr>
@@ -6073,7 +6321,7 @@
         </w:tblPrEx>
         <w:tc>
           <w:tcPr>
-            <w:tcW w:w="563" w:type="dxa"/>
+            <w:tcW w:w="434" w:type="dxa"/>
           </w:tcPr>
           <w:p>
             <w:pPr>
@@ -6100,6 +6348,8 @@
               <w:textAlignment w:val="auto"/>
               <w:rPr>
                 <w:rFonts w:hint="default"/>
+                <w:sz w:val="16"/>
+                <w:szCs w:val="16"/>
                 <w:vertAlign w:val="baseline"/>
                 <w:lang w:val="en-US"/>
               </w:rPr>
@@ -6107,6 +6357,8 @@
             <w:r>
               <w:rPr>
                 <w:rFonts w:hint="default"/>
+                <w:sz w:val="16"/>
+                <w:szCs w:val="16"/>
                 <w:vertAlign w:val="baseline"/>
                 <w:lang w:val="en-US"/>
               </w:rPr>
@@ -6116,7 +6368,7 @@
         </w:tc>
         <w:tc>
           <w:tcPr>
-            <w:tcW w:w="3324" w:type="dxa"/>
+            <w:tcW w:w="710" w:type="dxa"/>
           </w:tcPr>
           <w:p>
             <w:pPr>
@@ -6143,6 +6395,8 @@
               <w:textAlignment w:val="auto"/>
               <w:rPr>
                 <w:rFonts w:hint="default"/>
+                <w:sz w:val="16"/>
+                <w:szCs w:val="16"/>
                 <w:vertAlign w:val="baseline"/>
                 <w:lang w:val="en-US"/>
               </w:rPr>
@@ -6150,23 +6404,18 @@
             <w:r>
               <w:rPr>
                 <w:rFonts w:hint="default"/>
-                <w:vertAlign w:val="baseline"/>
-              </w:rPr>
-              <w:t>Gawade et al. "I-HEED Intelligent Hybrid Energy-Efficient Distributed Clustering" (2026)</w:t>
-            </w:r>
-            <w:r>
-              <w:rPr>
-                <w:rFonts w:hint="default"/>
+                <w:sz w:val="16"/>
+                <w:szCs w:val="16"/>
                 <w:vertAlign w:val="baseline"/>
                 <w:lang w:val="en-US"/>
               </w:rPr>
-              <w:t xml:space="preserve"> [32]</w:t>
+              <w:t>[32]</w:t>
             </w:r>
           </w:p>
         </w:tc>
         <w:tc>
           <w:tcPr>
-            <w:tcW w:w="2917" w:type="dxa"/>
+            <w:tcW w:w="5412" w:type="dxa"/>
           </w:tcPr>
           <w:p>
             <w:pPr>
@@ -6193,21 +6442,36 @@
               <w:textAlignment w:val="auto"/>
               <w:rPr>
                 <w:rFonts w:hint="default"/>
-                <w:vertAlign w:val="baseline"/>
+                <w:sz w:val="16"/>
+                <w:szCs w:val="16"/>
+                <w:vertAlign w:val="baseline"/>
+                <w:lang w:val="en-US"/>
               </w:rPr>
             </w:pPr>
             <w:r>
               <w:rPr>
                 <w:rFonts w:hint="default"/>
+                <w:sz w:val="16"/>
+                <w:szCs w:val="16"/>
                 <w:vertAlign w:val="baseline"/>
               </w:rPr>
               <w:t>Uses a modified HEED algorithm with a fitness function based on node density and iterative competition for CH selection</w:t>
+            </w:r>
+            <w:r>
+              <w:rPr>
+                <w:rFonts w:hint="default"/>
+                <w:sz w:val="16"/>
+                <w:szCs w:val="16"/>
+                <w:vertAlign w:val="baseline"/>
+                <w:lang w:val="en-US"/>
+              </w:rPr>
+              <w:t>. Improved 20.4% throughput and reduce 11.4% energy consumption as compared to HEED.</w:t>
             </w:r>
           </w:p>
         </w:tc>
         <w:tc>
           <w:tcPr>
-            <w:tcW w:w="3271" w:type="dxa"/>
+            <w:tcW w:w="3519" w:type="dxa"/>
           </w:tcPr>
           <w:p>
             <w:pPr>
@@ -6234,6 +6498,8 @@
               <w:textAlignment w:val="auto"/>
               <w:rPr>
                 <w:rFonts w:hint="default"/>
+                <w:sz w:val="16"/>
+                <w:szCs w:val="16"/>
                 <w:vertAlign w:val="baseline"/>
                 <w:lang w:val="en-US"/>
               </w:rPr>
@@ -6241,6 +6507,8 @@
             <w:r>
               <w:rPr>
                 <w:rFonts w:hint="default"/>
+                <w:sz w:val="16"/>
+                <w:szCs w:val="16"/>
                 <w:vertAlign w:val="baseline"/>
                 <w:lang w:val="en-US"/>
               </w:rPr>
@@ -6268,7 +6536,7 @@
         </w:tblPrEx>
         <w:tc>
           <w:tcPr>
-            <w:tcW w:w="563" w:type="dxa"/>
+            <w:tcW w:w="434" w:type="dxa"/>
           </w:tcPr>
           <w:p>
             <w:pPr>
@@ -6295,6 +6563,8 @@
               <w:textAlignment w:val="auto"/>
               <w:rPr>
                 <w:rFonts w:hint="default"/>
+                <w:sz w:val="16"/>
+                <w:szCs w:val="16"/>
                 <w:vertAlign w:val="baseline"/>
                 <w:lang w:val="en-US"/>
               </w:rPr>
@@ -6302,6 +6572,8 @@
             <w:r>
               <w:rPr>
                 <w:rFonts w:hint="default"/>
+                <w:sz w:val="16"/>
+                <w:szCs w:val="16"/>
                 <w:vertAlign w:val="baseline"/>
                 <w:lang w:val="en-US"/>
               </w:rPr>
@@ -6311,7 +6583,7 @@
         </w:tc>
         <w:tc>
           <w:tcPr>
-            <w:tcW w:w="3324" w:type="dxa"/>
+            <w:tcW w:w="710" w:type="dxa"/>
           </w:tcPr>
           <w:p>
             <w:pPr>
@@ -6338,6 +6610,8 @@
               <w:textAlignment w:val="auto"/>
               <w:rPr>
                 <w:rFonts w:hint="default"/>
+                <w:sz w:val="16"/>
+                <w:szCs w:val="16"/>
                 <w:vertAlign w:val="baseline"/>
                 <w:lang w:val="en-US"/>
               </w:rPr>
@@ -6345,23 +6619,18 @@
             <w:r>
               <w:rPr>
                 <w:rFonts w:hint="default"/>
-                <w:vertAlign w:val="baseline"/>
-              </w:rPr>
-              <w:t>Energy optimized scheduling in WSN using RL-HAPSO" (Nature, 2026)</w:t>
-            </w:r>
-            <w:r>
-              <w:rPr>
-                <w:rFonts w:hint="default"/>
+                <w:sz w:val="16"/>
+                <w:szCs w:val="16"/>
                 <w:vertAlign w:val="baseline"/>
                 <w:lang w:val="en-US"/>
               </w:rPr>
-              <w:t xml:space="preserve"> [33]</w:t>
+              <w:t>[33]</w:t>
             </w:r>
           </w:p>
         </w:tc>
         <w:tc>
           <w:tcPr>
-            <w:tcW w:w="2917" w:type="dxa"/>
+            <w:tcW w:w="5412" w:type="dxa"/>
           </w:tcPr>
           <w:p>
             <w:pPr>
@@ -6388,21 +6657,36 @@
               <w:textAlignment w:val="auto"/>
               <w:rPr>
                 <w:rFonts w:hint="default"/>
-                <w:vertAlign w:val="baseline"/>
+                <w:sz w:val="16"/>
+                <w:szCs w:val="16"/>
+                <w:vertAlign w:val="baseline"/>
+                <w:lang w:val="en-US"/>
               </w:rPr>
             </w:pPr>
             <w:r>
               <w:rPr>
                 <w:rFonts w:hint="default"/>
+                <w:sz w:val="16"/>
+                <w:szCs w:val="16"/>
                 <w:vertAlign w:val="baseline"/>
               </w:rPr>
               <w:t>RL-HAPSO: Combines Ant Colony (ACO) and Particle Swarm Optimization (PSO) with Q-learning Reinforcement Learning for adaptive scheduling</w:t>
+            </w:r>
+            <w:r>
+              <w:rPr>
+                <w:rFonts w:hint="default"/>
+                <w:sz w:val="16"/>
+                <w:szCs w:val="16"/>
+                <w:vertAlign w:val="baseline"/>
+                <w:lang w:val="en-US"/>
+              </w:rPr>
+              <w:t>. Improved network lifetime by 90% as compared to Associativity Based Routing.</w:t>
             </w:r>
           </w:p>
         </w:tc>
         <w:tc>
           <w:tcPr>
-            <w:tcW w:w="3271" w:type="dxa"/>
+            <w:tcW w:w="3519" w:type="dxa"/>
           </w:tcPr>
           <w:p>
             <w:pPr>
@@ -6429,6 +6713,8 @@
               <w:textAlignment w:val="auto"/>
               <w:rPr>
                 <w:rFonts w:hint="default"/>
+                <w:sz w:val="16"/>
+                <w:szCs w:val="16"/>
                 <w:vertAlign w:val="baseline"/>
                 <w:lang w:val="en-US"/>
               </w:rPr>
@@ -6436,6 +6722,8 @@
             <w:r>
               <w:rPr>
                 <w:rFonts w:hint="default"/>
+                <w:sz w:val="16"/>
+                <w:szCs w:val="16"/>
                 <w:vertAlign w:val="baseline"/>
                 <w:lang w:val="en-US"/>
               </w:rPr>
@@ -6463,7 +6751,7 @@
         </w:tblPrEx>
         <w:tc>
           <w:tcPr>
-            <w:tcW w:w="563" w:type="dxa"/>
+            <w:tcW w:w="434" w:type="dxa"/>
           </w:tcPr>
           <w:p>
             <w:pPr>
@@ -6490,6 +6778,8 @@
               <w:textAlignment w:val="auto"/>
               <w:rPr>
                 <w:rFonts w:hint="default"/>
+                <w:sz w:val="16"/>
+                <w:szCs w:val="16"/>
                 <w:vertAlign w:val="baseline"/>
                 <w:lang w:val="en-US"/>
               </w:rPr>
@@ -6497,6 +6787,8 @@
             <w:r>
               <w:rPr>
                 <w:rFonts w:hint="default"/>
+                <w:sz w:val="16"/>
+                <w:szCs w:val="16"/>
                 <w:vertAlign w:val="baseline"/>
                 <w:lang w:val="en-US"/>
               </w:rPr>
@@ -6506,7 +6798,7 @@
         </w:tc>
         <w:tc>
           <w:tcPr>
-            <w:tcW w:w="3324" w:type="dxa"/>
+            <w:tcW w:w="710" w:type="dxa"/>
           </w:tcPr>
           <w:p>
             <w:pPr>
@@ -6533,6 +6825,8 @@
               <w:textAlignment w:val="auto"/>
               <w:rPr>
                 <w:rFonts w:hint="default"/>
+                <w:sz w:val="16"/>
+                <w:szCs w:val="16"/>
                 <w:vertAlign w:val="baseline"/>
                 <w:lang w:val="en-US"/>
               </w:rPr>
@@ -6540,23 +6834,18 @@
             <w:r>
               <w:rPr>
                 <w:rFonts w:hint="default"/>
-                <w:vertAlign w:val="baseline"/>
-              </w:rPr>
-              <w:t>Sowbarnika, "Trust aware secure energy-efficient routing protocol for clustered WSNs" (2026)</w:t>
-            </w:r>
-            <w:r>
-              <w:rPr>
-                <w:rFonts w:hint="default"/>
+                <w:sz w:val="16"/>
+                <w:szCs w:val="16"/>
                 <w:vertAlign w:val="baseline"/>
                 <w:lang w:val="en-US"/>
               </w:rPr>
-              <w:t xml:space="preserve"> [34]</w:t>
+              <w:t>[34]</w:t>
             </w:r>
           </w:p>
         </w:tc>
         <w:tc>
           <w:tcPr>
-            <w:tcW w:w="2917" w:type="dxa"/>
+            <w:tcW w:w="5412" w:type="dxa"/>
           </w:tcPr>
           <w:p>
             <w:pPr>
@@ -6583,12 +6872,17 @@
               <w:textAlignment w:val="auto"/>
               <w:rPr>
                 <w:rFonts w:hint="default"/>
-                <w:vertAlign w:val="baseline"/>
+                <w:sz w:val="16"/>
+                <w:szCs w:val="16"/>
+                <w:vertAlign w:val="baseline"/>
+                <w:lang w:val="en-US"/>
               </w:rPr>
             </w:pPr>
             <w:r>
               <w:rPr>
                 <w:rFonts w:hint="default"/>
+                <w:sz w:val="16"/>
+                <w:szCs w:val="16"/>
                 <w:vertAlign w:val="baseline"/>
               </w:rPr>
               <w:t>Trust-Energy Integration</w:t>
@@ -6596,6 +6890,8 @@
             <w:r>
               <w:rPr>
                 <w:rFonts w:hint="default"/>
+                <w:sz w:val="16"/>
+                <w:szCs w:val="16"/>
                 <w:vertAlign w:val="baseline"/>
                 <w:lang w:val="en-US"/>
               </w:rPr>
@@ -6604,15 +6900,47 @@
             <w:r>
               <w:rPr>
                 <w:rFonts w:hint="default"/>
+                <w:sz w:val="16"/>
+                <w:szCs w:val="16"/>
                 <w:vertAlign w:val="baseline"/>
               </w:rPr>
               <w:t>Uses a multi-factor fitness function to prioritize nodes with both high residual energy and high reliability</w:t>
+            </w:r>
+            <w:r>
+              <w:rPr>
+                <w:rFonts w:hint="default"/>
+                <w:sz w:val="16"/>
+                <w:szCs w:val="16"/>
+                <w:vertAlign w:val="baseline"/>
+                <w:lang w:val="en-US"/>
+              </w:rPr>
+              <w:t xml:space="preserve">. Improved </w:t>
+            </w:r>
+            <w:r>
+              <w:rPr>
+                <w:rFonts w:hint="default"/>
+                <w:sz w:val="16"/>
+                <w:szCs w:val="16"/>
+                <w:vertAlign w:val="baseline"/>
+                <w:lang w:val="en-US"/>
+              </w:rPr>
+              <w:t>throughput by 11% and PDR by</w:t>
+            </w:r>
+            <w:r>
+              <w:rPr>
+                <w:rFonts w:hint="default"/>
+                <w:sz w:val="16"/>
+                <w:szCs w:val="16"/>
+                <w:vertAlign w:val="baseline"/>
+                <w:lang w:val="en-US"/>
+              </w:rPr>
+              <w:t xml:space="preserve"> 8% as compared to TAS-EER.</w:t>
             </w:r>
           </w:p>
         </w:tc>
         <w:tc>
           <w:tcPr>
-            <w:tcW w:w="3271" w:type="dxa"/>
+            <w:tcW w:w="3519" w:type="dxa"/>
           </w:tcPr>
           <w:p>
             <w:pPr>
@@ -6639,6 +6967,8 @@
               <w:textAlignment w:val="auto"/>
               <w:rPr>
                 <w:rFonts w:hint="default"/>
+                <w:sz w:val="16"/>
+                <w:szCs w:val="16"/>
                 <w:vertAlign w:val="baseline"/>
                 <w:lang w:val="en-US"/>
               </w:rPr>
@@ -6646,6 +6976,8 @@
             <w:r>
               <w:rPr>
                 <w:rFonts w:hint="default"/>
+                <w:sz w:val="16"/>
+                <w:szCs w:val="16"/>
                 <w:vertAlign w:val="baseline"/>
                 <w:lang w:val="en-US"/>
               </w:rPr>
@@ -6673,7 +7005,7 @@
         </w:tblPrEx>
         <w:tc>
           <w:tcPr>
-            <w:tcW w:w="563" w:type="dxa"/>
+            <w:tcW w:w="434" w:type="dxa"/>
           </w:tcPr>
           <w:p>
             <w:pPr>
@@ -6700,6 +7032,8 @@
               <w:textAlignment w:val="auto"/>
               <w:rPr>
                 <w:rFonts w:hint="default"/>
+                <w:sz w:val="16"/>
+                <w:szCs w:val="16"/>
                 <w:vertAlign w:val="baseline"/>
                 <w:lang w:val="en-US"/>
               </w:rPr>
@@ -6707,6 +7041,8 @@
             <w:r>
               <w:rPr>
                 <w:rFonts w:hint="default"/>
+                <w:sz w:val="16"/>
+                <w:szCs w:val="16"/>
                 <w:vertAlign w:val="baseline"/>
                 <w:lang w:val="en-US"/>
               </w:rPr>
@@ -6716,7 +7052,7 @@
         </w:tc>
         <w:tc>
           <w:tcPr>
-            <w:tcW w:w="3324" w:type="dxa"/>
+            <w:tcW w:w="710" w:type="dxa"/>
           </w:tcPr>
           <w:p>
             <w:pPr>
@@ -6743,6 +7079,8 @@
               <w:textAlignment w:val="auto"/>
               <w:rPr>
                 <w:rFonts w:hint="default"/>
+                <w:sz w:val="16"/>
+                <w:szCs w:val="16"/>
                 <w:vertAlign w:val="baseline"/>
                 <w:lang w:val="en-US"/>
               </w:rPr>
@@ -6750,20 +7088,8 @@
             <w:r>
               <w:rPr>
                 <w:rFonts w:hint="default"/>
-                <w:vertAlign w:val="baseline"/>
-              </w:rPr>
-              <w:tab/>
-            </w:r>
-            <w:r>
-              <w:rPr>
-                <w:rFonts w:hint="default"/>
-                <w:vertAlign w:val="baseline"/>
-              </w:rPr>
-              <w:t>"Enhanced Secretary Bird Optimization for Energy-Efficient Cluster Head Selection" (2026)</w:t>
-            </w:r>
-            <w:r>
-              <w:rPr>
-                <w:rFonts w:hint="default"/>
+                <w:sz w:val="16"/>
+                <w:szCs w:val="16"/>
                 <w:vertAlign w:val="baseline"/>
                 <w:lang w:val="en-US"/>
               </w:rPr>
@@ -6773,7 +7099,7 @@
         </w:tc>
         <w:tc>
           <w:tcPr>
-            <w:tcW w:w="2917" w:type="dxa"/>
+            <w:tcW w:w="5412" w:type="dxa"/>
           </w:tcPr>
           <w:p>
             <w:pPr>
@@ -6800,21 +7126,56 @@
               <w:textAlignment w:val="auto"/>
               <w:rPr>
                 <w:rFonts w:hint="default"/>
-                <w:vertAlign w:val="baseline"/>
+                <w:sz w:val="16"/>
+                <w:szCs w:val="16"/>
+                <w:vertAlign w:val="baseline"/>
+                <w:lang w:val="en-US"/>
               </w:rPr>
             </w:pPr>
             <w:r>
               <w:rPr>
                 <w:rFonts w:hint="default"/>
+                <w:sz w:val="16"/>
+                <w:szCs w:val="16"/>
                 <w:vertAlign w:val="baseline"/>
               </w:rPr>
               <w:t>Secretary Bird Optimization (SBOA) A bio-inspired metaheuristic that mimics the hunting behavior of birds to find optimal CH locations</w:t>
+            </w:r>
+            <w:r>
+              <w:rPr>
+                <w:rFonts w:hint="default"/>
+                <w:sz w:val="16"/>
+                <w:szCs w:val="16"/>
+                <w:vertAlign w:val="baseline"/>
+                <w:lang w:val="en-US"/>
+              </w:rPr>
+              <w:t>. I</w:t>
+            </w:r>
+            <w:r>
+              <w:rPr>
+                <w:rFonts w:hint="default"/>
+                <w:sz w:val="16"/>
+                <w:szCs w:val="16"/>
+                <w:vertAlign w:val="baseline"/>
+                <w:lang w:val="en-US"/>
+              </w:rPr>
+              <w:t xml:space="preserve">mproved network life by </w:t>
+            </w:r>
+            <w:r>
+              <w:rPr>
+                <w:rFonts w:hint="default"/>
+                <w:sz w:val="16"/>
+                <w:szCs w:val="16"/>
+                <w:vertAlign w:val="baseline"/>
+                <w:lang w:val="en-US"/>
+              </w:rPr>
+              <w:t xml:space="preserve">34.5% as compared to FBECS. </w:t>
             </w:r>
           </w:p>
         </w:tc>
         <w:tc>
           <w:tcPr>
-            <w:tcW w:w="3271" w:type="dxa"/>
+            <w:tcW w:w="3519" w:type="dxa"/>
           </w:tcPr>
           <w:p>
             <w:pPr>
@@ -6841,6 +7202,8 @@
               <w:textAlignment w:val="auto"/>
               <w:rPr>
                 <w:rFonts w:hint="default"/>
+                <w:sz w:val="16"/>
+                <w:szCs w:val="16"/>
                 <w:vertAlign w:val="baseline"/>
                 <w:lang w:val="en-US"/>
               </w:rPr>
@@ -6848,6 +7211,8 @@
             <w:r>
               <w:rPr>
                 <w:rFonts w:hint="default"/>
+                <w:sz w:val="16"/>
+                <w:szCs w:val="16"/>
                 <w:vertAlign w:val="baseline"/>
                 <w:lang w:val="en-US"/>
               </w:rPr>
@@ -6875,7 +7240,7 @@
         </w:tblPrEx>
         <w:tc>
           <w:tcPr>
-            <w:tcW w:w="563" w:type="dxa"/>
+            <w:tcW w:w="434" w:type="dxa"/>
           </w:tcPr>
           <w:p>
             <w:pPr>
@@ -6902,6 +7267,8 @@
               <w:textAlignment w:val="auto"/>
               <w:rPr>
                 <w:rFonts w:hint="default"/>
+                <w:sz w:val="16"/>
+                <w:szCs w:val="16"/>
                 <w:vertAlign w:val="baseline"/>
                 <w:lang w:val="en-US"/>
               </w:rPr>
@@ -6909,6 +7276,8 @@
             <w:r>
               <w:rPr>
                 <w:rFonts w:hint="default"/>
+                <w:sz w:val="16"/>
+                <w:szCs w:val="16"/>
                 <w:vertAlign w:val="baseline"/>
                 <w:lang w:val="en-US"/>
               </w:rPr>
@@ -6918,7 +7287,7 @@
         </w:tc>
         <w:tc>
           <w:tcPr>
-            <w:tcW w:w="3324" w:type="dxa"/>
+            <w:tcW w:w="710" w:type="dxa"/>
           </w:tcPr>
           <w:p>
             <w:pPr>
@@ -6945,6 +7314,8 @@
               <w:textAlignment w:val="auto"/>
               <w:rPr>
                 <w:rFonts w:hint="default"/>
+                <w:sz w:val="16"/>
+                <w:szCs w:val="16"/>
                 <w:vertAlign w:val="baseline"/>
                 <w:lang w:val="en-US"/>
               </w:rPr>
@@ -6952,13 +7323,8 @@
             <w:r>
               <w:rPr>
                 <w:rFonts w:hint="default"/>
-                <w:vertAlign w:val="baseline"/>
-              </w:rPr>
-              <w:t>Intelligent Energy-Aware Routing via Protozoa Behavior" (2026)</w:t>
-            </w:r>
-            <w:r>
-              <w:rPr>
-                <w:rFonts w:hint="default"/>
+                <w:sz w:val="16"/>
+                <w:szCs w:val="16"/>
                 <w:vertAlign w:val="baseline"/>
                 <w:lang w:val="en-US"/>
               </w:rPr>
@@ -6968,7 +7334,7 @@
         </w:tc>
         <w:tc>
           <w:tcPr>
-            <w:tcW w:w="2917" w:type="dxa"/>
+            <w:tcW w:w="5412" w:type="dxa"/>
           </w:tcPr>
           <w:p>
             <w:pPr>
@@ -6995,21 +7361,56 @@
               <w:textAlignment w:val="auto"/>
               <w:rPr>
                 <w:rFonts w:hint="default"/>
-                <w:vertAlign w:val="baseline"/>
+                <w:sz w:val="16"/>
+                <w:szCs w:val="16"/>
+                <w:vertAlign w:val="baseline"/>
+                <w:lang w:val="en-US"/>
               </w:rPr>
             </w:pPr>
             <w:r>
               <w:rPr>
                 <w:rFonts w:hint="default"/>
+                <w:sz w:val="16"/>
+                <w:szCs w:val="16"/>
                 <w:vertAlign w:val="baseline"/>
               </w:rPr>
               <w:t>Protozoa Behavior Modeling: Mimics the adaptive movement and resource consumption of simple organisms to determine data paths.</w:t>
+            </w:r>
+            <w:r>
+              <w:rPr>
+                <w:rFonts w:hint="default"/>
+                <w:sz w:val="16"/>
+                <w:szCs w:val="16"/>
+                <w:vertAlign w:val="baseline"/>
+                <w:lang w:val="en-US"/>
+              </w:rPr>
+              <w:t xml:space="preserve"> Improved network lifetime by 283.96% as compared to LEACH, </w:t>
+            </w:r>
+            <w:r>
+              <w:rPr>
+                <w:rFonts w:hint="default"/>
+                <w:sz w:val="16"/>
+                <w:szCs w:val="16"/>
+                <w:vertAlign w:val="baseline"/>
+                <w:lang w:val="en-US"/>
+              </w:rPr>
+              <w:t xml:space="preserve">increased throughput by </w:t>
+            </w:r>
+            <w:r>
+              <w:rPr>
+                <w:rFonts w:hint="default"/>
+                <w:sz w:val="16"/>
+                <w:szCs w:val="16"/>
+                <w:vertAlign w:val="baseline"/>
+                <w:lang w:val="en-US"/>
+              </w:rPr>
+              <w:t>60%  as compared to HEED and reduced energy consumption by 15% as compared to PSO.</w:t>
             </w:r>
           </w:p>
         </w:tc>
         <w:tc>
           <w:tcPr>
-            <w:tcW w:w="3271" w:type="dxa"/>
+            <w:tcW w:w="3519" w:type="dxa"/>
           </w:tcPr>
           <w:p>
             <w:pPr>
@@ -7036,6 +7437,8 @@
               <w:textAlignment w:val="auto"/>
               <w:rPr>
                 <w:rFonts w:hint="default"/>
+                <w:sz w:val="16"/>
+                <w:szCs w:val="16"/>
                 <w:vertAlign w:val="baseline"/>
                 <w:lang w:val="en-US"/>
               </w:rPr>
@@ -7043,6 +7446,8 @@
             <w:r>
               <w:rPr>
                 <w:rFonts w:hint="default"/>
+                <w:sz w:val="16"/>
+                <w:szCs w:val="16"/>
                 <w:vertAlign w:val="baseline"/>
                 <w:lang w:val="en-US"/>
               </w:rPr>
@@ -7066,24 +7471,6 @@
           <w:rFonts w:hint="default"/>
           <w:b/>
           <w:bCs/>
-          <w:lang w:val="en-US"/>
-        </w:rPr>
-      </w:pPr>
-    </w:p>
-    <w:p>
-      <w:pPr>
-        <w:pStyle w:val="9"/>
-        <w:numPr>
-          <w:ilvl w:val="0"/>
-          <w:numId w:val="0"/>
-        </w:numPr>
-        <w:bidi w:val="0"/>
-        <w:spacing w:after="120" w:line="228" w:lineRule="auto"/>
-        <w:jc w:val="both"/>
-        <w:rPr>
-          <w:rFonts w:hint="default"/>
-          <w:b/>
-          <w:bCs/>
           <w:sz w:val="16"/>
           <w:szCs w:val="16"/>
           <w:lang w:val="en-US"/>
@@ -7096,22 +7483,8 @@
           <w:docGrid w:linePitch="360" w:charSpace="0"/>
         </w:sectPr>
       </w:pPr>
-    </w:p>
-    <w:p>
-      <w:pPr>
-        <w:jc w:val="left"/>
-        <w:rPr>
-          <w:rFonts w:hint="default"/>
-        </w:rPr>
-      </w:pPr>
-    </w:p>
-    <w:p>
-      <w:pPr>
-        <w:jc w:val="left"/>
-        <w:rPr>
-          <w:rFonts w:hint="default"/>
-        </w:rPr>
-      </w:pPr>
+      <w:bookmarkStart w:id="0" w:name="_GoBack"/>
+      <w:bookmarkEnd w:id="0"/>
     </w:p>
     <w:p>
       <w:pPr>
@@ -7327,10 +7700,10 @@
           <wp:anchor distT="0" distB="0" distL="114300" distR="114300" simplePos="0" relativeHeight="251662336" behindDoc="0" locked="0" layoutInCell="1" allowOverlap="1">
             <wp:simplePos x="0" y="0"/>
             <wp:positionH relativeFrom="page">
-              <wp:posOffset>624205</wp:posOffset>
+              <wp:posOffset>633730</wp:posOffset>
             </wp:positionH>
             <wp:positionV relativeFrom="page">
-              <wp:posOffset>3235960</wp:posOffset>
+              <wp:posOffset>5554345</wp:posOffset>
             </wp:positionV>
             <wp:extent cx="2991485" cy="2489200"/>
             <wp:effectExtent l="0" t="0" r="18415" b="6350"/>
@@ -14991,12 +15364,6 @@
             <w:insideH w:val="single" w:color="auto" w:sz="4" w:space="0"/>
             <w:insideV w:val="single" w:color="auto" w:sz="4" w:space="0"/>
           </w:tblBorders>
-          <w:tblCellMar>
-            <w:top w:w="0" w:type="dxa"/>
-            <w:left w:w="108" w:type="dxa"/>
-            <w:bottom w:w="0" w:type="dxa"/>
-            <w:right w:w="108" w:type="dxa"/>
-          </w:tblCellMar>
         </w:tblPrEx>
         <w:tc>
           <w:tcPr>
